--- a/kutuzovsky-lot/Кутузовский_XII_аналитика_по_лоту.docx
+++ b/kutuzovsky-lot/Кутузовский_XII_аналитика_по_лоту.docx
@@ -1111,7 +1111,2493 @@
           <w:sz w:val="15"/>
           <w:szCs w:val="15"/>
         </w:rPr>
-        <w:t xml:space="preserve">«Бадаевский» строится на соседнем участке — тот же адрес, Кутузовский проспект, 12. Основа: Яндекс Карты.</w:t>
+        <w:t xml:space="preserve">«Бадаевский» и «Веспер Кутузовский» строятся на соседних участках — тот же адрес, Кутузовский проспект, 12. Основа: Яндекс Карты.</w:t>
+      </w:r>
+    </w:p>
+    <w:p>
+      <w:pPr>
+        <w:pageBreakBefore/>
+        <w:pBdr>
+          <w:bottom w:val="single" w:color="A9762F" w:sz="10" w:space="8"/>
+        </w:pBdr>
+        <w:spacing w:after="160"/>
+      </w:pPr>
+      <w:r>
+        <w:rPr>
+          <w:rFonts w:ascii="Georgia" w:cs="Georgia" w:eastAsia="Georgia" w:hAnsi="Georgia"/>
+          <w:b/>
+          <w:bCs/>
+          <w:i w:val="false"/>
+          <w:iCs w:val="false"/>
+          <w:color w:val="1F2A44"/>
+          <w:sz w:val="36"/>
+          <w:szCs w:val="36"/>
+        </w:rPr>
+        <w:t xml:space="preserve">Конкурентные проекты локации</w:t>
+      </w:r>
+    </w:p>
+    <w:p>
+      <w:pPr>
+        <w:spacing w:after="180" w:line="258" w:lineRule="auto"/>
+        <w:ind w:right="1560"/>
+      </w:pPr>
+      <w:r>
+        <w:rPr>
+          <w:rFonts w:ascii="Arial" w:cs="Arial" w:eastAsia="Arial" w:hAnsi="Arial"/>
+          <w:b w:val="false"/>
+          <w:bCs w:val="false"/>
+          <w:i w:val="false"/>
+          <w:iCs w:val="false"/>
+          <w:color w:val="2A2E38"/>
+          <w:sz w:val="19"/>
+          <w:szCs w:val="19"/>
+        </w:rPr>
+        <w:t xml:space="preserve">Пять проектов, между которыми выбирает покупатель с бюджетом «Кутузовского XII»: три стройки на соседних участках и две готовые башни у Москва-Сити.</w:t>
+      </w:r>
+    </w:p>
+    <w:tbl>
+      <w:tblPr>
+        <w:tblW w:type="dxa" w:w="9638"/>
+        <w:tblBorders>
+          <w:top w:val="single" w:color="auto" w:sz="4"/>
+          <w:left w:val="single" w:color="auto" w:sz="4"/>
+          <w:bottom w:val="single" w:color="auto" w:sz="4"/>
+          <w:right w:val="single" w:color="auto" w:sz="4"/>
+          <w:insideH w:val="single" w:color="auto" w:sz="4"/>
+          <w:insideV w:val="single" w:color="auto" w:sz="4"/>
+        </w:tblBorders>
+      </w:tblPr>
+      <w:tblGrid>
+        <w:gridCol w:w="1350"/>
+        <w:gridCol w:w="950"/>
+        <w:gridCol w:w="1500"/>
+        <w:gridCol w:w="1650"/>
+        <w:gridCol w:w="800"/>
+        <w:gridCol w:w="1100"/>
+        <w:gridCol w:w="1200"/>
+        <w:gridCol w:w="1088"/>
+      </w:tblGrid>
+      <w:tr>
+        <w:trPr>
+          <w:tblHeader/>
+        </w:trPr>
+        <w:tc>
+          <w:tcPr>
+            <w:tcW w:type="dxa" w:w="1350"/>
+            <w:tcBorders>
+              <w:top w:val="single" w:color="1F2A44" w:sz="4"/>
+              <w:left w:val="none" w:color="auto" w:sz="0"/>
+              <w:bottom w:val="single" w:color="D9D4CB" w:sz="4"/>
+              <w:right w:val="none" w:color="auto" w:sz="0"/>
+            </w:tcBorders>
+            <w:shd w:fill="1F2A44" w:color="auto" w:val="clear"/>
+            <w:tcMar>
+              <w:top w:type="dxa" w:w="52"/>
+              <w:left w:type="dxa" w:w="100"/>
+              <w:bottom w:type="dxa" w:w="52"/>
+              <w:right w:type="dxa" w:w="100"/>
+            </w:tcMar>
+            <w:vAlign w:val="center"/>
+          </w:tcPr>
+          <w:p>
+            <w:pPr>
+              <w:spacing w:after="0" w:line="240" w:lineRule="auto"/>
+              <w:jc w:val="left"/>
+            </w:pPr>
+            <w:r>
+              <w:rPr>
+                <w:rFonts w:ascii="Arial" w:cs="Arial" w:eastAsia="Arial" w:hAnsi="Arial"/>
+                <w:b/>
+                <w:bCs/>
+                <w:i w:val="false"/>
+                <w:iCs w:val="false"/>
+                <w:color w:val="FFFFFF"/>
+                <w:sz w:val="16"/>
+                <w:szCs w:val="16"/>
+              </w:rPr>
+              <w:t xml:space="preserve">Проект</w:t>
+            </w:r>
+          </w:p>
+        </w:tc>
+        <w:tc>
+          <w:tcPr>
+            <w:tcW w:type="dxa" w:w="950"/>
+            <w:tcBorders>
+              <w:top w:val="single" w:color="1F2A44" w:sz="4"/>
+              <w:left w:val="none" w:color="auto" w:sz="0"/>
+              <w:bottom w:val="single" w:color="D9D4CB" w:sz="4"/>
+              <w:right w:val="none" w:color="auto" w:sz="0"/>
+            </w:tcBorders>
+            <w:shd w:fill="1F2A44" w:color="auto" w:val="clear"/>
+            <w:tcMar>
+              <w:top w:type="dxa" w:w="52"/>
+              <w:left w:type="dxa" w:w="100"/>
+              <w:bottom w:type="dxa" w:w="52"/>
+              <w:right w:type="dxa" w:w="100"/>
+            </w:tcMar>
+            <w:vAlign w:val="center"/>
+          </w:tcPr>
+          <w:p>
+            <w:pPr>
+              <w:spacing w:after="0" w:line="240" w:lineRule="auto"/>
+              <w:jc w:val="center"/>
+            </w:pPr>
+            <w:r>
+              <w:rPr>
+                <w:rFonts w:ascii="Arial" w:cs="Arial" w:eastAsia="Arial" w:hAnsi="Arial"/>
+                <w:b/>
+                <w:bCs/>
+                <w:i w:val="false"/>
+                <w:iCs w:val="false"/>
+                <w:color w:val="FFFFFF"/>
+                <w:sz w:val="16"/>
+                <w:szCs w:val="16"/>
+              </w:rPr>
+              <w:t xml:space="preserve">Класс</w:t>
+            </w:r>
+          </w:p>
+        </w:tc>
+        <w:tc>
+          <w:tcPr>
+            <w:tcW w:type="dxa" w:w="1500"/>
+            <w:tcBorders>
+              <w:top w:val="single" w:color="1F2A44" w:sz="4"/>
+              <w:left w:val="none" w:color="auto" w:sz="0"/>
+              <w:bottom w:val="single" w:color="D9D4CB" w:sz="4"/>
+              <w:right w:val="none" w:color="auto" w:sz="0"/>
+            </w:tcBorders>
+            <w:shd w:fill="1F2A44" w:color="auto" w:val="clear"/>
+            <w:tcMar>
+              <w:top w:type="dxa" w:w="52"/>
+              <w:left w:type="dxa" w:w="100"/>
+              <w:bottom w:type="dxa" w:w="52"/>
+              <w:right w:type="dxa" w:w="100"/>
+            </w:tcMar>
+            <w:vAlign w:val="center"/>
+          </w:tcPr>
+          <w:p>
+            <w:pPr>
+              <w:spacing w:after="0" w:line="240" w:lineRule="auto"/>
+              <w:jc w:val="center"/>
+            </w:pPr>
+            <w:r>
+              <w:rPr>
+                <w:rFonts w:ascii="Arial" w:cs="Arial" w:eastAsia="Arial" w:hAnsi="Arial"/>
+                <w:b/>
+                <w:bCs/>
+                <w:i w:val="false"/>
+                <w:iCs w:val="false"/>
+                <w:color w:val="FFFFFF"/>
+                <w:sz w:val="16"/>
+                <w:szCs w:val="16"/>
+              </w:rPr>
+              <w:t xml:space="preserve">Срок сдачи</w:t>
+            </w:r>
+          </w:p>
+        </w:tc>
+        <w:tc>
+          <w:tcPr>
+            <w:tcW w:type="dxa" w:w="1650"/>
+            <w:tcBorders>
+              <w:top w:val="single" w:color="1F2A44" w:sz="4"/>
+              <w:left w:val="none" w:color="auto" w:sz="0"/>
+              <w:bottom w:val="single" w:color="D9D4CB" w:sz="4"/>
+              <w:right w:val="none" w:color="auto" w:sz="0"/>
+            </w:tcBorders>
+            <w:shd w:fill="1F2A44" w:color="auto" w:val="clear"/>
+            <w:tcMar>
+              <w:top w:type="dxa" w:w="52"/>
+              <w:left w:type="dxa" w:w="100"/>
+              <w:bottom w:type="dxa" w:w="52"/>
+              <w:right w:type="dxa" w:w="100"/>
+            </w:tcMar>
+            <w:vAlign w:val="center"/>
+          </w:tcPr>
+          <w:p>
+            <w:pPr>
+              <w:spacing w:after="0" w:line="240" w:lineRule="auto"/>
+              <w:jc w:val="center"/>
+            </w:pPr>
+            <w:r>
+              <w:rPr>
+                <w:rFonts w:ascii="Arial" w:cs="Arial" w:eastAsia="Arial" w:hAnsi="Arial"/>
+                <w:b/>
+                <w:bCs/>
+                <w:i w:val="false"/>
+                <w:iCs w:val="false"/>
+                <w:color w:val="FFFFFF"/>
+                <w:sz w:val="16"/>
+                <w:szCs w:val="16"/>
+              </w:rPr>
+              <w:t xml:space="preserve">Отделка
+в экспозиции</w:t>
+            </w:r>
+          </w:p>
+        </w:tc>
+        <w:tc>
+          <w:tcPr>
+            <w:tcW w:type="dxa" w:w="800"/>
+            <w:tcBorders>
+              <w:top w:val="single" w:color="1F2A44" w:sz="4"/>
+              <w:left w:val="none" w:color="auto" w:sz="0"/>
+              <w:bottom w:val="single" w:color="D9D4CB" w:sz="4"/>
+              <w:right w:val="none" w:color="auto" w:sz="0"/>
+            </w:tcBorders>
+            <w:shd w:fill="1F2A44" w:color="auto" w:val="clear"/>
+            <w:tcMar>
+              <w:top w:type="dxa" w:w="52"/>
+              <w:left w:type="dxa" w:w="100"/>
+              <w:bottom w:type="dxa" w:w="52"/>
+              <w:right w:type="dxa" w:w="100"/>
+            </w:tcMar>
+            <w:vAlign w:val="center"/>
+          </w:tcPr>
+          <w:p>
+            <w:pPr>
+              <w:spacing w:after="0" w:line="240" w:lineRule="auto"/>
+              <w:jc w:val="center"/>
+            </w:pPr>
+            <w:r>
+              <w:rPr>
+                <w:rFonts w:ascii="Arial" w:cs="Arial" w:eastAsia="Arial" w:hAnsi="Arial"/>
+                <w:b/>
+                <w:bCs/>
+                <w:i w:val="false"/>
+                <w:iCs w:val="false"/>
+                <w:color w:val="FFFFFF"/>
+                <w:sz w:val="16"/>
+                <w:szCs w:val="16"/>
+              </w:rPr>
+              <w:t xml:space="preserve">Лотов</w:t>
+            </w:r>
+          </w:p>
+        </w:tc>
+        <w:tc>
+          <w:tcPr>
+            <w:tcW w:type="dxa" w:w="1100"/>
+            <w:tcBorders>
+              <w:top w:val="single" w:color="1F2A44" w:sz="4"/>
+              <w:left w:val="none" w:color="auto" w:sz="0"/>
+              <w:bottom w:val="single" w:color="D9D4CB" w:sz="4"/>
+              <w:right w:val="none" w:color="auto" w:sz="0"/>
+            </w:tcBorders>
+            <w:shd w:fill="1F2A44" w:color="auto" w:val="clear"/>
+            <w:tcMar>
+              <w:top w:type="dxa" w:w="52"/>
+              <w:left w:type="dxa" w:w="100"/>
+              <w:bottom w:type="dxa" w:w="52"/>
+              <w:right w:type="dxa" w:w="100"/>
+            </w:tcMar>
+            <w:vAlign w:val="center"/>
+          </w:tcPr>
+          <w:p>
+            <w:pPr>
+              <w:spacing w:after="0" w:line="240" w:lineRule="auto"/>
+              <w:jc w:val="center"/>
+            </w:pPr>
+            <w:r>
+              <w:rPr>
+                <w:rFonts w:ascii="Arial" w:cs="Arial" w:eastAsia="Arial" w:hAnsi="Arial"/>
+                <w:b/>
+                <w:bCs/>
+                <w:i w:val="false"/>
+                <w:iCs w:val="false"/>
+                <w:color w:val="FFFFFF"/>
+                <w:sz w:val="16"/>
+                <w:szCs w:val="16"/>
+              </w:rPr>
+              <w:t xml:space="preserve">Площадь
+от — до, м²</w:t>
+            </w:r>
+          </w:p>
+        </w:tc>
+        <w:tc>
+          <w:tcPr>
+            <w:tcW w:type="dxa" w:w="1200"/>
+            <w:tcBorders>
+              <w:top w:val="single" w:color="1F2A44" w:sz="4"/>
+              <w:left w:val="none" w:color="auto" w:sz="0"/>
+              <w:bottom w:val="single" w:color="D9D4CB" w:sz="4"/>
+              <w:right w:val="none" w:color="auto" w:sz="0"/>
+            </w:tcBorders>
+            <w:shd w:fill="1F2A44" w:color="auto" w:val="clear"/>
+            <w:tcMar>
+              <w:top w:type="dxa" w:w="52"/>
+              <w:left w:type="dxa" w:w="100"/>
+              <w:bottom w:type="dxa" w:w="52"/>
+              <w:right w:type="dxa" w:w="100"/>
+            </w:tcMar>
+            <w:vAlign w:val="center"/>
+          </w:tcPr>
+          <w:p>
+            <w:pPr>
+              <w:spacing w:after="0" w:line="240" w:lineRule="auto"/>
+              <w:jc w:val="center"/>
+            </w:pPr>
+            <w:r>
+              <w:rPr>
+                <w:rFonts w:ascii="Arial" w:cs="Arial" w:eastAsia="Arial" w:hAnsi="Arial"/>
+                <w:b/>
+                <w:bCs/>
+                <w:i w:val="false"/>
+                <w:iCs w:val="false"/>
+                <w:color w:val="FFFFFF"/>
+                <w:sz w:val="16"/>
+                <w:szCs w:val="16"/>
+              </w:rPr>
+              <w:t xml:space="preserve">Цена лота
+от — до, млн ₽</w:t>
+            </w:r>
+          </w:p>
+        </w:tc>
+        <w:tc>
+          <w:tcPr>
+            <w:tcW w:type="dxa" w:w="1088"/>
+            <w:tcBorders>
+              <w:top w:val="single" w:color="1F2A44" w:sz="4"/>
+              <w:left w:val="none" w:color="auto" w:sz="0"/>
+              <w:bottom w:val="single" w:color="D9D4CB" w:sz="4"/>
+              <w:right w:val="none" w:color="auto" w:sz="0"/>
+            </w:tcBorders>
+            <w:shd w:fill="1F2A44" w:color="auto" w:val="clear"/>
+            <w:tcMar>
+              <w:top w:type="dxa" w:w="52"/>
+              <w:left w:type="dxa" w:w="100"/>
+              <w:bottom w:type="dxa" w:w="52"/>
+              <w:right w:type="dxa" w:w="100"/>
+            </w:tcMar>
+            <w:vAlign w:val="center"/>
+          </w:tcPr>
+          <w:p>
+            <w:pPr>
+              <w:spacing w:after="0" w:line="240" w:lineRule="auto"/>
+              <w:jc w:val="center"/>
+            </w:pPr>
+            <w:r>
+              <w:rPr>
+                <w:rFonts w:ascii="Arial" w:cs="Arial" w:eastAsia="Arial" w:hAnsi="Arial"/>
+                <w:b/>
+                <w:bCs/>
+                <w:i w:val="false"/>
+                <w:iCs w:val="false"/>
+                <w:color w:val="FFFFFF"/>
+                <w:sz w:val="16"/>
+                <w:szCs w:val="16"/>
+              </w:rPr>
+              <w:t xml:space="preserve">Средняя цена
+за м², ₽</w:t>
+            </w:r>
+          </w:p>
+        </w:tc>
+      </w:tr>
+      <w:tr>
+        <w:tc>
+          <w:tcPr>
+            <w:tcW w:type="dxa" w:w="1350"/>
+            <w:tcBorders>
+              <w:top w:val="single" w:color="D9D4CB" w:sz="4"/>
+              <w:left w:val="none" w:color="auto" w:sz="0"/>
+              <w:bottom w:val="single" w:color="D9D4CB" w:sz="4"/>
+              <w:right w:val="none" w:color="auto" w:sz="0"/>
+            </w:tcBorders>
+            <w:tcMar>
+              <w:top w:type="dxa" w:w="52"/>
+              <w:left w:type="dxa" w:w="100"/>
+              <w:bottom w:type="dxa" w:w="52"/>
+              <w:right w:type="dxa" w:w="100"/>
+            </w:tcMar>
+            <w:vAlign w:val="center"/>
+          </w:tcPr>
+          <w:p>
+            <w:pPr>
+              <w:spacing w:after="0" w:line="240" w:lineRule="auto"/>
+              <w:jc w:val="left"/>
+            </w:pPr>
+            <w:r>
+              <w:rPr>
+                <w:rFonts w:ascii="Arial" w:cs="Arial" w:eastAsia="Arial" w:hAnsi="Arial"/>
+                <w:b/>
+                <w:bCs/>
+                <w:i w:val="false"/>
+                <w:iCs w:val="false"/>
+                <w:color w:val="2A2E38"/>
+                <w:sz w:val="17"/>
+                <w:szCs w:val="17"/>
+              </w:rPr>
+              <w:t xml:space="preserve">Кутузовский XII</w:t>
+            </w:r>
+          </w:p>
+        </w:tc>
+        <w:tc>
+          <w:tcPr>
+            <w:tcW w:type="dxa" w:w="950"/>
+            <w:tcBorders>
+              <w:top w:val="single" w:color="D9D4CB" w:sz="4"/>
+              <w:left w:val="none" w:color="auto" w:sz="0"/>
+              <w:bottom w:val="single" w:color="D9D4CB" w:sz="4"/>
+              <w:right w:val="none" w:color="auto" w:sz="0"/>
+            </w:tcBorders>
+            <w:tcMar>
+              <w:top w:type="dxa" w:w="52"/>
+              <w:left w:type="dxa" w:w="100"/>
+              <w:bottom w:type="dxa" w:w="52"/>
+              <w:right w:type="dxa" w:w="100"/>
+            </w:tcMar>
+            <w:vAlign w:val="center"/>
+          </w:tcPr>
+          <w:p>
+            <w:pPr>
+              <w:spacing w:after="0" w:line="240" w:lineRule="auto"/>
+              <w:jc w:val="center"/>
+            </w:pPr>
+            <w:r>
+              <w:rPr>
+                <w:rFonts w:ascii="Arial" w:cs="Arial" w:eastAsia="Arial" w:hAnsi="Arial"/>
+                <w:b w:val="false"/>
+                <w:bCs w:val="false"/>
+                <w:i w:val="false"/>
+                <w:iCs w:val="false"/>
+                <w:color w:val="2A2E38"/>
+                <w:sz w:val="17"/>
+                <w:szCs w:val="17"/>
+              </w:rPr>
+              <w:t xml:space="preserve">бизнес</w:t>
+            </w:r>
+          </w:p>
+        </w:tc>
+        <w:tc>
+          <w:tcPr>
+            <w:tcW w:type="dxa" w:w="1500"/>
+            <w:tcBorders>
+              <w:top w:val="single" w:color="D9D4CB" w:sz="4"/>
+              <w:left w:val="none" w:color="auto" w:sz="0"/>
+              <w:bottom w:val="single" w:color="D9D4CB" w:sz="4"/>
+              <w:right w:val="none" w:color="auto" w:sz="0"/>
+            </w:tcBorders>
+            <w:tcMar>
+              <w:top w:type="dxa" w:w="52"/>
+              <w:left w:type="dxa" w:w="100"/>
+              <w:bottom w:type="dxa" w:w="52"/>
+              <w:right w:type="dxa" w:w="100"/>
+            </w:tcMar>
+            <w:vAlign w:val="center"/>
+          </w:tcPr>
+          <w:p>
+            <w:pPr>
+              <w:spacing w:after="0" w:line="240" w:lineRule="auto"/>
+              <w:jc w:val="center"/>
+            </w:pPr>
+            <w:r>
+              <w:rPr>
+                <w:rFonts w:ascii="Arial" w:cs="Arial" w:eastAsia="Arial" w:hAnsi="Arial"/>
+                <w:b w:val="false"/>
+                <w:bCs w:val="false"/>
+                <w:i w:val="false"/>
+                <w:iCs w:val="false"/>
+                <w:color w:val="2A2E38"/>
+                <w:sz w:val="17"/>
+                <w:szCs w:val="17"/>
+              </w:rPr>
+              <w:t xml:space="preserve">сдан в 2020</w:t>
+            </w:r>
+          </w:p>
+        </w:tc>
+        <w:tc>
+          <w:tcPr>
+            <w:tcW w:type="dxa" w:w="1650"/>
+            <w:tcBorders>
+              <w:top w:val="single" w:color="D9D4CB" w:sz="4"/>
+              <w:left w:val="none" w:color="auto" w:sz="0"/>
+              <w:bottom w:val="single" w:color="D9D4CB" w:sz="4"/>
+              <w:right w:val="none" w:color="auto" w:sz="0"/>
+            </w:tcBorders>
+            <w:tcMar>
+              <w:top w:type="dxa" w:w="52"/>
+              <w:left w:type="dxa" w:w="100"/>
+              <w:bottom w:type="dxa" w:w="52"/>
+              <w:right w:type="dxa" w:w="100"/>
+            </w:tcMar>
+            <w:vAlign w:val="center"/>
+          </w:tcPr>
+          <w:p>
+            <w:pPr>
+              <w:spacing w:after="0" w:line="240" w:lineRule="auto"/>
+              <w:jc w:val="center"/>
+            </w:pPr>
+            <w:r>
+              <w:rPr>
+                <w:rFonts w:ascii="Arial" w:cs="Arial" w:eastAsia="Arial" w:hAnsi="Arial"/>
+                <w:b w:val="false"/>
+                <w:bCs w:val="false"/>
+                <w:i w:val="false"/>
+                <w:iCs w:val="false"/>
+                <w:color w:val="2A2E38"/>
+                <w:sz w:val="17"/>
+                <w:szCs w:val="17"/>
+              </w:rPr>
+              <w:t xml:space="preserve">36 % лотов с ремонтом</w:t>
+            </w:r>
+          </w:p>
+        </w:tc>
+        <w:tc>
+          <w:tcPr>
+            <w:tcW w:type="dxa" w:w="800"/>
+            <w:tcBorders>
+              <w:top w:val="single" w:color="D9D4CB" w:sz="4"/>
+              <w:left w:val="none" w:color="auto" w:sz="0"/>
+              <w:bottom w:val="single" w:color="D9D4CB" w:sz="4"/>
+              <w:right w:val="none" w:color="auto" w:sz="0"/>
+            </w:tcBorders>
+            <w:tcMar>
+              <w:top w:type="dxa" w:w="52"/>
+              <w:left w:type="dxa" w:w="100"/>
+              <w:bottom w:type="dxa" w:w="52"/>
+              <w:right w:type="dxa" w:w="100"/>
+            </w:tcMar>
+            <w:vAlign w:val="center"/>
+          </w:tcPr>
+          <w:p>
+            <w:pPr>
+              <w:spacing w:after="0" w:line="240" w:lineRule="auto"/>
+              <w:jc w:val="center"/>
+            </w:pPr>
+            <w:r>
+              <w:rPr>
+                <w:rFonts w:ascii="Arial" w:cs="Arial" w:eastAsia="Arial" w:hAnsi="Arial"/>
+                <w:b w:val="false"/>
+                <w:bCs w:val="false"/>
+                <w:i w:val="false"/>
+                <w:iCs w:val="false"/>
+                <w:color w:val="2A2E38"/>
+                <w:sz w:val="17"/>
+                <w:szCs w:val="17"/>
+              </w:rPr>
+              <w:t xml:space="preserve">14</w:t>
+            </w:r>
+          </w:p>
+        </w:tc>
+        <w:tc>
+          <w:tcPr>
+            <w:tcW w:type="dxa" w:w="1100"/>
+            <w:tcBorders>
+              <w:top w:val="single" w:color="D9D4CB" w:sz="4"/>
+              <w:left w:val="none" w:color="auto" w:sz="0"/>
+              <w:bottom w:val="single" w:color="D9D4CB" w:sz="4"/>
+              <w:right w:val="none" w:color="auto" w:sz="0"/>
+            </w:tcBorders>
+            <w:tcMar>
+              <w:top w:type="dxa" w:w="52"/>
+              <w:left w:type="dxa" w:w="100"/>
+              <w:bottom w:type="dxa" w:w="52"/>
+              <w:right w:type="dxa" w:w="100"/>
+            </w:tcMar>
+            <w:vAlign w:val="center"/>
+          </w:tcPr>
+          <w:p>
+            <w:pPr>
+              <w:spacing w:after="0" w:line="240" w:lineRule="auto"/>
+              <w:jc w:val="center"/>
+            </w:pPr>
+            <w:r>
+              <w:rPr>
+                <w:rFonts w:ascii="Arial" w:cs="Arial" w:eastAsia="Arial" w:hAnsi="Arial"/>
+                <w:b w:val="false"/>
+                <w:bCs w:val="false"/>
+                <w:i w:val="false"/>
+                <w:iCs w:val="false"/>
+                <w:color w:val="2A2E38"/>
+                <w:sz w:val="17"/>
+                <w:szCs w:val="17"/>
+              </w:rPr>
+              <w:t xml:space="preserve">46–425</w:t>
+            </w:r>
+          </w:p>
+        </w:tc>
+        <w:tc>
+          <w:tcPr>
+            <w:tcW w:type="dxa" w:w="1200"/>
+            <w:tcBorders>
+              <w:top w:val="single" w:color="D9D4CB" w:sz="4"/>
+              <w:left w:val="none" w:color="auto" w:sz="0"/>
+              <w:bottom w:val="single" w:color="D9D4CB" w:sz="4"/>
+              <w:right w:val="none" w:color="auto" w:sz="0"/>
+            </w:tcBorders>
+            <w:tcMar>
+              <w:top w:type="dxa" w:w="52"/>
+              <w:left w:type="dxa" w:w="100"/>
+              <w:bottom w:type="dxa" w:w="52"/>
+              <w:right w:type="dxa" w:w="100"/>
+            </w:tcMar>
+            <w:vAlign w:val="center"/>
+          </w:tcPr>
+          <w:p>
+            <w:pPr>
+              <w:spacing w:after="0" w:line="240" w:lineRule="auto"/>
+              <w:jc w:val="center"/>
+            </w:pPr>
+            <w:r>
+              <w:rPr>
+                <w:rFonts w:ascii="Arial" w:cs="Arial" w:eastAsia="Arial" w:hAnsi="Arial"/>
+                <w:b w:val="false"/>
+                <w:bCs w:val="false"/>
+                <w:i w:val="false"/>
+                <w:iCs w:val="false"/>
+                <w:color w:val="2A2E38"/>
+                <w:sz w:val="17"/>
+                <w:szCs w:val="17"/>
+              </w:rPr>
+              <w:t xml:space="preserve">47–620</w:t>
+            </w:r>
+          </w:p>
+        </w:tc>
+        <w:tc>
+          <w:tcPr>
+            <w:tcW w:type="dxa" w:w="1088"/>
+            <w:tcBorders>
+              <w:top w:val="single" w:color="D9D4CB" w:sz="4"/>
+              <w:left w:val="none" w:color="auto" w:sz="0"/>
+              <w:bottom w:val="single" w:color="D9D4CB" w:sz="4"/>
+              <w:right w:val="none" w:color="auto" w:sz="0"/>
+            </w:tcBorders>
+            <w:tcMar>
+              <w:top w:type="dxa" w:w="52"/>
+              <w:left w:type="dxa" w:w="100"/>
+              <w:bottom w:type="dxa" w:w="52"/>
+              <w:right w:type="dxa" w:w="100"/>
+            </w:tcMar>
+            <w:vAlign w:val="center"/>
+          </w:tcPr>
+          <w:p>
+            <w:pPr>
+              <w:spacing w:after="0" w:line="240" w:lineRule="auto"/>
+              <w:jc w:val="center"/>
+            </w:pPr>
+            <w:r>
+              <w:rPr>
+                <w:rFonts w:ascii="Arial" w:cs="Arial" w:eastAsia="Arial" w:hAnsi="Arial"/>
+                <w:b w:val="false"/>
+                <w:bCs w:val="false"/>
+                <w:i w:val="false"/>
+                <w:iCs w:val="false"/>
+                <w:color w:val="2A2E38"/>
+                <w:sz w:val="17"/>
+                <w:szCs w:val="17"/>
+              </w:rPr>
+              <w:t xml:space="preserve">1 367 592</w:t>
+            </w:r>
+          </w:p>
+        </w:tc>
+      </w:tr>
+      <w:tr>
+        <w:tc>
+          <w:tcPr>
+            <w:tcW w:type="dxa" w:w="1350"/>
+            <w:tcBorders>
+              <w:top w:val="single" w:color="D9D4CB" w:sz="4"/>
+              <w:left w:val="none" w:color="auto" w:sz="0"/>
+              <w:bottom w:val="single" w:color="D9D4CB" w:sz="4"/>
+              <w:right w:val="none" w:color="auto" w:sz="0"/>
+            </w:tcBorders>
+            <w:shd w:fill="FBFAF8" w:color="auto" w:val="clear"/>
+            <w:tcMar>
+              <w:top w:type="dxa" w:w="52"/>
+              <w:left w:type="dxa" w:w="100"/>
+              <w:bottom w:type="dxa" w:w="52"/>
+              <w:right w:type="dxa" w:w="100"/>
+            </w:tcMar>
+            <w:vAlign w:val="center"/>
+          </w:tcPr>
+          <w:p>
+            <w:pPr>
+              <w:spacing w:after="0" w:line="240" w:lineRule="auto"/>
+              <w:jc w:val="left"/>
+            </w:pPr>
+            <w:r>
+              <w:rPr>
+                <w:rFonts w:ascii="Arial" w:cs="Arial" w:eastAsia="Arial" w:hAnsi="Arial"/>
+                <w:b/>
+                <w:bCs/>
+                <w:i w:val="false"/>
+                <w:iCs w:val="false"/>
+                <w:color w:val="2A2E38"/>
+                <w:sz w:val="17"/>
+                <w:szCs w:val="17"/>
+              </w:rPr>
+              <w:t xml:space="preserve">Бадаевский</w:t>
+            </w:r>
+          </w:p>
+        </w:tc>
+        <w:tc>
+          <w:tcPr>
+            <w:tcW w:type="dxa" w:w="950"/>
+            <w:tcBorders>
+              <w:top w:val="single" w:color="D9D4CB" w:sz="4"/>
+              <w:left w:val="none" w:color="auto" w:sz="0"/>
+              <w:bottom w:val="single" w:color="D9D4CB" w:sz="4"/>
+              <w:right w:val="none" w:color="auto" w:sz="0"/>
+            </w:tcBorders>
+            <w:shd w:fill="FBFAF8" w:color="auto" w:val="clear"/>
+            <w:tcMar>
+              <w:top w:type="dxa" w:w="52"/>
+              <w:left w:type="dxa" w:w="100"/>
+              <w:bottom w:type="dxa" w:w="52"/>
+              <w:right w:type="dxa" w:w="100"/>
+            </w:tcMar>
+            <w:vAlign w:val="center"/>
+          </w:tcPr>
+          <w:p>
+            <w:pPr>
+              <w:spacing w:after="0" w:line="240" w:lineRule="auto"/>
+              <w:jc w:val="center"/>
+            </w:pPr>
+            <w:r>
+              <w:rPr>
+                <w:rFonts w:ascii="Arial" w:cs="Arial" w:eastAsia="Arial" w:hAnsi="Arial"/>
+                <w:b w:val="false"/>
+                <w:bCs w:val="false"/>
+                <w:i w:val="false"/>
+                <w:iCs w:val="false"/>
+                <w:color w:val="2A2E38"/>
+                <w:sz w:val="17"/>
+                <w:szCs w:val="17"/>
+              </w:rPr>
+              <w:t xml:space="preserve">элит</w:t>
+            </w:r>
+          </w:p>
+        </w:tc>
+        <w:tc>
+          <w:tcPr>
+            <w:tcW w:type="dxa" w:w="1500"/>
+            <w:tcBorders>
+              <w:top w:val="single" w:color="D9D4CB" w:sz="4"/>
+              <w:left w:val="none" w:color="auto" w:sz="0"/>
+              <w:bottom w:val="single" w:color="D9D4CB" w:sz="4"/>
+              <w:right w:val="none" w:color="auto" w:sz="0"/>
+            </w:tcBorders>
+            <w:shd w:fill="FBFAF8" w:color="auto" w:val="clear"/>
+            <w:tcMar>
+              <w:top w:type="dxa" w:w="52"/>
+              <w:left w:type="dxa" w:w="100"/>
+              <w:bottom w:type="dxa" w:w="52"/>
+              <w:right w:type="dxa" w:w="100"/>
+            </w:tcMar>
+            <w:vAlign w:val="center"/>
+          </w:tcPr>
+          <w:p>
+            <w:pPr>
+              <w:spacing w:after="0" w:line="240" w:lineRule="auto"/>
+              <w:jc w:val="center"/>
+            </w:pPr>
+            <w:r>
+              <w:rPr>
+                <w:rFonts w:ascii="Arial" w:cs="Arial" w:eastAsia="Arial" w:hAnsi="Arial"/>
+                <w:b w:val="false"/>
+                <w:bCs w:val="false"/>
+                <w:i w:val="false"/>
+                <w:iCs w:val="false"/>
+                <w:color w:val="2A2E38"/>
+                <w:sz w:val="17"/>
+                <w:szCs w:val="17"/>
+              </w:rPr>
+              <w:t xml:space="preserve">IV кв. 2026 — IV кв. 2027</w:t>
+            </w:r>
+          </w:p>
+        </w:tc>
+        <w:tc>
+          <w:tcPr>
+            <w:tcW w:type="dxa" w:w="1650"/>
+            <w:tcBorders>
+              <w:top w:val="single" w:color="D9D4CB" w:sz="4"/>
+              <w:left w:val="none" w:color="auto" w:sz="0"/>
+              <w:bottom w:val="single" w:color="D9D4CB" w:sz="4"/>
+              <w:right w:val="none" w:color="auto" w:sz="0"/>
+            </w:tcBorders>
+            <w:shd w:fill="FBFAF8" w:color="auto" w:val="clear"/>
+            <w:tcMar>
+              <w:top w:type="dxa" w:w="52"/>
+              <w:left w:type="dxa" w:w="100"/>
+              <w:bottom w:type="dxa" w:w="52"/>
+              <w:right w:type="dxa" w:w="100"/>
+            </w:tcMar>
+            <w:vAlign w:val="center"/>
+          </w:tcPr>
+          <w:p>
+            <w:pPr>
+              <w:spacing w:after="0" w:line="240" w:lineRule="auto"/>
+              <w:jc w:val="center"/>
+            </w:pPr>
+            <w:r>
+              <w:rPr>
+                <w:rFonts w:ascii="Arial" w:cs="Arial" w:eastAsia="Arial" w:hAnsi="Arial"/>
+                <w:b w:val="false"/>
+                <w:bCs w:val="false"/>
+                <w:i w:val="false"/>
+                <w:iCs w:val="false"/>
+                <w:color w:val="2A2E38"/>
+                <w:sz w:val="17"/>
+                <w:szCs w:val="17"/>
+              </w:rPr>
+              <w:t xml:space="preserve">без отделки</w:t>
+            </w:r>
+          </w:p>
+        </w:tc>
+        <w:tc>
+          <w:tcPr>
+            <w:tcW w:type="dxa" w:w="800"/>
+            <w:tcBorders>
+              <w:top w:val="single" w:color="D9D4CB" w:sz="4"/>
+              <w:left w:val="none" w:color="auto" w:sz="0"/>
+              <w:bottom w:val="single" w:color="D9D4CB" w:sz="4"/>
+              <w:right w:val="none" w:color="auto" w:sz="0"/>
+            </w:tcBorders>
+            <w:shd w:fill="FBFAF8" w:color="auto" w:val="clear"/>
+            <w:tcMar>
+              <w:top w:type="dxa" w:w="52"/>
+              <w:left w:type="dxa" w:w="100"/>
+              <w:bottom w:type="dxa" w:w="52"/>
+              <w:right w:type="dxa" w:w="100"/>
+            </w:tcMar>
+            <w:vAlign w:val="center"/>
+          </w:tcPr>
+          <w:p>
+            <w:pPr>
+              <w:spacing w:after="0" w:line="240" w:lineRule="auto"/>
+              <w:jc w:val="center"/>
+            </w:pPr>
+            <w:r>
+              <w:rPr>
+                <w:rFonts w:ascii="Arial" w:cs="Arial" w:eastAsia="Arial" w:hAnsi="Arial"/>
+                <w:b w:val="false"/>
+                <w:bCs w:val="false"/>
+                <w:i w:val="false"/>
+                <w:iCs w:val="false"/>
+                <w:color w:val="2A2E38"/>
+                <w:sz w:val="17"/>
+                <w:szCs w:val="17"/>
+              </w:rPr>
+              <w:t xml:space="preserve">144</w:t>
+            </w:r>
+          </w:p>
+        </w:tc>
+        <w:tc>
+          <w:tcPr>
+            <w:tcW w:type="dxa" w:w="1100"/>
+            <w:tcBorders>
+              <w:top w:val="single" w:color="D9D4CB" w:sz="4"/>
+              <w:left w:val="none" w:color="auto" w:sz="0"/>
+              <w:bottom w:val="single" w:color="D9D4CB" w:sz="4"/>
+              <w:right w:val="none" w:color="auto" w:sz="0"/>
+            </w:tcBorders>
+            <w:shd w:fill="FBFAF8" w:color="auto" w:val="clear"/>
+            <w:tcMar>
+              <w:top w:type="dxa" w:w="52"/>
+              <w:left w:type="dxa" w:w="100"/>
+              <w:bottom w:type="dxa" w:w="52"/>
+              <w:right w:type="dxa" w:w="100"/>
+            </w:tcMar>
+            <w:vAlign w:val="center"/>
+          </w:tcPr>
+          <w:p>
+            <w:pPr>
+              <w:spacing w:after="0" w:line="240" w:lineRule="auto"/>
+              <w:jc w:val="center"/>
+            </w:pPr>
+            <w:r>
+              <w:rPr>
+                <w:rFonts w:ascii="Arial" w:cs="Arial" w:eastAsia="Arial" w:hAnsi="Arial"/>
+                <w:b w:val="false"/>
+                <w:bCs w:val="false"/>
+                <w:i w:val="false"/>
+                <w:iCs w:val="false"/>
+                <w:color w:val="2A2E38"/>
+                <w:sz w:val="17"/>
+                <w:szCs w:val="17"/>
+              </w:rPr>
+              <w:t xml:space="preserve">47–212</w:t>
+            </w:r>
+          </w:p>
+        </w:tc>
+        <w:tc>
+          <w:tcPr>
+            <w:tcW w:type="dxa" w:w="1200"/>
+            <w:tcBorders>
+              <w:top w:val="single" w:color="D9D4CB" w:sz="4"/>
+              <w:left w:val="none" w:color="auto" w:sz="0"/>
+              <w:bottom w:val="single" w:color="D9D4CB" w:sz="4"/>
+              <w:right w:val="none" w:color="auto" w:sz="0"/>
+            </w:tcBorders>
+            <w:shd w:fill="FBFAF8" w:color="auto" w:val="clear"/>
+            <w:tcMar>
+              <w:top w:type="dxa" w:w="52"/>
+              <w:left w:type="dxa" w:w="100"/>
+              <w:bottom w:type="dxa" w:w="52"/>
+              <w:right w:type="dxa" w:w="100"/>
+            </w:tcMar>
+            <w:vAlign w:val="center"/>
+          </w:tcPr>
+          <w:p>
+            <w:pPr>
+              <w:spacing w:after="0" w:line="240" w:lineRule="auto"/>
+              <w:jc w:val="center"/>
+            </w:pPr>
+            <w:r>
+              <w:rPr>
+                <w:rFonts w:ascii="Arial" w:cs="Arial" w:eastAsia="Arial" w:hAnsi="Arial"/>
+                <w:b w:val="false"/>
+                <w:bCs w:val="false"/>
+                <w:i w:val="false"/>
+                <w:iCs w:val="false"/>
+                <w:color w:val="2A2E38"/>
+                <w:sz w:val="17"/>
+                <w:szCs w:val="17"/>
+              </w:rPr>
+              <w:t xml:space="preserve">68–682</w:t>
+            </w:r>
+          </w:p>
+        </w:tc>
+        <w:tc>
+          <w:tcPr>
+            <w:tcW w:type="dxa" w:w="1088"/>
+            <w:tcBorders>
+              <w:top w:val="single" w:color="D9D4CB" w:sz="4"/>
+              <w:left w:val="none" w:color="auto" w:sz="0"/>
+              <w:bottom w:val="single" w:color="D9D4CB" w:sz="4"/>
+              <w:right w:val="none" w:color="auto" w:sz="0"/>
+            </w:tcBorders>
+            <w:shd w:fill="FBFAF8" w:color="auto" w:val="clear"/>
+            <w:tcMar>
+              <w:top w:type="dxa" w:w="52"/>
+              <w:left w:type="dxa" w:w="100"/>
+              <w:bottom w:type="dxa" w:w="52"/>
+              <w:right w:type="dxa" w:w="100"/>
+            </w:tcMar>
+            <w:vAlign w:val="center"/>
+          </w:tcPr>
+          <w:p>
+            <w:pPr>
+              <w:spacing w:after="0" w:line="240" w:lineRule="auto"/>
+              <w:jc w:val="center"/>
+            </w:pPr>
+            <w:r>
+              <w:rPr>
+                <w:rFonts w:ascii="Arial" w:cs="Arial" w:eastAsia="Arial" w:hAnsi="Arial"/>
+                <w:b w:val="false"/>
+                <w:bCs w:val="false"/>
+                <w:i w:val="false"/>
+                <w:iCs w:val="false"/>
+                <w:color w:val="2A2E38"/>
+                <w:sz w:val="17"/>
+                <w:szCs w:val="17"/>
+              </w:rPr>
+              <w:t xml:space="preserve">1 951 219</w:t>
+            </w:r>
+          </w:p>
+        </w:tc>
+      </w:tr>
+      <w:tr>
+        <w:tc>
+          <w:tcPr>
+            <w:tcW w:type="dxa" w:w="1350"/>
+            <w:tcBorders>
+              <w:top w:val="single" w:color="D9D4CB" w:sz="4"/>
+              <w:left w:val="none" w:color="auto" w:sz="0"/>
+              <w:bottom w:val="single" w:color="D9D4CB" w:sz="4"/>
+              <w:right w:val="none" w:color="auto" w:sz="0"/>
+            </w:tcBorders>
+            <w:tcMar>
+              <w:top w:type="dxa" w:w="52"/>
+              <w:left w:type="dxa" w:w="100"/>
+              <w:bottom w:type="dxa" w:w="52"/>
+              <w:right w:type="dxa" w:w="100"/>
+            </w:tcMar>
+            <w:vAlign w:val="center"/>
+          </w:tcPr>
+          <w:p>
+            <w:pPr>
+              <w:spacing w:after="0" w:line="240" w:lineRule="auto"/>
+              <w:jc w:val="left"/>
+            </w:pPr>
+            <w:r>
+              <w:rPr>
+                <w:rFonts w:ascii="Arial" w:cs="Arial" w:eastAsia="Arial" w:hAnsi="Arial"/>
+                <w:b/>
+                <w:bCs/>
+                <w:i w:val="false"/>
+                <w:iCs w:val="false"/>
+                <w:color w:val="2A2E38"/>
+                <w:sz w:val="17"/>
+                <w:szCs w:val="17"/>
+              </w:rPr>
+              <w:t xml:space="preserve">Веспер Кутузовский</w:t>
+            </w:r>
+          </w:p>
+        </w:tc>
+        <w:tc>
+          <w:tcPr>
+            <w:tcW w:type="dxa" w:w="950"/>
+            <w:tcBorders>
+              <w:top w:val="single" w:color="D9D4CB" w:sz="4"/>
+              <w:left w:val="none" w:color="auto" w:sz="0"/>
+              <w:bottom w:val="single" w:color="D9D4CB" w:sz="4"/>
+              <w:right w:val="none" w:color="auto" w:sz="0"/>
+            </w:tcBorders>
+            <w:tcMar>
+              <w:top w:type="dxa" w:w="52"/>
+              <w:left w:type="dxa" w:w="100"/>
+              <w:bottom w:type="dxa" w:w="52"/>
+              <w:right w:type="dxa" w:w="100"/>
+            </w:tcMar>
+            <w:vAlign w:val="center"/>
+          </w:tcPr>
+          <w:p>
+            <w:pPr>
+              <w:spacing w:after="0" w:line="240" w:lineRule="auto"/>
+              <w:jc w:val="center"/>
+            </w:pPr>
+            <w:r>
+              <w:rPr>
+                <w:rFonts w:ascii="Arial" w:cs="Arial" w:eastAsia="Arial" w:hAnsi="Arial"/>
+                <w:b w:val="false"/>
+                <w:bCs w:val="false"/>
+                <w:i w:val="false"/>
+                <w:iCs w:val="false"/>
+                <w:color w:val="2A2E38"/>
+                <w:sz w:val="17"/>
+                <w:szCs w:val="17"/>
+              </w:rPr>
+              <w:t xml:space="preserve">элит</w:t>
+            </w:r>
+          </w:p>
+        </w:tc>
+        <w:tc>
+          <w:tcPr>
+            <w:tcW w:type="dxa" w:w="1500"/>
+            <w:tcBorders>
+              <w:top w:val="single" w:color="D9D4CB" w:sz="4"/>
+              <w:left w:val="none" w:color="auto" w:sz="0"/>
+              <w:bottom w:val="single" w:color="D9D4CB" w:sz="4"/>
+              <w:right w:val="none" w:color="auto" w:sz="0"/>
+            </w:tcBorders>
+            <w:tcMar>
+              <w:top w:type="dxa" w:w="52"/>
+              <w:left w:type="dxa" w:w="100"/>
+              <w:bottom w:type="dxa" w:w="52"/>
+              <w:right w:type="dxa" w:w="100"/>
+            </w:tcMar>
+            <w:vAlign w:val="center"/>
+          </w:tcPr>
+          <w:p>
+            <w:pPr>
+              <w:spacing w:after="0" w:line="240" w:lineRule="auto"/>
+              <w:jc w:val="center"/>
+            </w:pPr>
+            <w:r>
+              <w:rPr>
+                <w:rFonts w:ascii="Arial" w:cs="Arial" w:eastAsia="Arial" w:hAnsi="Arial"/>
+                <w:b w:val="false"/>
+                <w:bCs w:val="false"/>
+                <w:i w:val="false"/>
+                <w:iCs w:val="false"/>
+                <w:color w:val="2A2E38"/>
+                <w:sz w:val="17"/>
+                <w:szCs w:val="17"/>
+              </w:rPr>
+              <w:t xml:space="preserve">I кв. 2028</w:t>
+            </w:r>
+          </w:p>
+        </w:tc>
+        <w:tc>
+          <w:tcPr>
+            <w:tcW w:type="dxa" w:w="1650"/>
+            <w:tcBorders>
+              <w:top w:val="single" w:color="D9D4CB" w:sz="4"/>
+              <w:left w:val="none" w:color="auto" w:sz="0"/>
+              <w:bottom w:val="single" w:color="D9D4CB" w:sz="4"/>
+              <w:right w:val="none" w:color="auto" w:sz="0"/>
+            </w:tcBorders>
+            <w:tcMar>
+              <w:top w:type="dxa" w:w="52"/>
+              <w:left w:type="dxa" w:w="100"/>
+              <w:bottom w:type="dxa" w:w="52"/>
+              <w:right w:type="dxa" w:w="100"/>
+            </w:tcMar>
+            <w:vAlign w:val="center"/>
+          </w:tcPr>
+          <w:p>
+            <w:pPr>
+              <w:spacing w:after="0" w:line="240" w:lineRule="auto"/>
+              <w:jc w:val="center"/>
+            </w:pPr>
+            <w:r>
+              <w:rPr>
+                <w:rFonts w:ascii="Arial" w:cs="Arial" w:eastAsia="Arial" w:hAnsi="Arial"/>
+                <w:b w:val="false"/>
+                <w:bCs w:val="false"/>
+                <w:i w:val="false"/>
+                <w:iCs w:val="false"/>
+                <w:color w:val="2A2E38"/>
+                <w:sz w:val="17"/>
+                <w:szCs w:val="17"/>
+              </w:rPr>
+              <w:t xml:space="preserve">без отделки</w:t>
+            </w:r>
+          </w:p>
+        </w:tc>
+        <w:tc>
+          <w:tcPr>
+            <w:tcW w:type="dxa" w:w="800"/>
+            <w:tcBorders>
+              <w:top w:val="single" w:color="D9D4CB" w:sz="4"/>
+              <w:left w:val="none" w:color="auto" w:sz="0"/>
+              <w:bottom w:val="single" w:color="D9D4CB" w:sz="4"/>
+              <w:right w:val="none" w:color="auto" w:sz="0"/>
+            </w:tcBorders>
+            <w:tcMar>
+              <w:top w:type="dxa" w:w="52"/>
+              <w:left w:type="dxa" w:w="100"/>
+              <w:bottom w:type="dxa" w:w="52"/>
+              <w:right w:type="dxa" w:w="100"/>
+            </w:tcMar>
+            <w:vAlign w:val="center"/>
+          </w:tcPr>
+          <w:p>
+            <w:pPr>
+              <w:spacing w:after="0" w:line="240" w:lineRule="auto"/>
+              <w:jc w:val="center"/>
+            </w:pPr>
+            <w:r>
+              <w:rPr>
+                <w:rFonts w:ascii="Arial" w:cs="Arial" w:eastAsia="Arial" w:hAnsi="Arial"/>
+                <w:b w:val="false"/>
+                <w:bCs w:val="false"/>
+                <w:i w:val="false"/>
+                <w:iCs w:val="false"/>
+                <w:color w:val="2A2E38"/>
+                <w:sz w:val="17"/>
+                <w:szCs w:val="17"/>
+              </w:rPr>
+              <w:t xml:space="preserve">88</w:t>
+            </w:r>
+          </w:p>
+        </w:tc>
+        <w:tc>
+          <w:tcPr>
+            <w:tcW w:type="dxa" w:w="1100"/>
+            <w:tcBorders>
+              <w:top w:val="single" w:color="D9D4CB" w:sz="4"/>
+              <w:left w:val="none" w:color="auto" w:sz="0"/>
+              <w:bottom w:val="single" w:color="D9D4CB" w:sz="4"/>
+              <w:right w:val="none" w:color="auto" w:sz="0"/>
+            </w:tcBorders>
+            <w:tcMar>
+              <w:top w:type="dxa" w:w="52"/>
+              <w:left w:type="dxa" w:w="100"/>
+              <w:bottom w:type="dxa" w:w="52"/>
+              <w:right w:type="dxa" w:w="100"/>
+            </w:tcMar>
+            <w:vAlign w:val="center"/>
+          </w:tcPr>
+          <w:p>
+            <w:pPr>
+              <w:spacing w:after="0" w:line="240" w:lineRule="auto"/>
+              <w:jc w:val="center"/>
+            </w:pPr>
+            <w:r>
+              <w:rPr>
+                <w:rFonts w:ascii="Arial" w:cs="Arial" w:eastAsia="Arial" w:hAnsi="Arial"/>
+                <w:b w:val="false"/>
+                <w:bCs w:val="false"/>
+                <w:i w:val="false"/>
+                <w:iCs w:val="false"/>
+                <w:color w:val="2A2E38"/>
+                <w:sz w:val="17"/>
+                <w:szCs w:val="17"/>
+              </w:rPr>
+              <w:t xml:space="preserve">48–462</w:t>
+            </w:r>
+          </w:p>
+        </w:tc>
+        <w:tc>
+          <w:tcPr>
+            <w:tcW w:type="dxa" w:w="1200"/>
+            <w:tcBorders>
+              <w:top w:val="single" w:color="D9D4CB" w:sz="4"/>
+              <w:left w:val="none" w:color="auto" w:sz="0"/>
+              <w:bottom w:val="single" w:color="D9D4CB" w:sz="4"/>
+              <w:right w:val="none" w:color="auto" w:sz="0"/>
+            </w:tcBorders>
+            <w:tcMar>
+              <w:top w:type="dxa" w:w="52"/>
+              <w:left w:type="dxa" w:w="100"/>
+              <w:bottom w:type="dxa" w:w="52"/>
+              <w:right w:type="dxa" w:w="100"/>
+            </w:tcMar>
+            <w:vAlign w:val="center"/>
+          </w:tcPr>
+          <w:p>
+            <w:pPr>
+              <w:spacing w:after="0" w:line="240" w:lineRule="auto"/>
+              <w:jc w:val="center"/>
+            </w:pPr>
+            <w:r>
+              <w:rPr>
+                <w:rFonts w:ascii="Arial" w:cs="Arial" w:eastAsia="Arial" w:hAnsi="Arial"/>
+                <w:b w:val="false"/>
+                <w:bCs w:val="false"/>
+                <w:i w:val="false"/>
+                <w:iCs w:val="false"/>
+                <w:color w:val="2A2E38"/>
+                <w:sz w:val="17"/>
+                <w:szCs w:val="17"/>
+              </w:rPr>
+              <w:t xml:space="preserve">85–1 667</w:t>
+            </w:r>
+          </w:p>
+        </w:tc>
+        <w:tc>
+          <w:tcPr>
+            <w:tcW w:type="dxa" w:w="1088"/>
+            <w:tcBorders>
+              <w:top w:val="single" w:color="D9D4CB" w:sz="4"/>
+              <w:left w:val="none" w:color="auto" w:sz="0"/>
+              <w:bottom w:val="single" w:color="D9D4CB" w:sz="4"/>
+              <w:right w:val="none" w:color="auto" w:sz="0"/>
+            </w:tcBorders>
+            <w:tcMar>
+              <w:top w:type="dxa" w:w="52"/>
+              <w:left w:type="dxa" w:w="100"/>
+              <w:bottom w:type="dxa" w:w="52"/>
+              <w:right w:type="dxa" w:w="100"/>
+            </w:tcMar>
+            <w:vAlign w:val="center"/>
+          </w:tcPr>
+          <w:p>
+            <w:pPr>
+              <w:spacing w:after="0" w:line="240" w:lineRule="auto"/>
+              <w:jc w:val="center"/>
+            </w:pPr>
+            <w:r>
+              <w:rPr>
+                <w:rFonts w:ascii="Arial" w:cs="Arial" w:eastAsia="Arial" w:hAnsi="Arial"/>
+                <w:b w:val="false"/>
+                <w:bCs w:val="false"/>
+                <w:i w:val="false"/>
+                <w:iCs w:val="false"/>
+                <w:color w:val="2A2E38"/>
+                <w:sz w:val="17"/>
+                <w:szCs w:val="17"/>
+              </w:rPr>
+              <w:t xml:space="preserve">1 723 998</w:t>
+            </w:r>
+          </w:p>
+        </w:tc>
+      </w:tr>
+      <w:tr>
+        <w:tc>
+          <w:tcPr>
+            <w:tcW w:type="dxa" w:w="1350"/>
+            <w:tcBorders>
+              <w:top w:val="single" w:color="D9D4CB" w:sz="4"/>
+              <w:left w:val="none" w:color="auto" w:sz="0"/>
+              <w:bottom w:val="single" w:color="D9D4CB" w:sz="4"/>
+              <w:right w:val="none" w:color="auto" w:sz="0"/>
+            </w:tcBorders>
+            <w:shd w:fill="FBFAF8" w:color="auto" w:val="clear"/>
+            <w:tcMar>
+              <w:top w:type="dxa" w:w="52"/>
+              <w:left w:type="dxa" w:w="100"/>
+              <w:bottom w:type="dxa" w:w="52"/>
+              <w:right w:type="dxa" w:w="100"/>
+            </w:tcMar>
+            <w:vAlign w:val="center"/>
+          </w:tcPr>
+          <w:p>
+            <w:pPr>
+              <w:spacing w:after="0" w:line="240" w:lineRule="auto"/>
+              <w:jc w:val="left"/>
+            </w:pPr>
+            <w:r>
+              <w:rPr>
+                <w:rFonts w:ascii="Arial" w:cs="Arial" w:eastAsia="Arial" w:hAnsi="Arial"/>
+                <w:b/>
+                <w:bCs/>
+                <w:i w:val="false"/>
+                <w:iCs w:val="false"/>
+                <w:color w:val="2A2E38"/>
+                <w:sz w:val="17"/>
+                <w:szCs w:val="17"/>
+              </w:rPr>
+              <w:t xml:space="preserve">Дом Дау</w:t>
+            </w:r>
+          </w:p>
+        </w:tc>
+        <w:tc>
+          <w:tcPr>
+            <w:tcW w:type="dxa" w:w="950"/>
+            <w:tcBorders>
+              <w:top w:val="single" w:color="D9D4CB" w:sz="4"/>
+              <w:left w:val="none" w:color="auto" w:sz="0"/>
+              <w:bottom w:val="single" w:color="D9D4CB" w:sz="4"/>
+              <w:right w:val="none" w:color="auto" w:sz="0"/>
+            </w:tcBorders>
+            <w:shd w:fill="FBFAF8" w:color="auto" w:val="clear"/>
+            <w:tcMar>
+              <w:top w:type="dxa" w:w="52"/>
+              <w:left w:type="dxa" w:w="100"/>
+              <w:bottom w:type="dxa" w:w="52"/>
+              <w:right w:type="dxa" w:w="100"/>
+            </w:tcMar>
+            <w:vAlign w:val="center"/>
+          </w:tcPr>
+          <w:p>
+            <w:pPr>
+              <w:spacing w:after="0" w:line="240" w:lineRule="auto"/>
+              <w:jc w:val="center"/>
+            </w:pPr>
+            <w:r>
+              <w:rPr>
+                <w:rFonts w:ascii="Arial" w:cs="Arial" w:eastAsia="Arial" w:hAnsi="Arial"/>
+                <w:b w:val="false"/>
+                <w:bCs w:val="false"/>
+                <w:i w:val="false"/>
+                <w:iCs w:val="false"/>
+                <w:color w:val="2A2E38"/>
+                <w:sz w:val="17"/>
+                <w:szCs w:val="17"/>
+              </w:rPr>
+              <w:t xml:space="preserve">премиум</w:t>
+            </w:r>
+          </w:p>
+        </w:tc>
+        <w:tc>
+          <w:tcPr>
+            <w:tcW w:type="dxa" w:w="1500"/>
+            <w:tcBorders>
+              <w:top w:val="single" w:color="D9D4CB" w:sz="4"/>
+              <w:left w:val="none" w:color="auto" w:sz="0"/>
+              <w:bottom w:val="single" w:color="D9D4CB" w:sz="4"/>
+              <w:right w:val="none" w:color="auto" w:sz="0"/>
+            </w:tcBorders>
+            <w:shd w:fill="FBFAF8" w:color="auto" w:val="clear"/>
+            <w:tcMar>
+              <w:top w:type="dxa" w:w="52"/>
+              <w:left w:type="dxa" w:w="100"/>
+              <w:bottom w:type="dxa" w:w="52"/>
+              <w:right w:type="dxa" w:w="100"/>
+            </w:tcMar>
+            <w:vAlign w:val="center"/>
+          </w:tcPr>
+          <w:p>
+            <w:pPr>
+              <w:spacing w:after="0" w:line="240" w:lineRule="auto"/>
+              <w:jc w:val="center"/>
+            </w:pPr>
+            <w:r>
+              <w:rPr>
+                <w:rFonts w:ascii="Arial" w:cs="Arial" w:eastAsia="Arial" w:hAnsi="Arial"/>
+                <w:b w:val="false"/>
+                <w:bCs w:val="false"/>
+                <w:i w:val="false"/>
+                <w:iCs w:val="false"/>
+                <w:color w:val="2A2E38"/>
+                <w:sz w:val="17"/>
+                <w:szCs w:val="17"/>
+              </w:rPr>
+              <w:t xml:space="preserve">II кв. 2027</w:t>
+            </w:r>
+          </w:p>
+        </w:tc>
+        <w:tc>
+          <w:tcPr>
+            <w:tcW w:type="dxa" w:w="1650"/>
+            <w:tcBorders>
+              <w:top w:val="single" w:color="D9D4CB" w:sz="4"/>
+              <w:left w:val="none" w:color="auto" w:sz="0"/>
+              <w:bottom w:val="single" w:color="D9D4CB" w:sz="4"/>
+              <w:right w:val="none" w:color="auto" w:sz="0"/>
+            </w:tcBorders>
+            <w:shd w:fill="FBFAF8" w:color="auto" w:val="clear"/>
+            <w:tcMar>
+              <w:top w:type="dxa" w:w="52"/>
+              <w:left w:type="dxa" w:w="100"/>
+              <w:bottom w:type="dxa" w:w="52"/>
+              <w:right w:type="dxa" w:w="100"/>
+            </w:tcMar>
+            <w:vAlign w:val="center"/>
+          </w:tcPr>
+          <w:p>
+            <w:pPr>
+              <w:spacing w:after="0" w:line="240" w:lineRule="auto"/>
+              <w:jc w:val="center"/>
+            </w:pPr>
+            <w:r>
+              <w:rPr>
+                <w:rFonts w:ascii="Arial" w:cs="Arial" w:eastAsia="Arial" w:hAnsi="Arial"/>
+                <w:b w:val="false"/>
+                <w:bCs w:val="false"/>
+                <w:i w:val="false"/>
+                <w:iCs w:val="false"/>
+                <w:color w:val="2A2E38"/>
+                <w:sz w:val="17"/>
+                <w:szCs w:val="17"/>
+              </w:rPr>
+              <w:t xml:space="preserve">без отделки</w:t>
+            </w:r>
+          </w:p>
+        </w:tc>
+        <w:tc>
+          <w:tcPr>
+            <w:tcW w:type="dxa" w:w="800"/>
+            <w:tcBorders>
+              <w:top w:val="single" w:color="D9D4CB" w:sz="4"/>
+              <w:left w:val="none" w:color="auto" w:sz="0"/>
+              <w:bottom w:val="single" w:color="D9D4CB" w:sz="4"/>
+              <w:right w:val="none" w:color="auto" w:sz="0"/>
+            </w:tcBorders>
+            <w:shd w:fill="FBFAF8" w:color="auto" w:val="clear"/>
+            <w:tcMar>
+              <w:top w:type="dxa" w:w="52"/>
+              <w:left w:type="dxa" w:w="100"/>
+              <w:bottom w:type="dxa" w:w="52"/>
+              <w:right w:type="dxa" w:w="100"/>
+            </w:tcMar>
+            <w:vAlign w:val="center"/>
+          </w:tcPr>
+          <w:p>
+            <w:pPr>
+              <w:spacing w:after="0" w:line="240" w:lineRule="auto"/>
+              <w:jc w:val="center"/>
+            </w:pPr>
+            <w:r>
+              <w:rPr>
+                <w:rFonts w:ascii="Arial" w:cs="Arial" w:eastAsia="Arial" w:hAnsi="Arial"/>
+                <w:b w:val="false"/>
+                <w:bCs w:val="false"/>
+                <w:i w:val="false"/>
+                <w:iCs w:val="false"/>
+                <w:color w:val="2A2E38"/>
+                <w:sz w:val="17"/>
+                <w:szCs w:val="17"/>
+              </w:rPr>
+              <w:t xml:space="preserve">286</w:t>
+            </w:r>
+          </w:p>
+        </w:tc>
+        <w:tc>
+          <w:tcPr>
+            <w:tcW w:type="dxa" w:w="1100"/>
+            <w:tcBorders>
+              <w:top w:val="single" w:color="D9D4CB" w:sz="4"/>
+              <w:left w:val="none" w:color="auto" w:sz="0"/>
+              <w:bottom w:val="single" w:color="D9D4CB" w:sz="4"/>
+              <w:right w:val="none" w:color="auto" w:sz="0"/>
+            </w:tcBorders>
+            <w:shd w:fill="FBFAF8" w:color="auto" w:val="clear"/>
+            <w:tcMar>
+              <w:top w:type="dxa" w:w="52"/>
+              <w:left w:type="dxa" w:w="100"/>
+              <w:bottom w:type="dxa" w:w="52"/>
+              <w:right w:type="dxa" w:w="100"/>
+            </w:tcMar>
+            <w:vAlign w:val="center"/>
+          </w:tcPr>
+          <w:p>
+            <w:pPr>
+              <w:spacing w:after="0" w:line="240" w:lineRule="auto"/>
+              <w:jc w:val="center"/>
+            </w:pPr>
+            <w:r>
+              <w:rPr>
+                <w:rFonts w:ascii="Arial" w:cs="Arial" w:eastAsia="Arial" w:hAnsi="Arial"/>
+                <w:b w:val="false"/>
+                <w:bCs w:val="false"/>
+                <w:i w:val="false"/>
+                <w:iCs w:val="false"/>
+                <w:color w:val="2A2E38"/>
+                <w:sz w:val="17"/>
+                <w:szCs w:val="17"/>
+              </w:rPr>
+              <w:t xml:space="preserve">32–348</w:t>
+            </w:r>
+          </w:p>
+        </w:tc>
+        <w:tc>
+          <w:tcPr>
+            <w:tcW w:type="dxa" w:w="1200"/>
+            <w:tcBorders>
+              <w:top w:val="single" w:color="D9D4CB" w:sz="4"/>
+              <w:left w:val="none" w:color="auto" w:sz="0"/>
+              <w:bottom w:val="single" w:color="D9D4CB" w:sz="4"/>
+              <w:right w:val="none" w:color="auto" w:sz="0"/>
+            </w:tcBorders>
+            <w:shd w:fill="FBFAF8" w:color="auto" w:val="clear"/>
+            <w:tcMar>
+              <w:top w:type="dxa" w:w="52"/>
+              <w:left w:type="dxa" w:w="100"/>
+              <w:bottom w:type="dxa" w:w="52"/>
+              <w:right w:type="dxa" w:w="100"/>
+            </w:tcMar>
+            <w:vAlign w:val="center"/>
+          </w:tcPr>
+          <w:p>
+            <w:pPr>
+              <w:spacing w:after="0" w:line="240" w:lineRule="auto"/>
+              <w:jc w:val="center"/>
+            </w:pPr>
+            <w:r>
+              <w:rPr>
+                <w:rFonts w:ascii="Arial" w:cs="Arial" w:eastAsia="Arial" w:hAnsi="Arial"/>
+                <w:b w:val="false"/>
+                <w:bCs w:val="false"/>
+                <w:i w:val="false"/>
+                <w:iCs w:val="false"/>
+                <w:color w:val="2A2E38"/>
+                <w:sz w:val="17"/>
+                <w:szCs w:val="17"/>
+              </w:rPr>
+              <w:t xml:space="preserve">42–498</w:t>
+            </w:r>
+          </w:p>
+        </w:tc>
+        <w:tc>
+          <w:tcPr>
+            <w:tcW w:type="dxa" w:w="1088"/>
+            <w:tcBorders>
+              <w:top w:val="single" w:color="D9D4CB" w:sz="4"/>
+              <w:left w:val="none" w:color="auto" w:sz="0"/>
+              <w:bottom w:val="single" w:color="D9D4CB" w:sz="4"/>
+              <w:right w:val="none" w:color="auto" w:sz="0"/>
+            </w:tcBorders>
+            <w:shd w:fill="FBFAF8" w:color="auto" w:val="clear"/>
+            <w:tcMar>
+              <w:top w:type="dxa" w:w="52"/>
+              <w:left w:type="dxa" w:w="100"/>
+              <w:bottom w:type="dxa" w:w="52"/>
+              <w:right w:type="dxa" w:w="100"/>
+            </w:tcMar>
+            <w:vAlign w:val="center"/>
+          </w:tcPr>
+          <w:p>
+            <w:pPr>
+              <w:spacing w:after="0" w:line="240" w:lineRule="auto"/>
+              <w:jc w:val="center"/>
+            </w:pPr>
+            <w:r>
+              <w:rPr>
+                <w:rFonts w:ascii="Arial" w:cs="Arial" w:eastAsia="Arial" w:hAnsi="Arial"/>
+                <w:b w:val="false"/>
+                <w:bCs w:val="false"/>
+                <w:i w:val="false"/>
+                <w:iCs w:val="false"/>
+                <w:color w:val="2A2E38"/>
+                <w:sz w:val="17"/>
+                <w:szCs w:val="17"/>
+              </w:rPr>
+              <w:t xml:space="preserve">1 049 519</w:t>
+            </w:r>
+          </w:p>
+        </w:tc>
+      </w:tr>
+      <w:tr>
+        <w:tc>
+          <w:tcPr>
+            <w:tcW w:type="dxa" w:w="1350"/>
+            <w:tcBorders>
+              <w:top w:val="single" w:color="D9D4CB" w:sz="4"/>
+              <w:left w:val="none" w:color="auto" w:sz="0"/>
+              <w:bottom w:val="single" w:color="D9D4CB" w:sz="4"/>
+              <w:right w:val="none" w:color="auto" w:sz="0"/>
+            </w:tcBorders>
+            <w:tcMar>
+              <w:top w:type="dxa" w:w="52"/>
+              <w:left w:type="dxa" w:w="100"/>
+              <w:bottom w:type="dxa" w:w="52"/>
+              <w:right w:type="dxa" w:w="100"/>
+            </w:tcMar>
+            <w:vAlign w:val="center"/>
+          </w:tcPr>
+          <w:p>
+            <w:pPr>
+              <w:spacing w:after="0" w:line="240" w:lineRule="auto"/>
+              <w:jc w:val="left"/>
+            </w:pPr>
+            <w:r>
+              <w:rPr>
+                <w:rFonts w:ascii="Arial" w:cs="Arial" w:eastAsia="Arial" w:hAnsi="Arial"/>
+                <w:b/>
+                <w:bCs/>
+                <w:i w:val="false"/>
+                <w:iCs w:val="false"/>
+                <w:color w:val="2A2E38"/>
+                <w:sz w:val="17"/>
+                <w:szCs w:val="17"/>
+              </w:rPr>
+              <w:t xml:space="preserve">Capital Towers</w:t>
+            </w:r>
+          </w:p>
+        </w:tc>
+        <w:tc>
+          <w:tcPr>
+            <w:tcW w:type="dxa" w:w="950"/>
+            <w:tcBorders>
+              <w:top w:val="single" w:color="D9D4CB" w:sz="4"/>
+              <w:left w:val="none" w:color="auto" w:sz="0"/>
+              <w:bottom w:val="single" w:color="D9D4CB" w:sz="4"/>
+              <w:right w:val="none" w:color="auto" w:sz="0"/>
+            </w:tcBorders>
+            <w:tcMar>
+              <w:top w:type="dxa" w:w="52"/>
+              <w:left w:type="dxa" w:w="100"/>
+              <w:bottom w:type="dxa" w:w="52"/>
+              <w:right w:type="dxa" w:w="100"/>
+            </w:tcMar>
+            <w:vAlign w:val="center"/>
+          </w:tcPr>
+          <w:p>
+            <w:pPr>
+              <w:spacing w:after="0" w:line="240" w:lineRule="auto"/>
+              <w:jc w:val="center"/>
+            </w:pPr>
+            <w:r>
+              <w:rPr>
+                <w:rFonts w:ascii="Arial" w:cs="Arial" w:eastAsia="Arial" w:hAnsi="Arial"/>
+                <w:b w:val="false"/>
+                <w:bCs w:val="false"/>
+                <w:i w:val="false"/>
+                <w:iCs w:val="false"/>
+                <w:color w:val="2A2E38"/>
+                <w:sz w:val="17"/>
+                <w:szCs w:val="17"/>
+              </w:rPr>
+              <w:t xml:space="preserve">премиум</w:t>
+            </w:r>
+          </w:p>
+        </w:tc>
+        <w:tc>
+          <w:tcPr>
+            <w:tcW w:type="dxa" w:w="1500"/>
+            <w:tcBorders>
+              <w:top w:val="single" w:color="D9D4CB" w:sz="4"/>
+              <w:left w:val="none" w:color="auto" w:sz="0"/>
+              <w:bottom w:val="single" w:color="D9D4CB" w:sz="4"/>
+              <w:right w:val="none" w:color="auto" w:sz="0"/>
+            </w:tcBorders>
+            <w:tcMar>
+              <w:top w:type="dxa" w:w="52"/>
+              <w:left w:type="dxa" w:w="100"/>
+              <w:bottom w:type="dxa" w:w="52"/>
+              <w:right w:type="dxa" w:w="100"/>
+            </w:tcMar>
+            <w:vAlign w:val="center"/>
+          </w:tcPr>
+          <w:p>
+            <w:pPr>
+              <w:spacing w:after="0" w:line="240" w:lineRule="auto"/>
+              <w:jc w:val="center"/>
+            </w:pPr>
+            <w:r>
+              <w:rPr>
+                <w:rFonts w:ascii="Arial" w:cs="Arial" w:eastAsia="Arial" w:hAnsi="Arial"/>
+                <w:b w:val="false"/>
+                <w:bCs w:val="false"/>
+                <w:i w:val="false"/>
+                <w:iCs w:val="false"/>
+                <w:color w:val="2A2E38"/>
+                <w:sz w:val="17"/>
+                <w:szCs w:val="17"/>
+              </w:rPr>
+              <w:t xml:space="preserve">сдан в 2023</w:t>
+            </w:r>
+          </w:p>
+        </w:tc>
+        <w:tc>
+          <w:tcPr>
+            <w:tcW w:type="dxa" w:w="1650"/>
+            <w:tcBorders>
+              <w:top w:val="single" w:color="D9D4CB" w:sz="4"/>
+              <w:left w:val="none" w:color="auto" w:sz="0"/>
+              <w:bottom w:val="single" w:color="D9D4CB" w:sz="4"/>
+              <w:right w:val="none" w:color="auto" w:sz="0"/>
+            </w:tcBorders>
+            <w:tcMar>
+              <w:top w:type="dxa" w:w="52"/>
+              <w:left w:type="dxa" w:w="100"/>
+              <w:bottom w:type="dxa" w:w="52"/>
+              <w:right w:type="dxa" w:w="100"/>
+            </w:tcMar>
+            <w:vAlign w:val="center"/>
+          </w:tcPr>
+          <w:p>
+            <w:pPr>
+              <w:spacing w:after="0" w:line="240" w:lineRule="auto"/>
+              <w:jc w:val="center"/>
+            </w:pPr>
+            <w:r>
+              <w:rPr>
+                <w:rFonts w:ascii="Arial" w:cs="Arial" w:eastAsia="Arial" w:hAnsi="Arial"/>
+                <w:b w:val="false"/>
+                <w:bCs w:val="false"/>
+                <w:i w:val="false"/>
+                <w:iCs w:val="false"/>
+                <w:color w:val="2A2E38"/>
+                <w:sz w:val="17"/>
+                <w:szCs w:val="17"/>
+              </w:rPr>
+              <w:t xml:space="preserve">33 % лотов с ремонтом</w:t>
+            </w:r>
+          </w:p>
+        </w:tc>
+        <w:tc>
+          <w:tcPr>
+            <w:tcW w:type="dxa" w:w="800"/>
+            <w:tcBorders>
+              <w:top w:val="single" w:color="D9D4CB" w:sz="4"/>
+              <w:left w:val="none" w:color="auto" w:sz="0"/>
+              <w:bottom w:val="single" w:color="D9D4CB" w:sz="4"/>
+              <w:right w:val="none" w:color="auto" w:sz="0"/>
+            </w:tcBorders>
+            <w:tcMar>
+              <w:top w:type="dxa" w:w="52"/>
+              <w:left w:type="dxa" w:w="100"/>
+              <w:bottom w:type="dxa" w:w="52"/>
+              <w:right w:type="dxa" w:w="100"/>
+            </w:tcMar>
+            <w:vAlign w:val="center"/>
+          </w:tcPr>
+          <w:p>
+            <w:pPr>
+              <w:spacing w:after="0" w:line="240" w:lineRule="auto"/>
+              <w:jc w:val="center"/>
+            </w:pPr>
+            <w:r>
+              <w:rPr>
+                <w:rFonts w:ascii="Arial" w:cs="Arial" w:eastAsia="Arial" w:hAnsi="Arial"/>
+                <w:b w:val="false"/>
+                <w:bCs w:val="false"/>
+                <w:i w:val="false"/>
+                <w:iCs w:val="false"/>
+                <w:color w:val="2A2E38"/>
+                <w:sz w:val="17"/>
+                <w:szCs w:val="17"/>
+              </w:rPr>
+              <w:t xml:space="preserve">129</w:t>
+            </w:r>
+          </w:p>
+        </w:tc>
+        <w:tc>
+          <w:tcPr>
+            <w:tcW w:type="dxa" w:w="1100"/>
+            <w:tcBorders>
+              <w:top w:val="single" w:color="D9D4CB" w:sz="4"/>
+              <w:left w:val="none" w:color="auto" w:sz="0"/>
+              <w:bottom w:val="single" w:color="D9D4CB" w:sz="4"/>
+              <w:right w:val="none" w:color="auto" w:sz="0"/>
+            </w:tcBorders>
+            <w:tcMar>
+              <w:top w:type="dxa" w:w="52"/>
+              <w:left w:type="dxa" w:w="100"/>
+              <w:bottom w:type="dxa" w:w="52"/>
+              <w:right w:type="dxa" w:w="100"/>
+            </w:tcMar>
+            <w:vAlign w:val="center"/>
+          </w:tcPr>
+          <w:p>
+            <w:pPr>
+              <w:spacing w:after="0" w:line="240" w:lineRule="auto"/>
+              <w:jc w:val="center"/>
+            </w:pPr>
+            <w:r>
+              <w:rPr>
+                <w:rFonts w:ascii="Arial" w:cs="Arial" w:eastAsia="Arial" w:hAnsi="Arial"/>
+                <w:b w:val="false"/>
+                <w:bCs w:val="false"/>
+                <w:i w:val="false"/>
+                <w:iCs w:val="false"/>
+                <w:color w:val="2A2E38"/>
+                <w:sz w:val="17"/>
+                <w:szCs w:val="17"/>
+              </w:rPr>
+              <w:t xml:space="preserve">28–694</w:t>
+            </w:r>
+          </w:p>
+        </w:tc>
+        <w:tc>
+          <w:tcPr>
+            <w:tcW w:type="dxa" w:w="1200"/>
+            <w:tcBorders>
+              <w:top w:val="single" w:color="D9D4CB" w:sz="4"/>
+              <w:left w:val="none" w:color="auto" w:sz="0"/>
+              <w:bottom w:val="single" w:color="D9D4CB" w:sz="4"/>
+              <w:right w:val="none" w:color="auto" w:sz="0"/>
+            </w:tcBorders>
+            <w:tcMar>
+              <w:top w:type="dxa" w:w="52"/>
+              <w:left w:type="dxa" w:w="100"/>
+              <w:bottom w:type="dxa" w:w="52"/>
+              <w:right w:type="dxa" w:w="100"/>
+            </w:tcMar>
+            <w:vAlign w:val="center"/>
+          </w:tcPr>
+          <w:p>
+            <w:pPr>
+              <w:spacing w:after="0" w:line="240" w:lineRule="auto"/>
+              <w:jc w:val="center"/>
+            </w:pPr>
+            <w:r>
+              <w:rPr>
+                <w:rFonts w:ascii="Arial" w:cs="Arial" w:eastAsia="Arial" w:hAnsi="Arial"/>
+                <w:b w:val="false"/>
+                <w:bCs w:val="false"/>
+                <w:i w:val="false"/>
+                <w:iCs w:val="false"/>
+                <w:color w:val="2A2E38"/>
+                <w:sz w:val="17"/>
+                <w:szCs w:val="17"/>
+              </w:rPr>
+              <w:t xml:space="preserve">44–1 734</w:t>
+            </w:r>
+          </w:p>
+        </w:tc>
+        <w:tc>
+          <w:tcPr>
+            <w:tcW w:type="dxa" w:w="1088"/>
+            <w:tcBorders>
+              <w:top w:val="single" w:color="D9D4CB" w:sz="4"/>
+              <w:left w:val="none" w:color="auto" w:sz="0"/>
+              <w:bottom w:val="single" w:color="D9D4CB" w:sz="4"/>
+              <w:right w:val="none" w:color="auto" w:sz="0"/>
+            </w:tcBorders>
+            <w:tcMar>
+              <w:top w:type="dxa" w:w="52"/>
+              <w:left w:type="dxa" w:w="100"/>
+              <w:bottom w:type="dxa" w:w="52"/>
+              <w:right w:type="dxa" w:w="100"/>
+            </w:tcMar>
+            <w:vAlign w:val="center"/>
+          </w:tcPr>
+          <w:p>
+            <w:pPr>
+              <w:spacing w:after="0" w:line="240" w:lineRule="auto"/>
+              <w:jc w:val="center"/>
+            </w:pPr>
+            <w:r>
+              <w:rPr>
+                <w:rFonts w:ascii="Arial" w:cs="Arial" w:eastAsia="Arial" w:hAnsi="Arial"/>
+                <w:b w:val="false"/>
+                <w:bCs w:val="false"/>
+                <w:i w:val="false"/>
+                <w:iCs w:val="false"/>
+                <w:color w:val="2A2E38"/>
+                <w:sz w:val="17"/>
+                <w:szCs w:val="17"/>
+              </w:rPr>
+              <w:t xml:space="preserve">1 363 247</w:t>
+            </w:r>
+          </w:p>
+        </w:tc>
+      </w:tr>
+    </w:tbl>
+    <w:p>
+      <w:pPr>
+        <w:spacing w:after="30"/>
+      </w:pPr>
+      <w:r>
+        <w:rPr>
+          <w:rFonts w:ascii="Arial" w:cs="Arial" w:eastAsia="Arial" w:hAnsi="Arial"/>
+          <w:b w:val="false"/>
+          <w:bCs w:val="false"/>
+          <w:i w:val="false"/>
+          <w:iCs w:val="false"/>
+          <w:color w:val="2A2E38"/>
+          <w:sz w:val="19"/>
+          <w:szCs w:val="19"/>
+        </w:rPr>
+        <w:t xml:space="preserve"/>
+      </w:r>
+    </w:p>
+    <w:p>
+      <w:pPr>
+        <w:spacing w:after="60" w:line="230" w:lineRule="auto"/>
+        <w:ind w:right="1560"/>
+      </w:pPr>
+      <w:r>
+        <w:rPr>
+          <w:rFonts w:ascii="Arial" w:cs="Arial" w:eastAsia="Arial" w:hAnsi="Arial"/>
+          <w:b w:val="false"/>
+          <w:bCs w:val="false"/>
+          <w:i w:val="false"/>
+          <w:iCs w:val="false"/>
+          <w:color w:val="70788A"/>
+          <w:sz w:val="15"/>
+          <w:szCs w:val="15"/>
+        </w:rPr>
+        <w:t xml:space="preserve">Застройщики: «Бадаевский» и Capital Towers — Capital Group, «Веспер Кутузовский» — Vesper, «Дом Дау» — «Сумма Элементов». «Кутузовский XII» продаётся только на вторичном рынке. Средняя цена — средневзвешенная по площади, по всей экспозиции проекта на 30.07.2026.</w:t>
+      </w:r>
+    </w:p>
+    <w:p>
+      <w:pPr>
+        <w:spacing w:after="110" w:before="170"/>
+      </w:pPr>
+      <w:r>
+        <w:rPr>
+          <w:rFonts w:ascii="Georgia" w:cs="Georgia" w:eastAsia="Georgia" w:hAnsi="Georgia"/>
+          <w:b/>
+          <w:bCs/>
+          <w:i w:val="false"/>
+          <w:iCs w:val="false"/>
+          <w:color w:val="1F2A44"/>
+          <w:sz w:val="24"/>
+          <w:szCs w:val="24"/>
+        </w:rPr>
+        <w:t xml:space="preserve">Что из этого следует</w:t>
+      </w:r>
+    </w:p>
+    <w:p>
+      <w:pPr>
+        <w:spacing w:after="58" w:line="252" w:lineRule="auto"/>
+        <w:ind w:left="170" w:right="1560" w:hanging="170"/>
+      </w:pPr>
+      <w:r>
+        <w:rPr>
+          <w:rFonts w:ascii="Arial" w:cs="Arial" w:eastAsia="Arial" w:hAnsi="Arial"/>
+          <w:b/>
+          <w:bCs/>
+          <w:i w:val="false"/>
+          <w:iCs w:val="false"/>
+          <w:color w:val="A9762F"/>
+          <w:sz w:val="19"/>
+          <w:szCs w:val="19"/>
+        </w:rPr>
+        <w:t xml:space="preserve">—   </w:t>
+      </w:r>
+      <w:r>
+        <w:rPr>
+          <w:rFonts w:ascii="Arial" w:cs="Arial" w:eastAsia="Arial" w:hAnsi="Arial"/>
+          <w:b w:val="false"/>
+          <w:bCs w:val="false"/>
+          <w:i w:val="false"/>
+          <w:iCs w:val="false"/>
+          <w:color w:val="2A2E38"/>
+          <w:sz w:val="19"/>
+          <w:szCs w:val="19"/>
+        </w:rPr>
+        <w:t xml:space="preserve">Наш дом — единственный готовый и заселённый среди соседей. </w:t>
+      </w:r>
+      <w:r>
+        <w:rPr>
+          <w:rFonts w:ascii="Arial" w:cs="Arial" w:eastAsia="Arial" w:hAnsi="Arial"/>
+          <w:b w:val="false"/>
+          <w:bCs w:val="false"/>
+          <w:i w:val="false"/>
+          <w:iCs w:val="false"/>
+          <w:color w:val="2A2E38"/>
+          <w:sz w:val="19"/>
+          <w:szCs w:val="19"/>
+        </w:rPr>
+        <w:t xml:space="preserve">«Бадаевский» сдаётся в 2026–2027 годах, «Веспер Кутузовский» — в 2028-м. Покупатель, который хочет въехать в этом году, на Кутузовском проспекте выбирает практически только между вторичкой в нашем доме и Capital Towers.</w:t>
+      </w:r>
+    </w:p>
+    <w:p>
+      <w:pPr>
+        <w:spacing w:after="58" w:line="252" w:lineRule="auto"/>
+        <w:ind w:left="170" w:right="1560" w:hanging="170"/>
+      </w:pPr>
+      <w:r>
+        <w:rPr>
+          <w:rFonts w:ascii="Arial" w:cs="Arial" w:eastAsia="Arial" w:hAnsi="Arial"/>
+          <w:b/>
+          <w:bCs/>
+          <w:i w:val="false"/>
+          <w:iCs w:val="false"/>
+          <w:color w:val="A9762F"/>
+          <w:sz w:val="19"/>
+          <w:szCs w:val="19"/>
+        </w:rPr>
+        <w:t xml:space="preserve">—   </w:t>
+      </w:r>
+      <w:r>
+        <w:rPr>
+          <w:rFonts w:ascii="Arial" w:cs="Arial" w:eastAsia="Arial" w:hAnsi="Arial"/>
+          <w:b w:val="false"/>
+          <w:bCs w:val="false"/>
+          <w:i w:val="false"/>
+          <w:iCs w:val="false"/>
+          <w:color w:val="2A2E38"/>
+          <w:sz w:val="19"/>
+          <w:szCs w:val="19"/>
+        </w:rPr>
+        <w:t xml:space="preserve">При этом «Кутузовский XII» — бизнес-класс, а соседи заявлены как элит и премиум. </w:t>
+      </w:r>
+      <w:r>
+        <w:rPr>
+          <w:rFonts w:ascii="Arial" w:cs="Arial" w:eastAsia="Arial" w:hAnsi="Arial"/>
+          <w:b w:val="false"/>
+          <w:bCs w:val="false"/>
+          <w:i w:val="false"/>
+          <w:iCs w:val="false"/>
+          <w:color w:val="2A2E38"/>
+          <w:sz w:val="19"/>
+          <w:szCs w:val="19"/>
+        </w:rPr>
+        <w:t xml:space="preserve">Это ограничивает верхнюю планку цены: платить за метр в доме бизнес-класса столько же, сколько за элитный метр рядом, покупатель не готов.</w:t>
+      </w:r>
+    </w:p>
+    <w:p>
+      <w:pPr>
+        <w:spacing w:after="58" w:line="252" w:lineRule="auto"/>
+        <w:ind w:left="170" w:right="1560" w:hanging="170"/>
+      </w:pPr>
+      <w:r>
+        <w:rPr>
+          <w:rFonts w:ascii="Arial" w:cs="Arial" w:eastAsia="Arial" w:hAnsi="Arial"/>
+          <w:b/>
+          <w:bCs/>
+          <w:i w:val="false"/>
+          <w:iCs w:val="false"/>
+          <w:color w:val="A9762F"/>
+          <w:sz w:val="19"/>
+          <w:szCs w:val="19"/>
+        </w:rPr>
+        <w:t xml:space="preserve">—   </w:t>
+      </w:r>
+      <w:r>
+        <w:rPr>
+          <w:rFonts w:ascii="Arial" w:cs="Arial" w:eastAsia="Arial" w:hAnsi="Arial"/>
+          <w:b w:val="false"/>
+          <w:bCs w:val="false"/>
+          <w:i w:val="false"/>
+          <w:iCs w:val="false"/>
+          <w:color w:val="2A2E38"/>
+          <w:sz w:val="19"/>
+          <w:szCs w:val="19"/>
+        </w:rPr>
+        <w:t xml:space="preserve">Вся первичка вокруг продаётся без отделки: 144 лота «Бадаевского», 88 «Веспера», 284 из 286 в «Доме Дау». Готовый ремонт в локации — это либо вторичка, либо треть экспозиции Capital Towers.</w:t>
+      </w:r>
+    </w:p>
+    <w:p>
+      <w:pPr>
+        <w:spacing w:after="58" w:line="252" w:lineRule="auto"/>
+        <w:ind w:left="170" w:right="1560" w:hanging="170"/>
+      </w:pPr>
+      <w:r>
+        <w:rPr>
+          <w:rFonts w:ascii="Arial" w:cs="Arial" w:eastAsia="Arial" w:hAnsi="Arial"/>
+          <w:b/>
+          <w:bCs/>
+          <w:i w:val="false"/>
+          <w:iCs w:val="false"/>
+          <w:color w:val="A9762F"/>
+          <w:sz w:val="19"/>
+          <w:szCs w:val="19"/>
+        </w:rPr>
+        <w:t xml:space="preserve">—   </w:t>
+      </w:r>
+      <w:r>
+        <w:rPr>
+          <w:rFonts w:ascii="Arial" w:cs="Arial" w:eastAsia="Arial" w:hAnsi="Arial"/>
+          <w:b w:val="false"/>
+          <w:bCs w:val="false"/>
+          <w:i w:val="false"/>
+          <w:iCs w:val="false"/>
+          <w:color w:val="2A2E38"/>
+          <w:sz w:val="19"/>
+          <w:szCs w:val="19"/>
+        </w:rPr>
+        <w:t xml:space="preserve">Объём предложения работает против продавца. </w:t>
+      </w:r>
+      <w:r>
+        <w:rPr>
+          <w:rFonts w:ascii="Arial" w:cs="Arial" w:eastAsia="Arial" w:hAnsi="Arial"/>
+          <w:b w:val="false"/>
+          <w:bCs w:val="false"/>
+          <w:i w:val="false"/>
+          <w:iCs w:val="false"/>
+          <w:color w:val="2A2E38"/>
+          <w:sz w:val="19"/>
+          <w:szCs w:val="19"/>
+        </w:rPr>
+        <w:t xml:space="preserve">В соседних проектах одновременно экспонируется 647 лотов против 14 в нашем доме: покупателю есть из чего выбирать, и он сравнивает.</w:t>
+      </w:r>
+    </w:p>
+    <w:p>
+      <w:pPr>
+        <w:spacing w:after="110" w:before="170"/>
+      </w:pPr>
+      <w:r>
+        <w:rPr>
+          <w:rFonts w:ascii="Georgia" w:cs="Georgia" w:eastAsia="Georgia" w:hAnsi="Georgia"/>
+          <w:b/>
+          <w:bCs/>
+          <w:i w:val="false"/>
+          <w:iCs w:val="false"/>
+          <w:color w:val="1F2A44"/>
+          <w:sz w:val="24"/>
+          <w:szCs w:val="24"/>
+        </w:rPr>
+        <w:t xml:space="preserve">Сколько метров даёт бюджет 162,5 млн ₽</w:t>
+      </w:r>
+    </w:p>
+    <w:p>
+      <w:pPr>
+        <w:spacing w:after="140" w:line="258" w:lineRule="auto"/>
+        <w:ind w:right="1560"/>
+      </w:pPr>
+      <w:r>
+        <w:rPr>
+          <w:rFonts w:ascii="Arial" w:cs="Arial" w:eastAsia="Arial" w:hAnsi="Arial"/>
+          <w:b w:val="false"/>
+          <w:bCs w:val="false"/>
+          <w:i w:val="false"/>
+          <w:iCs w:val="false"/>
+          <w:color w:val="2A2E38"/>
+          <w:sz w:val="19"/>
+          <w:szCs w:val="19"/>
+        </w:rPr>
+        <w:t xml:space="preserve">Бюджет нашего лота, пересчитанный по средней цене метра каждого проекта.</w:t>
+      </w:r>
+    </w:p>
+    <w:tbl>
+      <w:tblPr>
+        <w:tblW w:type="dxa" w:w="9638"/>
+        <w:tblBorders>
+          <w:top w:val="single" w:color="auto" w:sz="4"/>
+          <w:left w:val="single" w:color="auto" w:sz="4"/>
+          <w:bottom w:val="single" w:color="auto" w:sz="4"/>
+          <w:right w:val="single" w:color="auto" w:sz="4"/>
+          <w:insideH w:val="single" w:color="auto" w:sz="4"/>
+          <w:insideV w:val="single" w:color="auto" w:sz="4"/>
+        </w:tblBorders>
+      </w:tblPr>
+      <w:tblGrid>
+        <w:gridCol w:w="1927"/>
+        <w:gridCol w:w="1927"/>
+        <w:gridCol w:w="1927"/>
+        <w:gridCol w:w="1927"/>
+        <w:gridCol w:w="1930"/>
+      </w:tblGrid>
+      <w:tr>
+        <w:tc>
+          <w:tcPr>
+            <w:tcW w:type="dxa" w:w="1927"/>
+            <w:tcBorders>
+              <w:top w:val="single" w:color="A9762F" w:sz="18"/>
+              <w:left w:val="single" w:color="FCFCFB" w:sz="26"/>
+              <w:bottom w:val="none" w:color="auto" w:sz="0"/>
+              <w:right w:val="single" w:color="FCFCFB" w:sz="26"/>
+            </w:tcBorders>
+            <w:shd w:fill="F5F2ED" w:color="auto" w:val="clear"/>
+            <w:tcMar>
+              <w:top w:type="dxa" w:w="118"/>
+              <w:left w:type="dxa" w:w="170"/>
+              <w:bottom w:type="dxa" w:w="118"/>
+              <w:right w:type="dxa" w:w="110"/>
+            </w:tcMar>
+            <w:vAlign w:val="center"/>
+          </w:tcPr>
+          <w:p>
+            <w:pPr>
+              <w:spacing w:after="40" w:line="240" w:lineRule="auto"/>
+            </w:pPr>
+            <w:r>
+              <w:rPr>
+                <w:rFonts w:ascii="Georgia" w:cs="Georgia" w:eastAsia="Georgia" w:hAnsi="Georgia"/>
+                <w:b/>
+                <w:bCs/>
+                <w:i w:val="false"/>
+                <w:iCs w:val="false"/>
+                <w:color w:val="1F2A44"/>
+                <w:sz w:val="27"/>
+                <w:szCs w:val="27"/>
+              </w:rPr>
+              <w:t xml:space="preserve">118,8 м²</w:t>
+            </w:r>
+          </w:p>
+          <w:p>
+            <w:pPr>
+              <w:spacing w:after="0" w:line="200" w:lineRule="auto"/>
+            </w:pPr>
+            <w:r>
+              <w:rPr>
+                <w:rFonts w:ascii="Arial" w:cs="Arial" w:eastAsia="Arial" w:hAnsi="Arial"/>
+                <w:b w:val="false"/>
+                <w:bCs w:val="false"/>
+                <w:i w:val="false"/>
+                <w:iCs w:val="false"/>
+                <w:caps/>
+                <w:color w:val="70788A"/>
+                <w:spacing w:val="24"/>
+                <w:sz w:val="13"/>
+                <w:szCs w:val="13"/>
+              </w:rPr>
+              <w:t xml:space="preserve">Кутузовский XII</w:t>
+            </w:r>
+          </w:p>
+        </w:tc>
+        <w:tc>
+          <w:tcPr>
+            <w:tcW w:type="dxa" w:w="1927"/>
+            <w:tcBorders>
+              <w:top w:val="single" w:color="A9762F" w:sz="18"/>
+              <w:left w:val="single" w:color="FCFCFB" w:sz="26"/>
+              <w:bottom w:val="none" w:color="auto" w:sz="0"/>
+              <w:right w:val="single" w:color="FCFCFB" w:sz="26"/>
+            </w:tcBorders>
+            <w:shd w:fill="F5F2ED" w:color="auto" w:val="clear"/>
+            <w:tcMar>
+              <w:top w:type="dxa" w:w="118"/>
+              <w:left w:type="dxa" w:w="170"/>
+              <w:bottom w:type="dxa" w:w="118"/>
+              <w:right w:type="dxa" w:w="110"/>
+            </w:tcMar>
+            <w:vAlign w:val="center"/>
+          </w:tcPr>
+          <w:p>
+            <w:pPr>
+              <w:spacing w:after="40" w:line="240" w:lineRule="auto"/>
+            </w:pPr>
+            <w:r>
+              <w:rPr>
+                <w:rFonts w:ascii="Georgia" w:cs="Georgia" w:eastAsia="Georgia" w:hAnsi="Georgia"/>
+                <w:b/>
+                <w:bCs/>
+                <w:i w:val="false"/>
+                <w:iCs w:val="false"/>
+                <w:color w:val="1F2A44"/>
+                <w:sz w:val="27"/>
+                <w:szCs w:val="27"/>
+              </w:rPr>
+              <w:t xml:space="preserve">83,3 м²</w:t>
+            </w:r>
+          </w:p>
+          <w:p>
+            <w:pPr>
+              <w:spacing w:after="0" w:line="200" w:lineRule="auto"/>
+            </w:pPr>
+            <w:r>
+              <w:rPr>
+                <w:rFonts w:ascii="Arial" w:cs="Arial" w:eastAsia="Arial" w:hAnsi="Arial"/>
+                <w:b w:val="false"/>
+                <w:bCs w:val="false"/>
+                <w:i w:val="false"/>
+                <w:iCs w:val="false"/>
+                <w:caps/>
+                <w:color w:val="70788A"/>
+                <w:spacing w:val="24"/>
+                <w:sz w:val="13"/>
+                <w:szCs w:val="13"/>
+              </w:rPr>
+              <w:t xml:space="preserve">Бадаевский</w:t>
+            </w:r>
+          </w:p>
+        </w:tc>
+        <w:tc>
+          <w:tcPr>
+            <w:tcW w:type="dxa" w:w="1927"/>
+            <w:tcBorders>
+              <w:top w:val="single" w:color="A9762F" w:sz="18"/>
+              <w:left w:val="single" w:color="FCFCFB" w:sz="26"/>
+              <w:bottom w:val="none" w:color="auto" w:sz="0"/>
+              <w:right w:val="single" w:color="FCFCFB" w:sz="26"/>
+            </w:tcBorders>
+            <w:shd w:fill="F5F2ED" w:color="auto" w:val="clear"/>
+            <w:tcMar>
+              <w:top w:type="dxa" w:w="118"/>
+              <w:left w:type="dxa" w:w="170"/>
+              <w:bottom w:type="dxa" w:w="118"/>
+              <w:right w:type="dxa" w:w="110"/>
+            </w:tcMar>
+            <w:vAlign w:val="center"/>
+          </w:tcPr>
+          <w:p>
+            <w:pPr>
+              <w:spacing w:after="40" w:line="240" w:lineRule="auto"/>
+            </w:pPr>
+            <w:r>
+              <w:rPr>
+                <w:rFonts w:ascii="Georgia" w:cs="Georgia" w:eastAsia="Georgia" w:hAnsi="Georgia"/>
+                <w:b/>
+                <w:bCs/>
+                <w:i w:val="false"/>
+                <w:iCs w:val="false"/>
+                <w:color w:val="1F2A44"/>
+                <w:sz w:val="27"/>
+                <w:szCs w:val="27"/>
+              </w:rPr>
+              <w:t xml:space="preserve">94,3 м²</w:t>
+            </w:r>
+          </w:p>
+          <w:p>
+            <w:pPr>
+              <w:spacing w:after="0" w:line="200" w:lineRule="auto"/>
+            </w:pPr>
+            <w:r>
+              <w:rPr>
+                <w:rFonts w:ascii="Arial" w:cs="Arial" w:eastAsia="Arial" w:hAnsi="Arial"/>
+                <w:b w:val="false"/>
+                <w:bCs w:val="false"/>
+                <w:i w:val="false"/>
+                <w:iCs w:val="false"/>
+                <w:caps/>
+                <w:color w:val="70788A"/>
+                <w:spacing w:val="24"/>
+                <w:sz w:val="13"/>
+                <w:szCs w:val="13"/>
+              </w:rPr>
+              <w:t xml:space="preserve">Веспер</w:t>
+            </w:r>
+          </w:p>
+        </w:tc>
+        <w:tc>
+          <w:tcPr>
+            <w:tcW w:type="dxa" w:w="1927"/>
+            <w:tcBorders>
+              <w:top w:val="single" w:color="A9762F" w:sz="18"/>
+              <w:left w:val="single" w:color="FCFCFB" w:sz="26"/>
+              <w:bottom w:val="none" w:color="auto" w:sz="0"/>
+              <w:right w:val="single" w:color="FCFCFB" w:sz="26"/>
+            </w:tcBorders>
+            <w:shd w:fill="F5F2ED" w:color="auto" w:val="clear"/>
+            <w:tcMar>
+              <w:top w:type="dxa" w:w="118"/>
+              <w:left w:type="dxa" w:w="170"/>
+              <w:bottom w:type="dxa" w:w="118"/>
+              <w:right w:type="dxa" w:w="110"/>
+            </w:tcMar>
+            <w:vAlign w:val="center"/>
+          </w:tcPr>
+          <w:p>
+            <w:pPr>
+              <w:spacing w:after="40" w:line="240" w:lineRule="auto"/>
+            </w:pPr>
+            <w:r>
+              <w:rPr>
+                <w:rFonts w:ascii="Georgia" w:cs="Georgia" w:eastAsia="Georgia" w:hAnsi="Georgia"/>
+                <w:b/>
+                <w:bCs/>
+                <w:i w:val="false"/>
+                <w:iCs w:val="false"/>
+                <w:color w:val="1F2A44"/>
+                <w:sz w:val="27"/>
+                <w:szCs w:val="27"/>
+              </w:rPr>
+              <w:t xml:space="preserve">154,8 м²</w:t>
+            </w:r>
+          </w:p>
+          <w:p>
+            <w:pPr>
+              <w:spacing w:after="0" w:line="200" w:lineRule="auto"/>
+            </w:pPr>
+            <w:r>
+              <w:rPr>
+                <w:rFonts w:ascii="Arial" w:cs="Arial" w:eastAsia="Arial" w:hAnsi="Arial"/>
+                <w:b w:val="false"/>
+                <w:bCs w:val="false"/>
+                <w:i w:val="false"/>
+                <w:iCs w:val="false"/>
+                <w:caps/>
+                <w:color w:val="70788A"/>
+                <w:spacing w:val="24"/>
+                <w:sz w:val="13"/>
+                <w:szCs w:val="13"/>
+              </w:rPr>
+              <w:t xml:space="preserve">Дом Дау</w:t>
+            </w:r>
+          </w:p>
+        </w:tc>
+        <w:tc>
+          <w:tcPr>
+            <w:tcW w:type="dxa" w:w="1930"/>
+            <w:tcBorders>
+              <w:top w:val="single" w:color="A9762F" w:sz="18"/>
+              <w:left w:val="single" w:color="FCFCFB" w:sz="26"/>
+              <w:bottom w:val="none" w:color="auto" w:sz="0"/>
+              <w:right w:val="single" w:color="FCFCFB" w:sz="26"/>
+            </w:tcBorders>
+            <w:shd w:fill="F5F2ED" w:color="auto" w:val="clear"/>
+            <w:tcMar>
+              <w:top w:type="dxa" w:w="118"/>
+              <w:left w:type="dxa" w:w="170"/>
+              <w:bottom w:type="dxa" w:w="118"/>
+              <w:right w:type="dxa" w:w="110"/>
+            </w:tcMar>
+            <w:vAlign w:val="center"/>
+          </w:tcPr>
+          <w:p>
+            <w:pPr>
+              <w:spacing w:after="40" w:line="240" w:lineRule="auto"/>
+            </w:pPr>
+            <w:r>
+              <w:rPr>
+                <w:rFonts w:ascii="Georgia" w:cs="Georgia" w:eastAsia="Georgia" w:hAnsi="Georgia"/>
+                <w:b/>
+                <w:bCs/>
+                <w:i w:val="false"/>
+                <w:iCs w:val="false"/>
+                <w:color w:val="1F2A44"/>
+                <w:sz w:val="27"/>
+                <w:szCs w:val="27"/>
+              </w:rPr>
+              <w:t xml:space="preserve">119,2 м²</w:t>
+            </w:r>
+          </w:p>
+          <w:p>
+            <w:pPr>
+              <w:spacing w:after="0" w:line="200" w:lineRule="auto"/>
+            </w:pPr>
+            <w:r>
+              <w:rPr>
+                <w:rFonts w:ascii="Arial" w:cs="Arial" w:eastAsia="Arial" w:hAnsi="Arial"/>
+                <w:b w:val="false"/>
+                <w:bCs w:val="false"/>
+                <w:i w:val="false"/>
+                <w:iCs w:val="false"/>
+                <w:caps/>
+                <w:color w:val="70788A"/>
+                <w:spacing w:val="24"/>
+                <w:sz w:val="13"/>
+                <w:szCs w:val="13"/>
+              </w:rPr>
+              <w:t xml:space="preserve">Capital Towers</w:t>
+            </w:r>
+          </w:p>
+        </w:tc>
+      </w:tr>
+    </w:tbl>
+    <w:p>
+      <w:pPr>
+        <w:spacing w:after="40"/>
+      </w:pPr>
+      <w:r>
+        <w:rPr>
+          <w:rFonts w:ascii="Arial" w:cs="Arial" w:eastAsia="Arial" w:hAnsi="Arial"/>
+          <w:b w:val="false"/>
+          <w:bCs w:val="false"/>
+          <w:i w:val="false"/>
+          <w:iCs w:val="false"/>
+          <w:color w:val="2A2E38"/>
+          <w:sz w:val="19"/>
+          <w:szCs w:val="19"/>
+        </w:rPr>
+        <w:t xml:space="preserve"/>
+      </w:r>
+    </w:p>
+    <w:p>
+      <w:pPr>
+        <w:spacing w:after="60" w:line="230" w:lineRule="auto"/>
+        <w:ind w:right="1560"/>
+      </w:pPr>
+      <w:r>
+        <w:rPr>
+          <w:rFonts w:ascii="Arial" w:cs="Arial" w:eastAsia="Arial" w:hAnsi="Arial"/>
+          <w:b w:val="false"/>
+          <w:bCs w:val="false"/>
+          <w:i w:val="false"/>
+          <w:iCs w:val="false"/>
+          <w:color w:val="70788A"/>
+          <w:sz w:val="15"/>
+          <w:szCs w:val="15"/>
+        </w:rPr>
+        <w:t xml:space="preserve">Расчёт по средневзвешенной цене всей экспозиции проекта на 30.07.2026. У «Бадаевского», «Веспера» и «Дома Дау» это цена без отделки — на ремонт нужно добавить ещё примерно 250 тыс. ₽/м². С учётом отделки бюджет даёт там 74, 82 и 125 м² соответственно.</w:t>
       </w:r>
     </w:p>
     <w:p>
@@ -4890,11 +7376,11 @@
       </w:tblPr>
       <w:tblGrid>
         <w:gridCol w:w="2060"/>
-        <w:gridCol w:w="780"/>
+        <w:gridCol w:w="700"/>
+        <w:gridCol w:w="1200"/>
         <w:gridCol w:w="1360"/>
-        <w:gridCol w:w="1560"/>
         <w:gridCol w:w="1400"/>
-        <w:gridCol w:w="1000"/>
+        <w:gridCol w:w="1440"/>
         <w:gridCol w:w="1478"/>
       </w:tblGrid>
       <w:tr>
@@ -4941,7 +7427,7 @@
         </w:tc>
         <w:tc>
           <w:tcPr>
-            <w:tcW w:type="dxa" w:w="780"/>
+            <w:tcW w:type="dxa" w:w="700"/>
             <w:tcBorders>
               <w:top w:val="single" w:color="1F2A44" w:sz="4"/>
               <w:left w:val="none" w:color="auto" w:sz="0"/>
@@ -4979,7 +7465,7 @@
         </w:tc>
         <w:tc>
           <w:tcPr>
-            <w:tcW w:type="dxa" w:w="1360"/>
+            <w:tcW w:type="dxa" w:w="1200"/>
             <w:tcBorders>
               <w:top w:val="single" w:color="1F2A44" w:sz="4"/>
               <w:left w:val="none" w:color="auto" w:sz="0"/>
@@ -5018,7 +7504,7 @@
         </w:tc>
         <w:tc>
           <w:tcPr>
-            <w:tcW w:type="dxa" w:w="1560"/>
+            <w:tcW w:type="dxa" w:w="1360"/>
             <w:tcBorders>
               <w:top w:val="single" w:color="1F2A44" w:sz="4"/>
               <w:left w:val="none" w:color="auto" w:sz="0"/>
@@ -5096,7 +7582,7 @@
         </w:tc>
         <w:tc>
           <w:tcPr>
-            <w:tcW w:type="dxa" w:w="1000"/>
+            <w:tcW w:type="dxa" w:w="1440"/>
             <w:tcBorders>
               <w:top w:val="single" w:color="1F2A44" w:sz="4"/>
               <w:left w:val="none" w:color="auto" w:sz="0"/>
@@ -5128,7 +7614,8 @@
                 <w:sz w:val="16"/>
                 <w:szCs w:val="16"/>
               </w:rPr>
-              <w:t xml:space="preserve">С отделкой</w:t>
+              <w:t xml:space="preserve">Что взято
+в расчёт</w:t>
             </w:r>
           </w:p>
         </w:tc>
@@ -5212,7 +7699,7 @@
         </w:tc>
         <w:tc>
           <w:tcPr>
-            <w:tcW w:type="dxa" w:w="780"/>
+            <w:tcW w:type="dxa" w:w="700"/>
             <w:tcBorders>
               <w:top w:val="single" w:color="D9D4CB" w:sz="4"/>
               <w:left w:val="none" w:color="auto" w:sz="0"/>
@@ -5249,6 +7736,43 @@
         </w:tc>
         <w:tc>
           <w:tcPr>
+            <w:tcW w:type="dxa" w:w="1200"/>
+            <w:tcBorders>
+              <w:top w:val="single" w:color="D9D4CB" w:sz="4"/>
+              <w:left w:val="none" w:color="auto" w:sz="0"/>
+              <w:bottom w:val="single" w:color="D9D4CB" w:sz="4"/>
+              <w:right w:val="none" w:color="auto" w:sz="0"/>
+            </w:tcBorders>
+            <w:tcMar>
+              <w:top w:type="dxa" w:w="52"/>
+              <w:left w:type="dxa" w:w="100"/>
+              <w:bottom w:type="dxa" w:w="52"/>
+              <w:right w:type="dxa" w:w="100"/>
+            </w:tcMar>
+            <w:vAlign w:val="center"/>
+          </w:tcPr>
+          <w:p>
+            <w:pPr>
+              <w:spacing w:after="0" w:line="240" w:lineRule="auto"/>
+              <w:jc w:val="center"/>
+            </w:pPr>
+            <w:r>
+              <w:rPr>
+                <w:rFonts w:ascii="Arial" w:cs="Arial" w:eastAsia="Arial" w:hAnsi="Arial"/>
+                <w:b w:val="false"/>
+                <w:bCs w:val="false"/>
+                <w:i w:val="false"/>
+                <w:iCs w:val="false"/>
+                <w:color w:val="2A2E38"/>
+                <w:sz w:val="17"/>
+                <w:szCs w:val="17"/>
+              </w:rPr>
+              <w:t xml:space="preserve">93,1–95,0</w:t>
+            </w:r>
+          </w:p>
+        </w:tc>
+        <w:tc>
+          <w:tcPr>
             <w:tcW w:type="dxa" w:w="1360"/>
             <w:tcBorders>
               <w:top w:val="single" w:color="D9D4CB" w:sz="4"/>
@@ -5280,43 +7804,6 @@
                 <w:sz w:val="17"/>
                 <w:szCs w:val="17"/>
               </w:rPr>
-              <w:t xml:space="preserve">93,1–95,0</w:t>
-            </w:r>
-          </w:p>
-        </w:tc>
-        <w:tc>
-          <w:tcPr>
-            <w:tcW w:type="dxa" w:w="1560"/>
-            <w:tcBorders>
-              <w:top w:val="single" w:color="D9D4CB" w:sz="4"/>
-              <w:left w:val="none" w:color="auto" w:sz="0"/>
-              <w:bottom w:val="single" w:color="D9D4CB" w:sz="4"/>
-              <w:right w:val="none" w:color="auto" w:sz="0"/>
-            </w:tcBorders>
-            <w:tcMar>
-              <w:top w:type="dxa" w:w="52"/>
-              <w:left w:type="dxa" w:w="100"/>
-              <w:bottom w:type="dxa" w:w="52"/>
-              <w:right w:type="dxa" w:w="100"/>
-            </w:tcMar>
-            <w:vAlign w:val="center"/>
-          </w:tcPr>
-          <w:p>
-            <w:pPr>
-              <w:spacing w:after="0" w:line="240" w:lineRule="auto"/>
-              <w:jc w:val="center"/>
-            </w:pPr>
-            <w:r>
-              <w:rPr>
-                <w:rFonts w:ascii="Arial" w:cs="Arial" w:eastAsia="Arial" w:hAnsi="Arial"/>
-                <w:b w:val="false"/>
-                <w:bCs w:val="false"/>
-                <w:i w:val="false"/>
-                <w:iCs w:val="false"/>
-                <w:color w:val="2A2E38"/>
-                <w:sz w:val="17"/>
-                <w:szCs w:val="17"/>
-              </w:rPr>
               <w:t xml:space="preserve">133,0–162,5</w:t>
             </w:r>
           </w:p>
@@ -5360,38 +7847,38 @@
         </w:tc>
         <w:tc>
           <w:tcPr>
-            <w:tcW w:type="dxa" w:w="1000"/>
-            <w:tcBorders>
-              <w:top w:val="single" w:color="D9D4CB" w:sz="4"/>
-              <w:left w:val="none" w:color="auto" w:sz="0"/>
-              <w:bottom w:val="single" w:color="D9D4CB" w:sz="4"/>
-              <w:right w:val="none" w:color="auto" w:sz="0"/>
-            </w:tcBorders>
-            <w:tcMar>
-              <w:top w:type="dxa" w:w="52"/>
-              <w:left w:type="dxa" w:w="100"/>
-              <w:bottom w:type="dxa" w:w="52"/>
-              <w:right w:type="dxa" w:w="100"/>
-            </w:tcMar>
-            <w:vAlign w:val="center"/>
-          </w:tcPr>
-          <w:p>
-            <w:pPr>
-              <w:spacing w:after="0" w:line="240" w:lineRule="auto"/>
-              <w:jc w:val="center"/>
-            </w:pPr>
-            <w:r>
-              <w:rPr>
-                <w:rFonts w:ascii="Arial" w:cs="Arial" w:eastAsia="Arial" w:hAnsi="Arial"/>
-                <w:b w:val="false"/>
-                <w:bCs w:val="false"/>
-                <w:i w:val="false"/>
-                <w:iCs w:val="false"/>
-                <w:color w:val="2A2E38"/>
-                <w:sz w:val="17"/>
-                <w:szCs w:val="17"/>
-              </w:rPr>
-              <w:t xml:space="preserve">3 шт</w:t>
+            <w:tcW w:type="dxa" w:w="1440"/>
+            <w:tcBorders>
+              <w:top w:val="single" w:color="D9D4CB" w:sz="4"/>
+              <w:left w:val="none" w:color="auto" w:sz="0"/>
+              <w:bottom w:val="single" w:color="D9D4CB" w:sz="4"/>
+              <w:right w:val="none" w:color="auto" w:sz="0"/>
+            </w:tcBorders>
+            <w:tcMar>
+              <w:top w:type="dxa" w:w="52"/>
+              <w:left w:type="dxa" w:w="100"/>
+              <w:bottom w:type="dxa" w:w="52"/>
+              <w:right w:type="dxa" w:w="100"/>
+            </w:tcMar>
+            <w:vAlign w:val="center"/>
+          </w:tcPr>
+          <w:p>
+            <w:pPr>
+              <w:spacing w:after="0" w:line="240" w:lineRule="auto"/>
+              <w:jc w:val="center"/>
+            </w:pPr>
+            <w:r>
+              <w:rPr>
+                <w:rFonts w:ascii="Arial" w:cs="Arial" w:eastAsia="Arial" w:hAnsi="Arial"/>
+                <w:b w:val="false"/>
+                <w:bCs w:val="false"/>
+                <w:i w:val="false"/>
+                <w:iCs w:val="false"/>
+                <w:color w:val="2A2E38"/>
+                <w:sz w:val="17"/>
+                <w:szCs w:val="17"/>
+              </w:rPr>
+              <w:t xml:space="preserve">3 с ремонтом</w:t>
             </w:r>
           </w:p>
         </w:tc>
@@ -5474,7 +7961,7 @@
         </w:tc>
         <w:tc>
           <w:tcPr>
-            <w:tcW w:type="dxa" w:w="780"/>
+            <w:tcW w:type="dxa" w:w="700"/>
             <w:tcBorders>
               <w:top w:val="single" w:color="D9D4CB" w:sz="4"/>
               <w:left w:val="none" w:color="auto" w:sz="0"/>
@@ -5512,6 +7999,44 @@
         </w:tc>
         <w:tc>
           <w:tcPr>
+            <w:tcW w:type="dxa" w:w="1200"/>
+            <w:tcBorders>
+              <w:top w:val="single" w:color="D9D4CB" w:sz="4"/>
+              <w:left w:val="none" w:color="auto" w:sz="0"/>
+              <w:bottom w:val="single" w:color="D9D4CB" w:sz="4"/>
+              <w:right w:val="none" w:color="auto" w:sz="0"/>
+            </w:tcBorders>
+            <w:shd w:fill="FBFAF8" w:color="auto" w:val="clear"/>
+            <w:tcMar>
+              <w:top w:type="dxa" w:w="52"/>
+              <w:left w:type="dxa" w:w="100"/>
+              <w:bottom w:type="dxa" w:w="52"/>
+              <w:right w:type="dxa" w:w="100"/>
+            </w:tcMar>
+            <w:vAlign w:val="center"/>
+          </w:tcPr>
+          <w:p>
+            <w:pPr>
+              <w:spacing w:after="0" w:line="240" w:lineRule="auto"/>
+              <w:jc w:val="center"/>
+            </w:pPr>
+            <w:r>
+              <w:rPr>
+                <w:rFonts w:ascii="Arial" w:cs="Arial" w:eastAsia="Arial" w:hAnsi="Arial"/>
+                <w:b w:val="false"/>
+                <w:bCs w:val="false"/>
+                <w:i w:val="false"/>
+                <w:iCs w:val="false"/>
+                <w:color w:val="2A2E38"/>
+                <w:sz w:val="17"/>
+                <w:szCs w:val="17"/>
+              </w:rPr>
+              <w:t xml:space="preserve">88,4–112,7</w:t>
+            </w:r>
+          </w:p>
+        </w:tc>
+        <w:tc>
+          <w:tcPr>
             <w:tcW w:type="dxa" w:w="1360"/>
             <w:tcBorders>
               <w:top w:val="single" w:color="D9D4CB" w:sz="4"/>
@@ -5544,13 +8069,13 @@
                 <w:sz w:val="17"/>
                 <w:szCs w:val="17"/>
               </w:rPr>
-              <w:t xml:space="preserve">88,4–112,7</w:t>
-            </w:r>
-          </w:p>
-        </w:tc>
-        <w:tc>
-          <w:tcPr>
-            <w:tcW w:type="dxa" w:w="1560"/>
+              <w:t xml:space="preserve">126,9–277,8</w:t>
+            </w:r>
+          </w:p>
+        </w:tc>
+        <w:tc>
+          <w:tcPr>
+            <w:tcW w:type="dxa" w:w="1400"/>
             <w:tcBorders>
               <w:top w:val="single" w:color="D9D4CB" w:sz="4"/>
               <w:left w:val="none" w:color="auto" w:sz="0"/>
@@ -5582,13 +8107,13 @@
                 <w:sz w:val="17"/>
                 <w:szCs w:val="17"/>
               </w:rPr>
-              <w:t xml:space="preserve">126,9–277,8</w:t>
-            </w:r>
-          </w:p>
-        </w:tc>
-        <w:tc>
-          <w:tcPr>
-            <w:tcW w:type="dxa" w:w="1400"/>
+              <w:t xml:space="preserve">1 607 089</w:t>
+            </w:r>
+          </w:p>
+        </w:tc>
+        <w:tc>
+          <w:tcPr>
+            <w:tcW w:type="dxa" w:w="1440"/>
             <w:tcBorders>
               <w:top w:val="single" w:color="D9D4CB" w:sz="4"/>
               <w:left w:val="none" w:color="auto" w:sz="0"/>
@@ -5620,45 +8145,7 @@
                 <w:sz w:val="17"/>
                 <w:szCs w:val="17"/>
               </w:rPr>
-              <w:t xml:space="preserve">1 607 089</w:t>
-            </w:r>
-          </w:p>
-        </w:tc>
-        <w:tc>
-          <w:tcPr>
-            <w:tcW w:type="dxa" w:w="1000"/>
-            <w:tcBorders>
-              <w:top w:val="single" w:color="D9D4CB" w:sz="4"/>
-              <w:left w:val="none" w:color="auto" w:sz="0"/>
-              <w:bottom w:val="single" w:color="D9D4CB" w:sz="4"/>
-              <w:right w:val="none" w:color="auto" w:sz="0"/>
-            </w:tcBorders>
-            <w:shd w:fill="FBFAF8" w:color="auto" w:val="clear"/>
-            <w:tcMar>
-              <w:top w:type="dxa" w:w="52"/>
-              <w:left w:type="dxa" w:w="100"/>
-              <w:bottom w:type="dxa" w:w="52"/>
-              <w:right w:type="dxa" w:w="100"/>
-            </w:tcMar>
-            <w:vAlign w:val="center"/>
-          </w:tcPr>
-          <w:p>
-            <w:pPr>
-              <w:spacing w:after="0" w:line="240" w:lineRule="auto"/>
-              <w:jc w:val="center"/>
-            </w:pPr>
-            <w:r>
-              <w:rPr>
-                <w:rFonts w:ascii="Arial" w:cs="Arial" w:eastAsia="Arial" w:hAnsi="Arial"/>
-                <w:b w:val="false"/>
-                <w:bCs w:val="false"/>
-                <w:i w:val="false"/>
-                <w:iCs w:val="false"/>
-                <w:color w:val="2A2E38"/>
-                <w:sz w:val="17"/>
-                <w:szCs w:val="17"/>
-              </w:rPr>
-              <w:t xml:space="preserve">18 шт</w:t>
+              <w:t xml:space="preserve">18 без отделки</w:t>
             </w:r>
           </w:p>
         </w:tc>
@@ -5735,44 +8222,81 @@
                 <w:sz w:val="17"/>
                 <w:szCs w:val="17"/>
               </w:rPr>
-              <w:t xml:space="preserve">Capital Towers</w:t>
-            </w:r>
-          </w:p>
-        </w:tc>
-        <w:tc>
-          <w:tcPr>
-            <w:tcW w:type="dxa" w:w="780"/>
-            <w:tcBorders>
-              <w:top w:val="single" w:color="D9D4CB" w:sz="4"/>
-              <w:left w:val="none" w:color="auto" w:sz="0"/>
-              <w:bottom w:val="single" w:color="D9D4CB" w:sz="4"/>
-              <w:right w:val="none" w:color="auto" w:sz="0"/>
-            </w:tcBorders>
-            <w:tcMar>
-              <w:top w:type="dxa" w:w="52"/>
-              <w:left w:type="dxa" w:w="100"/>
-              <w:bottom w:type="dxa" w:w="52"/>
-              <w:right w:type="dxa" w:w="100"/>
-            </w:tcMar>
-            <w:vAlign w:val="center"/>
-          </w:tcPr>
-          <w:p>
-            <w:pPr>
-              <w:spacing w:after="0" w:line="240" w:lineRule="auto"/>
-              <w:jc w:val="center"/>
-            </w:pPr>
-            <w:r>
-              <w:rPr>
-                <w:rFonts w:ascii="Arial" w:cs="Arial" w:eastAsia="Arial" w:hAnsi="Arial"/>
-                <w:b w:val="false"/>
-                <w:bCs w:val="false"/>
-                <w:i w:val="false"/>
-                <w:iCs w:val="false"/>
-                <w:color w:val="2A2E38"/>
-                <w:sz w:val="17"/>
-                <w:szCs w:val="17"/>
-              </w:rPr>
-              <w:t xml:space="preserve">26</w:t>
+              <w:t xml:space="preserve">Веспер Кутузовский</w:t>
+            </w:r>
+          </w:p>
+        </w:tc>
+        <w:tc>
+          <w:tcPr>
+            <w:tcW w:type="dxa" w:w="700"/>
+            <w:tcBorders>
+              <w:top w:val="single" w:color="D9D4CB" w:sz="4"/>
+              <w:left w:val="none" w:color="auto" w:sz="0"/>
+              <w:bottom w:val="single" w:color="D9D4CB" w:sz="4"/>
+              <w:right w:val="none" w:color="auto" w:sz="0"/>
+            </w:tcBorders>
+            <w:tcMar>
+              <w:top w:type="dxa" w:w="52"/>
+              <w:left w:type="dxa" w:w="100"/>
+              <w:bottom w:type="dxa" w:w="52"/>
+              <w:right w:type="dxa" w:w="100"/>
+            </w:tcMar>
+            <w:vAlign w:val="center"/>
+          </w:tcPr>
+          <w:p>
+            <w:pPr>
+              <w:spacing w:after="0" w:line="240" w:lineRule="auto"/>
+              <w:jc w:val="center"/>
+            </w:pPr>
+            <w:r>
+              <w:rPr>
+                <w:rFonts w:ascii="Arial" w:cs="Arial" w:eastAsia="Arial" w:hAnsi="Arial"/>
+                <w:b w:val="false"/>
+                <w:bCs w:val="false"/>
+                <w:i w:val="false"/>
+                <w:iCs w:val="false"/>
+                <w:color w:val="2A2E38"/>
+                <w:sz w:val="17"/>
+                <w:szCs w:val="17"/>
+              </w:rPr>
+              <w:t xml:space="preserve">15</w:t>
+            </w:r>
+          </w:p>
+        </w:tc>
+        <w:tc>
+          <w:tcPr>
+            <w:tcW w:type="dxa" w:w="1200"/>
+            <w:tcBorders>
+              <w:top w:val="single" w:color="D9D4CB" w:sz="4"/>
+              <w:left w:val="none" w:color="auto" w:sz="0"/>
+              <w:bottom w:val="single" w:color="D9D4CB" w:sz="4"/>
+              <w:right w:val="none" w:color="auto" w:sz="0"/>
+            </w:tcBorders>
+            <w:tcMar>
+              <w:top w:type="dxa" w:w="52"/>
+              <w:left w:type="dxa" w:w="100"/>
+              <w:bottom w:type="dxa" w:w="52"/>
+              <w:right w:type="dxa" w:w="100"/>
+            </w:tcMar>
+            <w:vAlign w:val="center"/>
+          </w:tcPr>
+          <w:p>
+            <w:pPr>
+              <w:spacing w:after="0" w:line="240" w:lineRule="auto"/>
+              <w:jc w:val="center"/>
+            </w:pPr>
+            <w:r>
+              <w:rPr>
+                <w:rFonts w:ascii="Arial" w:cs="Arial" w:eastAsia="Arial" w:hAnsi="Arial"/>
+                <w:b w:val="false"/>
+                <w:bCs w:val="false"/>
+                <w:i w:val="false"/>
+                <w:iCs w:val="false"/>
+                <w:color w:val="2A2E38"/>
+                <w:sz w:val="17"/>
+                <w:szCs w:val="17"/>
+              </w:rPr>
+              <w:t xml:space="preserve">90,4–111,9</w:t>
             </w:r>
           </w:p>
         </w:tc>
@@ -5809,44 +8333,7 @@
                 <w:sz w:val="17"/>
                 <w:szCs w:val="17"/>
               </w:rPr>
-              <w:t xml:space="preserve">85,2–115,0</w:t>
-            </w:r>
-          </w:p>
-        </w:tc>
-        <w:tc>
-          <w:tcPr>
-            <w:tcW w:type="dxa" w:w="1560"/>
-            <w:tcBorders>
-              <w:top w:val="single" w:color="D9D4CB" w:sz="4"/>
-              <w:left w:val="none" w:color="auto" w:sz="0"/>
-              <w:bottom w:val="single" w:color="D9D4CB" w:sz="4"/>
-              <w:right w:val="none" w:color="auto" w:sz="0"/>
-            </w:tcBorders>
-            <w:tcMar>
-              <w:top w:type="dxa" w:w="52"/>
-              <w:left w:type="dxa" w:w="100"/>
-              <w:bottom w:type="dxa" w:w="52"/>
-              <w:right w:type="dxa" w:w="100"/>
-            </w:tcMar>
-            <w:vAlign w:val="center"/>
-          </w:tcPr>
-          <w:p>
-            <w:pPr>
-              <w:spacing w:after="0" w:line="240" w:lineRule="auto"/>
-              <w:jc w:val="center"/>
-            </w:pPr>
-            <w:r>
-              <w:rPr>
-                <w:rFonts w:ascii="Arial" w:cs="Arial" w:eastAsia="Arial" w:hAnsi="Arial"/>
-                <w:b w:val="false"/>
-                <w:bCs w:val="false"/>
-                <w:i w:val="false"/>
-                <w:iCs w:val="false"/>
-                <w:color w:val="2A2E38"/>
-                <w:sz w:val="17"/>
-                <w:szCs w:val="17"/>
-              </w:rPr>
-              <w:t xml:space="preserve">91,5–190,0</w:t>
+              <w:t xml:space="preserve">134,4–191,4</w:t>
             </w:r>
           </w:p>
         </w:tc>
@@ -5883,44 +8370,44 @@
                 <w:sz w:val="17"/>
                 <w:szCs w:val="17"/>
               </w:rPr>
-              <w:t xml:space="preserve">1 305 435</w:t>
-            </w:r>
-          </w:p>
-        </w:tc>
-        <w:tc>
-          <w:tcPr>
-            <w:tcW w:type="dxa" w:w="1000"/>
-            <w:tcBorders>
-              <w:top w:val="single" w:color="D9D4CB" w:sz="4"/>
-              <w:left w:val="none" w:color="auto" w:sz="0"/>
-              <w:bottom w:val="single" w:color="D9D4CB" w:sz="4"/>
-              <w:right w:val="none" w:color="auto" w:sz="0"/>
-            </w:tcBorders>
-            <w:tcMar>
-              <w:top w:type="dxa" w:w="52"/>
-              <w:left w:type="dxa" w:w="100"/>
-              <w:bottom w:type="dxa" w:w="52"/>
-              <w:right w:type="dxa" w:w="100"/>
-            </w:tcMar>
-            <w:vAlign w:val="center"/>
-          </w:tcPr>
-          <w:p>
-            <w:pPr>
-              <w:spacing w:after="0" w:line="240" w:lineRule="auto"/>
-              <w:jc w:val="center"/>
-            </w:pPr>
-            <w:r>
-              <w:rPr>
-                <w:rFonts w:ascii="Arial" w:cs="Arial" w:eastAsia="Arial" w:hAnsi="Arial"/>
-                <w:b w:val="false"/>
-                <w:bCs w:val="false"/>
-                <w:i w:val="false"/>
-                <w:iCs w:val="false"/>
-                <w:color w:val="2A2E38"/>
-                <w:sz w:val="17"/>
-                <w:szCs w:val="17"/>
-              </w:rPr>
-              <w:t xml:space="preserve">20 шт</w:t>
+              <w:t xml:space="preserve">1 538 394</w:t>
+            </w:r>
+          </w:p>
+        </w:tc>
+        <w:tc>
+          <w:tcPr>
+            <w:tcW w:type="dxa" w:w="1440"/>
+            <w:tcBorders>
+              <w:top w:val="single" w:color="D9D4CB" w:sz="4"/>
+              <w:left w:val="none" w:color="auto" w:sz="0"/>
+              <w:bottom w:val="single" w:color="D9D4CB" w:sz="4"/>
+              <w:right w:val="none" w:color="auto" w:sz="0"/>
+            </w:tcBorders>
+            <w:tcMar>
+              <w:top w:type="dxa" w:w="52"/>
+              <w:left w:type="dxa" w:w="100"/>
+              <w:bottom w:type="dxa" w:w="52"/>
+              <w:right w:type="dxa" w:w="100"/>
+            </w:tcMar>
+            <w:vAlign w:val="center"/>
+          </w:tcPr>
+          <w:p>
+            <w:pPr>
+              <w:spacing w:after="0" w:line="240" w:lineRule="auto"/>
+              <w:jc w:val="center"/>
+            </w:pPr>
+            <w:r>
+              <w:rPr>
+                <w:rFonts w:ascii="Arial" w:cs="Arial" w:eastAsia="Arial" w:hAnsi="Arial"/>
+                <w:b w:val="false"/>
+                <w:bCs w:val="false"/>
+                <w:i w:val="false"/>
+                <w:iCs w:val="false"/>
+                <w:color w:val="2A2E38"/>
+                <w:sz w:val="17"/>
+                <w:szCs w:val="17"/>
+              </w:rPr>
+              <w:t xml:space="preserve">15 без отделки</w:t>
             </w:r>
           </w:p>
         </w:tc>
@@ -5957,7 +8444,7 @@
                 <w:sz w:val="17"/>
                 <w:szCs w:val="17"/>
               </w:rPr>
-              <w:t xml:space="preserve">1 339 910</w:t>
+              <w:t xml:space="preserve">1 788 394</w:t>
             </w:r>
           </w:p>
         </w:tc>
@@ -5997,13 +8484,13 @@
                 <w:sz w:val="17"/>
                 <w:szCs w:val="17"/>
               </w:rPr>
-              <w:t xml:space="preserve">Дом Дау</w:t>
-            </w:r>
-          </w:p>
-        </w:tc>
-        <w:tc>
-          <w:tcPr>
-            <w:tcW w:type="dxa" w:w="780"/>
+              <w:t xml:space="preserve">Capital Towers</w:t>
+            </w:r>
+          </w:p>
+        </w:tc>
+        <w:tc>
+          <w:tcPr>
+            <w:tcW w:type="dxa" w:w="700"/>
             <w:tcBorders>
               <w:top w:val="single" w:color="D9D4CB" w:sz="4"/>
               <w:left w:val="none" w:color="auto" w:sz="0"/>
@@ -6035,7 +8522,45 @@
                 <w:sz w:val="17"/>
                 <w:szCs w:val="17"/>
               </w:rPr>
-              <w:t xml:space="preserve">57</w:t>
+              <w:t xml:space="preserve">26</w:t>
+            </w:r>
+          </w:p>
+        </w:tc>
+        <w:tc>
+          <w:tcPr>
+            <w:tcW w:type="dxa" w:w="1200"/>
+            <w:tcBorders>
+              <w:top w:val="single" w:color="D9D4CB" w:sz="4"/>
+              <w:left w:val="none" w:color="auto" w:sz="0"/>
+              <w:bottom w:val="single" w:color="D9D4CB" w:sz="4"/>
+              <w:right w:val="none" w:color="auto" w:sz="0"/>
+            </w:tcBorders>
+            <w:shd w:fill="FBFAF8" w:color="auto" w:val="clear"/>
+            <w:tcMar>
+              <w:top w:type="dxa" w:w="52"/>
+              <w:left w:type="dxa" w:w="100"/>
+              <w:bottom w:type="dxa" w:w="52"/>
+              <w:right w:type="dxa" w:w="100"/>
+            </w:tcMar>
+            <w:vAlign w:val="center"/>
+          </w:tcPr>
+          <w:p>
+            <w:pPr>
+              <w:spacing w:after="0" w:line="240" w:lineRule="auto"/>
+              <w:jc w:val="center"/>
+            </w:pPr>
+            <w:r>
+              <w:rPr>
+                <w:rFonts w:ascii="Arial" w:cs="Arial" w:eastAsia="Arial" w:hAnsi="Arial"/>
+                <w:b w:val="false"/>
+                <w:bCs w:val="false"/>
+                <w:i w:val="false"/>
+                <w:iCs w:val="false"/>
+                <w:color w:val="2A2E38"/>
+                <w:sz w:val="17"/>
+                <w:szCs w:val="17"/>
+              </w:rPr>
+              <w:t xml:space="preserve">85,2–115,0</w:t>
             </w:r>
           </w:p>
         </w:tc>
@@ -6073,13 +8598,13 @@
                 <w:sz w:val="17"/>
                 <w:szCs w:val="17"/>
               </w:rPr>
-              <w:t xml:space="preserve">96,5–113,7</w:t>
-            </w:r>
-          </w:p>
-        </w:tc>
-        <w:tc>
-          <w:tcPr>
-            <w:tcW w:type="dxa" w:w="1560"/>
+              <w:t xml:space="preserve">91,5–190,0</w:t>
+            </w:r>
+          </w:p>
+        </w:tc>
+        <w:tc>
+          <w:tcPr>
+            <w:tcW w:type="dxa" w:w="1400"/>
             <w:tcBorders>
               <w:top w:val="single" w:color="D9D4CB" w:sz="4"/>
               <w:left w:val="none" w:color="auto" w:sz="0"/>
@@ -6111,13 +8636,13 @@
                 <w:sz w:val="17"/>
                 <w:szCs w:val="17"/>
               </w:rPr>
-              <w:t xml:space="preserve">81,1–124,0</w:t>
-            </w:r>
-          </w:p>
-        </w:tc>
-        <w:tc>
-          <w:tcPr>
-            <w:tcW w:type="dxa" w:w="1400"/>
+              <w:t xml:space="preserve">1 305 435</w:t>
+            </w:r>
+          </w:p>
+        </w:tc>
+        <w:tc>
+          <w:tcPr>
+            <w:tcW w:type="dxa" w:w="1440"/>
             <w:tcBorders>
               <w:top w:val="single" w:color="D9D4CB" w:sz="4"/>
               <w:left w:val="none" w:color="auto" w:sz="0"/>
@@ -6149,13 +8674,13 @@
                 <w:sz w:val="17"/>
                 <w:szCs w:val="17"/>
               </w:rPr>
-              <w:t xml:space="preserve">1 021 252</w:t>
-            </w:r>
-          </w:p>
-        </w:tc>
-        <w:tc>
-          <w:tcPr>
-            <w:tcW w:type="dxa" w:w="1000"/>
+              <w:t xml:space="preserve">20 с ремонтом</w:t>
+            </w:r>
+          </w:p>
+        </w:tc>
+        <w:tc>
+          <w:tcPr>
+            <w:tcW w:type="dxa" w:w="1478"/>
             <w:tcBorders>
               <w:top w:val="single" w:color="D9D4CB" w:sz="4"/>
               <w:left w:val="none" w:color="auto" w:sz="0"/>
@@ -6187,45 +8712,7 @@
                 <w:sz w:val="17"/>
                 <w:szCs w:val="17"/>
               </w:rPr>
-              <w:t xml:space="preserve">57 шт</w:t>
-            </w:r>
-          </w:p>
-        </w:tc>
-        <w:tc>
-          <w:tcPr>
-            <w:tcW w:type="dxa" w:w="1478"/>
-            <w:tcBorders>
-              <w:top w:val="single" w:color="D9D4CB" w:sz="4"/>
-              <w:left w:val="none" w:color="auto" w:sz="0"/>
-              <w:bottom w:val="single" w:color="D9D4CB" w:sz="4"/>
-              <w:right w:val="none" w:color="auto" w:sz="0"/>
-            </w:tcBorders>
-            <w:shd w:fill="FBFAF8" w:color="auto" w:val="clear"/>
-            <w:tcMar>
-              <w:top w:type="dxa" w:w="52"/>
-              <w:left w:type="dxa" w:w="100"/>
-              <w:bottom w:type="dxa" w:w="52"/>
-              <w:right w:type="dxa" w:w="100"/>
-            </w:tcMar>
-            <w:vAlign w:val="center"/>
-          </w:tcPr>
-          <w:p>
-            <w:pPr>
-              <w:spacing w:after="0" w:line="240" w:lineRule="auto"/>
-              <w:jc w:val="center"/>
-            </w:pPr>
-            <w:r>
-              <w:rPr>
-                <w:rFonts w:ascii="Arial" w:cs="Arial" w:eastAsia="Arial" w:hAnsi="Arial"/>
-                <w:b w:val="false"/>
-                <w:bCs w:val="false"/>
-                <w:i w:val="false"/>
-                <w:iCs w:val="false"/>
-                <w:color w:val="2A2E38"/>
-                <w:sz w:val="17"/>
-                <w:szCs w:val="17"/>
-              </w:rPr>
-              <w:t xml:space="preserve">1 271 252</w:t>
+              <w:t xml:space="preserve">1 339 910</w:t>
             </w:r>
           </w:p>
         </w:tc>
@@ -6264,19 +8751,282 @@
                 <w:sz w:val="17"/>
                 <w:szCs w:val="17"/>
               </w:rPr>
+              <w:t xml:space="preserve">Дом Дау</w:t>
+            </w:r>
+          </w:p>
+        </w:tc>
+        <w:tc>
+          <w:tcPr>
+            <w:tcW w:type="dxa" w:w="700"/>
+            <w:tcBorders>
+              <w:top w:val="single" w:color="D9D4CB" w:sz="4"/>
+              <w:left w:val="none" w:color="auto" w:sz="0"/>
+              <w:bottom w:val="single" w:color="D9D4CB" w:sz="4"/>
+              <w:right w:val="none" w:color="auto" w:sz="0"/>
+            </w:tcBorders>
+            <w:tcMar>
+              <w:top w:type="dxa" w:w="52"/>
+              <w:left w:type="dxa" w:w="100"/>
+              <w:bottom w:type="dxa" w:w="52"/>
+              <w:right w:type="dxa" w:w="100"/>
+            </w:tcMar>
+            <w:vAlign w:val="center"/>
+          </w:tcPr>
+          <w:p>
+            <w:pPr>
+              <w:spacing w:after="0" w:line="240" w:lineRule="auto"/>
+              <w:jc w:val="center"/>
+            </w:pPr>
+            <w:r>
+              <w:rPr>
+                <w:rFonts w:ascii="Arial" w:cs="Arial" w:eastAsia="Arial" w:hAnsi="Arial"/>
+                <w:b w:val="false"/>
+                <w:bCs w:val="false"/>
+                <w:i w:val="false"/>
+                <w:iCs w:val="false"/>
+                <w:color w:val="2A2E38"/>
+                <w:sz w:val="17"/>
+                <w:szCs w:val="17"/>
+              </w:rPr>
+              <w:t xml:space="preserve">57</w:t>
+            </w:r>
+          </w:p>
+        </w:tc>
+        <w:tc>
+          <w:tcPr>
+            <w:tcW w:type="dxa" w:w="1200"/>
+            <w:tcBorders>
+              <w:top w:val="single" w:color="D9D4CB" w:sz="4"/>
+              <w:left w:val="none" w:color="auto" w:sz="0"/>
+              <w:bottom w:val="single" w:color="D9D4CB" w:sz="4"/>
+              <w:right w:val="none" w:color="auto" w:sz="0"/>
+            </w:tcBorders>
+            <w:tcMar>
+              <w:top w:type="dxa" w:w="52"/>
+              <w:left w:type="dxa" w:w="100"/>
+              <w:bottom w:type="dxa" w:w="52"/>
+              <w:right w:type="dxa" w:w="100"/>
+            </w:tcMar>
+            <w:vAlign w:val="center"/>
+          </w:tcPr>
+          <w:p>
+            <w:pPr>
+              <w:spacing w:after="0" w:line="240" w:lineRule="auto"/>
+              <w:jc w:val="center"/>
+            </w:pPr>
+            <w:r>
+              <w:rPr>
+                <w:rFonts w:ascii="Arial" w:cs="Arial" w:eastAsia="Arial" w:hAnsi="Arial"/>
+                <w:b w:val="false"/>
+                <w:bCs w:val="false"/>
+                <w:i w:val="false"/>
+                <w:iCs w:val="false"/>
+                <w:color w:val="2A2E38"/>
+                <w:sz w:val="17"/>
+                <w:szCs w:val="17"/>
+              </w:rPr>
+              <w:t xml:space="preserve">96,5–113,7</w:t>
+            </w:r>
+          </w:p>
+        </w:tc>
+        <w:tc>
+          <w:tcPr>
+            <w:tcW w:type="dxa" w:w="1360"/>
+            <w:tcBorders>
+              <w:top w:val="single" w:color="D9D4CB" w:sz="4"/>
+              <w:left w:val="none" w:color="auto" w:sz="0"/>
+              <w:bottom w:val="single" w:color="D9D4CB" w:sz="4"/>
+              <w:right w:val="none" w:color="auto" w:sz="0"/>
+            </w:tcBorders>
+            <w:tcMar>
+              <w:top w:type="dxa" w:w="52"/>
+              <w:left w:type="dxa" w:w="100"/>
+              <w:bottom w:type="dxa" w:w="52"/>
+              <w:right w:type="dxa" w:w="100"/>
+            </w:tcMar>
+            <w:vAlign w:val="center"/>
+          </w:tcPr>
+          <w:p>
+            <w:pPr>
+              <w:spacing w:after="0" w:line="240" w:lineRule="auto"/>
+              <w:jc w:val="center"/>
+            </w:pPr>
+            <w:r>
+              <w:rPr>
+                <w:rFonts w:ascii="Arial" w:cs="Arial" w:eastAsia="Arial" w:hAnsi="Arial"/>
+                <w:b w:val="false"/>
+                <w:bCs w:val="false"/>
+                <w:i w:val="false"/>
+                <w:iCs w:val="false"/>
+                <w:color w:val="2A2E38"/>
+                <w:sz w:val="17"/>
+                <w:szCs w:val="17"/>
+              </w:rPr>
+              <w:t xml:space="preserve">81,1–124,0</w:t>
+            </w:r>
+          </w:p>
+        </w:tc>
+        <w:tc>
+          <w:tcPr>
+            <w:tcW w:type="dxa" w:w="1400"/>
+            <w:tcBorders>
+              <w:top w:val="single" w:color="D9D4CB" w:sz="4"/>
+              <w:left w:val="none" w:color="auto" w:sz="0"/>
+              <w:bottom w:val="single" w:color="D9D4CB" w:sz="4"/>
+              <w:right w:val="none" w:color="auto" w:sz="0"/>
+            </w:tcBorders>
+            <w:tcMar>
+              <w:top w:type="dxa" w:w="52"/>
+              <w:left w:type="dxa" w:w="100"/>
+              <w:bottom w:type="dxa" w:w="52"/>
+              <w:right w:type="dxa" w:w="100"/>
+            </w:tcMar>
+            <w:vAlign w:val="center"/>
+          </w:tcPr>
+          <w:p>
+            <w:pPr>
+              <w:spacing w:after="0" w:line="240" w:lineRule="auto"/>
+              <w:jc w:val="center"/>
+            </w:pPr>
+            <w:r>
+              <w:rPr>
+                <w:rFonts w:ascii="Arial" w:cs="Arial" w:eastAsia="Arial" w:hAnsi="Arial"/>
+                <w:b w:val="false"/>
+                <w:bCs w:val="false"/>
+                <w:i w:val="false"/>
+                <w:iCs w:val="false"/>
+                <w:color w:val="2A2E38"/>
+                <w:sz w:val="17"/>
+                <w:szCs w:val="17"/>
+              </w:rPr>
+              <w:t xml:space="preserve">1 021 252</w:t>
+            </w:r>
+          </w:p>
+        </w:tc>
+        <w:tc>
+          <w:tcPr>
+            <w:tcW w:type="dxa" w:w="1440"/>
+            <w:tcBorders>
+              <w:top w:val="single" w:color="D9D4CB" w:sz="4"/>
+              <w:left w:val="none" w:color="auto" w:sz="0"/>
+              <w:bottom w:val="single" w:color="D9D4CB" w:sz="4"/>
+              <w:right w:val="none" w:color="auto" w:sz="0"/>
+            </w:tcBorders>
+            <w:tcMar>
+              <w:top w:type="dxa" w:w="52"/>
+              <w:left w:type="dxa" w:w="100"/>
+              <w:bottom w:type="dxa" w:w="52"/>
+              <w:right w:type="dxa" w:w="100"/>
+            </w:tcMar>
+            <w:vAlign w:val="center"/>
+          </w:tcPr>
+          <w:p>
+            <w:pPr>
+              <w:spacing w:after="0" w:line="240" w:lineRule="auto"/>
+              <w:jc w:val="center"/>
+            </w:pPr>
+            <w:r>
+              <w:rPr>
+                <w:rFonts w:ascii="Arial" w:cs="Arial" w:eastAsia="Arial" w:hAnsi="Arial"/>
+                <w:b w:val="false"/>
+                <w:bCs w:val="false"/>
+                <w:i w:val="false"/>
+                <w:iCs w:val="false"/>
+                <w:color w:val="2A2E38"/>
+                <w:sz w:val="17"/>
+                <w:szCs w:val="17"/>
+              </w:rPr>
+              <w:t xml:space="preserve">57 без отделки</w:t>
+            </w:r>
+          </w:p>
+        </w:tc>
+        <w:tc>
+          <w:tcPr>
+            <w:tcW w:type="dxa" w:w="1478"/>
+            <w:tcBorders>
+              <w:top w:val="single" w:color="D9D4CB" w:sz="4"/>
+              <w:left w:val="none" w:color="auto" w:sz="0"/>
+              <w:bottom w:val="single" w:color="D9D4CB" w:sz="4"/>
+              <w:right w:val="none" w:color="auto" w:sz="0"/>
+            </w:tcBorders>
+            <w:tcMar>
+              <w:top w:type="dxa" w:w="52"/>
+              <w:left w:type="dxa" w:w="100"/>
+              <w:bottom w:type="dxa" w:w="52"/>
+              <w:right w:type="dxa" w:w="100"/>
+            </w:tcMar>
+            <w:vAlign w:val="center"/>
+          </w:tcPr>
+          <w:p>
+            <w:pPr>
+              <w:spacing w:after="0" w:line="240" w:lineRule="auto"/>
+              <w:jc w:val="center"/>
+            </w:pPr>
+            <w:r>
+              <w:rPr>
+                <w:rFonts w:ascii="Arial" w:cs="Arial" w:eastAsia="Arial" w:hAnsi="Arial"/>
+                <w:b w:val="false"/>
+                <w:bCs w:val="false"/>
+                <w:i w:val="false"/>
+                <w:iCs w:val="false"/>
+                <w:color w:val="2A2E38"/>
+                <w:sz w:val="17"/>
+                <w:szCs w:val="17"/>
+              </w:rPr>
+              <w:t xml:space="preserve">1 271 252</w:t>
+            </w:r>
+          </w:p>
+        </w:tc>
+      </w:tr>
+      <w:tr>
+        <w:tc>
+          <w:tcPr>
+            <w:tcW w:type="dxa" w:w="2060"/>
+            <w:tcBorders>
+              <w:top w:val="single" w:color="D9D4CB" w:sz="4"/>
+              <w:left w:val="none" w:color="auto" w:sz="0"/>
+              <w:bottom w:val="single" w:color="D9D4CB" w:sz="4"/>
+              <w:right w:val="none" w:color="auto" w:sz="0"/>
+            </w:tcBorders>
+            <w:shd w:fill="FBFAF8" w:color="auto" w:val="clear"/>
+            <w:tcMar>
+              <w:top w:type="dxa" w:w="52"/>
+              <w:left w:type="dxa" w:w="100"/>
+              <w:bottom w:type="dxa" w:w="52"/>
+              <w:right w:type="dxa" w:w="100"/>
+            </w:tcMar>
+            <w:vAlign w:val="center"/>
+          </w:tcPr>
+          <w:p>
+            <w:pPr>
+              <w:spacing w:after="0" w:line="240" w:lineRule="auto"/>
+              <w:jc w:val="left"/>
+            </w:pPr>
+            <w:r>
+              <w:rPr>
+                <w:rFonts w:ascii="Arial" w:cs="Arial" w:eastAsia="Arial" w:hAnsi="Arial"/>
+                <w:b/>
+                <w:bCs/>
+                <w:i w:val="false"/>
+                <w:iCs w:val="false"/>
+                <w:color w:val="2A2E38"/>
+                <w:sz w:val="17"/>
+                <w:szCs w:val="17"/>
+              </w:rPr>
               <w:t xml:space="preserve">Апартаменты Москва-Сити*</w:t>
             </w:r>
           </w:p>
         </w:tc>
         <w:tc>
           <w:tcPr>
-            <w:tcW w:type="dxa" w:w="780"/>
-            <w:tcBorders>
-              <w:top w:val="single" w:color="D9D4CB" w:sz="4"/>
-              <w:left w:val="none" w:color="auto" w:sz="0"/>
-              <w:bottom w:val="single" w:color="D9D4CB" w:sz="4"/>
-              <w:right w:val="none" w:color="auto" w:sz="0"/>
-            </w:tcBorders>
+            <w:tcW w:type="dxa" w:w="700"/>
+            <w:tcBorders>
+              <w:top w:val="single" w:color="D9D4CB" w:sz="4"/>
+              <w:left w:val="none" w:color="auto" w:sz="0"/>
+              <w:bottom w:val="single" w:color="D9D4CB" w:sz="4"/>
+              <w:right w:val="none" w:color="auto" w:sz="0"/>
+            </w:tcBorders>
+            <w:shd w:fill="FBFAF8" w:color="auto" w:val="clear"/>
             <w:tcMar>
               <w:top w:type="dxa" w:w="52"/>
               <w:left w:type="dxa" w:w="100"/>
@@ -6307,6 +9057,44 @@
         </w:tc>
         <w:tc>
           <w:tcPr>
+            <w:tcW w:type="dxa" w:w="1200"/>
+            <w:tcBorders>
+              <w:top w:val="single" w:color="D9D4CB" w:sz="4"/>
+              <w:left w:val="none" w:color="auto" w:sz="0"/>
+              <w:bottom w:val="single" w:color="D9D4CB" w:sz="4"/>
+              <w:right w:val="none" w:color="auto" w:sz="0"/>
+            </w:tcBorders>
+            <w:shd w:fill="FBFAF8" w:color="auto" w:val="clear"/>
+            <w:tcMar>
+              <w:top w:type="dxa" w:w="52"/>
+              <w:left w:type="dxa" w:w="100"/>
+              <w:bottom w:type="dxa" w:w="52"/>
+              <w:right w:type="dxa" w:w="100"/>
+            </w:tcMar>
+            <w:vAlign w:val="center"/>
+          </w:tcPr>
+          <w:p>
+            <w:pPr>
+              <w:spacing w:after="0" w:line="240" w:lineRule="auto"/>
+              <w:jc w:val="center"/>
+            </w:pPr>
+            <w:r>
+              <w:rPr>
+                <w:rFonts w:ascii="Arial" w:cs="Arial" w:eastAsia="Arial" w:hAnsi="Arial"/>
+                <w:b w:val="false"/>
+                <w:bCs w:val="false"/>
+                <w:i w:val="false"/>
+                <w:iCs w:val="false"/>
+                <w:color w:val="2A2E38"/>
+                <w:sz w:val="17"/>
+                <w:szCs w:val="17"/>
+              </w:rPr>
+              <w:t xml:space="preserve">85,5–114,0</w:t>
+            </w:r>
+          </w:p>
+        </w:tc>
+        <w:tc>
+          <w:tcPr>
             <w:tcW w:type="dxa" w:w="1360"/>
             <w:tcBorders>
               <w:top w:val="single" w:color="D9D4CB" w:sz="4"/>
@@ -6314,43 +9102,7 @@
               <w:bottom w:val="single" w:color="D9D4CB" w:sz="4"/>
               <w:right w:val="none" w:color="auto" w:sz="0"/>
             </w:tcBorders>
-            <w:tcMar>
-              <w:top w:type="dxa" w:w="52"/>
-              <w:left w:type="dxa" w:w="100"/>
-              <w:bottom w:type="dxa" w:w="52"/>
-              <w:right w:type="dxa" w:w="100"/>
-            </w:tcMar>
-            <w:vAlign w:val="center"/>
-          </w:tcPr>
-          <w:p>
-            <w:pPr>
-              <w:spacing w:after="0" w:line="240" w:lineRule="auto"/>
-              <w:jc w:val="center"/>
-            </w:pPr>
-            <w:r>
-              <w:rPr>
-                <w:rFonts w:ascii="Arial" w:cs="Arial" w:eastAsia="Arial" w:hAnsi="Arial"/>
-                <w:b w:val="false"/>
-                <w:bCs w:val="false"/>
-                <w:i w:val="false"/>
-                <w:iCs w:val="false"/>
-                <w:color w:val="2A2E38"/>
-                <w:sz w:val="17"/>
-                <w:szCs w:val="17"/>
-              </w:rPr>
-              <w:t xml:space="preserve">85,5–114,0</w:t>
-            </w:r>
-          </w:p>
-        </w:tc>
-        <w:tc>
-          <w:tcPr>
-            <w:tcW w:type="dxa" w:w="1560"/>
-            <w:tcBorders>
-              <w:top w:val="single" w:color="D9D4CB" w:sz="4"/>
-              <w:left w:val="none" w:color="auto" w:sz="0"/>
-              <w:bottom w:val="single" w:color="D9D4CB" w:sz="4"/>
-              <w:right w:val="none" w:color="auto" w:sz="0"/>
-            </w:tcBorders>
+            <w:shd w:fill="FBFAF8" w:color="auto" w:val="clear"/>
             <w:tcMar>
               <w:top w:type="dxa" w:w="52"/>
               <w:left w:type="dxa" w:w="100"/>
@@ -6388,6 +9140,7 @@
               <w:bottom w:val="single" w:color="D9D4CB" w:sz="4"/>
               <w:right w:val="none" w:color="auto" w:sz="0"/>
             </w:tcBorders>
+            <w:shd w:fill="FBFAF8" w:color="auto" w:val="clear"/>
             <w:tcMar>
               <w:top w:type="dxa" w:w="52"/>
               <w:left w:type="dxa" w:w="100"/>
@@ -6418,38 +9171,39 @@
         </w:tc>
         <w:tc>
           <w:tcPr>
-            <w:tcW w:type="dxa" w:w="1000"/>
-            <w:tcBorders>
-              <w:top w:val="single" w:color="D9D4CB" w:sz="4"/>
-              <w:left w:val="none" w:color="auto" w:sz="0"/>
-              <w:bottom w:val="single" w:color="D9D4CB" w:sz="4"/>
-              <w:right w:val="none" w:color="auto" w:sz="0"/>
-            </w:tcBorders>
-            <w:tcMar>
-              <w:top w:type="dxa" w:w="52"/>
-              <w:left w:type="dxa" w:w="100"/>
-              <w:bottom w:type="dxa" w:w="52"/>
-              <w:right w:type="dxa" w:w="100"/>
-            </w:tcMar>
-            <w:vAlign w:val="center"/>
-          </w:tcPr>
-          <w:p>
-            <w:pPr>
-              <w:spacing w:after="0" w:line="240" w:lineRule="auto"/>
-              <w:jc w:val="center"/>
-            </w:pPr>
-            <w:r>
-              <w:rPr>
-                <w:rFonts w:ascii="Arial" w:cs="Arial" w:eastAsia="Arial" w:hAnsi="Arial"/>
-                <w:b w:val="false"/>
-                <w:bCs w:val="false"/>
-                <w:i w:val="false"/>
-                <w:iCs w:val="false"/>
-                <w:color w:val="2A2E38"/>
-                <w:sz w:val="17"/>
-                <w:szCs w:val="17"/>
-              </w:rPr>
-              <w:t xml:space="preserve">26 шт</w:t>
+            <w:tcW w:type="dxa" w:w="1440"/>
+            <w:tcBorders>
+              <w:top w:val="single" w:color="D9D4CB" w:sz="4"/>
+              <w:left w:val="none" w:color="auto" w:sz="0"/>
+              <w:bottom w:val="single" w:color="D9D4CB" w:sz="4"/>
+              <w:right w:val="none" w:color="auto" w:sz="0"/>
+            </w:tcBorders>
+            <w:shd w:fill="FBFAF8" w:color="auto" w:val="clear"/>
+            <w:tcMar>
+              <w:top w:type="dxa" w:w="52"/>
+              <w:left w:type="dxa" w:w="100"/>
+              <w:bottom w:type="dxa" w:w="52"/>
+              <w:right w:type="dxa" w:w="100"/>
+            </w:tcMar>
+            <w:vAlign w:val="center"/>
+          </w:tcPr>
+          <w:p>
+            <w:pPr>
+              <w:spacing w:after="0" w:line="240" w:lineRule="auto"/>
+              <w:jc w:val="center"/>
+            </w:pPr>
+            <w:r>
+              <w:rPr>
+                <w:rFonts w:ascii="Arial" w:cs="Arial" w:eastAsia="Arial" w:hAnsi="Arial"/>
+                <w:b w:val="false"/>
+                <w:bCs w:val="false"/>
+                <w:i w:val="false"/>
+                <w:iCs w:val="false"/>
+                <w:color w:val="2A2E38"/>
+                <w:sz w:val="17"/>
+                <w:szCs w:val="17"/>
+              </w:rPr>
+              <w:t xml:space="preserve">26 с ремонтом</w:t>
             </w:r>
           </w:p>
         </w:tc>
@@ -6462,6 +9216,7 @@
               <w:bottom w:val="single" w:color="D9D4CB" w:sz="4"/>
               <w:right w:val="none" w:color="auto" w:sz="0"/>
             </w:tcBorders>
+            <w:shd w:fill="FBFAF8" w:color="auto" w:val="clear"/>
             <w:tcMar>
               <w:top w:type="dxa" w:w="52"/>
               <w:left w:type="dxa" w:w="100"/>
@@ -6555,7 +9310,7 @@
       <w:r>
         <w:drawing>
           <wp:inline distT="0" distB="0" distL="0" distR="0">
-            <wp:extent cx="6124575" cy="2447925"/>
+            <wp:extent cx="6124575" cy="2800350"/>
             <wp:effectExtent t="0" r="0" b="0" l="0"/>
             <wp:docPr id="1" name="" descr="" title=""/>
             <wp:cNvGraphicFramePr>
@@ -6580,7 +9335,7 @@
                   <pic:spPr bwMode="auto">
                     <a:xfrm>
                       <a:off x="0" y="0"/>
-                      <a:ext cx="6124575" cy="2447925"/>
+                      <a:ext cx="6124575" cy="2800350"/>
                     </a:xfrm>
                     <a:prstGeom prst="rect">
                       <a:avLst/>
@@ -6614,7 +9369,7 @@
     </w:p>
     <w:p>
       <w:pPr>
-        <w:spacing w:after="60"/>
+        <w:spacing w:after="40"/>
       </w:pPr>
       <w:r>
         <w:rPr>
@@ -6672,7 +9427,7 @@
           <w:sz w:val="19"/>
           <w:szCs w:val="19"/>
         </w:rPr>
-        <w:t xml:space="preserve">второй по цене метра</w:t>
+        <w:t xml:space="preserve">третий по цене метра из шести оснований</w:t>
       </w:r>
       <w:r>
         <w:rPr>
@@ -6685,7 +9440,7 @@
           <w:sz w:val="19"/>
           <w:szCs w:val="19"/>
         </w:rPr>
-        <w:t xml:space="preserve"> среди пяти сопоставимых оснований. Дороже только «Бадаевский» в приведённых ценах: 1 857 089 ₽/м² против 1 710 526 ₽/м², разница 8 %.</w:t>
+        <w:t xml:space="preserve">. Дороже только две элитные стройки на соседних участках: «Бадаевский» — 1 857 089 ₽/м² (+8 %) и «Веспер Кутузовский» — 1 788 394 ₽/м² (+5 %). Обе сдаются в 2026–2028 годах.</w:t>
       </w:r>
     </w:p>
     <w:p>
@@ -6749,7 +9504,1003 @@
           <w:sz w:val="19"/>
           <w:szCs w:val="19"/>
         </w:rPr>
-        <w:t xml:space="preserve">«Бадаевский» — единственный, кто дороже, но это первичка без отделки со сдачей в будущем. Наш лот — готовая квартира в доме 2020 года, куда можно заехать сразу.</w:t>
+        <w:t xml:space="preserve">Дороже нашего лота — только то, во что нельзя заехать. </w:t>
+      </w:r>
+      <w:r>
+        <w:rPr>
+          <w:rFonts w:ascii="Arial" w:cs="Arial" w:eastAsia="Arial" w:hAnsi="Arial"/>
+          <w:b w:val="false"/>
+          <w:bCs w:val="false"/>
+          <w:i w:val="false"/>
+          <w:iCs w:val="false"/>
+          <w:color w:val="2A2E38"/>
+          <w:sz w:val="19"/>
+          <w:szCs w:val="19"/>
+        </w:rPr>
+        <w:t xml:space="preserve">«Бадаевский» и «Веспер» — первичка без отделки с ключами через 1,5–2,5 года. Среди готового жилья локации наш лот — самый дорогой метр.</w:t>
+      </w:r>
+    </w:p>
+    <w:p>
+      <w:pPr>
+        <w:pageBreakBefore/>
+        <w:pBdr>
+          <w:bottom w:val="single" w:color="A9762F" w:sz="10" w:space="8"/>
+        </w:pBdr>
+        <w:spacing w:after="160"/>
+      </w:pPr>
+      <w:r>
+        <w:rPr>
+          <w:rFonts w:ascii="Georgia" w:cs="Georgia" w:eastAsia="Georgia" w:hAnsi="Georgia"/>
+          <w:b/>
+          <w:bCs/>
+          <w:i w:val="false"/>
+          <w:iCs w:val="false"/>
+          <w:color w:val="1F2A44"/>
+          <w:sz w:val="36"/>
+          <w:szCs w:val="36"/>
+        </w:rPr>
+        <w:t xml:space="preserve">Какой ремонт продаётся в локации за те же деньги</w:t>
+      </w:r>
+    </w:p>
+    <w:p>
+      <w:pPr>
+        <w:spacing w:after="170" w:line="258" w:lineRule="auto"/>
+        <w:ind w:right="1560"/>
+      </w:pPr>
+      <w:r>
+        <w:rPr>
+          <w:rFonts w:ascii="Arial" w:cs="Arial" w:eastAsia="Arial" w:hAnsi="Arial"/>
+          <w:b w:val="false"/>
+          <w:bCs w:val="false"/>
+          <w:i w:val="false"/>
+          <w:iCs w:val="false"/>
+          <w:color w:val="2A2E38"/>
+          <w:sz w:val="19"/>
+          <w:szCs w:val="19"/>
+        </w:rPr>
+        <w:t xml:space="preserve">Шесть реальных лотов с готовым ремонтом в бюджете 128–172 млн ₽ — то, между чем выбирает покупатель нашей квартиры. Первая карточка — наш лот.</w:t>
+      </w:r>
+    </w:p>
+    <w:tbl>
+      <w:tblPr>
+        <w:tblW w:type="dxa" w:w="9638"/>
+        <w:tblBorders>
+          <w:top w:val="single" w:color="auto" w:sz="4"/>
+          <w:left w:val="single" w:color="auto" w:sz="4"/>
+          <w:bottom w:val="single" w:color="auto" w:sz="4"/>
+          <w:right w:val="single" w:color="auto" w:sz="4"/>
+          <w:insideH w:val="single" w:color="auto" w:sz="4"/>
+          <w:insideV w:val="single" w:color="auto" w:sz="4"/>
+        </w:tblBorders>
+      </w:tblPr>
+      <w:tblGrid>
+        <w:gridCol w:w="4819"/>
+        <w:gridCol w:w="4819"/>
+      </w:tblGrid>
+      <w:tr>
+        <w:tc>
+          <w:tcPr>
+            <w:tcW w:type="dxa" w:w="4819"/>
+            <w:tcBorders>
+              <w:top w:val="none" w:color="auto" w:sz="0"/>
+              <w:left w:val="none" w:color="auto" w:sz="0"/>
+              <w:bottom w:val="none" w:color="auto" w:sz="0"/>
+              <w:right w:val="none" w:color="auto" w:sz="0"/>
+            </w:tcBorders>
+            <w:tcMar>
+              <w:top w:type="dxa" w:w="0"/>
+              <w:left w:type="dxa" w:w="0"/>
+              <w:bottom w:type="dxa" w:w="150"/>
+              <w:right w:type="dxa" w:w="150"/>
+            </w:tcMar>
+            <w:vAlign w:val="top"/>
+          </w:tcPr>
+          <w:p>
+            <w:pPr>
+              <w:spacing w:after="80"/>
+            </w:pPr>
+            <w:r>
+              <w:drawing>
+                <wp:inline distT="0" distB="0" distL="0" distR="0">
+                  <wp:extent cx="2914650" cy="1943100"/>
+                  <wp:effectExtent t="0" r="0" b="0" l="0"/>
+                  <wp:docPr id="1" name="" descr="" title=""/>
+                  <wp:cNvGraphicFramePr>
+                    <a:graphicFrameLocks xmlns:a="http://schemas.openxmlformats.org/drawingml/2006/main" noChangeAspect="1"/>
+                  </wp:cNvGraphicFramePr>
+                  <a:graphic xmlns:a="http://schemas.openxmlformats.org/drawingml/2006/main">
+                    <a:graphicData uri="http://schemas.openxmlformats.org/drawingml/2006/picture">
+                      <pic:pic xmlns:pic="http://schemas.openxmlformats.org/drawingml/2006/picture">
+                        <pic:nvPicPr>
+                          <pic:cNvPr id="0" name="" descr=""/>
+                          <pic:cNvPicPr>
+                            <a:picLocks noChangeAspect="1" noChangeArrowheads="1"/>
+                          </pic:cNvPicPr>
+                        </pic:nvPicPr>
+                        <pic:blipFill>
+                          <a:blip r:embed="rId10" cstate="none"/>
+                          <a:srcRect/>
+                          <a:stretch>
+                            <a:fillRect/>
+                          </a:stretch>
+                        </pic:blipFill>
+                        <pic:spPr bwMode="auto">
+                          <a:xfrm>
+                            <a:off x="0" y="0"/>
+                            <a:ext cx="2914650" cy="1943100"/>
+                          </a:xfrm>
+                          <a:prstGeom prst="rect">
+                            <a:avLst/>
+                          </a:prstGeom>
+                        </pic:spPr>
+                      </pic:pic>
+                    </a:graphicData>
+                  </a:graphic>
+                </wp:inline>
+              </w:drawing>
+            </w:r>
+          </w:p>
+          <w:p>
+            <w:pPr>
+              <w:spacing w:after="40" w:line="226" w:lineRule="auto"/>
+            </w:pPr>
+            <w:r>
+              <w:rPr>
+                <w:rFonts w:ascii="Arial" w:cs="Arial" w:eastAsia="Arial" w:hAnsi="Arial"/>
+                <w:b/>
+                <w:bCs/>
+                <w:i w:val="false"/>
+                <w:iCs w:val="false"/>
+                <w:color w:val="B3282D"/>
+                <w:sz w:val="18"/>
+                <w:szCs w:val="18"/>
+              </w:rPr>
+              <w:t xml:space="preserve">ЖК «Кутузовский XII» — наш лот</w:t>
+            </w:r>
+          </w:p>
+          <w:p>
+            <w:pPr>
+              <w:spacing w:after="40" w:line="226" w:lineRule="auto"/>
+            </w:pPr>
+            <w:r>
+              <w:rPr>
+                <w:rFonts w:ascii="Arial" w:cs="Arial" w:eastAsia="Arial" w:hAnsi="Arial"/>
+                <w:b w:val="false"/>
+                <w:bCs w:val="false"/>
+                <w:i w:val="false"/>
+                <w:iCs w:val="false"/>
+                <w:color w:val="70788A"/>
+                <w:sz w:val="15"/>
+                <w:szCs w:val="15"/>
+              </w:rPr>
+              <w:t xml:space="preserve">95,0 м², эт. 6/11 · дизайнерский</w:t>
+            </w:r>
+          </w:p>
+          <w:p>
+            <w:pPr>
+              <w:spacing w:after="40" w:line="226" w:lineRule="auto"/>
+            </w:pPr>
+            <w:r>
+              <w:rPr>
+                <w:rFonts w:ascii="Arial" w:cs="Arial" w:eastAsia="Arial" w:hAnsi="Arial"/>
+                <w:b/>
+                <w:bCs/>
+                <w:i w:val="false"/>
+                <w:iCs w:val="false"/>
+                <w:color w:val="A9762F"/>
+                <w:sz w:val="18"/>
+                <w:szCs w:val="18"/>
+              </w:rPr>
+              <w:t xml:space="preserve">162,5 млн ₽</w:t>
+            </w:r>
+            <w:r>
+              <w:rPr>
+                <w:rFonts w:ascii="Arial" w:cs="Arial" w:eastAsia="Arial" w:hAnsi="Arial"/>
+                <w:b w:val="false"/>
+                <w:bCs w:val="false"/>
+                <w:i w:val="false"/>
+                <w:iCs w:val="false"/>
+                <w:color w:val="70788A"/>
+                <w:sz w:val="15"/>
+                <w:szCs w:val="15"/>
+              </w:rPr>
+              <w:t xml:space="preserve">   1 710 526 ₽/м²</w:t>
+            </w:r>
+          </w:p>
+          <w:p>
+            <w:pPr>
+              <w:spacing w:after="0" w:line="216" w:lineRule="auto"/>
+            </w:pPr>
+            <w:hyperlink w:history="1" r:id="rId1cdjy_orvgnfsqttvh9pg">
+              <w:r>
+                <w:rPr>
+                  <w:rFonts w:ascii="Arial" w:cs="Arial" w:eastAsia="Arial" w:hAnsi="Arial"/>
+                  <w:b w:val="false"/>
+                  <w:bCs w:val="false"/>
+                  <w:i w:val="false"/>
+                  <w:iCs w:val="false"/>
+                  <w:color w:val="2C5FA8"/>
+                  <w:sz w:val="14"/>
+                  <w:szCs w:val="14"/>
+                </w:rPr>
+                <w:t xml:space="preserve">Объявление →</w:t>
+              </w:r>
+            </w:hyperlink>
+          </w:p>
+        </w:tc>
+        <w:tc>
+          <w:tcPr>
+            <w:tcW w:type="dxa" w:w="4819"/>
+            <w:tcBorders>
+              <w:top w:val="none" w:color="auto" w:sz="0"/>
+              <w:left w:val="none" w:color="auto" w:sz="0"/>
+              <w:bottom w:val="none" w:color="auto" w:sz="0"/>
+              <w:right w:val="none" w:color="auto" w:sz="0"/>
+            </w:tcBorders>
+            <w:tcMar>
+              <w:top w:type="dxa" w:w="0"/>
+              <w:left w:type="dxa" w:w="150"/>
+              <w:bottom w:type="dxa" w:w="150"/>
+              <w:right w:type="dxa" w:w="0"/>
+            </w:tcMar>
+            <w:vAlign w:val="top"/>
+          </w:tcPr>
+          <w:p>
+            <w:pPr>
+              <w:spacing w:after="80"/>
+            </w:pPr>
+            <w:r>
+              <w:drawing>
+                <wp:inline distT="0" distB="0" distL="0" distR="0">
+                  <wp:extent cx="2914650" cy="1943100"/>
+                  <wp:effectExtent t="0" r="0" b="0" l="0"/>
+                  <wp:docPr id="1" name="" descr="" title=""/>
+                  <wp:cNvGraphicFramePr>
+                    <a:graphicFrameLocks xmlns:a="http://schemas.openxmlformats.org/drawingml/2006/main" noChangeAspect="1"/>
+                  </wp:cNvGraphicFramePr>
+                  <a:graphic xmlns:a="http://schemas.openxmlformats.org/drawingml/2006/main">
+                    <a:graphicData uri="http://schemas.openxmlformats.org/drawingml/2006/picture">
+                      <pic:pic xmlns:pic="http://schemas.openxmlformats.org/drawingml/2006/picture">
+                        <pic:nvPicPr>
+                          <pic:cNvPr id="0" name="" descr=""/>
+                          <pic:cNvPicPr>
+                            <a:picLocks noChangeAspect="1" noChangeArrowheads="1"/>
+                          </pic:cNvPicPr>
+                        </pic:nvPicPr>
+                        <pic:blipFill>
+                          <a:blip r:embed="rId11" cstate="none"/>
+                          <a:srcRect/>
+                          <a:stretch>
+                            <a:fillRect/>
+                          </a:stretch>
+                        </pic:blipFill>
+                        <pic:spPr bwMode="auto">
+                          <a:xfrm>
+                            <a:off x="0" y="0"/>
+                            <a:ext cx="2914650" cy="1943100"/>
+                          </a:xfrm>
+                          <a:prstGeom prst="rect">
+                            <a:avLst/>
+                          </a:prstGeom>
+                        </pic:spPr>
+                      </pic:pic>
+                    </a:graphicData>
+                  </a:graphic>
+                </wp:inline>
+              </w:drawing>
+            </w:r>
+          </w:p>
+          <w:p>
+            <w:pPr>
+              <w:spacing w:after="40" w:line="226" w:lineRule="auto"/>
+            </w:pPr>
+            <w:r>
+              <w:rPr>
+                <w:rFonts w:ascii="Arial" w:cs="Arial" w:eastAsia="Arial" w:hAnsi="Arial"/>
+                <w:b/>
+                <w:bCs/>
+                <w:i w:val="false"/>
+                <w:iCs w:val="false"/>
+                <w:color w:val="1F2A44"/>
+                <w:sz w:val="18"/>
+                <w:szCs w:val="18"/>
+              </w:rPr>
+              <w:t xml:space="preserve">ЖК «Кутузовский XII»</w:t>
+            </w:r>
+          </w:p>
+          <w:p>
+            <w:pPr>
+              <w:spacing w:after="40" w:line="226" w:lineRule="auto"/>
+            </w:pPr>
+            <w:r>
+              <w:rPr>
+                <w:rFonts w:ascii="Arial" w:cs="Arial" w:eastAsia="Arial" w:hAnsi="Arial"/>
+                <w:b w:val="false"/>
+                <w:bCs w:val="false"/>
+                <w:i w:val="false"/>
+                <w:iCs w:val="false"/>
+                <w:color w:val="70788A"/>
+                <w:sz w:val="15"/>
+                <w:szCs w:val="15"/>
+              </w:rPr>
+              <w:t xml:space="preserve">93,4 м², эт. 6/11 · дизайнерский</w:t>
+            </w:r>
+          </w:p>
+          <w:p>
+            <w:pPr>
+              <w:spacing w:after="40" w:line="226" w:lineRule="auto"/>
+            </w:pPr>
+            <w:r>
+              <w:rPr>
+                <w:rFonts w:ascii="Arial" w:cs="Arial" w:eastAsia="Arial" w:hAnsi="Arial"/>
+                <w:b/>
+                <w:bCs/>
+                <w:i w:val="false"/>
+                <w:iCs w:val="false"/>
+                <w:color w:val="A9762F"/>
+                <w:sz w:val="18"/>
+                <w:szCs w:val="18"/>
+              </w:rPr>
+              <w:t xml:space="preserve">160,0 млн ₽</w:t>
+            </w:r>
+            <w:r>
+              <w:rPr>
+                <w:rFonts w:ascii="Arial" w:cs="Arial" w:eastAsia="Arial" w:hAnsi="Arial"/>
+                <w:b w:val="false"/>
+                <w:bCs w:val="false"/>
+                <w:i w:val="false"/>
+                <w:iCs w:val="false"/>
+                <w:color w:val="70788A"/>
+                <w:sz w:val="15"/>
+                <w:szCs w:val="15"/>
+              </w:rPr>
+              <w:t xml:space="preserve">   1 713 062 ₽/м²</w:t>
+            </w:r>
+          </w:p>
+          <w:p>
+            <w:pPr>
+              <w:spacing w:after="0" w:line="216" w:lineRule="auto"/>
+            </w:pPr>
+            <w:hyperlink w:history="1" r:id="rIdh812szhhxn4qhrj4slikq">
+              <w:r>
+                <w:rPr>
+                  <w:rFonts w:ascii="Arial" w:cs="Arial" w:eastAsia="Arial" w:hAnsi="Arial"/>
+                  <w:b w:val="false"/>
+                  <w:bCs w:val="false"/>
+                  <w:i w:val="false"/>
+                  <w:iCs w:val="false"/>
+                  <w:color w:val="2C5FA8"/>
+                  <w:sz w:val="14"/>
+                  <w:szCs w:val="14"/>
+                </w:rPr>
+                <w:t xml:space="preserve">Объявление →</w:t>
+              </w:r>
+            </w:hyperlink>
+          </w:p>
+        </w:tc>
+      </w:tr>
+      <w:tr>
+        <w:tc>
+          <w:tcPr>
+            <w:tcW w:type="dxa" w:w="4819"/>
+            <w:tcBorders>
+              <w:top w:val="none" w:color="auto" w:sz="0"/>
+              <w:left w:val="none" w:color="auto" w:sz="0"/>
+              <w:bottom w:val="none" w:color="auto" w:sz="0"/>
+              <w:right w:val="none" w:color="auto" w:sz="0"/>
+            </w:tcBorders>
+            <w:tcMar>
+              <w:top w:type="dxa" w:w="0"/>
+              <w:left w:type="dxa" w:w="0"/>
+              <w:bottom w:type="dxa" w:w="150"/>
+              <w:right w:type="dxa" w:w="150"/>
+            </w:tcMar>
+            <w:vAlign w:val="top"/>
+          </w:tcPr>
+          <w:p>
+            <w:pPr>
+              <w:spacing w:after="80"/>
+            </w:pPr>
+            <w:r>
+              <w:drawing>
+                <wp:inline distT="0" distB="0" distL="0" distR="0">
+                  <wp:extent cx="2914650" cy="1943100"/>
+                  <wp:effectExtent t="0" r="0" b="0" l="0"/>
+                  <wp:docPr id="1" name="" descr="" title=""/>
+                  <wp:cNvGraphicFramePr>
+                    <a:graphicFrameLocks xmlns:a="http://schemas.openxmlformats.org/drawingml/2006/main" noChangeAspect="1"/>
+                  </wp:cNvGraphicFramePr>
+                  <a:graphic xmlns:a="http://schemas.openxmlformats.org/drawingml/2006/main">
+                    <a:graphicData uri="http://schemas.openxmlformats.org/drawingml/2006/picture">
+                      <pic:pic xmlns:pic="http://schemas.openxmlformats.org/drawingml/2006/picture">
+                        <pic:nvPicPr>
+                          <pic:cNvPr id="0" name="" descr=""/>
+                          <pic:cNvPicPr>
+                            <a:picLocks noChangeAspect="1" noChangeArrowheads="1"/>
+                          </pic:cNvPicPr>
+                        </pic:nvPicPr>
+                        <pic:blipFill>
+                          <a:blip r:embed="rId12" cstate="none"/>
+                          <a:srcRect/>
+                          <a:stretch>
+                            <a:fillRect/>
+                          </a:stretch>
+                        </pic:blipFill>
+                        <pic:spPr bwMode="auto">
+                          <a:xfrm>
+                            <a:off x="0" y="0"/>
+                            <a:ext cx="2914650" cy="1943100"/>
+                          </a:xfrm>
+                          <a:prstGeom prst="rect">
+                            <a:avLst/>
+                          </a:prstGeom>
+                        </pic:spPr>
+                      </pic:pic>
+                    </a:graphicData>
+                  </a:graphic>
+                </wp:inline>
+              </w:drawing>
+            </w:r>
+          </w:p>
+          <w:p>
+            <w:pPr>
+              <w:spacing w:after="40" w:line="226" w:lineRule="auto"/>
+            </w:pPr>
+            <w:r>
+              <w:rPr>
+                <w:rFonts w:ascii="Arial" w:cs="Arial" w:eastAsia="Arial" w:hAnsi="Arial"/>
+                <w:b/>
+                <w:bCs/>
+                <w:i w:val="false"/>
+                <w:iCs w:val="false"/>
+                <w:color w:val="1F2A44"/>
+                <w:sz w:val="18"/>
+                <w:szCs w:val="18"/>
+              </w:rPr>
+              <w:t xml:space="preserve">ЖК «Смоленская Застава»</w:t>
+            </w:r>
+          </w:p>
+          <w:p>
+            <w:pPr>
+              <w:spacing w:after="40" w:line="226" w:lineRule="auto"/>
+            </w:pPr>
+            <w:r>
+              <w:rPr>
+                <w:rFonts w:ascii="Arial" w:cs="Arial" w:eastAsia="Arial" w:hAnsi="Arial"/>
+                <w:b w:val="false"/>
+                <w:bCs w:val="false"/>
+                <w:i w:val="false"/>
+                <w:iCs w:val="false"/>
+                <w:color w:val="70788A"/>
+                <w:sz w:val="15"/>
+                <w:szCs w:val="15"/>
+              </w:rPr>
+              <w:t xml:space="preserve">145,0 м², эт. 6/11 · дизайнерский</w:t>
+            </w:r>
+          </w:p>
+          <w:p>
+            <w:pPr>
+              <w:spacing w:after="40" w:line="226" w:lineRule="auto"/>
+            </w:pPr>
+            <w:r>
+              <w:rPr>
+                <w:rFonts w:ascii="Arial" w:cs="Arial" w:eastAsia="Arial" w:hAnsi="Arial"/>
+                <w:b/>
+                <w:bCs/>
+                <w:i w:val="false"/>
+                <w:iCs w:val="false"/>
+                <w:color w:val="A9762F"/>
+                <w:sz w:val="18"/>
+                <w:szCs w:val="18"/>
+              </w:rPr>
+              <w:t xml:space="preserve">172,0 млн ₽</w:t>
+            </w:r>
+            <w:r>
+              <w:rPr>
+                <w:rFonts w:ascii="Arial" w:cs="Arial" w:eastAsia="Arial" w:hAnsi="Arial"/>
+                <w:b w:val="false"/>
+                <w:bCs w:val="false"/>
+                <w:i w:val="false"/>
+                <w:iCs w:val="false"/>
+                <w:color w:val="70788A"/>
+                <w:sz w:val="15"/>
+                <w:szCs w:val="15"/>
+              </w:rPr>
+              <w:t xml:space="preserve">   1 186 207 ₽/м²</w:t>
+            </w:r>
+          </w:p>
+          <w:p>
+            <w:pPr>
+              <w:spacing w:after="0" w:line="216" w:lineRule="auto"/>
+            </w:pPr>
+            <w:hyperlink w:history="1" r:id="rId4xvwg7ettzols_l9w4qq7">
+              <w:r>
+                <w:rPr>
+                  <w:rFonts w:ascii="Arial" w:cs="Arial" w:eastAsia="Arial" w:hAnsi="Arial"/>
+                  <w:b w:val="false"/>
+                  <w:bCs w:val="false"/>
+                  <w:i w:val="false"/>
+                  <w:iCs w:val="false"/>
+                  <w:color w:val="2C5FA8"/>
+                  <w:sz w:val="14"/>
+                  <w:szCs w:val="14"/>
+                </w:rPr>
+                <w:t xml:space="preserve">Объявление →</w:t>
+              </w:r>
+            </w:hyperlink>
+          </w:p>
+        </w:tc>
+        <w:tc>
+          <w:tcPr>
+            <w:tcW w:type="dxa" w:w="4819"/>
+            <w:tcBorders>
+              <w:top w:val="none" w:color="auto" w:sz="0"/>
+              <w:left w:val="none" w:color="auto" w:sz="0"/>
+              <w:bottom w:val="none" w:color="auto" w:sz="0"/>
+              <w:right w:val="none" w:color="auto" w:sz="0"/>
+            </w:tcBorders>
+            <w:tcMar>
+              <w:top w:type="dxa" w:w="0"/>
+              <w:left w:type="dxa" w:w="150"/>
+              <w:bottom w:type="dxa" w:w="150"/>
+              <w:right w:type="dxa" w:w="0"/>
+            </w:tcMar>
+            <w:vAlign w:val="top"/>
+          </w:tcPr>
+          <w:p>
+            <w:pPr>
+              <w:spacing w:after="80"/>
+            </w:pPr>
+            <w:r>
+              <w:drawing>
+                <wp:inline distT="0" distB="0" distL="0" distR="0">
+                  <wp:extent cx="2914650" cy="1943100"/>
+                  <wp:effectExtent t="0" r="0" b="0" l="0"/>
+                  <wp:docPr id="1" name="" descr="" title=""/>
+                  <wp:cNvGraphicFramePr>
+                    <a:graphicFrameLocks xmlns:a="http://schemas.openxmlformats.org/drawingml/2006/main" noChangeAspect="1"/>
+                  </wp:cNvGraphicFramePr>
+                  <a:graphic xmlns:a="http://schemas.openxmlformats.org/drawingml/2006/main">
+                    <a:graphicData uri="http://schemas.openxmlformats.org/drawingml/2006/picture">
+                      <pic:pic xmlns:pic="http://schemas.openxmlformats.org/drawingml/2006/picture">
+                        <pic:nvPicPr>
+                          <pic:cNvPr id="0" name="" descr=""/>
+                          <pic:cNvPicPr>
+                            <a:picLocks noChangeAspect="1" noChangeArrowheads="1"/>
+                          </pic:cNvPicPr>
+                        </pic:nvPicPr>
+                        <pic:blipFill>
+                          <a:blip r:embed="rId13" cstate="none"/>
+                          <a:srcRect/>
+                          <a:stretch>
+                            <a:fillRect/>
+                          </a:stretch>
+                        </pic:blipFill>
+                        <pic:spPr bwMode="auto">
+                          <a:xfrm>
+                            <a:off x="0" y="0"/>
+                            <a:ext cx="2914650" cy="1943100"/>
+                          </a:xfrm>
+                          <a:prstGeom prst="rect">
+                            <a:avLst/>
+                          </a:prstGeom>
+                        </pic:spPr>
+                      </pic:pic>
+                    </a:graphicData>
+                  </a:graphic>
+                </wp:inline>
+              </w:drawing>
+            </w:r>
+          </w:p>
+          <w:p>
+            <w:pPr>
+              <w:spacing w:after="40" w:line="226" w:lineRule="auto"/>
+            </w:pPr>
+            <w:r>
+              <w:rPr>
+                <w:rFonts w:ascii="Arial" w:cs="Arial" w:eastAsia="Arial" w:hAnsi="Arial"/>
+                <w:b/>
+                <w:bCs/>
+                <w:i w:val="false"/>
+                <w:iCs w:val="false"/>
+                <w:color w:val="1F2A44"/>
+                <w:sz w:val="18"/>
+                <w:szCs w:val="18"/>
+              </w:rPr>
+              <w:t xml:space="preserve">Улица Дунаевского, 7</w:t>
+            </w:r>
+          </w:p>
+          <w:p>
+            <w:pPr>
+              <w:spacing w:after="40" w:line="226" w:lineRule="auto"/>
+            </w:pPr>
+            <w:r>
+              <w:rPr>
+                <w:rFonts w:ascii="Arial" w:cs="Arial" w:eastAsia="Arial" w:hAnsi="Arial"/>
+                <w:b w:val="false"/>
+                <w:bCs w:val="false"/>
+                <w:i w:val="false"/>
+                <w:iCs w:val="false"/>
+                <w:color w:val="70788A"/>
+                <w:sz w:val="15"/>
+                <w:szCs w:val="15"/>
+              </w:rPr>
+              <w:t xml:space="preserve">138,5 м², эт. 10/17 · дизайнерский</w:t>
+            </w:r>
+          </w:p>
+          <w:p>
+            <w:pPr>
+              <w:spacing w:after="40" w:line="226" w:lineRule="auto"/>
+            </w:pPr>
+            <w:r>
+              <w:rPr>
+                <w:rFonts w:ascii="Arial" w:cs="Arial" w:eastAsia="Arial" w:hAnsi="Arial"/>
+                <w:b/>
+                <w:bCs/>
+                <w:i w:val="false"/>
+                <w:iCs w:val="false"/>
+                <w:color w:val="A9762F"/>
+                <w:sz w:val="18"/>
+                <w:szCs w:val="18"/>
+              </w:rPr>
+              <w:t xml:space="preserve">150,0 млн ₽</w:t>
+            </w:r>
+            <w:r>
+              <w:rPr>
+                <w:rFonts w:ascii="Arial" w:cs="Arial" w:eastAsia="Arial" w:hAnsi="Arial"/>
+                <w:b w:val="false"/>
+                <w:bCs w:val="false"/>
+                <w:i w:val="false"/>
+                <w:iCs w:val="false"/>
+                <w:color w:val="70788A"/>
+                <w:sz w:val="15"/>
+                <w:szCs w:val="15"/>
+              </w:rPr>
+              <w:t xml:space="preserve">   1 083 032 ₽/м²</w:t>
+            </w:r>
+          </w:p>
+          <w:p>
+            <w:pPr>
+              <w:spacing w:after="0" w:line="216" w:lineRule="auto"/>
+            </w:pPr>
+            <w:hyperlink w:history="1" r:id="rIdlimtjnnr_coiakb-wkjnd">
+              <w:r>
+                <w:rPr>
+                  <w:rFonts w:ascii="Arial" w:cs="Arial" w:eastAsia="Arial" w:hAnsi="Arial"/>
+                  <w:b w:val="false"/>
+                  <w:bCs w:val="false"/>
+                  <w:i w:val="false"/>
+                  <w:iCs w:val="false"/>
+                  <w:color w:val="2C5FA8"/>
+                  <w:sz w:val="14"/>
+                  <w:szCs w:val="14"/>
+                </w:rPr>
+                <w:t xml:space="preserve">Объявление →</w:t>
+              </w:r>
+            </w:hyperlink>
+          </w:p>
+        </w:tc>
+      </w:tr>
+      <w:tr>
+        <w:tc>
+          <w:tcPr>
+            <w:tcW w:type="dxa" w:w="4819"/>
+            <w:tcBorders>
+              <w:top w:val="none" w:color="auto" w:sz="0"/>
+              <w:left w:val="none" w:color="auto" w:sz="0"/>
+              <w:bottom w:val="none" w:color="auto" w:sz="0"/>
+              <w:right w:val="none" w:color="auto" w:sz="0"/>
+            </w:tcBorders>
+            <w:tcMar>
+              <w:top w:type="dxa" w:w="0"/>
+              <w:left w:type="dxa" w:w="0"/>
+              <w:bottom w:type="dxa" w:w="150"/>
+              <w:right w:type="dxa" w:w="150"/>
+            </w:tcMar>
+            <w:vAlign w:val="top"/>
+          </w:tcPr>
+          <w:p>
+            <w:pPr>
+              <w:spacing w:after="80"/>
+            </w:pPr>
+            <w:r>
+              <w:drawing>
+                <wp:inline distT="0" distB="0" distL="0" distR="0">
+                  <wp:extent cx="2914650" cy="1943100"/>
+                  <wp:effectExtent t="0" r="0" b="0" l="0"/>
+                  <wp:docPr id="1" name="" descr="" title=""/>
+                  <wp:cNvGraphicFramePr>
+                    <a:graphicFrameLocks xmlns:a="http://schemas.openxmlformats.org/drawingml/2006/main" noChangeAspect="1"/>
+                  </wp:cNvGraphicFramePr>
+                  <a:graphic xmlns:a="http://schemas.openxmlformats.org/drawingml/2006/main">
+                    <a:graphicData uri="http://schemas.openxmlformats.org/drawingml/2006/picture">
+                      <pic:pic xmlns:pic="http://schemas.openxmlformats.org/drawingml/2006/picture">
+                        <pic:nvPicPr>
+                          <pic:cNvPr id="0" name="" descr=""/>
+                          <pic:cNvPicPr>
+                            <a:picLocks noChangeAspect="1" noChangeArrowheads="1"/>
+                          </pic:cNvPicPr>
+                        </pic:nvPicPr>
+                        <pic:blipFill>
+                          <a:blip r:embed="rId14" cstate="none"/>
+                          <a:srcRect/>
+                          <a:stretch>
+                            <a:fillRect/>
+                          </a:stretch>
+                        </pic:blipFill>
+                        <pic:spPr bwMode="auto">
+                          <a:xfrm>
+                            <a:off x="0" y="0"/>
+                            <a:ext cx="2914650" cy="1943100"/>
+                          </a:xfrm>
+                          <a:prstGeom prst="rect">
+                            <a:avLst/>
+                          </a:prstGeom>
+                        </pic:spPr>
+                      </pic:pic>
+                    </a:graphicData>
+                  </a:graphic>
+                </wp:inline>
+              </w:drawing>
+            </w:r>
+          </w:p>
+          <w:p>
+            <w:pPr>
+              <w:spacing w:after="40" w:line="226" w:lineRule="auto"/>
+            </w:pPr>
+            <w:r>
+              <w:rPr>
+                <w:rFonts w:ascii="Arial" w:cs="Arial" w:eastAsia="Arial" w:hAnsi="Arial"/>
+                <w:b/>
+                <w:bCs/>
+                <w:i w:val="false"/>
+                <w:iCs w:val="false"/>
+                <w:color w:val="1F2A44"/>
+                <w:sz w:val="18"/>
+                <w:szCs w:val="18"/>
+              </w:rPr>
+              <w:t xml:space="preserve">Кутузовский проспект, 14</w:t>
+            </w:r>
+          </w:p>
+          <w:p>
+            <w:pPr>
+              <w:spacing w:after="40" w:line="226" w:lineRule="auto"/>
+            </w:pPr>
+            <w:r>
+              <w:rPr>
+                <w:rFonts w:ascii="Arial" w:cs="Arial" w:eastAsia="Arial" w:hAnsi="Arial"/>
+                <w:b w:val="false"/>
+                <w:bCs w:val="false"/>
+                <w:i w:val="false"/>
+                <w:iCs w:val="false"/>
+                <w:color w:val="70788A"/>
+                <w:sz w:val="15"/>
+                <w:szCs w:val="15"/>
+              </w:rPr>
+              <w:t xml:space="preserve">281,0 м², эт. 4/8 · дизайнерский</w:t>
+            </w:r>
+          </w:p>
+          <w:p>
+            <w:pPr>
+              <w:spacing w:after="40" w:line="226" w:lineRule="auto"/>
+            </w:pPr>
+            <w:r>
+              <w:rPr>
+                <w:rFonts w:ascii="Arial" w:cs="Arial" w:eastAsia="Arial" w:hAnsi="Arial"/>
+                <w:b/>
+                <w:bCs/>
+                <w:i w:val="false"/>
+                <w:iCs w:val="false"/>
+                <w:color w:val="A9762F"/>
+                <w:sz w:val="18"/>
+                <w:szCs w:val="18"/>
+              </w:rPr>
+              <w:t xml:space="preserve">128,0 млн ₽</w:t>
+            </w:r>
+            <w:r>
+              <w:rPr>
+                <w:rFonts w:ascii="Arial" w:cs="Arial" w:eastAsia="Arial" w:hAnsi="Arial"/>
+                <w:b w:val="false"/>
+                <w:bCs w:val="false"/>
+                <w:i w:val="false"/>
+                <w:iCs w:val="false"/>
+                <w:color w:val="70788A"/>
+                <w:sz w:val="15"/>
+                <w:szCs w:val="15"/>
+              </w:rPr>
+              <w:t xml:space="preserve">   455 516 ₽/м²</w:t>
+            </w:r>
+          </w:p>
+          <w:p>
+            <w:pPr>
+              <w:spacing w:after="0" w:line="216" w:lineRule="auto"/>
+            </w:pPr>
+            <w:hyperlink w:history="1" r:id="rIddwtkznz9hzgeipfrg-ono">
+              <w:r>
+                <w:rPr>
+                  <w:rFonts w:ascii="Arial" w:cs="Arial" w:eastAsia="Arial" w:hAnsi="Arial"/>
+                  <w:b w:val="false"/>
+                  <w:bCs w:val="false"/>
+                  <w:i w:val="false"/>
+                  <w:iCs w:val="false"/>
+                  <w:color w:val="2C5FA8"/>
+                  <w:sz w:val="14"/>
+                  <w:szCs w:val="14"/>
+                </w:rPr>
+                <w:t xml:space="preserve">Объявление →</w:t>
+              </w:r>
+            </w:hyperlink>
+          </w:p>
+        </w:tc>
+        <w:tc>
+          <w:tcPr>
+            <w:tcW w:type="dxa" w:w="4819"/>
+            <w:tcBorders>
+              <w:top w:val="none" w:color="auto" w:sz="0"/>
+              <w:left w:val="none" w:color="auto" w:sz="0"/>
+              <w:bottom w:val="none" w:color="auto" w:sz="0"/>
+              <w:right w:val="none" w:color="auto" w:sz="0"/>
+            </w:tcBorders>
+            <w:tcMar>
+              <w:top w:type="dxa" w:w="0"/>
+              <w:left w:type="dxa" w:w="150"/>
+              <w:bottom w:type="dxa" w:w="150"/>
+              <w:right w:type="dxa" w:w="0"/>
+            </w:tcMar>
+            <w:vAlign w:val="top"/>
+          </w:tcPr>
+          <w:p>
+            <w:pPr>
+              <w:spacing w:after="80"/>
+            </w:pPr>
+            <w:r>
+              <w:drawing>
+                <wp:inline distT="0" distB="0" distL="0" distR="0">
+                  <wp:extent cx="2914650" cy="1943100"/>
+                  <wp:effectExtent t="0" r="0" b="0" l="0"/>
+                  <wp:docPr id="1" name="" descr="" title=""/>
+                  <wp:cNvGraphicFramePr>
+                    <a:graphicFrameLocks xmlns:a="http://schemas.openxmlformats.org/drawingml/2006/main" noChangeAspect="1"/>
+                  </wp:cNvGraphicFramePr>
+                  <a:graphic xmlns:a="http://schemas.openxmlformats.org/drawingml/2006/main">
+                    <a:graphicData uri="http://schemas.openxmlformats.org/drawingml/2006/picture">
+                      <pic:pic xmlns:pic="http://schemas.openxmlformats.org/drawingml/2006/picture">
+                        <pic:nvPicPr>
+                          <pic:cNvPr id="0" name="" descr=""/>
+                          <pic:cNvPicPr>
+                            <a:picLocks noChangeAspect="1" noChangeArrowheads="1"/>
+                          </pic:cNvPicPr>
+                        </pic:nvPicPr>
+                        <pic:blipFill>
+                          <a:blip r:embed="rId15" cstate="none"/>
+                          <a:srcRect/>
+                          <a:stretch>
+                            <a:fillRect/>
+                          </a:stretch>
+                        </pic:blipFill>
+                        <pic:spPr bwMode="auto">
+                          <a:xfrm>
+                            <a:off x="0" y="0"/>
+                            <a:ext cx="2914650" cy="1943100"/>
+                          </a:xfrm>
+                          <a:prstGeom prst="rect">
+                            <a:avLst/>
+                          </a:prstGeom>
+                        </pic:spPr>
+                      </pic:pic>
+                    </a:graphicData>
+                  </a:graphic>
+                </wp:inline>
+              </w:drawing>
+            </w:r>
+          </w:p>
+          <w:p>
+            <w:pPr>
+              <w:spacing w:after="40" w:line="226" w:lineRule="auto"/>
+            </w:pPr>
+            <w:r>
+              <w:rPr>
+                <w:rFonts w:ascii="Arial" w:cs="Arial" w:eastAsia="Arial" w:hAnsi="Arial"/>
+                <w:b/>
+                <w:bCs/>
+                <w:i w:val="false"/>
+                <w:iCs w:val="false"/>
+                <w:color w:val="1F2A44"/>
+                <w:sz w:val="18"/>
+                <w:szCs w:val="18"/>
+              </w:rPr>
+              <w:t xml:space="preserve">ЖК Capital Towers</w:t>
+            </w:r>
+          </w:p>
+          <w:p>
+            <w:pPr>
+              <w:spacing w:after="40" w:line="226" w:lineRule="auto"/>
+            </w:pPr>
+            <w:r>
+              <w:rPr>
+                <w:rFonts w:ascii="Arial" w:cs="Arial" w:eastAsia="Arial" w:hAnsi="Arial"/>
+                <w:b w:val="false"/>
+                <w:bCs w:val="false"/>
+                <w:i w:val="false"/>
+                <w:iCs w:val="false"/>
+                <w:color w:val="70788A"/>
+                <w:sz w:val="15"/>
+                <w:szCs w:val="15"/>
+              </w:rPr>
+              <w:t xml:space="preserve">109,3 м², эт. 30/67 · евроремонт</w:t>
+            </w:r>
+          </w:p>
+          <w:p>
+            <w:pPr>
+              <w:spacing w:after="40" w:line="226" w:lineRule="auto"/>
+            </w:pPr>
+            <w:r>
+              <w:rPr>
+                <w:rFonts w:ascii="Arial" w:cs="Arial" w:eastAsia="Arial" w:hAnsi="Arial"/>
+                <w:b/>
+                <w:bCs/>
+                <w:i w:val="false"/>
+                <w:iCs w:val="false"/>
+                <w:color w:val="A9762F"/>
+                <w:sz w:val="18"/>
+                <w:szCs w:val="18"/>
+              </w:rPr>
+              <w:t xml:space="preserve">131,2 млн ₽</w:t>
+            </w:r>
+            <w:r>
+              <w:rPr>
+                <w:rFonts w:ascii="Arial" w:cs="Arial" w:eastAsia="Arial" w:hAnsi="Arial"/>
+                <w:b w:val="false"/>
+                <w:bCs w:val="false"/>
+                <w:i w:val="false"/>
+                <w:iCs w:val="false"/>
+                <w:color w:val="70788A"/>
+                <w:sz w:val="15"/>
+                <w:szCs w:val="15"/>
+              </w:rPr>
+              <w:t xml:space="preserve">   1 200 000 ₽/м²</w:t>
+            </w:r>
+          </w:p>
+          <w:p>
+            <w:pPr>
+              <w:spacing w:after="0" w:line="216" w:lineRule="auto"/>
+            </w:pPr>
+            <w:hyperlink w:history="1" r:id="rIdt9sfwu7gyaffmysy7-n68">
+              <w:r>
+                <w:rPr>
+                  <w:rFonts w:ascii="Arial" w:cs="Arial" w:eastAsia="Arial" w:hAnsi="Arial"/>
+                  <w:b w:val="false"/>
+                  <w:bCs w:val="false"/>
+                  <w:i w:val="false"/>
+                  <w:iCs w:val="false"/>
+                  <w:color w:val="2C5FA8"/>
+                  <w:sz w:val="14"/>
+                  <w:szCs w:val="14"/>
+                </w:rPr>
+                <w:t xml:space="preserve">Объявление →</w:t>
+              </w:r>
+            </w:hyperlink>
+          </w:p>
+        </w:tc>
+      </w:tr>
+    </w:tbl>
+    <w:p>
+      <w:pPr>
+        <w:spacing w:after="60" w:line="230" w:lineRule="auto"/>
+        <w:ind w:right="1560"/>
+      </w:pPr>
+      <w:r>
+        <w:rPr>
+          <w:rFonts w:ascii="Arial" w:cs="Arial" w:eastAsia="Arial" w:hAnsi="Arial"/>
+          <w:b w:val="false"/>
+          <w:bCs w:val="false"/>
+          <w:i w:val="false"/>
+          <w:iCs w:val="false"/>
+          <w:color w:val="70788A"/>
+          <w:sz w:val="15"/>
+          <w:szCs w:val="15"/>
+        </w:rPr>
+        <w:t xml:space="preserve">Фотографии — Яндекс Недвижимость, 30.07.2026; цена нашего лота — Циан. Все шесть квартир заявлены с дизайнерским или европейским ремонтом и продаются готовыми к заселению.</w:t>
       </w:r>
     </w:p>
     <w:p>
@@ -6790,7 +10541,7 @@
           <w:sz w:val="19"/>
           <w:szCs w:val="19"/>
         </w:rPr>
-        <w:t xml:space="preserve">Практическая проверка цены: что предлагает локация за бюджет около 162,5 млн ₽ прямо сейчас.</w:t>
+        <w:t xml:space="preserve">Практическая проверка цены: одиннадцать реальных лотов, которые предлагает локация в бюджете 128–172 млн ₽ прямо сейчас. Первая строка — наш лот.</w:t>
       </w:r>
     </w:p>
     <w:tbl>
@@ -6806,12 +10557,12 @@
         </w:tblBorders>
       </w:tblPr>
       <w:tblGrid>
-        <w:gridCol w:w="1980"/>
-        <w:gridCol w:w="1900"/>
-        <w:gridCol w:w="1500"/>
-        <w:gridCol w:w="1080"/>
+        <w:gridCol w:w="2080"/>
+        <w:gridCol w:w="1820"/>
+        <w:gridCol w:w="1420"/>
+        <w:gridCol w:w="1180"/>
         <w:gridCol w:w="1250"/>
-        <w:gridCol w:w="1928"/>
+        <w:gridCol w:w="1888"/>
       </w:tblGrid>
       <w:tr>
         <w:trPr>
@@ -6819,7 +10570,7 @@
         </w:trPr>
         <w:tc>
           <w:tcPr>
-            <w:tcW w:type="dxa" w:w="1980"/>
+            <w:tcW w:type="dxa" w:w="2080"/>
             <w:tcBorders>
               <w:top w:val="single" w:color="1F2A44" w:sz="4"/>
               <w:left w:val="none" w:color="auto" w:sz="0"/>
@@ -6857,7 +10608,7 @@
         </w:tc>
         <w:tc>
           <w:tcPr>
-            <w:tcW w:type="dxa" w:w="1900"/>
+            <w:tcW w:type="dxa" w:w="1820"/>
             <w:tcBorders>
               <w:top w:val="single" w:color="1F2A44" w:sz="4"/>
               <w:left w:val="none" w:color="auto" w:sz="0"/>
@@ -6895,7 +10646,7 @@
         </w:tc>
         <w:tc>
           <w:tcPr>
-            <w:tcW w:type="dxa" w:w="1500"/>
+            <w:tcW w:type="dxa" w:w="1420"/>
             <w:tcBorders>
               <w:top w:val="single" w:color="1F2A44" w:sz="4"/>
               <w:left w:val="none" w:color="auto" w:sz="0"/>
@@ -6933,7 +10684,7 @@
         </w:tc>
         <w:tc>
           <w:tcPr>
-            <w:tcW w:type="dxa" w:w="1080"/>
+            <w:tcW w:type="dxa" w:w="1180"/>
             <w:tcBorders>
               <w:top w:val="single" w:color="1F2A44" w:sz="4"/>
               <w:left w:val="none" w:color="auto" w:sz="0"/>
@@ -7011,7 +10762,7 @@
         </w:tc>
         <w:tc>
           <w:tcPr>
-            <w:tcW w:type="dxa" w:w="1928"/>
+            <w:tcW w:type="dxa" w:w="1888"/>
             <w:tcBorders>
               <w:top w:val="single" w:color="1F2A44" w:sz="4"/>
               <w:left w:val="none" w:color="auto" w:sz="0"/>
@@ -7051,7 +10802,7 @@
       <w:tr>
         <w:tc>
           <w:tcPr>
-            <w:tcW w:type="dxa" w:w="1980"/>
+            <w:tcW w:type="dxa" w:w="2080"/>
             <w:tcBorders>
               <w:top w:val="single" w:color="D9D4CB" w:sz="4"/>
               <w:left w:val="none" w:color="auto" w:sz="0"/>
@@ -7082,13 +10833,13 @@
                 <w:sz w:val="17"/>
                 <w:szCs w:val="17"/>
               </w:rPr>
-              <w:t xml:space="preserve">ЖК «Кутузовский XII»</w:t>
-            </w:r>
-          </w:p>
-        </w:tc>
-        <w:tc>
-          <w:tcPr>
-            <w:tcW w:type="dxa" w:w="1900"/>
+              <w:t xml:space="preserve">▶ ЖК «Кутузовский XII»</w:t>
+            </w:r>
+          </w:p>
+        </w:tc>
+        <w:tc>
+          <w:tcPr>
+            <w:tcW w:type="dxa" w:w="1820"/>
             <w:tcBorders>
               <w:top w:val="single" w:color="D9D4CB" w:sz="4"/>
               <w:left w:val="none" w:color="auto" w:sz="0"/>
@@ -7125,7 +10876,7 @@
         </w:tc>
         <w:tc>
           <w:tcPr>
-            <w:tcW w:type="dxa" w:w="1500"/>
+            <w:tcW w:type="dxa" w:w="1420"/>
             <w:tcBorders>
               <w:top w:val="single" w:color="D9D4CB" w:sz="4"/>
               <w:left w:val="none" w:color="auto" w:sz="0"/>
@@ -7162,7 +10913,7 @@
         </w:tc>
         <w:tc>
           <w:tcPr>
-            <w:tcW w:type="dxa" w:w="1080"/>
+            <w:tcW w:type="dxa" w:w="1180"/>
             <w:tcBorders>
               <w:top w:val="single" w:color="D9D4CB" w:sz="4"/>
               <w:left w:val="none" w:color="auto" w:sz="0"/>
@@ -7236,27 +10987,27 @@
         </w:tc>
         <w:tc>
           <w:tcPr>
-            <w:tcW w:type="dxa" w:w="1928"/>
-            <w:tcBorders>
-              <w:top w:val="single" w:color="D9D4CB" w:sz="4"/>
-              <w:left w:val="none" w:color="auto" w:sz="0"/>
-              <w:bottom w:val="single" w:color="D9D4CB" w:sz="4"/>
-              <w:right w:val="none" w:color="auto" w:sz="0"/>
-            </w:tcBorders>
-            <w:tcMar>
-              <w:top w:type="dxa" w:w="52"/>
-              <w:left w:type="dxa" w:w="100"/>
-              <w:bottom w:type="dxa" w:w="52"/>
-              <w:right w:type="dxa" w:w="100"/>
-            </w:tcMar>
-            <w:vAlign w:val="center"/>
-          </w:tcPr>
-          <w:p>
-            <w:pPr>
-              <w:spacing w:after="0" w:line="240" w:lineRule="auto"/>
-              <w:jc w:val="center"/>
-            </w:pPr>
-            <w:hyperlink w:history="1" r:id="rIdghhyj84yccacredyen-lj">
+            <w:tcW w:type="dxa" w:w="1888"/>
+            <w:tcBorders>
+              <w:top w:val="single" w:color="D9D4CB" w:sz="4"/>
+              <w:left w:val="none" w:color="auto" w:sz="0"/>
+              <w:bottom w:val="single" w:color="D9D4CB" w:sz="4"/>
+              <w:right w:val="none" w:color="auto" w:sz="0"/>
+            </w:tcBorders>
+            <w:tcMar>
+              <w:top w:type="dxa" w:w="52"/>
+              <w:left w:type="dxa" w:w="100"/>
+              <w:bottom w:type="dxa" w:w="52"/>
+              <w:right w:type="dxa" w:w="100"/>
+            </w:tcMar>
+            <w:vAlign w:val="center"/>
+          </w:tcPr>
+          <w:p>
+            <w:pPr>
+              <w:spacing w:after="0" w:line="240" w:lineRule="auto"/>
+              <w:jc w:val="center"/>
+            </w:pPr>
+            <w:hyperlink w:history="1" r:id="rId4bo5aljtxx4pg-lquxtqb">
               <w:r>
                 <w:rPr>
                   <w:rFonts w:ascii="Arial" w:cs="Arial" w:eastAsia="Arial" w:hAnsi="Arial"/>
@@ -7277,7 +11028,7 @@
       <w:tr>
         <w:tc>
           <w:tcPr>
-            <w:tcW w:type="dxa" w:w="1980"/>
+            <w:tcW w:type="dxa" w:w="2080"/>
             <w:tcBorders>
               <w:top w:val="single" w:color="D9D4CB" w:sz="4"/>
               <w:left w:val="none" w:color="auto" w:sz="0"/>
@@ -7309,13 +11060,13 @@
                 <w:sz w:val="17"/>
                 <w:szCs w:val="17"/>
               </w:rPr>
-              <w:t xml:space="preserve">ЖК «Кутузовский XII»</w:t>
-            </w:r>
-          </w:p>
-        </w:tc>
-        <w:tc>
-          <w:tcPr>
-            <w:tcW w:type="dxa" w:w="1900"/>
+              <w:t xml:space="preserve">ЖК «Смоленская Застава»</w:t>
+            </w:r>
+          </w:p>
+        </w:tc>
+        <w:tc>
+          <w:tcPr>
+            <w:tcW w:type="dxa" w:w="1820"/>
             <w:tcBorders>
               <w:top w:val="single" w:color="D9D4CB" w:sz="4"/>
               <w:left w:val="none" w:color="auto" w:sz="0"/>
@@ -7347,13 +11098,13 @@
                 <w:sz w:val="17"/>
                 <w:szCs w:val="17"/>
               </w:rPr>
-              <w:t xml:space="preserve">95,0 м², эт. 2/11</w:t>
-            </w:r>
-          </w:p>
-        </w:tc>
-        <w:tc>
-          <w:tcPr>
-            <w:tcW w:type="dxa" w:w="1500"/>
+              <w:t xml:space="preserve">145,0 м², эт. 6/11</w:t>
+            </w:r>
+          </w:p>
+        </w:tc>
+        <w:tc>
+          <w:tcPr>
+            <w:tcW w:type="dxa" w:w="1420"/>
             <w:tcBorders>
               <w:top w:val="single" w:color="D9D4CB" w:sz="4"/>
               <w:left w:val="none" w:color="auto" w:sz="0"/>
@@ -7391,7 +11142,7 @@
         </w:tc>
         <w:tc>
           <w:tcPr>
-            <w:tcW w:type="dxa" w:w="1080"/>
+            <w:tcW w:type="dxa" w:w="1180"/>
             <w:tcBorders>
               <w:top w:val="single" w:color="D9D4CB" w:sz="4"/>
               <w:left w:val="none" w:color="auto" w:sz="0"/>
@@ -7423,7 +11174,7 @@
                 <w:sz w:val="17"/>
                 <w:szCs w:val="17"/>
               </w:rPr>
-              <w:t xml:space="preserve">133,0</w:t>
+              <w:t xml:space="preserve">172,0</w:t>
             </w:r>
           </w:p>
         </w:tc>
@@ -7461,13 +11212,13 @@
                 <w:sz w:val="17"/>
                 <w:szCs w:val="17"/>
               </w:rPr>
-              <w:t xml:space="preserve">1 400 000</w:t>
-            </w:r>
-          </w:p>
-        </w:tc>
-        <w:tc>
-          <w:tcPr>
-            <w:tcW w:type="dxa" w:w="1928"/>
+              <w:t xml:space="preserve">1 186 207</w:t>
+            </w:r>
+          </w:p>
+        </w:tc>
+        <w:tc>
+          <w:tcPr>
+            <w:tcW w:type="dxa" w:w="1888"/>
             <w:tcBorders>
               <w:top w:val="single" w:color="D9D4CB" w:sz="4"/>
               <w:left w:val="none" w:color="auto" w:sz="0"/>
@@ -7488,7 +11239,233 @@
               <w:spacing w:after="0" w:line="240" w:lineRule="auto"/>
               <w:jc w:val="center"/>
             </w:pPr>
-            <w:hyperlink w:history="1" r:id="rIdjdm-f2akkx5y0lrzycj5p">
+            <w:hyperlink w:history="1" r:id="rId-s48jmnvrzyfwlypbua_a">
+              <w:r>
+                <w:rPr>
+                  <w:rFonts w:ascii="Arial" w:cs="Arial" w:eastAsia="Arial" w:hAnsi="Arial"/>
+                  <w:b w:val="false"/>
+                  <w:bCs w:val="false"/>
+                  <w:i w:val="false"/>
+                  <w:iCs w:val="false"/>
+                  <w:color w:val="2C5FA8"/>
+                  <w:sz w:val="17"/>
+                  <w:szCs w:val="17"/>
+                </w:rPr>
+                <w:t xml:space="preserve">Яндекс →</w:t>
+              </w:r>
+            </w:hyperlink>
+          </w:p>
+        </w:tc>
+      </w:tr>
+      <w:tr>
+        <w:tc>
+          <w:tcPr>
+            <w:tcW w:type="dxa" w:w="2080"/>
+            <w:tcBorders>
+              <w:top w:val="single" w:color="D9D4CB" w:sz="4"/>
+              <w:left w:val="none" w:color="auto" w:sz="0"/>
+              <w:bottom w:val="single" w:color="D9D4CB" w:sz="4"/>
+              <w:right w:val="none" w:color="auto" w:sz="0"/>
+            </w:tcBorders>
+            <w:tcMar>
+              <w:top w:type="dxa" w:w="52"/>
+              <w:left w:type="dxa" w:w="100"/>
+              <w:bottom w:type="dxa" w:w="52"/>
+              <w:right w:type="dxa" w:w="100"/>
+            </w:tcMar>
+            <w:vAlign w:val="center"/>
+          </w:tcPr>
+          <w:p>
+            <w:pPr>
+              <w:spacing w:after="0" w:line="240" w:lineRule="auto"/>
+              <w:jc w:val="left"/>
+            </w:pPr>
+            <w:r>
+              <w:rPr>
+                <w:rFonts w:ascii="Arial" w:cs="Arial" w:eastAsia="Arial" w:hAnsi="Arial"/>
+                <w:b/>
+                <w:bCs/>
+                <w:i w:val="false"/>
+                <w:iCs w:val="false"/>
+                <w:color w:val="2A2E38"/>
+                <w:sz w:val="17"/>
+                <w:szCs w:val="17"/>
+              </w:rPr>
+              <w:t xml:space="preserve">ЖК «Бадаевский»</w:t>
+            </w:r>
+          </w:p>
+        </w:tc>
+        <w:tc>
+          <w:tcPr>
+            <w:tcW w:type="dxa" w:w="1820"/>
+            <w:tcBorders>
+              <w:top w:val="single" w:color="D9D4CB" w:sz="4"/>
+              <w:left w:val="none" w:color="auto" w:sz="0"/>
+              <w:bottom w:val="single" w:color="D9D4CB" w:sz="4"/>
+              <w:right w:val="none" w:color="auto" w:sz="0"/>
+            </w:tcBorders>
+            <w:tcMar>
+              <w:top w:type="dxa" w:w="52"/>
+              <w:left w:type="dxa" w:w="100"/>
+              <w:bottom w:type="dxa" w:w="52"/>
+              <w:right w:type="dxa" w:w="100"/>
+            </w:tcMar>
+            <w:vAlign w:val="center"/>
+          </w:tcPr>
+          <w:p>
+            <w:pPr>
+              <w:spacing w:after="0" w:line="240" w:lineRule="auto"/>
+              <w:jc w:val="center"/>
+            </w:pPr>
+            <w:r>
+              <w:rPr>
+                <w:rFonts w:ascii="Arial" w:cs="Arial" w:eastAsia="Arial" w:hAnsi="Arial"/>
+                <w:b w:val="false"/>
+                <w:bCs w:val="false"/>
+                <w:i w:val="false"/>
+                <w:iCs w:val="false"/>
+                <w:color w:val="2A2E38"/>
+                <w:sz w:val="17"/>
+                <w:szCs w:val="17"/>
+              </w:rPr>
+              <w:t xml:space="preserve">119,3 м², эт. 11/18</w:t>
+            </w:r>
+          </w:p>
+        </w:tc>
+        <w:tc>
+          <w:tcPr>
+            <w:tcW w:type="dxa" w:w="1420"/>
+            <w:tcBorders>
+              <w:top w:val="single" w:color="D9D4CB" w:sz="4"/>
+              <w:left w:val="none" w:color="auto" w:sz="0"/>
+              <w:bottom w:val="single" w:color="D9D4CB" w:sz="4"/>
+              <w:right w:val="none" w:color="auto" w:sz="0"/>
+            </w:tcBorders>
+            <w:tcMar>
+              <w:top w:type="dxa" w:w="52"/>
+              <w:left w:type="dxa" w:w="100"/>
+              <w:bottom w:type="dxa" w:w="52"/>
+              <w:right w:type="dxa" w:w="100"/>
+            </w:tcMar>
+            <w:vAlign w:val="center"/>
+          </w:tcPr>
+          <w:p>
+            <w:pPr>
+              <w:spacing w:after="0" w:line="240" w:lineRule="auto"/>
+              <w:jc w:val="center"/>
+            </w:pPr>
+            <w:r>
+              <w:rPr>
+                <w:rFonts w:ascii="Arial" w:cs="Arial" w:eastAsia="Arial" w:hAnsi="Arial"/>
+                <w:b w:val="false"/>
+                <w:bCs w:val="false"/>
+                <w:i w:val="false"/>
+                <w:iCs w:val="false"/>
+                <w:color w:val="2A2E38"/>
+                <w:sz w:val="17"/>
+                <w:szCs w:val="17"/>
+              </w:rPr>
+              <w:t xml:space="preserve">Без отделки</w:t>
+            </w:r>
+          </w:p>
+        </w:tc>
+        <w:tc>
+          <w:tcPr>
+            <w:tcW w:type="dxa" w:w="1180"/>
+            <w:tcBorders>
+              <w:top w:val="single" w:color="D9D4CB" w:sz="4"/>
+              <w:left w:val="none" w:color="auto" w:sz="0"/>
+              <w:bottom w:val="single" w:color="D9D4CB" w:sz="4"/>
+              <w:right w:val="none" w:color="auto" w:sz="0"/>
+            </w:tcBorders>
+            <w:tcMar>
+              <w:top w:type="dxa" w:w="52"/>
+              <w:left w:type="dxa" w:w="100"/>
+              <w:bottom w:type="dxa" w:w="52"/>
+              <w:right w:type="dxa" w:w="100"/>
+            </w:tcMar>
+            <w:vAlign w:val="center"/>
+          </w:tcPr>
+          <w:p>
+            <w:pPr>
+              <w:spacing w:after="0" w:line="240" w:lineRule="auto"/>
+              <w:jc w:val="center"/>
+            </w:pPr>
+            <w:r>
+              <w:rPr>
+                <w:rFonts w:ascii="Arial" w:cs="Arial" w:eastAsia="Arial" w:hAnsi="Arial"/>
+                <w:b w:val="false"/>
+                <w:bCs w:val="false"/>
+                <w:i w:val="false"/>
+                <w:iCs w:val="false"/>
+                <w:color w:val="2A2E38"/>
+                <w:sz w:val="17"/>
+                <w:szCs w:val="17"/>
+              </w:rPr>
+              <w:t xml:space="preserve">168,7</w:t>
+            </w:r>
+          </w:p>
+        </w:tc>
+        <w:tc>
+          <w:tcPr>
+            <w:tcW w:type="dxa" w:w="1250"/>
+            <w:tcBorders>
+              <w:top w:val="single" w:color="D9D4CB" w:sz="4"/>
+              <w:left w:val="none" w:color="auto" w:sz="0"/>
+              <w:bottom w:val="single" w:color="D9D4CB" w:sz="4"/>
+              <w:right w:val="none" w:color="auto" w:sz="0"/>
+            </w:tcBorders>
+            <w:tcMar>
+              <w:top w:type="dxa" w:w="52"/>
+              <w:left w:type="dxa" w:w="100"/>
+              <w:bottom w:type="dxa" w:w="52"/>
+              <w:right w:type="dxa" w:w="100"/>
+            </w:tcMar>
+            <w:vAlign w:val="center"/>
+          </w:tcPr>
+          <w:p>
+            <w:pPr>
+              <w:spacing w:after="0" w:line="240" w:lineRule="auto"/>
+              <w:jc w:val="center"/>
+            </w:pPr>
+            <w:r>
+              <w:rPr>
+                <w:rFonts w:ascii="Arial" w:cs="Arial" w:eastAsia="Arial" w:hAnsi="Arial"/>
+                <w:b w:val="false"/>
+                <w:bCs w:val="false"/>
+                <w:i w:val="false"/>
+                <w:iCs w:val="false"/>
+                <w:color w:val="2A2E38"/>
+                <w:sz w:val="17"/>
+                <w:szCs w:val="17"/>
+              </w:rPr>
+              <w:t xml:space="preserve">1 414 313</w:t>
+            </w:r>
+          </w:p>
+        </w:tc>
+        <w:tc>
+          <w:tcPr>
+            <w:tcW w:type="dxa" w:w="1888"/>
+            <w:tcBorders>
+              <w:top w:val="single" w:color="D9D4CB" w:sz="4"/>
+              <w:left w:val="none" w:color="auto" w:sz="0"/>
+              <w:bottom w:val="single" w:color="D9D4CB" w:sz="4"/>
+              <w:right w:val="none" w:color="auto" w:sz="0"/>
+            </w:tcBorders>
+            <w:tcMar>
+              <w:top w:type="dxa" w:w="52"/>
+              <w:left w:type="dxa" w:w="100"/>
+              <w:bottom w:type="dxa" w:w="52"/>
+              <w:right w:type="dxa" w:w="100"/>
+            </w:tcMar>
+            <w:vAlign w:val="center"/>
+          </w:tcPr>
+          <w:p>
+            <w:pPr>
+              <w:spacing w:after="0" w:line="240" w:lineRule="auto"/>
+              <w:jc w:val="center"/>
+            </w:pPr>
+            <w:hyperlink w:history="1" r:id="rIdqpmbl49winwocsudvkv2r">
               <w:r>
                 <w:rPr>
                   <w:rFonts w:ascii="Arial" w:cs="Arial" w:eastAsia="Arial" w:hAnsi="Arial"/>
@@ -7509,13 +11486,14 @@
       <w:tr>
         <w:tc>
           <w:tcPr>
-            <w:tcW w:type="dxa" w:w="1980"/>
-            <w:tcBorders>
-              <w:top w:val="single" w:color="D9D4CB" w:sz="4"/>
-              <w:left w:val="none" w:color="auto" w:sz="0"/>
-              <w:bottom w:val="single" w:color="D9D4CB" w:sz="4"/>
-              <w:right w:val="none" w:color="auto" w:sz="0"/>
-            </w:tcBorders>
+            <w:tcW w:type="dxa" w:w="2080"/>
+            <w:tcBorders>
+              <w:top w:val="single" w:color="D9D4CB" w:sz="4"/>
+              <w:left w:val="none" w:color="auto" w:sz="0"/>
+              <w:bottom w:val="single" w:color="D9D4CB" w:sz="4"/>
+              <w:right w:val="none" w:color="auto" w:sz="0"/>
+            </w:tcBorders>
+            <w:shd w:fill="FBFAF8" w:color="auto" w:val="clear"/>
             <w:tcMar>
               <w:top w:type="dxa" w:w="52"/>
               <w:left w:type="dxa" w:w="100"/>
@@ -7540,118 +11518,121 @@
                 <w:sz w:val="17"/>
                 <w:szCs w:val="17"/>
               </w:rPr>
-              <w:t xml:space="preserve">ЖК «Кутузовский XII»</w:t>
-            </w:r>
-          </w:p>
-        </w:tc>
-        <w:tc>
-          <w:tcPr>
-            <w:tcW w:type="dxa" w:w="1900"/>
-            <w:tcBorders>
-              <w:top w:val="single" w:color="D9D4CB" w:sz="4"/>
-              <w:left w:val="none" w:color="auto" w:sz="0"/>
-              <w:bottom w:val="single" w:color="D9D4CB" w:sz="4"/>
-              <w:right w:val="none" w:color="auto" w:sz="0"/>
-            </w:tcBorders>
-            <w:tcMar>
-              <w:top w:type="dxa" w:w="52"/>
-              <w:left w:type="dxa" w:w="100"/>
-              <w:bottom w:type="dxa" w:w="52"/>
-              <w:right w:type="dxa" w:w="100"/>
-            </w:tcMar>
-            <w:vAlign w:val="center"/>
-          </w:tcPr>
-          <w:p>
-            <w:pPr>
-              <w:spacing w:after="0" w:line="240" w:lineRule="auto"/>
-              <w:jc w:val="center"/>
-            </w:pPr>
-            <w:r>
-              <w:rPr>
-                <w:rFonts w:ascii="Arial" w:cs="Arial" w:eastAsia="Arial" w:hAnsi="Arial"/>
-                <w:b w:val="false"/>
-                <w:bCs w:val="false"/>
-                <w:i w:val="false"/>
-                <w:iCs w:val="false"/>
-                <w:color w:val="2A2E38"/>
-                <w:sz w:val="17"/>
-                <w:szCs w:val="17"/>
-              </w:rPr>
-              <w:t xml:space="preserve">93,1 м², эт. 2/11</w:t>
-            </w:r>
-          </w:p>
-        </w:tc>
-        <w:tc>
-          <w:tcPr>
-            <w:tcW w:type="dxa" w:w="1500"/>
-            <w:tcBorders>
-              <w:top w:val="single" w:color="D9D4CB" w:sz="4"/>
-              <w:left w:val="none" w:color="auto" w:sz="0"/>
-              <w:bottom w:val="single" w:color="D9D4CB" w:sz="4"/>
-              <w:right w:val="none" w:color="auto" w:sz="0"/>
-            </w:tcBorders>
-            <w:tcMar>
-              <w:top w:type="dxa" w:w="52"/>
-              <w:left w:type="dxa" w:w="100"/>
-              <w:bottom w:type="dxa" w:w="52"/>
-              <w:right w:type="dxa" w:w="100"/>
-            </w:tcMar>
-            <w:vAlign w:val="center"/>
-          </w:tcPr>
-          <w:p>
-            <w:pPr>
-              <w:spacing w:after="0" w:line="240" w:lineRule="auto"/>
-              <w:jc w:val="center"/>
-            </w:pPr>
-            <w:r>
-              <w:rPr>
-                <w:rFonts w:ascii="Arial" w:cs="Arial" w:eastAsia="Arial" w:hAnsi="Arial"/>
-                <w:b w:val="false"/>
-                <w:bCs w:val="false"/>
-                <w:i w:val="false"/>
-                <w:iCs w:val="false"/>
-                <w:color w:val="2A2E38"/>
-                <w:sz w:val="17"/>
-                <w:szCs w:val="17"/>
-              </w:rPr>
-              <w:t xml:space="preserve">Дизайнерский</w:t>
-            </w:r>
-          </w:p>
-        </w:tc>
-        <w:tc>
-          <w:tcPr>
-            <w:tcW w:type="dxa" w:w="1080"/>
-            <w:tcBorders>
-              <w:top w:val="single" w:color="D9D4CB" w:sz="4"/>
-              <w:left w:val="none" w:color="auto" w:sz="0"/>
-              <w:bottom w:val="single" w:color="D9D4CB" w:sz="4"/>
-              <w:right w:val="none" w:color="auto" w:sz="0"/>
-            </w:tcBorders>
-            <w:tcMar>
-              <w:top w:type="dxa" w:w="52"/>
-              <w:left w:type="dxa" w:w="100"/>
-              <w:bottom w:type="dxa" w:w="52"/>
-              <w:right w:type="dxa" w:w="100"/>
-            </w:tcMar>
-            <w:vAlign w:val="center"/>
-          </w:tcPr>
-          <w:p>
-            <w:pPr>
-              <w:spacing w:after="0" w:line="240" w:lineRule="auto"/>
-              <w:jc w:val="center"/>
-            </w:pPr>
-            <w:r>
-              <w:rPr>
-                <w:rFonts w:ascii="Arial" w:cs="Arial" w:eastAsia="Arial" w:hAnsi="Arial"/>
-                <w:b w:val="false"/>
-                <w:bCs w:val="false"/>
-                <w:i w:val="false"/>
-                <w:iCs w:val="false"/>
-                <w:color w:val="2A2E38"/>
-                <w:sz w:val="17"/>
-                <w:szCs w:val="17"/>
-              </w:rPr>
-              <w:t xml:space="preserve">158,0</w:t>
+              <w:t xml:space="preserve">ЖК «Дом Дау»</w:t>
+            </w:r>
+          </w:p>
+        </w:tc>
+        <w:tc>
+          <w:tcPr>
+            <w:tcW w:type="dxa" w:w="1820"/>
+            <w:tcBorders>
+              <w:top w:val="single" w:color="D9D4CB" w:sz="4"/>
+              <w:left w:val="none" w:color="auto" w:sz="0"/>
+              <w:bottom w:val="single" w:color="D9D4CB" w:sz="4"/>
+              <w:right w:val="none" w:color="auto" w:sz="0"/>
+            </w:tcBorders>
+            <w:shd w:fill="FBFAF8" w:color="auto" w:val="clear"/>
+            <w:tcMar>
+              <w:top w:type="dxa" w:w="52"/>
+              <w:left w:type="dxa" w:w="100"/>
+              <w:bottom w:type="dxa" w:w="52"/>
+              <w:right w:type="dxa" w:w="100"/>
+            </w:tcMar>
+            <w:vAlign w:val="center"/>
+          </w:tcPr>
+          <w:p>
+            <w:pPr>
+              <w:spacing w:after="0" w:line="240" w:lineRule="auto"/>
+              <w:jc w:val="center"/>
+            </w:pPr>
+            <w:r>
+              <w:rPr>
+                <w:rFonts w:ascii="Arial" w:cs="Arial" w:eastAsia="Arial" w:hAnsi="Arial"/>
+                <w:b w:val="false"/>
+                <w:bCs w:val="false"/>
+                <w:i w:val="false"/>
+                <w:iCs w:val="false"/>
+                <w:color w:val="2A2E38"/>
+                <w:sz w:val="17"/>
+                <w:szCs w:val="17"/>
+              </w:rPr>
+              <w:t xml:space="preserve">158,7 м², эт. 66/87</w:t>
+            </w:r>
+          </w:p>
+        </w:tc>
+        <w:tc>
+          <w:tcPr>
+            <w:tcW w:type="dxa" w:w="1420"/>
+            <w:tcBorders>
+              <w:top w:val="single" w:color="D9D4CB" w:sz="4"/>
+              <w:left w:val="none" w:color="auto" w:sz="0"/>
+              <w:bottom w:val="single" w:color="D9D4CB" w:sz="4"/>
+              <w:right w:val="none" w:color="auto" w:sz="0"/>
+            </w:tcBorders>
+            <w:shd w:fill="FBFAF8" w:color="auto" w:val="clear"/>
+            <w:tcMar>
+              <w:top w:type="dxa" w:w="52"/>
+              <w:left w:type="dxa" w:w="100"/>
+              <w:bottom w:type="dxa" w:w="52"/>
+              <w:right w:type="dxa" w:w="100"/>
+            </w:tcMar>
+            <w:vAlign w:val="center"/>
+          </w:tcPr>
+          <w:p>
+            <w:pPr>
+              <w:spacing w:after="0" w:line="240" w:lineRule="auto"/>
+              <w:jc w:val="center"/>
+            </w:pPr>
+            <w:r>
+              <w:rPr>
+                <w:rFonts w:ascii="Arial" w:cs="Arial" w:eastAsia="Arial" w:hAnsi="Arial"/>
+                <w:b w:val="false"/>
+                <w:bCs w:val="false"/>
+                <w:i w:val="false"/>
+                <w:iCs w:val="false"/>
+                <w:color w:val="2A2E38"/>
+                <w:sz w:val="17"/>
+                <w:szCs w:val="17"/>
+              </w:rPr>
+              <w:t xml:space="preserve">Без отделки</w:t>
+            </w:r>
+          </w:p>
+        </w:tc>
+        <w:tc>
+          <w:tcPr>
+            <w:tcW w:type="dxa" w:w="1180"/>
+            <w:tcBorders>
+              <w:top w:val="single" w:color="D9D4CB" w:sz="4"/>
+              <w:left w:val="none" w:color="auto" w:sz="0"/>
+              <w:bottom w:val="single" w:color="D9D4CB" w:sz="4"/>
+              <w:right w:val="none" w:color="auto" w:sz="0"/>
+            </w:tcBorders>
+            <w:shd w:fill="FBFAF8" w:color="auto" w:val="clear"/>
+            <w:tcMar>
+              <w:top w:type="dxa" w:w="52"/>
+              <w:left w:type="dxa" w:w="100"/>
+              <w:bottom w:type="dxa" w:w="52"/>
+              <w:right w:type="dxa" w:w="100"/>
+            </w:tcMar>
+            <w:vAlign w:val="center"/>
+          </w:tcPr>
+          <w:p>
+            <w:pPr>
+              <w:spacing w:after="0" w:line="240" w:lineRule="auto"/>
+              <w:jc w:val="center"/>
+            </w:pPr>
+            <w:r>
+              <w:rPr>
+                <w:rFonts w:ascii="Arial" w:cs="Arial" w:eastAsia="Arial" w:hAnsi="Arial"/>
+                <w:b w:val="false"/>
+                <w:bCs w:val="false"/>
+                <w:i w:val="false"/>
+                <w:iCs w:val="false"/>
+                <w:color w:val="2A2E38"/>
+                <w:sz w:val="17"/>
+                <w:szCs w:val="17"/>
+              </w:rPr>
+              <w:t xml:space="preserve">162,2</w:t>
             </w:r>
           </w:p>
         </w:tc>
@@ -7664,57 +11645,59 @@
               <w:bottom w:val="single" w:color="D9D4CB" w:sz="4"/>
               <w:right w:val="none" w:color="auto" w:sz="0"/>
             </w:tcBorders>
-            <w:tcMar>
-              <w:top w:type="dxa" w:w="52"/>
-              <w:left w:type="dxa" w:w="100"/>
-              <w:bottom w:type="dxa" w:w="52"/>
-              <w:right w:type="dxa" w:w="100"/>
-            </w:tcMar>
-            <w:vAlign w:val="center"/>
-          </w:tcPr>
-          <w:p>
-            <w:pPr>
-              <w:spacing w:after="0" w:line="240" w:lineRule="auto"/>
-              <w:jc w:val="center"/>
-            </w:pPr>
-            <w:r>
-              <w:rPr>
-                <w:rFonts w:ascii="Arial" w:cs="Arial" w:eastAsia="Arial" w:hAnsi="Arial"/>
-                <w:b w:val="false"/>
-                <w:bCs w:val="false"/>
-                <w:i w:val="false"/>
-                <w:iCs w:val="false"/>
-                <w:color w:val="2A2E38"/>
-                <w:sz w:val="17"/>
-                <w:szCs w:val="17"/>
-              </w:rPr>
-              <w:t xml:space="preserve">1 697 100</w:t>
-            </w:r>
-          </w:p>
-        </w:tc>
-        <w:tc>
-          <w:tcPr>
-            <w:tcW w:type="dxa" w:w="1928"/>
-            <w:tcBorders>
-              <w:top w:val="single" w:color="D9D4CB" w:sz="4"/>
-              <w:left w:val="none" w:color="auto" w:sz="0"/>
-              <w:bottom w:val="single" w:color="D9D4CB" w:sz="4"/>
-              <w:right w:val="none" w:color="auto" w:sz="0"/>
-            </w:tcBorders>
-            <w:tcMar>
-              <w:top w:type="dxa" w:w="52"/>
-              <w:left w:type="dxa" w:w="100"/>
-              <w:bottom w:type="dxa" w:w="52"/>
-              <w:right w:type="dxa" w:w="100"/>
-            </w:tcMar>
-            <w:vAlign w:val="center"/>
-          </w:tcPr>
-          <w:p>
-            <w:pPr>
-              <w:spacing w:after="0" w:line="240" w:lineRule="auto"/>
-              <w:jc w:val="center"/>
-            </w:pPr>
-            <w:hyperlink w:history="1" r:id="rIdwtxvqnqsusmy_suumiqjy">
+            <w:shd w:fill="FBFAF8" w:color="auto" w:val="clear"/>
+            <w:tcMar>
+              <w:top w:type="dxa" w:w="52"/>
+              <w:left w:type="dxa" w:w="100"/>
+              <w:bottom w:type="dxa" w:w="52"/>
+              <w:right w:type="dxa" w:w="100"/>
+            </w:tcMar>
+            <w:vAlign w:val="center"/>
+          </w:tcPr>
+          <w:p>
+            <w:pPr>
+              <w:spacing w:after="0" w:line="240" w:lineRule="auto"/>
+              <w:jc w:val="center"/>
+            </w:pPr>
+            <w:r>
+              <w:rPr>
+                <w:rFonts w:ascii="Arial" w:cs="Arial" w:eastAsia="Arial" w:hAnsi="Arial"/>
+                <w:b w:val="false"/>
+                <w:bCs w:val="false"/>
+                <w:i w:val="false"/>
+                <w:iCs w:val="false"/>
+                <w:color w:val="2A2E38"/>
+                <w:sz w:val="17"/>
+                <w:szCs w:val="17"/>
+              </w:rPr>
+              <w:t xml:space="preserve">1 022 100</w:t>
+            </w:r>
+          </w:p>
+        </w:tc>
+        <w:tc>
+          <w:tcPr>
+            <w:tcW w:type="dxa" w:w="1888"/>
+            <w:tcBorders>
+              <w:top w:val="single" w:color="D9D4CB" w:sz="4"/>
+              <w:left w:val="none" w:color="auto" w:sz="0"/>
+              <w:bottom w:val="single" w:color="D9D4CB" w:sz="4"/>
+              <w:right w:val="none" w:color="auto" w:sz="0"/>
+            </w:tcBorders>
+            <w:shd w:fill="FBFAF8" w:color="auto" w:val="clear"/>
+            <w:tcMar>
+              <w:top w:type="dxa" w:w="52"/>
+              <w:left w:type="dxa" w:w="100"/>
+              <w:bottom w:type="dxa" w:w="52"/>
+              <w:right w:type="dxa" w:w="100"/>
+            </w:tcMar>
+            <w:vAlign w:val="center"/>
+          </w:tcPr>
+          <w:p>
+            <w:pPr>
+              <w:spacing w:after="0" w:line="240" w:lineRule="auto"/>
+              <w:jc w:val="center"/>
+            </w:pPr>
+            <w:hyperlink w:history="1" r:id="rIdp_uciulajrxvu2vn3coqr">
               <w:r>
                 <w:rPr>
                   <w:rFonts w:ascii="Arial" w:cs="Arial" w:eastAsia="Arial" w:hAnsi="Arial"/>
@@ -7735,14 +11718,13 @@
       <w:tr>
         <w:tc>
           <w:tcPr>
-            <w:tcW w:type="dxa" w:w="1980"/>
-            <w:tcBorders>
-              <w:top w:val="single" w:color="D9D4CB" w:sz="4"/>
-              <w:left w:val="none" w:color="auto" w:sz="0"/>
-              <w:bottom w:val="single" w:color="D9D4CB" w:sz="4"/>
-              <w:right w:val="none" w:color="auto" w:sz="0"/>
-            </w:tcBorders>
-            <w:shd w:fill="FBFAF8" w:color="auto" w:val="clear"/>
+            <w:tcW w:type="dxa" w:w="2080"/>
+            <w:tcBorders>
+              <w:top w:val="single" w:color="D9D4CB" w:sz="4"/>
+              <w:left w:val="none" w:color="auto" w:sz="0"/>
+              <w:bottom w:val="single" w:color="D9D4CB" w:sz="4"/>
+              <w:right w:val="none" w:color="auto" w:sz="0"/>
+            </w:tcBorders>
             <w:tcMar>
               <w:top w:type="dxa" w:w="52"/>
               <w:left w:type="dxa" w:w="100"/>
@@ -7767,13 +11749,202 @@
                 <w:sz w:val="17"/>
                 <w:szCs w:val="17"/>
               </w:rPr>
-              <w:t xml:space="preserve">Capital Towers</w:t>
-            </w:r>
-          </w:p>
-        </w:tc>
-        <w:tc>
-          <w:tcPr>
-            <w:tcW w:type="dxa" w:w="1900"/>
+              <w:t xml:space="preserve">ЖК «Кутузовский XII»</w:t>
+            </w:r>
+          </w:p>
+        </w:tc>
+        <w:tc>
+          <w:tcPr>
+            <w:tcW w:type="dxa" w:w="1820"/>
+            <w:tcBorders>
+              <w:top w:val="single" w:color="D9D4CB" w:sz="4"/>
+              <w:left w:val="none" w:color="auto" w:sz="0"/>
+              <w:bottom w:val="single" w:color="D9D4CB" w:sz="4"/>
+              <w:right w:val="none" w:color="auto" w:sz="0"/>
+            </w:tcBorders>
+            <w:tcMar>
+              <w:top w:type="dxa" w:w="52"/>
+              <w:left w:type="dxa" w:w="100"/>
+              <w:bottom w:type="dxa" w:w="52"/>
+              <w:right w:type="dxa" w:w="100"/>
+            </w:tcMar>
+            <w:vAlign w:val="center"/>
+          </w:tcPr>
+          <w:p>
+            <w:pPr>
+              <w:spacing w:after="0" w:line="240" w:lineRule="auto"/>
+              <w:jc w:val="center"/>
+            </w:pPr>
+            <w:r>
+              <w:rPr>
+                <w:rFonts w:ascii="Arial" w:cs="Arial" w:eastAsia="Arial" w:hAnsi="Arial"/>
+                <w:b w:val="false"/>
+                <w:bCs w:val="false"/>
+                <w:i w:val="false"/>
+                <w:iCs w:val="false"/>
+                <w:color w:val="2A2E38"/>
+                <w:sz w:val="17"/>
+                <w:szCs w:val="17"/>
+              </w:rPr>
+              <w:t xml:space="preserve">93,4 м², эт. 6/11</w:t>
+            </w:r>
+          </w:p>
+        </w:tc>
+        <w:tc>
+          <w:tcPr>
+            <w:tcW w:type="dxa" w:w="1420"/>
+            <w:tcBorders>
+              <w:top w:val="single" w:color="D9D4CB" w:sz="4"/>
+              <w:left w:val="none" w:color="auto" w:sz="0"/>
+              <w:bottom w:val="single" w:color="D9D4CB" w:sz="4"/>
+              <w:right w:val="none" w:color="auto" w:sz="0"/>
+            </w:tcBorders>
+            <w:tcMar>
+              <w:top w:type="dxa" w:w="52"/>
+              <w:left w:type="dxa" w:w="100"/>
+              <w:bottom w:type="dxa" w:w="52"/>
+              <w:right w:type="dxa" w:w="100"/>
+            </w:tcMar>
+            <w:vAlign w:val="center"/>
+          </w:tcPr>
+          <w:p>
+            <w:pPr>
+              <w:spacing w:after="0" w:line="240" w:lineRule="auto"/>
+              <w:jc w:val="center"/>
+            </w:pPr>
+            <w:r>
+              <w:rPr>
+                <w:rFonts w:ascii="Arial" w:cs="Arial" w:eastAsia="Arial" w:hAnsi="Arial"/>
+                <w:b w:val="false"/>
+                <w:bCs w:val="false"/>
+                <w:i w:val="false"/>
+                <w:iCs w:val="false"/>
+                <w:color w:val="2A2E38"/>
+                <w:sz w:val="17"/>
+                <w:szCs w:val="17"/>
+              </w:rPr>
+              <w:t xml:space="preserve">Дизайнерский</w:t>
+            </w:r>
+          </w:p>
+        </w:tc>
+        <w:tc>
+          <w:tcPr>
+            <w:tcW w:type="dxa" w:w="1180"/>
+            <w:tcBorders>
+              <w:top w:val="single" w:color="D9D4CB" w:sz="4"/>
+              <w:left w:val="none" w:color="auto" w:sz="0"/>
+              <w:bottom w:val="single" w:color="D9D4CB" w:sz="4"/>
+              <w:right w:val="none" w:color="auto" w:sz="0"/>
+            </w:tcBorders>
+            <w:tcMar>
+              <w:top w:type="dxa" w:w="52"/>
+              <w:left w:type="dxa" w:w="100"/>
+              <w:bottom w:type="dxa" w:w="52"/>
+              <w:right w:type="dxa" w:w="100"/>
+            </w:tcMar>
+            <w:vAlign w:val="center"/>
+          </w:tcPr>
+          <w:p>
+            <w:pPr>
+              <w:spacing w:after="0" w:line="240" w:lineRule="auto"/>
+              <w:jc w:val="center"/>
+            </w:pPr>
+            <w:r>
+              <w:rPr>
+                <w:rFonts w:ascii="Arial" w:cs="Arial" w:eastAsia="Arial" w:hAnsi="Arial"/>
+                <w:b w:val="false"/>
+                <w:bCs w:val="false"/>
+                <w:i w:val="false"/>
+                <w:iCs w:val="false"/>
+                <w:color w:val="2A2E38"/>
+                <w:sz w:val="17"/>
+                <w:szCs w:val="17"/>
+              </w:rPr>
+              <w:t xml:space="preserve">160,0</w:t>
+            </w:r>
+          </w:p>
+        </w:tc>
+        <w:tc>
+          <w:tcPr>
+            <w:tcW w:type="dxa" w:w="1250"/>
+            <w:tcBorders>
+              <w:top w:val="single" w:color="D9D4CB" w:sz="4"/>
+              <w:left w:val="none" w:color="auto" w:sz="0"/>
+              <w:bottom w:val="single" w:color="D9D4CB" w:sz="4"/>
+              <w:right w:val="none" w:color="auto" w:sz="0"/>
+            </w:tcBorders>
+            <w:tcMar>
+              <w:top w:type="dxa" w:w="52"/>
+              <w:left w:type="dxa" w:w="100"/>
+              <w:bottom w:type="dxa" w:w="52"/>
+              <w:right w:type="dxa" w:w="100"/>
+            </w:tcMar>
+            <w:vAlign w:val="center"/>
+          </w:tcPr>
+          <w:p>
+            <w:pPr>
+              <w:spacing w:after="0" w:line="240" w:lineRule="auto"/>
+              <w:jc w:val="center"/>
+            </w:pPr>
+            <w:r>
+              <w:rPr>
+                <w:rFonts w:ascii="Arial" w:cs="Arial" w:eastAsia="Arial" w:hAnsi="Arial"/>
+                <w:b w:val="false"/>
+                <w:bCs w:val="false"/>
+                <w:i w:val="false"/>
+                <w:iCs w:val="false"/>
+                <w:color w:val="2A2E38"/>
+                <w:sz w:val="17"/>
+                <w:szCs w:val="17"/>
+              </w:rPr>
+              <w:t xml:space="preserve">1 713 062</w:t>
+            </w:r>
+          </w:p>
+        </w:tc>
+        <w:tc>
+          <w:tcPr>
+            <w:tcW w:type="dxa" w:w="1888"/>
+            <w:tcBorders>
+              <w:top w:val="single" w:color="D9D4CB" w:sz="4"/>
+              <w:left w:val="none" w:color="auto" w:sz="0"/>
+              <w:bottom w:val="single" w:color="D9D4CB" w:sz="4"/>
+              <w:right w:val="none" w:color="auto" w:sz="0"/>
+            </w:tcBorders>
+            <w:tcMar>
+              <w:top w:type="dxa" w:w="52"/>
+              <w:left w:type="dxa" w:w="100"/>
+              <w:bottom w:type="dxa" w:w="52"/>
+              <w:right w:type="dxa" w:w="100"/>
+            </w:tcMar>
+            <w:vAlign w:val="center"/>
+          </w:tcPr>
+          <w:p>
+            <w:pPr>
+              <w:spacing w:after="0" w:line="240" w:lineRule="auto"/>
+              <w:jc w:val="center"/>
+            </w:pPr>
+            <w:hyperlink w:history="1" r:id="rIdmei7jwm1lahrm0hqwssdq">
+              <w:r>
+                <w:rPr>
+                  <w:rFonts w:ascii="Arial" w:cs="Arial" w:eastAsia="Arial" w:hAnsi="Arial"/>
+                  <w:b w:val="false"/>
+                  <w:bCs w:val="false"/>
+                  <w:i w:val="false"/>
+                  <w:iCs w:val="false"/>
+                  <w:color w:val="2C5FA8"/>
+                  <w:sz w:val="17"/>
+                  <w:szCs w:val="17"/>
+                </w:rPr>
+                <w:t xml:space="preserve">Яндекс →</w:t>
+              </w:r>
+            </w:hyperlink>
+          </w:p>
+        </w:tc>
+      </w:tr>
+      <w:tr>
+        <w:tc>
+          <w:tcPr>
+            <w:tcW w:type="dxa" w:w="2080"/>
             <w:tcBorders>
               <w:top w:val="single" w:color="D9D4CB" w:sz="4"/>
               <w:left w:val="none" w:color="auto" w:sz="0"/>
@@ -7792,26 +11963,26 @@
           <w:p>
             <w:pPr>
               <w:spacing w:after="0" w:line="240" w:lineRule="auto"/>
-              <w:jc w:val="center"/>
-            </w:pPr>
-            <w:r>
-              <w:rPr>
-                <w:rFonts w:ascii="Arial" w:cs="Arial" w:eastAsia="Arial" w:hAnsi="Arial"/>
-                <w:b w:val="false"/>
-                <w:bCs w:val="false"/>
-                <w:i w:val="false"/>
-                <w:iCs w:val="false"/>
-                <w:color w:val="2A2E38"/>
-                <w:sz w:val="17"/>
-                <w:szCs w:val="17"/>
-              </w:rPr>
-              <w:t xml:space="preserve">130,0 м², эт. 23/70</w:t>
-            </w:r>
-          </w:p>
-        </w:tc>
-        <w:tc>
-          <w:tcPr>
-            <w:tcW w:type="dxa" w:w="1500"/>
+              <w:jc w:val="left"/>
+            </w:pPr>
+            <w:r>
+              <w:rPr>
+                <w:rFonts w:ascii="Arial" w:cs="Arial" w:eastAsia="Arial" w:hAnsi="Arial"/>
+                <w:b/>
+                <w:bCs/>
+                <w:i w:val="false"/>
+                <w:iCs w:val="false"/>
+                <w:color w:val="2A2E38"/>
+                <w:sz w:val="17"/>
+                <w:szCs w:val="17"/>
+              </w:rPr>
+              <w:t xml:space="preserve">ЖК «Кутузовский XII»</w:t>
+            </w:r>
+          </w:p>
+        </w:tc>
+        <w:tc>
+          <w:tcPr>
+            <w:tcW w:type="dxa" w:w="1820"/>
             <w:tcBorders>
               <w:top w:val="single" w:color="D9D4CB" w:sz="4"/>
               <w:left w:val="none" w:color="auto" w:sz="0"/>
@@ -7843,13 +12014,51 @@
                 <w:sz w:val="17"/>
                 <w:szCs w:val="17"/>
               </w:rPr>
+              <w:t xml:space="preserve">93,1 м², эт. 2/11</w:t>
+            </w:r>
+          </w:p>
+        </w:tc>
+        <w:tc>
+          <w:tcPr>
+            <w:tcW w:type="dxa" w:w="1420"/>
+            <w:tcBorders>
+              <w:top w:val="single" w:color="D9D4CB" w:sz="4"/>
+              <w:left w:val="none" w:color="auto" w:sz="0"/>
+              <w:bottom w:val="single" w:color="D9D4CB" w:sz="4"/>
+              <w:right w:val="none" w:color="auto" w:sz="0"/>
+            </w:tcBorders>
+            <w:shd w:fill="FBFAF8" w:color="auto" w:val="clear"/>
+            <w:tcMar>
+              <w:top w:type="dxa" w:w="52"/>
+              <w:left w:type="dxa" w:w="100"/>
+              <w:bottom w:type="dxa" w:w="52"/>
+              <w:right w:type="dxa" w:w="100"/>
+            </w:tcMar>
+            <w:vAlign w:val="center"/>
+          </w:tcPr>
+          <w:p>
+            <w:pPr>
+              <w:spacing w:after="0" w:line="240" w:lineRule="auto"/>
+              <w:jc w:val="center"/>
+            </w:pPr>
+            <w:r>
+              <w:rPr>
+                <w:rFonts w:ascii="Arial" w:cs="Arial" w:eastAsia="Arial" w:hAnsi="Arial"/>
+                <w:b w:val="false"/>
+                <w:bCs w:val="false"/>
+                <w:i w:val="false"/>
+                <w:iCs w:val="false"/>
+                <w:color w:val="2A2E38"/>
+                <w:sz w:val="17"/>
+                <w:szCs w:val="17"/>
+              </w:rPr>
               <w:t xml:space="preserve">Дизайнерский</w:t>
             </w:r>
           </w:p>
         </w:tc>
         <w:tc>
           <w:tcPr>
-            <w:tcW w:type="dxa" w:w="1080"/>
+            <w:tcW w:type="dxa" w:w="1180"/>
             <w:tcBorders>
               <w:top w:val="single" w:color="D9D4CB" w:sz="4"/>
               <w:left w:val="none" w:color="auto" w:sz="0"/>
@@ -7881,7 +12090,7 @@
                 <w:sz w:val="17"/>
                 <w:szCs w:val="17"/>
               </w:rPr>
-              <w:t xml:space="preserve">156,0</w:t>
+              <w:t xml:space="preserve">158,0</w:t>
             </w:r>
           </w:p>
         </w:tc>
@@ -7919,13 +12128,13 @@
                 <w:sz w:val="17"/>
                 <w:szCs w:val="17"/>
               </w:rPr>
-              <w:t xml:space="preserve">1 200 000</w:t>
-            </w:r>
-          </w:p>
-        </w:tc>
-        <w:tc>
-          <w:tcPr>
-            <w:tcW w:type="dxa" w:w="1928"/>
+              <w:t xml:space="preserve">1 697 100</w:t>
+            </w:r>
+          </w:p>
+        </w:tc>
+        <w:tc>
+          <w:tcPr>
+            <w:tcW w:type="dxa" w:w="1888"/>
             <w:tcBorders>
               <w:top w:val="single" w:color="D9D4CB" w:sz="4"/>
               <w:left w:val="none" w:color="auto" w:sz="0"/>
@@ -7946,7 +12155,7 @@
               <w:spacing w:after="0" w:line="240" w:lineRule="auto"/>
               <w:jc w:val="center"/>
             </w:pPr>
-            <w:hyperlink w:history="1" r:id="rId1_e8oy6sibijollnvzpja">
+            <w:hyperlink w:history="1" r:id="rIdporvmnm6ucjj4iedxxw50">
               <w:r>
                 <w:rPr>
                   <w:rFonts w:ascii="Arial" w:cs="Arial" w:eastAsia="Arial" w:hAnsi="Arial"/>
@@ -7967,7 +12176,7 @@
       <w:tr>
         <w:tc>
           <w:tcPr>
-            <w:tcW w:type="dxa" w:w="1980"/>
+            <w:tcW w:type="dxa" w:w="2080"/>
             <w:tcBorders>
               <w:top w:val="single" w:color="D9D4CB" w:sz="4"/>
               <w:left w:val="none" w:color="auto" w:sz="0"/>
@@ -7998,118 +12207,118 @@
                 <w:sz w:val="17"/>
                 <w:szCs w:val="17"/>
               </w:rPr>
-              <w:t xml:space="preserve">Бадаевский</w:t>
-            </w:r>
-          </w:p>
-        </w:tc>
-        <w:tc>
-          <w:tcPr>
-            <w:tcW w:type="dxa" w:w="1900"/>
-            <w:tcBorders>
-              <w:top w:val="single" w:color="D9D4CB" w:sz="4"/>
-              <w:left w:val="none" w:color="auto" w:sz="0"/>
-              <w:bottom w:val="single" w:color="D9D4CB" w:sz="4"/>
-              <w:right w:val="none" w:color="auto" w:sz="0"/>
-            </w:tcBorders>
-            <w:tcMar>
-              <w:top w:type="dxa" w:w="52"/>
-              <w:left w:type="dxa" w:w="100"/>
-              <w:bottom w:type="dxa" w:w="52"/>
-              <w:right w:type="dxa" w:w="100"/>
-            </w:tcMar>
-            <w:vAlign w:val="center"/>
-          </w:tcPr>
-          <w:p>
-            <w:pPr>
-              <w:spacing w:after="0" w:line="240" w:lineRule="auto"/>
-              <w:jc w:val="center"/>
-            </w:pPr>
-            <w:r>
-              <w:rPr>
-                <w:rFonts w:ascii="Arial" w:cs="Arial" w:eastAsia="Arial" w:hAnsi="Arial"/>
-                <w:b w:val="false"/>
-                <w:bCs w:val="false"/>
-                <w:i w:val="false"/>
-                <w:iCs w:val="false"/>
-                <w:color w:val="2A2E38"/>
-                <w:sz w:val="17"/>
-                <w:szCs w:val="17"/>
-              </w:rPr>
-              <w:t xml:space="preserve">119,2 м², эт. 11/18</w:t>
-            </w:r>
-          </w:p>
-        </w:tc>
-        <w:tc>
-          <w:tcPr>
-            <w:tcW w:type="dxa" w:w="1500"/>
-            <w:tcBorders>
-              <w:top w:val="single" w:color="D9D4CB" w:sz="4"/>
-              <w:left w:val="none" w:color="auto" w:sz="0"/>
-              <w:bottom w:val="single" w:color="D9D4CB" w:sz="4"/>
-              <w:right w:val="none" w:color="auto" w:sz="0"/>
-            </w:tcBorders>
-            <w:tcMar>
-              <w:top w:type="dxa" w:w="52"/>
-              <w:left w:type="dxa" w:w="100"/>
-              <w:bottom w:type="dxa" w:w="52"/>
-              <w:right w:type="dxa" w:w="100"/>
-            </w:tcMar>
-            <w:vAlign w:val="center"/>
-          </w:tcPr>
-          <w:p>
-            <w:pPr>
-              <w:spacing w:after="0" w:line="240" w:lineRule="auto"/>
-              <w:jc w:val="center"/>
-            </w:pPr>
-            <w:r>
-              <w:rPr>
-                <w:rFonts w:ascii="Arial" w:cs="Arial" w:eastAsia="Arial" w:hAnsi="Arial"/>
-                <w:b w:val="false"/>
-                <w:bCs w:val="false"/>
-                <w:i w:val="false"/>
-                <w:iCs w:val="false"/>
-                <w:color w:val="2A2E38"/>
-                <w:sz w:val="17"/>
-                <w:szCs w:val="17"/>
-              </w:rPr>
-              <w:t xml:space="preserve">Без отделки</w:t>
-            </w:r>
-          </w:p>
-        </w:tc>
-        <w:tc>
-          <w:tcPr>
-            <w:tcW w:type="dxa" w:w="1080"/>
-            <w:tcBorders>
-              <w:top w:val="single" w:color="D9D4CB" w:sz="4"/>
-              <w:left w:val="none" w:color="auto" w:sz="0"/>
-              <w:bottom w:val="single" w:color="D9D4CB" w:sz="4"/>
-              <w:right w:val="none" w:color="auto" w:sz="0"/>
-            </w:tcBorders>
-            <w:tcMar>
-              <w:top w:type="dxa" w:w="52"/>
-              <w:left w:type="dxa" w:w="100"/>
-              <w:bottom w:type="dxa" w:w="52"/>
-              <w:right w:type="dxa" w:w="100"/>
-            </w:tcMar>
-            <w:vAlign w:val="center"/>
-          </w:tcPr>
-          <w:p>
-            <w:pPr>
-              <w:spacing w:after="0" w:line="240" w:lineRule="auto"/>
-              <w:jc w:val="center"/>
-            </w:pPr>
-            <w:r>
-              <w:rPr>
-                <w:rFonts w:ascii="Arial" w:cs="Arial" w:eastAsia="Arial" w:hAnsi="Arial"/>
-                <w:b w:val="false"/>
-                <w:bCs w:val="false"/>
-                <w:i w:val="false"/>
-                <w:iCs w:val="false"/>
-                <w:color w:val="2A2E38"/>
-                <w:sz w:val="17"/>
-                <w:szCs w:val="17"/>
-              </w:rPr>
-              <w:t xml:space="preserve">168,7</w:t>
+              <w:t xml:space="preserve">Capital Towers</w:t>
+            </w:r>
+          </w:p>
+        </w:tc>
+        <w:tc>
+          <w:tcPr>
+            <w:tcW w:type="dxa" w:w="1820"/>
+            <w:tcBorders>
+              <w:top w:val="single" w:color="D9D4CB" w:sz="4"/>
+              <w:left w:val="none" w:color="auto" w:sz="0"/>
+              <w:bottom w:val="single" w:color="D9D4CB" w:sz="4"/>
+              <w:right w:val="none" w:color="auto" w:sz="0"/>
+            </w:tcBorders>
+            <w:tcMar>
+              <w:top w:type="dxa" w:w="52"/>
+              <w:left w:type="dxa" w:w="100"/>
+              <w:bottom w:type="dxa" w:w="52"/>
+              <w:right w:type="dxa" w:w="100"/>
+            </w:tcMar>
+            <w:vAlign w:val="center"/>
+          </w:tcPr>
+          <w:p>
+            <w:pPr>
+              <w:spacing w:after="0" w:line="240" w:lineRule="auto"/>
+              <w:jc w:val="center"/>
+            </w:pPr>
+            <w:r>
+              <w:rPr>
+                <w:rFonts w:ascii="Arial" w:cs="Arial" w:eastAsia="Arial" w:hAnsi="Arial"/>
+                <w:b w:val="false"/>
+                <w:bCs w:val="false"/>
+                <w:i w:val="false"/>
+                <w:iCs w:val="false"/>
+                <w:color w:val="2A2E38"/>
+                <w:sz w:val="17"/>
+                <w:szCs w:val="17"/>
+              </w:rPr>
+              <w:t xml:space="preserve">130,0 м², эт. 23/70</w:t>
+            </w:r>
+          </w:p>
+        </w:tc>
+        <w:tc>
+          <w:tcPr>
+            <w:tcW w:type="dxa" w:w="1420"/>
+            <w:tcBorders>
+              <w:top w:val="single" w:color="D9D4CB" w:sz="4"/>
+              <w:left w:val="none" w:color="auto" w:sz="0"/>
+              <w:bottom w:val="single" w:color="D9D4CB" w:sz="4"/>
+              <w:right w:val="none" w:color="auto" w:sz="0"/>
+            </w:tcBorders>
+            <w:tcMar>
+              <w:top w:type="dxa" w:w="52"/>
+              <w:left w:type="dxa" w:w="100"/>
+              <w:bottom w:type="dxa" w:w="52"/>
+              <w:right w:type="dxa" w:w="100"/>
+            </w:tcMar>
+            <w:vAlign w:val="center"/>
+          </w:tcPr>
+          <w:p>
+            <w:pPr>
+              <w:spacing w:after="0" w:line="240" w:lineRule="auto"/>
+              <w:jc w:val="center"/>
+            </w:pPr>
+            <w:r>
+              <w:rPr>
+                <w:rFonts w:ascii="Arial" w:cs="Arial" w:eastAsia="Arial" w:hAnsi="Arial"/>
+                <w:b w:val="false"/>
+                <w:bCs w:val="false"/>
+                <w:i w:val="false"/>
+                <w:iCs w:val="false"/>
+                <w:color w:val="2A2E38"/>
+                <w:sz w:val="17"/>
+                <w:szCs w:val="17"/>
+              </w:rPr>
+              <w:t xml:space="preserve">Дизайнерский</w:t>
+            </w:r>
+          </w:p>
+        </w:tc>
+        <w:tc>
+          <w:tcPr>
+            <w:tcW w:type="dxa" w:w="1180"/>
+            <w:tcBorders>
+              <w:top w:val="single" w:color="D9D4CB" w:sz="4"/>
+              <w:left w:val="none" w:color="auto" w:sz="0"/>
+              <w:bottom w:val="single" w:color="D9D4CB" w:sz="4"/>
+              <w:right w:val="none" w:color="auto" w:sz="0"/>
+            </w:tcBorders>
+            <w:tcMar>
+              <w:top w:type="dxa" w:w="52"/>
+              <w:left w:type="dxa" w:w="100"/>
+              <w:bottom w:type="dxa" w:w="52"/>
+              <w:right w:type="dxa" w:w="100"/>
+            </w:tcMar>
+            <w:vAlign w:val="center"/>
+          </w:tcPr>
+          <w:p>
+            <w:pPr>
+              <w:spacing w:after="0" w:line="240" w:lineRule="auto"/>
+              <w:jc w:val="center"/>
+            </w:pPr>
+            <w:r>
+              <w:rPr>
+                <w:rFonts w:ascii="Arial" w:cs="Arial" w:eastAsia="Arial" w:hAnsi="Arial"/>
+                <w:b w:val="false"/>
+                <w:bCs w:val="false"/>
+                <w:i w:val="false"/>
+                <w:iCs w:val="false"/>
+                <w:color w:val="2A2E38"/>
+                <w:sz w:val="17"/>
+                <w:szCs w:val="17"/>
+              </w:rPr>
+              <w:t xml:space="preserve">156,0</w:t>
             </w:r>
           </w:p>
         </w:tc>
@@ -8146,33 +12355,33 @@
                 <w:sz w:val="17"/>
                 <w:szCs w:val="17"/>
               </w:rPr>
-              <w:t xml:space="preserve">1 414 313</w:t>
-            </w:r>
-          </w:p>
-        </w:tc>
-        <w:tc>
-          <w:tcPr>
-            <w:tcW w:type="dxa" w:w="1928"/>
-            <w:tcBorders>
-              <w:top w:val="single" w:color="D9D4CB" w:sz="4"/>
-              <w:left w:val="none" w:color="auto" w:sz="0"/>
-              <w:bottom w:val="single" w:color="D9D4CB" w:sz="4"/>
-              <w:right w:val="none" w:color="auto" w:sz="0"/>
-            </w:tcBorders>
-            <w:tcMar>
-              <w:top w:type="dxa" w:w="52"/>
-              <w:left w:type="dxa" w:w="100"/>
-              <w:bottom w:type="dxa" w:w="52"/>
-              <w:right w:type="dxa" w:w="100"/>
-            </w:tcMar>
-            <w:vAlign w:val="center"/>
-          </w:tcPr>
-          <w:p>
-            <w:pPr>
-              <w:spacing w:after="0" w:line="240" w:lineRule="auto"/>
-              <w:jc w:val="center"/>
-            </w:pPr>
-            <w:hyperlink w:history="1" r:id="rIdgwiiyftil5pgovzwpwzj4">
+              <w:t xml:space="preserve">1 200 000</w:t>
+            </w:r>
+          </w:p>
+        </w:tc>
+        <w:tc>
+          <w:tcPr>
+            <w:tcW w:type="dxa" w:w="1888"/>
+            <w:tcBorders>
+              <w:top w:val="single" w:color="D9D4CB" w:sz="4"/>
+              <w:left w:val="none" w:color="auto" w:sz="0"/>
+              <w:bottom w:val="single" w:color="D9D4CB" w:sz="4"/>
+              <w:right w:val="none" w:color="auto" w:sz="0"/>
+            </w:tcBorders>
+            <w:tcMar>
+              <w:top w:type="dxa" w:w="52"/>
+              <w:left w:type="dxa" w:w="100"/>
+              <w:bottom w:type="dxa" w:w="52"/>
+              <w:right w:type="dxa" w:w="100"/>
+            </w:tcMar>
+            <w:vAlign w:val="center"/>
+          </w:tcPr>
+          <w:p>
+            <w:pPr>
+              <w:spacing w:after="0" w:line="240" w:lineRule="auto"/>
+              <w:jc w:val="center"/>
+            </w:pPr>
+            <w:hyperlink w:history="1" r:id="rIdq-fozbispfso2t8buze-k">
               <w:r>
                 <w:rPr>
                   <w:rFonts w:ascii="Arial" w:cs="Arial" w:eastAsia="Arial" w:hAnsi="Arial"/>
@@ -8193,7 +12402,7 @@
       <w:tr>
         <w:tc>
           <w:tcPr>
-            <w:tcW w:type="dxa" w:w="1980"/>
+            <w:tcW w:type="dxa" w:w="2080"/>
             <w:tcBorders>
               <w:top w:val="single" w:color="D9D4CB" w:sz="4"/>
               <w:left w:val="none" w:color="auto" w:sz="0"/>
@@ -8225,13 +12434,13 @@
                 <w:sz w:val="17"/>
                 <w:szCs w:val="17"/>
               </w:rPr>
-              <w:t xml:space="preserve">Дом Дау</w:t>
-            </w:r>
-          </w:p>
-        </w:tc>
-        <w:tc>
-          <w:tcPr>
-            <w:tcW w:type="dxa" w:w="1900"/>
+              <w:t xml:space="preserve">Улица Дунаевского, 7</w:t>
+            </w:r>
+          </w:p>
+        </w:tc>
+        <w:tc>
+          <w:tcPr>
+            <w:tcW w:type="dxa" w:w="1820"/>
             <w:tcBorders>
               <w:top w:val="single" w:color="D9D4CB" w:sz="4"/>
               <w:left w:val="none" w:color="auto" w:sz="0"/>
@@ -8263,13 +12472,13 @@
                 <w:sz w:val="17"/>
                 <w:szCs w:val="17"/>
               </w:rPr>
-              <w:t xml:space="preserve">158,7 м², эт. 66/87</w:t>
-            </w:r>
-          </w:p>
-        </w:tc>
-        <w:tc>
-          <w:tcPr>
-            <w:tcW w:type="dxa" w:w="1500"/>
+              <w:t xml:space="preserve">138,5 м², эт. 10/17</w:t>
+            </w:r>
+          </w:p>
+        </w:tc>
+        <w:tc>
+          <w:tcPr>
+            <w:tcW w:type="dxa" w:w="1420"/>
             <w:tcBorders>
               <w:top w:val="single" w:color="D9D4CB" w:sz="4"/>
               <w:left w:val="none" w:color="auto" w:sz="0"/>
@@ -8301,13 +12510,13 @@
                 <w:sz w:val="17"/>
                 <w:szCs w:val="17"/>
               </w:rPr>
-              <w:t xml:space="preserve">Без отделки</w:t>
-            </w:r>
-          </w:p>
-        </w:tc>
-        <w:tc>
-          <w:tcPr>
-            <w:tcW w:type="dxa" w:w="1080"/>
+              <w:t xml:space="preserve">Дизайнерский</w:t>
+            </w:r>
+          </w:p>
+        </w:tc>
+        <w:tc>
+          <w:tcPr>
+            <w:tcW w:type="dxa" w:w="1180"/>
             <w:tcBorders>
               <w:top w:val="single" w:color="D9D4CB" w:sz="4"/>
               <w:left w:val="none" w:color="auto" w:sz="0"/>
@@ -8339,7 +12548,7 @@
                 <w:sz w:val="17"/>
                 <w:szCs w:val="17"/>
               </w:rPr>
-              <w:t xml:space="preserve">162,2</w:t>
+              <w:t xml:space="preserve">150,0</w:t>
             </w:r>
           </w:p>
         </w:tc>
@@ -8377,13 +12586,13 @@
                 <w:sz w:val="17"/>
                 <w:szCs w:val="17"/>
               </w:rPr>
-              <w:t xml:space="preserve">1 022 100</w:t>
-            </w:r>
-          </w:p>
-        </w:tc>
-        <w:tc>
-          <w:tcPr>
-            <w:tcW w:type="dxa" w:w="1928"/>
+              <w:t xml:space="preserve">1 083 032</w:t>
+            </w:r>
+          </w:p>
+        </w:tc>
+        <w:tc>
+          <w:tcPr>
+            <w:tcW w:type="dxa" w:w="1888"/>
             <w:tcBorders>
               <w:top w:val="single" w:color="D9D4CB" w:sz="4"/>
               <w:left w:val="none" w:color="auto" w:sz="0"/>
@@ -8404,7 +12613,233 @@
               <w:spacing w:after="0" w:line="240" w:lineRule="auto"/>
               <w:jc w:val="center"/>
             </w:pPr>
-            <w:hyperlink w:history="1" r:id="rIdyv2lbozoogdlubcanbwc8">
+            <w:hyperlink w:history="1" r:id="rIdgzub_c_yz0w8jovthb-vo">
+              <w:r>
+                <w:rPr>
+                  <w:rFonts w:ascii="Arial" w:cs="Arial" w:eastAsia="Arial" w:hAnsi="Arial"/>
+                  <w:b w:val="false"/>
+                  <w:bCs w:val="false"/>
+                  <w:i w:val="false"/>
+                  <w:iCs w:val="false"/>
+                  <w:color w:val="2C5FA8"/>
+                  <w:sz w:val="17"/>
+                  <w:szCs w:val="17"/>
+                </w:rPr>
+                <w:t xml:space="preserve">Яндекс →</w:t>
+              </w:r>
+            </w:hyperlink>
+          </w:p>
+        </w:tc>
+      </w:tr>
+      <w:tr>
+        <w:tc>
+          <w:tcPr>
+            <w:tcW w:type="dxa" w:w="2080"/>
+            <w:tcBorders>
+              <w:top w:val="single" w:color="D9D4CB" w:sz="4"/>
+              <w:left w:val="none" w:color="auto" w:sz="0"/>
+              <w:bottom w:val="single" w:color="D9D4CB" w:sz="4"/>
+              <w:right w:val="none" w:color="auto" w:sz="0"/>
+            </w:tcBorders>
+            <w:tcMar>
+              <w:top w:type="dxa" w:w="52"/>
+              <w:left w:type="dxa" w:w="100"/>
+              <w:bottom w:type="dxa" w:w="52"/>
+              <w:right w:type="dxa" w:w="100"/>
+            </w:tcMar>
+            <w:vAlign w:val="center"/>
+          </w:tcPr>
+          <w:p>
+            <w:pPr>
+              <w:spacing w:after="0" w:line="240" w:lineRule="auto"/>
+              <w:jc w:val="left"/>
+            </w:pPr>
+            <w:r>
+              <w:rPr>
+                <w:rFonts w:ascii="Arial" w:cs="Arial" w:eastAsia="Arial" w:hAnsi="Arial"/>
+                <w:b/>
+                <w:bCs/>
+                <w:i w:val="false"/>
+                <w:iCs w:val="false"/>
+                <w:color w:val="2A2E38"/>
+                <w:sz w:val="17"/>
+                <w:szCs w:val="17"/>
+              </w:rPr>
+              <w:t xml:space="preserve">ЖК «Кутузовский XII»</w:t>
+            </w:r>
+          </w:p>
+        </w:tc>
+        <w:tc>
+          <w:tcPr>
+            <w:tcW w:type="dxa" w:w="1820"/>
+            <w:tcBorders>
+              <w:top w:val="single" w:color="D9D4CB" w:sz="4"/>
+              <w:left w:val="none" w:color="auto" w:sz="0"/>
+              <w:bottom w:val="single" w:color="D9D4CB" w:sz="4"/>
+              <w:right w:val="none" w:color="auto" w:sz="0"/>
+            </w:tcBorders>
+            <w:tcMar>
+              <w:top w:type="dxa" w:w="52"/>
+              <w:left w:type="dxa" w:w="100"/>
+              <w:bottom w:type="dxa" w:w="52"/>
+              <w:right w:type="dxa" w:w="100"/>
+            </w:tcMar>
+            <w:vAlign w:val="center"/>
+          </w:tcPr>
+          <w:p>
+            <w:pPr>
+              <w:spacing w:after="0" w:line="240" w:lineRule="auto"/>
+              <w:jc w:val="center"/>
+            </w:pPr>
+            <w:r>
+              <w:rPr>
+                <w:rFonts w:ascii="Arial" w:cs="Arial" w:eastAsia="Arial" w:hAnsi="Arial"/>
+                <w:b w:val="false"/>
+                <w:bCs w:val="false"/>
+                <w:i w:val="false"/>
+                <w:iCs w:val="false"/>
+                <w:color w:val="2A2E38"/>
+                <w:sz w:val="17"/>
+                <w:szCs w:val="17"/>
+              </w:rPr>
+              <w:t xml:space="preserve">95,0 м², эт. 2/11</w:t>
+            </w:r>
+          </w:p>
+        </w:tc>
+        <w:tc>
+          <w:tcPr>
+            <w:tcW w:type="dxa" w:w="1420"/>
+            <w:tcBorders>
+              <w:top w:val="single" w:color="D9D4CB" w:sz="4"/>
+              <w:left w:val="none" w:color="auto" w:sz="0"/>
+              <w:bottom w:val="single" w:color="D9D4CB" w:sz="4"/>
+              <w:right w:val="none" w:color="auto" w:sz="0"/>
+            </w:tcBorders>
+            <w:tcMar>
+              <w:top w:type="dxa" w:w="52"/>
+              <w:left w:type="dxa" w:w="100"/>
+              <w:bottom w:type="dxa" w:w="52"/>
+              <w:right w:type="dxa" w:w="100"/>
+            </w:tcMar>
+            <w:vAlign w:val="center"/>
+          </w:tcPr>
+          <w:p>
+            <w:pPr>
+              <w:spacing w:after="0" w:line="240" w:lineRule="auto"/>
+              <w:jc w:val="center"/>
+            </w:pPr>
+            <w:r>
+              <w:rPr>
+                <w:rFonts w:ascii="Arial" w:cs="Arial" w:eastAsia="Arial" w:hAnsi="Arial"/>
+                <w:b w:val="false"/>
+                <w:bCs w:val="false"/>
+                <w:i w:val="false"/>
+                <w:iCs w:val="false"/>
+                <w:color w:val="2A2E38"/>
+                <w:sz w:val="17"/>
+                <w:szCs w:val="17"/>
+              </w:rPr>
+              <w:t xml:space="preserve">Дизайнерский</w:t>
+            </w:r>
+          </w:p>
+        </w:tc>
+        <w:tc>
+          <w:tcPr>
+            <w:tcW w:type="dxa" w:w="1180"/>
+            <w:tcBorders>
+              <w:top w:val="single" w:color="D9D4CB" w:sz="4"/>
+              <w:left w:val="none" w:color="auto" w:sz="0"/>
+              <w:bottom w:val="single" w:color="D9D4CB" w:sz="4"/>
+              <w:right w:val="none" w:color="auto" w:sz="0"/>
+            </w:tcBorders>
+            <w:tcMar>
+              <w:top w:type="dxa" w:w="52"/>
+              <w:left w:type="dxa" w:w="100"/>
+              <w:bottom w:type="dxa" w:w="52"/>
+              <w:right w:type="dxa" w:w="100"/>
+            </w:tcMar>
+            <w:vAlign w:val="center"/>
+          </w:tcPr>
+          <w:p>
+            <w:pPr>
+              <w:spacing w:after="0" w:line="240" w:lineRule="auto"/>
+              <w:jc w:val="center"/>
+            </w:pPr>
+            <w:r>
+              <w:rPr>
+                <w:rFonts w:ascii="Arial" w:cs="Arial" w:eastAsia="Arial" w:hAnsi="Arial"/>
+                <w:b w:val="false"/>
+                <w:bCs w:val="false"/>
+                <w:i w:val="false"/>
+                <w:iCs w:val="false"/>
+                <w:color w:val="2A2E38"/>
+                <w:sz w:val="17"/>
+                <w:szCs w:val="17"/>
+              </w:rPr>
+              <w:t xml:space="preserve">133,0</w:t>
+            </w:r>
+          </w:p>
+        </w:tc>
+        <w:tc>
+          <w:tcPr>
+            <w:tcW w:type="dxa" w:w="1250"/>
+            <w:tcBorders>
+              <w:top w:val="single" w:color="D9D4CB" w:sz="4"/>
+              <w:left w:val="none" w:color="auto" w:sz="0"/>
+              <w:bottom w:val="single" w:color="D9D4CB" w:sz="4"/>
+              <w:right w:val="none" w:color="auto" w:sz="0"/>
+            </w:tcBorders>
+            <w:tcMar>
+              <w:top w:type="dxa" w:w="52"/>
+              <w:left w:type="dxa" w:w="100"/>
+              <w:bottom w:type="dxa" w:w="52"/>
+              <w:right w:type="dxa" w:w="100"/>
+            </w:tcMar>
+            <w:vAlign w:val="center"/>
+          </w:tcPr>
+          <w:p>
+            <w:pPr>
+              <w:spacing w:after="0" w:line="240" w:lineRule="auto"/>
+              <w:jc w:val="center"/>
+            </w:pPr>
+            <w:r>
+              <w:rPr>
+                <w:rFonts w:ascii="Arial" w:cs="Arial" w:eastAsia="Arial" w:hAnsi="Arial"/>
+                <w:b w:val="false"/>
+                <w:bCs w:val="false"/>
+                <w:i w:val="false"/>
+                <w:iCs w:val="false"/>
+                <w:color w:val="2A2E38"/>
+                <w:sz w:val="17"/>
+                <w:szCs w:val="17"/>
+              </w:rPr>
+              <w:t xml:space="preserve">1 400 000</w:t>
+            </w:r>
+          </w:p>
+        </w:tc>
+        <w:tc>
+          <w:tcPr>
+            <w:tcW w:type="dxa" w:w="1888"/>
+            <w:tcBorders>
+              <w:top w:val="single" w:color="D9D4CB" w:sz="4"/>
+              <w:left w:val="none" w:color="auto" w:sz="0"/>
+              <w:bottom w:val="single" w:color="D9D4CB" w:sz="4"/>
+              <w:right w:val="none" w:color="auto" w:sz="0"/>
+            </w:tcBorders>
+            <w:tcMar>
+              <w:top w:type="dxa" w:w="52"/>
+              <w:left w:type="dxa" w:w="100"/>
+              <w:bottom w:type="dxa" w:w="52"/>
+              <w:right w:type="dxa" w:w="100"/>
+            </w:tcMar>
+            <w:vAlign w:val="center"/>
+          </w:tcPr>
+          <w:p>
+            <w:pPr>
+              <w:spacing w:after="0" w:line="240" w:lineRule="auto"/>
+              <w:jc w:val="center"/>
+            </w:pPr>
+            <w:hyperlink w:history="1" r:id="rIdrb41cz-8vyi9g-lx6epk_">
               <w:r>
                 <w:rPr>
                   <w:rFonts w:ascii="Arial" w:cs="Arial" w:eastAsia="Arial" w:hAnsi="Arial"/>
@@ -8417,6 +12852,464 @@
                   <w:szCs w:val="17"/>
                 </w:rPr>
                 <w:t xml:space="preserve">Циан →</w:t>
+              </w:r>
+            </w:hyperlink>
+          </w:p>
+        </w:tc>
+      </w:tr>
+      <w:tr>
+        <w:tc>
+          <w:tcPr>
+            <w:tcW w:type="dxa" w:w="2080"/>
+            <w:tcBorders>
+              <w:top w:val="single" w:color="D9D4CB" w:sz="4"/>
+              <w:left w:val="none" w:color="auto" w:sz="0"/>
+              <w:bottom w:val="single" w:color="D9D4CB" w:sz="4"/>
+              <w:right w:val="none" w:color="auto" w:sz="0"/>
+            </w:tcBorders>
+            <w:shd w:fill="FBFAF8" w:color="auto" w:val="clear"/>
+            <w:tcMar>
+              <w:top w:type="dxa" w:w="52"/>
+              <w:left w:type="dxa" w:w="100"/>
+              <w:bottom w:type="dxa" w:w="52"/>
+              <w:right w:type="dxa" w:w="100"/>
+            </w:tcMar>
+            <w:vAlign w:val="center"/>
+          </w:tcPr>
+          <w:p>
+            <w:pPr>
+              <w:spacing w:after="0" w:line="240" w:lineRule="auto"/>
+              <w:jc w:val="left"/>
+            </w:pPr>
+            <w:r>
+              <w:rPr>
+                <w:rFonts w:ascii="Arial" w:cs="Arial" w:eastAsia="Arial" w:hAnsi="Arial"/>
+                <w:b/>
+                <w:bCs/>
+                <w:i w:val="false"/>
+                <w:iCs w:val="false"/>
+                <w:color w:val="2A2E38"/>
+                <w:sz w:val="17"/>
+                <w:szCs w:val="17"/>
+              </w:rPr>
+              <w:t xml:space="preserve">Capital Towers</w:t>
+            </w:r>
+          </w:p>
+        </w:tc>
+        <w:tc>
+          <w:tcPr>
+            <w:tcW w:type="dxa" w:w="1820"/>
+            <w:tcBorders>
+              <w:top w:val="single" w:color="D9D4CB" w:sz="4"/>
+              <w:left w:val="none" w:color="auto" w:sz="0"/>
+              <w:bottom w:val="single" w:color="D9D4CB" w:sz="4"/>
+              <w:right w:val="none" w:color="auto" w:sz="0"/>
+            </w:tcBorders>
+            <w:shd w:fill="FBFAF8" w:color="auto" w:val="clear"/>
+            <w:tcMar>
+              <w:top w:type="dxa" w:w="52"/>
+              <w:left w:type="dxa" w:w="100"/>
+              <w:bottom w:type="dxa" w:w="52"/>
+              <w:right w:type="dxa" w:w="100"/>
+            </w:tcMar>
+            <w:vAlign w:val="center"/>
+          </w:tcPr>
+          <w:p>
+            <w:pPr>
+              <w:spacing w:after="0" w:line="240" w:lineRule="auto"/>
+              <w:jc w:val="center"/>
+            </w:pPr>
+            <w:r>
+              <w:rPr>
+                <w:rFonts w:ascii="Arial" w:cs="Arial" w:eastAsia="Arial" w:hAnsi="Arial"/>
+                <w:b w:val="false"/>
+                <w:bCs w:val="false"/>
+                <w:i w:val="false"/>
+                <w:iCs w:val="false"/>
+                <w:color w:val="2A2E38"/>
+                <w:sz w:val="17"/>
+                <w:szCs w:val="17"/>
+              </w:rPr>
+              <w:t xml:space="preserve">109,3 м², эт. 30/67</w:t>
+            </w:r>
+          </w:p>
+        </w:tc>
+        <w:tc>
+          <w:tcPr>
+            <w:tcW w:type="dxa" w:w="1420"/>
+            <w:tcBorders>
+              <w:top w:val="single" w:color="D9D4CB" w:sz="4"/>
+              <w:left w:val="none" w:color="auto" w:sz="0"/>
+              <w:bottom w:val="single" w:color="D9D4CB" w:sz="4"/>
+              <w:right w:val="none" w:color="auto" w:sz="0"/>
+            </w:tcBorders>
+            <w:shd w:fill="FBFAF8" w:color="auto" w:val="clear"/>
+            <w:tcMar>
+              <w:top w:type="dxa" w:w="52"/>
+              <w:left w:type="dxa" w:w="100"/>
+              <w:bottom w:type="dxa" w:w="52"/>
+              <w:right w:type="dxa" w:w="100"/>
+            </w:tcMar>
+            <w:vAlign w:val="center"/>
+          </w:tcPr>
+          <w:p>
+            <w:pPr>
+              <w:spacing w:after="0" w:line="240" w:lineRule="auto"/>
+              <w:jc w:val="center"/>
+            </w:pPr>
+            <w:r>
+              <w:rPr>
+                <w:rFonts w:ascii="Arial" w:cs="Arial" w:eastAsia="Arial" w:hAnsi="Arial"/>
+                <w:b w:val="false"/>
+                <w:bCs w:val="false"/>
+                <w:i w:val="false"/>
+                <w:iCs w:val="false"/>
+                <w:color w:val="2A2E38"/>
+                <w:sz w:val="17"/>
+                <w:szCs w:val="17"/>
+              </w:rPr>
+              <w:t xml:space="preserve">Евроремонт</w:t>
+            </w:r>
+          </w:p>
+        </w:tc>
+        <w:tc>
+          <w:tcPr>
+            <w:tcW w:type="dxa" w:w="1180"/>
+            <w:tcBorders>
+              <w:top w:val="single" w:color="D9D4CB" w:sz="4"/>
+              <w:left w:val="none" w:color="auto" w:sz="0"/>
+              <w:bottom w:val="single" w:color="D9D4CB" w:sz="4"/>
+              <w:right w:val="none" w:color="auto" w:sz="0"/>
+            </w:tcBorders>
+            <w:shd w:fill="FBFAF8" w:color="auto" w:val="clear"/>
+            <w:tcMar>
+              <w:top w:type="dxa" w:w="52"/>
+              <w:left w:type="dxa" w:w="100"/>
+              <w:bottom w:type="dxa" w:w="52"/>
+              <w:right w:type="dxa" w:w="100"/>
+            </w:tcMar>
+            <w:vAlign w:val="center"/>
+          </w:tcPr>
+          <w:p>
+            <w:pPr>
+              <w:spacing w:after="0" w:line="240" w:lineRule="auto"/>
+              <w:jc w:val="center"/>
+            </w:pPr>
+            <w:r>
+              <w:rPr>
+                <w:rFonts w:ascii="Arial" w:cs="Arial" w:eastAsia="Arial" w:hAnsi="Arial"/>
+                <w:b w:val="false"/>
+                <w:bCs w:val="false"/>
+                <w:i w:val="false"/>
+                <w:iCs w:val="false"/>
+                <w:color w:val="2A2E38"/>
+                <w:sz w:val="17"/>
+                <w:szCs w:val="17"/>
+              </w:rPr>
+              <w:t xml:space="preserve">131,2</w:t>
+            </w:r>
+          </w:p>
+        </w:tc>
+        <w:tc>
+          <w:tcPr>
+            <w:tcW w:type="dxa" w:w="1250"/>
+            <w:tcBorders>
+              <w:top w:val="single" w:color="D9D4CB" w:sz="4"/>
+              <w:left w:val="none" w:color="auto" w:sz="0"/>
+              <w:bottom w:val="single" w:color="D9D4CB" w:sz="4"/>
+              <w:right w:val="none" w:color="auto" w:sz="0"/>
+            </w:tcBorders>
+            <w:shd w:fill="FBFAF8" w:color="auto" w:val="clear"/>
+            <w:tcMar>
+              <w:top w:type="dxa" w:w="52"/>
+              <w:left w:type="dxa" w:w="100"/>
+              <w:bottom w:type="dxa" w:w="52"/>
+              <w:right w:type="dxa" w:w="100"/>
+            </w:tcMar>
+            <w:vAlign w:val="center"/>
+          </w:tcPr>
+          <w:p>
+            <w:pPr>
+              <w:spacing w:after="0" w:line="240" w:lineRule="auto"/>
+              <w:jc w:val="center"/>
+            </w:pPr>
+            <w:r>
+              <w:rPr>
+                <w:rFonts w:ascii="Arial" w:cs="Arial" w:eastAsia="Arial" w:hAnsi="Arial"/>
+                <w:b w:val="false"/>
+                <w:bCs w:val="false"/>
+                <w:i w:val="false"/>
+                <w:iCs w:val="false"/>
+                <w:color w:val="2A2E38"/>
+                <w:sz w:val="17"/>
+                <w:szCs w:val="17"/>
+              </w:rPr>
+              <w:t xml:space="preserve">1 200 000</w:t>
+            </w:r>
+          </w:p>
+        </w:tc>
+        <w:tc>
+          <w:tcPr>
+            <w:tcW w:type="dxa" w:w="1888"/>
+            <w:tcBorders>
+              <w:top w:val="single" w:color="D9D4CB" w:sz="4"/>
+              <w:left w:val="none" w:color="auto" w:sz="0"/>
+              <w:bottom w:val="single" w:color="D9D4CB" w:sz="4"/>
+              <w:right w:val="none" w:color="auto" w:sz="0"/>
+            </w:tcBorders>
+            <w:shd w:fill="FBFAF8" w:color="auto" w:val="clear"/>
+            <w:tcMar>
+              <w:top w:type="dxa" w:w="52"/>
+              <w:left w:type="dxa" w:w="100"/>
+              <w:bottom w:type="dxa" w:w="52"/>
+              <w:right w:type="dxa" w:w="100"/>
+            </w:tcMar>
+            <w:vAlign w:val="center"/>
+          </w:tcPr>
+          <w:p>
+            <w:pPr>
+              <w:spacing w:after="0" w:line="240" w:lineRule="auto"/>
+              <w:jc w:val="center"/>
+            </w:pPr>
+            <w:hyperlink w:history="1" r:id="rIdp8rokobenmonvdcqxgksx">
+              <w:r>
+                <w:rPr>
+                  <w:rFonts w:ascii="Arial" w:cs="Arial" w:eastAsia="Arial" w:hAnsi="Arial"/>
+                  <w:b w:val="false"/>
+                  <w:bCs w:val="false"/>
+                  <w:i w:val="false"/>
+                  <w:iCs w:val="false"/>
+                  <w:color w:val="2C5FA8"/>
+                  <w:sz w:val="17"/>
+                  <w:szCs w:val="17"/>
+                </w:rPr>
+                <w:t xml:space="preserve">Яндекс →</w:t>
+              </w:r>
+            </w:hyperlink>
+          </w:p>
+        </w:tc>
+      </w:tr>
+      <w:tr>
+        <w:tc>
+          <w:tcPr>
+            <w:tcW w:type="dxa" w:w="2080"/>
+            <w:tcBorders>
+              <w:top w:val="single" w:color="D9D4CB" w:sz="4"/>
+              <w:left w:val="none" w:color="auto" w:sz="0"/>
+              <w:bottom w:val="single" w:color="D9D4CB" w:sz="4"/>
+              <w:right w:val="none" w:color="auto" w:sz="0"/>
+            </w:tcBorders>
+            <w:tcMar>
+              <w:top w:type="dxa" w:w="52"/>
+              <w:left w:type="dxa" w:w="100"/>
+              <w:bottom w:type="dxa" w:w="52"/>
+              <w:right w:type="dxa" w:w="100"/>
+            </w:tcMar>
+            <w:vAlign w:val="center"/>
+          </w:tcPr>
+          <w:p>
+            <w:pPr>
+              <w:spacing w:after="0" w:line="240" w:lineRule="auto"/>
+              <w:jc w:val="left"/>
+            </w:pPr>
+            <w:r>
+              <w:rPr>
+                <w:rFonts w:ascii="Arial" w:cs="Arial" w:eastAsia="Arial" w:hAnsi="Arial"/>
+                <w:b/>
+                <w:bCs/>
+                <w:i w:val="false"/>
+                <w:iCs w:val="false"/>
+                <w:color w:val="2A2E38"/>
+                <w:sz w:val="17"/>
+                <w:szCs w:val="17"/>
+              </w:rPr>
+              <w:t xml:space="preserve">Кутузовский проспект, 14</w:t>
+            </w:r>
+          </w:p>
+        </w:tc>
+        <w:tc>
+          <w:tcPr>
+            <w:tcW w:type="dxa" w:w="1820"/>
+            <w:tcBorders>
+              <w:top w:val="single" w:color="D9D4CB" w:sz="4"/>
+              <w:left w:val="none" w:color="auto" w:sz="0"/>
+              <w:bottom w:val="single" w:color="D9D4CB" w:sz="4"/>
+              <w:right w:val="none" w:color="auto" w:sz="0"/>
+            </w:tcBorders>
+            <w:tcMar>
+              <w:top w:type="dxa" w:w="52"/>
+              <w:left w:type="dxa" w:w="100"/>
+              <w:bottom w:type="dxa" w:w="52"/>
+              <w:right w:type="dxa" w:w="100"/>
+            </w:tcMar>
+            <w:vAlign w:val="center"/>
+          </w:tcPr>
+          <w:p>
+            <w:pPr>
+              <w:spacing w:after="0" w:line="240" w:lineRule="auto"/>
+              <w:jc w:val="center"/>
+            </w:pPr>
+            <w:r>
+              <w:rPr>
+                <w:rFonts w:ascii="Arial" w:cs="Arial" w:eastAsia="Arial" w:hAnsi="Arial"/>
+                <w:b w:val="false"/>
+                <w:bCs w:val="false"/>
+                <w:i w:val="false"/>
+                <w:iCs w:val="false"/>
+                <w:color w:val="2A2E38"/>
+                <w:sz w:val="17"/>
+                <w:szCs w:val="17"/>
+              </w:rPr>
+              <w:t xml:space="preserve">281,0 м², эт. 4/8</w:t>
+            </w:r>
+          </w:p>
+        </w:tc>
+        <w:tc>
+          <w:tcPr>
+            <w:tcW w:type="dxa" w:w="1420"/>
+            <w:tcBorders>
+              <w:top w:val="single" w:color="D9D4CB" w:sz="4"/>
+              <w:left w:val="none" w:color="auto" w:sz="0"/>
+              <w:bottom w:val="single" w:color="D9D4CB" w:sz="4"/>
+              <w:right w:val="none" w:color="auto" w:sz="0"/>
+            </w:tcBorders>
+            <w:tcMar>
+              <w:top w:type="dxa" w:w="52"/>
+              <w:left w:type="dxa" w:w="100"/>
+              <w:bottom w:type="dxa" w:w="52"/>
+              <w:right w:type="dxa" w:w="100"/>
+            </w:tcMar>
+            <w:vAlign w:val="center"/>
+          </w:tcPr>
+          <w:p>
+            <w:pPr>
+              <w:spacing w:after="0" w:line="240" w:lineRule="auto"/>
+              <w:jc w:val="center"/>
+            </w:pPr>
+            <w:r>
+              <w:rPr>
+                <w:rFonts w:ascii="Arial" w:cs="Arial" w:eastAsia="Arial" w:hAnsi="Arial"/>
+                <w:b w:val="false"/>
+                <w:bCs w:val="false"/>
+                <w:i w:val="false"/>
+                <w:iCs w:val="false"/>
+                <w:color w:val="2A2E38"/>
+                <w:sz w:val="17"/>
+                <w:szCs w:val="17"/>
+              </w:rPr>
+              <w:t xml:space="preserve">Дизайнерский</w:t>
+            </w:r>
+          </w:p>
+        </w:tc>
+        <w:tc>
+          <w:tcPr>
+            <w:tcW w:type="dxa" w:w="1180"/>
+            <w:tcBorders>
+              <w:top w:val="single" w:color="D9D4CB" w:sz="4"/>
+              <w:left w:val="none" w:color="auto" w:sz="0"/>
+              <w:bottom w:val="single" w:color="D9D4CB" w:sz="4"/>
+              <w:right w:val="none" w:color="auto" w:sz="0"/>
+            </w:tcBorders>
+            <w:tcMar>
+              <w:top w:type="dxa" w:w="52"/>
+              <w:left w:type="dxa" w:w="100"/>
+              <w:bottom w:type="dxa" w:w="52"/>
+              <w:right w:type="dxa" w:w="100"/>
+            </w:tcMar>
+            <w:vAlign w:val="center"/>
+          </w:tcPr>
+          <w:p>
+            <w:pPr>
+              <w:spacing w:after="0" w:line="240" w:lineRule="auto"/>
+              <w:jc w:val="center"/>
+            </w:pPr>
+            <w:r>
+              <w:rPr>
+                <w:rFonts w:ascii="Arial" w:cs="Arial" w:eastAsia="Arial" w:hAnsi="Arial"/>
+                <w:b w:val="false"/>
+                <w:bCs w:val="false"/>
+                <w:i w:val="false"/>
+                <w:iCs w:val="false"/>
+                <w:color w:val="2A2E38"/>
+                <w:sz w:val="17"/>
+                <w:szCs w:val="17"/>
+              </w:rPr>
+              <w:t xml:space="preserve">128,0</w:t>
+            </w:r>
+          </w:p>
+        </w:tc>
+        <w:tc>
+          <w:tcPr>
+            <w:tcW w:type="dxa" w:w="1250"/>
+            <w:tcBorders>
+              <w:top w:val="single" w:color="D9D4CB" w:sz="4"/>
+              <w:left w:val="none" w:color="auto" w:sz="0"/>
+              <w:bottom w:val="single" w:color="D9D4CB" w:sz="4"/>
+              <w:right w:val="none" w:color="auto" w:sz="0"/>
+            </w:tcBorders>
+            <w:tcMar>
+              <w:top w:type="dxa" w:w="52"/>
+              <w:left w:type="dxa" w:w="100"/>
+              <w:bottom w:type="dxa" w:w="52"/>
+              <w:right w:type="dxa" w:w="100"/>
+            </w:tcMar>
+            <w:vAlign w:val="center"/>
+          </w:tcPr>
+          <w:p>
+            <w:pPr>
+              <w:spacing w:after="0" w:line="240" w:lineRule="auto"/>
+              <w:jc w:val="center"/>
+            </w:pPr>
+            <w:r>
+              <w:rPr>
+                <w:rFonts w:ascii="Arial" w:cs="Arial" w:eastAsia="Arial" w:hAnsi="Arial"/>
+                <w:b w:val="false"/>
+                <w:bCs w:val="false"/>
+                <w:i w:val="false"/>
+                <w:iCs w:val="false"/>
+                <w:color w:val="2A2E38"/>
+                <w:sz w:val="17"/>
+                <w:szCs w:val="17"/>
+              </w:rPr>
+              <w:t xml:space="preserve">455 516</w:t>
+            </w:r>
+          </w:p>
+        </w:tc>
+        <w:tc>
+          <w:tcPr>
+            <w:tcW w:type="dxa" w:w="1888"/>
+            <w:tcBorders>
+              <w:top w:val="single" w:color="D9D4CB" w:sz="4"/>
+              <w:left w:val="none" w:color="auto" w:sz="0"/>
+              <w:bottom w:val="single" w:color="D9D4CB" w:sz="4"/>
+              <w:right w:val="none" w:color="auto" w:sz="0"/>
+            </w:tcBorders>
+            <w:tcMar>
+              <w:top w:type="dxa" w:w="52"/>
+              <w:left w:type="dxa" w:w="100"/>
+              <w:bottom w:type="dxa" w:w="52"/>
+              <w:right w:type="dxa" w:w="100"/>
+            </w:tcMar>
+            <w:vAlign w:val="center"/>
+          </w:tcPr>
+          <w:p>
+            <w:pPr>
+              <w:spacing w:after="0" w:line="240" w:lineRule="auto"/>
+              <w:jc w:val="center"/>
+            </w:pPr>
+            <w:hyperlink w:history="1" r:id="rIdiz3qfh_n9veegfm95zvm0">
+              <w:r>
+                <w:rPr>
+                  <w:rFonts w:ascii="Arial" w:cs="Arial" w:eastAsia="Arial" w:hAnsi="Arial"/>
+                  <w:b w:val="false"/>
+                  <w:bCs w:val="false"/>
+                  <w:i w:val="false"/>
+                  <w:iCs w:val="false"/>
+                  <w:color w:val="2C5FA8"/>
+                  <w:sz w:val="17"/>
+                  <w:szCs w:val="17"/>
+                </w:rPr>
+                <w:t xml:space="preserve">Яндекс →</w:t>
               </w:r>
             </w:hyperlink>
           </w:p>
@@ -8457,7 +13350,7 @@
           <w:sz w:val="15"/>
           <w:szCs w:val="15"/>
         </w:rPr>
-        <w:t xml:space="preserve">Реальные лоты из выгрузок Циан на 30.07.2026. Первая строка — наш лот.</w:t>
+        <w:t xml:space="preserve">Циан и Яндекс Недвижимость, 30.07.2026. Ссылка ведёт на объявление. Лоты с фотографиями ремонта показаны на предыдущей странице.</w:t>
       </w:r>
     </w:p>
     <w:p>
@@ -8475,7 +13368,7 @@
           <w:sz w:val="24"/>
           <w:szCs w:val="24"/>
         </w:rPr>
-        <w:t xml:space="preserve">Выводы</w:t>
+        <w:t xml:space="preserve">Что показывает эта таблица</w:t>
       </w:r>
     </w:p>
     <w:p>
@@ -8507,7 +13400,7 @@
           <w:sz w:val="19"/>
           <w:szCs w:val="19"/>
         </w:rPr>
-        <w:t xml:space="preserve">Цена лота обоснована этажом и ремонтом, но находится на верхней границе дома. </w:t>
+        <w:t xml:space="preserve">Наш лот — самый дорогой метр в списке среди квартир с готовым ремонтом. </w:t>
       </w:r>
       <w:r>
         <w:rPr>
@@ -8520,7 +13413,7 @@
           <w:sz w:val="19"/>
           <w:szCs w:val="19"/>
         </w:rPr>
-        <w:t xml:space="preserve">1 710 526 ₽/м² — это +25 % к средней по «Кутузовскому XII» и +11 % к лотам с таким же дизайнерским ремонтом.</w:t>
+        <w:t xml:space="preserve">Дороже по бюджету только 145 м² в «Смоленской Заставе» — но там метр стоит 1 186 207 ₽ против наших 1 710 526 ₽.</w:t>
       </w:r>
     </w:p>
     <w:p>
@@ -8552,20 +13445,7 @@
           <w:sz w:val="19"/>
           <w:szCs w:val="19"/>
         </w:rPr>
-        <w:t xml:space="preserve">Самый сильный аргумент против — соседняя квартира. </w:t>
-      </w:r>
-      <w:r>
-        <w:rPr>
-          <w:rFonts w:ascii="Arial" w:cs="Arial" w:eastAsia="Arial" w:hAnsi="Arial"/>
-          <w:b/>
-          <w:bCs/>
-          <w:i w:val="false"/>
-          <w:iCs w:val="false"/>
-          <w:color w:val="2A2E38"/>
-          <w:sz w:val="19"/>
-          <w:szCs w:val="19"/>
-        </w:rPr>
-        <w:t xml:space="preserve">95 м² с таким же ремонтом на втором этаже стоит 133,0 млн ₽. Покупатель платит 29,5 млн ₽ за четыре этажа разницы; в доме высотой 11 этажей это трудно обосновать видом.</w:t>
+        <w:t xml:space="preserve">Из одиннадцати лотов восемь продаются с дизайнерским или европейским ремонтом, и семь из них дешевле нашего по бюджету. Покупателю не нужно ждать стройку и делать ремонт, чтобы найти альтернативу.</w:t>
       </w:r>
     </w:p>
     <w:p>
@@ -8597,20 +13477,47 @@
           <w:sz w:val="19"/>
           <w:szCs w:val="19"/>
         </w:rPr>
-        <w:t xml:space="preserve">За те же деньги Capital Towers даёт больше метража. </w:t>
+        <w:t xml:space="preserve">Два лота без отделки — «Бадаевский» и «Дом Дау» — по бюджету близки, но требуют ещё 30–40 млн ₽ на ремонт и 1,5–2,5 года ожидания. Как альтернативу «заехать сейчас» их рассматривать нельзя.</w:t>
       </w:r>
+    </w:p>
+    <w:p>
+      <w:pPr>
+        <w:pageBreakBefore/>
+        <w:pBdr>
+          <w:bottom w:val="single" w:color="A9762F" w:sz="10" w:space="8"/>
+        </w:pBdr>
+        <w:spacing w:after="160"/>
+      </w:pPr>
       <w:r>
         <w:rPr>
-          <w:rFonts w:ascii="Arial" w:cs="Arial" w:eastAsia="Arial" w:hAnsi="Arial"/>
-          <w:b w:val="false"/>
-          <w:bCs w:val="false"/>
+          <w:rFonts w:ascii="Georgia" w:cs="Georgia" w:eastAsia="Georgia" w:hAnsi="Georgia"/>
+          <w:b/>
+          <w:bCs/>
           <w:i w:val="false"/>
           <w:iCs w:val="false"/>
-          <w:color w:val="2A2E38"/>
-          <w:sz w:val="19"/>
-          <w:szCs w:val="19"/>
+          <w:color w:val="1F2A44"/>
+          <w:sz w:val="36"/>
+          <w:szCs w:val="36"/>
         </w:rPr>
-        <w:t xml:space="preserve">130 м² с дизайнерским ремонтом — 156,0 млн ₽: на 35 м² больше и на 6,5 млн ₽ дешевле, в доме 2023 года.</w:t>
+        <w:t xml:space="preserve">Выводы</w:t>
+      </w:r>
+    </w:p>
+    <w:p>
+      <w:pPr>
+        <w:spacing w:after="110" w:before="170"/>
+      </w:pPr>
+      <w:r>
+        <w:rPr>
+          <w:rFonts w:ascii="Georgia" w:cs="Georgia" w:eastAsia="Georgia" w:hAnsi="Georgia"/>
+          <w:b/>
+          <w:bCs/>
+          <w:i w:val="false"/>
+          <w:iCs w:val="false"/>
+          <w:color w:val="1F2A44"/>
+          <w:sz w:val="24"/>
+          <w:szCs w:val="24"/>
+        </w:rPr>
+        <w:t xml:space="preserve">Цена лота внутри своего дома</w:t>
       </w:r>
     </w:p>
     <w:p>
@@ -8642,7 +13549,20 @@
           <w:sz w:val="19"/>
           <w:szCs w:val="19"/>
         </w:rPr>
-        <w:t xml:space="preserve">«Дом Дау» за 162,2 млн ₽ предлагает 158,7 м², но без отделки: с ремонтом по 250 тыс. ₽/м² лот выйдет примерно в 202 млн ₽. Прямой альтернативой по бюджету он не является.</w:t>
+        <w:t xml:space="preserve">1 710 526 ₽/м² — это +25 % к средней по «Кутузовскому XII» (1 367 592 ₽/м²) и +11 % к лотам дома с таким же дизайнерским ремонтом (1 547 366 ₽/м²). </w:t>
+      </w:r>
+      <w:r>
+        <w:rPr>
+          <w:rFonts w:ascii="Arial" w:cs="Arial" w:eastAsia="Arial" w:hAnsi="Arial"/>
+          <w:b/>
+          <w:bCs/>
+          <w:i w:val="false"/>
+          <w:iCs w:val="false"/>
+          <w:color w:val="2A2E38"/>
+          <w:sz w:val="19"/>
+          <w:szCs w:val="19"/>
+        </w:rPr>
+        <w:t xml:space="preserve">Второй по цене метра из четырнадцати лотов и самый дорогой среди всех трёхкомнатных.</w:t>
       </w:r>
     </w:p>
     <w:p>
@@ -8674,7 +13594,7 @@
           <w:sz w:val="19"/>
           <w:szCs w:val="19"/>
         </w:rPr>
-        <w:t xml:space="preserve">Сравнение с апартаментами Москва-Сити (720 829 ₽/м²) некорректно и в расчёт не бралось: у апартаментов другой юридический статус, они дешевле квартир структурно, а не по качеству.</w:t>
+        <w:t xml:space="preserve">Запрошенный уровень не выглядит выдуманным: рядом в экспозиции стоят почти такие же лоты того же дома — 93,4 м² на шестом этаже за 160,0 млн ₽ (1 713 062 ₽/м²) и 93,1 м² за 158,0 млн ₽ (1 697 100 ₽/м²). На такую цену продавцы дома действительно ориентируются.</w:t>
       </w:r>
     </w:p>
     <w:p>
@@ -8706,7 +13626,7 @@
           <w:sz w:val="19"/>
           <w:szCs w:val="19"/>
         </w:rPr>
-        <w:t xml:space="preserve">Вывод по цене. </w:t>
+        <w:t xml:space="preserve">Но эти лоты цену не подтверждают, а делят одного покупателя: </w:t>
       </w:r>
       <w:r>
         <w:rPr>
@@ -8719,9 +13639,416 @@
           <w:sz w:val="19"/>
           <w:szCs w:val="19"/>
         </w:rPr>
-        <w:t xml:space="preserve">Лот оценён агрессивно даже внутри собственного дома. Для быстрой сделки ориентиром выглядит уровень 1,40–1,60 млн ₽/м², то есть 133–152 млн ₽ за эту квартиру, — именно в этом коридоре стоят сопоставимые лоты в том же доме и в локации.</w:t>
+        <w:t xml:space="preserve">несколько почти одинаковых трёхкомнатных квартир с дизайнерским ремонтом экспонируются одновременно, и выигрывает та, что дешевле.</w:t>
       </w:r>
     </w:p>
+    <w:p>
+      <w:pPr>
+        <w:spacing w:after="58" w:line="252" w:lineRule="auto"/>
+        <w:ind w:left="170" w:right="1560" w:hanging="170"/>
+      </w:pPr>
+      <w:r>
+        <w:rPr>
+          <w:rFonts w:ascii="Arial" w:cs="Arial" w:eastAsia="Arial" w:hAnsi="Arial"/>
+          <w:b/>
+          <w:bCs/>
+          <w:i w:val="false"/>
+          <w:iCs w:val="false"/>
+          <w:color w:val="A9762F"/>
+          <w:sz w:val="19"/>
+          <w:szCs w:val="19"/>
+        </w:rPr>
+        <w:t xml:space="preserve">—   </w:t>
+      </w:r>
+      <w:r>
+        <w:rPr>
+          <w:rFonts w:ascii="Arial" w:cs="Arial" w:eastAsia="Arial" w:hAnsi="Arial"/>
+          <w:b w:val="false"/>
+          <w:bCs w:val="false"/>
+          <w:i w:val="false"/>
+          <w:iCs w:val="false"/>
+          <w:color w:val="2A2E38"/>
+          <w:sz w:val="19"/>
+          <w:szCs w:val="19"/>
+        </w:rPr>
+        <w:t xml:space="preserve">Главный ограничитель в переговорах — квартира той же площади этажом ниже. </w:t>
+      </w:r>
+      <w:r>
+        <w:rPr>
+          <w:rFonts w:ascii="Arial" w:cs="Arial" w:eastAsia="Arial" w:hAnsi="Arial"/>
+          <w:b/>
+          <w:bCs/>
+          <w:i w:val="false"/>
+          <w:iCs w:val="false"/>
+          <w:color w:val="2A2E38"/>
+          <w:sz w:val="19"/>
+          <w:szCs w:val="19"/>
+        </w:rPr>
+        <w:t xml:space="preserve">95,0 м² с таким же дизайнерским ремонтом на втором этаже — 133,0 млн ₽ (1 400 000 ₽/м²). Разница 29,5 млн ₽, или −18 %, за четыре этажа в одиннадцатиэтажном доме.</w:t>
+      </w:r>
+    </w:p>
+    <w:p>
+      <w:pPr>
+        <w:spacing w:after="110" w:before="170"/>
+      </w:pPr>
+      <w:r>
+        <w:rPr>
+          <w:rFonts w:ascii="Georgia" w:cs="Georgia" w:eastAsia="Georgia" w:hAnsi="Georgia"/>
+          <w:b/>
+          <w:bCs/>
+          <w:i w:val="false"/>
+          <w:iCs w:val="false"/>
+          <w:color w:val="1F2A44"/>
+          <w:sz w:val="24"/>
+          <w:szCs w:val="24"/>
+        </w:rPr>
+        <w:t xml:space="preserve">Что даёт локация за те же деньги</w:t>
+      </w:r>
+    </w:p>
+    <w:p>
+      <w:pPr>
+        <w:spacing w:after="58" w:line="252" w:lineRule="auto"/>
+        <w:ind w:left="170" w:right="1560" w:hanging="170"/>
+      </w:pPr>
+      <w:r>
+        <w:rPr>
+          <w:rFonts w:ascii="Arial" w:cs="Arial" w:eastAsia="Arial" w:hAnsi="Arial"/>
+          <w:b/>
+          <w:bCs/>
+          <w:i w:val="false"/>
+          <w:iCs w:val="false"/>
+          <w:color w:val="A9762F"/>
+          <w:sz w:val="19"/>
+          <w:szCs w:val="19"/>
+        </w:rPr>
+        <w:t xml:space="preserve">—   </w:t>
+      </w:r>
+      <w:r>
+        <w:rPr>
+          <w:rFonts w:ascii="Arial" w:cs="Arial" w:eastAsia="Arial" w:hAnsi="Arial"/>
+          <w:b w:val="false"/>
+          <w:bCs w:val="false"/>
+          <w:i w:val="false"/>
+          <w:iCs w:val="false"/>
+          <w:color w:val="2A2E38"/>
+          <w:sz w:val="19"/>
+          <w:szCs w:val="19"/>
+        </w:rPr>
+        <w:t xml:space="preserve">«Смоленская Застава», Ружейный пер., 3 — 145,0 м² с дизайнерским ремонтом за 172,0 млн ₽ (1 186 207 ₽/м²): плюс 50 м² за плюс 9,5 млн ₽.</w:t>
+      </w:r>
+    </w:p>
+    <w:p>
+      <w:pPr>
+        <w:spacing w:after="58" w:line="252" w:lineRule="auto"/>
+        <w:ind w:left="170" w:right="1560" w:hanging="170"/>
+      </w:pPr>
+      <w:r>
+        <w:rPr>
+          <w:rFonts w:ascii="Arial" w:cs="Arial" w:eastAsia="Arial" w:hAnsi="Arial"/>
+          <w:b/>
+          <w:bCs/>
+          <w:i w:val="false"/>
+          <w:iCs w:val="false"/>
+          <w:color w:val="A9762F"/>
+          <w:sz w:val="19"/>
+          <w:szCs w:val="19"/>
+        </w:rPr>
+        <w:t xml:space="preserve">—   </w:t>
+      </w:r>
+      <w:r>
+        <w:rPr>
+          <w:rFonts w:ascii="Arial" w:cs="Arial" w:eastAsia="Arial" w:hAnsi="Arial"/>
+          <w:b w:val="false"/>
+          <w:bCs w:val="false"/>
+          <w:i w:val="false"/>
+          <w:iCs w:val="false"/>
+          <w:color w:val="2A2E38"/>
+          <w:sz w:val="19"/>
+          <w:szCs w:val="19"/>
+        </w:rPr>
+        <w:t xml:space="preserve">Улица Дунаевского, 7 — 138,5 м² с дизайнерским ремонтом за 150,0 млн ₽ (1 083 032 ₽/м²): плюс 43,5 м² и на 12,5 млн ₽ дешевле нашего лота.</w:t>
+      </w:r>
+    </w:p>
+    <w:p>
+      <w:pPr>
+        <w:spacing w:after="58" w:line="252" w:lineRule="auto"/>
+        <w:ind w:left="170" w:right="1560" w:hanging="170"/>
+      </w:pPr>
+      <w:r>
+        <w:rPr>
+          <w:rFonts w:ascii="Arial" w:cs="Arial" w:eastAsia="Arial" w:hAnsi="Arial"/>
+          <w:b/>
+          <w:bCs/>
+          <w:i w:val="false"/>
+          <w:iCs w:val="false"/>
+          <w:color w:val="A9762F"/>
+          <w:sz w:val="19"/>
+          <w:szCs w:val="19"/>
+        </w:rPr>
+        <w:t xml:space="preserve">—   </w:t>
+      </w:r>
+      <w:r>
+        <w:rPr>
+          <w:rFonts w:ascii="Arial" w:cs="Arial" w:eastAsia="Arial" w:hAnsi="Arial"/>
+          <w:b w:val="false"/>
+          <w:bCs w:val="false"/>
+          <w:i w:val="false"/>
+          <w:iCs w:val="false"/>
+          <w:color w:val="2A2E38"/>
+          <w:sz w:val="19"/>
+          <w:szCs w:val="19"/>
+        </w:rPr>
+        <w:t xml:space="preserve">Capital Towers — 130,0 м² с дизайнерским ремонтом за 156,0 млн ₽ (1 200 000 ₽/м²): плюс 35 м², минус 6,5 млн ₽, дом 2023 года, вид на Москва-Сити.</w:t>
+      </w:r>
+    </w:p>
+    <w:p>
+      <w:pPr>
+        <w:spacing w:after="58" w:line="252" w:lineRule="auto"/>
+        <w:ind w:left="170" w:right="1560" w:hanging="170"/>
+      </w:pPr>
+      <w:r>
+        <w:rPr>
+          <w:rFonts w:ascii="Arial" w:cs="Arial" w:eastAsia="Arial" w:hAnsi="Arial"/>
+          <w:b/>
+          <w:bCs/>
+          <w:i w:val="false"/>
+          <w:iCs w:val="false"/>
+          <w:color w:val="A9762F"/>
+          <w:sz w:val="19"/>
+          <w:szCs w:val="19"/>
+        </w:rPr>
+        <w:t xml:space="preserve">—   </w:t>
+      </w:r>
+      <w:r>
+        <w:rPr>
+          <w:rFonts w:ascii="Arial" w:cs="Arial" w:eastAsia="Arial" w:hAnsi="Arial"/>
+          <w:b w:val="false"/>
+          <w:bCs w:val="false"/>
+          <w:i w:val="false"/>
+          <w:iCs w:val="false"/>
+          <w:color w:val="2A2E38"/>
+          <w:sz w:val="19"/>
+          <w:szCs w:val="19"/>
+        </w:rPr>
+        <w:t xml:space="preserve">Кутузовский проспект, 14 — 281,0 м² с дизайнерским ремонтом за 128,0 млн ₽ (455 516 ₽/м²). Дом 1957 года и другой продукт, но соседний адрес и на 34,5 млн ₽ дешевле.</w:t>
+      </w:r>
+    </w:p>
+    <w:p>
+      <w:pPr>
+        <w:spacing w:after="58" w:line="252" w:lineRule="auto"/>
+        <w:ind w:left="170" w:right="1560" w:hanging="170"/>
+      </w:pPr>
+      <w:r>
+        <w:rPr>
+          <w:rFonts w:ascii="Arial" w:cs="Arial" w:eastAsia="Arial" w:hAnsi="Arial"/>
+          <w:b/>
+          <w:bCs/>
+          <w:i w:val="false"/>
+          <w:iCs w:val="false"/>
+          <w:color w:val="A9762F"/>
+          <w:sz w:val="19"/>
+          <w:szCs w:val="19"/>
+        </w:rPr>
+        <w:t xml:space="preserve">—   </w:t>
+      </w:r>
+      <w:r>
+        <w:rPr>
+          <w:rFonts w:ascii="Arial" w:cs="Arial" w:eastAsia="Arial" w:hAnsi="Arial"/>
+          <w:b w:val="false"/>
+          <w:bCs w:val="false"/>
+          <w:i w:val="false"/>
+          <w:iCs w:val="false"/>
+          <w:color w:val="2A2E38"/>
+          <w:sz w:val="19"/>
+          <w:szCs w:val="19"/>
+        </w:rPr>
+        <w:t xml:space="preserve">«Дом Дау» за 162,2 млн ₽ даёт 158,7 м², но без отделки: с ремонтом по 250 тыс. ₽/м² лот выйдет примерно в 202 млн ₽ — прямой альтернативой по бюджету он не является.</w:t>
+      </w:r>
+    </w:p>
+    <w:p>
+      <w:pPr>
+        <w:spacing w:after="58" w:line="252" w:lineRule="auto"/>
+        <w:ind w:left="170" w:right="1560" w:hanging="170"/>
+      </w:pPr>
+      <w:r>
+        <w:rPr>
+          <w:rFonts w:ascii="Arial" w:cs="Arial" w:eastAsia="Arial" w:hAnsi="Arial"/>
+          <w:b/>
+          <w:bCs/>
+          <w:i w:val="false"/>
+          <w:iCs w:val="false"/>
+          <w:color w:val="A9762F"/>
+          <w:sz w:val="19"/>
+          <w:szCs w:val="19"/>
+        </w:rPr>
+        <w:t xml:space="preserve">—   </w:t>
+      </w:r>
+      <w:r>
+        <w:rPr>
+          <w:rFonts w:ascii="Arial" w:cs="Arial" w:eastAsia="Arial" w:hAnsi="Arial"/>
+          <w:b w:val="false"/>
+          <w:bCs w:val="false"/>
+          <w:i w:val="false"/>
+          <w:iCs w:val="false"/>
+          <w:color w:val="2A2E38"/>
+          <w:sz w:val="19"/>
+          <w:szCs w:val="19"/>
+        </w:rPr>
+        <w:t xml:space="preserve">Апартаменты Москва-Сити (720 829 ₽/м²) в расчёт не брались: другой юридический статус и другой набор прав, они дешевле квартир структурно, а не по качеству.</w:t>
+      </w:r>
+    </w:p>
+    <w:p>
+      <w:pPr>
+        <w:spacing w:after="60"/>
+      </w:pPr>
+      <w:r>
+        <w:rPr>
+          <w:rFonts w:ascii="Arial" w:cs="Arial" w:eastAsia="Arial" w:hAnsi="Arial"/>
+          <w:b w:val="false"/>
+          <w:bCs w:val="false"/>
+          <w:i w:val="false"/>
+          <w:iCs w:val="false"/>
+          <w:color w:val="2A2E38"/>
+          <w:sz w:val="19"/>
+          <w:szCs w:val="19"/>
+        </w:rPr>
+        <w:t xml:space="preserve"/>
+      </w:r>
+    </w:p>
+    <w:tbl>
+      <w:tblPr>
+        <w:tblW w:type="dxa" w:w="9638"/>
+        <w:tblBorders>
+          <w:top w:val="single" w:color="auto" w:sz="4"/>
+          <w:left w:val="single" w:color="auto" w:sz="4"/>
+          <w:bottom w:val="single" w:color="auto" w:sz="4"/>
+          <w:right w:val="single" w:color="auto" w:sz="4"/>
+          <w:insideH w:val="single" w:color="auto" w:sz="4"/>
+          <w:insideV w:val="single" w:color="auto" w:sz="4"/>
+        </w:tblBorders>
+      </w:tblPr>
+      <w:tblGrid>
+        <w:gridCol w:w="9638"/>
+      </w:tblGrid>
+      <w:tr>
+        <w:tc>
+          <w:tcPr>
+            <w:tcW w:type="dxa" w:w="9638"/>
+            <w:tcBorders>
+              <w:top w:val="none" w:color="auto" w:sz="0"/>
+              <w:left w:val="single" w:color="A9762F" w:sz="24"/>
+              <w:bottom w:val="none" w:color="auto" w:sz="0"/>
+              <w:right w:val="none" w:color="auto" w:sz="0"/>
+            </w:tcBorders>
+            <w:shd w:fill="F5F2ED" w:color="auto" w:val="clear"/>
+            <w:tcMar>
+              <w:top w:type="dxa" w:w="170"/>
+              <w:left w:type="dxa" w:w="240"/>
+              <w:bottom w:type="dxa" w:w="170"/>
+              <w:right w:type="dxa" w:w="240"/>
+            </w:tcMar>
+          </w:tcPr>
+          <w:p>
+            <w:pPr>
+              <w:spacing w:after="90" w:line="240" w:lineRule="auto"/>
+            </w:pPr>
+            <w:r>
+              <w:rPr>
+                <w:rFonts w:ascii="Georgia" w:cs="Georgia" w:eastAsia="Georgia" w:hAnsi="Georgia"/>
+                <w:b/>
+                <w:bCs/>
+                <w:i w:val="false"/>
+                <w:iCs w:val="false"/>
+                <w:color w:val="1F2A44"/>
+                <w:sz w:val="23"/>
+                <w:szCs w:val="23"/>
+              </w:rPr>
+              <w:t xml:space="preserve">Рекомендация по цене</w:t>
+            </w:r>
+          </w:p>
+          <w:p>
+            <w:pPr>
+              <w:spacing w:after="80" w:line="252" w:lineRule="auto"/>
+            </w:pPr>
+            <w:r>
+              <w:rPr>
+                <w:rFonts w:ascii="Arial" w:cs="Arial" w:eastAsia="Arial" w:hAnsi="Arial"/>
+                <w:b w:val="false"/>
+                <w:bCs w:val="false"/>
+                <w:i w:val="false"/>
+                <w:iCs w:val="false"/>
+                <w:color w:val="2A2E38"/>
+                <w:sz w:val="19"/>
+                <w:szCs w:val="19"/>
+              </w:rPr>
+              <w:t xml:space="preserve">Лот оценён агрессивно. Он стоит в верхней части собственного дома и дороже любого готового к заселению метра в локации: выше него только «Бадаевский» и «Веспер Кутузовский» — элитные стройки с ключами через 1,5–2,5 года.</w:t>
+            </w:r>
+          </w:p>
+          <w:p>
+            <w:pPr>
+              <w:spacing w:after="80" w:line="252" w:lineRule="auto"/>
+            </w:pPr>
+            <w:r>
+              <w:rPr>
+                <w:rFonts w:ascii="Arial" w:cs="Arial" w:eastAsia="Arial" w:hAnsi="Arial"/>
+                <w:b w:val="false"/>
+                <w:bCs w:val="false"/>
+                <w:i w:val="false"/>
+                <w:iCs w:val="false"/>
+                <w:color w:val="2A2E38"/>
+                <w:sz w:val="19"/>
+                <w:szCs w:val="19"/>
+              </w:rPr>
+              <w:t xml:space="preserve">Ориентир для сделки в разумный срок — </w:t>
+            </w:r>
+            <w:r>
+              <w:rPr>
+                <w:rFonts w:ascii="Arial" w:cs="Arial" w:eastAsia="Arial" w:hAnsi="Arial"/>
+                <w:b/>
+                <w:bCs/>
+                <w:i w:val="false"/>
+                <w:iCs w:val="false"/>
+                <w:color w:val="2A2E38"/>
+                <w:sz w:val="19"/>
+                <w:szCs w:val="19"/>
+              </w:rPr>
+              <w:t xml:space="preserve">1,40–1,60 млн ₽/м², то есть 133–152 млн ₽ за эту квартиру.</w:t>
+            </w:r>
+            <w:r>
+              <w:rPr>
+                <w:rFonts w:ascii="Arial" w:cs="Arial" w:eastAsia="Arial" w:hAnsi="Arial"/>
+                <w:b w:val="false"/>
+                <w:bCs w:val="false"/>
+                <w:i w:val="false"/>
+                <w:iCs w:val="false"/>
+                <w:color w:val="2A2E38"/>
+                <w:sz w:val="19"/>
+                <w:szCs w:val="19"/>
+              </w:rPr>
+              <w:t xml:space="preserve"> Именно в этом коридоре стоят сопоставимые лоты в том же доме и готовые квартиры с ремонтом в локации.</w:t>
+            </w:r>
+          </w:p>
+          <w:p>
+            <w:pPr>
+              <w:spacing w:after="0" w:line="252" w:lineRule="auto"/>
+            </w:pPr>
+            <w:r>
+              <w:rPr>
+                <w:rFonts w:ascii="Arial" w:cs="Arial" w:eastAsia="Arial" w:hAnsi="Arial"/>
+                <w:b w:val="false"/>
+                <w:bCs w:val="false"/>
+                <w:i w:val="false"/>
+                <w:iCs w:val="false"/>
+                <w:color w:val="2A2E38"/>
+                <w:sz w:val="19"/>
+                <w:szCs w:val="19"/>
+              </w:rPr>
+              <w:t xml:space="preserve">Цена 162,5 млн ₽ реалистична только для покупателя, которому нужен именно этот дом, этаж и готовый ремонт и который не рассматривает Capital Towers и остальную вторичку Дорогомилова. Такой покупатель существует, но ждать его придётся долго.</w:t>
+            </w:r>
+          </w:p>
+        </w:tc>
+      </w:tr>
+    </w:tbl>
     <w:p>
       <w:pPr>
         <w:spacing w:after="160"/>
@@ -8842,7 +14169,7 @@
           <w:sz w:val="16"/>
           <w:szCs w:val="16"/>
         </w:rPr>
-        <w:t xml:space="preserve">Циан — выгрузки по локации на 30.07.2026: «Дом Дау» (ID 4296442) 286 лотов, «Бадаевский» (ID 1900321) 144, Capital Towers (ID 45865) 129, апартаменты Москва-Сити 133</w:t>
+        <w:t xml:space="preserve">Циан — выгрузки по локации на 30.07.2026: «Дом Дау» (ID 4296442) 286 лотов, «Бадаевский» (ID 1900321) 144, Capital Towers (ID 45865) 129, «Веспер Кутузовский» 88, апартаменты Москва-Сити 133</w:t>
       </w:r>
     </w:p>
     <w:p>
@@ -8876,7 +14203,7 @@
         </w:rPr>
         <w:t xml:space="preserve">Объявление по нашему лоту — </w:t>
       </w:r>
-      <w:hyperlink w:history="1" r:id="rIddezbm-vnepc5opxgi_pg0">
+      <w:hyperlink w:history="1" r:id="rIdgv6mgg8el4qkhtpxpclyk">
         <w:r>
           <w:rPr>
             <w:rFonts w:ascii="Arial" w:cs="Arial" w:eastAsia="Arial" w:hAnsi="Arial"/>
@@ -8921,9 +14248,56 @@
           <w:sz w:val="16"/>
           <w:szCs w:val="16"/>
         </w:rPr>
+        <w:t xml:space="preserve">Фотографии ремонта и цены альтернатив — Яндекс Недвижимость — </w:t>
+      </w:r>
+      <w:hyperlink w:history="1" r:id="rIdmgelouaz4asyu02xke3u8">
+        <w:r>
+          <w:rPr>
+            <w:rFonts w:ascii="Arial" w:cs="Arial" w:eastAsia="Arial" w:hAnsi="Arial"/>
+            <w:b w:val="false"/>
+            <w:bCs w:val="false"/>
+            <w:i w:val="false"/>
+            <w:iCs w:val="false"/>
+            <w:color w:val="2C5FA8"/>
+            <w:sz w:val="16"/>
+            <w:szCs w:val="16"/>
+          </w:rPr>
+          <w:t xml:space="preserve">https://realty.yandex.ru/</w:t>
+        </w:r>
+      </w:hyperlink>
+    </w:p>
+    <w:p>
+      <w:pPr>
+        <w:spacing w:after="70" w:line="230" w:lineRule="auto"/>
+        <w:ind w:left="170" w:right="1560" w:hanging="170"/>
+      </w:pPr>
+      <w:r>
+        <w:rPr>
+          <w:rFonts w:ascii="Arial" w:cs="Arial" w:eastAsia="Arial" w:hAnsi="Arial"/>
+          <w:b/>
+          <w:bCs/>
+          <w:i w:val="false"/>
+          <w:iCs w:val="false"/>
+          <w:color w:val="A9762F"/>
+          <w:sz w:val="19"/>
+          <w:szCs w:val="19"/>
+        </w:rPr>
+        <w:t xml:space="preserve">—   </w:t>
+      </w:r>
+      <w:r>
+        <w:rPr>
+          <w:rFonts w:ascii="Arial" w:cs="Arial" w:eastAsia="Arial" w:hAnsi="Arial"/>
+          <w:b w:val="false"/>
+          <w:bCs w:val="false"/>
+          <w:i w:val="false"/>
+          <w:iCs w:val="false"/>
+          <w:color w:val="70788A"/>
+          <w:sz w:val="16"/>
+          <w:szCs w:val="16"/>
+        </w:rPr>
         <w:t xml:space="preserve">Яндекс Карты — картографическая основа — </w:t>
       </w:r>
-      <w:hyperlink w:history="1" r:id="rIdvqzo_aoi7cjckp9fm9q9z">
+      <w:hyperlink w:history="1" r:id="rIde0uxvlv8c2opjoiogysii">
         <w:r>
           <w:rPr>
             <w:rFonts w:ascii="Arial" w:cs="Arial" w:eastAsia="Arial" w:hAnsi="Arial"/>

--- a/kutuzovsky-lot/Кутузовский_XII_аналитика_по_лоту.docx
+++ b/kutuzovsky-lot/Кутузовский_XII_аналитика_по_лоту.docx
@@ -1057,7 +1057,7 @@
       <w:r>
         <w:drawing>
           <wp:inline distT="0" distB="0" distL="0" distR="0">
-            <wp:extent cx="6124575" cy="3829050"/>
+            <wp:extent cx="6124575" cy="3600450"/>
             <wp:effectExtent t="0" r="0" b="0" l="0"/>
             <wp:docPr id="1" name="" descr="" title=""/>
             <wp:cNvGraphicFramePr>
@@ -1082,7 +1082,7 @@
                   <pic:spPr bwMode="auto">
                     <a:xfrm>
                       <a:off x="0" y="0"/>
-                      <a:ext cx="6124575" cy="3829050"/>
+                      <a:ext cx="6124575" cy="3600450"/>
                     </a:xfrm>
                     <a:prstGeom prst="rect">
                       <a:avLst/>
@@ -9711,7 +9711,7 @@
             <w:pPr>
               <w:spacing w:after="0" w:line="216" w:lineRule="auto"/>
             </w:pPr>
-            <w:hyperlink w:history="1" r:id="rId1cdjy_orvgnfsqttvh9pg">
+            <w:hyperlink w:history="1" r:id="rIdj1rumncas3kgul6u1n4do">
               <w:r>
                 <w:rPr>
                   <w:rFonts w:ascii="Arial" w:cs="Arial" w:eastAsia="Arial" w:hAnsi="Arial"/>
@@ -9861,7 +9861,7 @@
             <w:pPr>
               <w:spacing w:after="0" w:line="216" w:lineRule="auto"/>
             </w:pPr>
-            <w:hyperlink w:history="1" r:id="rIdh812szhhxn4qhrj4slikq">
+            <w:hyperlink w:history="1" r:id="rIdskiqjz-tqomgyhcfxqsob">
               <w:r>
                 <w:rPr>
                   <w:rFonts w:ascii="Arial" w:cs="Arial" w:eastAsia="Arial" w:hAnsi="Arial"/>
@@ -10013,7 +10013,7 @@
             <w:pPr>
               <w:spacing w:after="0" w:line="216" w:lineRule="auto"/>
             </w:pPr>
-            <w:hyperlink w:history="1" r:id="rId4xvwg7ettzols_l9w4qq7">
+            <w:hyperlink w:history="1" r:id="rId7mt2_jxs29te71m83aol9">
               <w:r>
                 <w:rPr>
                   <w:rFonts w:ascii="Arial" w:cs="Arial" w:eastAsia="Arial" w:hAnsi="Arial"/>
@@ -10163,7 +10163,7 @@
             <w:pPr>
               <w:spacing w:after="0" w:line="216" w:lineRule="auto"/>
             </w:pPr>
-            <w:hyperlink w:history="1" r:id="rIdlimtjnnr_coiakb-wkjnd">
+            <w:hyperlink w:history="1" r:id="rId_rxrxjcpfasuhv9z2j6kc">
               <w:r>
                 <w:rPr>
                   <w:rFonts w:ascii="Arial" w:cs="Arial" w:eastAsia="Arial" w:hAnsi="Arial"/>
@@ -10315,7 +10315,7 @@
             <w:pPr>
               <w:spacing w:after="0" w:line="216" w:lineRule="auto"/>
             </w:pPr>
-            <w:hyperlink w:history="1" r:id="rIddwtkznz9hzgeipfrg-ono">
+            <w:hyperlink w:history="1" r:id="rIdvylwoqakudhu9bjknohwp">
               <w:r>
                 <w:rPr>
                   <w:rFonts w:ascii="Arial" w:cs="Arial" w:eastAsia="Arial" w:hAnsi="Arial"/>
@@ -10465,7 +10465,7 @@
             <w:pPr>
               <w:spacing w:after="0" w:line="216" w:lineRule="auto"/>
             </w:pPr>
-            <w:hyperlink w:history="1" r:id="rIdt9sfwu7gyaffmysy7-n68">
+            <w:hyperlink w:history="1" r:id="rIdlg1cfcyol9dunxut9fwgj">
               <w:r>
                 <w:rPr>
                   <w:rFonts w:ascii="Arial" w:cs="Arial" w:eastAsia="Arial" w:hAnsi="Arial"/>
@@ -11007,7 +11007,7 @@
               <w:spacing w:after="0" w:line="240" w:lineRule="auto"/>
               <w:jc w:val="center"/>
             </w:pPr>
-            <w:hyperlink w:history="1" r:id="rId4bo5aljtxx4pg-lquxtqb">
+            <w:hyperlink w:history="1" r:id="rIde3s-e0e1nwoosr-8zvtoe">
               <w:r>
                 <w:rPr>
                   <w:rFonts w:ascii="Arial" w:cs="Arial" w:eastAsia="Arial" w:hAnsi="Arial"/>
@@ -11239,7 +11239,7 @@
               <w:spacing w:after="0" w:line="240" w:lineRule="auto"/>
               <w:jc w:val="center"/>
             </w:pPr>
-            <w:hyperlink w:history="1" r:id="rId-s48jmnvrzyfwlypbua_a">
+            <w:hyperlink w:history="1" r:id="rIdgxxhwd93cxrzytfziv1tx">
               <w:r>
                 <w:rPr>
                   <w:rFonts w:ascii="Arial" w:cs="Arial" w:eastAsia="Arial" w:hAnsi="Arial"/>
@@ -11465,7 +11465,7 @@
               <w:spacing w:after="0" w:line="240" w:lineRule="auto"/>
               <w:jc w:val="center"/>
             </w:pPr>
-            <w:hyperlink w:history="1" r:id="rIdqpmbl49winwocsudvkv2r">
+            <w:hyperlink w:history="1" r:id="rIdftlrl8bttidalogjhehfr">
               <w:r>
                 <w:rPr>
                   <w:rFonts w:ascii="Arial" w:cs="Arial" w:eastAsia="Arial" w:hAnsi="Arial"/>
@@ -11697,7 +11697,7 @@
               <w:spacing w:after="0" w:line="240" w:lineRule="auto"/>
               <w:jc w:val="center"/>
             </w:pPr>
-            <w:hyperlink w:history="1" r:id="rIdp_uciulajrxvu2vn3coqr">
+            <w:hyperlink w:history="1" r:id="rIdobfg3l6b3ovanjhqped2a">
               <w:r>
                 <w:rPr>
                   <w:rFonts w:ascii="Arial" w:cs="Arial" w:eastAsia="Arial" w:hAnsi="Arial"/>
@@ -11923,7 +11923,7 @@
               <w:spacing w:after="0" w:line="240" w:lineRule="auto"/>
               <w:jc w:val="center"/>
             </w:pPr>
-            <w:hyperlink w:history="1" r:id="rIdmei7jwm1lahrm0hqwssdq">
+            <w:hyperlink w:history="1" r:id="rIdxpbuuez53zm0indydyczk">
               <w:r>
                 <w:rPr>
                   <w:rFonts w:ascii="Arial" w:cs="Arial" w:eastAsia="Arial" w:hAnsi="Arial"/>
@@ -12155,7 +12155,7 @@
               <w:spacing w:after="0" w:line="240" w:lineRule="auto"/>
               <w:jc w:val="center"/>
             </w:pPr>
-            <w:hyperlink w:history="1" r:id="rIdporvmnm6ucjj4iedxxw50">
+            <w:hyperlink w:history="1" r:id="rIdr8xaghn7d6f15s2-uofyx">
               <w:r>
                 <w:rPr>
                   <w:rFonts w:ascii="Arial" w:cs="Arial" w:eastAsia="Arial" w:hAnsi="Arial"/>
@@ -12381,7 +12381,7 @@
               <w:spacing w:after="0" w:line="240" w:lineRule="auto"/>
               <w:jc w:val="center"/>
             </w:pPr>
-            <w:hyperlink w:history="1" r:id="rIdq-fozbispfso2t8buze-k">
+            <w:hyperlink w:history="1" r:id="rIdfw8svfmyqqhaerih-y_yb">
               <w:r>
                 <w:rPr>
                   <w:rFonts w:ascii="Arial" w:cs="Arial" w:eastAsia="Arial" w:hAnsi="Arial"/>
@@ -12613,7 +12613,7 @@
               <w:spacing w:after="0" w:line="240" w:lineRule="auto"/>
               <w:jc w:val="center"/>
             </w:pPr>
-            <w:hyperlink w:history="1" r:id="rIdgzub_c_yz0w8jovthb-vo">
+            <w:hyperlink w:history="1" r:id="rId4l7gmu41uvbphrruapc_l">
               <w:r>
                 <w:rPr>
                   <w:rFonts w:ascii="Arial" w:cs="Arial" w:eastAsia="Arial" w:hAnsi="Arial"/>
@@ -12839,7 +12839,7 @@
               <w:spacing w:after="0" w:line="240" w:lineRule="auto"/>
               <w:jc w:val="center"/>
             </w:pPr>
-            <w:hyperlink w:history="1" r:id="rIdrb41cz-8vyi9g-lx6epk_">
+            <w:hyperlink w:history="1" r:id="rIdtsxummd-cf253wgo13fga">
               <w:r>
                 <w:rPr>
                   <w:rFonts w:ascii="Arial" w:cs="Arial" w:eastAsia="Arial" w:hAnsi="Arial"/>
@@ -13071,7 +13071,7 @@
               <w:spacing w:after="0" w:line="240" w:lineRule="auto"/>
               <w:jc w:val="center"/>
             </w:pPr>
-            <w:hyperlink w:history="1" r:id="rIdp8rokobenmonvdcqxgksx">
+            <w:hyperlink w:history="1" r:id="rIdtf7x3idozfzv3ud4esyke">
               <w:r>
                 <w:rPr>
                   <w:rFonts w:ascii="Arial" w:cs="Arial" w:eastAsia="Arial" w:hAnsi="Arial"/>
@@ -13297,7 +13297,7 @@
               <w:spacing w:after="0" w:line="240" w:lineRule="auto"/>
               <w:jc w:val="center"/>
             </w:pPr>
-            <w:hyperlink w:history="1" r:id="rIdiz3qfh_n9veegfm95zvm0">
+            <w:hyperlink w:history="1" r:id="rIdn7d1ur25fymcusq_tvdub">
               <w:r>
                 <w:rPr>
                   <w:rFonts w:ascii="Arial" w:cs="Arial" w:eastAsia="Arial" w:hAnsi="Arial"/>
@@ -14203,7 +14203,7 @@
         </w:rPr>
         <w:t xml:space="preserve">Объявление по нашему лоту — </w:t>
       </w:r>
-      <w:hyperlink w:history="1" r:id="rIdgv6mgg8el4qkhtpxpclyk">
+      <w:hyperlink w:history="1" r:id="rIdatjpwchsohunt-zcg6i1t">
         <w:r>
           <w:rPr>
             <w:rFonts w:ascii="Arial" w:cs="Arial" w:eastAsia="Arial" w:hAnsi="Arial"/>
@@ -14250,7 +14250,7 @@
         </w:rPr>
         <w:t xml:space="preserve">Фотографии ремонта и цены альтернатив — Яндекс Недвижимость — </w:t>
       </w:r>
-      <w:hyperlink w:history="1" r:id="rIdmgelouaz4asyu02xke3u8">
+      <w:hyperlink w:history="1" r:id="rId6dqz8bwoseov_dcjwbdn7">
         <w:r>
           <w:rPr>
             <w:rFonts w:ascii="Arial" w:cs="Arial" w:eastAsia="Arial" w:hAnsi="Arial"/>
@@ -14297,7 +14297,7 @@
         </w:rPr>
         <w:t xml:space="preserve">Яндекс Карты — картографическая основа — </w:t>
       </w:r>
-      <w:hyperlink w:history="1" r:id="rIde0uxvlv8c2opjoiogysii">
+      <w:hyperlink w:history="1" r:id="rIdbb0ivkxcj9p0-9ratccfj">
         <w:r>
           <w:rPr>
             <w:rFonts w:ascii="Arial" w:cs="Arial" w:eastAsia="Arial" w:hAnsi="Arial"/>

--- a/kutuzovsky-lot/Кутузовский_XII_аналитика_по_лоту.docx
+++ b/kutuzovsky-lot/Кутузовский_XII_аналитика_по_лоту.docx
@@ -1635,7 +1635,7 @@
                 <w:sz w:val="17"/>
                 <w:szCs w:val="17"/>
               </w:rPr>
-              <w:t xml:space="preserve">36 % лотов с ремонтом</w:t>
+              <w:t xml:space="preserve">42 % лотов с ремонтом</w:t>
             </w:r>
           </w:p>
         </w:tc>
@@ -1672,7 +1672,7 @@
                 <w:sz w:val="17"/>
                 <w:szCs w:val="17"/>
               </w:rPr>
-              <w:t xml:space="preserve">14</w:t>
+              <w:t xml:space="preserve">12</w:t>
             </w:r>
           </w:p>
         </w:tc>
@@ -1783,7 +1783,7 @@
                 <w:sz w:val="17"/>
                 <w:szCs w:val="17"/>
               </w:rPr>
-              <w:t xml:space="preserve">1 367 592</w:t>
+              <w:t xml:space="preserve">1 397 656</w:t>
             </w:r>
           </w:p>
         </w:tc>
@@ -2843,7 +2843,7 @@
                 <w:sz w:val="17"/>
                 <w:szCs w:val="17"/>
               </w:rPr>
-              <w:t xml:space="preserve">33 % лотов с ремонтом</w:t>
+              <w:t xml:space="preserve">32 % лотов с ремонтом</w:t>
             </w:r>
           </w:p>
         </w:tc>
@@ -2880,7 +2880,7 @@
                 <w:sz w:val="17"/>
                 <w:szCs w:val="17"/>
               </w:rPr>
-              <w:t xml:space="preserve">129</w:t>
+              <w:t xml:space="preserve">124</w:t>
             </w:r>
           </w:p>
         </w:tc>
@@ -2991,7 +2991,7 @@
                 <w:sz w:val="17"/>
                 <w:szCs w:val="17"/>
               </w:rPr>
-              <w:t xml:space="preserve">1 363 247</w:t>
+              <w:t xml:space="preserve">1 365 400</w:t>
             </w:r>
           </w:p>
         </w:tc>
@@ -3216,7 +3216,7 @@
           <w:sz w:val="19"/>
           <w:szCs w:val="19"/>
         </w:rPr>
-        <w:t xml:space="preserve">В соседних проектах одновременно экспонируется 647 лотов против 14 в нашем доме: покупателю есть из чего выбирать, и он сравнивает.</w:t>
+        <w:t xml:space="preserve">В соседних проектах одновременно экспонируется 642 лота против 12 в нашем доме: покупателю есть из чего выбирать, и он сравнивает.</w:t>
       </w:r>
     </w:p>
     <w:p>
@@ -3309,7 +3309,7 @@
                 <w:sz w:val="27"/>
                 <w:szCs w:val="27"/>
               </w:rPr>
-              <w:t xml:space="preserve">118,8 м²</w:t>
+              <w:t xml:space="preserve">116,3 м²</w:t>
             </w:r>
           </w:p>
           <w:p>
@@ -3537,7 +3537,7 @@
                 <w:sz w:val="27"/>
                 <w:szCs w:val="27"/>
               </w:rPr>
-              <w:t xml:space="preserve">119,2 м²</w:t>
+              <w:t xml:space="preserve">119,0 м²</w:t>
             </w:r>
           </w:p>
           <w:p>
@@ -3638,7 +3638,7 @@
           <w:sz w:val="19"/>
           <w:szCs w:val="19"/>
         </w:rPr>
-        <w:t xml:space="preserve">В экспозиции Циан по ЖК «Кутузовский XII» на 30.07.2026 находится 14 лотов. Наш лот выделен в таблице.</w:t>
+        <w:t xml:space="preserve">В экспозиции Циан по ЖК «Кутузовский XII» на 30.07.2026 — 12 квартир. Наш лот выделен в таблице; ссылка ведёт на объявление.</w:t>
       </w:r>
     </w:p>
     <w:tbl>
@@ -3654,12 +3654,13 @@
         </w:tblBorders>
       </w:tblPr>
       <w:tblGrid>
-        <w:gridCol w:w="1780"/>
         <w:gridCol w:w="1500"/>
-        <w:gridCol w:w="1100"/>
-        <w:gridCol w:w="1600"/>
-        <w:gridCol w:w="1700"/>
-        <w:gridCol w:w="1958"/>
+        <w:gridCol w:w="1330"/>
+        <w:gridCol w:w="900"/>
+        <w:gridCol w:w="1330"/>
+        <w:gridCol w:w="1450"/>
+        <w:gridCol w:w="1670"/>
+        <w:gridCol w:w="1458"/>
       </w:tblGrid>
       <w:tr>
         <w:trPr>
@@ -3667,7 +3668,7 @@
         </w:trPr>
         <w:tc>
           <w:tcPr>
-            <w:tcW w:type="dxa" w:w="1780"/>
+            <w:tcW w:type="dxa" w:w="1500"/>
             <w:tcBorders>
               <w:top w:val="single" w:color="1F2A44" w:sz="4"/>
               <w:left w:val="none" w:color="auto" w:sz="0"/>
@@ -3705,7 +3706,7 @@
         </w:tc>
         <w:tc>
           <w:tcPr>
-            <w:tcW w:type="dxa" w:w="1500"/>
+            <w:tcW w:type="dxa" w:w="1330"/>
             <w:tcBorders>
               <w:top w:val="single" w:color="1F2A44" w:sz="4"/>
               <w:left w:val="none" w:color="auto" w:sz="0"/>
@@ -3743,7 +3744,7 @@
         </w:tc>
         <w:tc>
           <w:tcPr>
-            <w:tcW w:type="dxa" w:w="1100"/>
+            <w:tcW w:type="dxa" w:w="900"/>
             <w:tcBorders>
               <w:top w:val="single" w:color="1F2A44" w:sz="4"/>
               <w:left w:val="none" w:color="auto" w:sz="0"/>
@@ -3781,7 +3782,7 @@
         </w:tc>
         <w:tc>
           <w:tcPr>
-            <w:tcW w:type="dxa" w:w="1600"/>
+            <w:tcW w:type="dxa" w:w="1330"/>
             <w:tcBorders>
               <w:top w:val="single" w:color="1F2A44" w:sz="4"/>
               <w:left w:val="none" w:color="auto" w:sz="0"/>
@@ -3813,13 +3814,14 @@
                 <w:sz w:val="16"/>
                 <w:szCs w:val="16"/>
               </w:rPr>
-              <w:t xml:space="preserve">Цена, млн ₽</w:t>
-            </w:r>
-          </w:p>
-        </w:tc>
-        <w:tc>
-          <w:tcPr>
-            <w:tcW w:type="dxa" w:w="1700"/>
+              <w:t xml:space="preserve">Цена,
+млн ₽</w:t>
+            </w:r>
+          </w:p>
+        </w:tc>
+        <w:tc>
+          <w:tcPr>
+            <w:tcW w:type="dxa" w:w="1450"/>
             <w:tcBorders>
               <w:top w:val="single" w:color="1F2A44" w:sz="4"/>
               <w:left w:val="none" w:color="auto" w:sz="0"/>
@@ -3857,7 +3859,7 @@
         </w:tc>
         <w:tc>
           <w:tcPr>
-            <w:tcW w:type="dxa" w:w="1958"/>
+            <w:tcW w:type="dxa" w:w="1670"/>
             <w:tcBorders>
               <w:top w:val="single" w:color="1F2A44" w:sz="4"/>
               <w:left w:val="none" w:color="auto" w:sz="0"/>
@@ -3893,11 +3895,49 @@
             </w:r>
           </w:p>
         </w:tc>
+        <w:tc>
+          <w:tcPr>
+            <w:tcW w:type="dxa" w:w="1458"/>
+            <w:tcBorders>
+              <w:top w:val="single" w:color="1F2A44" w:sz="4"/>
+              <w:left w:val="none" w:color="auto" w:sz="0"/>
+              <w:bottom w:val="single" w:color="D9D4CB" w:sz="4"/>
+              <w:right w:val="none" w:color="auto" w:sz="0"/>
+            </w:tcBorders>
+            <w:shd w:fill="1F2A44" w:color="auto" w:val="clear"/>
+            <w:tcMar>
+              <w:top w:type="dxa" w:w="52"/>
+              <w:left w:type="dxa" w:w="100"/>
+              <w:bottom w:type="dxa" w:w="52"/>
+              <w:right w:type="dxa" w:w="100"/>
+            </w:tcMar>
+            <w:vAlign w:val="center"/>
+          </w:tcPr>
+          <w:p>
+            <w:pPr>
+              <w:spacing w:after="0" w:line="240" w:lineRule="auto"/>
+              <w:jc w:val="center"/>
+            </w:pPr>
+            <w:r>
+              <w:rPr>
+                <w:rFonts w:ascii="Arial" w:cs="Arial" w:eastAsia="Arial" w:hAnsi="Arial"/>
+                <w:b/>
+                <w:bCs/>
+                <w:i w:val="false"/>
+                <w:iCs w:val="false"/>
+                <w:color w:val="FFFFFF"/>
+                <w:sz w:val="16"/>
+                <w:szCs w:val="16"/>
+              </w:rPr>
+              <w:t xml:space="preserve">Ссылка</w:t>
+            </w:r>
+          </w:p>
+        </w:tc>
       </w:tr>
       <w:tr>
         <w:tc>
           <w:tcPr>
-            <w:tcW w:type="dxa" w:w="1780"/>
+            <w:tcW w:type="dxa" w:w="1500"/>
             <w:tcBorders>
               <w:top w:val="single" w:color="D9D4CB" w:sz="4"/>
               <w:left w:val="none" w:color="auto" w:sz="0"/>
@@ -3934,7 +3974,7 @@
         </w:tc>
         <w:tc>
           <w:tcPr>
-            <w:tcW w:type="dxa" w:w="1500"/>
+            <w:tcW w:type="dxa" w:w="1330"/>
             <w:tcBorders>
               <w:top w:val="single" w:color="D9D4CB" w:sz="4"/>
               <w:left w:val="none" w:color="auto" w:sz="0"/>
@@ -3971,7 +4011,7 @@
         </w:tc>
         <w:tc>
           <w:tcPr>
-            <w:tcW w:type="dxa" w:w="1100"/>
+            <w:tcW w:type="dxa" w:w="900"/>
             <w:tcBorders>
               <w:top w:val="single" w:color="D9D4CB" w:sz="4"/>
               <w:left w:val="none" w:color="auto" w:sz="0"/>
@@ -4008,7 +4048,7 @@
         </w:tc>
         <w:tc>
           <w:tcPr>
-            <w:tcW w:type="dxa" w:w="1600"/>
+            <w:tcW w:type="dxa" w:w="1330"/>
             <w:tcBorders>
               <w:top w:val="single" w:color="D9D4CB" w:sz="4"/>
               <w:left w:val="none" w:color="auto" w:sz="0"/>
@@ -4045,7 +4085,7 @@
         </w:tc>
         <w:tc>
           <w:tcPr>
-            <w:tcW w:type="dxa" w:w="1700"/>
+            <w:tcW w:type="dxa" w:w="1450"/>
             <w:tcBorders>
               <w:top w:val="single" w:color="D9D4CB" w:sz="4"/>
               <w:left w:val="none" w:color="auto" w:sz="0"/>
@@ -4082,7 +4122,7 @@
         </w:tc>
         <w:tc>
           <w:tcPr>
-            <w:tcW w:type="dxa" w:w="1958"/>
+            <w:tcW w:type="dxa" w:w="1670"/>
             <w:tcBorders>
               <w:top w:val="single" w:color="D9D4CB" w:sz="4"/>
               <w:left w:val="none" w:color="auto" w:sz="0"/>
@@ -4115,13 +4155,52 @@
               </w:rPr>
               <w:t xml:space="preserve">не указана</w:t>
             </w:r>
+          </w:p>
+        </w:tc>
+        <w:tc>
+          <w:tcPr>
+            <w:tcW w:type="dxa" w:w="1458"/>
+            <w:tcBorders>
+              <w:top w:val="single" w:color="D9D4CB" w:sz="4"/>
+              <w:left w:val="none" w:color="auto" w:sz="0"/>
+              <w:bottom w:val="single" w:color="D9D4CB" w:sz="4"/>
+              <w:right w:val="none" w:color="auto" w:sz="0"/>
+            </w:tcBorders>
+            <w:tcMar>
+              <w:top w:type="dxa" w:w="52"/>
+              <w:left w:type="dxa" w:w="100"/>
+              <w:bottom w:type="dxa" w:w="52"/>
+              <w:right w:type="dxa" w:w="100"/>
+            </w:tcMar>
+            <w:vAlign w:val="center"/>
+          </w:tcPr>
+          <w:p>
+            <w:pPr>
+              <w:spacing w:after="0" w:line="240" w:lineRule="auto"/>
+              <w:jc w:val="center"/>
+            </w:pPr>
+            <w:hyperlink w:history="1" r:id="rIdcvkvq2evm_dzfmfbdmknw">
+              <w:r>
+                <w:rPr>
+                  <w:rFonts w:ascii="Arial" w:cs="Arial" w:eastAsia="Arial" w:hAnsi="Arial"/>
+                  <w:b w:val="false"/>
+                  <w:bCs w:val="false"/>
+                  <w:i w:val="false"/>
+                  <w:iCs w:val="false"/>
+                  <w:color w:val="2C5FA8"/>
+                  <w:sz w:val="17"/>
+                  <w:szCs w:val="17"/>
+                </w:rPr>
+                <w:t xml:space="preserve">Циан →</w:t>
+              </w:r>
+            </w:hyperlink>
           </w:p>
         </w:tc>
       </w:tr>
       <w:tr>
         <w:tc>
           <w:tcPr>
-            <w:tcW w:type="dxa" w:w="1780"/>
+            <w:tcW w:type="dxa" w:w="1500"/>
             <w:tcBorders>
               <w:top w:val="single" w:color="D9D4CB" w:sz="4"/>
               <w:left w:val="none" w:color="auto" w:sz="0"/>
@@ -4159,7 +4238,7 @@
         </w:tc>
         <w:tc>
           <w:tcPr>
-            <w:tcW w:type="dxa" w:w="1500"/>
+            <w:tcW w:type="dxa" w:w="1330"/>
             <w:tcBorders>
               <w:top w:val="single" w:color="D9D4CB" w:sz="4"/>
               <w:left w:val="none" w:color="auto" w:sz="0"/>
@@ -4197,7 +4276,7 @@
         </w:tc>
         <w:tc>
           <w:tcPr>
-            <w:tcW w:type="dxa" w:w="1100"/>
+            <w:tcW w:type="dxa" w:w="900"/>
             <w:tcBorders>
               <w:top w:val="single" w:color="D9D4CB" w:sz="4"/>
               <w:left w:val="none" w:color="auto" w:sz="0"/>
@@ -4235,7 +4314,7 @@
         </w:tc>
         <w:tc>
           <w:tcPr>
-            <w:tcW w:type="dxa" w:w="1600"/>
+            <w:tcW w:type="dxa" w:w="1330"/>
             <w:tcBorders>
               <w:top w:val="single" w:color="D9D4CB" w:sz="4"/>
               <w:left w:val="none" w:color="auto" w:sz="0"/>
@@ -4273,7 +4352,7 @@
         </w:tc>
         <w:tc>
           <w:tcPr>
-            <w:tcW w:type="dxa" w:w="1700"/>
+            <w:tcW w:type="dxa" w:w="1450"/>
             <w:tcBorders>
               <w:top w:val="single" w:color="D9D4CB" w:sz="4"/>
               <w:left w:val="none" w:color="auto" w:sz="0"/>
@@ -4311,7 +4390,7 @@
         </w:tc>
         <w:tc>
           <w:tcPr>
-            <w:tcW w:type="dxa" w:w="1958"/>
+            <w:tcW w:type="dxa" w:w="1670"/>
             <w:tcBorders>
               <w:top w:val="single" w:color="D9D4CB" w:sz="4"/>
               <w:left w:val="none" w:color="auto" w:sz="0"/>
@@ -4345,13 +4424,53 @@
               </w:rPr>
               <w:t xml:space="preserve">Дизайнерский</w:t>
             </w:r>
+          </w:p>
+        </w:tc>
+        <w:tc>
+          <w:tcPr>
+            <w:tcW w:type="dxa" w:w="1458"/>
+            <w:tcBorders>
+              <w:top w:val="single" w:color="D9D4CB" w:sz="4"/>
+              <w:left w:val="none" w:color="auto" w:sz="0"/>
+              <w:bottom w:val="single" w:color="D9D4CB" w:sz="4"/>
+              <w:right w:val="none" w:color="auto" w:sz="0"/>
+            </w:tcBorders>
+            <w:shd w:fill="FBFAF8" w:color="auto" w:val="clear"/>
+            <w:tcMar>
+              <w:top w:type="dxa" w:w="52"/>
+              <w:left w:type="dxa" w:w="100"/>
+              <w:bottom w:type="dxa" w:w="52"/>
+              <w:right w:type="dxa" w:w="100"/>
+            </w:tcMar>
+            <w:vAlign w:val="center"/>
+          </w:tcPr>
+          <w:p>
+            <w:pPr>
+              <w:spacing w:after="0" w:line="240" w:lineRule="auto"/>
+              <w:jc w:val="center"/>
+            </w:pPr>
+            <w:hyperlink w:history="1" r:id="rIdnubkg-v3d2q1jgrnbkp3f">
+              <w:r>
+                <w:rPr>
+                  <w:rFonts w:ascii="Arial" w:cs="Arial" w:eastAsia="Arial" w:hAnsi="Arial"/>
+                  <w:b w:val="false"/>
+                  <w:bCs w:val="false"/>
+                  <w:i w:val="false"/>
+                  <w:iCs w:val="false"/>
+                  <w:color w:val="2C5FA8"/>
+                  <w:sz w:val="17"/>
+                  <w:szCs w:val="17"/>
+                </w:rPr>
+                <w:t xml:space="preserve">Циан →</w:t>
+              </w:r>
+            </w:hyperlink>
           </w:p>
         </w:tc>
       </w:tr>
       <w:tr>
         <w:tc>
           <w:tcPr>
-            <w:tcW w:type="dxa" w:w="1780"/>
+            <w:tcW w:type="dxa" w:w="1500"/>
             <w:tcBorders>
               <w:top w:val="single" w:color="D9D4CB" w:sz="4"/>
               <w:left w:val="none" w:color="auto" w:sz="0"/>
@@ -4388,7 +4507,7 @@
         </w:tc>
         <w:tc>
           <w:tcPr>
-            <w:tcW w:type="dxa" w:w="1500"/>
+            <w:tcW w:type="dxa" w:w="1330"/>
             <w:tcBorders>
               <w:top w:val="single" w:color="D9D4CB" w:sz="4"/>
               <w:left w:val="none" w:color="auto" w:sz="0"/>
@@ -4425,7 +4544,7 @@
         </w:tc>
         <w:tc>
           <w:tcPr>
-            <w:tcW w:type="dxa" w:w="1100"/>
+            <w:tcW w:type="dxa" w:w="900"/>
             <w:tcBorders>
               <w:top w:val="single" w:color="D9D4CB" w:sz="4"/>
               <w:left w:val="none" w:color="auto" w:sz="0"/>
@@ -4462,7 +4581,7 @@
         </w:tc>
         <w:tc>
           <w:tcPr>
-            <w:tcW w:type="dxa" w:w="1600"/>
+            <w:tcW w:type="dxa" w:w="1330"/>
             <w:tcBorders>
               <w:top w:val="single" w:color="D9D4CB" w:sz="4"/>
               <w:left w:val="none" w:color="auto" w:sz="0"/>
@@ -4499,7 +4618,7 @@
         </w:tc>
         <w:tc>
           <w:tcPr>
-            <w:tcW w:type="dxa" w:w="1700"/>
+            <w:tcW w:type="dxa" w:w="1450"/>
             <w:tcBorders>
               <w:top w:val="single" w:color="D9D4CB" w:sz="4"/>
               <w:left w:val="none" w:color="auto" w:sz="0"/>
@@ -4536,7 +4655,7 @@
         </w:tc>
         <w:tc>
           <w:tcPr>
-            <w:tcW w:type="dxa" w:w="1958"/>
+            <w:tcW w:type="dxa" w:w="1670"/>
             <w:tcBorders>
               <w:top w:val="single" w:color="D9D4CB" w:sz="4"/>
               <w:left w:val="none" w:color="auto" w:sz="0"/>
@@ -4569,13 +4688,52 @@
               </w:rPr>
               <w:t xml:space="preserve">Дизайнерский</w:t>
             </w:r>
+          </w:p>
+        </w:tc>
+        <w:tc>
+          <w:tcPr>
+            <w:tcW w:type="dxa" w:w="1458"/>
+            <w:tcBorders>
+              <w:top w:val="single" w:color="D9D4CB" w:sz="4"/>
+              <w:left w:val="none" w:color="auto" w:sz="0"/>
+              <w:bottom w:val="single" w:color="D9D4CB" w:sz="4"/>
+              <w:right w:val="none" w:color="auto" w:sz="0"/>
+            </w:tcBorders>
+            <w:tcMar>
+              <w:top w:type="dxa" w:w="52"/>
+              <w:left w:type="dxa" w:w="100"/>
+              <w:bottom w:type="dxa" w:w="52"/>
+              <w:right w:type="dxa" w:w="100"/>
+            </w:tcMar>
+            <w:vAlign w:val="center"/>
+          </w:tcPr>
+          <w:p>
+            <w:pPr>
+              <w:spacing w:after="0" w:line="240" w:lineRule="auto"/>
+              <w:jc w:val="center"/>
+            </w:pPr>
+            <w:hyperlink w:history="1" r:id="rIdpgscxhsjeumzgad5huugx">
+              <w:r>
+                <w:rPr>
+                  <w:rFonts w:ascii="Arial" w:cs="Arial" w:eastAsia="Arial" w:hAnsi="Arial"/>
+                  <w:b w:val="false"/>
+                  <w:bCs w:val="false"/>
+                  <w:i w:val="false"/>
+                  <w:iCs w:val="false"/>
+                  <w:color w:val="2C5FA8"/>
+                  <w:sz w:val="17"/>
+                  <w:szCs w:val="17"/>
+                </w:rPr>
+                <w:t xml:space="preserve">Циан →</w:t>
+              </w:r>
+            </w:hyperlink>
           </w:p>
         </w:tc>
       </w:tr>
       <w:tr>
         <w:tc>
           <w:tcPr>
-            <w:tcW w:type="dxa" w:w="1780"/>
+            <w:tcW w:type="dxa" w:w="1500"/>
             <w:tcBorders>
               <w:top w:val="single" w:color="D9D4CB" w:sz="4"/>
               <w:left w:val="none" w:color="auto" w:sz="0"/>
@@ -4613,7 +4771,7 @@
         </w:tc>
         <w:tc>
           <w:tcPr>
-            <w:tcW w:type="dxa" w:w="1500"/>
+            <w:tcW w:type="dxa" w:w="1330"/>
             <w:tcBorders>
               <w:top w:val="single" w:color="D9D4CB" w:sz="4"/>
               <w:left w:val="none" w:color="auto" w:sz="0"/>
@@ -4651,7 +4809,7 @@
         </w:tc>
         <w:tc>
           <w:tcPr>
-            <w:tcW w:type="dxa" w:w="1100"/>
+            <w:tcW w:type="dxa" w:w="900"/>
             <w:tcBorders>
               <w:top w:val="single" w:color="D9D4CB" w:sz="4"/>
               <w:left w:val="none" w:color="auto" w:sz="0"/>
@@ -4689,7 +4847,7 @@
         </w:tc>
         <w:tc>
           <w:tcPr>
-            <w:tcW w:type="dxa" w:w="1600"/>
+            <w:tcW w:type="dxa" w:w="1330"/>
             <w:tcBorders>
               <w:top w:val="single" w:color="D9D4CB" w:sz="4"/>
               <w:left w:val="none" w:color="auto" w:sz="0"/>
@@ -4727,7 +4885,7 @@
         </w:tc>
         <w:tc>
           <w:tcPr>
-            <w:tcW w:type="dxa" w:w="1700"/>
+            <w:tcW w:type="dxa" w:w="1450"/>
             <w:tcBorders>
               <w:top w:val="single" w:color="D9D4CB" w:sz="4"/>
               <w:left w:val="none" w:color="auto" w:sz="0"/>
@@ -4765,7 +4923,7 @@
         </w:tc>
         <w:tc>
           <w:tcPr>
-            <w:tcW w:type="dxa" w:w="1958"/>
+            <w:tcW w:type="dxa" w:w="1670"/>
             <w:tcBorders>
               <w:top w:val="single" w:color="D9D4CB" w:sz="4"/>
               <w:left w:val="none" w:color="auto" w:sz="0"/>
@@ -4799,13 +4957,53 @@
               </w:rPr>
               <w:t xml:space="preserve">Дизайнерский</w:t>
             </w:r>
+          </w:p>
+        </w:tc>
+        <w:tc>
+          <w:tcPr>
+            <w:tcW w:type="dxa" w:w="1458"/>
+            <w:tcBorders>
+              <w:top w:val="single" w:color="D9D4CB" w:sz="4"/>
+              <w:left w:val="none" w:color="auto" w:sz="0"/>
+              <w:bottom w:val="single" w:color="D9D4CB" w:sz="4"/>
+              <w:right w:val="none" w:color="auto" w:sz="0"/>
+            </w:tcBorders>
+            <w:shd w:fill="FBFAF8" w:color="auto" w:val="clear"/>
+            <w:tcMar>
+              <w:top w:type="dxa" w:w="52"/>
+              <w:left w:type="dxa" w:w="100"/>
+              <w:bottom w:type="dxa" w:w="52"/>
+              <w:right w:type="dxa" w:w="100"/>
+            </w:tcMar>
+            <w:vAlign w:val="center"/>
+          </w:tcPr>
+          <w:p>
+            <w:pPr>
+              <w:spacing w:after="0" w:line="240" w:lineRule="auto"/>
+              <w:jc w:val="center"/>
+            </w:pPr>
+            <w:hyperlink w:history="1" r:id="rIdofq1tnw7oeznspwzznkqc">
+              <w:r>
+                <w:rPr>
+                  <w:rFonts w:ascii="Arial" w:cs="Arial" w:eastAsia="Arial" w:hAnsi="Arial"/>
+                  <w:b w:val="false"/>
+                  <w:bCs w:val="false"/>
+                  <w:i w:val="false"/>
+                  <w:iCs w:val="false"/>
+                  <w:color w:val="2C5FA8"/>
+                  <w:sz w:val="17"/>
+                  <w:szCs w:val="17"/>
+                </w:rPr>
+                <w:t xml:space="preserve">Циан →</w:t>
+              </w:r>
+            </w:hyperlink>
           </w:p>
         </w:tc>
       </w:tr>
       <w:tr>
         <w:tc>
           <w:tcPr>
-            <w:tcW w:type="dxa" w:w="1780"/>
+            <w:tcW w:type="dxa" w:w="1500"/>
             <w:tcBorders>
               <w:top w:val="single" w:color="D9D4CB" w:sz="4"/>
               <w:left w:val="none" w:color="auto" w:sz="0"/>
@@ -4842,7 +5040,7 @@
         </w:tc>
         <w:tc>
           <w:tcPr>
-            <w:tcW w:type="dxa" w:w="1500"/>
+            <w:tcW w:type="dxa" w:w="1330"/>
             <w:tcBorders>
               <w:top w:val="single" w:color="D9D4CB" w:sz="4"/>
               <w:left w:val="none" w:color="auto" w:sz="0"/>
@@ -4879,7 +5077,7 @@
         </w:tc>
         <w:tc>
           <w:tcPr>
-            <w:tcW w:type="dxa" w:w="1100"/>
+            <w:tcW w:type="dxa" w:w="900"/>
             <w:tcBorders>
               <w:top w:val="single" w:color="D9D4CB" w:sz="4"/>
               <w:left w:val="none" w:color="auto" w:sz="0"/>
@@ -4916,7 +5114,7 @@
         </w:tc>
         <w:tc>
           <w:tcPr>
-            <w:tcW w:type="dxa" w:w="1600"/>
+            <w:tcW w:type="dxa" w:w="1330"/>
             <w:tcBorders>
               <w:top w:val="single" w:color="D9D4CB" w:sz="4"/>
               <w:left w:val="none" w:color="auto" w:sz="0"/>
@@ -4953,7 +5151,7 @@
         </w:tc>
         <w:tc>
           <w:tcPr>
-            <w:tcW w:type="dxa" w:w="1700"/>
+            <w:tcW w:type="dxa" w:w="1450"/>
             <w:tcBorders>
               <w:top w:val="single" w:color="D9D4CB" w:sz="4"/>
               <w:left w:val="none" w:color="auto" w:sz="0"/>
@@ -4990,7 +5188,7 @@
         </w:tc>
         <w:tc>
           <w:tcPr>
-            <w:tcW w:type="dxa" w:w="1958"/>
+            <w:tcW w:type="dxa" w:w="1670"/>
             <w:tcBorders>
               <w:top w:val="single" w:color="D9D4CB" w:sz="4"/>
               <w:left w:val="none" w:color="auto" w:sz="0"/>
@@ -5023,13 +5221,52 @@
               </w:rPr>
               <w:t xml:space="preserve">Без отделки</w:t>
             </w:r>
+          </w:p>
+        </w:tc>
+        <w:tc>
+          <w:tcPr>
+            <w:tcW w:type="dxa" w:w="1458"/>
+            <w:tcBorders>
+              <w:top w:val="single" w:color="D9D4CB" w:sz="4"/>
+              <w:left w:val="none" w:color="auto" w:sz="0"/>
+              <w:bottom w:val="single" w:color="D9D4CB" w:sz="4"/>
+              <w:right w:val="none" w:color="auto" w:sz="0"/>
+            </w:tcBorders>
+            <w:tcMar>
+              <w:top w:type="dxa" w:w="52"/>
+              <w:left w:type="dxa" w:w="100"/>
+              <w:bottom w:type="dxa" w:w="52"/>
+              <w:right w:type="dxa" w:w="100"/>
+            </w:tcMar>
+            <w:vAlign w:val="center"/>
+          </w:tcPr>
+          <w:p>
+            <w:pPr>
+              <w:spacing w:after="0" w:line="240" w:lineRule="auto"/>
+              <w:jc w:val="center"/>
+            </w:pPr>
+            <w:hyperlink w:history="1" r:id="rIdjapqepmbqojo5btyzc6qu">
+              <w:r>
+                <w:rPr>
+                  <w:rFonts w:ascii="Arial" w:cs="Arial" w:eastAsia="Arial" w:hAnsi="Arial"/>
+                  <w:b w:val="false"/>
+                  <w:bCs w:val="false"/>
+                  <w:i w:val="false"/>
+                  <w:iCs w:val="false"/>
+                  <w:color w:val="2C5FA8"/>
+                  <w:sz w:val="17"/>
+                  <w:szCs w:val="17"/>
+                </w:rPr>
+                <w:t xml:space="preserve">Циан →</w:t>
+              </w:r>
+            </w:hyperlink>
           </w:p>
         </w:tc>
       </w:tr>
       <w:tr>
         <w:tc>
           <w:tcPr>
-            <w:tcW w:type="dxa" w:w="1780"/>
+            <w:tcW w:type="dxa" w:w="1500"/>
             <w:tcBorders>
               <w:top w:val="single" w:color="D9D4CB" w:sz="4"/>
               <w:left w:val="none" w:color="auto" w:sz="0"/>
@@ -5067,7 +5304,7 @@
         </w:tc>
         <w:tc>
           <w:tcPr>
-            <w:tcW w:type="dxa" w:w="1500"/>
+            <w:tcW w:type="dxa" w:w="1330"/>
             <w:tcBorders>
               <w:top w:val="single" w:color="D9D4CB" w:sz="4"/>
               <w:left w:val="none" w:color="auto" w:sz="0"/>
@@ -5105,7 +5342,7 @@
         </w:tc>
         <w:tc>
           <w:tcPr>
-            <w:tcW w:type="dxa" w:w="1100"/>
+            <w:tcW w:type="dxa" w:w="900"/>
             <w:tcBorders>
               <w:top w:val="single" w:color="D9D4CB" w:sz="4"/>
               <w:left w:val="none" w:color="auto" w:sz="0"/>
@@ -5143,7 +5380,7 @@
         </w:tc>
         <w:tc>
           <w:tcPr>
-            <w:tcW w:type="dxa" w:w="1600"/>
+            <w:tcW w:type="dxa" w:w="1330"/>
             <w:tcBorders>
               <w:top w:val="single" w:color="D9D4CB" w:sz="4"/>
               <w:left w:val="none" w:color="auto" w:sz="0"/>
@@ -5181,7 +5418,7 @@
         </w:tc>
         <w:tc>
           <w:tcPr>
-            <w:tcW w:type="dxa" w:w="1700"/>
+            <w:tcW w:type="dxa" w:w="1450"/>
             <w:tcBorders>
               <w:top w:val="single" w:color="D9D4CB" w:sz="4"/>
               <w:left w:val="none" w:color="auto" w:sz="0"/>
@@ -5219,7 +5456,7 @@
         </w:tc>
         <w:tc>
           <w:tcPr>
-            <w:tcW w:type="dxa" w:w="1958"/>
+            <w:tcW w:type="dxa" w:w="1670"/>
             <w:tcBorders>
               <w:top w:val="single" w:color="D9D4CB" w:sz="4"/>
               <w:left w:val="none" w:color="auto" w:sz="0"/>
@@ -5253,13 +5490,53 @@
               </w:rPr>
               <w:t xml:space="preserve">Без отделки</w:t>
             </w:r>
+          </w:p>
+        </w:tc>
+        <w:tc>
+          <w:tcPr>
+            <w:tcW w:type="dxa" w:w="1458"/>
+            <w:tcBorders>
+              <w:top w:val="single" w:color="D9D4CB" w:sz="4"/>
+              <w:left w:val="none" w:color="auto" w:sz="0"/>
+              <w:bottom w:val="single" w:color="D9D4CB" w:sz="4"/>
+              <w:right w:val="none" w:color="auto" w:sz="0"/>
+            </w:tcBorders>
+            <w:shd w:fill="FBFAF8" w:color="auto" w:val="clear"/>
+            <w:tcMar>
+              <w:top w:type="dxa" w:w="52"/>
+              <w:left w:type="dxa" w:w="100"/>
+              <w:bottom w:type="dxa" w:w="52"/>
+              <w:right w:type="dxa" w:w="100"/>
+            </w:tcMar>
+            <w:vAlign w:val="center"/>
+          </w:tcPr>
+          <w:p>
+            <w:pPr>
+              <w:spacing w:after="0" w:line="240" w:lineRule="auto"/>
+              <w:jc w:val="center"/>
+            </w:pPr>
+            <w:hyperlink w:history="1" r:id="rIdfhwpudxlrvrbrylafpn9s">
+              <w:r>
+                <w:rPr>
+                  <w:rFonts w:ascii="Arial" w:cs="Arial" w:eastAsia="Arial" w:hAnsi="Arial"/>
+                  <w:b w:val="false"/>
+                  <w:bCs w:val="false"/>
+                  <w:i w:val="false"/>
+                  <w:iCs w:val="false"/>
+                  <w:color w:val="2C5FA8"/>
+                  <w:sz w:val="17"/>
+                  <w:szCs w:val="17"/>
+                </w:rPr>
+                <w:t xml:space="preserve">Циан →</w:t>
+              </w:r>
+            </w:hyperlink>
           </w:p>
         </w:tc>
       </w:tr>
       <w:tr>
         <w:tc>
           <w:tcPr>
-            <w:tcW w:type="dxa" w:w="1780"/>
+            <w:tcW w:type="dxa" w:w="1500"/>
             <w:tcBorders>
               <w:top w:val="single" w:color="D9D4CB" w:sz="4"/>
               <w:left w:val="none" w:color="auto" w:sz="0"/>
@@ -5296,7 +5573,7 @@
         </w:tc>
         <w:tc>
           <w:tcPr>
-            <w:tcW w:type="dxa" w:w="1500"/>
+            <w:tcW w:type="dxa" w:w="1330"/>
             <w:tcBorders>
               <w:top w:val="single" w:color="D9D4CB" w:sz="4"/>
               <w:left w:val="none" w:color="auto" w:sz="0"/>
@@ -5333,7 +5610,7 @@
         </w:tc>
         <w:tc>
           <w:tcPr>
-            <w:tcW w:type="dxa" w:w="1100"/>
+            <w:tcW w:type="dxa" w:w="900"/>
             <w:tcBorders>
               <w:top w:val="single" w:color="D9D4CB" w:sz="4"/>
               <w:left w:val="none" w:color="auto" w:sz="0"/>
@@ -5370,7 +5647,7 @@
         </w:tc>
         <w:tc>
           <w:tcPr>
-            <w:tcW w:type="dxa" w:w="1600"/>
+            <w:tcW w:type="dxa" w:w="1330"/>
             <w:tcBorders>
               <w:top w:val="single" w:color="D9D4CB" w:sz="4"/>
               <w:left w:val="none" w:color="auto" w:sz="0"/>
@@ -5407,7 +5684,7 @@
         </w:tc>
         <w:tc>
           <w:tcPr>
-            <w:tcW w:type="dxa" w:w="1700"/>
+            <w:tcW w:type="dxa" w:w="1450"/>
             <w:tcBorders>
               <w:top w:val="single" w:color="D9D4CB" w:sz="4"/>
               <w:left w:val="none" w:color="auto" w:sz="0"/>
@@ -5444,7 +5721,7 @@
         </w:tc>
         <w:tc>
           <w:tcPr>
-            <w:tcW w:type="dxa" w:w="1958"/>
+            <w:tcW w:type="dxa" w:w="1670"/>
             <w:tcBorders>
               <w:top w:val="single" w:color="D9D4CB" w:sz="4"/>
               <w:left w:val="none" w:color="auto" w:sz="0"/>
@@ -5477,13 +5754,52 @@
               </w:rPr>
               <w:t xml:space="preserve">Дизайнерский</w:t>
             </w:r>
+          </w:p>
+        </w:tc>
+        <w:tc>
+          <w:tcPr>
+            <w:tcW w:type="dxa" w:w="1458"/>
+            <w:tcBorders>
+              <w:top w:val="single" w:color="D9D4CB" w:sz="4"/>
+              <w:left w:val="none" w:color="auto" w:sz="0"/>
+              <w:bottom w:val="single" w:color="D9D4CB" w:sz="4"/>
+              <w:right w:val="none" w:color="auto" w:sz="0"/>
+            </w:tcBorders>
+            <w:tcMar>
+              <w:top w:type="dxa" w:w="52"/>
+              <w:left w:type="dxa" w:w="100"/>
+              <w:bottom w:type="dxa" w:w="52"/>
+              <w:right w:type="dxa" w:w="100"/>
+            </w:tcMar>
+            <w:vAlign w:val="center"/>
+          </w:tcPr>
+          <w:p>
+            <w:pPr>
+              <w:spacing w:after="0" w:line="240" w:lineRule="auto"/>
+              <w:jc w:val="center"/>
+            </w:pPr>
+            <w:hyperlink w:history="1" r:id="rIdggfypyakr5c9fpxzyz0-r">
+              <w:r>
+                <w:rPr>
+                  <w:rFonts w:ascii="Arial" w:cs="Arial" w:eastAsia="Arial" w:hAnsi="Arial"/>
+                  <w:b w:val="false"/>
+                  <w:bCs w:val="false"/>
+                  <w:i w:val="false"/>
+                  <w:iCs w:val="false"/>
+                  <w:color w:val="2C5FA8"/>
+                  <w:sz w:val="17"/>
+                  <w:szCs w:val="17"/>
+                </w:rPr>
+                <w:t xml:space="preserve">Циан →</w:t>
+              </w:r>
+            </w:hyperlink>
           </w:p>
         </w:tc>
       </w:tr>
       <w:tr>
         <w:tc>
           <w:tcPr>
-            <w:tcW w:type="dxa" w:w="1780"/>
+            <w:tcW w:type="dxa" w:w="1500"/>
             <w:tcBorders>
               <w:top w:val="single" w:color="D9D4CB" w:sz="4"/>
               <w:left w:val="none" w:color="auto" w:sz="0"/>
@@ -5521,7 +5837,7 @@
         </w:tc>
         <w:tc>
           <w:tcPr>
-            <w:tcW w:type="dxa" w:w="1500"/>
+            <w:tcW w:type="dxa" w:w="1330"/>
             <w:tcBorders>
               <w:top w:val="single" w:color="D9D4CB" w:sz="4"/>
               <w:left w:val="none" w:color="auto" w:sz="0"/>
@@ -5559,7 +5875,7 @@
         </w:tc>
         <w:tc>
           <w:tcPr>
-            <w:tcW w:type="dxa" w:w="1100"/>
+            <w:tcW w:type="dxa" w:w="900"/>
             <w:tcBorders>
               <w:top w:val="single" w:color="D9D4CB" w:sz="4"/>
               <w:left w:val="none" w:color="auto" w:sz="0"/>
@@ -5597,7 +5913,7 @@
         </w:tc>
         <w:tc>
           <w:tcPr>
-            <w:tcW w:type="dxa" w:w="1600"/>
+            <w:tcW w:type="dxa" w:w="1330"/>
             <w:tcBorders>
               <w:top w:val="single" w:color="D9D4CB" w:sz="4"/>
               <w:left w:val="none" w:color="auto" w:sz="0"/>
@@ -5635,7 +5951,7 @@
         </w:tc>
         <w:tc>
           <w:tcPr>
-            <w:tcW w:type="dxa" w:w="1700"/>
+            <w:tcW w:type="dxa" w:w="1450"/>
             <w:tcBorders>
               <w:top w:val="single" w:color="D9D4CB" w:sz="4"/>
               <w:left w:val="none" w:color="auto" w:sz="0"/>
@@ -5673,7 +5989,7 @@
         </w:tc>
         <w:tc>
           <w:tcPr>
-            <w:tcW w:type="dxa" w:w="1958"/>
+            <w:tcW w:type="dxa" w:w="1670"/>
             <w:tcBorders>
               <w:top w:val="single" w:color="D9D4CB" w:sz="4"/>
               <w:left w:val="none" w:color="auto" w:sz="0"/>
@@ -5705,15 +6021,55 @@
                 <w:sz w:val="17"/>
                 <w:szCs w:val="17"/>
               </w:rPr>
-              <w:t xml:space="preserve">не указана</w:t>
-            </w:r>
+              <w:t xml:space="preserve">Без отделки</w:t>
+            </w:r>
+          </w:p>
+        </w:tc>
+        <w:tc>
+          <w:tcPr>
+            <w:tcW w:type="dxa" w:w="1458"/>
+            <w:tcBorders>
+              <w:top w:val="single" w:color="D9D4CB" w:sz="4"/>
+              <w:left w:val="none" w:color="auto" w:sz="0"/>
+              <w:bottom w:val="single" w:color="D9D4CB" w:sz="4"/>
+              <w:right w:val="none" w:color="auto" w:sz="0"/>
+            </w:tcBorders>
+            <w:shd w:fill="FBFAF8" w:color="auto" w:val="clear"/>
+            <w:tcMar>
+              <w:top w:type="dxa" w:w="52"/>
+              <w:left w:type="dxa" w:w="100"/>
+              <w:bottom w:type="dxa" w:w="52"/>
+              <w:right w:type="dxa" w:w="100"/>
+            </w:tcMar>
+            <w:vAlign w:val="center"/>
+          </w:tcPr>
+          <w:p>
+            <w:pPr>
+              <w:spacing w:after="0" w:line="240" w:lineRule="auto"/>
+              <w:jc w:val="center"/>
+            </w:pPr>
+            <w:hyperlink w:history="1" r:id="rId57fqw4vymt4e46hybu-rt">
+              <w:r>
+                <w:rPr>
+                  <w:rFonts w:ascii="Arial" w:cs="Arial" w:eastAsia="Arial" w:hAnsi="Arial"/>
+                  <w:b w:val="false"/>
+                  <w:bCs w:val="false"/>
+                  <w:i w:val="false"/>
+                  <w:iCs w:val="false"/>
+                  <w:color w:val="2C5FA8"/>
+                  <w:sz w:val="17"/>
+                  <w:szCs w:val="17"/>
+                </w:rPr>
+                <w:t xml:space="preserve">Циан →</w:t>
+              </w:r>
+            </w:hyperlink>
           </w:p>
         </w:tc>
       </w:tr>
       <w:tr>
         <w:tc>
           <w:tcPr>
-            <w:tcW w:type="dxa" w:w="1780"/>
+            <w:tcW w:type="dxa" w:w="1500"/>
             <w:tcBorders>
               <w:top w:val="single" w:color="D9D4CB" w:sz="4"/>
               <w:left w:val="none" w:color="auto" w:sz="0"/>
@@ -5744,200 +6100,239 @@
                 <w:sz w:val="17"/>
                 <w:szCs w:val="17"/>
               </w:rPr>
-              <w:t xml:space="preserve">4+ комн</w:t>
-            </w:r>
-          </w:p>
-        </w:tc>
-        <w:tc>
-          <w:tcPr>
-            <w:tcW w:type="dxa" w:w="1500"/>
-            <w:tcBorders>
-              <w:top w:val="single" w:color="D9D4CB" w:sz="4"/>
-              <w:left w:val="none" w:color="auto" w:sz="0"/>
-              <w:bottom w:val="single" w:color="D9D4CB" w:sz="4"/>
-              <w:right w:val="none" w:color="auto" w:sz="0"/>
-            </w:tcBorders>
-            <w:tcMar>
-              <w:top w:type="dxa" w:w="52"/>
-              <w:left w:type="dxa" w:w="100"/>
-              <w:bottom w:type="dxa" w:w="52"/>
-              <w:right w:type="dxa" w:w="100"/>
-            </w:tcMar>
-            <w:vAlign w:val="center"/>
-          </w:tcPr>
-          <w:p>
-            <w:pPr>
-              <w:spacing w:after="0" w:line="240" w:lineRule="auto"/>
-              <w:jc w:val="center"/>
-            </w:pPr>
-            <w:r>
-              <w:rPr>
-                <w:rFonts w:ascii="Arial" w:cs="Arial" w:eastAsia="Arial" w:hAnsi="Arial"/>
-                <w:b w:val="false"/>
-                <w:bCs w:val="false"/>
-                <w:i w:val="false"/>
-                <w:iCs w:val="false"/>
-                <w:color w:val="2A2E38"/>
-                <w:sz w:val="17"/>
-                <w:szCs w:val="17"/>
-              </w:rPr>
-              <w:t xml:space="preserve">158,3</w:t>
-            </w:r>
-          </w:p>
-        </w:tc>
-        <w:tc>
-          <w:tcPr>
-            <w:tcW w:type="dxa" w:w="1100"/>
-            <w:tcBorders>
-              <w:top w:val="single" w:color="D9D4CB" w:sz="4"/>
-              <w:left w:val="none" w:color="auto" w:sz="0"/>
-              <w:bottom w:val="single" w:color="D9D4CB" w:sz="4"/>
-              <w:right w:val="none" w:color="auto" w:sz="0"/>
-            </w:tcBorders>
-            <w:tcMar>
-              <w:top w:type="dxa" w:w="52"/>
-              <w:left w:type="dxa" w:w="100"/>
-              <w:bottom w:type="dxa" w:w="52"/>
-              <w:right w:type="dxa" w:w="100"/>
-            </w:tcMar>
-            <w:vAlign w:val="center"/>
-          </w:tcPr>
-          <w:p>
-            <w:pPr>
-              <w:spacing w:after="0" w:line="240" w:lineRule="auto"/>
-              <w:jc w:val="center"/>
-            </w:pPr>
-            <w:r>
-              <w:rPr>
-                <w:rFonts w:ascii="Arial" w:cs="Arial" w:eastAsia="Arial" w:hAnsi="Arial"/>
-                <w:b w:val="false"/>
-                <w:bCs w:val="false"/>
-                <w:i w:val="false"/>
-                <w:iCs w:val="false"/>
-                <w:color w:val="2A2E38"/>
-                <w:sz w:val="17"/>
-                <w:szCs w:val="17"/>
-              </w:rPr>
-              <w:t xml:space="preserve">4/11</w:t>
-            </w:r>
-          </w:p>
-        </w:tc>
-        <w:tc>
-          <w:tcPr>
-            <w:tcW w:type="dxa" w:w="1600"/>
-            <w:tcBorders>
-              <w:top w:val="single" w:color="D9D4CB" w:sz="4"/>
-              <w:left w:val="none" w:color="auto" w:sz="0"/>
-              <w:bottom w:val="single" w:color="D9D4CB" w:sz="4"/>
-              <w:right w:val="none" w:color="auto" w:sz="0"/>
-            </w:tcBorders>
-            <w:tcMar>
-              <w:top w:type="dxa" w:w="52"/>
-              <w:left w:type="dxa" w:w="100"/>
-              <w:bottom w:type="dxa" w:w="52"/>
-              <w:right w:type="dxa" w:w="100"/>
-            </w:tcMar>
-            <w:vAlign w:val="center"/>
-          </w:tcPr>
-          <w:p>
-            <w:pPr>
-              <w:spacing w:after="0" w:line="240" w:lineRule="auto"/>
-              <w:jc w:val="center"/>
-            </w:pPr>
-            <w:r>
-              <w:rPr>
-                <w:rFonts w:ascii="Arial" w:cs="Arial" w:eastAsia="Arial" w:hAnsi="Arial"/>
-                <w:b w:val="false"/>
-                <w:bCs w:val="false"/>
-                <w:i w:val="false"/>
-                <w:iCs w:val="false"/>
-                <w:color w:val="2A2E38"/>
-                <w:sz w:val="17"/>
-                <w:szCs w:val="17"/>
-              </w:rPr>
-              <w:t xml:space="preserve">190,0</w:t>
-            </w:r>
-          </w:p>
-        </w:tc>
-        <w:tc>
-          <w:tcPr>
-            <w:tcW w:type="dxa" w:w="1700"/>
-            <w:tcBorders>
-              <w:top w:val="single" w:color="D9D4CB" w:sz="4"/>
-              <w:left w:val="none" w:color="auto" w:sz="0"/>
-              <w:bottom w:val="single" w:color="D9D4CB" w:sz="4"/>
-              <w:right w:val="none" w:color="auto" w:sz="0"/>
-            </w:tcBorders>
-            <w:tcMar>
-              <w:top w:type="dxa" w:w="52"/>
-              <w:left w:type="dxa" w:w="100"/>
-              <w:bottom w:type="dxa" w:w="52"/>
-              <w:right w:type="dxa" w:w="100"/>
-            </w:tcMar>
-            <w:vAlign w:val="center"/>
-          </w:tcPr>
-          <w:p>
-            <w:pPr>
-              <w:spacing w:after="0" w:line="240" w:lineRule="auto"/>
-              <w:jc w:val="center"/>
-            </w:pPr>
-            <w:r>
-              <w:rPr>
-                <w:rFonts w:ascii="Arial" w:cs="Arial" w:eastAsia="Arial" w:hAnsi="Arial"/>
-                <w:b w:val="false"/>
-                <w:bCs w:val="false"/>
-                <w:i w:val="false"/>
-                <w:iCs w:val="false"/>
-                <w:color w:val="2A2E38"/>
-                <w:sz w:val="17"/>
-                <w:szCs w:val="17"/>
-              </w:rPr>
-              <w:t xml:space="preserve">1 200 253</w:t>
-            </w:r>
-          </w:p>
-        </w:tc>
-        <w:tc>
-          <w:tcPr>
-            <w:tcW w:type="dxa" w:w="1958"/>
-            <w:tcBorders>
-              <w:top w:val="single" w:color="D9D4CB" w:sz="4"/>
-              <w:left w:val="none" w:color="auto" w:sz="0"/>
-              <w:bottom w:val="single" w:color="D9D4CB" w:sz="4"/>
-              <w:right w:val="none" w:color="auto" w:sz="0"/>
-            </w:tcBorders>
-            <w:tcMar>
-              <w:top w:type="dxa" w:w="52"/>
-              <w:left w:type="dxa" w:w="100"/>
-              <w:bottom w:type="dxa" w:w="52"/>
-              <w:right w:type="dxa" w:w="100"/>
-            </w:tcMar>
-            <w:vAlign w:val="center"/>
-          </w:tcPr>
-          <w:p>
-            <w:pPr>
-              <w:spacing w:after="0" w:line="240" w:lineRule="auto"/>
-              <w:jc w:val="center"/>
-            </w:pPr>
-            <w:r>
-              <w:rPr>
-                <w:rFonts w:ascii="Arial" w:cs="Arial" w:eastAsia="Arial" w:hAnsi="Arial"/>
-                <w:b w:val="false"/>
-                <w:bCs w:val="false"/>
-                <w:i w:val="false"/>
-                <w:iCs w:val="false"/>
-                <w:color w:val="2A2E38"/>
-                <w:sz w:val="17"/>
-                <w:szCs w:val="17"/>
-              </w:rPr>
-              <w:t xml:space="preserve">Без отделки</w:t>
-            </w:r>
+              <w:t xml:space="preserve">1-комн</w:t>
+            </w:r>
+          </w:p>
+        </w:tc>
+        <w:tc>
+          <w:tcPr>
+            <w:tcW w:type="dxa" w:w="1330"/>
+            <w:tcBorders>
+              <w:top w:val="single" w:color="D9D4CB" w:sz="4"/>
+              <w:left w:val="none" w:color="auto" w:sz="0"/>
+              <w:bottom w:val="single" w:color="D9D4CB" w:sz="4"/>
+              <w:right w:val="none" w:color="auto" w:sz="0"/>
+            </w:tcBorders>
+            <w:tcMar>
+              <w:top w:type="dxa" w:w="52"/>
+              <w:left w:type="dxa" w:w="100"/>
+              <w:bottom w:type="dxa" w:w="52"/>
+              <w:right w:type="dxa" w:w="100"/>
+            </w:tcMar>
+            <w:vAlign w:val="center"/>
+          </w:tcPr>
+          <w:p>
+            <w:pPr>
+              <w:spacing w:after="0" w:line="240" w:lineRule="auto"/>
+              <w:jc w:val="center"/>
+            </w:pPr>
+            <w:r>
+              <w:rPr>
+                <w:rFonts w:ascii="Arial" w:cs="Arial" w:eastAsia="Arial" w:hAnsi="Arial"/>
+                <w:b w:val="false"/>
+                <w:bCs w:val="false"/>
+                <w:i w:val="false"/>
+                <w:iCs w:val="false"/>
+                <w:color w:val="2A2E38"/>
+                <w:sz w:val="17"/>
+                <w:szCs w:val="17"/>
+              </w:rPr>
+              <w:t xml:space="preserve">46,4</w:t>
+            </w:r>
+          </w:p>
+        </w:tc>
+        <w:tc>
+          <w:tcPr>
+            <w:tcW w:type="dxa" w:w="900"/>
+            <w:tcBorders>
+              <w:top w:val="single" w:color="D9D4CB" w:sz="4"/>
+              <w:left w:val="none" w:color="auto" w:sz="0"/>
+              <w:bottom w:val="single" w:color="D9D4CB" w:sz="4"/>
+              <w:right w:val="none" w:color="auto" w:sz="0"/>
+            </w:tcBorders>
+            <w:tcMar>
+              <w:top w:type="dxa" w:w="52"/>
+              <w:left w:type="dxa" w:w="100"/>
+              <w:bottom w:type="dxa" w:w="52"/>
+              <w:right w:type="dxa" w:w="100"/>
+            </w:tcMar>
+            <w:vAlign w:val="center"/>
+          </w:tcPr>
+          <w:p>
+            <w:pPr>
+              <w:spacing w:after="0" w:line="240" w:lineRule="auto"/>
+              <w:jc w:val="center"/>
+            </w:pPr>
+            <w:r>
+              <w:rPr>
+                <w:rFonts w:ascii="Arial" w:cs="Arial" w:eastAsia="Arial" w:hAnsi="Arial"/>
+                <w:b w:val="false"/>
+                <w:bCs w:val="false"/>
+                <w:i w:val="false"/>
+                <w:iCs w:val="false"/>
+                <w:color w:val="2A2E38"/>
+                <w:sz w:val="17"/>
+                <w:szCs w:val="17"/>
+              </w:rPr>
+              <w:t xml:space="preserve">8/11</w:t>
+            </w:r>
+          </w:p>
+        </w:tc>
+        <w:tc>
+          <w:tcPr>
+            <w:tcW w:type="dxa" w:w="1330"/>
+            <w:tcBorders>
+              <w:top w:val="single" w:color="D9D4CB" w:sz="4"/>
+              <w:left w:val="none" w:color="auto" w:sz="0"/>
+              <w:bottom w:val="single" w:color="D9D4CB" w:sz="4"/>
+              <w:right w:val="none" w:color="auto" w:sz="0"/>
+            </w:tcBorders>
+            <w:tcMar>
+              <w:top w:type="dxa" w:w="52"/>
+              <w:left w:type="dxa" w:w="100"/>
+              <w:bottom w:type="dxa" w:w="52"/>
+              <w:right w:type="dxa" w:w="100"/>
+            </w:tcMar>
+            <w:vAlign w:val="center"/>
+          </w:tcPr>
+          <w:p>
+            <w:pPr>
+              <w:spacing w:after="0" w:line="240" w:lineRule="auto"/>
+              <w:jc w:val="center"/>
+            </w:pPr>
+            <w:r>
+              <w:rPr>
+                <w:rFonts w:ascii="Arial" w:cs="Arial" w:eastAsia="Arial" w:hAnsi="Arial"/>
+                <w:b w:val="false"/>
+                <w:bCs w:val="false"/>
+                <w:i w:val="false"/>
+                <w:iCs w:val="false"/>
+                <w:color w:val="2A2E38"/>
+                <w:sz w:val="17"/>
+                <w:szCs w:val="17"/>
+              </w:rPr>
+              <w:t xml:space="preserve">54,5</w:t>
+            </w:r>
+          </w:p>
+        </w:tc>
+        <w:tc>
+          <w:tcPr>
+            <w:tcW w:type="dxa" w:w="1450"/>
+            <w:tcBorders>
+              <w:top w:val="single" w:color="D9D4CB" w:sz="4"/>
+              <w:left w:val="none" w:color="auto" w:sz="0"/>
+              <w:bottom w:val="single" w:color="D9D4CB" w:sz="4"/>
+              <w:right w:val="none" w:color="auto" w:sz="0"/>
+            </w:tcBorders>
+            <w:tcMar>
+              <w:top w:type="dxa" w:w="52"/>
+              <w:left w:type="dxa" w:w="100"/>
+              <w:bottom w:type="dxa" w:w="52"/>
+              <w:right w:type="dxa" w:w="100"/>
+            </w:tcMar>
+            <w:vAlign w:val="center"/>
+          </w:tcPr>
+          <w:p>
+            <w:pPr>
+              <w:spacing w:after="0" w:line="240" w:lineRule="auto"/>
+              <w:jc w:val="center"/>
+            </w:pPr>
+            <w:r>
+              <w:rPr>
+                <w:rFonts w:ascii="Arial" w:cs="Arial" w:eastAsia="Arial" w:hAnsi="Arial"/>
+                <w:b w:val="false"/>
+                <w:bCs w:val="false"/>
+                <w:i w:val="false"/>
+                <w:iCs w:val="false"/>
+                <w:color w:val="2A2E38"/>
+                <w:sz w:val="17"/>
+                <w:szCs w:val="17"/>
+              </w:rPr>
+              <w:t xml:space="preserve">1 174 569</w:t>
+            </w:r>
+          </w:p>
+        </w:tc>
+        <w:tc>
+          <w:tcPr>
+            <w:tcW w:type="dxa" w:w="1670"/>
+            <w:tcBorders>
+              <w:top w:val="single" w:color="D9D4CB" w:sz="4"/>
+              <w:left w:val="none" w:color="auto" w:sz="0"/>
+              <w:bottom w:val="single" w:color="D9D4CB" w:sz="4"/>
+              <w:right w:val="none" w:color="auto" w:sz="0"/>
+            </w:tcBorders>
+            <w:tcMar>
+              <w:top w:type="dxa" w:w="52"/>
+              <w:left w:type="dxa" w:w="100"/>
+              <w:bottom w:type="dxa" w:w="52"/>
+              <w:right w:type="dxa" w:w="100"/>
+            </w:tcMar>
+            <w:vAlign w:val="center"/>
+          </w:tcPr>
+          <w:p>
+            <w:pPr>
+              <w:spacing w:after="0" w:line="240" w:lineRule="auto"/>
+              <w:jc w:val="center"/>
+            </w:pPr>
+            <w:r>
+              <w:rPr>
+                <w:rFonts w:ascii="Arial" w:cs="Arial" w:eastAsia="Arial" w:hAnsi="Arial"/>
+                <w:b w:val="false"/>
+                <w:bCs w:val="false"/>
+                <w:i w:val="false"/>
+                <w:iCs w:val="false"/>
+                <w:color w:val="2A2E38"/>
+                <w:sz w:val="17"/>
+                <w:szCs w:val="17"/>
+              </w:rPr>
+              <w:t xml:space="preserve">не указана</w:t>
+            </w:r>
+          </w:p>
+        </w:tc>
+        <w:tc>
+          <w:tcPr>
+            <w:tcW w:type="dxa" w:w="1458"/>
+            <w:tcBorders>
+              <w:top w:val="single" w:color="D9D4CB" w:sz="4"/>
+              <w:left w:val="none" w:color="auto" w:sz="0"/>
+              <w:bottom w:val="single" w:color="D9D4CB" w:sz="4"/>
+              <w:right w:val="none" w:color="auto" w:sz="0"/>
+            </w:tcBorders>
+            <w:tcMar>
+              <w:top w:type="dxa" w:w="52"/>
+              <w:left w:type="dxa" w:w="100"/>
+              <w:bottom w:type="dxa" w:w="52"/>
+              <w:right w:type="dxa" w:w="100"/>
+            </w:tcMar>
+            <w:vAlign w:val="center"/>
+          </w:tcPr>
+          <w:p>
+            <w:pPr>
+              <w:spacing w:after="0" w:line="240" w:lineRule="auto"/>
+              <w:jc w:val="center"/>
+            </w:pPr>
+            <w:hyperlink w:history="1" r:id="rIditevplb25pv98edzc9h4j">
+              <w:r>
+                <w:rPr>
+                  <w:rFonts w:ascii="Arial" w:cs="Arial" w:eastAsia="Arial" w:hAnsi="Arial"/>
+                  <w:b w:val="false"/>
+                  <w:bCs w:val="false"/>
+                  <w:i w:val="false"/>
+                  <w:iCs w:val="false"/>
+                  <w:color w:val="2C5FA8"/>
+                  <w:sz w:val="17"/>
+                  <w:szCs w:val="17"/>
+                </w:rPr>
+                <w:t xml:space="preserve">Циан →</w:t>
+              </w:r>
+            </w:hyperlink>
           </w:p>
         </w:tc>
       </w:tr>
       <w:tr>
         <w:tc>
           <w:tcPr>
-            <w:tcW w:type="dxa" w:w="1780"/>
+            <w:tcW w:type="dxa" w:w="1500"/>
             <w:tcBorders>
               <w:top w:val="single" w:color="D9D4CB" w:sz="4"/>
               <w:left w:val="none" w:color="auto" w:sz="0"/>
@@ -5969,13 +6364,13 @@
                 <w:sz w:val="17"/>
                 <w:szCs w:val="17"/>
               </w:rPr>
-              <w:t xml:space="preserve">своб. пл.</w:t>
-            </w:r>
-          </w:p>
-        </w:tc>
-        <w:tc>
-          <w:tcPr>
-            <w:tcW w:type="dxa" w:w="1500"/>
+              <w:t xml:space="preserve">1-комн</w:t>
+            </w:r>
+          </w:p>
+        </w:tc>
+        <w:tc>
+          <w:tcPr>
+            <w:tcW w:type="dxa" w:w="1330"/>
             <w:tcBorders>
               <w:top w:val="single" w:color="D9D4CB" w:sz="4"/>
               <w:left w:val="none" w:color="auto" w:sz="0"/>
@@ -6007,13 +6402,13 @@
                 <w:sz w:val="17"/>
                 <w:szCs w:val="17"/>
               </w:rPr>
-              <w:t xml:space="preserve">158,3</w:t>
-            </w:r>
-          </w:p>
-        </w:tc>
-        <w:tc>
-          <w:tcPr>
-            <w:tcW w:type="dxa" w:w="1100"/>
+              <w:t xml:space="preserve">46,0</w:t>
+            </w:r>
+          </w:p>
+        </w:tc>
+        <w:tc>
+          <w:tcPr>
+            <w:tcW w:type="dxa" w:w="900"/>
             <w:tcBorders>
               <w:top w:val="single" w:color="D9D4CB" w:sz="4"/>
               <w:left w:val="none" w:color="auto" w:sz="0"/>
@@ -6045,13 +6440,13 @@
                 <w:sz w:val="17"/>
                 <w:szCs w:val="17"/>
               </w:rPr>
-              <w:t xml:space="preserve">4/11</w:t>
-            </w:r>
-          </w:p>
-        </w:tc>
-        <w:tc>
-          <w:tcPr>
-            <w:tcW w:type="dxa" w:w="1600"/>
+              <w:t xml:space="preserve">6/11</w:t>
+            </w:r>
+          </w:p>
+        </w:tc>
+        <w:tc>
+          <w:tcPr>
+            <w:tcW w:type="dxa" w:w="1330"/>
             <w:tcBorders>
               <w:top w:val="single" w:color="D9D4CB" w:sz="4"/>
               <w:left w:val="none" w:color="auto" w:sz="0"/>
@@ -6083,13 +6478,13 @@
                 <w:sz w:val="17"/>
                 <w:szCs w:val="17"/>
               </w:rPr>
-              <w:t xml:space="preserve">190,0</w:t>
-            </w:r>
-          </w:p>
-        </w:tc>
-        <w:tc>
-          <w:tcPr>
-            <w:tcW w:type="dxa" w:w="1700"/>
+              <w:t xml:space="preserve">52,0</w:t>
+            </w:r>
+          </w:p>
+        </w:tc>
+        <w:tc>
+          <w:tcPr>
+            <w:tcW w:type="dxa" w:w="1450"/>
             <w:tcBorders>
               <w:top w:val="single" w:color="D9D4CB" w:sz="4"/>
               <w:left w:val="none" w:color="auto" w:sz="0"/>
@@ -6121,13 +6516,13 @@
                 <w:sz w:val="17"/>
                 <w:szCs w:val="17"/>
               </w:rPr>
-              <w:t xml:space="preserve">1 200 253</w:t>
-            </w:r>
-          </w:p>
-        </w:tc>
-        <w:tc>
-          <w:tcPr>
-            <w:tcW w:type="dxa" w:w="1958"/>
+              <w:t xml:space="preserve">1 130 435</w:t>
+            </w:r>
+          </w:p>
+        </w:tc>
+        <w:tc>
+          <w:tcPr>
+            <w:tcW w:type="dxa" w:w="1670"/>
             <w:tcBorders>
               <w:top w:val="single" w:color="D9D4CB" w:sz="4"/>
               <w:left w:val="none" w:color="auto" w:sz="0"/>
@@ -6159,15 +6554,55 @@
                 <w:sz w:val="17"/>
                 <w:szCs w:val="17"/>
               </w:rPr>
-              <w:t xml:space="preserve">не указана</w:t>
-            </w:r>
+              <w:t xml:space="preserve">Дизайнерский</w:t>
+            </w:r>
+          </w:p>
+        </w:tc>
+        <w:tc>
+          <w:tcPr>
+            <w:tcW w:type="dxa" w:w="1458"/>
+            <w:tcBorders>
+              <w:top w:val="single" w:color="D9D4CB" w:sz="4"/>
+              <w:left w:val="none" w:color="auto" w:sz="0"/>
+              <w:bottom w:val="single" w:color="D9D4CB" w:sz="4"/>
+              <w:right w:val="none" w:color="auto" w:sz="0"/>
+            </w:tcBorders>
+            <w:shd w:fill="FBFAF8" w:color="auto" w:val="clear"/>
+            <w:tcMar>
+              <w:top w:type="dxa" w:w="52"/>
+              <w:left w:type="dxa" w:w="100"/>
+              <w:bottom w:type="dxa" w:w="52"/>
+              <w:right w:type="dxa" w:w="100"/>
+            </w:tcMar>
+            <w:vAlign w:val="center"/>
+          </w:tcPr>
+          <w:p>
+            <w:pPr>
+              <w:spacing w:after="0" w:line="240" w:lineRule="auto"/>
+              <w:jc w:val="center"/>
+            </w:pPr>
+            <w:hyperlink w:history="1" r:id="rIdpnegtuv6dizyv9bdlzlmp">
+              <w:r>
+                <w:rPr>
+                  <w:rFonts w:ascii="Arial" w:cs="Arial" w:eastAsia="Arial" w:hAnsi="Arial"/>
+                  <w:b w:val="false"/>
+                  <w:bCs w:val="false"/>
+                  <w:i w:val="false"/>
+                  <w:iCs w:val="false"/>
+                  <w:color w:val="2C5FA8"/>
+                  <w:sz w:val="17"/>
+                  <w:szCs w:val="17"/>
+                </w:rPr>
+                <w:t xml:space="preserve">Циан →</w:t>
+              </w:r>
+            </w:hyperlink>
           </w:p>
         </w:tc>
       </w:tr>
       <w:tr>
         <w:tc>
           <w:tcPr>
-            <w:tcW w:type="dxa" w:w="1780"/>
+            <w:tcW w:type="dxa" w:w="1500"/>
             <w:tcBorders>
               <w:top w:val="single" w:color="D9D4CB" w:sz="4"/>
               <w:left w:val="none" w:color="auto" w:sz="0"/>
@@ -6198,200 +6633,239 @@
                 <w:sz w:val="17"/>
                 <w:szCs w:val="17"/>
               </w:rPr>
-              <w:t xml:space="preserve">1-комн</w:t>
-            </w:r>
-          </w:p>
-        </w:tc>
-        <w:tc>
-          <w:tcPr>
-            <w:tcW w:type="dxa" w:w="1500"/>
-            <w:tcBorders>
-              <w:top w:val="single" w:color="D9D4CB" w:sz="4"/>
-              <w:left w:val="none" w:color="auto" w:sz="0"/>
-              <w:bottom w:val="single" w:color="D9D4CB" w:sz="4"/>
-              <w:right w:val="none" w:color="auto" w:sz="0"/>
-            </w:tcBorders>
-            <w:tcMar>
-              <w:top w:type="dxa" w:w="52"/>
-              <w:left w:type="dxa" w:w="100"/>
-              <w:bottom w:type="dxa" w:w="52"/>
-              <w:right w:type="dxa" w:w="100"/>
-            </w:tcMar>
-            <w:vAlign w:val="center"/>
-          </w:tcPr>
-          <w:p>
-            <w:pPr>
-              <w:spacing w:after="0" w:line="240" w:lineRule="auto"/>
-              <w:jc w:val="center"/>
-            </w:pPr>
-            <w:r>
-              <w:rPr>
-                <w:rFonts w:ascii="Arial" w:cs="Arial" w:eastAsia="Arial" w:hAnsi="Arial"/>
-                <w:b w:val="false"/>
-                <w:bCs w:val="false"/>
-                <w:i w:val="false"/>
-                <w:iCs w:val="false"/>
-                <w:color w:val="2A2E38"/>
-                <w:sz w:val="17"/>
-                <w:szCs w:val="17"/>
-              </w:rPr>
-              <w:t xml:space="preserve">46,4</w:t>
-            </w:r>
-          </w:p>
-        </w:tc>
-        <w:tc>
-          <w:tcPr>
-            <w:tcW w:type="dxa" w:w="1100"/>
-            <w:tcBorders>
-              <w:top w:val="single" w:color="D9D4CB" w:sz="4"/>
-              <w:left w:val="none" w:color="auto" w:sz="0"/>
-              <w:bottom w:val="single" w:color="D9D4CB" w:sz="4"/>
-              <w:right w:val="none" w:color="auto" w:sz="0"/>
-            </w:tcBorders>
-            <w:tcMar>
-              <w:top w:type="dxa" w:w="52"/>
-              <w:left w:type="dxa" w:w="100"/>
-              <w:bottom w:type="dxa" w:w="52"/>
-              <w:right w:type="dxa" w:w="100"/>
-            </w:tcMar>
-            <w:vAlign w:val="center"/>
-          </w:tcPr>
-          <w:p>
-            <w:pPr>
-              <w:spacing w:after="0" w:line="240" w:lineRule="auto"/>
-              <w:jc w:val="center"/>
-            </w:pPr>
-            <w:r>
-              <w:rPr>
-                <w:rFonts w:ascii="Arial" w:cs="Arial" w:eastAsia="Arial" w:hAnsi="Arial"/>
-                <w:b w:val="false"/>
-                <w:bCs w:val="false"/>
-                <w:i w:val="false"/>
-                <w:iCs w:val="false"/>
-                <w:color w:val="2A2E38"/>
-                <w:sz w:val="17"/>
-                <w:szCs w:val="17"/>
-              </w:rPr>
-              <w:t xml:space="preserve">8/11</w:t>
-            </w:r>
-          </w:p>
-        </w:tc>
-        <w:tc>
-          <w:tcPr>
-            <w:tcW w:type="dxa" w:w="1600"/>
-            <w:tcBorders>
-              <w:top w:val="single" w:color="D9D4CB" w:sz="4"/>
-              <w:left w:val="none" w:color="auto" w:sz="0"/>
-              <w:bottom w:val="single" w:color="D9D4CB" w:sz="4"/>
-              <w:right w:val="none" w:color="auto" w:sz="0"/>
-            </w:tcBorders>
-            <w:tcMar>
-              <w:top w:type="dxa" w:w="52"/>
-              <w:left w:type="dxa" w:w="100"/>
-              <w:bottom w:type="dxa" w:w="52"/>
-              <w:right w:type="dxa" w:w="100"/>
-            </w:tcMar>
-            <w:vAlign w:val="center"/>
-          </w:tcPr>
-          <w:p>
-            <w:pPr>
-              <w:spacing w:after="0" w:line="240" w:lineRule="auto"/>
-              <w:jc w:val="center"/>
-            </w:pPr>
-            <w:r>
-              <w:rPr>
-                <w:rFonts w:ascii="Arial" w:cs="Arial" w:eastAsia="Arial" w:hAnsi="Arial"/>
-                <w:b w:val="false"/>
-                <w:bCs w:val="false"/>
-                <w:i w:val="false"/>
-                <w:iCs w:val="false"/>
-                <w:color w:val="2A2E38"/>
-                <w:sz w:val="17"/>
-                <w:szCs w:val="17"/>
-              </w:rPr>
-              <w:t xml:space="preserve">54,5</w:t>
-            </w:r>
-          </w:p>
-        </w:tc>
-        <w:tc>
-          <w:tcPr>
-            <w:tcW w:type="dxa" w:w="1700"/>
-            <w:tcBorders>
-              <w:top w:val="single" w:color="D9D4CB" w:sz="4"/>
-              <w:left w:val="none" w:color="auto" w:sz="0"/>
-              <w:bottom w:val="single" w:color="D9D4CB" w:sz="4"/>
-              <w:right w:val="none" w:color="auto" w:sz="0"/>
-            </w:tcBorders>
-            <w:tcMar>
-              <w:top w:type="dxa" w:w="52"/>
-              <w:left w:type="dxa" w:w="100"/>
-              <w:bottom w:type="dxa" w:w="52"/>
-              <w:right w:type="dxa" w:w="100"/>
-            </w:tcMar>
-            <w:vAlign w:val="center"/>
-          </w:tcPr>
-          <w:p>
-            <w:pPr>
-              <w:spacing w:after="0" w:line="240" w:lineRule="auto"/>
-              <w:jc w:val="center"/>
-            </w:pPr>
-            <w:r>
-              <w:rPr>
-                <w:rFonts w:ascii="Arial" w:cs="Arial" w:eastAsia="Arial" w:hAnsi="Arial"/>
-                <w:b w:val="false"/>
-                <w:bCs w:val="false"/>
-                <w:i w:val="false"/>
-                <w:iCs w:val="false"/>
-                <w:color w:val="2A2E38"/>
-                <w:sz w:val="17"/>
-                <w:szCs w:val="17"/>
-              </w:rPr>
-              <w:t xml:space="preserve">1 174 569</w:t>
-            </w:r>
-          </w:p>
-        </w:tc>
-        <w:tc>
-          <w:tcPr>
-            <w:tcW w:type="dxa" w:w="1958"/>
-            <w:tcBorders>
-              <w:top w:val="single" w:color="D9D4CB" w:sz="4"/>
-              <w:left w:val="none" w:color="auto" w:sz="0"/>
-              <w:bottom w:val="single" w:color="D9D4CB" w:sz="4"/>
-              <w:right w:val="none" w:color="auto" w:sz="0"/>
-            </w:tcBorders>
-            <w:tcMar>
-              <w:top w:type="dxa" w:w="52"/>
-              <w:left w:type="dxa" w:w="100"/>
-              <w:bottom w:type="dxa" w:w="52"/>
-              <w:right w:type="dxa" w:w="100"/>
-            </w:tcMar>
-            <w:vAlign w:val="center"/>
-          </w:tcPr>
-          <w:p>
-            <w:pPr>
-              <w:spacing w:after="0" w:line="240" w:lineRule="auto"/>
-              <w:jc w:val="center"/>
-            </w:pPr>
-            <w:r>
-              <w:rPr>
-                <w:rFonts w:ascii="Arial" w:cs="Arial" w:eastAsia="Arial" w:hAnsi="Arial"/>
-                <w:b w:val="false"/>
-                <w:bCs w:val="false"/>
-                <w:i w:val="false"/>
-                <w:iCs w:val="false"/>
-                <w:color w:val="2A2E38"/>
-                <w:sz w:val="17"/>
-                <w:szCs w:val="17"/>
-              </w:rPr>
-              <w:t xml:space="preserve">не указана</w:t>
-            </w:r>
+              <w:t xml:space="preserve">4+ комн</w:t>
+            </w:r>
+          </w:p>
+        </w:tc>
+        <w:tc>
+          <w:tcPr>
+            <w:tcW w:type="dxa" w:w="1330"/>
+            <w:tcBorders>
+              <w:top w:val="single" w:color="D9D4CB" w:sz="4"/>
+              <w:left w:val="none" w:color="auto" w:sz="0"/>
+              <w:bottom w:val="single" w:color="D9D4CB" w:sz="4"/>
+              <w:right w:val="none" w:color="auto" w:sz="0"/>
+            </w:tcBorders>
+            <w:tcMar>
+              <w:top w:type="dxa" w:w="52"/>
+              <w:left w:type="dxa" w:w="100"/>
+              <w:bottom w:type="dxa" w:w="52"/>
+              <w:right w:type="dxa" w:w="100"/>
+            </w:tcMar>
+            <w:vAlign w:val="center"/>
+          </w:tcPr>
+          <w:p>
+            <w:pPr>
+              <w:spacing w:after="0" w:line="240" w:lineRule="auto"/>
+              <w:jc w:val="center"/>
+            </w:pPr>
+            <w:r>
+              <w:rPr>
+                <w:rFonts w:ascii="Arial" w:cs="Arial" w:eastAsia="Arial" w:hAnsi="Arial"/>
+                <w:b w:val="false"/>
+                <w:bCs w:val="false"/>
+                <w:i w:val="false"/>
+                <w:iCs w:val="false"/>
+                <w:color w:val="2A2E38"/>
+                <w:sz w:val="17"/>
+                <w:szCs w:val="17"/>
+              </w:rPr>
+              <w:t xml:space="preserve">296,0</w:t>
+            </w:r>
+          </w:p>
+        </w:tc>
+        <w:tc>
+          <w:tcPr>
+            <w:tcW w:type="dxa" w:w="900"/>
+            <w:tcBorders>
+              <w:top w:val="single" w:color="D9D4CB" w:sz="4"/>
+              <w:left w:val="none" w:color="auto" w:sz="0"/>
+              <w:bottom w:val="single" w:color="D9D4CB" w:sz="4"/>
+              <w:right w:val="none" w:color="auto" w:sz="0"/>
+            </w:tcBorders>
+            <w:tcMar>
+              <w:top w:type="dxa" w:w="52"/>
+              <w:left w:type="dxa" w:w="100"/>
+              <w:bottom w:type="dxa" w:w="52"/>
+              <w:right w:type="dxa" w:w="100"/>
+            </w:tcMar>
+            <w:vAlign w:val="center"/>
+          </w:tcPr>
+          <w:p>
+            <w:pPr>
+              <w:spacing w:after="0" w:line="240" w:lineRule="auto"/>
+              <w:jc w:val="center"/>
+            </w:pPr>
+            <w:r>
+              <w:rPr>
+                <w:rFonts w:ascii="Arial" w:cs="Arial" w:eastAsia="Arial" w:hAnsi="Arial"/>
+                <w:b w:val="false"/>
+                <w:bCs w:val="false"/>
+                <w:i w:val="false"/>
+                <w:iCs w:val="false"/>
+                <w:color w:val="2A2E38"/>
+                <w:sz w:val="17"/>
+                <w:szCs w:val="17"/>
+              </w:rPr>
+              <w:t xml:space="preserve">11/11</w:t>
+            </w:r>
+          </w:p>
+        </w:tc>
+        <w:tc>
+          <w:tcPr>
+            <w:tcW w:type="dxa" w:w="1330"/>
+            <w:tcBorders>
+              <w:top w:val="single" w:color="D9D4CB" w:sz="4"/>
+              <w:left w:val="none" w:color="auto" w:sz="0"/>
+              <w:bottom w:val="single" w:color="D9D4CB" w:sz="4"/>
+              <w:right w:val="none" w:color="auto" w:sz="0"/>
+            </w:tcBorders>
+            <w:tcMar>
+              <w:top w:type="dxa" w:w="52"/>
+              <w:left w:type="dxa" w:w="100"/>
+              <w:bottom w:type="dxa" w:w="52"/>
+              <w:right w:type="dxa" w:w="100"/>
+            </w:tcMar>
+            <w:vAlign w:val="center"/>
+          </w:tcPr>
+          <w:p>
+            <w:pPr>
+              <w:spacing w:after="0" w:line="240" w:lineRule="auto"/>
+              <w:jc w:val="center"/>
+            </w:pPr>
+            <w:r>
+              <w:rPr>
+                <w:rFonts w:ascii="Arial" w:cs="Arial" w:eastAsia="Arial" w:hAnsi="Arial"/>
+                <w:b w:val="false"/>
+                <w:bCs w:val="false"/>
+                <w:i w:val="false"/>
+                <w:iCs w:val="false"/>
+                <w:color w:val="2A2E38"/>
+                <w:sz w:val="17"/>
+                <w:szCs w:val="17"/>
+              </w:rPr>
+              <w:t xml:space="preserve">300,0</w:t>
+            </w:r>
+          </w:p>
+        </w:tc>
+        <w:tc>
+          <w:tcPr>
+            <w:tcW w:type="dxa" w:w="1450"/>
+            <w:tcBorders>
+              <w:top w:val="single" w:color="D9D4CB" w:sz="4"/>
+              <w:left w:val="none" w:color="auto" w:sz="0"/>
+              <w:bottom w:val="single" w:color="D9D4CB" w:sz="4"/>
+              <w:right w:val="none" w:color="auto" w:sz="0"/>
+            </w:tcBorders>
+            <w:tcMar>
+              <w:top w:type="dxa" w:w="52"/>
+              <w:left w:type="dxa" w:w="100"/>
+              <w:bottom w:type="dxa" w:w="52"/>
+              <w:right w:type="dxa" w:w="100"/>
+            </w:tcMar>
+            <w:vAlign w:val="center"/>
+          </w:tcPr>
+          <w:p>
+            <w:pPr>
+              <w:spacing w:after="0" w:line="240" w:lineRule="auto"/>
+              <w:jc w:val="center"/>
+            </w:pPr>
+            <w:r>
+              <w:rPr>
+                <w:rFonts w:ascii="Arial" w:cs="Arial" w:eastAsia="Arial" w:hAnsi="Arial"/>
+                <w:b w:val="false"/>
+                <w:bCs w:val="false"/>
+                <w:i w:val="false"/>
+                <w:iCs w:val="false"/>
+                <w:color w:val="2A2E38"/>
+                <w:sz w:val="17"/>
+                <w:szCs w:val="17"/>
+              </w:rPr>
+              <w:t xml:space="preserve">1 013 514</w:t>
+            </w:r>
+          </w:p>
+        </w:tc>
+        <w:tc>
+          <w:tcPr>
+            <w:tcW w:type="dxa" w:w="1670"/>
+            <w:tcBorders>
+              <w:top w:val="single" w:color="D9D4CB" w:sz="4"/>
+              <w:left w:val="none" w:color="auto" w:sz="0"/>
+              <w:bottom w:val="single" w:color="D9D4CB" w:sz="4"/>
+              <w:right w:val="none" w:color="auto" w:sz="0"/>
+            </w:tcBorders>
+            <w:tcMar>
+              <w:top w:type="dxa" w:w="52"/>
+              <w:left w:type="dxa" w:w="100"/>
+              <w:bottom w:type="dxa" w:w="52"/>
+              <w:right w:type="dxa" w:w="100"/>
+            </w:tcMar>
+            <w:vAlign w:val="center"/>
+          </w:tcPr>
+          <w:p>
+            <w:pPr>
+              <w:spacing w:after="0" w:line="240" w:lineRule="auto"/>
+              <w:jc w:val="center"/>
+            </w:pPr>
+            <w:r>
+              <w:rPr>
+                <w:rFonts w:ascii="Arial" w:cs="Arial" w:eastAsia="Arial" w:hAnsi="Arial"/>
+                <w:b w:val="false"/>
+                <w:bCs w:val="false"/>
+                <w:i w:val="false"/>
+                <w:iCs w:val="false"/>
+                <w:color w:val="2A2E38"/>
+                <w:sz w:val="17"/>
+                <w:szCs w:val="17"/>
+              </w:rPr>
+              <w:t xml:space="preserve">Без отделки</w:t>
+            </w:r>
+          </w:p>
+        </w:tc>
+        <w:tc>
+          <w:tcPr>
+            <w:tcW w:type="dxa" w:w="1458"/>
+            <w:tcBorders>
+              <w:top w:val="single" w:color="D9D4CB" w:sz="4"/>
+              <w:left w:val="none" w:color="auto" w:sz="0"/>
+              <w:bottom w:val="single" w:color="D9D4CB" w:sz="4"/>
+              <w:right w:val="none" w:color="auto" w:sz="0"/>
+            </w:tcBorders>
+            <w:tcMar>
+              <w:top w:type="dxa" w:w="52"/>
+              <w:left w:type="dxa" w:w="100"/>
+              <w:bottom w:type="dxa" w:w="52"/>
+              <w:right w:type="dxa" w:w="100"/>
+            </w:tcMar>
+            <w:vAlign w:val="center"/>
+          </w:tcPr>
+          <w:p>
+            <w:pPr>
+              <w:spacing w:after="0" w:line="240" w:lineRule="auto"/>
+              <w:jc w:val="center"/>
+            </w:pPr>
+            <w:hyperlink w:history="1" r:id="rIdvryhrs9g74pa3jruccjyk">
+              <w:r>
+                <w:rPr>
+                  <w:rFonts w:ascii="Arial" w:cs="Arial" w:eastAsia="Arial" w:hAnsi="Arial"/>
+                  <w:b w:val="false"/>
+                  <w:bCs w:val="false"/>
+                  <w:i w:val="false"/>
+                  <w:iCs w:val="false"/>
+                  <w:color w:val="2C5FA8"/>
+                  <w:sz w:val="17"/>
+                  <w:szCs w:val="17"/>
+                </w:rPr>
+                <w:t xml:space="preserve">Циан →</w:t>
+              </w:r>
+            </w:hyperlink>
           </w:p>
         </w:tc>
       </w:tr>
       <w:tr>
         <w:tc>
           <w:tcPr>
-            <w:tcW w:type="dxa" w:w="1780"/>
+            <w:tcW w:type="dxa" w:w="1500"/>
             <w:tcBorders>
               <w:top w:val="single" w:color="D9D4CB" w:sz="4"/>
               <w:left w:val="none" w:color="auto" w:sz="0"/>
@@ -6423,13 +6897,13 @@
                 <w:sz w:val="17"/>
                 <w:szCs w:val="17"/>
               </w:rPr>
-              <w:t xml:space="preserve">1-комн</w:t>
-            </w:r>
-          </w:p>
-        </w:tc>
-        <w:tc>
-          <w:tcPr>
-            <w:tcW w:type="dxa" w:w="1500"/>
+              <w:t xml:space="preserve">2-комн</w:t>
+            </w:r>
+          </w:p>
+        </w:tc>
+        <w:tc>
+          <w:tcPr>
+            <w:tcW w:type="dxa" w:w="1330"/>
             <w:tcBorders>
               <w:top w:val="single" w:color="D9D4CB" w:sz="4"/>
               <w:left w:val="none" w:color="auto" w:sz="0"/>
@@ -6461,13 +6935,13 @@
                 <w:sz w:val="17"/>
                 <w:szCs w:val="17"/>
               </w:rPr>
-              <w:t xml:space="preserve">46,0</w:t>
-            </w:r>
-          </w:p>
-        </w:tc>
-        <w:tc>
-          <w:tcPr>
-            <w:tcW w:type="dxa" w:w="1100"/>
+              <w:t xml:space="preserve">47,7</w:t>
+            </w:r>
+          </w:p>
+        </w:tc>
+        <w:tc>
+          <w:tcPr>
+            <w:tcW w:type="dxa" w:w="900"/>
             <w:tcBorders>
               <w:top w:val="single" w:color="D9D4CB" w:sz="4"/>
               <w:left w:val="none" w:color="auto" w:sz="0"/>
@@ -6499,13 +6973,13 @@
                 <w:sz w:val="17"/>
                 <w:szCs w:val="17"/>
               </w:rPr>
-              <w:t xml:space="preserve">6/11</w:t>
-            </w:r>
-          </w:p>
-        </w:tc>
-        <w:tc>
-          <w:tcPr>
-            <w:tcW w:type="dxa" w:w="1600"/>
+              <w:t xml:space="preserve">7/12</w:t>
+            </w:r>
+          </w:p>
+        </w:tc>
+        <w:tc>
+          <w:tcPr>
+            <w:tcW w:type="dxa" w:w="1330"/>
             <w:tcBorders>
               <w:top w:val="single" w:color="D9D4CB" w:sz="4"/>
               <w:left w:val="none" w:color="auto" w:sz="0"/>
@@ -6537,13 +7011,13 @@
                 <w:sz w:val="17"/>
                 <w:szCs w:val="17"/>
               </w:rPr>
-              <w:t xml:space="preserve">52,0</w:t>
-            </w:r>
-          </w:p>
-        </w:tc>
-        <w:tc>
-          <w:tcPr>
-            <w:tcW w:type="dxa" w:w="1700"/>
+              <w:t xml:space="preserve">47,0</w:t>
+            </w:r>
+          </w:p>
+        </w:tc>
+        <w:tc>
+          <w:tcPr>
+            <w:tcW w:type="dxa" w:w="1450"/>
             <w:tcBorders>
               <w:top w:val="single" w:color="D9D4CB" w:sz="4"/>
               <w:left w:val="none" w:color="auto" w:sz="0"/>
@@ -6575,13 +7049,13 @@
                 <w:sz w:val="17"/>
                 <w:szCs w:val="17"/>
               </w:rPr>
-              <w:t xml:space="preserve">1 130 435</w:t>
-            </w:r>
-          </w:p>
-        </w:tc>
-        <w:tc>
-          <w:tcPr>
-            <w:tcW w:type="dxa" w:w="1958"/>
+              <w:t xml:space="preserve">984 277</w:t>
+            </w:r>
+          </w:p>
+        </w:tc>
+        <w:tc>
+          <w:tcPr>
+            <w:tcW w:type="dxa" w:w="1670"/>
             <w:tcBorders>
               <w:top w:val="single" w:color="D9D4CB" w:sz="4"/>
               <w:left w:val="none" w:color="auto" w:sz="0"/>
@@ -6613,239 +7087,13 @@
                 <w:sz w:val="17"/>
                 <w:szCs w:val="17"/>
               </w:rPr>
-              <w:t xml:space="preserve">Дизайнерский</w:t>
-            </w:r>
-          </w:p>
-        </w:tc>
-      </w:tr>
-      <w:tr>
-        <w:tc>
-          <w:tcPr>
-            <w:tcW w:type="dxa" w:w="1780"/>
-            <w:tcBorders>
-              <w:top w:val="single" w:color="D9D4CB" w:sz="4"/>
-              <w:left w:val="none" w:color="auto" w:sz="0"/>
-              <w:bottom w:val="single" w:color="D9D4CB" w:sz="4"/>
-              <w:right w:val="none" w:color="auto" w:sz="0"/>
-            </w:tcBorders>
-            <w:tcMar>
-              <w:top w:type="dxa" w:w="52"/>
-              <w:left w:type="dxa" w:w="100"/>
-              <w:bottom w:type="dxa" w:w="52"/>
-              <w:right w:type="dxa" w:w="100"/>
-            </w:tcMar>
-            <w:vAlign w:val="center"/>
-          </w:tcPr>
-          <w:p>
-            <w:pPr>
-              <w:spacing w:after="0" w:line="240" w:lineRule="auto"/>
-              <w:jc w:val="left"/>
-            </w:pPr>
-            <w:r>
-              <w:rPr>
-                <w:rFonts w:ascii="Arial" w:cs="Arial" w:eastAsia="Arial" w:hAnsi="Arial"/>
-                <w:b/>
-                <w:bCs/>
-                <w:i w:val="false"/>
-                <w:iCs w:val="false"/>
-                <w:color w:val="2A2E38"/>
-                <w:sz w:val="17"/>
-                <w:szCs w:val="17"/>
-              </w:rPr>
-              <w:t xml:space="preserve">4+ комн</w:t>
-            </w:r>
-          </w:p>
-        </w:tc>
-        <w:tc>
-          <w:tcPr>
-            <w:tcW w:type="dxa" w:w="1500"/>
-            <w:tcBorders>
-              <w:top w:val="single" w:color="D9D4CB" w:sz="4"/>
-              <w:left w:val="none" w:color="auto" w:sz="0"/>
-              <w:bottom w:val="single" w:color="D9D4CB" w:sz="4"/>
-              <w:right w:val="none" w:color="auto" w:sz="0"/>
-            </w:tcBorders>
-            <w:tcMar>
-              <w:top w:type="dxa" w:w="52"/>
-              <w:left w:type="dxa" w:w="100"/>
-              <w:bottom w:type="dxa" w:w="52"/>
-              <w:right w:type="dxa" w:w="100"/>
-            </w:tcMar>
-            <w:vAlign w:val="center"/>
-          </w:tcPr>
-          <w:p>
-            <w:pPr>
-              <w:spacing w:after="0" w:line="240" w:lineRule="auto"/>
-              <w:jc w:val="center"/>
-            </w:pPr>
-            <w:r>
-              <w:rPr>
-                <w:rFonts w:ascii="Arial" w:cs="Arial" w:eastAsia="Arial" w:hAnsi="Arial"/>
-                <w:b w:val="false"/>
-                <w:bCs w:val="false"/>
-                <w:i w:val="false"/>
-                <w:iCs w:val="false"/>
-                <w:color w:val="2A2E38"/>
-                <w:sz w:val="17"/>
-                <w:szCs w:val="17"/>
-              </w:rPr>
-              <w:t xml:space="preserve">296,0</w:t>
-            </w:r>
-          </w:p>
-        </w:tc>
-        <w:tc>
-          <w:tcPr>
-            <w:tcW w:type="dxa" w:w="1100"/>
-            <w:tcBorders>
-              <w:top w:val="single" w:color="D9D4CB" w:sz="4"/>
-              <w:left w:val="none" w:color="auto" w:sz="0"/>
-              <w:bottom w:val="single" w:color="D9D4CB" w:sz="4"/>
-              <w:right w:val="none" w:color="auto" w:sz="0"/>
-            </w:tcBorders>
-            <w:tcMar>
-              <w:top w:type="dxa" w:w="52"/>
-              <w:left w:type="dxa" w:w="100"/>
-              <w:bottom w:type="dxa" w:w="52"/>
-              <w:right w:type="dxa" w:w="100"/>
-            </w:tcMar>
-            <w:vAlign w:val="center"/>
-          </w:tcPr>
-          <w:p>
-            <w:pPr>
-              <w:spacing w:after="0" w:line="240" w:lineRule="auto"/>
-              <w:jc w:val="center"/>
-            </w:pPr>
-            <w:r>
-              <w:rPr>
-                <w:rFonts w:ascii="Arial" w:cs="Arial" w:eastAsia="Arial" w:hAnsi="Arial"/>
-                <w:b w:val="false"/>
-                <w:bCs w:val="false"/>
-                <w:i w:val="false"/>
-                <w:iCs w:val="false"/>
-                <w:color w:val="2A2E38"/>
-                <w:sz w:val="17"/>
-                <w:szCs w:val="17"/>
-              </w:rPr>
-              <w:t xml:space="preserve">11/11</w:t>
-            </w:r>
-          </w:p>
-        </w:tc>
-        <w:tc>
-          <w:tcPr>
-            <w:tcW w:type="dxa" w:w="1600"/>
-            <w:tcBorders>
-              <w:top w:val="single" w:color="D9D4CB" w:sz="4"/>
-              <w:left w:val="none" w:color="auto" w:sz="0"/>
-              <w:bottom w:val="single" w:color="D9D4CB" w:sz="4"/>
-              <w:right w:val="none" w:color="auto" w:sz="0"/>
-            </w:tcBorders>
-            <w:tcMar>
-              <w:top w:type="dxa" w:w="52"/>
-              <w:left w:type="dxa" w:w="100"/>
-              <w:bottom w:type="dxa" w:w="52"/>
-              <w:right w:type="dxa" w:w="100"/>
-            </w:tcMar>
-            <w:vAlign w:val="center"/>
-          </w:tcPr>
-          <w:p>
-            <w:pPr>
-              <w:spacing w:after="0" w:line="240" w:lineRule="auto"/>
-              <w:jc w:val="center"/>
-            </w:pPr>
-            <w:r>
-              <w:rPr>
-                <w:rFonts w:ascii="Arial" w:cs="Arial" w:eastAsia="Arial" w:hAnsi="Arial"/>
-                <w:b w:val="false"/>
-                <w:bCs w:val="false"/>
-                <w:i w:val="false"/>
-                <w:iCs w:val="false"/>
-                <w:color w:val="2A2E38"/>
-                <w:sz w:val="17"/>
-                <w:szCs w:val="17"/>
-              </w:rPr>
-              <w:t xml:space="preserve">300,0</w:t>
-            </w:r>
-          </w:p>
-        </w:tc>
-        <w:tc>
-          <w:tcPr>
-            <w:tcW w:type="dxa" w:w="1700"/>
-            <w:tcBorders>
-              <w:top w:val="single" w:color="D9D4CB" w:sz="4"/>
-              <w:left w:val="none" w:color="auto" w:sz="0"/>
-              <w:bottom w:val="single" w:color="D9D4CB" w:sz="4"/>
-              <w:right w:val="none" w:color="auto" w:sz="0"/>
-            </w:tcBorders>
-            <w:tcMar>
-              <w:top w:type="dxa" w:w="52"/>
-              <w:left w:type="dxa" w:w="100"/>
-              <w:bottom w:type="dxa" w:w="52"/>
-              <w:right w:type="dxa" w:w="100"/>
-            </w:tcMar>
-            <w:vAlign w:val="center"/>
-          </w:tcPr>
-          <w:p>
-            <w:pPr>
-              <w:spacing w:after="0" w:line="240" w:lineRule="auto"/>
-              <w:jc w:val="center"/>
-            </w:pPr>
-            <w:r>
-              <w:rPr>
-                <w:rFonts w:ascii="Arial" w:cs="Arial" w:eastAsia="Arial" w:hAnsi="Arial"/>
-                <w:b w:val="false"/>
-                <w:bCs w:val="false"/>
-                <w:i w:val="false"/>
-                <w:iCs w:val="false"/>
-                <w:color w:val="2A2E38"/>
-                <w:sz w:val="17"/>
-                <w:szCs w:val="17"/>
-              </w:rPr>
-              <w:t xml:space="preserve">1 013 514</w:t>
-            </w:r>
-          </w:p>
-        </w:tc>
-        <w:tc>
-          <w:tcPr>
-            <w:tcW w:type="dxa" w:w="1958"/>
-            <w:tcBorders>
-              <w:top w:val="single" w:color="D9D4CB" w:sz="4"/>
-              <w:left w:val="none" w:color="auto" w:sz="0"/>
-              <w:bottom w:val="single" w:color="D9D4CB" w:sz="4"/>
-              <w:right w:val="none" w:color="auto" w:sz="0"/>
-            </w:tcBorders>
-            <w:tcMar>
-              <w:top w:type="dxa" w:w="52"/>
-              <w:left w:type="dxa" w:w="100"/>
-              <w:bottom w:type="dxa" w:w="52"/>
-              <w:right w:type="dxa" w:w="100"/>
-            </w:tcMar>
-            <w:vAlign w:val="center"/>
-          </w:tcPr>
-          <w:p>
-            <w:pPr>
-              <w:spacing w:after="0" w:line="240" w:lineRule="auto"/>
-              <w:jc w:val="center"/>
-            </w:pPr>
-            <w:r>
-              <w:rPr>
-                <w:rFonts w:ascii="Arial" w:cs="Arial" w:eastAsia="Arial" w:hAnsi="Arial"/>
-                <w:b w:val="false"/>
-                <w:bCs w:val="false"/>
-                <w:i w:val="false"/>
-                <w:iCs w:val="false"/>
-                <w:color w:val="2A2E38"/>
-                <w:sz w:val="17"/>
-                <w:szCs w:val="17"/>
-              </w:rPr>
-              <w:t xml:space="preserve">Без отделки</w:t>
-            </w:r>
-          </w:p>
-        </w:tc>
-      </w:tr>
-      <w:tr>
-        <w:tc>
-          <w:tcPr>
-            <w:tcW w:type="dxa" w:w="1780"/>
+              <w:t xml:space="preserve">не указана</w:t>
+            </w:r>
+          </w:p>
+        </w:tc>
+        <w:tc>
+          <w:tcPr>
+            <w:tcW w:type="dxa" w:w="1458"/>
             <w:tcBorders>
               <w:top w:val="single" w:color="D9D4CB" w:sz="4"/>
               <w:left w:val="none" w:color="auto" w:sz="0"/>
@@ -6864,211 +7112,23 @@
           <w:p>
             <w:pPr>
               <w:spacing w:after="0" w:line="240" w:lineRule="auto"/>
-              <w:jc w:val="left"/>
-            </w:pPr>
-            <w:r>
-              <w:rPr>
-                <w:rFonts w:ascii="Arial" w:cs="Arial" w:eastAsia="Arial" w:hAnsi="Arial"/>
-                <w:b/>
-                <w:bCs/>
-                <w:i w:val="false"/>
-                <w:iCs w:val="false"/>
-                <w:color w:val="2A2E38"/>
-                <w:sz w:val="17"/>
-                <w:szCs w:val="17"/>
-              </w:rPr>
-              <w:t xml:space="preserve">2-комн</w:t>
-            </w:r>
-          </w:p>
-        </w:tc>
-        <w:tc>
-          <w:tcPr>
-            <w:tcW w:type="dxa" w:w="1500"/>
-            <w:tcBorders>
-              <w:top w:val="single" w:color="D9D4CB" w:sz="4"/>
-              <w:left w:val="none" w:color="auto" w:sz="0"/>
-              <w:bottom w:val="single" w:color="D9D4CB" w:sz="4"/>
-              <w:right w:val="none" w:color="auto" w:sz="0"/>
-            </w:tcBorders>
-            <w:shd w:fill="FBFAF8" w:color="auto" w:val="clear"/>
-            <w:tcMar>
-              <w:top w:type="dxa" w:w="52"/>
-              <w:left w:type="dxa" w:w="100"/>
-              <w:bottom w:type="dxa" w:w="52"/>
-              <w:right w:type="dxa" w:w="100"/>
-            </w:tcMar>
-            <w:vAlign w:val="center"/>
-          </w:tcPr>
-          <w:p>
-            <w:pPr>
-              <w:spacing w:after="0" w:line="240" w:lineRule="auto"/>
-              <w:jc w:val="center"/>
-            </w:pPr>
-            <w:r>
-              <w:rPr>
-                <w:rFonts w:ascii="Arial" w:cs="Arial" w:eastAsia="Arial" w:hAnsi="Arial"/>
-                <w:b w:val="false"/>
-                <w:bCs w:val="false"/>
-                <w:i w:val="false"/>
-                <w:iCs w:val="false"/>
-                <w:color w:val="2A2E38"/>
-                <w:sz w:val="17"/>
-                <w:szCs w:val="17"/>
-              </w:rPr>
-              <w:t xml:space="preserve">47,7</w:t>
-            </w:r>
-          </w:p>
-        </w:tc>
-        <w:tc>
-          <w:tcPr>
-            <w:tcW w:type="dxa" w:w="1100"/>
-            <w:tcBorders>
-              <w:top w:val="single" w:color="D9D4CB" w:sz="4"/>
-              <w:left w:val="none" w:color="auto" w:sz="0"/>
-              <w:bottom w:val="single" w:color="D9D4CB" w:sz="4"/>
-              <w:right w:val="none" w:color="auto" w:sz="0"/>
-            </w:tcBorders>
-            <w:shd w:fill="FBFAF8" w:color="auto" w:val="clear"/>
-            <w:tcMar>
-              <w:top w:type="dxa" w:w="52"/>
-              <w:left w:type="dxa" w:w="100"/>
-              <w:bottom w:type="dxa" w:w="52"/>
-              <w:right w:type="dxa" w:w="100"/>
-            </w:tcMar>
-            <w:vAlign w:val="center"/>
-          </w:tcPr>
-          <w:p>
-            <w:pPr>
-              <w:spacing w:after="0" w:line="240" w:lineRule="auto"/>
-              <w:jc w:val="center"/>
-            </w:pPr>
-            <w:r>
-              <w:rPr>
-                <w:rFonts w:ascii="Arial" w:cs="Arial" w:eastAsia="Arial" w:hAnsi="Arial"/>
-                <w:b w:val="false"/>
-                <w:bCs w:val="false"/>
-                <w:i w:val="false"/>
-                <w:iCs w:val="false"/>
-                <w:color w:val="2A2E38"/>
-                <w:sz w:val="17"/>
-                <w:szCs w:val="17"/>
-              </w:rPr>
-              <w:t xml:space="preserve">7/12</w:t>
-            </w:r>
-          </w:p>
-        </w:tc>
-        <w:tc>
-          <w:tcPr>
-            <w:tcW w:type="dxa" w:w="1600"/>
-            <w:tcBorders>
-              <w:top w:val="single" w:color="D9D4CB" w:sz="4"/>
-              <w:left w:val="none" w:color="auto" w:sz="0"/>
-              <w:bottom w:val="single" w:color="D9D4CB" w:sz="4"/>
-              <w:right w:val="none" w:color="auto" w:sz="0"/>
-            </w:tcBorders>
-            <w:shd w:fill="FBFAF8" w:color="auto" w:val="clear"/>
-            <w:tcMar>
-              <w:top w:type="dxa" w:w="52"/>
-              <w:left w:type="dxa" w:w="100"/>
-              <w:bottom w:type="dxa" w:w="52"/>
-              <w:right w:type="dxa" w:w="100"/>
-            </w:tcMar>
-            <w:vAlign w:val="center"/>
-          </w:tcPr>
-          <w:p>
-            <w:pPr>
-              <w:spacing w:after="0" w:line="240" w:lineRule="auto"/>
-              <w:jc w:val="center"/>
-            </w:pPr>
-            <w:r>
-              <w:rPr>
-                <w:rFonts w:ascii="Arial" w:cs="Arial" w:eastAsia="Arial" w:hAnsi="Arial"/>
-                <w:b w:val="false"/>
-                <w:bCs w:val="false"/>
-                <w:i w:val="false"/>
-                <w:iCs w:val="false"/>
-                <w:color w:val="2A2E38"/>
-                <w:sz w:val="17"/>
-                <w:szCs w:val="17"/>
-              </w:rPr>
-              <w:t xml:space="preserve">47,0</w:t>
-            </w:r>
-          </w:p>
-        </w:tc>
-        <w:tc>
-          <w:tcPr>
-            <w:tcW w:type="dxa" w:w="1700"/>
-            <w:tcBorders>
-              <w:top w:val="single" w:color="D9D4CB" w:sz="4"/>
-              <w:left w:val="none" w:color="auto" w:sz="0"/>
-              <w:bottom w:val="single" w:color="D9D4CB" w:sz="4"/>
-              <w:right w:val="none" w:color="auto" w:sz="0"/>
-            </w:tcBorders>
-            <w:shd w:fill="FBFAF8" w:color="auto" w:val="clear"/>
-            <w:tcMar>
-              <w:top w:type="dxa" w:w="52"/>
-              <w:left w:type="dxa" w:w="100"/>
-              <w:bottom w:type="dxa" w:w="52"/>
-              <w:right w:type="dxa" w:w="100"/>
-            </w:tcMar>
-            <w:vAlign w:val="center"/>
-          </w:tcPr>
-          <w:p>
-            <w:pPr>
-              <w:spacing w:after="0" w:line="240" w:lineRule="auto"/>
-              <w:jc w:val="center"/>
-            </w:pPr>
-            <w:r>
-              <w:rPr>
-                <w:rFonts w:ascii="Arial" w:cs="Arial" w:eastAsia="Arial" w:hAnsi="Arial"/>
-                <w:b w:val="false"/>
-                <w:bCs w:val="false"/>
-                <w:i w:val="false"/>
-                <w:iCs w:val="false"/>
-                <w:color w:val="2A2E38"/>
-                <w:sz w:val="17"/>
-                <w:szCs w:val="17"/>
-              </w:rPr>
-              <w:t xml:space="preserve">984 277</w:t>
-            </w:r>
-          </w:p>
-        </w:tc>
-        <w:tc>
-          <w:tcPr>
-            <w:tcW w:type="dxa" w:w="1958"/>
-            <w:tcBorders>
-              <w:top w:val="single" w:color="D9D4CB" w:sz="4"/>
-              <w:left w:val="none" w:color="auto" w:sz="0"/>
-              <w:bottom w:val="single" w:color="D9D4CB" w:sz="4"/>
-              <w:right w:val="none" w:color="auto" w:sz="0"/>
-            </w:tcBorders>
-            <w:shd w:fill="FBFAF8" w:color="auto" w:val="clear"/>
-            <w:tcMar>
-              <w:top w:type="dxa" w:w="52"/>
-              <w:left w:type="dxa" w:w="100"/>
-              <w:bottom w:type="dxa" w:w="52"/>
-              <w:right w:type="dxa" w:w="100"/>
-            </w:tcMar>
-            <w:vAlign w:val="center"/>
-          </w:tcPr>
-          <w:p>
-            <w:pPr>
-              <w:spacing w:after="0" w:line="240" w:lineRule="auto"/>
-              <w:jc w:val="center"/>
-            </w:pPr>
-            <w:r>
-              <w:rPr>
-                <w:rFonts w:ascii="Arial" w:cs="Arial" w:eastAsia="Arial" w:hAnsi="Arial"/>
-                <w:b w:val="false"/>
-                <w:bCs w:val="false"/>
-                <w:i w:val="false"/>
-                <w:iCs w:val="false"/>
-                <w:color w:val="2A2E38"/>
-                <w:sz w:val="17"/>
-                <w:szCs w:val="17"/>
-              </w:rPr>
-              <w:t xml:space="preserve">не указана</w:t>
-            </w:r>
+              <w:jc w:val="center"/>
+            </w:pPr>
+            <w:hyperlink w:history="1" r:id="rIdlojizeqjoazu88z6pnlp1">
+              <w:r>
+                <w:rPr>
+                  <w:rFonts w:ascii="Arial" w:cs="Arial" w:eastAsia="Arial" w:hAnsi="Arial"/>
+                  <w:b w:val="false"/>
+                  <w:bCs w:val="false"/>
+                  <w:i w:val="false"/>
+                  <w:iCs w:val="false"/>
+                  <w:color w:val="2C5FA8"/>
+                  <w:sz w:val="17"/>
+                  <w:szCs w:val="17"/>
+                </w:rPr>
+                <w:t xml:space="preserve">Циан →</w:t>
+              </w:r>
+            </w:hyperlink>
           </w:p>
         </w:tc>
       </w:tr>
@@ -7107,7 +7167,7 @@
           <w:sz w:val="15"/>
           <w:szCs w:val="15"/>
         </w:rPr>
-        <w:t xml:space="preserve">Средняя цена по дому (средневзвешенная по площади) — 1 367 592 ₽/м². Лоты с дизайнерским ремонтом идут по 1 547 366 ₽/м², без отделки — по 1 300 009 ₽/м²: премия за ремонт внутри дома составляет +19 %.</w:t>
+        <w:t xml:space="preserve">Выгрузка Циан содержит 14 объявлений, но три из них — это одна и та же квартира 158,3 м², выставленная разными агентствами; дубли схлопнуты. Средняя цена по дому (средневзвешенная по площади) — 1 397 656 ₽/м². Лоты с дизайнерским ремонтом идут по 1 547 366 ₽/м², без отделки — по 1 300 009 ₽/м²: премия за ремонт внутри дома составляет +19 %.</w:t>
       </w:r>
     </w:p>
     <w:p>
@@ -7170,7 +7230,7 @@
           <w:sz w:val="19"/>
           <w:szCs w:val="19"/>
         </w:rPr>
-        <w:t xml:space="preserve">второй по цене за метр из четырнадцати</w:t>
+        <w:t xml:space="preserve">второй по цене за метр из двенадцати</w:t>
       </w:r>
       <w:r>
         <w:rPr>
@@ -7228,7 +7288,7 @@
           <w:sz w:val="19"/>
           <w:szCs w:val="19"/>
         </w:rPr>
-        <w:t xml:space="preserve">+25 %</w:t>
+        <w:t xml:space="preserve">+22 %</w:t>
       </w:r>
       <w:r>
         <w:rPr>
@@ -8522,7 +8582,7 @@
                 <w:sz w:val="17"/>
                 <w:szCs w:val="17"/>
               </w:rPr>
-              <w:t xml:space="preserve">26</w:t>
+              <w:t xml:space="preserve">25</w:t>
             </w:r>
           </w:p>
         </w:tc>
@@ -8636,7 +8696,7 @@
                 <w:sz w:val="17"/>
                 <w:szCs w:val="17"/>
               </w:rPr>
-              <w:t xml:space="preserve">1 305 435</w:t>
+              <w:t xml:space="preserve">1 305 681</w:t>
             </w:r>
           </w:p>
         </w:tc>
@@ -8674,7 +8734,7 @@
                 <w:sz w:val="17"/>
                 <w:szCs w:val="17"/>
               </w:rPr>
-              <w:t xml:space="preserve">20 с ремонтом</w:t>
+              <w:t xml:space="preserve">19 с ремонтом</w:t>
             </w:r>
           </w:p>
         </w:tc>
@@ -8712,7 +8772,7 @@
                 <w:sz w:val="17"/>
                 <w:szCs w:val="17"/>
               </w:rPr>
-              <w:t xml:space="preserve">1 339 910</w:t>
+              <w:t xml:space="preserve">1 342 051</w:t>
             </w:r>
           </w:p>
         </w:tc>
@@ -9051,7 +9111,7 @@
                 <w:sz w:val="17"/>
                 <w:szCs w:val="17"/>
               </w:rPr>
-              <w:t xml:space="preserve">34</w:t>
+              <w:t xml:space="preserve">32</w:t>
             </w:r>
           </w:p>
         </w:tc>
@@ -9165,7 +9225,7 @@
                 <w:sz w:val="17"/>
                 <w:szCs w:val="17"/>
               </w:rPr>
-              <w:t xml:space="preserve">684 115</w:t>
+              <w:t xml:space="preserve">688 748</w:t>
             </w:r>
           </w:p>
         </w:tc>
@@ -9203,7 +9263,7 @@
                 <w:sz w:val="17"/>
                 <w:szCs w:val="17"/>
               </w:rPr>
-              <w:t xml:space="preserve">26 с ремонтом</w:t>
+              <w:t xml:space="preserve">24 с ремонтом</w:t>
             </w:r>
           </w:p>
         </w:tc>
@@ -9241,7 +9301,7 @@
                 <w:sz w:val="17"/>
                 <w:szCs w:val="17"/>
               </w:rPr>
-              <w:t xml:space="preserve">720 829</w:t>
+              <w:t xml:space="preserve">729 752</w:t>
             </w:r>
           </w:p>
         </w:tc>
@@ -9281,7 +9341,7 @@
           <w:sz w:val="15"/>
           <w:szCs w:val="15"/>
         </w:rPr>
-        <w:t xml:space="preserve">* Апартаменты Москва-Сити (башни «Город Столиц», «ОКО», «Империя», «Федерация», Neva Towers) приведены справочно и в сравнение не входят: это апартаменты, а не квартиры — другой юридический статус, другой набор прав и другая цена. Из 133 лотов выгрузки 122 описаны продавцами как апартаменты.</w:t>
+        <w:t xml:space="preserve">* Апартаменты Москва-Сити (башни «Город Столиц», «ОКО», «Империя», «Федерация», Neva Towers) приведены справочно и в сравнение не входят: это апартаменты, а не квартиры — другой юридический статус, другой набор прав и другая цена. Из 131 лота выгрузки 120 описаны продавцами как апартаменты.</w:t>
       </w:r>
     </w:p>
     <w:p>
@@ -9472,7 +9532,7 @@
           <w:sz w:val="19"/>
           <w:szCs w:val="19"/>
         </w:rPr>
-        <w:t xml:space="preserve">Относительно сопоставимых лотов в собственном доме лот дороже на 7 %, относительно Capital Towers — на 28 %, относительно «Дома Дау» с добавленной отделкой — на 35 %.</w:t>
+        <w:t xml:space="preserve">Относительно сопоставимых лотов в собственном доме лот дороже на 7 %, относительно Capital Towers — на 27 %, относительно «Дома Дау» с добавленной отделкой — на 35 %.</w:t>
       </w:r>
     </w:p>
     <w:p>
@@ -9558,7 +9618,7 @@
           <w:sz w:val="19"/>
           <w:szCs w:val="19"/>
         </w:rPr>
-        <w:t xml:space="preserve">Шесть реальных лотов с готовым ремонтом в бюджете 128–172 млн ₽ — то, между чем выбирает покупатель нашей квартиры. Первая карточка — наш лот.</w:t>
+        <w:t xml:space="preserve">Готовые лоты с ремонтом в Capital Towers и Москва-Сити — устоявшаяся вторичка тех же лет, что и наш дом. Первая карточка — наш лот.</w:t>
       </w:r>
     </w:p>
     <w:tbl>
@@ -9673,7 +9733,7 @@
                 <w:sz w:val="15"/>
                 <w:szCs w:val="15"/>
               </w:rPr>
-              <w:t xml:space="preserve">95,0 м², эт. 6/11 · дизайнерский</w:t>
+              <w:t xml:space="preserve">95,0 м², эт. 6/11 · дизайнерский, с мебелью</w:t>
             </w:r>
           </w:p>
           <w:p>
@@ -9711,7 +9771,7 @@
             <w:pPr>
               <w:spacing w:after="0" w:line="216" w:lineRule="auto"/>
             </w:pPr>
-            <w:hyperlink w:history="1" r:id="rIdj1rumncas3kgul6u1n4do">
+            <w:hyperlink w:history="1" r:id="rIdyesnebef5eiwu4q7sxp5t">
               <w:r>
                 <w:rPr>
                   <w:rFonts w:ascii="Arial" w:cs="Arial" w:eastAsia="Arial" w:hAnsi="Arial"/>
@@ -9805,7 +9865,7 @@
                 <w:sz w:val="18"/>
                 <w:szCs w:val="18"/>
               </w:rPr>
-              <w:t xml:space="preserve">ЖК «Кутузовский XII»</w:t>
+              <w:t xml:space="preserve">Capital Towers</w:t>
             </w:r>
           </w:p>
           <w:p>
@@ -9823,7 +9883,7 @@
                 <w:sz w:val="15"/>
                 <w:szCs w:val="15"/>
               </w:rPr>
-              <w:t xml:space="preserve">93,4 м², эт. 6/11 · дизайнерский</w:t>
+              <w:t xml:space="preserve">102,7 м², эт. 54/61 · дизайнерский, с мебелью</w:t>
             </w:r>
           </w:p>
           <w:p>
@@ -9841,7 +9901,7 @@
                 <w:sz w:val="18"/>
                 <w:szCs w:val="18"/>
               </w:rPr>
-              <w:t xml:space="preserve">160,0 млн ₽</w:t>
+              <w:t xml:space="preserve">162,2 млн ₽</w:t>
             </w:r>
             <w:r>
               <w:rPr>
@@ -9854,14 +9914,14 @@
                 <w:sz w:val="15"/>
                 <w:szCs w:val="15"/>
               </w:rPr>
-              <w:t xml:space="preserve">   1 713 062 ₽/м²</w:t>
+              <w:t xml:space="preserve">   1 579 200 ₽/м²</w:t>
             </w:r>
           </w:p>
           <w:p>
             <w:pPr>
               <w:spacing w:after="0" w:line="216" w:lineRule="auto"/>
             </w:pPr>
-            <w:hyperlink w:history="1" r:id="rIdskiqjz-tqomgyhcfxqsob">
+            <w:hyperlink w:history="1" r:id="rId3twt_blgcauevb8_mv64n">
               <w:r>
                 <w:rPr>
                   <w:rFonts w:ascii="Arial" w:cs="Arial" w:eastAsia="Arial" w:hAnsi="Arial"/>
@@ -9957,7 +10017,7 @@
                 <w:sz w:val="18"/>
                 <w:szCs w:val="18"/>
               </w:rPr>
-              <w:t xml:space="preserve">ЖК «Смоленская Застава»</w:t>
+              <w:t xml:space="preserve">Capital Towers</w:t>
             </w:r>
           </w:p>
           <w:p>
@@ -9975,7 +10035,7 @@
                 <w:sz w:val="15"/>
                 <w:szCs w:val="15"/>
               </w:rPr>
-              <w:t xml:space="preserve">145,0 м², эт. 6/11 · дизайнерский</w:t>
+              <w:t xml:space="preserve">103,9 м², эт. 35/61 · евроремонт, без мебели</w:t>
             </w:r>
           </w:p>
           <w:p>
@@ -9993,7 +10053,7 @@
                 <w:sz w:val="18"/>
                 <w:szCs w:val="18"/>
               </w:rPr>
-              <w:t xml:space="preserve">172,0 млн ₽</w:t>
+              <w:t xml:space="preserve">170,0 млн ₽</w:t>
             </w:r>
             <w:r>
               <w:rPr>
@@ -10006,14 +10066,14 @@
                 <w:sz w:val="15"/>
                 <w:szCs w:val="15"/>
               </w:rPr>
-              <w:t xml:space="preserve">   1 186 207 ₽/м²</w:t>
+              <w:t xml:space="preserve">   1 636 189 ₽/м²</w:t>
             </w:r>
           </w:p>
           <w:p>
             <w:pPr>
               <w:spacing w:after="0" w:line="216" w:lineRule="auto"/>
             </w:pPr>
-            <w:hyperlink w:history="1" r:id="rId7mt2_jxs29te71m83aol9">
+            <w:hyperlink w:history="1" r:id="rIdov0foqtpw7bxa2__90vvc">
               <w:r>
                 <w:rPr>
                   <w:rFonts w:ascii="Arial" w:cs="Arial" w:eastAsia="Arial" w:hAnsi="Arial"/>
@@ -10107,7 +10167,7 @@
                 <w:sz w:val="18"/>
                 <w:szCs w:val="18"/>
               </w:rPr>
-              <w:t xml:space="preserve">Улица Дунаевского, 7</w:t>
+              <w:t xml:space="preserve">Capital Towers</w:t>
             </w:r>
           </w:p>
           <w:p>
@@ -10125,7 +10185,7 @@
                 <w:sz w:val="15"/>
                 <w:szCs w:val="15"/>
               </w:rPr>
-              <w:t xml:space="preserve">138,5 м², эт. 10/17 · дизайнерский</w:t>
+              <w:t xml:space="preserve">109,3 м², эт. 30/67 · евроремонт, без мебели</w:t>
             </w:r>
           </w:p>
           <w:p>
@@ -10143,7 +10203,7 @@
                 <w:sz w:val="18"/>
                 <w:szCs w:val="18"/>
               </w:rPr>
-              <w:t xml:space="preserve">150,0 млн ₽</w:t>
+              <w:t xml:space="preserve">131,2 млн ₽</w:t>
             </w:r>
             <w:r>
               <w:rPr>
@@ -10156,14 +10216,14 @@
                 <w:sz w:val="15"/>
                 <w:szCs w:val="15"/>
               </w:rPr>
-              <w:t xml:space="preserve">   1 083 032 ₽/м²</w:t>
+              <w:t xml:space="preserve">   1 200 000 ₽/м²</w:t>
             </w:r>
           </w:p>
           <w:p>
             <w:pPr>
               <w:spacing w:after="0" w:line="216" w:lineRule="auto"/>
             </w:pPr>
-            <w:hyperlink w:history="1" r:id="rId_rxrxjcpfasuhv9z2j6kc">
+            <w:hyperlink w:history="1" r:id="rIdk2ja_m7vof9zsccxq1tnd">
               <w:r>
                 <w:rPr>
                   <w:rFonts w:ascii="Arial" w:cs="Arial" w:eastAsia="Arial" w:hAnsi="Arial"/>
@@ -10259,7 +10319,7 @@
                 <w:sz w:val="18"/>
                 <w:szCs w:val="18"/>
               </w:rPr>
-              <w:t xml:space="preserve">Кутузовский проспект, 14</w:t>
+              <w:t xml:space="preserve">Neva Towers*</w:t>
             </w:r>
           </w:p>
           <w:p>
@@ -10277,7 +10337,7 @@
                 <w:sz w:val="15"/>
                 <w:szCs w:val="15"/>
               </w:rPr>
-              <w:t xml:space="preserve">281,0 м², эт. 4/8 · дизайнерский</w:t>
+              <w:t xml:space="preserve">124,0 м², эт. 43/79 · дизайнерский · апартаменты</w:t>
             </w:r>
           </w:p>
           <w:p>
@@ -10295,7 +10355,7 @@
                 <w:sz w:val="18"/>
                 <w:szCs w:val="18"/>
               </w:rPr>
-              <w:t xml:space="preserve">128,0 млн ₽</w:t>
+              <w:t xml:space="preserve">160,0 млн ₽</w:t>
             </w:r>
             <w:r>
               <w:rPr>
@@ -10308,14 +10368,14 @@
                 <w:sz w:val="15"/>
                 <w:szCs w:val="15"/>
               </w:rPr>
-              <w:t xml:space="preserve">   455 516 ₽/м²</w:t>
+              <w:t xml:space="preserve">   1 290 323 ₽/м²</w:t>
             </w:r>
           </w:p>
           <w:p>
             <w:pPr>
               <w:spacing w:after="0" w:line="216" w:lineRule="auto"/>
             </w:pPr>
-            <w:hyperlink w:history="1" r:id="rIdvylwoqakudhu9bjknohwp">
+            <w:hyperlink w:history="1" r:id="rIdirs6r33vstc6osaxh2sn7">
               <w:r>
                 <w:rPr>
                   <w:rFonts w:ascii="Arial" w:cs="Arial" w:eastAsia="Arial" w:hAnsi="Arial"/>
@@ -10409,7 +10469,7 @@
                 <w:sz w:val="18"/>
                 <w:szCs w:val="18"/>
               </w:rPr>
-              <w:t xml:space="preserve">ЖК Capital Towers</w:t>
+              <w:t xml:space="preserve">Neva Towers*</w:t>
             </w:r>
           </w:p>
           <w:p>
@@ -10427,7 +10487,7 @@
                 <w:sz w:val="15"/>
                 <w:szCs w:val="15"/>
               </w:rPr>
-              <w:t xml:space="preserve">109,3 м², эт. 30/67 · евроремонт</w:t>
+              <w:t xml:space="preserve">111,0 м², эт. 62/77 · дизайнерский · апартаменты</w:t>
             </w:r>
           </w:p>
           <w:p>
@@ -10445,7 +10505,7 @@
                 <w:sz w:val="18"/>
                 <w:szCs w:val="18"/>
               </w:rPr>
-              <w:t xml:space="preserve">131,2 млн ₽</w:t>
+              <w:t xml:space="preserve">149,0 млн ₽</w:t>
             </w:r>
             <w:r>
               <w:rPr>
@@ -10458,14 +10518,14 @@
                 <w:sz w:val="15"/>
                 <w:szCs w:val="15"/>
               </w:rPr>
-              <w:t xml:space="preserve">   1 200 000 ₽/м²</w:t>
+              <w:t xml:space="preserve">   1 342 342 ₽/м²</w:t>
             </w:r>
           </w:p>
           <w:p>
             <w:pPr>
               <w:spacing w:after="0" w:line="216" w:lineRule="auto"/>
             </w:pPr>
-            <w:hyperlink w:history="1" r:id="rIdlg1cfcyol9dunxut9fwgj">
+            <w:hyperlink w:history="1" r:id="rIdcczndd7ew9dfnopte7bn4">
               <w:r>
                 <w:rPr>
                   <w:rFonts w:ascii="Arial" w:cs="Arial" w:eastAsia="Arial" w:hAnsi="Arial"/>
@@ -10500,7 +10560,7 @@
           <w:sz w:val="15"/>
           <w:szCs w:val="15"/>
         </w:rPr>
-        <w:t xml:space="preserve">Фотографии — Яндекс Недвижимость, 30.07.2026; цена нашего лота — Циан. Все шесть квартир заявлены с дизайнерским или европейским ремонтом и продаются готовыми к заселению.</w:t>
+        <w:t xml:space="preserve">* Neva Towers — апартаменты: другой юридический статус, цена не сопоставима напрямую и в расчёт средних не входит. Фотографии — Яндекс Недвижимость, 30.07.2026; цена нашего лота — Циан.</w:t>
       </w:r>
     </w:p>
     <w:p>
@@ -10541,7 +10601,7 @@
           <w:sz w:val="19"/>
           <w:szCs w:val="19"/>
         </w:rPr>
-        <w:t xml:space="preserve">Практическая проверка цены: одиннадцать реальных лотов, которые предлагает локация в бюджете 128–172 млн ₽ прямо сейчас. Первая строка — наш лот.</w:t>
+        <w:t xml:space="preserve">Практическая проверка цены: одиннадцать реальных лотов в бюджете 131–170 млн ₽ из проектов, которые участвуют в этой аналитике. Первая строка — наш лот.</w:t>
       </w:r>
     </w:p>
     <w:tbl>
@@ -11007,7 +11067,7 @@
               <w:spacing w:after="0" w:line="240" w:lineRule="auto"/>
               <w:jc w:val="center"/>
             </w:pPr>
-            <w:hyperlink w:history="1" r:id="rIde3s-e0e1nwoosr-8zvtoe">
+            <w:hyperlink w:history="1" r:id="rIdy45fewuyb3c5idagdjih_">
               <w:r>
                 <w:rPr>
                   <w:rFonts w:ascii="Arial" w:cs="Arial" w:eastAsia="Arial" w:hAnsi="Arial"/>
@@ -11060,7 +11120,7 @@
                 <w:sz w:val="17"/>
                 <w:szCs w:val="17"/>
               </w:rPr>
-              <w:t xml:space="preserve">ЖК «Смоленская Застава»</w:t>
+              <w:t xml:space="preserve">Capital Towers</w:t>
             </w:r>
           </w:p>
         </w:tc>
@@ -11098,7 +11158,7 @@
                 <w:sz w:val="17"/>
                 <w:szCs w:val="17"/>
               </w:rPr>
-              <w:t xml:space="preserve">145,0 м², эт. 6/11</w:t>
+              <w:t xml:space="preserve">103,9 м², эт. 35/61</w:t>
             </w:r>
           </w:p>
         </w:tc>
@@ -11136,7 +11196,7 @@
                 <w:sz w:val="17"/>
                 <w:szCs w:val="17"/>
               </w:rPr>
-              <w:t xml:space="preserve">Дизайнерский</w:t>
+              <w:t xml:space="preserve">Евроремонт</w:t>
             </w:r>
           </w:p>
         </w:tc>
@@ -11174,7 +11234,7 @@
                 <w:sz w:val="17"/>
                 <w:szCs w:val="17"/>
               </w:rPr>
-              <w:t xml:space="preserve">172,0</w:t>
+              <w:t xml:space="preserve">170,0</w:t>
             </w:r>
           </w:p>
         </w:tc>
@@ -11212,7 +11272,7 @@
                 <w:sz w:val="17"/>
                 <w:szCs w:val="17"/>
               </w:rPr>
-              <w:t xml:space="preserve">1 186 207</w:t>
+              <w:t xml:space="preserve">1 636 189</w:t>
             </w:r>
           </w:p>
         </w:tc>
@@ -11239,7 +11299,7 @@
               <w:spacing w:after="0" w:line="240" w:lineRule="auto"/>
               <w:jc w:val="center"/>
             </w:pPr>
-            <w:hyperlink w:history="1" r:id="rIdgxxhwd93cxrzytfziv1tx">
+            <w:hyperlink w:history="1" r:id="rIdvgazetrxbuzzyvop_npzo">
               <w:r>
                 <w:rPr>
                   <w:rFonts w:ascii="Arial" w:cs="Arial" w:eastAsia="Arial" w:hAnsi="Arial"/>
@@ -11465,7 +11525,7 @@
               <w:spacing w:after="0" w:line="240" w:lineRule="auto"/>
               <w:jc w:val="center"/>
             </w:pPr>
-            <w:hyperlink w:history="1" r:id="rIdftlrl8bttidalogjhehfr">
+            <w:hyperlink w:history="1" r:id="rIdfvtbrdkuh22k-6kpzinny">
               <w:r>
                 <w:rPr>
                   <w:rFonts w:ascii="Arial" w:cs="Arial" w:eastAsia="Arial" w:hAnsi="Arial"/>
@@ -11697,7 +11757,7 @@
               <w:spacing w:after="0" w:line="240" w:lineRule="auto"/>
               <w:jc w:val="center"/>
             </w:pPr>
-            <w:hyperlink w:history="1" r:id="rIdobfg3l6b3ovanjhqped2a">
+            <w:hyperlink w:history="1" r:id="rIdhywagcv8h7jqh04k7yhwh">
               <w:r>
                 <w:rPr>
                   <w:rFonts w:ascii="Arial" w:cs="Arial" w:eastAsia="Arial" w:hAnsi="Arial"/>
@@ -11749,7 +11809,7 @@
                 <w:sz w:val="17"/>
                 <w:szCs w:val="17"/>
               </w:rPr>
-              <w:t xml:space="preserve">ЖК «Кутузовский XII»</w:t>
+              <w:t xml:space="preserve">Capital Towers</w:t>
             </w:r>
           </w:p>
         </w:tc>
@@ -11786,7 +11846,7 @@
                 <w:sz w:val="17"/>
                 <w:szCs w:val="17"/>
               </w:rPr>
-              <w:t xml:space="preserve">93,4 м², эт. 6/11</w:t>
+              <w:t xml:space="preserve">102,7 м², эт. 54/61</w:t>
             </w:r>
           </w:p>
         </w:tc>
@@ -11860,7 +11920,7 @@
                 <w:sz w:val="17"/>
                 <w:szCs w:val="17"/>
               </w:rPr>
-              <w:t xml:space="preserve">160,0</w:t>
+              <w:t xml:space="preserve">162,2</w:t>
             </w:r>
           </w:p>
         </w:tc>
@@ -11897,7 +11957,7 @@
                 <w:sz w:val="17"/>
                 <w:szCs w:val="17"/>
               </w:rPr>
-              <w:t xml:space="preserve">1 713 062</w:t>
+              <w:t xml:space="preserve">1 579 200</w:t>
             </w:r>
           </w:p>
         </w:tc>
@@ -11923,7 +11983,7 @@
               <w:spacing w:after="0" w:line="240" w:lineRule="auto"/>
               <w:jc w:val="center"/>
             </w:pPr>
-            <w:hyperlink w:history="1" r:id="rIdxpbuuez53zm0indydyczk">
+            <w:hyperlink w:history="1" r:id="rIdqjdm_apdvalxe4db5qc6q">
               <w:r>
                 <w:rPr>
                   <w:rFonts w:ascii="Arial" w:cs="Arial" w:eastAsia="Arial" w:hAnsi="Arial"/>
@@ -11976,6 +12036,237 @@
                 <w:sz w:val="17"/>
                 <w:szCs w:val="17"/>
               </w:rPr>
+              <w:t xml:space="preserve">Neva Towers*</w:t>
+            </w:r>
+          </w:p>
+        </w:tc>
+        <w:tc>
+          <w:tcPr>
+            <w:tcW w:type="dxa" w:w="1820"/>
+            <w:tcBorders>
+              <w:top w:val="single" w:color="D9D4CB" w:sz="4"/>
+              <w:left w:val="none" w:color="auto" w:sz="0"/>
+              <w:bottom w:val="single" w:color="D9D4CB" w:sz="4"/>
+              <w:right w:val="none" w:color="auto" w:sz="0"/>
+            </w:tcBorders>
+            <w:shd w:fill="FBFAF8" w:color="auto" w:val="clear"/>
+            <w:tcMar>
+              <w:top w:type="dxa" w:w="52"/>
+              <w:left w:type="dxa" w:w="100"/>
+              <w:bottom w:type="dxa" w:w="52"/>
+              <w:right w:type="dxa" w:w="100"/>
+            </w:tcMar>
+            <w:vAlign w:val="center"/>
+          </w:tcPr>
+          <w:p>
+            <w:pPr>
+              <w:spacing w:after="0" w:line="240" w:lineRule="auto"/>
+              <w:jc w:val="center"/>
+            </w:pPr>
+            <w:r>
+              <w:rPr>
+                <w:rFonts w:ascii="Arial" w:cs="Arial" w:eastAsia="Arial" w:hAnsi="Arial"/>
+                <w:b w:val="false"/>
+                <w:bCs w:val="false"/>
+                <w:i w:val="false"/>
+                <w:iCs w:val="false"/>
+                <w:color w:val="2A2E38"/>
+                <w:sz w:val="17"/>
+                <w:szCs w:val="17"/>
+              </w:rPr>
+              <w:t xml:space="preserve">124,0 м², эт. 43/79</w:t>
+            </w:r>
+          </w:p>
+        </w:tc>
+        <w:tc>
+          <w:tcPr>
+            <w:tcW w:type="dxa" w:w="1420"/>
+            <w:tcBorders>
+              <w:top w:val="single" w:color="D9D4CB" w:sz="4"/>
+              <w:left w:val="none" w:color="auto" w:sz="0"/>
+              <w:bottom w:val="single" w:color="D9D4CB" w:sz="4"/>
+              <w:right w:val="none" w:color="auto" w:sz="0"/>
+            </w:tcBorders>
+            <w:shd w:fill="FBFAF8" w:color="auto" w:val="clear"/>
+            <w:tcMar>
+              <w:top w:type="dxa" w:w="52"/>
+              <w:left w:type="dxa" w:w="100"/>
+              <w:bottom w:type="dxa" w:w="52"/>
+              <w:right w:type="dxa" w:w="100"/>
+            </w:tcMar>
+            <w:vAlign w:val="center"/>
+          </w:tcPr>
+          <w:p>
+            <w:pPr>
+              <w:spacing w:after="0" w:line="240" w:lineRule="auto"/>
+              <w:jc w:val="center"/>
+            </w:pPr>
+            <w:r>
+              <w:rPr>
+                <w:rFonts w:ascii="Arial" w:cs="Arial" w:eastAsia="Arial" w:hAnsi="Arial"/>
+                <w:b w:val="false"/>
+                <w:bCs w:val="false"/>
+                <w:i w:val="false"/>
+                <w:iCs w:val="false"/>
+                <w:color w:val="2A2E38"/>
+                <w:sz w:val="17"/>
+                <w:szCs w:val="17"/>
+              </w:rPr>
+              <w:t xml:space="preserve">Дизайнерский</w:t>
+            </w:r>
+          </w:p>
+        </w:tc>
+        <w:tc>
+          <w:tcPr>
+            <w:tcW w:type="dxa" w:w="1180"/>
+            <w:tcBorders>
+              <w:top w:val="single" w:color="D9D4CB" w:sz="4"/>
+              <w:left w:val="none" w:color="auto" w:sz="0"/>
+              <w:bottom w:val="single" w:color="D9D4CB" w:sz="4"/>
+              <w:right w:val="none" w:color="auto" w:sz="0"/>
+            </w:tcBorders>
+            <w:shd w:fill="FBFAF8" w:color="auto" w:val="clear"/>
+            <w:tcMar>
+              <w:top w:type="dxa" w:w="52"/>
+              <w:left w:type="dxa" w:w="100"/>
+              <w:bottom w:type="dxa" w:w="52"/>
+              <w:right w:type="dxa" w:w="100"/>
+            </w:tcMar>
+            <w:vAlign w:val="center"/>
+          </w:tcPr>
+          <w:p>
+            <w:pPr>
+              <w:spacing w:after="0" w:line="240" w:lineRule="auto"/>
+              <w:jc w:val="center"/>
+            </w:pPr>
+            <w:r>
+              <w:rPr>
+                <w:rFonts w:ascii="Arial" w:cs="Arial" w:eastAsia="Arial" w:hAnsi="Arial"/>
+                <w:b w:val="false"/>
+                <w:bCs w:val="false"/>
+                <w:i w:val="false"/>
+                <w:iCs w:val="false"/>
+                <w:color w:val="2A2E38"/>
+                <w:sz w:val="17"/>
+                <w:szCs w:val="17"/>
+              </w:rPr>
+              <w:t xml:space="preserve">160,0</w:t>
+            </w:r>
+          </w:p>
+        </w:tc>
+        <w:tc>
+          <w:tcPr>
+            <w:tcW w:type="dxa" w:w="1250"/>
+            <w:tcBorders>
+              <w:top w:val="single" w:color="D9D4CB" w:sz="4"/>
+              <w:left w:val="none" w:color="auto" w:sz="0"/>
+              <w:bottom w:val="single" w:color="D9D4CB" w:sz="4"/>
+              <w:right w:val="none" w:color="auto" w:sz="0"/>
+            </w:tcBorders>
+            <w:shd w:fill="FBFAF8" w:color="auto" w:val="clear"/>
+            <w:tcMar>
+              <w:top w:type="dxa" w:w="52"/>
+              <w:left w:type="dxa" w:w="100"/>
+              <w:bottom w:type="dxa" w:w="52"/>
+              <w:right w:type="dxa" w:w="100"/>
+            </w:tcMar>
+            <w:vAlign w:val="center"/>
+          </w:tcPr>
+          <w:p>
+            <w:pPr>
+              <w:spacing w:after="0" w:line="240" w:lineRule="auto"/>
+              <w:jc w:val="center"/>
+            </w:pPr>
+            <w:r>
+              <w:rPr>
+                <w:rFonts w:ascii="Arial" w:cs="Arial" w:eastAsia="Arial" w:hAnsi="Arial"/>
+                <w:b w:val="false"/>
+                <w:bCs w:val="false"/>
+                <w:i w:val="false"/>
+                <w:iCs w:val="false"/>
+                <w:color w:val="2A2E38"/>
+                <w:sz w:val="17"/>
+                <w:szCs w:val="17"/>
+              </w:rPr>
+              <w:t xml:space="preserve">1 290 323</w:t>
+            </w:r>
+          </w:p>
+        </w:tc>
+        <w:tc>
+          <w:tcPr>
+            <w:tcW w:type="dxa" w:w="1888"/>
+            <w:tcBorders>
+              <w:top w:val="single" w:color="D9D4CB" w:sz="4"/>
+              <w:left w:val="none" w:color="auto" w:sz="0"/>
+              <w:bottom w:val="single" w:color="D9D4CB" w:sz="4"/>
+              <w:right w:val="none" w:color="auto" w:sz="0"/>
+            </w:tcBorders>
+            <w:shd w:fill="FBFAF8" w:color="auto" w:val="clear"/>
+            <w:tcMar>
+              <w:top w:type="dxa" w:w="52"/>
+              <w:left w:type="dxa" w:w="100"/>
+              <w:bottom w:type="dxa" w:w="52"/>
+              <w:right w:type="dxa" w:w="100"/>
+            </w:tcMar>
+            <w:vAlign w:val="center"/>
+          </w:tcPr>
+          <w:p>
+            <w:pPr>
+              <w:spacing w:after="0" w:line="240" w:lineRule="auto"/>
+              <w:jc w:val="center"/>
+            </w:pPr>
+            <w:hyperlink w:history="1" r:id="rIdmjrmk_ov87cdbv9fmvpif">
+              <w:r>
+                <w:rPr>
+                  <w:rFonts w:ascii="Arial" w:cs="Arial" w:eastAsia="Arial" w:hAnsi="Arial"/>
+                  <w:b w:val="false"/>
+                  <w:bCs w:val="false"/>
+                  <w:i w:val="false"/>
+                  <w:iCs w:val="false"/>
+                  <w:color w:val="2C5FA8"/>
+                  <w:sz w:val="17"/>
+                  <w:szCs w:val="17"/>
+                </w:rPr>
+                <w:t xml:space="preserve">Яндекс →</w:t>
+              </w:r>
+            </w:hyperlink>
+          </w:p>
+        </w:tc>
+      </w:tr>
+      <w:tr>
+        <w:tc>
+          <w:tcPr>
+            <w:tcW w:type="dxa" w:w="2080"/>
+            <w:tcBorders>
+              <w:top w:val="single" w:color="D9D4CB" w:sz="4"/>
+              <w:left w:val="none" w:color="auto" w:sz="0"/>
+              <w:bottom w:val="single" w:color="D9D4CB" w:sz="4"/>
+              <w:right w:val="none" w:color="auto" w:sz="0"/>
+            </w:tcBorders>
+            <w:tcMar>
+              <w:top w:type="dxa" w:w="52"/>
+              <w:left w:type="dxa" w:w="100"/>
+              <w:bottom w:type="dxa" w:w="52"/>
+              <w:right w:type="dxa" w:w="100"/>
+            </w:tcMar>
+            <w:vAlign w:val="center"/>
+          </w:tcPr>
+          <w:p>
+            <w:pPr>
+              <w:spacing w:after="0" w:line="240" w:lineRule="auto"/>
+              <w:jc w:val="left"/>
+            </w:pPr>
+            <w:r>
+              <w:rPr>
+                <w:rFonts w:ascii="Arial" w:cs="Arial" w:eastAsia="Arial" w:hAnsi="Arial"/>
+                <w:b/>
+                <w:bCs/>
+                <w:i w:val="false"/>
+                <w:iCs w:val="false"/>
+                <w:color w:val="2A2E38"/>
+                <w:sz w:val="17"/>
+                <w:szCs w:val="17"/>
+              </w:rPr>
               <w:t xml:space="preserve">ЖК «Кутузовский XII»</w:t>
             </w:r>
           </w:p>
@@ -11989,7 +12280,6 @@
               <w:bottom w:val="single" w:color="D9D4CB" w:sz="4"/>
               <w:right w:val="none" w:color="auto" w:sz="0"/>
             </w:tcBorders>
-            <w:shd w:fill="FBFAF8" w:color="auto" w:val="clear"/>
             <w:tcMar>
               <w:top w:type="dxa" w:w="52"/>
               <w:left w:type="dxa" w:w="100"/>
@@ -12027,7 +12317,6 @@
               <w:bottom w:val="single" w:color="D9D4CB" w:sz="4"/>
               <w:right w:val="none" w:color="auto" w:sz="0"/>
             </w:tcBorders>
-            <w:shd w:fill="FBFAF8" w:color="auto" w:val="clear"/>
             <w:tcMar>
               <w:top w:type="dxa" w:w="52"/>
               <w:left w:type="dxa" w:w="100"/>
@@ -12065,7 +12354,6 @@
               <w:bottom w:val="single" w:color="D9D4CB" w:sz="4"/>
               <w:right w:val="none" w:color="auto" w:sz="0"/>
             </w:tcBorders>
-            <w:shd w:fill="FBFAF8" w:color="auto" w:val="clear"/>
             <w:tcMar>
               <w:top w:type="dxa" w:w="52"/>
               <w:left w:type="dxa" w:w="100"/>
@@ -12103,7 +12391,6 @@
               <w:bottom w:val="single" w:color="D9D4CB" w:sz="4"/>
               <w:right w:val="none" w:color="auto" w:sz="0"/>
             </w:tcBorders>
-            <w:shd w:fill="FBFAF8" w:color="auto" w:val="clear"/>
             <w:tcMar>
               <w:top w:type="dxa" w:w="52"/>
               <w:left w:type="dxa" w:w="100"/>
@@ -12141,21 +12428,20 @@
               <w:bottom w:val="single" w:color="D9D4CB" w:sz="4"/>
               <w:right w:val="none" w:color="auto" w:sz="0"/>
             </w:tcBorders>
-            <w:shd w:fill="FBFAF8" w:color="auto" w:val="clear"/>
-            <w:tcMar>
-              <w:top w:type="dxa" w:w="52"/>
-              <w:left w:type="dxa" w:w="100"/>
-              <w:bottom w:type="dxa" w:w="52"/>
-              <w:right w:type="dxa" w:w="100"/>
-            </w:tcMar>
-            <w:vAlign w:val="center"/>
-          </w:tcPr>
-          <w:p>
-            <w:pPr>
-              <w:spacing w:after="0" w:line="240" w:lineRule="auto"/>
-              <w:jc w:val="center"/>
-            </w:pPr>
-            <w:hyperlink w:history="1" r:id="rIdr8xaghn7d6f15s2-uofyx">
+            <w:tcMar>
+              <w:top w:type="dxa" w:w="52"/>
+              <w:left w:type="dxa" w:w="100"/>
+              <w:bottom w:type="dxa" w:w="52"/>
+              <w:right w:type="dxa" w:w="100"/>
+            </w:tcMar>
+            <w:vAlign w:val="center"/>
+          </w:tcPr>
+          <w:p>
+            <w:pPr>
+              <w:spacing w:after="0" w:line="240" w:lineRule="auto"/>
+              <w:jc w:val="center"/>
+            </w:pPr>
+            <w:hyperlink w:history="1" r:id="rIdgqeaencldfshqyzuvugrx">
               <w:r>
                 <w:rPr>
                   <w:rFonts w:ascii="Arial" w:cs="Arial" w:eastAsia="Arial" w:hAnsi="Arial"/>
@@ -12183,6 +12469,7 @@
               <w:bottom w:val="single" w:color="D9D4CB" w:sz="4"/>
               <w:right w:val="none" w:color="auto" w:sz="0"/>
             </w:tcBorders>
+            <w:shd w:fill="FBFAF8" w:color="auto" w:val="clear"/>
             <w:tcMar>
               <w:top w:type="dxa" w:w="52"/>
               <w:left w:type="dxa" w:w="100"/>
@@ -12220,6 +12507,7 @@
               <w:bottom w:val="single" w:color="D9D4CB" w:sz="4"/>
               <w:right w:val="none" w:color="auto" w:sz="0"/>
             </w:tcBorders>
+            <w:shd w:fill="FBFAF8" w:color="auto" w:val="clear"/>
             <w:tcMar>
               <w:top w:type="dxa" w:w="52"/>
               <w:left w:type="dxa" w:w="100"/>
@@ -12257,6 +12545,7 @@
               <w:bottom w:val="single" w:color="D9D4CB" w:sz="4"/>
               <w:right w:val="none" w:color="auto" w:sz="0"/>
             </w:tcBorders>
+            <w:shd w:fill="FBFAF8" w:color="auto" w:val="clear"/>
             <w:tcMar>
               <w:top w:type="dxa" w:w="52"/>
               <w:left w:type="dxa" w:w="100"/>
@@ -12294,6 +12583,7 @@
               <w:bottom w:val="single" w:color="D9D4CB" w:sz="4"/>
               <w:right w:val="none" w:color="auto" w:sz="0"/>
             </w:tcBorders>
+            <w:shd w:fill="FBFAF8" w:color="auto" w:val="clear"/>
             <w:tcMar>
               <w:top w:type="dxa" w:w="52"/>
               <w:left w:type="dxa" w:w="100"/>
@@ -12331,6 +12621,7 @@
               <w:bottom w:val="single" w:color="D9D4CB" w:sz="4"/>
               <w:right w:val="none" w:color="auto" w:sz="0"/>
             </w:tcBorders>
+            <w:shd w:fill="FBFAF8" w:color="auto" w:val="clear"/>
             <w:tcMar>
               <w:top w:type="dxa" w:w="52"/>
               <w:left w:type="dxa" w:w="100"/>
@@ -12368,20 +12659,21 @@
               <w:bottom w:val="single" w:color="D9D4CB" w:sz="4"/>
               <w:right w:val="none" w:color="auto" w:sz="0"/>
             </w:tcBorders>
-            <w:tcMar>
-              <w:top w:type="dxa" w:w="52"/>
-              <w:left w:type="dxa" w:w="100"/>
-              <w:bottom w:type="dxa" w:w="52"/>
-              <w:right w:type="dxa" w:w="100"/>
-            </w:tcMar>
-            <w:vAlign w:val="center"/>
-          </w:tcPr>
-          <w:p>
-            <w:pPr>
-              <w:spacing w:after="0" w:line="240" w:lineRule="auto"/>
-              <w:jc w:val="center"/>
-            </w:pPr>
-            <w:hyperlink w:history="1" r:id="rIdfw8svfmyqqhaerih-y_yb">
+            <w:shd w:fill="FBFAF8" w:color="auto" w:val="clear"/>
+            <w:tcMar>
+              <w:top w:type="dxa" w:w="52"/>
+              <w:left w:type="dxa" w:w="100"/>
+              <w:bottom w:type="dxa" w:w="52"/>
+              <w:right w:type="dxa" w:w="100"/>
+            </w:tcMar>
+            <w:vAlign w:val="center"/>
+          </w:tcPr>
+          <w:p>
+            <w:pPr>
+              <w:spacing w:after="0" w:line="240" w:lineRule="auto"/>
+              <w:jc w:val="center"/>
+            </w:pPr>
+            <w:hyperlink w:history="1" r:id="rId-5rp87rggaurgrdjsxavx">
               <w:r>
                 <w:rPr>
                   <w:rFonts w:ascii="Arial" w:cs="Arial" w:eastAsia="Arial" w:hAnsi="Arial"/>
@@ -12409,7 +12701,6 @@
               <w:bottom w:val="single" w:color="D9D4CB" w:sz="4"/>
               <w:right w:val="none" w:color="auto" w:sz="0"/>
             </w:tcBorders>
-            <w:shd w:fill="FBFAF8" w:color="auto" w:val="clear"/>
             <w:tcMar>
               <w:top w:type="dxa" w:w="52"/>
               <w:left w:type="dxa" w:w="100"/>
@@ -12434,7 +12725,7 @@
                 <w:sz w:val="17"/>
                 <w:szCs w:val="17"/>
               </w:rPr>
-              <w:t xml:space="preserve">Улица Дунаевского, 7</w:t>
+              <w:t xml:space="preserve">Neva Towers*</w:t>
             </w:r>
           </w:p>
         </w:tc>
@@ -12447,32 +12738,31 @@
               <w:bottom w:val="single" w:color="D9D4CB" w:sz="4"/>
               <w:right w:val="none" w:color="auto" w:sz="0"/>
             </w:tcBorders>
-            <w:shd w:fill="FBFAF8" w:color="auto" w:val="clear"/>
-            <w:tcMar>
-              <w:top w:type="dxa" w:w="52"/>
-              <w:left w:type="dxa" w:w="100"/>
-              <w:bottom w:type="dxa" w:w="52"/>
-              <w:right w:type="dxa" w:w="100"/>
-            </w:tcMar>
-            <w:vAlign w:val="center"/>
-          </w:tcPr>
-          <w:p>
-            <w:pPr>
-              <w:spacing w:after="0" w:line="240" w:lineRule="auto"/>
-              <w:jc w:val="center"/>
-            </w:pPr>
-            <w:r>
-              <w:rPr>
-                <w:rFonts w:ascii="Arial" w:cs="Arial" w:eastAsia="Arial" w:hAnsi="Arial"/>
-                <w:b w:val="false"/>
-                <w:bCs w:val="false"/>
-                <w:i w:val="false"/>
-                <w:iCs w:val="false"/>
-                <w:color w:val="2A2E38"/>
-                <w:sz w:val="17"/>
-                <w:szCs w:val="17"/>
-              </w:rPr>
-              <w:t xml:space="preserve">138,5 м², эт. 10/17</w:t>
+            <w:tcMar>
+              <w:top w:type="dxa" w:w="52"/>
+              <w:left w:type="dxa" w:w="100"/>
+              <w:bottom w:type="dxa" w:w="52"/>
+              <w:right w:type="dxa" w:w="100"/>
+            </w:tcMar>
+            <w:vAlign w:val="center"/>
+          </w:tcPr>
+          <w:p>
+            <w:pPr>
+              <w:spacing w:after="0" w:line="240" w:lineRule="auto"/>
+              <w:jc w:val="center"/>
+            </w:pPr>
+            <w:r>
+              <w:rPr>
+                <w:rFonts w:ascii="Arial" w:cs="Arial" w:eastAsia="Arial" w:hAnsi="Arial"/>
+                <w:b w:val="false"/>
+                <w:bCs w:val="false"/>
+                <w:i w:val="false"/>
+                <w:iCs w:val="false"/>
+                <w:color w:val="2A2E38"/>
+                <w:sz w:val="17"/>
+                <w:szCs w:val="17"/>
+              </w:rPr>
+              <w:t xml:space="preserve">111,0 м², эт. 62/77</w:t>
             </w:r>
           </w:p>
         </w:tc>
@@ -12485,7 +12775,6 @@
               <w:bottom w:val="single" w:color="D9D4CB" w:sz="4"/>
               <w:right w:val="none" w:color="auto" w:sz="0"/>
             </w:tcBorders>
-            <w:shd w:fill="FBFAF8" w:color="auto" w:val="clear"/>
             <w:tcMar>
               <w:top w:type="dxa" w:w="52"/>
               <w:left w:type="dxa" w:w="100"/>
@@ -12523,32 +12812,31 @@
               <w:bottom w:val="single" w:color="D9D4CB" w:sz="4"/>
               <w:right w:val="none" w:color="auto" w:sz="0"/>
             </w:tcBorders>
-            <w:shd w:fill="FBFAF8" w:color="auto" w:val="clear"/>
-            <w:tcMar>
-              <w:top w:type="dxa" w:w="52"/>
-              <w:left w:type="dxa" w:w="100"/>
-              <w:bottom w:type="dxa" w:w="52"/>
-              <w:right w:type="dxa" w:w="100"/>
-            </w:tcMar>
-            <w:vAlign w:val="center"/>
-          </w:tcPr>
-          <w:p>
-            <w:pPr>
-              <w:spacing w:after="0" w:line="240" w:lineRule="auto"/>
-              <w:jc w:val="center"/>
-            </w:pPr>
-            <w:r>
-              <w:rPr>
-                <w:rFonts w:ascii="Arial" w:cs="Arial" w:eastAsia="Arial" w:hAnsi="Arial"/>
-                <w:b w:val="false"/>
-                <w:bCs w:val="false"/>
-                <w:i w:val="false"/>
-                <w:iCs w:val="false"/>
-                <w:color w:val="2A2E38"/>
-                <w:sz w:val="17"/>
-                <w:szCs w:val="17"/>
-              </w:rPr>
-              <w:t xml:space="preserve">150,0</w:t>
+            <w:tcMar>
+              <w:top w:type="dxa" w:w="52"/>
+              <w:left w:type="dxa" w:w="100"/>
+              <w:bottom w:type="dxa" w:w="52"/>
+              <w:right w:type="dxa" w:w="100"/>
+            </w:tcMar>
+            <w:vAlign w:val="center"/>
+          </w:tcPr>
+          <w:p>
+            <w:pPr>
+              <w:spacing w:after="0" w:line="240" w:lineRule="auto"/>
+              <w:jc w:val="center"/>
+            </w:pPr>
+            <w:r>
+              <w:rPr>
+                <w:rFonts w:ascii="Arial" w:cs="Arial" w:eastAsia="Arial" w:hAnsi="Arial"/>
+                <w:b w:val="false"/>
+                <w:bCs w:val="false"/>
+                <w:i w:val="false"/>
+                <w:iCs w:val="false"/>
+                <w:color w:val="2A2E38"/>
+                <w:sz w:val="17"/>
+                <w:szCs w:val="17"/>
+              </w:rPr>
+              <w:t xml:space="preserve">149,0</w:t>
             </w:r>
           </w:p>
         </w:tc>
@@ -12561,32 +12849,31 @@
               <w:bottom w:val="single" w:color="D9D4CB" w:sz="4"/>
               <w:right w:val="none" w:color="auto" w:sz="0"/>
             </w:tcBorders>
-            <w:shd w:fill="FBFAF8" w:color="auto" w:val="clear"/>
-            <w:tcMar>
-              <w:top w:type="dxa" w:w="52"/>
-              <w:left w:type="dxa" w:w="100"/>
-              <w:bottom w:type="dxa" w:w="52"/>
-              <w:right w:type="dxa" w:w="100"/>
-            </w:tcMar>
-            <w:vAlign w:val="center"/>
-          </w:tcPr>
-          <w:p>
-            <w:pPr>
-              <w:spacing w:after="0" w:line="240" w:lineRule="auto"/>
-              <w:jc w:val="center"/>
-            </w:pPr>
-            <w:r>
-              <w:rPr>
-                <w:rFonts w:ascii="Arial" w:cs="Arial" w:eastAsia="Arial" w:hAnsi="Arial"/>
-                <w:b w:val="false"/>
-                <w:bCs w:val="false"/>
-                <w:i w:val="false"/>
-                <w:iCs w:val="false"/>
-                <w:color w:val="2A2E38"/>
-                <w:sz w:val="17"/>
-                <w:szCs w:val="17"/>
-              </w:rPr>
-              <w:t xml:space="preserve">1 083 032</w:t>
+            <w:tcMar>
+              <w:top w:type="dxa" w:w="52"/>
+              <w:left w:type="dxa" w:w="100"/>
+              <w:bottom w:type="dxa" w:w="52"/>
+              <w:right w:type="dxa" w:w="100"/>
+            </w:tcMar>
+            <w:vAlign w:val="center"/>
+          </w:tcPr>
+          <w:p>
+            <w:pPr>
+              <w:spacing w:after="0" w:line="240" w:lineRule="auto"/>
+              <w:jc w:val="center"/>
+            </w:pPr>
+            <w:r>
+              <w:rPr>
+                <w:rFonts w:ascii="Arial" w:cs="Arial" w:eastAsia="Arial" w:hAnsi="Arial"/>
+                <w:b w:val="false"/>
+                <w:bCs w:val="false"/>
+                <w:i w:val="false"/>
+                <w:iCs w:val="false"/>
+                <w:color w:val="2A2E38"/>
+                <w:sz w:val="17"/>
+                <w:szCs w:val="17"/>
+              </w:rPr>
+              <w:t xml:space="preserve">1 342 342</w:t>
             </w:r>
           </w:p>
         </w:tc>
@@ -12599,21 +12886,20 @@
               <w:bottom w:val="single" w:color="D9D4CB" w:sz="4"/>
               <w:right w:val="none" w:color="auto" w:sz="0"/>
             </w:tcBorders>
-            <w:shd w:fill="FBFAF8" w:color="auto" w:val="clear"/>
-            <w:tcMar>
-              <w:top w:type="dxa" w:w="52"/>
-              <w:left w:type="dxa" w:w="100"/>
-              <w:bottom w:type="dxa" w:w="52"/>
-              <w:right w:type="dxa" w:w="100"/>
-            </w:tcMar>
-            <w:vAlign w:val="center"/>
-          </w:tcPr>
-          <w:p>
-            <w:pPr>
-              <w:spacing w:after="0" w:line="240" w:lineRule="auto"/>
-              <w:jc w:val="center"/>
-            </w:pPr>
-            <w:hyperlink w:history="1" r:id="rId4l7gmu41uvbphrruapc_l">
+            <w:tcMar>
+              <w:top w:type="dxa" w:w="52"/>
+              <w:left w:type="dxa" w:w="100"/>
+              <w:bottom w:type="dxa" w:w="52"/>
+              <w:right w:type="dxa" w:w="100"/>
+            </w:tcMar>
+            <w:vAlign w:val="center"/>
+          </w:tcPr>
+          <w:p>
+            <w:pPr>
+              <w:spacing w:after="0" w:line="240" w:lineRule="auto"/>
+              <w:jc w:val="center"/>
+            </w:pPr>
+            <w:hyperlink w:history="1" r:id="rId5uw0xjxzjzbbphp1tsq8n">
               <w:r>
                 <w:rPr>
                   <w:rFonts w:ascii="Arial" w:cs="Arial" w:eastAsia="Arial" w:hAnsi="Arial"/>
@@ -12641,6 +12927,7 @@
               <w:bottom w:val="single" w:color="D9D4CB" w:sz="4"/>
               <w:right w:val="none" w:color="auto" w:sz="0"/>
             </w:tcBorders>
+            <w:shd w:fill="FBFAF8" w:color="auto" w:val="clear"/>
             <w:tcMar>
               <w:top w:type="dxa" w:w="52"/>
               <w:left w:type="dxa" w:w="100"/>
@@ -12678,6 +12965,7 @@
               <w:bottom w:val="single" w:color="D9D4CB" w:sz="4"/>
               <w:right w:val="none" w:color="auto" w:sz="0"/>
             </w:tcBorders>
+            <w:shd w:fill="FBFAF8" w:color="auto" w:val="clear"/>
             <w:tcMar>
               <w:top w:type="dxa" w:w="52"/>
               <w:left w:type="dxa" w:w="100"/>
@@ -12715,6 +13003,7 @@
               <w:bottom w:val="single" w:color="D9D4CB" w:sz="4"/>
               <w:right w:val="none" w:color="auto" w:sz="0"/>
             </w:tcBorders>
+            <w:shd w:fill="FBFAF8" w:color="auto" w:val="clear"/>
             <w:tcMar>
               <w:top w:type="dxa" w:w="52"/>
               <w:left w:type="dxa" w:w="100"/>
@@ -12752,6 +13041,7 @@
               <w:bottom w:val="single" w:color="D9D4CB" w:sz="4"/>
               <w:right w:val="none" w:color="auto" w:sz="0"/>
             </w:tcBorders>
+            <w:shd w:fill="FBFAF8" w:color="auto" w:val="clear"/>
             <w:tcMar>
               <w:top w:type="dxa" w:w="52"/>
               <w:left w:type="dxa" w:w="100"/>
@@ -12789,6 +13079,7 @@
               <w:bottom w:val="single" w:color="D9D4CB" w:sz="4"/>
               <w:right w:val="none" w:color="auto" w:sz="0"/>
             </w:tcBorders>
+            <w:shd w:fill="FBFAF8" w:color="auto" w:val="clear"/>
             <w:tcMar>
               <w:top w:type="dxa" w:w="52"/>
               <w:left w:type="dxa" w:w="100"/>
@@ -12826,20 +13117,21 @@
               <w:bottom w:val="single" w:color="D9D4CB" w:sz="4"/>
               <w:right w:val="none" w:color="auto" w:sz="0"/>
             </w:tcBorders>
-            <w:tcMar>
-              <w:top w:type="dxa" w:w="52"/>
-              <w:left w:type="dxa" w:w="100"/>
-              <w:bottom w:type="dxa" w:w="52"/>
-              <w:right w:type="dxa" w:w="100"/>
-            </w:tcMar>
-            <w:vAlign w:val="center"/>
-          </w:tcPr>
-          <w:p>
-            <w:pPr>
-              <w:spacing w:after="0" w:line="240" w:lineRule="auto"/>
-              <w:jc w:val="center"/>
-            </w:pPr>
-            <w:hyperlink w:history="1" r:id="rIdtsxummd-cf253wgo13fga">
+            <w:shd w:fill="FBFAF8" w:color="auto" w:val="clear"/>
+            <w:tcMar>
+              <w:top w:type="dxa" w:w="52"/>
+              <w:left w:type="dxa" w:w="100"/>
+              <w:bottom w:type="dxa" w:w="52"/>
+              <w:right w:type="dxa" w:w="100"/>
+            </w:tcMar>
+            <w:vAlign w:val="center"/>
+          </w:tcPr>
+          <w:p>
+            <w:pPr>
+              <w:spacing w:after="0" w:line="240" w:lineRule="auto"/>
+              <w:jc w:val="center"/>
+            </w:pPr>
+            <w:hyperlink w:history="1" r:id="rIdfsmmd9sx9z17wi4tjvlg8">
               <w:r>
                 <w:rPr>
                   <w:rFonts w:ascii="Arial" w:cs="Arial" w:eastAsia="Arial" w:hAnsi="Arial"/>
@@ -12867,7 +13159,6 @@
               <w:bottom w:val="single" w:color="D9D4CB" w:sz="4"/>
               <w:right w:val="none" w:color="auto" w:sz="0"/>
             </w:tcBorders>
-            <w:shd w:fill="FBFAF8" w:color="auto" w:val="clear"/>
             <w:tcMar>
               <w:top w:type="dxa" w:w="52"/>
               <w:left w:type="dxa" w:w="100"/>
@@ -12905,7 +13196,6 @@
               <w:bottom w:val="single" w:color="D9D4CB" w:sz="4"/>
               <w:right w:val="none" w:color="auto" w:sz="0"/>
             </w:tcBorders>
-            <w:shd w:fill="FBFAF8" w:color="auto" w:val="clear"/>
             <w:tcMar>
               <w:top w:type="dxa" w:w="52"/>
               <w:left w:type="dxa" w:w="100"/>
@@ -12943,7 +13233,6 @@
               <w:bottom w:val="single" w:color="D9D4CB" w:sz="4"/>
               <w:right w:val="none" w:color="auto" w:sz="0"/>
             </w:tcBorders>
-            <w:shd w:fill="FBFAF8" w:color="auto" w:val="clear"/>
             <w:tcMar>
               <w:top w:type="dxa" w:w="52"/>
               <w:left w:type="dxa" w:w="100"/>
@@ -12981,7 +13270,6 @@
               <w:bottom w:val="single" w:color="D9D4CB" w:sz="4"/>
               <w:right w:val="none" w:color="auto" w:sz="0"/>
             </w:tcBorders>
-            <w:shd w:fill="FBFAF8" w:color="auto" w:val="clear"/>
             <w:tcMar>
               <w:top w:type="dxa" w:w="52"/>
               <w:left w:type="dxa" w:w="100"/>
@@ -13019,7 +13307,6 @@
               <w:bottom w:val="single" w:color="D9D4CB" w:sz="4"/>
               <w:right w:val="none" w:color="auto" w:sz="0"/>
             </w:tcBorders>
-            <w:shd w:fill="FBFAF8" w:color="auto" w:val="clear"/>
             <w:tcMar>
               <w:top w:type="dxa" w:w="52"/>
               <w:left w:type="dxa" w:w="100"/>
@@ -13057,247 +13344,20 @@
               <w:bottom w:val="single" w:color="D9D4CB" w:sz="4"/>
               <w:right w:val="none" w:color="auto" w:sz="0"/>
             </w:tcBorders>
-            <w:shd w:fill="FBFAF8" w:color="auto" w:val="clear"/>
-            <w:tcMar>
-              <w:top w:type="dxa" w:w="52"/>
-              <w:left w:type="dxa" w:w="100"/>
-              <w:bottom w:type="dxa" w:w="52"/>
-              <w:right w:type="dxa" w:w="100"/>
-            </w:tcMar>
-            <w:vAlign w:val="center"/>
-          </w:tcPr>
-          <w:p>
-            <w:pPr>
-              <w:spacing w:after="0" w:line="240" w:lineRule="auto"/>
-              <w:jc w:val="center"/>
-            </w:pPr>
-            <w:hyperlink w:history="1" r:id="rIdtf7x3idozfzv3ud4esyke">
-              <w:r>
-                <w:rPr>
-                  <w:rFonts w:ascii="Arial" w:cs="Arial" w:eastAsia="Arial" w:hAnsi="Arial"/>
-                  <w:b w:val="false"/>
-                  <w:bCs w:val="false"/>
-                  <w:i w:val="false"/>
-                  <w:iCs w:val="false"/>
-                  <w:color w:val="2C5FA8"/>
-                  <w:sz w:val="17"/>
-                  <w:szCs w:val="17"/>
-                </w:rPr>
-                <w:t xml:space="preserve">Яндекс →</w:t>
-              </w:r>
-            </w:hyperlink>
-          </w:p>
-        </w:tc>
-      </w:tr>
-      <w:tr>
-        <w:tc>
-          <w:tcPr>
-            <w:tcW w:type="dxa" w:w="2080"/>
-            <w:tcBorders>
-              <w:top w:val="single" w:color="D9D4CB" w:sz="4"/>
-              <w:left w:val="none" w:color="auto" w:sz="0"/>
-              <w:bottom w:val="single" w:color="D9D4CB" w:sz="4"/>
-              <w:right w:val="none" w:color="auto" w:sz="0"/>
-            </w:tcBorders>
-            <w:tcMar>
-              <w:top w:type="dxa" w:w="52"/>
-              <w:left w:type="dxa" w:w="100"/>
-              <w:bottom w:type="dxa" w:w="52"/>
-              <w:right w:type="dxa" w:w="100"/>
-            </w:tcMar>
-            <w:vAlign w:val="center"/>
-          </w:tcPr>
-          <w:p>
-            <w:pPr>
-              <w:spacing w:after="0" w:line="240" w:lineRule="auto"/>
-              <w:jc w:val="left"/>
-            </w:pPr>
-            <w:r>
-              <w:rPr>
-                <w:rFonts w:ascii="Arial" w:cs="Arial" w:eastAsia="Arial" w:hAnsi="Arial"/>
-                <w:b/>
-                <w:bCs/>
-                <w:i w:val="false"/>
-                <w:iCs w:val="false"/>
-                <w:color w:val="2A2E38"/>
-                <w:sz w:val="17"/>
-                <w:szCs w:val="17"/>
-              </w:rPr>
-              <w:t xml:space="preserve">Кутузовский проспект, 14</w:t>
-            </w:r>
-          </w:p>
-        </w:tc>
-        <w:tc>
-          <w:tcPr>
-            <w:tcW w:type="dxa" w:w="1820"/>
-            <w:tcBorders>
-              <w:top w:val="single" w:color="D9D4CB" w:sz="4"/>
-              <w:left w:val="none" w:color="auto" w:sz="0"/>
-              <w:bottom w:val="single" w:color="D9D4CB" w:sz="4"/>
-              <w:right w:val="none" w:color="auto" w:sz="0"/>
-            </w:tcBorders>
-            <w:tcMar>
-              <w:top w:type="dxa" w:w="52"/>
-              <w:left w:type="dxa" w:w="100"/>
-              <w:bottom w:type="dxa" w:w="52"/>
-              <w:right w:type="dxa" w:w="100"/>
-            </w:tcMar>
-            <w:vAlign w:val="center"/>
-          </w:tcPr>
-          <w:p>
-            <w:pPr>
-              <w:spacing w:after="0" w:line="240" w:lineRule="auto"/>
-              <w:jc w:val="center"/>
-            </w:pPr>
-            <w:r>
-              <w:rPr>
-                <w:rFonts w:ascii="Arial" w:cs="Arial" w:eastAsia="Arial" w:hAnsi="Arial"/>
-                <w:b w:val="false"/>
-                <w:bCs w:val="false"/>
-                <w:i w:val="false"/>
-                <w:iCs w:val="false"/>
-                <w:color w:val="2A2E38"/>
-                <w:sz w:val="17"/>
-                <w:szCs w:val="17"/>
-              </w:rPr>
-              <w:t xml:space="preserve">281,0 м², эт. 4/8</w:t>
-            </w:r>
-          </w:p>
-        </w:tc>
-        <w:tc>
-          <w:tcPr>
-            <w:tcW w:type="dxa" w:w="1420"/>
-            <w:tcBorders>
-              <w:top w:val="single" w:color="D9D4CB" w:sz="4"/>
-              <w:left w:val="none" w:color="auto" w:sz="0"/>
-              <w:bottom w:val="single" w:color="D9D4CB" w:sz="4"/>
-              <w:right w:val="none" w:color="auto" w:sz="0"/>
-            </w:tcBorders>
-            <w:tcMar>
-              <w:top w:type="dxa" w:w="52"/>
-              <w:left w:type="dxa" w:w="100"/>
-              <w:bottom w:type="dxa" w:w="52"/>
-              <w:right w:type="dxa" w:w="100"/>
-            </w:tcMar>
-            <w:vAlign w:val="center"/>
-          </w:tcPr>
-          <w:p>
-            <w:pPr>
-              <w:spacing w:after="0" w:line="240" w:lineRule="auto"/>
-              <w:jc w:val="center"/>
-            </w:pPr>
-            <w:r>
-              <w:rPr>
-                <w:rFonts w:ascii="Arial" w:cs="Arial" w:eastAsia="Arial" w:hAnsi="Arial"/>
-                <w:b w:val="false"/>
-                <w:bCs w:val="false"/>
-                <w:i w:val="false"/>
-                <w:iCs w:val="false"/>
-                <w:color w:val="2A2E38"/>
-                <w:sz w:val="17"/>
-                <w:szCs w:val="17"/>
-              </w:rPr>
-              <w:t xml:space="preserve">Дизайнерский</w:t>
-            </w:r>
-          </w:p>
-        </w:tc>
-        <w:tc>
-          <w:tcPr>
-            <w:tcW w:type="dxa" w:w="1180"/>
-            <w:tcBorders>
-              <w:top w:val="single" w:color="D9D4CB" w:sz="4"/>
-              <w:left w:val="none" w:color="auto" w:sz="0"/>
-              <w:bottom w:val="single" w:color="D9D4CB" w:sz="4"/>
-              <w:right w:val="none" w:color="auto" w:sz="0"/>
-            </w:tcBorders>
-            <w:tcMar>
-              <w:top w:type="dxa" w:w="52"/>
-              <w:left w:type="dxa" w:w="100"/>
-              <w:bottom w:type="dxa" w:w="52"/>
-              <w:right w:type="dxa" w:w="100"/>
-            </w:tcMar>
-            <w:vAlign w:val="center"/>
-          </w:tcPr>
-          <w:p>
-            <w:pPr>
-              <w:spacing w:after="0" w:line="240" w:lineRule="auto"/>
-              <w:jc w:val="center"/>
-            </w:pPr>
-            <w:r>
-              <w:rPr>
-                <w:rFonts w:ascii="Arial" w:cs="Arial" w:eastAsia="Arial" w:hAnsi="Arial"/>
-                <w:b w:val="false"/>
-                <w:bCs w:val="false"/>
-                <w:i w:val="false"/>
-                <w:iCs w:val="false"/>
-                <w:color w:val="2A2E38"/>
-                <w:sz w:val="17"/>
-                <w:szCs w:val="17"/>
-              </w:rPr>
-              <w:t xml:space="preserve">128,0</w:t>
-            </w:r>
-          </w:p>
-        </w:tc>
-        <w:tc>
-          <w:tcPr>
-            <w:tcW w:type="dxa" w:w="1250"/>
-            <w:tcBorders>
-              <w:top w:val="single" w:color="D9D4CB" w:sz="4"/>
-              <w:left w:val="none" w:color="auto" w:sz="0"/>
-              <w:bottom w:val="single" w:color="D9D4CB" w:sz="4"/>
-              <w:right w:val="none" w:color="auto" w:sz="0"/>
-            </w:tcBorders>
-            <w:tcMar>
-              <w:top w:type="dxa" w:w="52"/>
-              <w:left w:type="dxa" w:w="100"/>
-              <w:bottom w:type="dxa" w:w="52"/>
-              <w:right w:type="dxa" w:w="100"/>
-            </w:tcMar>
-            <w:vAlign w:val="center"/>
-          </w:tcPr>
-          <w:p>
-            <w:pPr>
-              <w:spacing w:after="0" w:line="240" w:lineRule="auto"/>
-              <w:jc w:val="center"/>
-            </w:pPr>
-            <w:r>
-              <w:rPr>
-                <w:rFonts w:ascii="Arial" w:cs="Arial" w:eastAsia="Arial" w:hAnsi="Arial"/>
-                <w:b w:val="false"/>
-                <w:bCs w:val="false"/>
-                <w:i w:val="false"/>
-                <w:iCs w:val="false"/>
-                <w:color w:val="2A2E38"/>
-                <w:sz w:val="17"/>
-                <w:szCs w:val="17"/>
-              </w:rPr>
-              <w:t xml:space="preserve">455 516</w:t>
-            </w:r>
-          </w:p>
-        </w:tc>
-        <w:tc>
-          <w:tcPr>
-            <w:tcW w:type="dxa" w:w="1888"/>
-            <w:tcBorders>
-              <w:top w:val="single" w:color="D9D4CB" w:sz="4"/>
-              <w:left w:val="none" w:color="auto" w:sz="0"/>
-              <w:bottom w:val="single" w:color="D9D4CB" w:sz="4"/>
-              <w:right w:val="none" w:color="auto" w:sz="0"/>
-            </w:tcBorders>
-            <w:tcMar>
-              <w:top w:type="dxa" w:w="52"/>
-              <w:left w:type="dxa" w:w="100"/>
-              <w:bottom w:type="dxa" w:w="52"/>
-              <w:right w:type="dxa" w:w="100"/>
-            </w:tcMar>
-            <w:vAlign w:val="center"/>
-          </w:tcPr>
-          <w:p>
-            <w:pPr>
-              <w:spacing w:after="0" w:line="240" w:lineRule="auto"/>
-              <w:jc w:val="center"/>
-            </w:pPr>
-            <w:hyperlink w:history="1" r:id="rIdn7d1ur25fymcusq_tvdub">
+            <w:tcMar>
+              <w:top w:type="dxa" w:w="52"/>
+              <w:left w:type="dxa" w:w="100"/>
+              <w:bottom w:type="dxa" w:w="52"/>
+              <w:right w:type="dxa" w:w="100"/>
+            </w:tcMar>
+            <w:vAlign w:val="center"/>
+          </w:tcPr>
+          <w:p>
+            <w:pPr>
+              <w:spacing w:after="0" w:line="240" w:lineRule="auto"/>
+              <w:jc w:val="center"/>
+            </w:pPr>
+            <w:hyperlink w:history="1" r:id="rIdmt_fgseyto9k2gvdby27u">
               <w:r>
                 <w:rPr>
                   <w:rFonts w:ascii="Arial" w:cs="Arial" w:eastAsia="Arial" w:hAnsi="Arial"/>
@@ -13350,7 +13410,7 @@
           <w:sz w:val="15"/>
           <w:szCs w:val="15"/>
         </w:rPr>
-        <w:t xml:space="preserve">Циан и Яндекс Недвижимость, 30.07.2026. Ссылка ведёт на объявление. Лоты с фотографиями ремонта показаны на предыдущей странице.</w:t>
+        <w:t xml:space="preserve">* Neva Towers — апартаменты, приведены справочно. Циан и Яндекс Недвижимость, 30.07.2026; ссылка ведёт на объявление. Шесть лотов с фотографиями ремонта показаны на предыдущей странице.</w:t>
       </w:r>
     </w:p>
     <w:p>
@@ -13400,20 +13460,20 @@
           <w:sz w:val="19"/>
           <w:szCs w:val="19"/>
         </w:rPr>
-        <w:t xml:space="preserve">Наш лот — самый дорогой метр в списке среди квартир с готовым ремонтом. </w:t>
+        <w:t xml:space="preserve">Наш лот — самый дорогой метр в списке. </w:t>
       </w:r>
       <w:r>
         <w:rPr>
           <w:rFonts w:ascii="Arial" w:cs="Arial" w:eastAsia="Arial" w:hAnsi="Arial"/>
-          <w:b w:val="false"/>
-          <w:bCs w:val="false"/>
+          <w:b/>
+          <w:bCs/>
           <w:i w:val="false"/>
           <w:iCs w:val="false"/>
           <w:color w:val="2A2E38"/>
           <w:sz w:val="19"/>
           <w:szCs w:val="19"/>
         </w:rPr>
-        <w:t xml:space="preserve">Дороже по бюджету только 145 м² в «Смоленской Заставе» — но там метр стоит 1 186 207 ₽ против наших 1 710 526 ₽.</w:t>
+        <w:t xml:space="preserve">Ближайший по бюджету аналог — Capital Towers, 102,7 м² за 162,2 млн ₽: та же сумма, тот же готовый дизайнерский ремонт с мебелью, метр на 8 % дешевле, дом 2023 года и вид на Москва-Сити.</w:t>
       </w:r>
     </w:p>
     <w:p>
@@ -13445,7 +13505,7 @@
           <w:sz w:val="19"/>
           <w:szCs w:val="19"/>
         </w:rPr>
-        <w:t xml:space="preserve">Из одиннадцати лотов восемь продаются с дизайнерским или европейским ремонтом, и семь из них дешевле нашего по бюджету. Покупателю не нужно ждать стройку и делать ремонт, чтобы найти альтернативу.</w:t>
+        <w:t xml:space="preserve">Девять из одиннадцати лотов продаются с готовым ремонтом, и семь из них дешевле нашего по бюджету. Покупателю не нужно ждать стройку и делать ремонт, чтобы найти альтернативу.</w:t>
       </w:r>
     </w:p>
     <w:p>
@@ -13549,7 +13609,7 @@
           <w:sz w:val="19"/>
           <w:szCs w:val="19"/>
         </w:rPr>
-        <w:t xml:space="preserve">1 710 526 ₽/м² — это +25 % к средней по «Кутузовскому XII» (1 367 592 ₽/м²) и +11 % к лотам дома с таким же дизайнерским ремонтом (1 547 366 ₽/м²). </w:t>
+        <w:t xml:space="preserve">1 710 526 ₽/м² — это +22 % к средней по «Кутузовскому XII» (1 397 656 ₽/м²) и +11 % к лотам дома с таким же дизайнерским ремонтом (1 547 366 ₽/м²). </w:t>
       </w:r>
       <w:r>
         <w:rPr>
@@ -13562,7 +13622,7 @@
           <w:sz w:val="19"/>
           <w:szCs w:val="19"/>
         </w:rPr>
-        <w:t xml:space="preserve">Второй по цене метра из четырнадцати лотов и самый дорогой среди всех трёхкомнатных.</w:t>
+        <w:t xml:space="preserve">Второй по цене метра из двенадцати лотов и самый дорогой среди всех трёхкомнатных.</w:t>
       </w:r>
     </w:p>
     <w:p>
@@ -13594,52 +13654,7 @@
           <w:sz w:val="19"/>
           <w:szCs w:val="19"/>
         </w:rPr>
-        <w:t xml:space="preserve">Запрошенный уровень не выглядит выдуманным: рядом в экспозиции стоят почти такие же лоты того же дома — 93,4 м² на шестом этаже за 160,0 млн ₽ (1 713 062 ₽/м²) и 93,1 м² за 158,0 млн ₽ (1 697 100 ₽/м²). На такую цену продавцы дома действительно ориентируются.</w:t>
-      </w:r>
-    </w:p>
-    <w:p>
-      <w:pPr>
-        <w:spacing w:after="58" w:line="252" w:lineRule="auto"/>
-        <w:ind w:left="170" w:right="1560" w:hanging="170"/>
-      </w:pPr>
-      <w:r>
-        <w:rPr>
-          <w:rFonts w:ascii="Arial" w:cs="Arial" w:eastAsia="Arial" w:hAnsi="Arial"/>
-          <w:b/>
-          <w:bCs/>
-          <w:i w:val="false"/>
-          <w:iCs w:val="false"/>
-          <w:color w:val="A9762F"/>
-          <w:sz w:val="19"/>
-          <w:szCs w:val="19"/>
-        </w:rPr>
-        <w:t xml:space="preserve">—   </w:t>
-      </w:r>
-      <w:r>
-        <w:rPr>
-          <w:rFonts w:ascii="Arial" w:cs="Arial" w:eastAsia="Arial" w:hAnsi="Arial"/>
-          <w:b w:val="false"/>
-          <w:bCs w:val="false"/>
-          <w:i w:val="false"/>
-          <w:iCs w:val="false"/>
-          <w:color w:val="2A2E38"/>
-          <w:sz w:val="19"/>
-          <w:szCs w:val="19"/>
-        </w:rPr>
-        <w:t xml:space="preserve">Но эти лоты цену не подтверждают, а делят одного покупателя: </w:t>
-      </w:r>
-      <w:r>
-        <w:rPr>
-          <w:rFonts w:ascii="Arial" w:cs="Arial" w:eastAsia="Arial" w:hAnsi="Arial"/>
-          <w:b w:val="false"/>
-          <w:bCs w:val="false"/>
-          <w:i w:val="false"/>
-          <w:iCs w:val="false"/>
-          <w:color w:val="2A2E38"/>
-          <w:sz w:val="19"/>
-          <w:szCs w:val="19"/>
-        </w:rPr>
-        <w:t xml:space="preserve">несколько почти одинаковых трёхкомнатных квартир с дизайнерским ремонтом экспонируются одновременно, и выигрывает та, что дешевле.</w:t>
+        <w:t xml:space="preserve">Ближайший ориентир в доме — 93,1 м² за 158,0 млн ₽ (1 697 100 ₽/м²): практически та же удельная цена и такой же дизайнерский ремонт, но на 4,5 млн ₽ дешевле по бюджету. То есть уровень цены в доме продавцы держат — вопрос в том, кто уступит первым.</w:t>
       </w:r>
     </w:p>
     <w:p>
@@ -13734,7 +13749,20 @@
           <w:sz w:val="19"/>
           <w:szCs w:val="19"/>
         </w:rPr>
-        <w:t xml:space="preserve">«Смоленская Застава», Ружейный пер., 3 — 145,0 м² с дизайнерским ремонтом за 172,0 млн ₽ (1 186 207 ₽/м²): плюс 50 м² за плюс 9,5 млн ₽.</w:t>
+        <w:t xml:space="preserve">Capital Towers, 102,7 м² за 162,2 млн ₽ (1 579 200 ₽/м²) — ровно наш бюджет. </w:t>
+      </w:r>
+      <w:r>
+        <w:rPr>
+          <w:rFonts w:ascii="Arial" w:cs="Arial" w:eastAsia="Arial" w:hAnsi="Arial"/>
+          <w:b/>
+          <w:bCs/>
+          <w:i w:val="false"/>
+          <w:iCs w:val="false"/>
+          <w:color w:val="2A2E38"/>
+          <w:sz w:val="19"/>
+          <w:szCs w:val="19"/>
+        </w:rPr>
+        <w:t xml:space="preserve">Дизайнерский ремонт с мебелью, 54-й этаж, панорама Москва-Сити, дом 2023 года: площадь на 7,7 м² больше, метр на 8 % дешевле. Это самый прямой конкурент нашего лота в локации.</w:t>
       </w:r>
     </w:p>
     <w:p>
@@ -13766,7 +13794,7 @@
           <w:sz w:val="19"/>
           <w:szCs w:val="19"/>
         </w:rPr>
-        <w:t xml:space="preserve">Улица Дунаевского, 7 — 138,5 м² с дизайнерским ремонтом за 150,0 млн ₽ (1 083 032 ₽/м²): плюс 43,5 м² и на 12,5 млн ₽ дешевле нашего лота.</w:t>
+        <w:t xml:space="preserve">Capital Towers, 130,0 м² с дизайнерским ремонтом — 156,0 млн ₽ (1 200 000 ₽/м²): плюс 35 м² и на 6,5 млн ₽ дешевле.</w:t>
       </w:r>
     </w:p>
     <w:p>
@@ -13798,7 +13826,7 @@
           <w:sz w:val="19"/>
           <w:szCs w:val="19"/>
         </w:rPr>
-        <w:t xml:space="preserve">Capital Towers — 130,0 м² с дизайнерским ремонтом за 156,0 млн ₽ (1 200 000 ₽/м²): плюс 35 м², минус 6,5 млн ₽, дом 2023 года, вид на Москва-Сити.</w:t>
+        <w:t xml:space="preserve">Capital Towers, 109,3 м² с готовой отделкой — 131,2 млн ₽: на 31,3 млн ₽ дешевле нашего лота. В Capital Towers «готовая отделка» чаще всего означает законченный ремонт без мебели — это дешевле варианта «под ключ», но заехать можно сразу.</w:t>
       </w:r>
     </w:p>
     <w:p>
@@ -13830,7 +13858,39 @@
           <w:sz w:val="19"/>
           <w:szCs w:val="19"/>
         </w:rPr>
-        <w:t xml:space="preserve">Кутузовский проспект, 14 — 281,0 м² с дизайнерским ремонтом за 128,0 млн ₽ (455 516 ₽/м²). Дом 1957 года и другой продукт, но соседний адрес и на 34,5 млн ₽ дешевле.</w:t>
+        <w:t xml:space="preserve">Neva Towers, 111–124 м² с дизайнерским ремонтом — 149–160 млн ₽ (1,29–1,34 млн ₽/м²). Это апартаменты: в расчёт средних они не входят, но бюджет покупателя забирают наравне с квартирами.</w:t>
+      </w:r>
+    </w:p>
+    <w:p>
+      <w:pPr>
+        <w:spacing w:after="58" w:line="252" w:lineRule="auto"/>
+        <w:ind w:left="170" w:right="1560" w:hanging="170"/>
+      </w:pPr>
+      <w:r>
+        <w:rPr>
+          <w:rFonts w:ascii="Arial" w:cs="Arial" w:eastAsia="Arial" w:hAnsi="Arial"/>
+          <w:b/>
+          <w:bCs/>
+          <w:i w:val="false"/>
+          <w:iCs w:val="false"/>
+          <w:color w:val="A9762F"/>
+          <w:sz w:val="19"/>
+          <w:szCs w:val="19"/>
+        </w:rPr>
+        <w:t xml:space="preserve">—   </w:t>
+      </w:r>
+      <w:r>
+        <w:rPr>
+          <w:rFonts w:ascii="Arial" w:cs="Arial" w:eastAsia="Arial" w:hAnsi="Arial"/>
+          <w:b w:val="false"/>
+          <w:bCs w:val="false"/>
+          <w:i w:val="false"/>
+          <w:iCs w:val="false"/>
+          <w:color w:val="2A2E38"/>
+          <w:sz w:val="19"/>
+          <w:szCs w:val="19"/>
+        </w:rPr>
+        <w:t xml:space="preserve">«Бадаевский» за 168,7 млн ₽ — 119,3 м² без отделки со сдачей в 2026–2027 годах: ещё около 30 млн ₽ на ремонт и полтора года ожидания.</w:t>
       </w:r>
     </w:p>
     <w:p>
@@ -13867,38 +13927,6 @@
     </w:p>
     <w:p>
       <w:pPr>
-        <w:spacing w:after="58" w:line="252" w:lineRule="auto"/>
-        <w:ind w:left="170" w:right="1560" w:hanging="170"/>
-      </w:pPr>
-      <w:r>
-        <w:rPr>
-          <w:rFonts w:ascii="Arial" w:cs="Arial" w:eastAsia="Arial" w:hAnsi="Arial"/>
-          <w:b/>
-          <w:bCs/>
-          <w:i w:val="false"/>
-          <w:iCs w:val="false"/>
-          <w:color w:val="A9762F"/>
-          <w:sz w:val="19"/>
-          <w:szCs w:val="19"/>
-        </w:rPr>
-        <w:t xml:space="preserve">—   </w:t>
-      </w:r>
-      <w:r>
-        <w:rPr>
-          <w:rFonts w:ascii="Arial" w:cs="Arial" w:eastAsia="Arial" w:hAnsi="Arial"/>
-          <w:b w:val="false"/>
-          <w:bCs w:val="false"/>
-          <w:i w:val="false"/>
-          <w:iCs w:val="false"/>
-          <w:color w:val="2A2E38"/>
-          <w:sz w:val="19"/>
-          <w:szCs w:val="19"/>
-        </w:rPr>
-        <w:t xml:space="preserve">Апартаменты Москва-Сити (720 829 ₽/м²) в расчёт не брались: другой юридический статус и другой набор прав, они дешевле квартир структурно, а не по качеству.</w:t>
-      </w:r>
-    </w:p>
-    <w:p>
-      <w:pPr>
         <w:spacing w:after="60"/>
       </w:pPr>
       <w:r>
@@ -14043,7 +14071,7 @@
                 <w:sz w:val="19"/>
                 <w:szCs w:val="19"/>
               </w:rPr>
-              <w:t xml:space="preserve">Цена 162,5 млн ₽ реалистична только для покупателя, которому нужен именно этот дом, этаж и готовый ремонт и который не рассматривает Capital Towers и остальную вторичку Дорогомилова. Такой покупатель существует, но ждать его придётся долго.</w:t>
+              <w:t xml:space="preserve">Цена 162,5 млн ₽ реалистична только для покупателя, которому нужен именно этот дом, этаж и готовый ремонт и который не рассматривает Capital Towers. Такой покупатель существует, но ждать его придётся долго.</w:t>
             </w:r>
           </w:p>
         </w:tc>
@@ -14051,7 +14079,7 @@
     </w:tbl>
     <w:p>
       <w:pPr>
-        <w:spacing w:after="160"/>
+        <w:spacing w:after="60"/>
       </w:pPr>
       <w:r>
         <w:rPr>
@@ -14137,7 +14165,7 @@
           <w:sz w:val="16"/>
           <w:szCs w:val="16"/>
         </w:rPr>
-        <w:t xml:space="preserve">Циан — выгрузка по ЖК «Кутузовский XII» (ID 44404), 14 лотов, 30.07.2026</w:t>
+        <w:t xml:space="preserve">Циан — выгрузка по ЖК «Кутузовский XII» (ID 44404), 14 объявлений = 12 лотов, 30.07.2026</w:t>
       </w:r>
     </w:p>
     <w:p>
@@ -14169,7 +14197,7 @@
           <w:sz w:val="16"/>
           <w:szCs w:val="16"/>
         </w:rPr>
-        <w:t xml:space="preserve">Циан — выгрузки по локации на 30.07.2026: «Дом Дау» (ID 4296442) 286 лотов, «Бадаевский» (ID 1900321) 144, Capital Towers (ID 45865) 129, «Веспер Кутузовский» 88, апартаменты Москва-Сити 133</w:t>
+        <w:t xml:space="preserve">Циан — выгрузки по локации на 30.07.2026, лотов после схлопывания дублей: «Дом Дау» 286, «Бадаевский» 144, Capital Towers 124, «Веспер Кутузовский» 88, Москва-Сити 131</w:t>
       </w:r>
     </w:p>
     <w:p>
@@ -14203,7 +14231,7 @@
         </w:rPr>
         <w:t xml:space="preserve">Объявление по нашему лоту — </w:t>
       </w:r>
-      <w:hyperlink w:history="1" r:id="rIdatjpwchsohunt-zcg6i1t">
+      <w:hyperlink w:history="1" r:id="rIdp5m783qjrytsyn1tenwl6">
         <w:r>
           <w:rPr>
             <w:rFonts w:ascii="Arial" w:cs="Arial" w:eastAsia="Arial" w:hAnsi="Arial"/>
@@ -14248,9 +14276,9 @@
           <w:sz w:val="16"/>
           <w:szCs w:val="16"/>
         </w:rPr>
-        <w:t xml:space="preserve">Фотографии ремонта и цены альтернатив — Яндекс Недвижимость — </w:t>
+        <w:t xml:space="preserve">Фото ремонта и цены лотов Capital Towers, Neva Towers — Яндекс Недвижимость — </w:t>
       </w:r>
-      <w:hyperlink w:history="1" r:id="rId6dqz8bwoseov_dcjwbdn7">
+      <w:hyperlink w:history="1" r:id="rIdznekqkzvukx1jqtoli-za">
         <w:r>
           <w:rPr>
             <w:rFonts w:ascii="Arial" w:cs="Arial" w:eastAsia="Arial" w:hAnsi="Arial"/>
@@ -14297,7 +14325,7 @@
         </w:rPr>
         <w:t xml:space="preserve">Яндекс Карты — картографическая основа — </w:t>
       </w:r>
-      <w:hyperlink w:history="1" r:id="rIdbb0ivkxcj9p0-9ratccfj">
+      <w:hyperlink w:history="1" r:id="rId21xchqmjbyltgpyui8dr4">
         <w:r>
           <w:rPr>
             <w:rFonts w:ascii="Arial" w:cs="Arial" w:eastAsia="Arial" w:hAnsi="Arial"/>
@@ -14315,7 +14343,7 @@
     </w:p>
     <w:p>
       <w:pPr>
-        <w:spacing w:after="100"/>
+        <w:spacing w:after="60"/>
       </w:pPr>
       <w:r>
         <w:rPr>

--- a/kutuzovsky-lot/Кутузовский_XII_аналитика_по_лоту.docx
+++ b/kutuzovsky-lot/Кутузовский_XII_аналитика_по_лоту.docx
@@ -4179,7 +4179,7 @@
               <w:spacing w:after="0" w:line="240" w:lineRule="auto"/>
               <w:jc w:val="center"/>
             </w:pPr>
-            <w:hyperlink w:history="1" r:id="rIdcvkvq2evm_dzfmfbdmknw">
+            <w:hyperlink w:history="1" r:id="rIdvkenoy83msghor9a_nofo">
               <w:r>
                 <w:rPr>
                   <w:rFonts w:ascii="Arial" w:cs="Arial" w:eastAsia="Arial" w:hAnsi="Arial"/>
@@ -4449,7 +4449,7 @@
               <w:spacing w:after="0" w:line="240" w:lineRule="auto"/>
               <w:jc w:val="center"/>
             </w:pPr>
-            <w:hyperlink w:history="1" r:id="rIdnubkg-v3d2q1jgrnbkp3f">
+            <w:hyperlink w:history="1" r:id="rIdnesvrgx3edgbolz1xrqwr">
               <w:r>
                 <w:rPr>
                   <w:rFonts w:ascii="Arial" w:cs="Arial" w:eastAsia="Arial" w:hAnsi="Arial"/>
@@ -4712,7 +4712,7 @@
               <w:spacing w:after="0" w:line="240" w:lineRule="auto"/>
               <w:jc w:val="center"/>
             </w:pPr>
-            <w:hyperlink w:history="1" r:id="rIdpgscxhsjeumzgad5huugx">
+            <w:hyperlink w:history="1" r:id="rIdh6_th6ajahbtlvoo4ubef">
               <w:r>
                 <w:rPr>
                   <w:rFonts w:ascii="Arial" w:cs="Arial" w:eastAsia="Arial" w:hAnsi="Arial"/>
@@ -4982,7 +4982,7 @@
               <w:spacing w:after="0" w:line="240" w:lineRule="auto"/>
               <w:jc w:val="center"/>
             </w:pPr>
-            <w:hyperlink w:history="1" r:id="rIdofq1tnw7oeznspwzznkqc">
+            <w:hyperlink w:history="1" r:id="rIdw0ucdqkhs7cgqurfg1r_f">
               <w:r>
                 <w:rPr>
                   <w:rFonts w:ascii="Arial" w:cs="Arial" w:eastAsia="Arial" w:hAnsi="Arial"/>
@@ -5245,7 +5245,7 @@
               <w:spacing w:after="0" w:line="240" w:lineRule="auto"/>
               <w:jc w:val="center"/>
             </w:pPr>
-            <w:hyperlink w:history="1" r:id="rIdjapqepmbqojo5btyzc6qu">
+            <w:hyperlink w:history="1" r:id="rIdsuizyr84fuqeyi2ys5qkp">
               <w:r>
                 <w:rPr>
                   <w:rFonts w:ascii="Arial" w:cs="Arial" w:eastAsia="Arial" w:hAnsi="Arial"/>
@@ -5515,7 +5515,7 @@
               <w:spacing w:after="0" w:line="240" w:lineRule="auto"/>
               <w:jc w:val="center"/>
             </w:pPr>
-            <w:hyperlink w:history="1" r:id="rIdfhwpudxlrvrbrylafpn9s">
+            <w:hyperlink w:history="1" r:id="rIdwfezm7elzctuutywcjqqy">
               <w:r>
                 <w:rPr>
                   <w:rFonts w:ascii="Arial" w:cs="Arial" w:eastAsia="Arial" w:hAnsi="Arial"/>
@@ -5778,7 +5778,7 @@
               <w:spacing w:after="0" w:line="240" w:lineRule="auto"/>
               <w:jc w:val="center"/>
             </w:pPr>
-            <w:hyperlink w:history="1" r:id="rIdggfypyakr5c9fpxzyz0-r">
+            <w:hyperlink w:history="1" r:id="rIdzhtipnylkfauk7g6c6wew">
               <w:r>
                 <w:rPr>
                   <w:rFonts w:ascii="Arial" w:cs="Arial" w:eastAsia="Arial" w:hAnsi="Arial"/>
@@ -6048,7 +6048,7 @@
               <w:spacing w:after="0" w:line="240" w:lineRule="auto"/>
               <w:jc w:val="center"/>
             </w:pPr>
-            <w:hyperlink w:history="1" r:id="rId57fqw4vymt4e46hybu-rt">
+            <w:hyperlink w:history="1" r:id="rId-lstsir2fbvndifr1oce2">
               <w:r>
                 <w:rPr>
                   <w:rFonts w:ascii="Arial" w:cs="Arial" w:eastAsia="Arial" w:hAnsi="Arial"/>
@@ -6311,7 +6311,7 @@
               <w:spacing w:after="0" w:line="240" w:lineRule="auto"/>
               <w:jc w:val="center"/>
             </w:pPr>
-            <w:hyperlink w:history="1" r:id="rIditevplb25pv98edzc9h4j">
+            <w:hyperlink w:history="1" r:id="rIdibvur9fzai1ttgk6_6etn">
               <w:r>
                 <w:rPr>
                   <w:rFonts w:ascii="Arial" w:cs="Arial" w:eastAsia="Arial" w:hAnsi="Arial"/>
@@ -6581,7 +6581,7 @@
               <w:spacing w:after="0" w:line="240" w:lineRule="auto"/>
               <w:jc w:val="center"/>
             </w:pPr>
-            <w:hyperlink w:history="1" r:id="rIdpnegtuv6dizyv9bdlzlmp">
+            <w:hyperlink w:history="1" r:id="rIdyp2fsec1h70uxc8k0zhzo">
               <w:r>
                 <w:rPr>
                   <w:rFonts w:ascii="Arial" w:cs="Arial" w:eastAsia="Arial" w:hAnsi="Arial"/>
@@ -6844,7 +6844,7 @@
               <w:spacing w:after="0" w:line="240" w:lineRule="auto"/>
               <w:jc w:val="center"/>
             </w:pPr>
-            <w:hyperlink w:history="1" r:id="rIdvryhrs9g74pa3jruccjyk">
+            <w:hyperlink w:history="1" r:id="rIdxlyrnwkl4bptdud9ghw0n">
               <w:r>
                 <w:rPr>
                   <w:rFonts w:ascii="Arial" w:cs="Arial" w:eastAsia="Arial" w:hAnsi="Arial"/>
@@ -7114,7 +7114,7 @@
               <w:spacing w:after="0" w:line="240" w:lineRule="auto"/>
               <w:jc w:val="center"/>
             </w:pPr>
-            <w:hyperlink w:history="1" r:id="rIdlojizeqjoazu88z6pnlp1">
+            <w:hyperlink w:history="1" r:id="rIdeejj0xvub0vwi1fhqjj0a">
               <w:r>
                 <w:rPr>
                   <w:rFonts w:ascii="Arial" w:cs="Arial" w:eastAsia="Arial" w:hAnsi="Arial"/>
@@ -9771,7 +9771,7 @@
             <w:pPr>
               <w:spacing w:after="0" w:line="216" w:lineRule="auto"/>
             </w:pPr>
-            <w:hyperlink w:history="1" r:id="rIdyesnebef5eiwu4q7sxp5t">
+            <w:hyperlink w:history="1" r:id="rIdf-qpeuhjtzc0_2hzdnp1e">
               <w:r>
                 <w:rPr>
                   <w:rFonts w:ascii="Arial" w:cs="Arial" w:eastAsia="Arial" w:hAnsi="Arial"/>
@@ -9921,7 +9921,7 @@
             <w:pPr>
               <w:spacing w:after="0" w:line="216" w:lineRule="auto"/>
             </w:pPr>
-            <w:hyperlink w:history="1" r:id="rId3twt_blgcauevb8_mv64n">
+            <w:hyperlink w:history="1" r:id="rIduvtjeb7fxmdu5qgn1lwqc">
               <w:r>
                 <w:rPr>
                   <w:rFonts w:ascii="Arial" w:cs="Arial" w:eastAsia="Arial" w:hAnsi="Arial"/>
@@ -10073,7 +10073,7 @@
             <w:pPr>
               <w:spacing w:after="0" w:line="216" w:lineRule="auto"/>
             </w:pPr>
-            <w:hyperlink w:history="1" r:id="rIdov0foqtpw7bxa2__90vvc">
+            <w:hyperlink w:history="1" r:id="rIdw8gq8rkpkjwbjzv0r7qqj">
               <w:r>
                 <w:rPr>
                   <w:rFonts w:ascii="Arial" w:cs="Arial" w:eastAsia="Arial" w:hAnsi="Arial"/>
@@ -10223,7 +10223,7 @@
             <w:pPr>
               <w:spacing w:after="0" w:line="216" w:lineRule="auto"/>
             </w:pPr>
-            <w:hyperlink w:history="1" r:id="rIdk2ja_m7vof9zsccxq1tnd">
+            <w:hyperlink w:history="1" r:id="rIdvpg_7dzktbtdm1h3rbilw">
               <w:r>
                 <w:rPr>
                   <w:rFonts w:ascii="Arial" w:cs="Arial" w:eastAsia="Arial" w:hAnsi="Arial"/>
@@ -10337,7 +10337,7 @@
                 <w:sz w:val="15"/>
                 <w:szCs w:val="15"/>
               </w:rPr>
-              <w:t xml:space="preserve">124,0 м², эт. 43/79 · дизайнерский · апартаменты</w:t>
+              <w:t xml:space="preserve">110,0 м², эт. 53/78 · дизайнерский · апартаменты</w:t>
             </w:r>
           </w:p>
           <w:p>
@@ -10355,7 +10355,7 @@
                 <w:sz w:val="18"/>
                 <w:szCs w:val="18"/>
               </w:rPr>
-              <w:t xml:space="preserve">160,0 млн ₽</w:t>
+              <w:t xml:space="preserve">149,0 млн ₽</w:t>
             </w:r>
             <w:r>
               <w:rPr>
@@ -10368,14 +10368,14 @@
                 <w:sz w:val="15"/>
                 <w:szCs w:val="15"/>
               </w:rPr>
-              <w:t xml:space="preserve">   1 290 323 ₽/м²</w:t>
+              <w:t xml:space="preserve">   1 354 545 ₽/м²</w:t>
             </w:r>
           </w:p>
           <w:p>
             <w:pPr>
               <w:spacing w:after="0" w:line="216" w:lineRule="auto"/>
             </w:pPr>
-            <w:hyperlink w:history="1" r:id="rIdirs6r33vstc6osaxh2sn7">
+            <w:hyperlink w:history="1" r:id="rIdk0aofapv-6bu4jmslb7ny">
               <w:r>
                 <w:rPr>
                   <w:rFonts w:ascii="Arial" w:cs="Arial" w:eastAsia="Arial" w:hAnsi="Arial"/>
@@ -10487,7 +10487,7 @@
                 <w:sz w:val="15"/>
                 <w:szCs w:val="15"/>
               </w:rPr>
-              <w:t xml:space="preserve">111,0 м², эт. 62/77 · дизайнерский · апартаменты</w:t>
+              <w:t xml:space="preserve">120,0 м², эт. 33/78 · дизайнерский · апартаменты</w:t>
             </w:r>
           </w:p>
           <w:p>
@@ -10505,7 +10505,7 @@
                 <w:sz w:val="18"/>
                 <w:szCs w:val="18"/>
               </w:rPr>
-              <w:t xml:space="preserve">149,0 млн ₽</w:t>
+              <w:t xml:space="preserve">135,0 млн ₽</w:t>
             </w:r>
             <w:r>
               <w:rPr>
@@ -10518,14 +10518,14 @@
                 <w:sz w:val="15"/>
                 <w:szCs w:val="15"/>
               </w:rPr>
-              <w:t xml:space="preserve">   1 342 342 ₽/м²</w:t>
+              <w:t xml:space="preserve">   1 125 000 ₽/м²</w:t>
             </w:r>
           </w:p>
           <w:p>
             <w:pPr>
               <w:spacing w:after="0" w:line="216" w:lineRule="auto"/>
             </w:pPr>
-            <w:hyperlink w:history="1" r:id="rIdcczndd7ew9dfnopte7bn4">
+            <w:hyperlink w:history="1" r:id="rIdmdgc14n7hk6ejsjzdf0w9">
               <w:r>
                 <w:rPr>
                   <w:rFonts w:ascii="Arial" w:cs="Arial" w:eastAsia="Arial" w:hAnsi="Arial"/>
@@ -11067,7 +11067,7 @@
               <w:spacing w:after="0" w:line="240" w:lineRule="auto"/>
               <w:jc w:val="center"/>
             </w:pPr>
-            <w:hyperlink w:history="1" r:id="rIdy45fewuyb3c5idagdjih_">
+            <w:hyperlink w:history="1" r:id="rIdom6ff6htugv0oezoiagx1">
               <w:r>
                 <w:rPr>
                   <w:rFonts w:ascii="Arial" w:cs="Arial" w:eastAsia="Arial" w:hAnsi="Arial"/>
@@ -11299,7 +11299,7 @@
               <w:spacing w:after="0" w:line="240" w:lineRule="auto"/>
               <w:jc w:val="center"/>
             </w:pPr>
-            <w:hyperlink w:history="1" r:id="rIdvgazetrxbuzzyvop_npzo">
+            <w:hyperlink w:history="1" r:id="rIdpzon5a24zux5omgtlp3si">
               <w:r>
                 <w:rPr>
                   <w:rFonts w:ascii="Arial" w:cs="Arial" w:eastAsia="Arial" w:hAnsi="Arial"/>
@@ -11525,7 +11525,7 @@
               <w:spacing w:after="0" w:line="240" w:lineRule="auto"/>
               <w:jc w:val="center"/>
             </w:pPr>
-            <w:hyperlink w:history="1" r:id="rIdfvtbrdkuh22k-6kpzinny">
+            <w:hyperlink w:history="1" r:id="rIdx_t3oofruokby4xol8w-z">
               <w:r>
                 <w:rPr>
                   <w:rFonts w:ascii="Arial" w:cs="Arial" w:eastAsia="Arial" w:hAnsi="Arial"/>
@@ -11757,7 +11757,7 @@
               <w:spacing w:after="0" w:line="240" w:lineRule="auto"/>
               <w:jc w:val="center"/>
             </w:pPr>
-            <w:hyperlink w:history="1" r:id="rIdhywagcv8h7jqh04k7yhwh">
+            <w:hyperlink w:history="1" r:id="rIdv0blfmcjl1m6kj5cfympd">
               <w:r>
                 <w:rPr>
                   <w:rFonts w:ascii="Arial" w:cs="Arial" w:eastAsia="Arial" w:hAnsi="Arial"/>
@@ -11983,7 +11983,7 @@
               <w:spacing w:after="0" w:line="240" w:lineRule="auto"/>
               <w:jc w:val="center"/>
             </w:pPr>
-            <w:hyperlink w:history="1" r:id="rIdqjdm_apdvalxe4db5qc6q">
+            <w:hyperlink w:history="1" r:id="rIdkdz13fkxikmr2agjplpmf">
               <w:r>
                 <w:rPr>
                   <w:rFonts w:ascii="Arial" w:cs="Arial" w:eastAsia="Arial" w:hAnsi="Arial"/>
@@ -12036,6 +12036,464 @@
                 <w:sz w:val="17"/>
                 <w:szCs w:val="17"/>
               </w:rPr>
+              <w:t xml:space="preserve">ЖК «Кутузовский XII»</w:t>
+            </w:r>
+          </w:p>
+        </w:tc>
+        <w:tc>
+          <w:tcPr>
+            <w:tcW w:type="dxa" w:w="1820"/>
+            <w:tcBorders>
+              <w:top w:val="single" w:color="D9D4CB" w:sz="4"/>
+              <w:left w:val="none" w:color="auto" w:sz="0"/>
+              <w:bottom w:val="single" w:color="D9D4CB" w:sz="4"/>
+              <w:right w:val="none" w:color="auto" w:sz="0"/>
+            </w:tcBorders>
+            <w:shd w:fill="FBFAF8" w:color="auto" w:val="clear"/>
+            <w:tcMar>
+              <w:top w:type="dxa" w:w="52"/>
+              <w:left w:type="dxa" w:w="100"/>
+              <w:bottom w:type="dxa" w:w="52"/>
+              <w:right w:type="dxa" w:w="100"/>
+            </w:tcMar>
+            <w:vAlign w:val="center"/>
+          </w:tcPr>
+          <w:p>
+            <w:pPr>
+              <w:spacing w:after="0" w:line="240" w:lineRule="auto"/>
+              <w:jc w:val="center"/>
+            </w:pPr>
+            <w:r>
+              <w:rPr>
+                <w:rFonts w:ascii="Arial" w:cs="Arial" w:eastAsia="Arial" w:hAnsi="Arial"/>
+                <w:b w:val="false"/>
+                <w:bCs w:val="false"/>
+                <w:i w:val="false"/>
+                <w:iCs w:val="false"/>
+                <w:color w:val="2A2E38"/>
+                <w:sz w:val="17"/>
+                <w:szCs w:val="17"/>
+              </w:rPr>
+              <w:t xml:space="preserve">93,1 м², эт. 2/11</w:t>
+            </w:r>
+          </w:p>
+        </w:tc>
+        <w:tc>
+          <w:tcPr>
+            <w:tcW w:type="dxa" w:w="1420"/>
+            <w:tcBorders>
+              <w:top w:val="single" w:color="D9D4CB" w:sz="4"/>
+              <w:left w:val="none" w:color="auto" w:sz="0"/>
+              <w:bottom w:val="single" w:color="D9D4CB" w:sz="4"/>
+              <w:right w:val="none" w:color="auto" w:sz="0"/>
+            </w:tcBorders>
+            <w:shd w:fill="FBFAF8" w:color="auto" w:val="clear"/>
+            <w:tcMar>
+              <w:top w:type="dxa" w:w="52"/>
+              <w:left w:type="dxa" w:w="100"/>
+              <w:bottom w:type="dxa" w:w="52"/>
+              <w:right w:type="dxa" w:w="100"/>
+            </w:tcMar>
+            <w:vAlign w:val="center"/>
+          </w:tcPr>
+          <w:p>
+            <w:pPr>
+              <w:spacing w:after="0" w:line="240" w:lineRule="auto"/>
+              <w:jc w:val="center"/>
+            </w:pPr>
+            <w:r>
+              <w:rPr>
+                <w:rFonts w:ascii="Arial" w:cs="Arial" w:eastAsia="Arial" w:hAnsi="Arial"/>
+                <w:b w:val="false"/>
+                <w:bCs w:val="false"/>
+                <w:i w:val="false"/>
+                <w:iCs w:val="false"/>
+                <w:color w:val="2A2E38"/>
+                <w:sz w:val="17"/>
+                <w:szCs w:val="17"/>
+              </w:rPr>
+              <w:t xml:space="preserve">Дизайнерский</w:t>
+            </w:r>
+          </w:p>
+        </w:tc>
+        <w:tc>
+          <w:tcPr>
+            <w:tcW w:type="dxa" w:w="1180"/>
+            <w:tcBorders>
+              <w:top w:val="single" w:color="D9D4CB" w:sz="4"/>
+              <w:left w:val="none" w:color="auto" w:sz="0"/>
+              <w:bottom w:val="single" w:color="D9D4CB" w:sz="4"/>
+              <w:right w:val="none" w:color="auto" w:sz="0"/>
+            </w:tcBorders>
+            <w:shd w:fill="FBFAF8" w:color="auto" w:val="clear"/>
+            <w:tcMar>
+              <w:top w:type="dxa" w:w="52"/>
+              <w:left w:type="dxa" w:w="100"/>
+              <w:bottom w:type="dxa" w:w="52"/>
+              <w:right w:type="dxa" w:w="100"/>
+            </w:tcMar>
+            <w:vAlign w:val="center"/>
+          </w:tcPr>
+          <w:p>
+            <w:pPr>
+              <w:spacing w:after="0" w:line="240" w:lineRule="auto"/>
+              <w:jc w:val="center"/>
+            </w:pPr>
+            <w:r>
+              <w:rPr>
+                <w:rFonts w:ascii="Arial" w:cs="Arial" w:eastAsia="Arial" w:hAnsi="Arial"/>
+                <w:b w:val="false"/>
+                <w:bCs w:val="false"/>
+                <w:i w:val="false"/>
+                <w:iCs w:val="false"/>
+                <w:color w:val="2A2E38"/>
+                <w:sz w:val="17"/>
+                <w:szCs w:val="17"/>
+              </w:rPr>
+              <w:t xml:space="preserve">158,0</w:t>
+            </w:r>
+          </w:p>
+        </w:tc>
+        <w:tc>
+          <w:tcPr>
+            <w:tcW w:type="dxa" w:w="1250"/>
+            <w:tcBorders>
+              <w:top w:val="single" w:color="D9D4CB" w:sz="4"/>
+              <w:left w:val="none" w:color="auto" w:sz="0"/>
+              <w:bottom w:val="single" w:color="D9D4CB" w:sz="4"/>
+              <w:right w:val="none" w:color="auto" w:sz="0"/>
+            </w:tcBorders>
+            <w:shd w:fill="FBFAF8" w:color="auto" w:val="clear"/>
+            <w:tcMar>
+              <w:top w:type="dxa" w:w="52"/>
+              <w:left w:type="dxa" w:w="100"/>
+              <w:bottom w:type="dxa" w:w="52"/>
+              <w:right w:type="dxa" w:w="100"/>
+            </w:tcMar>
+            <w:vAlign w:val="center"/>
+          </w:tcPr>
+          <w:p>
+            <w:pPr>
+              <w:spacing w:after="0" w:line="240" w:lineRule="auto"/>
+              <w:jc w:val="center"/>
+            </w:pPr>
+            <w:r>
+              <w:rPr>
+                <w:rFonts w:ascii="Arial" w:cs="Arial" w:eastAsia="Arial" w:hAnsi="Arial"/>
+                <w:b w:val="false"/>
+                <w:bCs w:val="false"/>
+                <w:i w:val="false"/>
+                <w:iCs w:val="false"/>
+                <w:color w:val="2A2E38"/>
+                <w:sz w:val="17"/>
+                <w:szCs w:val="17"/>
+              </w:rPr>
+              <w:t xml:space="preserve">1 697 100</w:t>
+            </w:r>
+          </w:p>
+        </w:tc>
+        <w:tc>
+          <w:tcPr>
+            <w:tcW w:type="dxa" w:w="1888"/>
+            <w:tcBorders>
+              <w:top w:val="single" w:color="D9D4CB" w:sz="4"/>
+              <w:left w:val="none" w:color="auto" w:sz="0"/>
+              <w:bottom w:val="single" w:color="D9D4CB" w:sz="4"/>
+              <w:right w:val="none" w:color="auto" w:sz="0"/>
+            </w:tcBorders>
+            <w:shd w:fill="FBFAF8" w:color="auto" w:val="clear"/>
+            <w:tcMar>
+              <w:top w:type="dxa" w:w="52"/>
+              <w:left w:type="dxa" w:w="100"/>
+              <w:bottom w:type="dxa" w:w="52"/>
+              <w:right w:type="dxa" w:w="100"/>
+            </w:tcMar>
+            <w:vAlign w:val="center"/>
+          </w:tcPr>
+          <w:p>
+            <w:pPr>
+              <w:spacing w:after="0" w:line="240" w:lineRule="auto"/>
+              <w:jc w:val="center"/>
+            </w:pPr>
+            <w:hyperlink w:history="1" r:id="rIdgkhdi7fovrt7imubzlomr">
+              <w:r>
+                <w:rPr>
+                  <w:rFonts w:ascii="Arial" w:cs="Arial" w:eastAsia="Arial" w:hAnsi="Arial"/>
+                  <w:b w:val="false"/>
+                  <w:bCs w:val="false"/>
+                  <w:i w:val="false"/>
+                  <w:iCs w:val="false"/>
+                  <w:color w:val="2C5FA8"/>
+                  <w:sz w:val="17"/>
+                  <w:szCs w:val="17"/>
+                </w:rPr>
+                <w:t xml:space="preserve">Циан →</w:t>
+              </w:r>
+            </w:hyperlink>
+          </w:p>
+        </w:tc>
+      </w:tr>
+      <w:tr>
+        <w:tc>
+          <w:tcPr>
+            <w:tcW w:type="dxa" w:w="2080"/>
+            <w:tcBorders>
+              <w:top w:val="single" w:color="D9D4CB" w:sz="4"/>
+              <w:left w:val="none" w:color="auto" w:sz="0"/>
+              <w:bottom w:val="single" w:color="D9D4CB" w:sz="4"/>
+              <w:right w:val="none" w:color="auto" w:sz="0"/>
+            </w:tcBorders>
+            <w:tcMar>
+              <w:top w:type="dxa" w:w="52"/>
+              <w:left w:type="dxa" w:w="100"/>
+              <w:bottom w:type="dxa" w:w="52"/>
+              <w:right w:type="dxa" w:w="100"/>
+            </w:tcMar>
+            <w:vAlign w:val="center"/>
+          </w:tcPr>
+          <w:p>
+            <w:pPr>
+              <w:spacing w:after="0" w:line="240" w:lineRule="auto"/>
+              <w:jc w:val="left"/>
+            </w:pPr>
+            <w:r>
+              <w:rPr>
+                <w:rFonts w:ascii="Arial" w:cs="Arial" w:eastAsia="Arial" w:hAnsi="Arial"/>
+                <w:b/>
+                <w:bCs/>
+                <w:i w:val="false"/>
+                <w:iCs w:val="false"/>
+                <w:color w:val="2A2E38"/>
+                <w:sz w:val="17"/>
+                <w:szCs w:val="17"/>
+              </w:rPr>
+              <w:t xml:space="preserve">Capital Towers</w:t>
+            </w:r>
+          </w:p>
+        </w:tc>
+        <w:tc>
+          <w:tcPr>
+            <w:tcW w:type="dxa" w:w="1820"/>
+            <w:tcBorders>
+              <w:top w:val="single" w:color="D9D4CB" w:sz="4"/>
+              <w:left w:val="none" w:color="auto" w:sz="0"/>
+              <w:bottom w:val="single" w:color="D9D4CB" w:sz="4"/>
+              <w:right w:val="none" w:color="auto" w:sz="0"/>
+            </w:tcBorders>
+            <w:tcMar>
+              <w:top w:type="dxa" w:w="52"/>
+              <w:left w:type="dxa" w:w="100"/>
+              <w:bottom w:type="dxa" w:w="52"/>
+              <w:right w:type="dxa" w:w="100"/>
+            </w:tcMar>
+            <w:vAlign w:val="center"/>
+          </w:tcPr>
+          <w:p>
+            <w:pPr>
+              <w:spacing w:after="0" w:line="240" w:lineRule="auto"/>
+              <w:jc w:val="center"/>
+            </w:pPr>
+            <w:r>
+              <w:rPr>
+                <w:rFonts w:ascii="Arial" w:cs="Arial" w:eastAsia="Arial" w:hAnsi="Arial"/>
+                <w:b w:val="false"/>
+                <w:bCs w:val="false"/>
+                <w:i w:val="false"/>
+                <w:iCs w:val="false"/>
+                <w:color w:val="2A2E38"/>
+                <w:sz w:val="17"/>
+                <w:szCs w:val="17"/>
+              </w:rPr>
+              <w:t xml:space="preserve">130,0 м², эт. 23/70</w:t>
+            </w:r>
+          </w:p>
+        </w:tc>
+        <w:tc>
+          <w:tcPr>
+            <w:tcW w:type="dxa" w:w="1420"/>
+            <w:tcBorders>
+              <w:top w:val="single" w:color="D9D4CB" w:sz="4"/>
+              <w:left w:val="none" w:color="auto" w:sz="0"/>
+              <w:bottom w:val="single" w:color="D9D4CB" w:sz="4"/>
+              <w:right w:val="none" w:color="auto" w:sz="0"/>
+            </w:tcBorders>
+            <w:tcMar>
+              <w:top w:type="dxa" w:w="52"/>
+              <w:left w:type="dxa" w:w="100"/>
+              <w:bottom w:type="dxa" w:w="52"/>
+              <w:right w:type="dxa" w:w="100"/>
+            </w:tcMar>
+            <w:vAlign w:val="center"/>
+          </w:tcPr>
+          <w:p>
+            <w:pPr>
+              <w:spacing w:after="0" w:line="240" w:lineRule="auto"/>
+              <w:jc w:val="center"/>
+            </w:pPr>
+            <w:r>
+              <w:rPr>
+                <w:rFonts w:ascii="Arial" w:cs="Arial" w:eastAsia="Arial" w:hAnsi="Arial"/>
+                <w:b w:val="false"/>
+                <w:bCs w:val="false"/>
+                <w:i w:val="false"/>
+                <w:iCs w:val="false"/>
+                <w:color w:val="2A2E38"/>
+                <w:sz w:val="17"/>
+                <w:szCs w:val="17"/>
+              </w:rPr>
+              <w:t xml:space="preserve">Дизайнерский</w:t>
+            </w:r>
+          </w:p>
+        </w:tc>
+        <w:tc>
+          <w:tcPr>
+            <w:tcW w:type="dxa" w:w="1180"/>
+            <w:tcBorders>
+              <w:top w:val="single" w:color="D9D4CB" w:sz="4"/>
+              <w:left w:val="none" w:color="auto" w:sz="0"/>
+              <w:bottom w:val="single" w:color="D9D4CB" w:sz="4"/>
+              <w:right w:val="none" w:color="auto" w:sz="0"/>
+            </w:tcBorders>
+            <w:tcMar>
+              <w:top w:type="dxa" w:w="52"/>
+              <w:left w:type="dxa" w:w="100"/>
+              <w:bottom w:type="dxa" w:w="52"/>
+              <w:right w:type="dxa" w:w="100"/>
+            </w:tcMar>
+            <w:vAlign w:val="center"/>
+          </w:tcPr>
+          <w:p>
+            <w:pPr>
+              <w:spacing w:after="0" w:line="240" w:lineRule="auto"/>
+              <w:jc w:val="center"/>
+            </w:pPr>
+            <w:r>
+              <w:rPr>
+                <w:rFonts w:ascii="Arial" w:cs="Arial" w:eastAsia="Arial" w:hAnsi="Arial"/>
+                <w:b w:val="false"/>
+                <w:bCs w:val="false"/>
+                <w:i w:val="false"/>
+                <w:iCs w:val="false"/>
+                <w:color w:val="2A2E38"/>
+                <w:sz w:val="17"/>
+                <w:szCs w:val="17"/>
+              </w:rPr>
+              <w:t xml:space="preserve">156,0</w:t>
+            </w:r>
+          </w:p>
+        </w:tc>
+        <w:tc>
+          <w:tcPr>
+            <w:tcW w:type="dxa" w:w="1250"/>
+            <w:tcBorders>
+              <w:top w:val="single" w:color="D9D4CB" w:sz="4"/>
+              <w:left w:val="none" w:color="auto" w:sz="0"/>
+              <w:bottom w:val="single" w:color="D9D4CB" w:sz="4"/>
+              <w:right w:val="none" w:color="auto" w:sz="0"/>
+            </w:tcBorders>
+            <w:tcMar>
+              <w:top w:type="dxa" w:w="52"/>
+              <w:left w:type="dxa" w:w="100"/>
+              <w:bottom w:type="dxa" w:w="52"/>
+              <w:right w:type="dxa" w:w="100"/>
+            </w:tcMar>
+            <w:vAlign w:val="center"/>
+          </w:tcPr>
+          <w:p>
+            <w:pPr>
+              <w:spacing w:after="0" w:line="240" w:lineRule="auto"/>
+              <w:jc w:val="center"/>
+            </w:pPr>
+            <w:r>
+              <w:rPr>
+                <w:rFonts w:ascii="Arial" w:cs="Arial" w:eastAsia="Arial" w:hAnsi="Arial"/>
+                <w:b w:val="false"/>
+                <w:bCs w:val="false"/>
+                <w:i w:val="false"/>
+                <w:iCs w:val="false"/>
+                <w:color w:val="2A2E38"/>
+                <w:sz w:val="17"/>
+                <w:szCs w:val="17"/>
+              </w:rPr>
+              <w:t xml:space="preserve">1 200 000</w:t>
+            </w:r>
+          </w:p>
+        </w:tc>
+        <w:tc>
+          <w:tcPr>
+            <w:tcW w:type="dxa" w:w="1888"/>
+            <w:tcBorders>
+              <w:top w:val="single" w:color="D9D4CB" w:sz="4"/>
+              <w:left w:val="none" w:color="auto" w:sz="0"/>
+              <w:bottom w:val="single" w:color="D9D4CB" w:sz="4"/>
+              <w:right w:val="none" w:color="auto" w:sz="0"/>
+            </w:tcBorders>
+            <w:tcMar>
+              <w:top w:type="dxa" w:w="52"/>
+              <w:left w:type="dxa" w:w="100"/>
+              <w:bottom w:type="dxa" w:w="52"/>
+              <w:right w:type="dxa" w:w="100"/>
+            </w:tcMar>
+            <w:vAlign w:val="center"/>
+          </w:tcPr>
+          <w:p>
+            <w:pPr>
+              <w:spacing w:after="0" w:line="240" w:lineRule="auto"/>
+              <w:jc w:val="center"/>
+            </w:pPr>
+            <w:hyperlink w:history="1" r:id="rIdsq-qxbmyh5pntykn37372">
+              <w:r>
+                <w:rPr>
+                  <w:rFonts w:ascii="Arial" w:cs="Arial" w:eastAsia="Arial" w:hAnsi="Arial"/>
+                  <w:b w:val="false"/>
+                  <w:bCs w:val="false"/>
+                  <w:i w:val="false"/>
+                  <w:iCs w:val="false"/>
+                  <w:color w:val="2C5FA8"/>
+                  <w:sz w:val="17"/>
+                  <w:szCs w:val="17"/>
+                </w:rPr>
+                <w:t xml:space="preserve">Циан →</w:t>
+              </w:r>
+            </w:hyperlink>
+          </w:p>
+        </w:tc>
+      </w:tr>
+      <w:tr>
+        <w:tc>
+          <w:tcPr>
+            <w:tcW w:type="dxa" w:w="2080"/>
+            <w:tcBorders>
+              <w:top w:val="single" w:color="D9D4CB" w:sz="4"/>
+              <w:left w:val="none" w:color="auto" w:sz="0"/>
+              <w:bottom w:val="single" w:color="D9D4CB" w:sz="4"/>
+              <w:right w:val="none" w:color="auto" w:sz="0"/>
+            </w:tcBorders>
+            <w:shd w:fill="FBFAF8" w:color="auto" w:val="clear"/>
+            <w:tcMar>
+              <w:top w:type="dxa" w:w="52"/>
+              <w:left w:type="dxa" w:w="100"/>
+              <w:bottom w:type="dxa" w:w="52"/>
+              <w:right w:type="dxa" w:w="100"/>
+            </w:tcMar>
+            <w:vAlign w:val="center"/>
+          </w:tcPr>
+          <w:p>
+            <w:pPr>
+              <w:spacing w:after="0" w:line="240" w:lineRule="auto"/>
+              <w:jc w:val="left"/>
+            </w:pPr>
+            <w:r>
+              <w:rPr>
+                <w:rFonts w:ascii="Arial" w:cs="Arial" w:eastAsia="Arial" w:hAnsi="Arial"/>
+                <w:b/>
+                <w:bCs/>
+                <w:i w:val="false"/>
+                <w:iCs w:val="false"/>
+                <w:color w:val="2A2E38"/>
+                <w:sz w:val="17"/>
+                <w:szCs w:val="17"/>
+              </w:rPr>
               <w:t xml:space="preserve">Neva Towers*</w:t>
             </w:r>
           </w:p>
@@ -12074,7 +12532,7 @@
                 <w:sz w:val="17"/>
                 <w:szCs w:val="17"/>
               </w:rPr>
-              <w:t xml:space="preserve">124,0 м², эт. 43/79</w:t>
+              <w:t xml:space="preserve">110,0 м², эт. 53/78</w:t>
             </w:r>
           </w:p>
         </w:tc>
@@ -12150,7 +12608,7 @@
                 <w:sz w:val="17"/>
                 <w:szCs w:val="17"/>
               </w:rPr>
-              <w:t xml:space="preserve">160,0</w:t>
+              <w:t xml:space="preserve">149,0</w:t>
             </w:r>
           </w:p>
         </w:tc>
@@ -12188,7 +12646,7 @@
                 <w:sz w:val="17"/>
                 <w:szCs w:val="17"/>
               </w:rPr>
-              <w:t xml:space="preserve">1 290 323</w:t>
+              <w:t xml:space="preserve">1 354 545</w:t>
             </w:r>
           </w:p>
         </w:tc>
@@ -12215,7 +12673,7 @@
               <w:spacing w:after="0" w:line="240" w:lineRule="auto"/>
               <w:jc w:val="center"/>
             </w:pPr>
-            <w:hyperlink w:history="1" r:id="rIdmjrmk_ov87cdbv9fmvpif">
+            <w:hyperlink w:history="1" r:id="rIdknwzqrdhfqf22fsurfad7">
               <w:r>
                 <w:rPr>
                   <w:rFonts w:ascii="Arial" w:cs="Arial" w:eastAsia="Arial" w:hAnsi="Arial"/>
@@ -12267,6 +12725,233 @@
                 <w:sz w:val="17"/>
                 <w:szCs w:val="17"/>
               </w:rPr>
+              <w:t xml:space="preserve">Neva Towers*</w:t>
+            </w:r>
+          </w:p>
+        </w:tc>
+        <w:tc>
+          <w:tcPr>
+            <w:tcW w:type="dxa" w:w="1820"/>
+            <w:tcBorders>
+              <w:top w:val="single" w:color="D9D4CB" w:sz="4"/>
+              <w:left w:val="none" w:color="auto" w:sz="0"/>
+              <w:bottom w:val="single" w:color="D9D4CB" w:sz="4"/>
+              <w:right w:val="none" w:color="auto" w:sz="0"/>
+            </w:tcBorders>
+            <w:tcMar>
+              <w:top w:type="dxa" w:w="52"/>
+              <w:left w:type="dxa" w:w="100"/>
+              <w:bottom w:type="dxa" w:w="52"/>
+              <w:right w:type="dxa" w:w="100"/>
+            </w:tcMar>
+            <w:vAlign w:val="center"/>
+          </w:tcPr>
+          <w:p>
+            <w:pPr>
+              <w:spacing w:after="0" w:line="240" w:lineRule="auto"/>
+              <w:jc w:val="center"/>
+            </w:pPr>
+            <w:r>
+              <w:rPr>
+                <w:rFonts w:ascii="Arial" w:cs="Arial" w:eastAsia="Arial" w:hAnsi="Arial"/>
+                <w:b w:val="false"/>
+                <w:bCs w:val="false"/>
+                <w:i w:val="false"/>
+                <w:iCs w:val="false"/>
+                <w:color w:val="2A2E38"/>
+                <w:sz w:val="17"/>
+                <w:szCs w:val="17"/>
+              </w:rPr>
+              <w:t xml:space="preserve">120,0 м², эт. 33/78</w:t>
+            </w:r>
+          </w:p>
+        </w:tc>
+        <w:tc>
+          <w:tcPr>
+            <w:tcW w:type="dxa" w:w="1420"/>
+            <w:tcBorders>
+              <w:top w:val="single" w:color="D9D4CB" w:sz="4"/>
+              <w:left w:val="none" w:color="auto" w:sz="0"/>
+              <w:bottom w:val="single" w:color="D9D4CB" w:sz="4"/>
+              <w:right w:val="none" w:color="auto" w:sz="0"/>
+            </w:tcBorders>
+            <w:tcMar>
+              <w:top w:type="dxa" w:w="52"/>
+              <w:left w:type="dxa" w:w="100"/>
+              <w:bottom w:type="dxa" w:w="52"/>
+              <w:right w:type="dxa" w:w="100"/>
+            </w:tcMar>
+            <w:vAlign w:val="center"/>
+          </w:tcPr>
+          <w:p>
+            <w:pPr>
+              <w:spacing w:after="0" w:line="240" w:lineRule="auto"/>
+              <w:jc w:val="center"/>
+            </w:pPr>
+            <w:r>
+              <w:rPr>
+                <w:rFonts w:ascii="Arial" w:cs="Arial" w:eastAsia="Arial" w:hAnsi="Arial"/>
+                <w:b w:val="false"/>
+                <w:bCs w:val="false"/>
+                <w:i w:val="false"/>
+                <w:iCs w:val="false"/>
+                <w:color w:val="2A2E38"/>
+                <w:sz w:val="17"/>
+                <w:szCs w:val="17"/>
+              </w:rPr>
+              <w:t xml:space="preserve">Дизайнерский</w:t>
+            </w:r>
+          </w:p>
+        </w:tc>
+        <w:tc>
+          <w:tcPr>
+            <w:tcW w:type="dxa" w:w="1180"/>
+            <w:tcBorders>
+              <w:top w:val="single" w:color="D9D4CB" w:sz="4"/>
+              <w:left w:val="none" w:color="auto" w:sz="0"/>
+              <w:bottom w:val="single" w:color="D9D4CB" w:sz="4"/>
+              <w:right w:val="none" w:color="auto" w:sz="0"/>
+            </w:tcBorders>
+            <w:tcMar>
+              <w:top w:type="dxa" w:w="52"/>
+              <w:left w:type="dxa" w:w="100"/>
+              <w:bottom w:type="dxa" w:w="52"/>
+              <w:right w:type="dxa" w:w="100"/>
+            </w:tcMar>
+            <w:vAlign w:val="center"/>
+          </w:tcPr>
+          <w:p>
+            <w:pPr>
+              <w:spacing w:after="0" w:line="240" w:lineRule="auto"/>
+              <w:jc w:val="center"/>
+            </w:pPr>
+            <w:r>
+              <w:rPr>
+                <w:rFonts w:ascii="Arial" w:cs="Arial" w:eastAsia="Arial" w:hAnsi="Arial"/>
+                <w:b w:val="false"/>
+                <w:bCs w:val="false"/>
+                <w:i w:val="false"/>
+                <w:iCs w:val="false"/>
+                <w:color w:val="2A2E38"/>
+                <w:sz w:val="17"/>
+                <w:szCs w:val="17"/>
+              </w:rPr>
+              <w:t xml:space="preserve">135,0</w:t>
+            </w:r>
+          </w:p>
+        </w:tc>
+        <w:tc>
+          <w:tcPr>
+            <w:tcW w:type="dxa" w:w="1250"/>
+            <w:tcBorders>
+              <w:top w:val="single" w:color="D9D4CB" w:sz="4"/>
+              <w:left w:val="none" w:color="auto" w:sz="0"/>
+              <w:bottom w:val="single" w:color="D9D4CB" w:sz="4"/>
+              <w:right w:val="none" w:color="auto" w:sz="0"/>
+            </w:tcBorders>
+            <w:tcMar>
+              <w:top w:type="dxa" w:w="52"/>
+              <w:left w:type="dxa" w:w="100"/>
+              <w:bottom w:type="dxa" w:w="52"/>
+              <w:right w:type="dxa" w:w="100"/>
+            </w:tcMar>
+            <w:vAlign w:val="center"/>
+          </w:tcPr>
+          <w:p>
+            <w:pPr>
+              <w:spacing w:after="0" w:line="240" w:lineRule="auto"/>
+              <w:jc w:val="center"/>
+            </w:pPr>
+            <w:r>
+              <w:rPr>
+                <w:rFonts w:ascii="Arial" w:cs="Arial" w:eastAsia="Arial" w:hAnsi="Arial"/>
+                <w:b w:val="false"/>
+                <w:bCs w:val="false"/>
+                <w:i w:val="false"/>
+                <w:iCs w:val="false"/>
+                <w:color w:val="2A2E38"/>
+                <w:sz w:val="17"/>
+                <w:szCs w:val="17"/>
+              </w:rPr>
+              <w:t xml:space="preserve">1 125 000</w:t>
+            </w:r>
+          </w:p>
+        </w:tc>
+        <w:tc>
+          <w:tcPr>
+            <w:tcW w:type="dxa" w:w="1888"/>
+            <w:tcBorders>
+              <w:top w:val="single" w:color="D9D4CB" w:sz="4"/>
+              <w:left w:val="none" w:color="auto" w:sz="0"/>
+              <w:bottom w:val="single" w:color="D9D4CB" w:sz="4"/>
+              <w:right w:val="none" w:color="auto" w:sz="0"/>
+            </w:tcBorders>
+            <w:tcMar>
+              <w:top w:type="dxa" w:w="52"/>
+              <w:left w:type="dxa" w:w="100"/>
+              <w:bottom w:type="dxa" w:w="52"/>
+              <w:right w:type="dxa" w:w="100"/>
+            </w:tcMar>
+            <w:vAlign w:val="center"/>
+          </w:tcPr>
+          <w:p>
+            <w:pPr>
+              <w:spacing w:after="0" w:line="240" w:lineRule="auto"/>
+              <w:jc w:val="center"/>
+            </w:pPr>
+            <w:hyperlink w:history="1" r:id="rIdbqpjysfibhddeoi8enq3q">
+              <w:r>
+                <w:rPr>
+                  <w:rFonts w:ascii="Arial" w:cs="Arial" w:eastAsia="Arial" w:hAnsi="Arial"/>
+                  <w:b w:val="false"/>
+                  <w:bCs w:val="false"/>
+                  <w:i w:val="false"/>
+                  <w:iCs w:val="false"/>
+                  <w:color w:val="2C5FA8"/>
+                  <w:sz w:val="17"/>
+                  <w:szCs w:val="17"/>
+                </w:rPr>
+                <w:t xml:space="preserve">Яндекс →</w:t>
+              </w:r>
+            </w:hyperlink>
+          </w:p>
+        </w:tc>
+      </w:tr>
+      <w:tr>
+        <w:tc>
+          <w:tcPr>
+            <w:tcW w:type="dxa" w:w="2080"/>
+            <w:tcBorders>
+              <w:top w:val="single" w:color="D9D4CB" w:sz="4"/>
+              <w:left w:val="none" w:color="auto" w:sz="0"/>
+              <w:bottom w:val="single" w:color="D9D4CB" w:sz="4"/>
+              <w:right w:val="none" w:color="auto" w:sz="0"/>
+            </w:tcBorders>
+            <w:shd w:fill="FBFAF8" w:color="auto" w:val="clear"/>
+            <w:tcMar>
+              <w:top w:type="dxa" w:w="52"/>
+              <w:left w:type="dxa" w:w="100"/>
+              <w:bottom w:type="dxa" w:w="52"/>
+              <w:right w:type="dxa" w:w="100"/>
+            </w:tcMar>
+            <w:vAlign w:val="center"/>
+          </w:tcPr>
+          <w:p>
+            <w:pPr>
+              <w:spacing w:after="0" w:line="240" w:lineRule="auto"/>
+              <w:jc w:val="left"/>
+            </w:pPr>
+            <w:r>
+              <w:rPr>
+                <w:rFonts w:ascii="Arial" w:cs="Arial" w:eastAsia="Arial" w:hAnsi="Arial"/>
+                <w:b/>
+                <w:bCs/>
+                <w:i w:val="false"/>
+                <w:iCs w:val="false"/>
+                <w:color w:val="2A2E38"/>
+                <w:sz w:val="17"/>
+                <w:szCs w:val="17"/>
+              </w:rPr>
               <w:t xml:space="preserve">ЖК «Кутузовский XII»</w:t>
             </w:r>
           </w:p>
@@ -12280,31 +12965,32 @@
               <w:bottom w:val="single" w:color="D9D4CB" w:sz="4"/>
               <w:right w:val="none" w:color="auto" w:sz="0"/>
             </w:tcBorders>
-            <w:tcMar>
-              <w:top w:type="dxa" w:w="52"/>
-              <w:left w:type="dxa" w:w="100"/>
-              <w:bottom w:type="dxa" w:w="52"/>
-              <w:right w:type="dxa" w:w="100"/>
-            </w:tcMar>
-            <w:vAlign w:val="center"/>
-          </w:tcPr>
-          <w:p>
-            <w:pPr>
-              <w:spacing w:after="0" w:line="240" w:lineRule="auto"/>
-              <w:jc w:val="center"/>
-            </w:pPr>
-            <w:r>
-              <w:rPr>
-                <w:rFonts w:ascii="Arial" w:cs="Arial" w:eastAsia="Arial" w:hAnsi="Arial"/>
-                <w:b w:val="false"/>
-                <w:bCs w:val="false"/>
-                <w:i w:val="false"/>
-                <w:iCs w:val="false"/>
-                <w:color w:val="2A2E38"/>
-                <w:sz w:val="17"/>
-                <w:szCs w:val="17"/>
-              </w:rPr>
-              <w:t xml:space="preserve">93,1 м², эт. 2/11</w:t>
+            <w:shd w:fill="FBFAF8" w:color="auto" w:val="clear"/>
+            <w:tcMar>
+              <w:top w:type="dxa" w:w="52"/>
+              <w:left w:type="dxa" w:w="100"/>
+              <w:bottom w:type="dxa" w:w="52"/>
+              <w:right w:type="dxa" w:w="100"/>
+            </w:tcMar>
+            <w:vAlign w:val="center"/>
+          </w:tcPr>
+          <w:p>
+            <w:pPr>
+              <w:spacing w:after="0" w:line="240" w:lineRule="auto"/>
+              <w:jc w:val="center"/>
+            </w:pPr>
+            <w:r>
+              <w:rPr>
+                <w:rFonts w:ascii="Arial" w:cs="Arial" w:eastAsia="Arial" w:hAnsi="Arial"/>
+                <w:b w:val="false"/>
+                <w:bCs w:val="false"/>
+                <w:i w:val="false"/>
+                <w:iCs w:val="false"/>
+                <w:color w:val="2A2E38"/>
+                <w:sz w:val="17"/>
+                <w:szCs w:val="17"/>
+              </w:rPr>
+              <w:t xml:space="preserve">95,0 м², эт. 2/11</w:t>
             </w:r>
           </w:p>
         </w:tc>
@@ -12317,6 +13003,7 @@
               <w:bottom w:val="single" w:color="D9D4CB" w:sz="4"/>
               <w:right w:val="none" w:color="auto" w:sz="0"/>
             </w:tcBorders>
+            <w:shd w:fill="FBFAF8" w:color="auto" w:val="clear"/>
             <w:tcMar>
               <w:top w:type="dxa" w:w="52"/>
               <w:left w:type="dxa" w:w="100"/>
@@ -12354,31 +13041,32 @@
               <w:bottom w:val="single" w:color="D9D4CB" w:sz="4"/>
               <w:right w:val="none" w:color="auto" w:sz="0"/>
             </w:tcBorders>
-            <w:tcMar>
-              <w:top w:type="dxa" w:w="52"/>
-              <w:left w:type="dxa" w:w="100"/>
-              <w:bottom w:type="dxa" w:w="52"/>
-              <w:right w:type="dxa" w:w="100"/>
-            </w:tcMar>
-            <w:vAlign w:val="center"/>
-          </w:tcPr>
-          <w:p>
-            <w:pPr>
-              <w:spacing w:after="0" w:line="240" w:lineRule="auto"/>
-              <w:jc w:val="center"/>
-            </w:pPr>
-            <w:r>
-              <w:rPr>
-                <w:rFonts w:ascii="Arial" w:cs="Arial" w:eastAsia="Arial" w:hAnsi="Arial"/>
-                <w:b w:val="false"/>
-                <w:bCs w:val="false"/>
-                <w:i w:val="false"/>
-                <w:iCs w:val="false"/>
-                <w:color w:val="2A2E38"/>
-                <w:sz w:val="17"/>
-                <w:szCs w:val="17"/>
-              </w:rPr>
-              <w:t xml:space="preserve">158,0</w:t>
+            <w:shd w:fill="FBFAF8" w:color="auto" w:val="clear"/>
+            <w:tcMar>
+              <w:top w:type="dxa" w:w="52"/>
+              <w:left w:type="dxa" w:w="100"/>
+              <w:bottom w:type="dxa" w:w="52"/>
+              <w:right w:type="dxa" w:w="100"/>
+            </w:tcMar>
+            <w:vAlign w:val="center"/>
+          </w:tcPr>
+          <w:p>
+            <w:pPr>
+              <w:spacing w:after="0" w:line="240" w:lineRule="auto"/>
+              <w:jc w:val="center"/>
+            </w:pPr>
+            <w:r>
+              <w:rPr>
+                <w:rFonts w:ascii="Arial" w:cs="Arial" w:eastAsia="Arial" w:hAnsi="Arial"/>
+                <w:b w:val="false"/>
+                <w:bCs w:val="false"/>
+                <w:i w:val="false"/>
+                <w:iCs w:val="false"/>
+                <w:color w:val="2A2E38"/>
+                <w:sz w:val="17"/>
+                <w:szCs w:val="17"/>
+              </w:rPr>
+              <w:t xml:space="preserve">133,0</w:t>
             </w:r>
           </w:p>
         </w:tc>
@@ -12391,31 +13079,32 @@
               <w:bottom w:val="single" w:color="D9D4CB" w:sz="4"/>
               <w:right w:val="none" w:color="auto" w:sz="0"/>
             </w:tcBorders>
-            <w:tcMar>
-              <w:top w:type="dxa" w:w="52"/>
-              <w:left w:type="dxa" w:w="100"/>
-              <w:bottom w:type="dxa" w:w="52"/>
-              <w:right w:type="dxa" w:w="100"/>
-            </w:tcMar>
-            <w:vAlign w:val="center"/>
-          </w:tcPr>
-          <w:p>
-            <w:pPr>
-              <w:spacing w:after="0" w:line="240" w:lineRule="auto"/>
-              <w:jc w:val="center"/>
-            </w:pPr>
-            <w:r>
-              <w:rPr>
-                <w:rFonts w:ascii="Arial" w:cs="Arial" w:eastAsia="Arial" w:hAnsi="Arial"/>
-                <w:b w:val="false"/>
-                <w:bCs w:val="false"/>
-                <w:i w:val="false"/>
-                <w:iCs w:val="false"/>
-                <w:color w:val="2A2E38"/>
-                <w:sz w:val="17"/>
-                <w:szCs w:val="17"/>
-              </w:rPr>
-              <w:t xml:space="preserve">1 697 100</w:t>
+            <w:shd w:fill="FBFAF8" w:color="auto" w:val="clear"/>
+            <w:tcMar>
+              <w:top w:type="dxa" w:w="52"/>
+              <w:left w:type="dxa" w:w="100"/>
+              <w:bottom w:type="dxa" w:w="52"/>
+              <w:right w:type="dxa" w:w="100"/>
+            </w:tcMar>
+            <w:vAlign w:val="center"/>
+          </w:tcPr>
+          <w:p>
+            <w:pPr>
+              <w:spacing w:after="0" w:line="240" w:lineRule="auto"/>
+              <w:jc w:val="center"/>
+            </w:pPr>
+            <w:r>
+              <w:rPr>
+                <w:rFonts w:ascii="Arial" w:cs="Arial" w:eastAsia="Arial" w:hAnsi="Arial"/>
+                <w:b w:val="false"/>
+                <w:bCs w:val="false"/>
+                <w:i w:val="false"/>
+                <w:iCs w:val="false"/>
+                <w:color w:val="2A2E38"/>
+                <w:sz w:val="17"/>
+                <w:szCs w:val="17"/>
+              </w:rPr>
+              <w:t xml:space="preserve">1 400 000</w:t>
             </w:r>
           </w:p>
         </w:tc>
@@ -12428,20 +13117,21 @@
               <w:bottom w:val="single" w:color="D9D4CB" w:sz="4"/>
               <w:right w:val="none" w:color="auto" w:sz="0"/>
             </w:tcBorders>
-            <w:tcMar>
-              <w:top w:type="dxa" w:w="52"/>
-              <w:left w:type="dxa" w:w="100"/>
-              <w:bottom w:type="dxa" w:w="52"/>
-              <w:right w:type="dxa" w:w="100"/>
-            </w:tcMar>
-            <w:vAlign w:val="center"/>
-          </w:tcPr>
-          <w:p>
-            <w:pPr>
-              <w:spacing w:after="0" w:line="240" w:lineRule="auto"/>
-              <w:jc w:val="center"/>
-            </w:pPr>
-            <w:hyperlink w:history="1" r:id="rIdgqeaencldfshqyzuvugrx">
+            <w:shd w:fill="FBFAF8" w:color="auto" w:val="clear"/>
+            <w:tcMar>
+              <w:top w:type="dxa" w:w="52"/>
+              <w:left w:type="dxa" w:w="100"/>
+              <w:bottom w:type="dxa" w:w="52"/>
+              <w:right w:type="dxa" w:w="100"/>
+            </w:tcMar>
+            <w:vAlign w:val="center"/>
+          </w:tcPr>
+          <w:p>
+            <w:pPr>
+              <w:spacing w:after="0" w:line="240" w:lineRule="auto"/>
+              <w:jc w:val="center"/>
+            </w:pPr>
+            <w:hyperlink w:history="1" r:id="rIdxly3arwpft2hzhjr4d2c7">
               <w:r>
                 <w:rPr>
                   <w:rFonts w:ascii="Arial" w:cs="Arial" w:eastAsia="Arial" w:hAnsi="Arial"/>
@@ -12469,7 +13159,6 @@
               <w:bottom w:val="single" w:color="D9D4CB" w:sz="4"/>
               <w:right w:val="none" w:color="auto" w:sz="0"/>
             </w:tcBorders>
-            <w:shd w:fill="FBFAF8" w:color="auto" w:val="clear"/>
             <w:tcMar>
               <w:top w:type="dxa" w:w="52"/>
               <w:left w:type="dxa" w:w="100"/>
@@ -12507,32 +13196,31 @@
               <w:bottom w:val="single" w:color="D9D4CB" w:sz="4"/>
               <w:right w:val="none" w:color="auto" w:sz="0"/>
             </w:tcBorders>
-            <w:shd w:fill="FBFAF8" w:color="auto" w:val="clear"/>
-            <w:tcMar>
-              <w:top w:type="dxa" w:w="52"/>
-              <w:left w:type="dxa" w:w="100"/>
-              <w:bottom w:type="dxa" w:w="52"/>
-              <w:right w:type="dxa" w:w="100"/>
-            </w:tcMar>
-            <w:vAlign w:val="center"/>
-          </w:tcPr>
-          <w:p>
-            <w:pPr>
-              <w:spacing w:after="0" w:line="240" w:lineRule="auto"/>
-              <w:jc w:val="center"/>
-            </w:pPr>
-            <w:r>
-              <w:rPr>
-                <w:rFonts w:ascii="Arial" w:cs="Arial" w:eastAsia="Arial" w:hAnsi="Arial"/>
-                <w:b w:val="false"/>
-                <w:bCs w:val="false"/>
-                <w:i w:val="false"/>
-                <w:iCs w:val="false"/>
-                <w:color w:val="2A2E38"/>
-                <w:sz w:val="17"/>
-                <w:szCs w:val="17"/>
-              </w:rPr>
-              <w:t xml:space="preserve">130,0 м², эт. 23/70</w:t>
+            <w:tcMar>
+              <w:top w:type="dxa" w:w="52"/>
+              <w:left w:type="dxa" w:w="100"/>
+              <w:bottom w:type="dxa" w:w="52"/>
+              <w:right w:type="dxa" w:w="100"/>
+            </w:tcMar>
+            <w:vAlign w:val="center"/>
+          </w:tcPr>
+          <w:p>
+            <w:pPr>
+              <w:spacing w:after="0" w:line="240" w:lineRule="auto"/>
+              <w:jc w:val="center"/>
+            </w:pPr>
+            <w:r>
+              <w:rPr>
+                <w:rFonts w:ascii="Arial" w:cs="Arial" w:eastAsia="Arial" w:hAnsi="Arial"/>
+                <w:b w:val="false"/>
+                <w:bCs w:val="false"/>
+                <w:i w:val="false"/>
+                <w:iCs w:val="false"/>
+                <w:color w:val="2A2E38"/>
+                <w:sz w:val="17"/>
+                <w:szCs w:val="17"/>
+              </w:rPr>
+              <w:t xml:space="preserve">109,3 м², эт. 30/67</w:t>
             </w:r>
           </w:p>
         </w:tc>
@@ -12545,32 +13233,31 @@
               <w:bottom w:val="single" w:color="D9D4CB" w:sz="4"/>
               <w:right w:val="none" w:color="auto" w:sz="0"/>
             </w:tcBorders>
-            <w:shd w:fill="FBFAF8" w:color="auto" w:val="clear"/>
-            <w:tcMar>
-              <w:top w:type="dxa" w:w="52"/>
-              <w:left w:type="dxa" w:w="100"/>
-              <w:bottom w:type="dxa" w:w="52"/>
-              <w:right w:type="dxa" w:w="100"/>
-            </w:tcMar>
-            <w:vAlign w:val="center"/>
-          </w:tcPr>
-          <w:p>
-            <w:pPr>
-              <w:spacing w:after="0" w:line="240" w:lineRule="auto"/>
-              <w:jc w:val="center"/>
-            </w:pPr>
-            <w:r>
-              <w:rPr>
-                <w:rFonts w:ascii="Arial" w:cs="Arial" w:eastAsia="Arial" w:hAnsi="Arial"/>
-                <w:b w:val="false"/>
-                <w:bCs w:val="false"/>
-                <w:i w:val="false"/>
-                <w:iCs w:val="false"/>
-                <w:color w:val="2A2E38"/>
-                <w:sz w:val="17"/>
-                <w:szCs w:val="17"/>
-              </w:rPr>
-              <w:t xml:space="preserve">Дизайнерский</w:t>
+            <w:tcMar>
+              <w:top w:type="dxa" w:w="52"/>
+              <w:left w:type="dxa" w:w="100"/>
+              <w:bottom w:type="dxa" w:w="52"/>
+              <w:right w:type="dxa" w:w="100"/>
+            </w:tcMar>
+            <w:vAlign w:val="center"/>
+          </w:tcPr>
+          <w:p>
+            <w:pPr>
+              <w:spacing w:after="0" w:line="240" w:lineRule="auto"/>
+              <w:jc w:val="center"/>
+            </w:pPr>
+            <w:r>
+              <w:rPr>
+                <w:rFonts w:ascii="Arial" w:cs="Arial" w:eastAsia="Arial" w:hAnsi="Arial"/>
+                <w:b w:val="false"/>
+                <w:bCs w:val="false"/>
+                <w:i w:val="false"/>
+                <w:iCs w:val="false"/>
+                <w:color w:val="2A2E38"/>
+                <w:sz w:val="17"/>
+                <w:szCs w:val="17"/>
+              </w:rPr>
+              <w:t xml:space="preserve">Евроремонт</w:t>
             </w:r>
           </w:p>
         </w:tc>
@@ -12583,32 +13270,31 @@
               <w:bottom w:val="single" w:color="D9D4CB" w:sz="4"/>
               <w:right w:val="none" w:color="auto" w:sz="0"/>
             </w:tcBorders>
-            <w:shd w:fill="FBFAF8" w:color="auto" w:val="clear"/>
-            <w:tcMar>
-              <w:top w:type="dxa" w:w="52"/>
-              <w:left w:type="dxa" w:w="100"/>
-              <w:bottom w:type="dxa" w:w="52"/>
-              <w:right w:type="dxa" w:w="100"/>
-            </w:tcMar>
-            <w:vAlign w:val="center"/>
-          </w:tcPr>
-          <w:p>
-            <w:pPr>
-              <w:spacing w:after="0" w:line="240" w:lineRule="auto"/>
-              <w:jc w:val="center"/>
-            </w:pPr>
-            <w:r>
-              <w:rPr>
-                <w:rFonts w:ascii="Arial" w:cs="Arial" w:eastAsia="Arial" w:hAnsi="Arial"/>
-                <w:b w:val="false"/>
-                <w:bCs w:val="false"/>
-                <w:i w:val="false"/>
-                <w:iCs w:val="false"/>
-                <w:color w:val="2A2E38"/>
-                <w:sz w:val="17"/>
-                <w:szCs w:val="17"/>
-              </w:rPr>
-              <w:t xml:space="preserve">156,0</w:t>
+            <w:tcMar>
+              <w:top w:type="dxa" w:w="52"/>
+              <w:left w:type="dxa" w:w="100"/>
+              <w:bottom w:type="dxa" w:w="52"/>
+              <w:right w:type="dxa" w:w="100"/>
+            </w:tcMar>
+            <w:vAlign w:val="center"/>
+          </w:tcPr>
+          <w:p>
+            <w:pPr>
+              <w:spacing w:after="0" w:line="240" w:lineRule="auto"/>
+              <w:jc w:val="center"/>
+            </w:pPr>
+            <w:r>
+              <w:rPr>
+                <w:rFonts w:ascii="Arial" w:cs="Arial" w:eastAsia="Arial" w:hAnsi="Arial"/>
+                <w:b w:val="false"/>
+                <w:bCs w:val="false"/>
+                <w:i w:val="false"/>
+                <w:iCs w:val="false"/>
+                <w:color w:val="2A2E38"/>
+                <w:sz w:val="17"/>
+                <w:szCs w:val="17"/>
+              </w:rPr>
+              <w:t xml:space="preserve">131,2</w:t>
             </w:r>
           </w:p>
         </w:tc>
@@ -12621,7 +13307,6 @@
               <w:bottom w:val="single" w:color="D9D4CB" w:sz="4"/>
               <w:right w:val="none" w:color="auto" w:sz="0"/>
             </w:tcBorders>
-            <w:shd w:fill="FBFAF8" w:color="auto" w:val="clear"/>
             <w:tcMar>
               <w:top w:type="dxa" w:w="52"/>
               <w:left w:type="dxa" w:w="100"/>
@@ -12659,705 +13344,20 @@
               <w:bottom w:val="single" w:color="D9D4CB" w:sz="4"/>
               <w:right w:val="none" w:color="auto" w:sz="0"/>
             </w:tcBorders>
-            <w:shd w:fill="FBFAF8" w:color="auto" w:val="clear"/>
-            <w:tcMar>
-              <w:top w:type="dxa" w:w="52"/>
-              <w:left w:type="dxa" w:w="100"/>
-              <w:bottom w:type="dxa" w:w="52"/>
-              <w:right w:type="dxa" w:w="100"/>
-            </w:tcMar>
-            <w:vAlign w:val="center"/>
-          </w:tcPr>
-          <w:p>
-            <w:pPr>
-              <w:spacing w:after="0" w:line="240" w:lineRule="auto"/>
-              <w:jc w:val="center"/>
-            </w:pPr>
-            <w:hyperlink w:history="1" r:id="rId-5rp87rggaurgrdjsxavx">
-              <w:r>
-                <w:rPr>
-                  <w:rFonts w:ascii="Arial" w:cs="Arial" w:eastAsia="Arial" w:hAnsi="Arial"/>
-                  <w:b w:val="false"/>
-                  <w:bCs w:val="false"/>
-                  <w:i w:val="false"/>
-                  <w:iCs w:val="false"/>
-                  <w:color w:val="2C5FA8"/>
-                  <w:sz w:val="17"/>
-                  <w:szCs w:val="17"/>
-                </w:rPr>
-                <w:t xml:space="preserve">Циан →</w:t>
-              </w:r>
-            </w:hyperlink>
-          </w:p>
-        </w:tc>
-      </w:tr>
-      <w:tr>
-        <w:tc>
-          <w:tcPr>
-            <w:tcW w:type="dxa" w:w="2080"/>
-            <w:tcBorders>
-              <w:top w:val="single" w:color="D9D4CB" w:sz="4"/>
-              <w:left w:val="none" w:color="auto" w:sz="0"/>
-              <w:bottom w:val="single" w:color="D9D4CB" w:sz="4"/>
-              <w:right w:val="none" w:color="auto" w:sz="0"/>
-            </w:tcBorders>
-            <w:tcMar>
-              <w:top w:type="dxa" w:w="52"/>
-              <w:left w:type="dxa" w:w="100"/>
-              <w:bottom w:type="dxa" w:w="52"/>
-              <w:right w:type="dxa" w:w="100"/>
-            </w:tcMar>
-            <w:vAlign w:val="center"/>
-          </w:tcPr>
-          <w:p>
-            <w:pPr>
-              <w:spacing w:after="0" w:line="240" w:lineRule="auto"/>
-              <w:jc w:val="left"/>
-            </w:pPr>
-            <w:r>
-              <w:rPr>
-                <w:rFonts w:ascii="Arial" w:cs="Arial" w:eastAsia="Arial" w:hAnsi="Arial"/>
-                <w:b/>
-                <w:bCs/>
-                <w:i w:val="false"/>
-                <w:iCs w:val="false"/>
-                <w:color w:val="2A2E38"/>
-                <w:sz w:val="17"/>
-                <w:szCs w:val="17"/>
-              </w:rPr>
-              <w:t xml:space="preserve">Neva Towers*</w:t>
-            </w:r>
-          </w:p>
-        </w:tc>
-        <w:tc>
-          <w:tcPr>
-            <w:tcW w:type="dxa" w:w="1820"/>
-            <w:tcBorders>
-              <w:top w:val="single" w:color="D9D4CB" w:sz="4"/>
-              <w:left w:val="none" w:color="auto" w:sz="0"/>
-              <w:bottom w:val="single" w:color="D9D4CB" w:sz="4"/>
-              <w:right w:val="none" w:color="auto" w:sz="0"/>
-            </w:tcBorders>
-            <w:tcMar>
-              <w:top w:type="dxa" w:w="52"/>
-              <w:left w:type="dxa" w:w="100"/>
-              <w:bottom w:type="dxa" w:w="52"/>
-              <w:right w:type="dxa" w:w="100"/>
-            </w:tcMar>
-            <w:vAlign w:val="center"/>
-          </w:tcPr>
-          <w:p>
-            <w:pPr>
-              <w:spacing w:after="0" w:line="240" w:lineRule="auto"/>
-              <w:jc w:val="center"/>
-            </w:pPr>
-            <w:r>
-              <w:rPr>
-                <w:rFonts w:ascii="Arial" w:cs="Arial" w:eastAsia="Arial" w:hAnsi="Arial"/>
-                <w:b w:val="false"/>
-                <w:bCs w:val="false"/>
-                <w:i w:val="false"/>
-                <w:iCs w:val="false"/>
-                <w:color w:val="2A2E38"/>
-                <w:sz w:val="17"/>
-                <w:szCs w:val="17"/>
-              </w:rPr>
-              <w:t xml:space="preserve">111,0 м², эт. 62/77</w:t>
-            </w:r>
-          </w:p>
-        </w:tc>
-        <w:tc>
-          <w:tcPr>
-            <w:tcW w:type="dxa" w:w="1420"/>
-            <w:tcBorders>
-              <w:top w:val="single" w:color="D9D4CB" w:sz="4"/>
-              <w:left w:val="none" w:color="auto" w:sz="0"/>
-              <w:bottom w:val="single" w:color="D9D4CB" w:sz="4"/>
-              <w:right w:val="none" w:color="auto" w:sz="0"/>
-            </w:tcBorders>
-            <w:tcMar>
-              <w:top w:type="dxa" w:w="52"/>
-              <w:left w:type="dxa" w:w="100"/>
-              <w:bottom w:type="dxa" w:w="52"/>
-              <w:right w:type="dxa" w:w="100"/>
-            </w:tcMar>
-            <w:vAlign w:val="center"/>
-          </w:tcPr>
-          <w:p>
-            <w:pPr>
-              <w:spacing w:after="0" w:line="240" w:lineRule="auto"/>
-              <w:jc w:val="center"/>
-            </w:pPr>
-            <w:r>
-              <w:rPr>
-                <w:rFonts w:ascii="Arial" w:cs="Arial" w:eastAsia="Arial" w:hAnsi="Arial"/>
-                <w:b w:val="false"/>
-                <w:bCs w:val="false"/>
-                <w:i w:val="false"/>
-                <w:iCs w:val="false"/>
-                <w:color w:val="2A2E38"/>
-                <w:sz w:val="17"/>
-                <w:szCs w:val="17"/>
-              </w:rPr>
-              <w:t xml:space="preserve">Дизайнерский</w:t>
-            </w:r>
-          </w:p>
-        </w:tc>
-        <w:tc>
-          <w:tcPr>
-            <w:tcW w:type="dxa" w:w="1180"/>
-            <w:tcBorders>
-              <w:top w:val="single" w:color="D9D4CB" w:sz="4"/>
-              <w:left w:val="none" w:color="auto" w:sz="0"/>
-              <w:bottom w:val="single" w:color="D9D4CB" w:sz="4"/>
-              <w:right w:val="none" w:color="auto" w:sz="0"/>
-            </w:tcBorders>
-            <w:tcMar>
-              <w:top w:type="dxa" w:w="52"/>
-              <w:left w:type="dxa" w:w="100"/>
-              <w:bottom w:type="dxa" w:w="52"/>
-              <w:right w:type="dxa" w:w="100"/>
-            </w:tcMar>
-            <w:vAlign w:val="center"/>
-          </w:tcPr>
-          <w:p>
-            <w:pPr>
-              <w:spacing w:after="0" w:line="240" w:lineRule="auto"/>
-              <w:jc w:val="center"/>
-            </w:pPr>
-            <w:r>
-              <w:rPr>
-                <w:rFonts w:ascii="Arial" w:cs="Arial" w:eastAsia="Arial" w:hAnsi="Arial"/>
-                <w:b w:val="false"/>
-                <w:bCs w:val="false"/>
-                <w:i w:val="false"/>
-                <w:iCs w:val="false"/>
-                <w:color w:val="2A2E38"/>
-                <w:sz w:val="17"/>
-                <w:szCs w:val="17"/>
-              </w:rPr>
-              <w:t xml:space="preserve">149,0</w:t>
-            </w:r>
-          </w:p>
-        </w:tc>
-        <w:tc>
-          <w:tcPr>
-            <w:tcW w:type="dxa" w:w="1250"/>
-            <w:tcBorders>
-              <w:top w:val="single" w:color="D9D4CB" w:sz="4"/>
-              <w:left w:val="none" w:color="auto" w:sz="0"/>
-              <w:bottom w:val="single" w:color="D9D4CB" w:sz="4"/>
-              <w:right w:val="none" w:color="auto" w:sz="0"/>
-            </w:tcBorders>
-            <w:tcMar>
-              <w:top w:type="dxa" w:w="52"/>
-              <w:left w:type="dxa" w:w="100"/>
-              <w:bottom w:type="dxa" w:w="52"/>
-              <w:right w:type="dxa" w:w="100"/>
-            </w:tcMar>
-            <w:vAlign w:val="center"/>
-          </w:tcPr>
-          <w:p>
-            <w:pPr>
-              <w:spacing w:after="0" w:line="240" w:lineRule="auto"/>
-              <w:jc w:val="center"/>
-            </w:pPr>
-            <w:r>
-              <w:rPr>
-                <w:rFonts w:ascii="Arial" w:cs="Arial" w:eastAsia="Arial" w:hAnsi="Arial"/>
-                <w:b w:val="false"/>
-                <w:bCs w:val="false"/>
-                <w:i w:val="false"/>
-                <w:iCs w:val="false"/>
-                <w:color w:val="2A2E38"/>
-                <w:sz w:val="17"/>
-                <w:szCs w:val="17"/>
-              </w:rPr>
-              <w:t xml:space="preserve">1 342 342</w:t>
-            </w:r>
-          </w:p>
-        </w:tc>
-        <w:tc>
-          <w:tcPr>
-            <w:tcW w:type="dxa" w:w="1888"/>
-            <w:tcBorders>
-              <w:top w:val="single" w:color="D9D4CB" w:sz="4"/>
-              <w:left w:val="none" w:color="auto" w:sz="0"/>
-              <w:bottom w:val="single" w:color="D9D4CB" w:sz="4"/>
-              <w:right w:val="none" w:color="auto" w:sz="0"/>
-            </w:tcBorders>
-            <w:tcMar>
-              <w:top w:type="dxa" w:w="52"/>
-              <w:left w:type="dxa" w:w="100"/>
-              <w:bottom w:type="dxa" w:w="52"/>
-              <w:right w:type="dxa" w:w="100"/>
-            </w:tcMar>
-            <w:vAlign w:val="center"/>
-          </w:tcPr>
-          <w:p>
-            <w:pPr>
-              <w:spacing w:after="0" w:line="240" w:lineRule="auto"/>
-              <w:jc w:val="center"/>
-            </w:pPr>
-            <w:hyperlink w:history="1" r:id="rId5uw0xjxzjzbbphp1tsq8n">
-              <w:r>
-                <w:rPr>
-                  <w:rFonts w:ascii="Arial" w:cs="Arial" w:eastAsia="Arial" w:hAnsi="Arial"/>
-                  <w:b w:val="false"/>
-                  <w:bCs w:val="false"/>
-                  <w:i w:val="false"/>
-                  <w:iCs w:val="false"/>
-                  <w:color w:val="2C5FA8"/>
-                  <w:sz w:val="17"/>
-                  <w:szCs w:val="17"/>
-                </w:rPr>
-                <w:t xml:space="preserve">Яндекс →</w:t>
-              </w:r>
-            </w:hyperlink>
-          </w:p>
-        </w:tc>
-      </w:tr>
-      <w:tr>
-        <w:tc>
-          <w:tcPr>
-            <w:tcW w:type="dxa" w:w="2080"/>
-            <w:tcBorders>
-              <w:top w:val="single" w:color="D9D4CB" w:sz="4"/>
-              <w:left w:val="none" w:color="auto" w:sz="0"/>
-              <w:bottom w:val="single" w:color="D9D4CB" w:sz="4"/>
-              <w:right w:val="none" w:color="auto" w:sz="0"/>
-            </w:tcBorders>
-            <w:shd w:fill="FBFAF8" w:color="auto" w:val="clear"/>
-            <w:tcMar>
-              <w:top w:type="dxa" w:w="52"/>
-              <w:left w:type="dxa" w:w="100"/>
-              <w:bottom w:type="dxa" w:w="52"/>
-              <w:right w:type="dxa" w:w="100"/>
-            </w:tcMar>
-            <w:vAlign w:val="center"/>
-          </w:tcPr>
-          <w:p>
-            <w:pPr>
-              <w:spacing w:after="0" w:line="240" w:lineRule="auto"/>
-              <w:jc w:val="left"/>
-            </w:pPr>
-            <w:r>
-              <w:rPr>
-                <w:rFonts w:ascii="Arial" w:cs="Arial" w:eastAsia="Arial" w:hAnsi="Arial"/>
-                <w:b/>
-                <w:bCs/>
-                <w:i w:val="false"/>
-                <w:iCs w:val="false"/>
-                <w:color w:val="2A2E38"/>
-                <w:sz w:val="17"/>
-                <w:szCs w:val="17"/>
-              </w:rPr>
-              <w:t xml:space="preserve">ЖК «Кутузовский XII»</w:t>
-            </w:r>
-          </w:p>
-        </w:tc>
-        <w:tc>
-          <w:tcPr>
-            <w:tcW w:type="dxa" w:w="1820"/>
-            <w:tcBorders>
-              <w:top w:val="single" w:color="D9D4CB" w:sz="4"/>
-              <w:left w:val="none" w:color="auto" w:sz="0"/>
-              <w:bottom w:val="single" w:color="D9D4CB" w:sz="4"/>
-              <w:right w:val="none" w:color="auto" w:sz="0"/>
-            </w:tcBorders>
-            <w:shd w:fill="FBFAF8" w:color="auto" w:val="clear"/>
-            <w:tcMar>
-              <w:top w:type="dxa" w:w="52"/>
-              <w:left w:type="dxa" w:w="100"/>
-              <w:bottom w:type="dxa" w:w="52"/>
-              <w:right w:type="dxa" w:w="100"/>
-            </w:tcMar>
-            <w:vAlign w:val="center"/>
-          </w:tcPr>
-          <w:p>
-            <w:pPr>
-              <w:spacing w:after="0" w:line="240" w:lineRule="auto"/>
-              <w:jc w:val="center"/>
-            </w:pPr>
-            <w:r>
-              <w:rPr>
-                <w:rFonts w:ascii="Arial" w:cs="Arial" w:eastAsia="Arial" w:hAnsi="Arial"/>
-                <w:b w:val="false"/>
-                <w:bCs w:val="false"/>
-                <w:i w:val="false"/>
-                <w:iCs w:val="false"/>
-                <w:color w:val="2A2E38"/>
-                <w:sz w:val="17"/>
-                <w:szCs w:val="17"/>
-              </w:rPr>
-              <w:t xml:space="preserve">95,0 м², эт. 2/11</w:t>
-            </w:r>
-          </w:p>
-        </w:tc>
-        <w:tc>
-          <w:tcPr>
-            <w:tcW w:type="dxa" w:w="1420"/>
-            <w:tcBorders>
-              <w:top w:val="single" w:color="D9D4CB" w:sz="4"/>
-              <w:left w:val="none" w:color="auto" w:sz="0"/>
-              <w:bottom w:val="single" w:color="D9D4CB" w:sz="4"/>
-              <w:right w:val="none" w:color="auto" w:sz="0"/>
-            </w:tcBorders>
-            <w:shd w:fill="FBFAF8" w:color="auto" w:val="clear"/>
-            <w:tcMar>
-              <w:top w:type="dxa" w:w="52"/>
-              <w:left w:type="dxa" w:w="100"/>
-              <w:bottom w:type="dxa" w:w="52"/>
-              <w:right w:type="dxa" w:w="100"/>
-            </w:tcMar>
-            <w:vAlign w:val="center"/>
-          </w:tcPr>
-          <w:p>
-            <w:pPr>
-              <w:spacing w:after="0" w:line="240" w:lineRule="auto"/>
-              <w:jc w:val="center"/>
-            </w:pPr>
-            <w:r>
-              <w:rPr>
-                <w:rFonts w:ascii="Arial" w:cs="Arial" w:eastAsia="Arial" w:hAnsi="Arial"/>
-                <w:b w:val="false"/>
-                <w:bCs w:val="false"/>
-                <w:i w:val="false"/>
-                <w:iCs w:val="false"/>
-                <w:color w:val="2A2E38"/>
-                <w:sz w:val="17"/>
-                <w:szCs w:val="17"/>
-              </w:rPr>
-              <w:t xml:space="preserve">Дизайнерский</w:t>
-            </w:r>
-          </w:p>
-        </w:tc>
-        <w:tc>
-          <w:tcPr>
-            <w:tcW w:type="dxa" w:w="1180"/>
-            <w:tcBorders>
-              <w:top w:val="single" w:color="D9D4CB" w:sz="4"/>
-              <w:left w:val="none" w:color="auto" w:sz="0"/>
-              <w:bottom w:val="single" w:color="D9D4CB" w:sz="4"/>
-              <w:right w:val="none" w:color="auto" w:sz="0"/>
-            </w:tcBorders>
-            <w:shd w:fill="FBFAF8" w:color="auto" w:val="clear"/>
-            <w:tcMar>
-              <w:top w:type="dxa" w:w="52"/>
-              <w:left w:type="dxa" w:w="100"/>
-              <w:bottom w:type="dxa" w:w="52"/>
-              <w:right w:type="dxa" w:w="100"/>
-            </w:tcMar>
-            <w:vAlign w:val="center"/>
-          </w:tcPr>
-          <w:p>
-            <w:pPr>
-              <w:spacing w:after="0" w:line="240" w:lineRule="auto"/>
-              <w:jc w:val="center"/>
-            </w:pPr>
-            <w:r>
-              <w:rPr>
-                <w:rFonts w:ascii="Arial" w:cs="Arial" w:eastAsia="Arial" w:hAnsi="Arial"/>
-                <w:b w:val="false"/>
-                <w:bCs w:val="false"/>
-                <w:i w:val="false"/>
-                <w:iCs w:val="false"/>
-                <w:color w:val="2A2E38"/>
-                <w:sz w:val="17"/>
-                <w:szCs w:val="17"/>
-              </w:rPr>
-              <w:t xml:space="preserve">133,0</w:t>
-            </w:r>
-          </w:p>
-        </w:tc>
-        <w:tc>
-          <w:tcPr>
-            <w:tcW w:type="dxa" w:w="1250"/>
-            <w:tcBorders>
-              <w:top w:val="single" w:color="D9D4CB" w:sz="4"/>
-              <w:left w:val="none" w:color="auto" w:sz="0"/>
-              <w:bottom w:val="single" w:color="D9D4CB" w:sz="4"/>
-              <w:right w:val="none" w:color="auto" w:sz="0"/>
-            </w:tcBorders>
-            <w:shd w:fill="FBFAF8" w:color="auto" w:val="clear"/>
-            <w:tcMar>
-              <w:top w:type="dxa" w:w="52"/>
-              <w:left w:type="dxa" w:w="100"/>
-              <w:bottom w:type="dxa" w:w="52"/>
-              <w:right w:type="dxa" w:w="100"/>
-            </w:tcMar>
-            <w:vAlign w:val="center"/>
-          </w:tcPr>
-          <w:p>
-            <w:pPr>
-              <w:spacing w:after="0" w:line="240" w:lineRule="auto"/>
-              <w:jc w:val="center"/>
-            </w:pPr>
-            <w:r>
-              <w:rPr>
-                <w:rFonts w:ascii="Arial" w:cs="Arial" w:eastAsia="Arial" w:hAnsi="Arial"/>
-                <w:b w:val="false"/>
-                <w:bCs w:val="false"/>
-                <w:i w:val="false"/>
-                <w:iCs w:val="false"/>
-                <w:color w:val="2A2E38"/>
-                <w:sz w:val="17"/>
-                <w:szCs w:val="17"/>
-              </w:rPr>
-              <w:t xml:space="preserve">1 400 000</w:t>
-            </w:r>
-          </w:p>
-        </w:tc>
-        <w:tc>
-          <w:tcPr>
-            <w:tcW w:type="dxa" w:w="1888"/>
-            <w:tcBorders>
-              <w:top w:val="single" w:color="D9D4CB" w:sz="4"/>
-              <w:left w:val="none" w:color="auto" w:sz="0"/>
-              <w:bottom w:val="single" w:color="D9D4CB" w:sz="4"/>
-              <w:right w:val="none" w:color="auto" w:sz="0"/>
-            </w:tcBorders>
-            <w:shd w:fill="FBFAF8" w:color="auto" w:val="clear"/>
-            <w:tcMar>
-              <w:top w:type="dxa" w:w="52"/>
-              <w:left w:type="dxa" w:w="100"/>
-              <w:bottom w:type="dxa" w:w="52"/>
-              <w:right w:type="dxa" w:w="100"/>
-            </w:tcMar>
-            <w:vAlign w:val="center"/>
-          </w:tcPr>
-          <w:p>
-            <w:pPr>
-              <w:spacing w:after="0" w:line="240" w:lineRule="auto"/>
-              <w:jc w:val="center"/>
-            </w:pPr>
-            <w:hyperlink w:history="1" r:id="rIdfsmmd9sx9z17wi4tjvlg8">
-              <w:r>
-                <w:rPr>
-                  <w:rFonts w:ascii="Arial" w:cs="Arial" w:eastAsia="Arial" w:hAnsi="Arial"/>
-                  <w:b w:val="false"/>
-                  <w:bCs w:val="false"/>
-                  <w:i w:val="false"/>
-                  <w:iCs w:val="false"/>
-                  <w:color w:val="2C5FA8"/>
-                  <w:sz w:val="17"/>
-                  <w:szCs w:val="17"/>
-                </w:rPr>
-                <w:t xml:space="preserve">Циан →</w:t>
-              </w:r>
-            </w:hyperlink>
-          </w:p>
-        </w:tc>
-      </w:tr>
-      <w:tr>
-        <w:tc>
-          <w:tcPr>
-            <w:tcW w:type="dxa" w:w="2080"/>
-            <w:tcBorders>
-              <w:top w:val="single" w:color="D9D4CB" w:sz="4"/>
-              <w:left w:val="none" w:color="auto" w:sz="0"/>
-              <w:bottom w:val="single" w:color="D9D4CB" w:sz="4"/>
-              <w:right w:val="none" w:color="auto" w:sz="0"/>
-            </w:tcBorders>
-            <w:tcMar>
-              <w:top w:type="dxa" w:w="52"/>
-              <w:left w:type="dxa" w:w="100"/>
-              <w:bottom w:type="dxa" w:w="52"/>
-              <w:right w:type="dxa" w:w="100"/>
-            </w:tcMar>
-            <w:vAlign w:val="center"/>
-          </w:tcPr>
-          <w:p>
-            <w:pPr>
-              <w:spacing w:after="0" w:line="240" w:lineRule="auto"/>
-              <w:jc w:val="left"/>
-            </w:pPr>
-            <w:r>
-              <w:rPr>
-                <w:rFonts w:ascii="Arial" w:cs="Arial" w:eastAsia="Arial" w:hAnsi="Arial"/>
-                <w:b/>
-                <w:bCs/>
-                <w:i w:val="false"/>
-                <w:iCs w:val="false"/>
-                <w:color w:val="2A2E38"/>
-                <w:sz w:val="17"/>
-                <w:szCs w:val="17"/>
-              </w:rPr>
-              <w:t xml:space="preserve">Capital Towers</w:t>
-            </w:r>
-          </w:p>
-        </w:tc>
-        <w:tc>
-          <w:tcPr>
-            <w:tcW w:type="dxa" w:w="1820"/>
-            <w:tcBorders>
-              <w:top w:val="single" w:color="D9D4CB" w:sz="4"/>
-              <w:left w:val="none" w:color="auto" w:sz="0"/>
-              <w:bottom w:val="single" w:color="D9D4CB" w:sz="4"/>
-              <w:right w:val="none" w:color="auto" w:sz="0"/>
-            </w:tcBorders>
-            <w:tcMar>
-              <w:top w:type="dxa" w:w="52"/>
-              <w:left w:type="dxa" w:w="100"/>
-              <w:bottom w:type="dxa" w:w="52"/>
-              <w:right w:type="dxa" w:w="100"/>
-            </w:tcMar>
-            <w:vAlign w:val="center"/>
-          </w:tcPr>
-          <w:p>
-            <w:pPr>
-              <w:spacing w:after="0" w:line="240" w:lineRule="auto"/>
-              <w:jc w:val="center"/>
-            </w:pPr>
-            <w:r>
-              <w:rPr>
-                <w:rFonts w:ascii="Arial" w:cs="Arial" w:eastAsia="Arial" w:hAnsi="Arial"/>
-                <w:b w:val="false"/>
-                <w:bCs w:val="false"/>
-                <w:i w:val="false"/>
-                <w:iCs w:val="false"/>
-                <w:color w:val="2A2E38"/>
-                <w:sz w:val="17"/>
-                <w:szCs w:val="17"/>
-              </w:rPr>
-              <w:t xml:space="preserve">109,3 м², эт. 30/67</w:t>
-            </w:r>
-          </w:p>
-        </w:tc>
-        <w:tc>
-          <w:tcPr>
-            <w:tcW w:type="dxa" w:w="1420"/>
-            <w:tcBorders>
-              <w:top w:val="single" w:color="D9D4CB" w:sz="4"/>
-              <w:left w:val="none" w:color="auto" w:sz="0"/>
-              <w:bottom w:val="single" w:color="D9D4CB" w:sz="4"/>
-              <w:right w:val="none" w:color="auto" w:sz="0"/>
-            </w:tcBorders>
-            <w:tcMar>
-              <w:top w:type="dxa" w:w="52"/>
-              <w:left w:type="dxa" w:w="100"/>
-              <w:bottom w:type="dxa" w:w="52"/>
-              <w:right w:type="dxa" w:w="100"/>
-            </w:tcMar>
-            <w:vAlign w:val="center"/>
-          </w:tcPr>
-          <w:p>
-            <w:pPr>
-              <w:spacing w:after="0" w:line="240" w:lineRule="auto"/>
-              <w:jc w:val="center"/>
-            </w:pPr>
-            <w:r>
-              <w:rPr>
-                <w:rFonts w:ascii="Arial" w:cs="Arial" w:eastAsia="Arial" w:hAnsi="Arial"/>
-                <w:b w:val="false"/>
-                <w:bCs w:val="false"/>
-                <w:i w:val="false"/>
-                <w:iCs w:val="false"/>
-                <w:color w:val="2A2E38"/>
-                <w:sz w:val="17"/>
-                <w:szCs w:val="17"/>
-              </w:rPr>
-              <w:t xml:space="preserve">Евроремонт</w:t>
-            </w:r>
-          </w:p>
-        </w:tc>
-        <w:tc>
-          <w:tcPr>
-            <w:tcW w:type="dxa" w:w="1180"/>
-            <w:tcBorders>
-              <w:top w:val="single" w:color="D9D4CB" w:sz="4"/>
-              <w:left w:val="none" w:color="auto" w:sz="0"/>
-              <w:bottom w:val="single" w:color="D9D4CB" w:sz="4"/>
-              <w:right w:val="none" w:color="auto" w:sz="0"/>
-            </w:tcBorders>
-            <w:tcMar>
-              <w:top w:type="dxa" w:w="52"/>
-              <w:left w:type="dxa" w:w="100"/>
-              <w:bottom w:type="dxa" w:w="52"/>
-              <w:right w:type="dxa" w:w="100"/>
-            </w:tcMar>
-            <w:vAlign w:val="center"/>
-          </w:tcPr>
-          <w:p>
-            <w:pPr>
-              <w:spacing w:after="0" w:line="240" w:lineRule="auto"/>
-              <w:jc w:val="center"/>
-            </w:pPr>
-            <w:r>
-              <w:rPr>
-                <w:rFonts w:ascii="Arial" w:cs="Arial" w:eastAsia="Arial" w:hAnsi="Arial"/>
-                <w:b w:val="false"/>
-                <w:bCs w:val="false"/>
-                <w:i w:val="false"/>
-                <w:iCs w:val="false"/>
-                <w:color w:val="2A2E38"/>
-                <w:sz w:val="17"/>
-                <w:szCs w:val="17"/>
-              </w:rPr>
-              <w:t xml:space="preserve">131,2</w:t>
-            </w:r>
-          </w:p>
-        </w:tc>
-        <w:tc>
-          <w:tcPr>
-            <w:tcW w:type="dxa" w:w="1250"/>
-            <w:tcBorders>
-              <w:top w:val="single" w:color="D9D4CB" w:sz="4"/>
-              <w:left w:val="none" w:color="auto" w:sz="0"/>
-              <w:bottom w:val="single" w:color="D9D4CB" w:sz="4"/>
-              <w:right w:val="none" w:color="auto" w:sz="0"/>
-            </w:tcBorders>
-            <w:tcMar>
-              <w:top w:type="dxa" w:w="52"/>
-              <w:left w:type="dxa" w:w="100"/>
-              <w:bottom w:type="dxa" w:w="52"/>
-              <w:right w:type="dxa" w:w="100"/>
-            </w:tcMar>
-            <w:vAlign w:val="center"/>
-          </w:tcPr>
-          <w:p>
-            <w:pPr>
-              <w:spacing w:after="0" w:line="240" w:lineRule="auto"/>
-              <w:jc w:val="center"/>
-            </w:pPr>
-            <w:r>
-              <w:rPr>
-                <w:rFonts w:ascii="Arial" w:cs="Arial" w:eastAsia="Arial" w:hAnsi="Arial"/>
-                <w:b w:val="false"/>
-                <w:bCs w:val="false"/>
-                <w:i w:val="false"/>
-                <w:iCs w:val="false"/>
-                <w:color w:val="2A2E38"/>
-                <w:sz w:val="17"/>
-                <w:szCs w:val="17"/>
-              </w:rPr>
-              <w:t xml:space="preserve">1 200 000</w:t>
-            </w:r>
-          </w:p>
-        </w:tc>
-        <w:tc>
-          <w:tcPr>
-            <w:tcW w:type="dxa" w:w="1888"/>
-            <w:tcBorders>
-              <w:top w:val="single" w:color="D9D4CB" w:sz="4"/>
-              <w:left w:val="none" w:color="auto" w:sz="0"/>
-              <w:bottom w:val="single" w:color="D9D4CB" w:sz="4"/>
-              <w:right w:val="none" w:color="auto" w:sz="0"/>
-            </w:tcBorders>
-            <w:tcMar>
-              <w:top w:type="dxa" w:w="52"/>
-              <w:left w:type="dxa" w:w="100"/>
-              <w:bottom w:type="dxa" w:w="52"/>
-              <w:right w:type="dxa" w:w="100"/>
-            </w:tcMar>
-            <w:vAlign w:val="center"/>
-          </w:tcPr>
-          <w:p>
-            <w:pPr>
-              <w:spacing w:after="0" w:line="240" w:lineRule="auto"/>
-              <w:jc w:val="center"/>
-            </w:pPr>
-            <w:hyperlink w:history="1" r:id="rIdmt_fgseyto9k2gvdby27u">
+            <w:tcMar>
+              <w:top w:type="dxa" w:w="52"/>
+              <w:left w:type="dxa" w:w="100"/>
+              <w:bottom w:type="dxa" w:w="52"/>
+              <w:right w:type="dxa" w:w="100"/>
+            </w:tcMar>
+            <w:vAlign w:val="center"/>
+          </w:tcPr>
+          <w:p>
+            <w:pPr>
+              <w:spacing w:after="0" w:line="240" w:lineRule="auto"/>
+              <w:jc w:val="center"/>
+            </w:pPr>
+            <w:hyperlink w:history="1" r:id="rIddaqsczfhgllowpcdtudzj">
               <w:r>
                 <w:rPr>
                   <w:rFonts w:ascii="Arial" w:cs="Arial" w:eastAsia="Arial" w:hAnsi="Arial"/>
@@ -13858,7 +13858,7 @@
           <w:sz w:val="19"/>
           <w:szCs w:val="19"/>
         </w:rPr>
-        <w:t xml:space="preserve">Neva Towers, 111–124 м² с дизайнерским ремонтом — 149–160 млн ₽ (1,29–1,34 млн ₽/м²). Это апартаменты: в расчёт средних они не входят, но бюджет покупателя забирают наравне с квартирами.</w:t>
+        <w:t xml:space="preserve">Neva Towers, 110–120 м² с дизайнерским ремонтом — 135–149 млн ₽ (1,13–1,35 млн ₽/м²). Это апартаменты: в расчёт средних они не входят, но бюджет покупателя забирают наравне с квартирами.</w:t>
       </w:r>
     </w:p>
     <w:p>
@@ -14231,7 +14231,7 @@
         </w:rPr>
         <w:t xml:space="preserve">Объявление по нашему лоту — </w:t>
       </w:r>
-      <w:hyperlink w:history="1" r:id="rIdp5m783qjrytsyn1tenwl6">
+      <w:hyperlink w:history="1" r:id="rIdgkgfkyl0db92gb_5qsdra">
         <w:r>
           <w:rPr>
             <w:rFonts w:ascii="Arial" w:cs="Arial" w:eastAsia="Arial" w:hAnsi="Arial"/>
@@ -14278,7 +14278,7 @@
         </w:rPr>
         <w:t xml:space="preserve">Фото ремонта и цены лотов Capital Towers, Neva Towers — Яндекс Недвижимость — </w:t>
       </w:r>
-      <w:hyperlink w:history="1" r:id="rIdznekqkzvukx1jqtoli-za">
+      <w:hyperlink w:history="1" r:id="rIdcq1diedict4fhf1vlrfho">
         <w:r>
           <w:rPr>
             <w:rFonts w:ascii="Arial" w:cs="Arial" w:eastAsia="Arial" w:hAnsi="Arial"/>
@@ -14325,7 +14325,7 @@
         </w:rPr>
         <w:t xml:space="preserve">Яндекс Карты — картографическая основа — </w:t>
       </w:r>
-      <w:hyperlink w:history="1" r:id="rId21xchqmjbyltgpyui8dr4">
+      <w:hyperlink w:history="1" r:id="rIdfuizprkyyrz9ujuvgfkjk">
         <w:r>
           <w:rPr>
             <w:rFonts w:ascii="Arial" w:cs="Arial" w:eastAsia="Arial" w:hAnsi="Arial"/>

--- a/kutuzovsky-lot/Кутузовский_XII_аналитика_по_лоту.docx
+++ b/kutuzovsky-lot/Кутузовский_XII_аналитика_по_лоту.docx
@@ -895,7 +895,7 @@
                 <w:sz w:val="14"/>
                 <w:szCs w:val="14"/>
               </w:rPr>
-              <w:t xml:space="preserve">Тип продавца</w:t>
+              <w:t xml:space="preserve">Класс</w:t>
             </w:r>
           </w:p>
         </w:tc>
@@ -931,7 +931,7 @@
                 <w:sz w:val="17"/>
                 <w:szCs w:val="17"/>
               </w:rPr>
-              <w:t xml:space="preserve">Агентство</w:t>
+              <w:t xml:space="preserve">Премиум</w:t>
             </w:r>
           </w:p>
         </w:tc>
@@ -1561,7 +1561,7 @@
                 <w:sz w:val="17"/>
                 <w:szCs w:val="17"/>
               </w:rPr>
-              <w:t xml:space="preserve">бизнес</w:t>
+              <w:t xml:space="preserve">премиум</w:t>
             </w:r>
           </w:p>
         </w:tc>
@@ -3031,7 +3031,7 @@
           <w:sz w:val="15"/>
           <w:szCs w:val="15"/>
         </w:rPr>
-        <w:t xml:space="preserve">Застройщики: «Бадаевский» и Capital Towers — Capital Group, «Веспер Кутузовский» — Vesper, «Дом Дау» — «Сумма Элементов». «Кутузовский XII» продаётся только на вторичном рынке. Средняя цена — средневзвешенная по площади, по всей экспозиции проекта на 30.07.2026.</w:t>
+        <w:t xml:space="preserve">Застройщики: «Кутузовский XII», «Бадаевский» и Capital Towers — Capital Group, «Веспер Кутузовский» — Vesper, «Дом Дау» — «Сумма Элементов». Наш дом сдан в 2020 году и продаётся только на вторичном рынке. Средняя цена — средневзвешенная по площади, по всей экспозиции проекта на 30.07.2026.</w:t>
       </w:r>
     </w:p>
     <w:p>
@@ -3081,7 +3081,7 @@
           <w:sz w:val="19"/>
           <w:szCs w:val="19"/>
         </w:rPr>
-        <w:t xml:space="preserve">Наш дом — единственный готовый и заселённый среди соседей. </w:t>
+        <w:t xml:space="preserve">Из строек на Кутузовском проспекте наш дом — единственный готовый. </w:t>
       </w:r>
       <w:r>
         <w:rPr>
@@ -3094,7 +3094,7 @@
           <w:sz w:val="19"/>
           <w:szCs w:val="19"/>
         </w:rPr>
-        <w:t xml:space="preserve">«Бадаевский» сдаётся в 2026–2027 годах, «Веспер Кутузовский» — в 2028-м. Покупатель, который хочет въехать в этом году, на Кутузовском проспекте выбирает практически только между вторичкой в нашем доме и Capital Towers.</w:t>
+        <w:t xml:space="preserve">«Бадаевский» сдаётся в 2026–2027 годах, «Дом Дау» — в 2027-м, «Веспер Кутузовский» — в 2028-м. Вся эта первичка идёт без отделки: 144 лота «Бадаевского», 88 «Веспера», 284 из 286 в «Доме Дау».</w:t>
       </w:r>
     </w:p>
     <w:p>
@@ -3126,20 +3126,20 @@
           <w:sz w:val="19"/>
           <w:szCs w:val="19"/>
         </w:rPr>
-        <w:t xml:space="preserve">При этом «Кутузовский XII» — бизнес-класс, а соседи заявлены как элит и премиум. </w:t>
+        <w:t xml:space="preserve">Но «въехать сейчас» — это не только наш дом. </w:t>
       </w:r>
       <w:r>
         <w:rPr>
           <w:rFonts w:ascii="Arial" w:cs="Arial" w:eastAsia="Arial" w:hAnsi="Arial"/>
-          <w:b w:val="false"/>
-          <w:bCs w:val="false"/>
+          <w:b/>
+          <w:bCs/>
           <w:i w:val="false"/>
           <w:iCs w:val="false"/>
           <w:color w:val="2A2E38"/>
           <w:sz w:val="19"/>
           <w:szCs w:val="19"/>
         </w:rPr>
-        <w:t xml:space="preserve">Это ограничивает верхнюю планку цены: платить за метр в доме бизнес-класса столько же, сколько за элитный метр рядом, покупатель не готов.</w:t>
+        <w:t xml:space="preserve">Рядом готовый и заселённый Москва-Сити: квартиры Capital Towers (сдан в 2023-м), апартаменты Neva Towers (2019–2020) и вторичка башен «Город Столиц», «ОКО», «Империя», «Федерация». Только в этих двух выгрузках 255 лотов против 12 в нашем доме, и 111 из них — с готовым ремонтом.</w:t>
       </w:r>
     </w:p>
     <w:p>
@@ -3171,7 +3171,20 @@
           <w:sz w:val="19"/>
           <w:szCs w:val="19"/>
         </w:rPr>
-        <w:t xml:space="preserve">Вся первичка вокруг продаётся без отделки: 144 лота «Бадаевского», 88 «Веспера», 284 из 286 в «Доме Дау». Готовый ремонт в локации — это либо вторичка, либо треть экспозиции Capital Towers.</w:t>
+        <w:t xml:space="preserve">По классу наш дом в одной группе с премиум-соседями. </w:t>
+      </w:r>
+      <w:r>
+        <w:rPr>
+          <w:rFonts w:ascii="Arial" w:cs="Arial" w:eastAsia="Arial" w:hAnsi="Arial"/>
+          <w:b w:val="false"/>
+          <w:bCs w:val="false"/>
+          <w:i w:val="false"/>
+          <w:iCs w:val="false"/>
+          <w:color w:val="2A2E38"/>
+          <w:sz w:val="19"/>
+          <w:szCs w:val="19"/>
+        </w:rPr>
+        <w:t xml:space="preserve">«Кутузовский XII», «Дом Дау» и Capital Towers — премиум, выше по классу только «Бадаевский» и «Веспер Кутузовский» (элит). Но по цене метра наш лот (1 710 526 ₽/м²) уже обогнал оба премиум-проекта и подошёл вплотную к элитным стройкам.</w:t>
       </w:r>
     </w:p>
     <w:p>
@@ -3216,7 +3229,7 @@
           <w:sz w:val="19"/>
           <w:szCs w:val="19"/>
         </w:rPr>
-        <w:t xml:space="preserve">В соседних проектах одновременно экспонируется 642 лота против 12 в нашем доме: покупателю есть из чего выбирать, и он сравнивает.</w:t>
+        <w:t xml:space="preserve">В соседних проектах на Кутузовском проспекте одновременно экспонируется 642 лота против 12 в нашем доме: покупателю есть из чего выбирать, и он сравнивает.</w:t>
       </w:r>
     </w:p>
     <w:p>
@@ -4179,7 +4192,7 @@
               <w:spacing w:after="0" w:line="240" w:lineRule="auto"/>
               <w:jc w:val="center"/>
             </w:pPr>
-            <w:hyperlink w:history="1" r:id="rIdvkenoy83msghor9a_nofo">
+            <w:hyperlink w:history="1" r:id="rIdox_hkht-tmexaomqfexxg">
               <w:r>
                 <w:rPr>
                   <w:rFonts w:ascii="Arial" w:cs="Arial" w:eastAsia="Arial" w:hAnsi="Arial"/>
@@ -4449,7 +4462,7 @@
               <w:spacing w:after="0" w:line="240" w:lineRule="auto"/>
               <w:jc w:val="center"/>
             </w:pPr>
-            <w:hyperlink w:history="1" r:id="rIdnesvrgx3edgbolz1xrqwr">
+            <w:hyperlink w:history="1" r:id="rIdquo2s1rjte9p37rhmzg2n">
               <w:r>
                 <w:rPr>
                   <w:rFonts w:ascii="Arial" w:cs="Arial" w:eastAsia="Arial" w:hAnsi="Arial"/>
@@ -4712,7 +4725,7 @@
               <w:spacing w:after="0" w:line="240" w:lineRule="auto"/>
               <w:jc w:val="center"/>
             </w:pPr>
-            <w:hyperlink w:history="1" r:id="rIdh6_th6ajahbtlvoo4ubef">
+            <w:hyperlink w:history="1" r:id="rId76dwo17bf9ys5exrclttu">
               <w:r>
                 <w:rPr>
                   <w:rFonts w:ascii="Arial" w:cs="Arial" w:eastAsia="Arial" w:hAnsi="Arial"/>
@@ -4982,7 +4995,7 @@
               <w:spacing w:after="0" w:line="240" w:lineRule="auto"/>
               <w:jc w:val="center"/>
             </w:pPr>
-            <w:hyperlink w:history="1" r:id="rIdw0ucdqkhs7cgqurfg1r_f">
+            <w:hyperlink w:history="1" r:id="rId5hbcm0sqkcddgp0hldj2e">
               <w:r>
                 <w:rPr>
                   <w:rFonts w:ascii="Arial" w:cs="Arial" w:eastAsia="Arial" w:hAnsi="Arial"/>
@@ -5245,7 +5258,7 @@
               <w:spacing w:after="0" w:line="240" w:lineRule="auto"/>
               <w:jc w:val="center"/>
             </w:pPr>
-            <w:hyperlink w:history="1" r:id="rIdsuizyr84fuqeyi2ys5qkp">
+            <w:hyperlink w:history="1" r:id="rIdmds2esaj8u8eltd8yrrzu">
               <w:r>
                 <w:rPr>
                   <w:rFonts w:ascii="Arial" w:cs="Arial" w:eastAsia="Arial" w:hAnsi="Arial"/>
@@ -5515,7 +5528,7 @@
               <w:spacing w:after="0" w:line="240" w:lineRule="auto"/>
               <w:jc w:val="center"/>
             </w:pPr>
-            <w:hyperlink w:history="1" r:id="rIdwfezm7elzctuutywcjqqy">
+            <w:hyperlink w:history="1" r:id="rId5b3voso9_fzidqcjz037o">
               <w:r>
                 <w:rPr>
                   <w:rFonts w:ascii="Arial" w:cs="Arial" w:eastAsia="Arial" w:hAnsi="Arial"/>
@@ -5778,7 +5791,7 @@
               <w:spacing w:after="0" w:line="240" w:lineRule="auto"/>
               <w:jc w:val="center"/>
             </w:pPr>
-            <w:hyperlink w:history="1" r:id="rIdzhtipnylkfauk7g6c6wew">
+            <w:hyperlink w:history="1" r:id="rIdhhlqosyqptqc1clbxlg5w">
               <w:r>
                 <w:rPr>
                   <w:rFonts w:ascii="Arial" w:cs="Arial" w:eastAsia="Arial" w:hAnsi="Arial"/>
@@ -6048,7 +6061,7 @@
               <w:spacing w:after="0" w:line="240" w:lineRule="auto"/>
               <w:jc w:val="center"/>
             </w:pPr>
-            <w:hyperlink w:history="1" r:id="rId-lstsir2fbvndifr1oce2">
+            <w:hyperlink w:history="1" r:id="rId1fhiihm3rqixa6yo0e9cs">
               <w:r>
                 <w:rPr>
                   <w:rFonts w:ascii="Arial" w:cs="Arial" w:eastAsia="Arial" w:hAnsi="Arial"/>
@@ -6311,7 +6324,7 @@
               <w:spacing w:after="0" w:line="240" w:lineRule="auto"/>
               <w:jc w:val="center"/>
             </w:pPr>
-            <w:hyperlink w:history="1" r:id="rIdibvur9fzai1ttgk6_6etn">
+            <w:hyperlink w:history="1" r:id="rIdhnidl0vlsqxn7bhmb366j">
               <w:r>
                 <w:rPr>
                   <w:rFonts w:ascii="Arial" w:cs="Arial" w:eastAsia="Arial" w:hAnsi="Arial"/>
@@ -6581,7 +6594,7 @@
               <w:spacing w:after="0" w:line="240" w:lineRule="auto"/>
               <w:jc w:val="center"/>
             </w:pPr>
-            <w:hyperlink w:history="1" r:id="rIdyp2fsec1h70uxc8k0zhzo">
+            <w:hyperlink w:history="1" r:id="rIdglogvnrw_gobonxmkotys">
               <w:r>
                 <w:rPr>
                   <w:rFonts w:ascii="Arial" w:cs="Arial" w:eastAsia="Arial" w:hAnsi="Arial"/>
@@ -6844,7 +6857,7 @@
               <w:spacing w:after="0" w:line="240" w:lineRule="auto"/>
               <w:jc w:val="center"/>
             </w:pPr>
-            <w:hyperlink w:history="1" r:id="rIdxlyrnwkl4bptdud9ghw0n">
+            <w:hyperlink w:history="1" r:id="rId_ebzgqkfbmy73zyrwd_9j">
               <w:r>
                 <w:rPr>
                   <w:rFonts w:ascii="Arial" w:cs="Arial" w:eastAsia="Arial" w:hAnsi="Arial"/>
@@ -7114,7 +7127,7 @@
               <w:spacing w:after="0" w:line="240" w:lineRule="auto"/>
               <w:jc w:val="center"/>
             </w:pPr>
-            <w:hyperlink w:history="1" r:id="rIdeejj0xvub0vwi1fhqjj0a">
+            <w:hyperlink w:history="1" r:id="rIdjm8zqcxrwh1qc4ryut6n9">
               <w:r>
                 <w:rPr>
                   <w:rFonts w:ascii="Arial" w:cs="Arial" w:eastAsia="Arial" w:hAnsi="Arial"/>
@@ -9771,7 +9784,7 @@
             <w:pPr>
               <w:spacing w:after="0" w:line="216" w:lineRule="auto"/>
             </w:pPr>
-            <w:hyperlink w:history="1" r:id="rIdf-qpeuhjtzc0_2hzdnp1e">
+            <w:hyperlink w:history="1" r:id="rIdt75kjudb_wza_4ykyeyda">
               <w:r>
                 <w:rPr>
                   <w:rFonts w:ascii="Arial" w:cs="Arial" w:eastAsia="Arial" w:hAnsi="Arial"/>
@@ -9921,7 +9934,7 @@
             <w:pPr>
               <w:spacing w:after="0" w:line="216" w:lineRule="auto"/>
             </w:pPr>
-            <w:hyperlink w:history="1" r:id="rIduvtjeb7fxmdu5qgn1lwqc">
+            <w:hyperlink w:history="1" r:id="rIdzt0prglmbfvd1t-zcjmjt">
               <w:r>
                 <w:rPr>
                   <w:rFonts w:ascii="Arial" w:cs="Arial" w:eastAsia="Arial" w:hAnsi="Arial"/>
@@ -10073,7 +10086,7 @@
             <w:pPr>
               <w:spacing w:after="0" w:line="216" w:lineRule="auto"/>
             </w:pPr>
-            <w:hyperlink w:history="1" r:id="rIdw8gq8rkpkjwbjzv0r7qqj">
+            <w:hyperlink w:history="1" r:id="rIdi3rxpvosz1zfca1ynei9_">
               <w:r>
                 <w:rPr>
                   <w:rFonts w:ascii="Arial" w:cs="Arial" w:eastAsia="Arial" w:hAnsi="Arial"/>
@@ -10223,7 +10236,7 @@
             <w:pPr>
               <w:spacing w:after="0" w:line="216" w:lineRule="auto"/>
             </w:pPr>
-            <w:hyperlink w:history="1" r:id="rIdvpg_7dzktbtdm1h3rbilw">
+            <w:hyperlink w:history="1" r:id="rIdflaojufwn9g3ir8ywcl6c">
               <w:r>
                 <w:rPr>
                   <w:rFonts w:ascii="Arial" w:cs="Arial" w:eastAsia="Arial" w:hAnsi="Arial"/>
@@ -10375,7 +10388,7 @@
             <w:pPr>
               <w:spacing w:after="0" w:line="216" w:lineRule="auto"/>
             </w:pPr>
-            <w:hyperlink w:history="1" r:id="rIdk0aofapv-6bu4jmslb7ny">
+            <w:hyperlink w:history="1" r:id="rIdl0i1rv7wrarjiib6ogx2f">
               <w:r>
                 <w:rPr>
                   <w:rFonts w:ascii="Arial" w:cs="Arial" w:eastAsia="Arial" w:hAnsi="Arial"/>
@@ -10525,7 +10538,7 @@
             <w:pPr>
               <w:spacing w:after="0" w:line="216" w:lineRule="auto"/>
             </w:pPr>
-            <w:hyperlink w:history="1" r:id="rIdmdgc14n7hk6ejsjzdf0w9">
+            <w:hyperlink w:history="1" r:id="rId8o76pqi3tyhozqcdwmm--">
               <w:r>
                 <w:rPr>
                   <w:rFonts w:ascii="Arial" w:cs="Arial" w:eastAsia="Arial" w:hAnsi="Arial"/>
@@ -11067,7 +11080,7 @@
               <w:spacing w:after="0" w:line="240" w:lineRule="auto"/>
               <w:jc w:val="center"/>
             </w:pPr>
-            <w:hyperlink w:history="1" r:id="rIdom6ff6htugv0oezoiagx1">
+            <w:hyperlink w:history="1" r:id="rIdtoa9tvy0tjdjt9lphmadf">
               <w:r>
                 <w:rPr>
                   <w:rFonts w:ascii="Arial" w:cs="Arial" w:eastAsia="Arial" w:hAnsi="Arial"/>
@@ -11299,7 +11312,7 @@
               <w:spacing w:after="0" w:line="240" w:lineRule="auto"/>
               <w:jc w:val="center"/>
             </w:pPr>
-            <w:hyperlink w:history="1" r:id="rIdpzon5a24zux5omgtlp3si">
+            <w:hyperlink w:history="1" r:id="rId4dnqvomswwxlvr5rk3lcp">
               <w:r>
                 <w:rPr>
                   <w:rFonts w:ascii="Arial" w:cs="Arial" w:eastAsia="Arial" w:hAnsi="Arial"/>
@@ -11525,7 +11538,7 @@
               <w:spacing w:after="0" w:line="240" w:lineRule="auto"/>
               <w:jc w:val="center"/>
             </w:pPr>
-            <w:hyperlink w:history="1" r:id="rIdx_t3oofruokby4xol8w-z">
+            <w:hyperlink w:history="1" r:id="rId0wfqhgeoivugqyqlknlqw">
               <w:r>
                 <w:rPr>
                   <w:rFonts w:ascii="Arial" w:cs="Arial" w:eastAsia="Arial" w:hAnsi="Arial"/>
@@ -11757,7 +11770,7 @@
               <w:spacing w:after="0" w:line="240" w:lineRule="auto"/>
               <w:jc w:val="center"/>
             </w:pPr>
-            <w:hyperlink w:history="1" r:id="rIdv0blfmcjl1m6kj5cfympd">
+            <w:hyperlink w:history="1" r:id="rIdfaao2l6fgpmgkp0jnhknx">
               <w:r>
                 <w:rPr>
                   <w:rFonts w:ascii="Arial" w:cs="Arial" w:eastAsia="Arial" w:hAnsi="Arial"/>
@@ -11983,7 +11996,7 @@
               <w:spacing w:after="0" w:line="240" w:lineRule="auto"/>
               <w:jc w:val="center"/>
             </w:pPr>
-            <w:hyperlink w:history="1" r:id="rIdkdz13fkxikmr2agjplpmf">
+            <w:hyperlink w:history="1" r:id="rIdpnwjplfd7kaz4a92417no">
               <w:r>
                 <w:rPr>
                   <w:rFonts w:ascii="Arial" w:cs="Arial" w:eastAsia="Arial" w:hAnsi="Arial"/>
@@ -12215,7 +12228,7 @@
               <w:spacing w:after="0" w:line="240" w:lineRule="auto"/>
               <w:jc w:val="center"/>
             </w:pPr>
-            <w:hyperlink w:history="1" r:id="rIdgkhdi7fovrt7imubzlomr">
+            <w:hyperlink w:history="1" r:id="rIdzrfqffxjhcojmbvpva8cm">
               <w:r>
                 <w:rPr>
                   <w:rFonts w:ascii="Arial" w:cs="Arial" w:eastAsia="Arial" w:hAnsi="Arial"/>
@@ -12441,7 +12454,7 @@
               <w:spacing w:after="0" w:line="240" w:lineRule="auto"/>
               <w:jc w:val="center"/>
             </w:pPr>
-            <w:hyperlink w:history="1" r:id="rIdsq-qxbmyh5pntykn37372">
+            <w:hyperlink w:history="1" r:id="rIdh4dndgeytn93sl8djfq7t">
               <w:r>
                 <w:rPr>
                   <w:rFonts w:ascii="Arial" w:cs="Arial" w:eastAsia="Arial" w:hAnsi="Arial"/>
@@ -12673,7 +12686,7 @@
               <w:spacing w:after="0" w:line="240" w:lineRule="auto"/>
               <w:jc w:val="center"/>
             </w:pPr>
-            <w:hyperlink w:history="1" r:id="rIdknwzqrdhfqf22fsurfad7">
+            <w:hyperlink w:history="1" r:id="rIdt04j7v_6xwmudl-l9sosg">
               <w:r>
                 <w:rPr>
                   <w:rFonts w:ascii="Arial" w:cs="Arial" w:eastAsia="Arial" w:hAnsi="Arial"/>
@@ -12899,7 +12912,7 @@
               <w:spacing w:after="0" w:line="240" w:lineRule="auto"/>
               <w:jc w:val="center"/>
             </w:pPr>
-            <w:hyperlink w:history="1" r:id="rIdbqpjysfibhddeoi8enq3q">
+            <w:hyperlink w:history="1" r:id="rIdijy99tic-uetajw-fctiu">
               <w:r>
                 <w:rPr>
                   <w:rFonts w:ascii="Arial" w:cs="Arial" w:eastAsia="Arial" w:hAnsi="Arial"/>
@@ -13131,7 +13144,7 @@
               <w:spacing w:after="0" w:line="240" w:lineRule="auto"/>
               <w:jc w:val="center"/>
             </w:pPr>
-            <w:hyperlink w:history="1" r:id="rIdxly3arwpft2hzhjr4d2c7">
+            <w:hyperlink w:history="1" r:id="rIdkwy2ciggjr2agouc5z7ve">
               <w:r>
                 <w:rPr>
                   <w:rFonts w:ascii="Arial" w:cs="Arial" w:eastAsia="Arial" w:hAnsi="Arial"/>
@@ -13357,7 +13370,7 @@
               <w:spacing w:after="0" w:line="240" w:lineRule="auto"/>
               <w:jc w:val="center"/>
             </w:pPr>
-            <w:hyperlink w:history="1" r:id="rIddaqsczfhgllowpcdtudzj">
+            <w:hyperlink w:history="1" r:id="rIde8svdhl8w2pb3z-7p17l6">
               <w:r>
                 <w:rPr>
                   <w:rFonts w:ascii="Arial" w:cs="Arial" w:eastAsia="Arial" w:hAnsi="Arial"/>
@@ -14231,7 +14244,7 @@
         </w:rPr>
         <w:t xml:space="preserve">Объявление по нашему лоту — </w:t>
       </w:r>
-      <w:hyperlink w:history="1" r:id="rIdgkgfkyl0db92gb_5qsdra">
+      <w:hyperlink w:history="1" r:id="rIdwcil9ekbsjo7_vdejvtib">
         <w:r>
           <w:rPr>
             <w:rFonts w:ascii="Arial" w:cs="Arial" w:eastAsia="Arial" w:hAnsi="Arial"/>
@@ -14278,7 +14291,7 @@
         </w:rPr>
         <w:t xml:space="preserve">Фото ремонта и цены лотов Capital Towers, Neva Towers — Яндекс Недвижимость — </w:t>
       </w:r>
-      <w:hyperlink w:history="1" r:id="rIdcq1diedict4fhf1vlrfho">
+      <w:hyperlink w:history="1" r:id="rIdaomuoy2rsjhjuflgmkk40">
         <w:r>
           <w:rPr>
             <w:rFonts w:ascii="Arial" w:cs="Arial" w:eastAsia="Arial" w:hAnsi="Arial"/>
@@ -14325,7 +14338,7 @@
         </w:rPr>
         <w:t xml:space="preserve">Яндекс Карты — картографическая основа — </w:t>
       </w:r>
-      <w:hyperlink w:history="1" r:id="rIdfuizprkyyrz9ujuvgfkjk">
+      <w:hyperlink w:history="1" r:id="rIdokzxaenjjiobinlpvqhkt">
         <w:r>
           <w:rPr>
             <w:rFonts w:ascii="Arial" w:cs="Arial" w:eastAsia="Arial" w:hAnsi="Arial"/>

--- a/kutuzovsky-lot/Кутузовский_XII_аналитика_по_лоту.docx
+++ b/kutuzovsky-lot/Кутузовский_XII_аналитика_по_лоту.docx
@@ -4192,7 +4192,7 @@
               <w:spacing w:after="0" w:line="240" w:lineRule="auto"/>
               <w:jc w:val="center"/>
             </w:pPr>
-            <w:hyperlink w:history="1" r:id="rIdox_hkht-tmexaomqfexxg">
+            <w:hyperlink w:history="1" r:id="rId5sfy6mjmjolfziykvmbvd">
               <w:r>
                 <w:rPr>
                   <w:rFonts w:ascii="Arial" w:cs="Arial" w:eastAsia="Arial" w:hAnsi="Arial"/>
@@ -4462,7 +4462,7 @@
               <w:spacing w:after="0" w:line="240" w:lineRule="auto"/>
               <w:jc w:val="center"/>
             </w:pPr>
-            <w:hyperlink w:history="1" r:id="rIdquo2s1rjte9p37rhmzg2n">
+            <w:hyperlink w:history="1" r:id="rIdwyzjziqtkg6rl8ktnd9zl">
               <w:r>
                 <w:rPr>
                   <w:rFonts w:ascii="Arial" w:cs="Arial" w:eastAsia="Arial" w:hAnsi="Arial"/>
@@ -4725,7 +4725,7 @@
               <w:spacing w:after="0" w:line="240" w:lineRule="auto"/>
               <w:jc w:val="center"/>
             </w:pPr>
-            <w:hyperlink w:history="1" r:id="rId76dwo17bf9ys5exrclttu">
+            <w:hyperlink w:history="1" r:id="rIddpphuwdoqrxy4qxc1ukdr">
               <w:r>
                 <w:rPr>
                   <w:rFonts w:ascii="Arial" w:cs="Arial" w:eastAsia="Arial" w:hAnsi="Arial"/>
@@ -4995,7 +4995,7 @@
               <w:spacing w:after="0" w:line="240" w:lineRule="auto"/>
               <w:jc w:val="center"/>
             </w:pPr>
-            <w:hyperlink w:history="1" r:id="rId5hbcm0sqkcddgp0hldj2e">
+            <w:hyperlink w:history="1" r:id="rIdxv4hovyxmotlk1o9mlk4q">
               <w:r>
                 <w:rPr>
                   <w:rFonts w:ascii="Arial" w:cs="Arial" w:eastAsia="Arial" w:hAnsi="Arial"/>
@@ -5258,7 +5258,7 @@
               <w:spacing w:after="0" w:line="240" w:lineRule="auto"/>
               <w:jc w:val="center"/>
             </w:pPr>
-            <w:hyperlink w:history="1" r:id="rIdmds2esaj8u8eltd8yrrzu">
+            <w:hyperlink w:history="1" r:id="rIdhqctu-aj6tsclkascgjl_">
               <w:r>
                 <w:rPr>
                   <w:rFonts w:ascii="Arial" w:cs="Arial" w:eastAsia="Arial" w:hAnsi="Arial"/>
@@ -5528,7 +5528,7 @@
               <w:spacing w:after="0" w:line="240" w:lineRule="auto"/>
               <w:jc w:val="center"/>
             </w:pPr>
-            <w:hyperlink w:history="1" r:id="rId5b3voso9_fzidqcjz037o">
+            <w:hyperlink w:history="1" r:id="rId8xyk0gg1j4ftzmmepc3hy">
               <w:r>
                 <w:rPr>
                   <w:rFonts w:ascii="Arial" w:cs="Arial" w:eastAsia="Arial" w:hAnsi="Arial"/>
@@ -5791,7 +5791,7 @@
               <w:spacing w:after="0" w:line="240" w:lineRule="auto"/>
               <w:jc w:val="center"/>
             </w:pPr>
-            <w:hyperlink w:history="1" r:id="rIdhhlqosyqptqc1clbxlg5w">
+            <w:hyperlink w:history="1" r:id="rIdt9dxoz4ghho9fztw2sbzl">
               <w:r>
                 <w:rPr>
                   <w:rFonts w:ascii="Arial" w:cs="Arial" w:eastAsia="Arial" w:hAnsi="Arial"/>
@@ -6061,7 +6061,7 @@
               <w:spacing w:after="0" w:line="240" w:lineRule="auto"/>
               <w:jc w:val="center"/>
             </w:pPr>
-            <w:hyperlink w:history="1" r:id="rId1fhiihm3rqixa6yo0e9cs">
+            <w:hyperlink w:history="1" r:id="rIdprib5mafmtqsgahmnn68x">
               <w:r>
                 <w:rPr>
                   <w:rFonts w:ascii="Arial" w:cs="Arial" w:eastAsia="Arial" w:hAnsi="Arial"/>
@@ -6324,7 +6324,7 @@
               <w:spacing w:after="0" w:line="240" w:lineRule="auto"/>
               <w:jc w:val="center"/>
             </w:pPr>
-            <w:hyperlink w:history="1" r:id="rIdhnidl0vlsqxn7bhmb366j">
+            <w:hyperlink w:history="1" r:id="rIdsnxw37fc1vtlc0uv2hhwy">
               <w:r>
                 <w:rPr>
                   <w:rFonts w:ascii="Arial" w:cs="Arial" w:eastAsia="Arial" w:hAnsi="Arial"/>
@@ -6594,7 +6594,7 @@
               <w:spacing w:after="0" w:line="240" w:lineRule="auto"/>
               <w:jc w:val="center"/>
             </w:pPr>
-            <w:hyperlink w:history="1" r:id="rIdglogvnrw_gobonxmkotys">
+            <w:hyperlink w:history="1" r:id="rIdhfwpmntpj7vjqubw9vxb7">
               <w:r>
                 <w:rPr>
                   <w:rFonts w:ascii="Arial" w:cs="Arial" w:eastAsia="Arial" w:hAnsi="Arial"/>
@@ -6857,7 +6857,7 @@
               <w:spacing w:after="0" w:line="240" w:lineRule="auto"/>
               <w:jc w:val="center"/>
             </w:pPr>
-            <w:hyperlink w:history="1" r:id="rId_ebzgqkfbmy73zyrwd_9j">
+            <w:hyperlink w:history="1" r:id="rIdhgdyywvjgxizqbydchir2">
               <w:r>
                 <w:rPr>
                   <w:rFonts w:ascii="Arial" w:cs="Arial" w:eastAsia="Arial" w:hAnsi="Arial"/>
@@ -7127,7 +7127,7 @@
               <w:spacing w:after="0" w:line="240" w:lineRule="auto"/>
               <w:jc w:val="center"/>
             </w:pPr>
-            <w:hyperlink w:history="1" r:id="rIdjm8zqcxrwh1qc4ryut6n9">
+            <w:hyperlink w:history="1" r:id="rId_sk1sey6arjodk6ty4gua">
               <w:r>
                 <w:rPr>
                   <w:rFonts w:ascii="Arial" w:cs="Arial" w:eastAsia="Arial" w:hAnsi="Arial"/>
@@ -7360,6 +7360,19 @@
           <w:szCs w:val="19"/>
         </w:rPr>
         <w:t xml:space="preserve">Квартира той же площади — 95,0 м² — с таким же дизайнерским ремонтом продаётся на втором этаже за 133,0 млн ₽ (1 400 000 ₽/м²). Разница — 29,5 млн ₽, или −18 %.</w:t>
+      </w:r>
+      <w:r>
+        <w:rPr>
+          <w:rFonts w:ascii="Arial" w:cs="Arial" w:eastAsia="Arial" w:hAnsi="Arial"/>
+          <w:b w:val="false"/>
+          <w:bCs w:val="false"/>
+          <w:i w:val="false"/>
+          <w:iCs w:val="false"/>
+          <w:color w:val="2A2E38"/>
+          <w:sz w:val="19"/>
+          <w:szCs w:val="19"/>
+        </w:rPr>
+        <w:t xml:space="preserve"> Сколько из этой разницы объясняется этажом, разобрано в разделе «Почему квартира не продаётся».</w:t>
       </w:r>
     </w:p>
     <w:p>
@@ -9784,7 +9797,7 @@
             <w:pPr>
               <w:spacing w:after="0" w:line="216" w:lineRule="auto"/>
             </w:pPr>
-            <w:hyperlink w:history="1" r:id="rIdt75kjudb_wza_4ykyeyda">
+            <w:hyperlink w:history="1" r:id="rIdlm44foscg3jc-skx4waiy">
               <w:r>
                 <w:rPr>
                   <w:rFonts w:ascii="Arial" w:cs="Arial" w:eastAsia="Arial" w:hAnsi="Arial"/>
@@ -9934,7 +9947,7 @@
             <w:pPr>
               <w:spacing w:after="0" w:line="216" w:lineRule="auto"/>
             </w:pPr>
-            <w:hyperlink w:history="1" r:id="rIdzt0prglmbfvd1t-zcjmjt">
+            <w:hyperlink w:history="1" r:id="rIdsvesi1xcmwrh2lxmuis17">
               <w:r>
                 <w:rPr>
                   <w:rFonts w:ascii="Arial" w:cs="Arial" w:eastAsia="Arial" w:hAnsi="Arial"/>
@@ -10086,7 +10099,7 @@
             <w:pPr>
               <w:spacing w:after="0" w:line="216" w:lineRule="auto"/>
             </w:pPr>
-            <w:hyperlink w:history="1" r:id="rIdi3rxpvosz1zfca1ynei9_">
+            <w:hyperlink w:history="1" r:id="rIdb7jn9vha0o7tfhs7dwr7i">
               <w:r>
                 <w:rPr>
                   <w:rFonts w:ascii="Arial" w:cs="Arial" w:eastAsia="Arial" w:hAnsi="Arial"/>
@@ -10236,7 +10249,7 @@
             <w:pPr>
               <w:spacing w:after="0" w:line="216" w:lineRule="auto"/>
             </w:pPr>
-            <w:hyperlink w:history="1" r:id="rIdflaojufwn9g3ir8ywcl6c">
+            <w:hyperlink w:history="1" r:id="rIdtgp7lr_rwkl6hathqp3m9">
               <w:r>
                 <w:rPr>
                   <w:rFonts w:ascii="Arial" w:cs="Arial" w:eastAsia="Arial" w:hAnsi="Arial"/>
@@ -10388,7 +10401,7 @@
             <w:pPr>
               <w:spacing w:after="0" w:line="216" w:lineRule="auto"/>
             </w:pPr>
-            <w:hyperlink w:history="1" r:id="rIdl0i1rv7wrarjiib6ogx2f">
+            <w:hyperlink w:history="1" r:id="rIdzeesmh2weireoktkss-jk">
               <w:r>
                 <w:rPr>
                   <w:rFonts w:ascii="Arial" w:cs="Arial" w:eastAsia="Arial" w:hAnsi="Arial"/>
@@ -10538,7 +10551,7 @@
             <w:pPr>
               <w:spacing w:after="0" w:line="216" w:lineRule="auto"/>
             </w:pPr>
-            <w:hyperlink w:history="1" r:id="rId8o76pqi3tyhozqcdwmm--">
+            <w:hyperlink w:history="1" r:id="rIdnbsj31q8xisomlmsxva4_">
               <w:r>
                 <w:rPr>
                   <w:rFonts w:ascii="Arial" w:cs="Arial" w:eastAsia="Arial" w:hAnsi="Arial"/>
@@ -11080,7 +11093,7 @@
               <w:spacing w:after="0" w:line="240" w:lineRule="auto"/>
               <w:jc w:val="center"/>
             </w:pPr>
-            <w:hyperlink w:history="1" r:id="rIdtoa9tvy0tjdjt9lphmadf">
+            <w:hyperlink w:history="1" r:id="rIdpgtnjuvtasbc3cghyiv0x">
               <w:r>
                 <w:rPr>
                   <w:rFonts w:ascii="Arial" w:cs="Arial" w:eastAsia="Arial" w:hAnsi="Arial"/>
@@ -11312,7 +11325,7 @@
               <w:spacing w:after="0" w:line="240" w:lineRule="auto"/>
               <w:jc w:val="center"/>
             </w:pPr>
-            <w:hyperlink w:history="1" r:id="rId4dnqvomswwxlvr5rk3lcp">
+            <w:hyperlink w:history="1" r:id="rId0gd5cdpuerbmbjjyrsqqd">
               <w:r>
                 <w:rPr>
                   <w:rFonts w:ascii="Arial" w:cs="Arial" w:eastAsia="Arial" w:hAnsi="Arial"/>
@@ -11538,7 +11551,7 @@
               <w:spacing w:after="0" w:line="240" w:lineRule="auto"/>
               <w:jc w:val="center"/>
             </w:pPr>
-            <w:hyperlink w:history="1" r:id="rId0wfqhgeoivugqyqlknlqw">
+            <w:hyperlink w:history="1" r:id="rId_6sa-e8-1iinzmcfejsbg">
               <w:r>
                 <w:rPr>
                   <w:rFonts w:ascii="Arial" w:cs="Arial" w:eastAsia="Arial" w:hAnsi="Arial"/>
@@ -11770,7 +11783,7 @@
               <w:spacing w:after="0" w:line="240" w:lineRule="auto"/>
               <w:jc w:val="center"/>
             </w:pPr>
-            <w:hyperlink w:history="1" r:id="rIdfaao2l6fgpmgkp0jnhknx">
+            <w:hyperlink w:history="1" r:id="rIdob5mqcvoutorcgcytgpws">
               <w:r>
                 <w:rPr>
                   <w:rFonts w:ascii="Arial" w:cs="Arial" w:eastAsia="Arial" w:hAnsi="Arial"/>
@@ -11996,7 +12009,7 @@
               <w:spacing w:after="0" w:line="240" w:lineRule="auto"/>
               <w:jc w:val="center"/>
             </w:pPr>
-            <w:hyperlink w:history="1" r:id="rIdpnwjplfd7kaz4a92417no">
+            <w:hyperlink w:history="1" r:id="rIdli5i2vwywnsjcor_lcjfi">
               <w:r>
                 <w:rPr>
                   <w:rFonts w:ascii="Arial" w:cs="Arial" w:eastAsia="Arial" w:hAnsi="Arial"/>
@@ -12228,7 +12241,7 @@
               <w:spacing w:after="0" w:line="240" w:lineRule="auto"/>
               <w:jc w:val="center"/>
             </w:pPr>
-            <w:hyperlink w:history="1" r:id="rIdzrfqffxjhcojmbvpva8cm">
+            <w:hyperlink w:history="1" r:id="rIdrbimnctlyzhf6xb7sn2xw">
               <w:r>
                 <w:rPr>
                   <w:rFonts w:ascii="Arial" w:cs="Arial" w:eastAsia="Arial" w:hAnsi="Arial"/>
@@ -12454,7 +12467,7 @@
               <w:spacing w:after="0" w:line="240" w:lineRule="auto"/>
               <w:jc w:val="center"/>
             </w:pPr>
-            <w:hyperlink w:history="1" r:id="rIdh4dndgeytn93sl8djfq7t">
+            <w:hyperlink w:history="1" r:id="rId7upn55ejdcu6wh1txn36k">
               <w:r>
                 <w:rPr>
                   <w:rFonts w:ascii="Arial" w:cs="Arial" w:eastAsia="Arial" w:hAnsi="Arial"/>
@@ -12686,7 +12699,7 @@
               <w:spacing w:after="0" w:line="240" w:lineRule="auto"/>
               <w:jc w:val="center"/>
             </w:pPr>
-            <w:hyperlink w:history="1" r:id="rIdt04j7v_6xwmudl-l9sosg">
+            <w:hyperlink w:history="1" r:id="rIdkzwa1o2ctebrgi_vrcq24">
               <w:r>
                 <w:rPr>
                   <w:rFonts w:ascii="Arial" w:cs="Arial" w:eastAsia="Arial" w:hAnsi="Arial"/>
@@ -12912,7 +12925,7 @@
               <w:spacing w:after="0" w:line="240" w:lineRule="auto"/>
               <w:jc w:val="center"/>
             </w:pPr>
-            <w:hyperlink w:history="1" r:id="rIdijy99tic-uetajw-fctiu">
+            <w:hyperlink w:history="1" r:id="rIdrbw3095tdjksgbsrpy6rs">
               <w:r>
                 <w:rPr>
                   <w:rFonts w:ascii="Arial" w:cs="Arial" w:eastAsia="Arial" w:hAnsi="Arial"/>
@@ -13144,7 +13157,7 @@
               <w:spacing w:after="0" w:line="240" w:lineRule="auto"/>
               <w:jc w:val="center"/>
             </w:pPr>
-            <w:hyperlink w:history="1" r:id="rIdkwy2ciggjr2agouc5z7ve">
+            <w:hyperlink w:history="1" r:id="rIdphwnepi1rrjnz2paiivhc">
               <w:r>
                 <w:rPr>
                   <w:rFonts w:ascii="Arial" w:cs="Arial" w:eastAsia="Arial" w:hAnsi="Arial"/>
@@ -13370,7 +13383,7 @@
               <w:spacing w:after="0" w:line="240" w:lineRule="auto"/>
               <w:jc w:val="center"/>
             </w:pPr>
-            <w:hyperlink w:history="1" r:id="rIde8svdhl8w2pb3z-7p17l6">
+            <w:hyperlink w:history="1" r:id="rIdvxyz6t73jq3lwp_abcdn3">
               <w:r>
                 <w:rPr>
                   <w:rFonts w:ascii="Arial" w:cs="Arial" w:eastAsia="Arial" w:hAnsi="Arial"/>
@@ -13572,7 +13585,26 @@
           <w:sz w:val="36"/>
           <w:szCs w:val="36"/>
         </w:rPr>
-        <w:t xml:space="preserve">Выводы</w:t>
+        <w:t xml:space="preserve">Почему квартира не продаётся</w:t>
+      </w:r>
+    </w:p>
+    <w:p>
+      <w:pPr>
+        <w:spacing w:after="170" w:line="258" w:lineRule="auto"/>
+        <w:ind w:right="1560"/>
+      </w:pPr>
+      <w:r>
+        <w:rPr>
+          <w:rFonts w:ascii="Arial" w:cs="Arial" w:eastAsia="Arial" w:hAnsi="Arial"/>
+          <w:b w:val="false"/>
+          <w:bCs w:val="false"/>
+          <w:i w:val="false"/>
+          <w:iCs w:val="false"/>
+          <w:color w:val="2A2E38"/>
+          <w:sz w:val="19"/>
+          <w:szCs w:val="19"/>
+        </w:rPr>
+        <w:t xml:space="preserve">В самой квартире по данным выгрузки изъянов нет: дом премиум-класса, свежий дизайнерский ремонт, средний этаж, ликвидная площадь. Причины — в цене, и их четыре.</w:t>
       </w:r>
     </w:p>
     <w:p>
@@ -13590,7 +13622,7 @@
           <w:sz w:val="24"/>
           <w:szCs w:val="24"/>
         </w:rPr>
-        <w:t xml:space="preserve">Цена лота внутри своего дома</w:t>
+        <w:t xml:space="preserve">Причина 1. В цене надбавка за этаж, которую рынок не платит</w:t>
       </w:r>
     </w:p>
     <w:p>
@@ -13622,7 +13654,7 @@
           <w:sz w:val="19"/>
           <w:szCs w:val="19"/>
         </w:rPr>
-        <w:t xml:space="preserve">1 710 526 ₽/м² — это +22 % к средней по «Кутузовскому XII» (1 397 656 ₽/м²) и +11 % к лотам дома с таким же дизайнерским ремонтом (1 547 366 ₽/м²). </w:t>
+        <w:t xml:space="preserve">В том же доме продаётся квартира-близнец. </w:t>
       </w:r>
       <w:r>
         <w:rPr>
@@ -13635,7 +13667,7 @@
           <w:sz w:val="19"/>
           <w:szCs w:val="19"/>
         </w:rPr>
-        <w:t xml:space="preserve">Второй по цене метра из двенадцати лотов и самый дорогой среди всех трёхкомнатных.</w:t>
+        <w:t xml:space="preserve">Те же 95,0 м², тот же дизайнерский ремонт, тот же корпус — второй этаж, 133,0 млн ₽. В выгрузке эти два лота отличаются только этажом и ценой.</w:t>
       </w:r>
     </w:p>
     <w:p>
@@ -13667,7 +13699,7 @@
           <w:sz w:val="19"/>
           <w:szCs w:val="19"/>
         </w:rPr>
-        <w:t xml:space="preserve">Ближайший ориентир в доме — 93,1 м² за 158,0 млн ₽ (1 697 100 ₽/м²): практически та же удельная цена и такой же дизайнерский ремонт, но на 4,5 млн ₽ дешевле по бюджету. То есть уровень цены в доме продавцы держат — вопрос в том, кто уступит первым.</w:t>
+        <w:t xml:space="preserve">Сколько стоят четыре этажа, можно измерить. У соседей — «Веспера Кутузовского» и «Бадаевского» — 232 лота от застройщика, все без отделки, дома до 19 этажей: цена метра растёт на 2,1–3,1 % за этаж. Это чистый замер: один продавец, один прайс, никакой разницы в ремонте.</w:t>
       </w:r>
     </w:p>
     <w:p>
@@ -13699,7 +13731,20 @@
           <w:sz w:val="19"/>
           <w:szCs w:val="19"/>
         </w:rPr>
-        <w:t xml:space="preserve">Главный ограничитель в переговорах — квартира той же площади этажом ниже. </w:t>
+        <w:t xml:space="preserve">Четыре этажа стоят +8,7…+12,8 %. </w:t>
+      </w:r>
+      <w:r>
+        <w:rPr>
+          <w:rFonts w:ascii="Arial" w:cs="Arial" w:eastAsia="Arial" w:hAnsi="Arial"/>
+          <w:b w:val="false"/>
+          <w:bCs w:val="false"/>
+          <w:i w:val="false"/>
+          <w:iCs w:val="false"/>
+          <w:color w:val="2A2E38"/>
+          <w:sz w:val="19"/>
+          <w:szCs w:val="19"/>
+        </w:rPr>
+        <w:t xml:space="preserve">К 133,0 млн ₽ это добавляет 11,5–17,0 млн ₽ и даёт 144,5–150,0 млн ₽. Просят 162,5 млн ₽ — то есть </w:t>
       </w:r>
       <w:r>
         <w:rPr>
@@ -13712,12 +13757,1514 @@
           <w:sz w:val="19"/>
           <w:szCs w:val="19"/>
         </w:rPr>
-        <w:t xml:space="preserve">95,0 м² с таким же дизайнерским ремонтом на втором этаже — 133,0 млн ₽ (1 400 000 ₽/м²). Разница 29,5 млн ₽, или −18 %, за четыре этажа в одиннадцатиэтажном доме.</w:t>
+        <w:t xml:space="preserve">12,5–18,0 млн ₽ сверх того, что рынок платит за этаж</w:t>
+      </w:r>
+      <w:r>
+        <w:rPr>
+          <w:rFonts w:ascii="Arial" w:cs="Arial" w:eastAsia="Arial" w:hAnsi="Arial"/>
+          <w:b w:val="false"/>
+          <w:bCs w:val="false"/>
+          <w:i w:val="false"/>
+          <w:iCs w:val="false"/>
+          <w:color w:val="2A2E38"/>
+          <w:sz w:val="19"/>
+          <w:szCs w:val="19"/>
+        </w:rPr>
+        <w:t xml:space="preserve">.</w:t>
       </w:r>
     </w:p>
     <w:p>
       <w:pPr>
-        <w:spacing w:after="110" w:before="170"/>
+        <w:spacing w:after="50"/>
+        <w:jc w:val="center"/>
+      </w:pPr>
+      <w:r>
+        <w:drawing>
+          <wp:inline distT="0" distB="0" distL="0" distR="0">
+            <wp:extent cx="6124575" cy="2628900"/>
+            <wp:effectExtent t="0" r="0" b="0" l="0"/>
+            <wp:docPr id="1" name="" descr="" title=""/>
+            <wp:cNvGraphicFramePr>
+              <a:graphicFrameLocks xmlns:a="http://schemas.openxmlformats.org/drawingml/2006/main" noChangeAspect="1"/>
+            </wp:cNvGraphicFramePr>
+            <a:graphic xmlns:a="http://schemas.openxmlformats.org/drawingml/2006/main">
+              <a:graphicData uri="http://schemas.openxmlformats.org/drawingml/2006/picture">
+                <pic:pic xmlns:pic="http://schemas.openxmlformats.org/drawingml/2006/picture">
+                  <pic:nvPicPr>
+                    <pic:cNvPr id="0" name="" descr=""/>
+                    <pic:cNvPicPr>
+                      <a:picLocks noChangeAspect="1" noChangeArrowheads="1"/>
+                    </pic:cNvPicPr>
+                  </pic:nvPicPr>
+                  <pic:blipFill>
+                    <a:blip r:embed="rId16" cstate="none"/>
+                    <a:srcRect/>
+                    <a:stretch>
+                      <a:fillRect/>
+                    </a:stretch>
+                  </pic:blipFill>
+                  <pic:spPr bwMode="auto">
+                    <a:xfrm>
+                      <a:off x="0" y="0"/>
+                      <a:ext cx="6124575" cy="2628900"/>
+                    </a:xfrm>
+                    <a:prstGeom prst="rect">
+                      <a:avLst/>
+                    </a:prstGeom>
+                  </pic:spPr>
+                </pic:pic>
+              </a:graphicData>
+            </a:graphic>
+          </wp:inline>
+        </w:drawing>
+      </w:r>
+    </w:p>
+    <w:p>
+      <w:pPr>
+        <w:spacing w:after="220"/>
+        <w:ind w:right="1560"/>
+      </w:pPr>
+      <w:r>
+        <w:rPr>
+          <w:rFonts w:ascii="Arial" w:cs="Arial" w:eastAsia="Arial" w:hAnsi="Arial"/>
+          <w:b w:val="false"/>
+          <w:bCs w:val="false"/>
+          <w:i/>
+          <w:iCs/>
+          <w:color w:val="70788A"/>
+          <w:sz w:val="16"/>
+          <w:szCs w:val="16"/>
+        </w:rPr>
+        <w:t xml:space="preserve">Разница между лотами — только этаж; красная линия показывает, во сколько её оценивает продавец.</w:t>
+      </w:r>
+    </w:p>
+    <w:tbl>
+      <w:tblPr>
+        <w:tblW w:type="dxa" w:w="9638"/>
+        <w:tblBorders>
+          <w:top w:val="single" w:color="auto" w:sz="4"/>
+          <w:left w:val="single" w:color="auto" w:sz="4"/>
+          <w:bottom w:val="single" w:color="auto" w:sz="4"/>
+          <w:right w:val="single" w:color="auto" w:sz="4"/>
+          <w:insideH w:val="single" w:color="auto" w:sz="4"/>
+          <w:insideV w:val="single" w:color="auto" w:sz="4"/>
+        </w:tblBorders>
+      </w:tblPr>
+      <w:tblGrid>
+        <w:gridCol w:w="1900"/>
+        <w:gridCol w:w="3560"/>
+        <w:gridCol w:w="780"/>
+        <w:gridCol w:w="900"/>
+        <w:gridCol w:w="1300"/>
+        <w:gridCol w:w="1198"/>
+      </w:tblGrid>
+      <w:tr>
+        <w:trPr>
+          <w:tblHeader/>
+        </w:trPr>
+        <w:tc>
+          <w:tcPr>
+            <w:tcW w:type="dxa" w:w="1900"/>
+            <w:tcBorders>
+              <w:top w:val="single" w:color="1F2A44" w:sz="4"/>
+              <w:left w:val="none" w:color="auto" w:sz="0"/>
+              <w:bottom w:val="single" w:color="D9D4CB" w:sz="4"/>
+              <w:right w:val="none" w:color="auto" w:sz="0"/>
+            </w:tcBorders>
+            <w:shd w:fill="1F2A44" w:color="auto" w:val="clear"/>
+            <w:tcMar>
+              <w:top w:type="dxa" w:w="52"/>
+              <w:left w:type="dxa" w:w="100"/>
+              <w:bottom w:type="dxa" w:w="52"/>
+              <w:right w:type="dxa" w:w="100"/>
+            </w:tcMar>
+            <w:vAlign w:val="center"/>
+          </w:tcPr>
+          <w:p>
+            <w:pPr>
+              <w:spacing w:after="0" w:line="240" w:lineRule="auto"/>
+              <w:jc w:val="left"/>
+            </w:pPr>
+            <w:r>
+              <w:rPr>
+                <w:rFonts w:ascii="Arial" w:cs="Arial" w:eastAsia="Arial" w:hAnsi="Arial"/>
+                <w:b/>
+                <w:bCs/>
+                <w:i w:val="false"/>
+                <w:iCs w:val="false"/>
+                <w:color w:val="FFFFFF"/>
+                <w:sz w:val="16"/>
+                <w:szCs w:val="16"/>
+              </w:rPr>
+              <w:t xml:space="preserve">База замера</w:t>
+            </w:r>
+          </w:p>
+        </w:tc>
+        <w:tc>
+          <w:tcPr>
+            <w:tcW w:type="dxa" w:w="3560"/>
+            <w:tcBorders>
+              <w:top w:val="single" w:color="1F2A44" w:sz="4"/>
+              <w:left w:val="none" w:color="auto" w:sz="0"/>
+              <w:bottom w:val="single" w:color="D9D4CB" w:sz="4"/>
+              <w:right w:val="none" w:color="auto" w:sz="0"/>
+            </w:tcBorders>
+            <w:shd w:fill="1F2A44" w:color="auto" w:val="clear"/>
+            <w:tcMar>
+              <w:top w:type="dxa" w:w="52"/>
+              <w:left w:type="dxa" w:w="100"/>
+              <w:bottom w:type="dxa" w:w="52"/>
+              <w:right w:type="dxa" w:w="100"/>
+            </w:tcMar>
+            <w:vAlign w:val="center"/>
+          </w:tcPr>
+          <w:p>
+            <w:pPr>
+              <w:spacing w:after="0" w:line="240" w:lineRule="auto"/>
+              <w:jc w:val="center"/>
+            </w:pPr>
+            <w:r>
+              <w:rPr>
+                <w:rFonts w:ascii="Arial" w:cs="Arial" w:eastAsia="Arial" w:hAnsi="Arial"/>
+                <w:b/>
+                <w:bCs/>
+                <w:i w:val="false"/>
+                <w:iCs w:val="false"/>
+                <w:color w:val="FFFFFF"/>
+                <w:sz w:val="16"/>
+                <w:szCs w:val="16"/>
+              </w:rPr>
+              <w:t xml:space="preserve">Что это</w:t>
+            </w:r>
+          </w:p>
+        </w:tc>
+        <w:tc>
+          <w:tcPr>
+            <w:tcW w:type="dxa" w:w="780"/>
+            <w:tcBorders>
+              <w:top w:val="single" w:color="1F2A44" w:sz="4"/>
+              <w:left w:val="none" w:color="auto" w:sz="0"/>
+              <w:bottom w:val="single" w:color="D9D4CB" w:sz="4"/>
+              <w:right w:val="none" w:color="auto" w:sz="0"/>
+            </w:tcBorders>
+            <w:shd w:fill="1F2A44" w:color="auto" w:val="clear"/>
+            <w:tcMar>
+              <w:top w:type="dxa" w:w="52"/>
+              <w:left w:type="dxa" w:w="100"/>
+              <w:bottom w:type="dxa" w:w="52"/>
+              <w:right w:type="dxa" w:w="100"/>
+            </w:tcMar>
+            <w:vAlign w:val="center"/>
+          </w:tcPr>
+          <w:p>
+            <w:pPr>
+              <w:spacing w:after="0" w:line="240" w:lineRule="auto"/>
+              <w:jc w:val="center"/>
+            </w:pPr>
+            <w:r>
+              <w:rPr>
+                <w:rFonts w:ascii="Arial" w:cs="Arial" w:eastAsia="Arial" w:hAnsi="Arial"/>
+                <w:b/>
+                <w:bCs/>
+                <w:i w:val="false"/>
+                <w:iCs w:val="false"/>
+                <w:color w:val="FFFFFF"/>
+                <w:sz w:val="16"/>
+                <w:szCs w:val="16"/>
+              </w:rPr>
+              <w:t xml:space="preserve">Лотов</w:t>
+            </w:r>
+          </w:p>
+        </w:tc>
+        <w:tc>
+          <w:tcPr>
+            <w:tcW w:type="dxa" w:w="900"/>
+            <w:tcBorders>
+              <w:top w:val="single" w:color="1F2A44" w:sz="4"/>
+              <w:left w:val="none" w:color="auto" w:sz="0"/>
+              <w:bottom w:val="single" w:color="D9D4CB" w:sz="4"/>
+              <w:right w:val="none" w:color="auto" w:sz="0"/>
+            </w:tcBorders>
+            <w:shd w:fill="1F2A44" w:color="auto" w:val="clear"/>
+            <w:tcMar>
+              <w:top w:type="dxa" w:w="52"/>
+              <w:left w:type="dxa" w:w="100"/>
+              <w:bottom w:type="dxa" w:w="52"/>
+              <w:right w:type="dxa" w:w="100"/>
+            </w:tcMar>
+            <w:vAlign w:val="center"/>
+          </w:tcPr>
+          <w:p>
+            <w:pPr>
+              <w:spacing w:after="0" w:line="240" w:lineRule="auto"/>
+              <w:jc w:val="center"/>
+            </w:pPr>
+            <w:r>
+              <w:rPr>
+                <w:rFonts w:ascii="Arial" w:cs="Arial" w:eastAsia="Arial" w:hAnsi="Arial"/>
+                <w:b/>
+                <w:bCs/>
+                <w:i w:val="false"/>
+                <w:iCs w:val="false"/>
+                <w:color w:val="FFFFFF"/>
+                <w:sz w:val="16"/>
+                <w:szCs w:val="16"/>
+              </w:rPr>
+              <w:t xml:space="preserve">Этажи</w:t>
+            </w:r>
+          </w:p>
+        </w:tc>
+        <w:tc>
+          <w:tcPr>
+            <w:tcW w:type="dxa" w:w="1300"/>
+            <w:tcBorders>
+              <w:top w:val="single" w:color="1F2A44" w:sz="4"/>
+              <w:left w:val="none" w:color="auto" w:sz="0"/>
+              <w:bottom w:val="single" w:color="D9D4CB" w:sz="4"/>
+              <w:right w:val="none" w:color="auto" w:sz="0"/>
+            </w:tcBorders>
+            <w:shd w:fill="1F2A44" w:color="auto" w:val="clear"/>
+            <w:tcMar>
+              <w:top w:type="dxa" w:w="52"/>
+              <w:left w:type="dxa" w:w="100"/>
+              <w:bottom w:type="dxa" w:w="52"/>
+              <w:right w:type="dxa" w:w="100"/>
+            </w:tcMar>
+            <w:vAlign w:val="center"/>
+          </w:tcPr>
+          <w:p>
+            <w:pPr>
+              <w:spacing w:after="0" w:line="240" w:lineRule="auto"/>
+              <w:jc w:val="center"/>
+            </w:pPr>
+            <w:r>
+              <w:rPr>
+                <w:rFonts w:ascii="Arial" w:cs="Arial" w:eastAsia="Arial" w:hAnsi="Arial"/>
+                <w:b/>
+                <w:bCs/>
+                <w:i w:val="false"/>
+                <w:iCs w:val="false"/>
+                <w:color w:val="FFFFFF"/>
+                <w:sz w:val="16"/>
+                <w:szCs w:val="16"/>
+              </w:rPr>
+              <w:t xml:space="preserve">За этаж</w:t>
+            </w:r>
+          </w:p>
+        </w:tc>
+        <w:tc>
+          <w:tcPr>
+            <w:tcW w:type="dxa" w:w="1198"/>
+            <w:tcBorders>
+              <w:top w:val="single" w:color="1F2A44" w:sz="4"/>
+              <w:left w:val="none" w:color="auto" w:sz="0"/>
+              <w:bottom w:val="single" w:color="D9D4CB" w:sz="4"/>
+              <w:right w:val="none" w:color="auto" w:sz="0"/>
+            </w:tcBorders>
+            <w:shd w:fill="1F2A44" w:color="auto" w:val="clear"/>
+            <w:tcMar>
+              <w:top w:type="dxa" w:w="52"/>
+              <w:left w:type="dxa" w:w="100"/>
+              <w:bottom w:type="dxa" w:w="52"/>
+              <w:right w:type="dxa" w:w="100"/>
+            </w:tcMar>
+            <w:vAlign w:val="center"/>
+          </w:tcPr>
+          <w:p>
+            <w:pPr>
+              <w:spacing w:after="0" w:line="240" w:lineRule="auto"/>
+              <w:jc w:val="center"/>
+            </w:pPr>
+            <w:r>
+              <w:rPr>
+                <w:rFonts w:ascii="Arial" w:cs="Arial" w:eastAsia="Arial" w:hAnsi="Arial"/>
+                <w:b/>
+                <w:bCs/>
+                <w:i w:val="false"/>
+                <w:iCs w:val="false"/>
+                <w:color w:val="FFFFFF"/>
+                <w:sz w:val="16"/>
+                <w:szCs w:val="16"/>
+              </w:rPr>
+              <w:t xml:space="preserve">R²</w:t>
+            </w:r>
+          </w:p>
+        </w:tc>
+      </w:tr>
+      <w:tr>
+        <w:tc>
+          <w:tcPr>
+            <w:tcW w:type="dxa" w:w="1900"/>
+            <w:tcBorders>
+              <w:top w:val="single" w:color="D9D4CB" w:sz="4"/>
+              <w:left w:val="none" w:color="auto" w:sz="0"/>
+              <w:bottom w:val="single" w:color="D9D4CB" w:sz="4"/>
+              <w:right w:val="none" w:color="auto" w:sz="0"/>
+            </w:tcBorders>
+            <w:tcMar>
+              <w:top w:type="dxa" w:w="52"/>
+              <w:left w:type="dxa" w:w="100"/>
+              <w:bottom w:type="dxa" w:w="52"/>
+              <w:right w:type="dxa" w:w="100"/>
+            </w:tcMar>
+            <w:vAlign w:val="center"/>
+          </w:tcPr>
+          <w:p>
+            <w:pPr>
+              <w:spacing w:after="0" w:line="240" w:lineRule="auto"/>
+              <w:jc w:val="left"/>
+            </w:pPr>
+            <w:r>
+              <w:rPr>
+                <w:rFonts w:ascii="Arial" w:cs="Arial" w:eastAsia="Arial" w:hAnsi="Arial"/>
+                <w:b/>
+                <w:bCs/>
+                <w:i w:val="false"/>
+                <w:iCs w:val="false"/>
+                <w:color w:val="2A2E38"/>
+                <w:sz w:val="17"/>
+                <w:szCs w:val="17"/>
+              </w:rPr>
+              <w:t xml:space="preserve">Веспер Кутузовский</w:t>
+            </w:r>
+          </w:p>
+        </w:tc>
+        <w:tc>
+          <w:tcPr>
+            <w:tcW w:type="dxa" w:w="3560"/>
+            <w:tcBorders>
+              <w:top w:val="single" w:color="D9D4CB" w:sz="4"/>
+              <w:left w:val="none" w:color="auto" w:sz="0"/>
+              <w:bottom w:val="single" w:color="D9D4CB" w:sz="4"/>
+              <w:right w:val="none" w:color="auto" w:sz="0"/>
+            </w:tcBorders>
+            <w:tcMar>
+              <w:top w:type="dxa" w:w="52"/>
+              <w:left w:type="dxa" w:w="100"/>
+              <w:bottom w:type="dxa" w:w="52"/>
+              <w:right w:type="dxa" w:w="100"/>
+            </w:tcMar>
+            <w:vAlign w:val="center"/>
+          </w:tcPr>
+          <w:p>
+            <w:pPr>
+              <w:spacing w:after="0" w:line="240" w:lineRule="auto"/>
+              <w:jc w:val="center"/>
+            </w:pPr>
+            <w:r>
+              <w:rPr>
+                <w:rFonts w:ascii="Arial" w:cs="Arial" w:eastAsia="Arial" w:hAnsi="Arial"/>
+                <w:b w:val="false"/>
+                <w:bCs w:val="false"/>
+                <w:i w:val="false"/>
+                <w:iCs w:val="false"/>
+                <w:color w:val="2A2E38"/>
+                <w:sz w:val="17"/>
+                <w:szCs w:val="17"/>
+              </w:rPr>
+              <w:t xml:space="preserve">элит · Кутузовский пр-т, 12с5 · 7–19 эт.</w:t>
+            </w:r>
+          </w:p>
+        </w:tc>
+        <w:tc>
+          <w:tcPr>
+            <w:tcW w:type="dxa" w:w="780"/>
+            <w:tcBorders>
+              <w:top w:val="single" w:color="D9D4CB" w:sz="4"/>
+              <w:left w:val="none" w:color="auto" w:sz="0"/>
+              <w:bottom w:val="single" w:color="D9D4CB" w:sz="4"/>
+              <w:right w:val="none" w:color="auto" w:sz="0"/>
+            </w:tcBorders>
+            <w:tcMar>
+              <w:top w:type="dxa" w:w="52"/>
+              <w:left w:type="dxa" w:w="100"/>
+              <w:bottom w:type="dxa" w:w="52"/>
+              <w:right w:type="dxa" w:w="100"/>
+            </w:tcMar>
+            <w:vAlign w:val="center"/>
+          </w:tcPr>
+          <w:p>
+            <w:pPr>
+              <w:spacing w:after="0" w:line="240" w:lineRule="auto"/>
+              <w:jc w:val="center"/>
+            </w:pPr>
+            <w:r>
+              <w:rPr>
+                <w:rFonts w:ascii="Arial" w:cs="Arial" w:eastAsia="Arial" w:hAnsi="Arial"/>
+                <w:b w:val="false"/>
+                <w:bCs w:val="false"/>
+                <w:i w:val="false"/>
+                <w:iCs w:val="false"/>
+                <w:color w:val="2A2E38"/>
+                <w:sz w:val="17"/>
+                <w:szCs w:val="17"/>
+              </w:rPr>
+              <w:t xml:space="preserve">88</w:t>
+            </w:r>
+          </w:p>
+        </w:tc>
+        <w:tc>
+          <w:tcPr>
+            <w:tcW w:type="dxa" w:w="900"/>
+            <w:tcBorders>
+              <w:top w:val="single" w:color="D9D4CB" w:sz="4"/>
+              <w:left w:val="none" w:color="auto" w:sz="0"/>
+              <w:bottom w:val="single" w:color="D9D4CB" w:sz="4"/>
+              <w:right w:val="none" w:color="auto" w:sz="0"/>
+            </w:tcBorders>
+            <w:tcMar>
+              <w:top w:type="dxa" w:w="52"/>
+              <w:left w:type="dxa" w:w="100"/>
+              <w:bottom w:type="dxa" w:w="52"/>
+              <w:right w:type="dxa" w:w="100"/>
+            </w:tcMar>
+            <w:vAlign w:val="center"/>
+          </w:tcPr>
+          <w:p>
+            <w:pPr>
+              <w:spacing w:after="0" w:line="240" w:lineRule="auto"/>
+              <w:jc w:val="center"/>
+            </w:pPr>
+            <w:r>
+              <w:rPr>
+                <w:rFonts w:ascii="Arial" w:cs="Arial" w:eastAsia="Arial" w:hAnsi="Arial"/>
+                <w:b w:val="false"/>
+                <w:bCs w:val="false"/>
+                <w:i w:val="false"/>
+                <w:iCs w:val="false"/>
+                <w:color w:val="2A2E38"/>
+                <w:sz w:val="17"/>
+                <w:szCs w:val="17"/>
+              </w:rPr>
+              <w:t xml:space="preserve">1–18</w:t>
+            </w:r>
+          </w:p>
+        </w:tc>
+        <w:tc>
+          <w:tcPr>
+            <w:tcW w:type="dxa" w:w="1300"/>
+            <w:tcBorders>
+              <w:top w:val="single" w:color="D9D4CB" w:sz="4"/>
+              <w:left w:val="none" w:color="auto" w:sz="0"/>
+              <w:bottom w:val="single" w:color="D9D4CB" w:sz="4"/>
+              <w:right w:val="none" w:color="auto" w:sz="0"/>
+            </w:tcBorders>
+            <w:tcMar>
+              <w:top w:type="dxa" w:w="52"/>
+              <w:left w:type="dxa" w:w="100"/>
+              <w:bottom w:type="dxa" w:w="52"/>
+              <w:right w:type="dxa" w:w="100"/>
+            </w:tcMar>
+            <w:vAlign w:val="center"/>
+          </w:tcPr>
+          <w:p>
+            <w:pPr>
+              <w:spacing w:after="0" w:line="240" w:lineRule="auto"/>
+              <w:jc w:val="center"/>
+            </w:pPr>
+            <w:r>
+              <w:rPr>
+                <w:rFonts w:ascii="Arial" w:cs="Arial" w:eastAsia="Arial" w:hAnsi="Arial"/>
+                <w:b w:val="false"/>
+                <w:bCs w:val="false"/>
+                <w:i w:val="false"/>
+                <w:iCs w:val="false"/>
+                <w:color w:val="2A2E38"/>
+                <w:sz w:val="17"/>
+                <w:szCs w:val="17"/>
+              </w:rPr>
+              <w:t xml:space="preserve">+2,10 %</w:t>
+            </w:r>
+          </w:p>
+        </w:tc>
+        <w:tc>
+          <w:tcPr>
+            <w:tcW w:type="dxa" w:w="1198"/>
+            <w:tcBorders>
+              <w:top w:val="single" w:color="D9D4CB" w:sz="4"/>
+              <w:left w:val="none" w:color="auto" w:sz="0"/>
+              <w:bottom w:val="single" w:color="D9D4CB" w:sz="4"/>
+              <w:right w:val="none" w:color="auto" w:sz="0"/>
+            </w:tcBorders>
+            <w:tcMar>
+              <w:top w:type="dxa" w:w="52"/>
+              <w:left w:type="dxa" w:w="100"/>
+              <w:bottom w:type="dxa" w:w="52"/>
+              <w:right w:type="dxa" w:w="100"/>
+            </w:tcMar>
+            <w:vAlign w:val="center"/>
+          </w:tcPr>
+          <w:p>
+            <w:pPr>
+              <w:spacing w:after="0" w:line="240" w:lineRule="auto"/>
+              <w:jc w:val="center"/>
+            </w:pPr>
+            <w:r>
+              <w:rPr>
+                <w:rFonts w:ascii="Arial" w:cs="Arial" w:eastAsia="Arial" w:hAnsi="Arial"/>
+                <w:b w:val="false"/>
+                <w:bCs w:val="false"/>
+                <w:i w:val="false"/>
+                <w:iCs w:val="false"/>
+                <w:color w:val="2A2E38"/>
+                <w:sz w:val="17"/>
+                <w:szCs w:val="17"/>
+              </w:rPr>
+              <w:t xml:space="preserve">0,40</w:t>
+            </w:r>
+          </w:p>
+        </w:tc>
+      </w:tr>
+      <w:tr>
+        <w:tc>
+          <w:tcPr>
+            <w:tcW w:type="dxa" w:w="1900"/>
+            <w:tcBorders>
+              <w:top w:val="single" w:color="D9D4CB" w:sz="4"/>
+              <w:left w:val="none" w:color="auto" w:sz="0"/>
+              <w:bottom w:val="single" w:color="D9D4CB" w:sz="4"/>
+              <w:right w:val="none" w:color="auto" w:sz="0"/>
+            </w:tcBorders>
+            <w:shd w:fill="FBFAF8" w:color="auto" w:val="clear"/>
+            <w:tcMar>
+              <w:top w:type="dxa" w:w="52"/>
+              <w:left w:type="dxa" w:w="100"/>
+              <w:bottom w:type="dxa" w:w="52"/>
+              <w:right w:type="dxa" w:w="100"/>
+            </w:tcMar>
+            <w:vAlign w:val="center"/>
+          </w:tcPr>
+          <w:p>
+            <w:pPr>
+              <w:spacing w:after="0" w:line="240" w:lineRule="auto"/>
+              <w:jc w:val="left"/>
+            </w:pPr>
+            <w:r>
+              <w:rPr>
+                <w:rFonts w:ascii="Arial" w:cs="Arial" w:eastAsia="Arial" w:hAnsi="Arial"/>
+                <w:b/>
+                <w:bCs/>
+                <w:i w:val="false"/>
+                <w:iCs w:val="false"/>
+                <w:color w:val="2A2E38"/>
+                <w:sz w:val="17"/>
+                <w:szCs w:val="17"/>
+              </w:rPr>
+              <w:t xml:space="preserve">Бадаевский</w:t>
+            </w:r>
+          </w:p>
+        </w:tc>
+        <w:tc>
+          <w:tcPr>
+            <w:tcW w:type="dxa" w:w="3560"/>
+            <w:tcBorders>
+              <w:top w:val="single" w:color="D9D4CB" w:sz="4"/>
+              <w:left w:val="none" w:color="auto" w:sz="0"/>
+              <w:bottom w:val="single" w:color="D9D4CB" w:sz="4"/>
+              <w:right w:val="none" w:color="auto" w:sz="0"/>
+            </w:tcBorders>
+            <w:shd w:fill="FBFAF8" w:color="auto" w:val="clear"/>
+            <w:tcMar>
+              <w:top w:type="dxa" w:w="52"/>
+              <w:left w:type="dxa" w:w="100"/>
+              <w:bottom w:type="dxa" w:w="52"/>
+              <w:right w:type="dxa" w:w="100"/>
+            </w:tcMar>
+            <w:vAlign w:val="center"/>
+          </w:tcPr>
+          <w:p>
+            <w:pPr>
+              <w:spacing w:after="0" w:line="240" w:lineRule="auto"/>
+              <w:jc w:val="center"/>
+            </w:pPr>
+            <w:r>
+              <w:rPr>
+                <w:rFonts w:ascii="Arial" w:cs="Arial" w:eastAsia="Arial" w:hAnsi="Arial"/>
+                <w:b w:val="false"/>
+                <w:bCs w:val="false"/>
+                <w:i w:val="false"/>
+                <w:iCs w:val="false"/>
+                <w:color w:val="2A2E38"/>
+                <w:sz w:val="17"/>
+                <w:szCs w:val="17"/>
+              </w:rPr>
+              <w:t xml:space="preserve">элит · Украинский б-р, 2 · 18 эт.</w:t>
+            </w:r>
+          </w:p>
+        </w:tc>
+        <w:tc>
+          <w:tcPr>
+            <w:tcW w:type="dxa" w:w="780"/>
+            <w:tcBorders>
+              <w:top w:val="single" w:color="D9D4CB" w:sz="4"/>
+              <w:left w:val="none" w:color="auto" w:sz="0"/>
+              <w:bottom w:val="single" w:color="D9D4CB" w:sz="4"/>
+              <w:right w:val="none" w:color="auto" w:sz="0"/>
+            </w:tcBorders>
+            <w:shd w:fill="FBFAF8" w:color="auto" w:val="clear"/>
+            <w:tcMar>
+              <w:top w:type="dxa" w:w="52"/>
+              <w:left w:type="dxa" w:w="100"/>
+              <w:bottom w:type="dxa" w:w="52"/>
+              <w:right w:type="dxa" w:w="100"/>
+            </w:tcMar>
+            <w:vAlign w:val="center"/>
+          </w:tcPr>
+          <w:p>
+            <w:pPr>
+              <w:spacing w:after="0" w:line="240" w:lineRule="auto"/>
+              <w:jc w:val="center"/>
+            </w:pPr>
+            <w:r>
+              <w:rPr>
+                <w:rFonts w:ascii="Arial" w:cs="Arial" w:eastAsia="Arial" w:hAnsi="Arial"/>
+                <w:b w:val="false"/>
+                <w:bCs w:val="false"/>
+                <w:i w:val="false"/>
+                <w:iCs w:val="false"/>
+                <w:color w:val="2A2E38"/>
+                <w:sz w:val="17"/>
+                <w:szCs w:val="17"/>
+              </w:rPr>
+              <w:t xml:space="preserve">144</w:t>
+            </w:r>
+          </w:p>
+        </w:tc>
+        <w:tc>
+          <w:tcPr>
+            <w:tcW w:type="dxa" w:w="900"/>
+            <w:tcBorders>
+              <w:top w:val="single" w:color="D9D4CB" w:sz="4"/>
+              <w:left w:val="none" w:color="auto" w:sz="0"/>
+              <w:bottom w:val="single" w:color="D9D4CB" w:sz="4"/>
+              <w:right w:val="none" w:color="auto" w:sz="0"/>
+            </w:tcBorders>
+            <w:shd w:fill="FBFAF8" w:color="auto" w:val="clear"/>
+            <w:tcMar>
+              <w:top w:type="dxa" w:w="52"/>
+              <w:left w:type="dxa" w:w="100"/>
+              <w:bottom w:type="dxa" w:w="52"/>
+              <w:right w:type="dxa" w:w="100"/>
+            </w:tcMar>
+            <w:vAlign w:val="center"/>
+          </w:tcPr>
+          <w:p>
+            <w:pPr>
+              <w:spacing w:after="0" w:line="240" w:lineRule="auto"/>
+              <w:jc w:val="center"/>
+            </w:pPr>
+            <w:r>
+              <w:rPr>
+                <w:rFonts w:ascii="Arial" w:cs="Arial" w:eastAsia="Arial" w:hAnsi="Arial"/>
+                <w:b w:val="false"/>
+                <w:bCs w:val="false"/>
+                <w:i w:val="false"/>
+                <w:iCs w:val="false"/>
+                <w:color w:val="2A2E38"/>
+                <w:sz w:val="17"/>
+                <w:szCs w:val="17"/>
+              </w:rPr>
+              <w:t xml:space="preserve">10–17</w:t>
+            </w:r>
+          </w:p>
+        </w:tc>
+        <w:tc>
+          <w:tcPr>
+            <w:tcW w:type="dxa" w:w="1300"/>
+            <w:tcBorders>
+              <w:top w:val="single" w:color="D9D4CB" w:sz="4"/>
+              <w:left w:val="none" w:color="auto" w:sz="0"/>
+              <w:bottom w:val="single" w:color="D9D4CB" w:sz="4"/>
+              <w:right w:val="none" w:color="auto" w:sz="0"/>
+            </w:tcBorders>
+            <w:shd w:fill="FBFAF8" w:color="auto" w:val="clear"/>
+            <w:tcMar>
+              <w:top w:type="dxa" w:w="52"/>
+              <w:left w:type="dxa" w:w="100"/>
+              <w:bottom w:type="dxa" w:w="52"/>
+              <w:right w:type="dxa" w:w="100"/>
+            </w:tcMar>
+            <w:vAlign w:val="center"/>
+          </w:tcPr>
+          <w:p>
+            <w:pPr>
+              <w:spacing w:after="0" w:line="240" w:lineRule="auto"/>
+              <w:jc w:val="center"/>
+            </w:pPr>
+            <w:r>
+              <w:rPr>
+                <w:rFonts w:ascii="Arial" w:cs="Arial" w:eastAsia="Arial" w:hAnsi="Arial"/>
+                <w:b w:val="false"/>
+                <w:bCs w:val="false"/>
+                <w:i w:val="false"/>
+                <w:iCs w:val="false"/>
+                <w:color w:val="2A2E38"/>
+                <w:sz w:val="17"/>
+                <w:szCs w:val="17"/>
+              </w:rPr>
+              <w:t xml:space="preserve">+3,06 %</w:t>
+            </w:r>
+          </w:p>
+        </w:tc>
+        <w:tc>
+          <w:tcPr>
+            <w:tcW w:type="dxa" w:w="1198"/>
+            <w:tcBorders>
+              <w:top w:val="single" w:color="D9D4CB" w:sz="4"/>
+              <w:left w:val="none" w:color="auto" w:sz="0"/>
+              <w:bottom w:val="single" w:color="D9D4CB" w:sz="4"/>
+              <w:right w:val="none" w:color="auto" w:sz="0"/>
+            </w:tcBorders>
+            <w:shd w:fill="FBFAF8" w:color="auto" w:val="clear"/>
+            <w:tcMar>
+              <w:top w:type="dxa" w:w="52"/>
+              <w:left w:type="dxa" w:w="100"/>
+              <w:bottom w:type="dxa" w:w="52"/>
+              <w:right w:type="dxa" w:w="100"/>
+            </w:tcMar>
+            <w:vAlign w:val="center"/>
+          </w:tcPr>
+          <w:p>
+            <w:pPr>
+              <w:spacing w:after="0" w:line="240" w:lineRule="auto"/>
+              <w:jc w:val="center"/>
+            </w:pPr>
+            <w:r>
+              <w:rPr>
+                <w:rFonts w:ascii="Arial" w:cs="Arial" w:eastAsia="Arial" w:hAnsi="Arial"/>
+                <w:b w:val="false"/>
+                <w:bCs w:val="false"/>
+                <w:i w:val="false"/>
+                <w:iCs w:val="false"/>
+                <w:color w:val="2A2E38"/>
+                <w:sz w:val="17"/>
+                <w:szCs w:val="17"/>
+              </w:rPr>
+              <w:t xml:space="preserve">0,36</w:t>
+            </w:r>
+          </w:p>
+        </w:tc>
+      </w:tr>
+      <w:tr>
+        <w:tc>
+          <w:tcPr>
+            <w:tcW w:type="dxa" w:w="1900"/>
+            <w:tcBorders>
+              <w:top w:val="single" w:color="D9D4CB" w:sz="4"/>
+              <w:left w:val="none" w:color="auto" w:sz="0"/>
+              <w:bottom w:val="single" w:color="D9D4CB" w:sz="4"/>
+              <w:right w:val="none" w:color="auto" w:sz="0"/>
+            </w:tcBorders>
+            <w:tcMar>
+              <w:top w:type="dxa" w:w="52"/>
+              <w:left w:type="dxa" w:w="100"/>
+              <w:bottom w:type="dxa" w:w="52"/>
+              <w:right w:type="dxa" w:w="100"/>
+            </w:tcMar>
+            <w:vAlign w:val="center"/>
+          </w:tcPr>
+          <w:p>
+            <w:pPr>
+              <w:spacing w:after="0" w:line="240" w:lineRule="auto"/>
+              <w:jc w:val="left"/>
+            </w:pPr>
+            <w:r>
+              <w:rPr>
+                <w:rFonts w:ascii="Arial" w:cs="Arial" w:eastAsia="Arial" w:hAnsi="Arial"/>
+                <w:b/>
+                <w:bCs/>
+                <w:i w:val="false"/>
+                <w:iCs w:val="false"/>
+                <w:color w:val="2A2E38"/>
+                <w:sz w:val="17"/>
+                <w:szCs w:val="17"/>
+              </w:rPr>
+              <w:t xml:space="preserve">Малоэтажные вместе</w:t>
+            </w:r>
+          </w:p>
+        </w:tc>
+        <w:tc>
+          <w:tcPr>
+            <w:tcW w:type="dxa" w:w="3560"/>
+            <w:tcBorders>
+              <w:top w:val="single" w:color="D9D4CB" w:sz="4"/>
+              <w:left w:val="none" w:color="auto" w:sz="0"/>
+              <w:bottom w:val="single" w:color="D9D4CB" w:sz="4"/>
+              <w:right w:val="none" w:color="auto" w:sz="0"/>
+            </w:tcBorders>
+            <w:tcMar>
+              <w:top w:type="dxa" w:w="52"/>
+              <w:left w:type="dxa" w:w="100"/>
+              <w:bottom w:type="dxa" w:w="52"/>
+              <w:right w:type="dxa" w:w="100"/>
+            </w:tcMar>
+            <w:vAlign w:val="center"/>
+          </w:tcPr>
+          <w:p>
+            <w:pPr>
+              <w:spacing w:after="0" w:line="240" w:lineRule="auto"/>
+              <w:jc w:val="center"/>
+            </w:pPr>
+            <w:r>
+              <w:rPr>
+                <w:rFonts w:ascii="Arial" w:cs="Arial" w:eastAsia="Arial" w:hAnsi="Arial"/>
+                <w:b w:val="false"/>
+                <w:bCs w:val="false"/>
+                <w:i w:val="false"/>
+                <w:iCs w:val="false"/>
+                <w:color w:val="2A2E38"/>
+                <w:sz w:val="17"/>
+                <w:szCs w:val="17"/>
+              </w:rPr>
+              <w:t xml:space="preserve">оба проекта, дома до 19 этажей</w:t>
+            </w:r>
+          </w:p>
+        </w:tc>
+        <w:tc>
+          <w:tcPr>
+            <w:tcW w:type="dxa" w:w="780"/>
+            <w:tcBorders>
+              <w:top w:val="single" w:color="D9D4CB" w:sz="4"/>
+              <w:left w:val="none" w:color="auto" w:sz="0"/>
+              <w:bottom w:val="single" w:color="D9D4CB" w:sz="4"/>
+              <w:right w:val="none" w:color="auto" w:sz="0"/>
+            </w:tcBorders>
+            <w:tcMar>
+              <w:top w:type="dxa" w:w="52"/>
+              <w:left w:type="dxa" w:w="100"/>
+              <w:bottom w:type="dxa" w:w="52"/>
+              <w:right w:type="dxa" w:w="100"/>
+            </w:tcMar>
+            <w:vAlign w:val="center"/>
+          </w:tcPr>
+          <w:p>
+            <w:pPr>
+              <w:spacing w:after="0" w:line="240" w:lineRule="auto"/>
+              <w:jc w:val="center"/>
+            </w:pPr>
+            <w:r>
+              <w:rPr>
+                <w:rFonts w:ascii="Arial" w:cs="Arial" w:eastAsia="Arial" w:hAnsi="Arial"/>
+                <w:b w:val="false"/>
+                <w:bCs w:val="false"/>
+                <w:i w:val="false"/>
+                <w:iCs w:val="false"/>
+                <w:color w:val="2A2E38"/>
+                <w:sz w:val="17"/>
+                <w:szCs w:val="17"/>
+              </w:rPr>
+              <w:t xml:space="preserve">232</w:t>
+            </w:r>
+          </w:p>
+        </w:tc>
+        <w:tc>
+          <w:tcPr>
+            <w:tcW w:type="dxa" w:w="900"/>
+            <w:tcBorders>
+              <w:top w:val="single" w:color="D9D4CB" w:sz="4"/>
+              <w:left w:val="none" w:color="auto" w:sz="0"/>
+              <w:bottom w:val="single" w:color="D9D4CB" w:sz="4"/>
+              <w:right w:val="none" w:color="auto" w:sz="0"/>
+            </w:tcBorders>
+            <w:tcMar>
+              <w:top w:type="dxa" w:w="52"/>
+              <w:left w:type="dxa" w:w="100"/>
+              <w:bottom w:type="dxa" w:w="52"/>
+              <w:right w:type="dxa" w:w="100"/>
+            </w:tcMar>
+            <w:vAlign w:val="center"/>
+          </w:tcPr>
+          <w:p>
+            <w:pPr>
+              <w:spacing w:after="0" w:line="240" w:lineRule="auto"/>
+              <w:jc w:val="center"/>
+            </w:pPr>
+            <w:r>
+              <w:rPr>
+                <w:rFonts w:ascii="Arial" w:cs="Arial" w:eastAsia="Arial" w:hAnsi="Arial"/>
+                <w:b w:val="false"/>
+                <w:bCs w:val="false"/>
+                <w:i w:val="false"/>
+                <w:iCs w:val="false"/>
+                <w:color w:val="2A2E38"/>
+                <w:sz w:val="17"/>
+                <w:szCs w:val="17"/>
+              </w:rPr>
+              <w:t xml:space="preserve">1–18</w:t>
+            </w:r>
+          </w:p>
+        </w:tc>
+        <w:tc>
+          <w:tcPr>
+            <w:tcW w:type="dxa" w:w="1300"/>
+            <w:tcBorders>
+              <w:top w:val="single" w:color="D9D4CB" w:sz="4"/>
+              <w:left w:val="none" w:color="auto" w:sz="0"/>
+              <w:bottom w:val="single" w:color="D9D4CB" w:sz="4"/>
+              <w:right w:val="none" w:color="auto" w:sz="0"/>
+            </w:tcBorders>
+            <w:tcMar>
+              <w:top w:type="dxa" w:w="52"/>
+              <w:left w:type="dxa" w:w="100"/>
+              <w:bottom w:type="dxa" w:w="52"/>
+              <w:right w:type="dxa" w:w="100"/>
+            </w:tcMar>
+            <w:vAlign w:val="center"/>
+          </w:tcPr>
+          <w:p>
+            <w:pPr>
+              <w:spacing w:after="0" w:line="240" w:lineRule="auto"/>
+              <w:jc w:val="center"/>
+            </w:pPr>
+            <w:r>
+              <w:rPr>
+                <w:rFonts w:ascii="Arial" w:cs="Arial" w:eastAsia="Arial" w:hAnsi="Arial"/>
+                <w:b w:val="false"/>
+                <w:bCs w:val="false"/>
+                <w:i w:val="false"/>
+                <w:iCs w:val="false"/>
+                <w:color w:val="2A2E38"/>
+                <w:sz w:val="17"/>
+                <w:szCs w:val="17"/>
+              </w:rPr>
+              <w:t xml:space="preserve">+2,28 %</w:t>
+            </w:r>
+          </w:p>
+        </w:tc>
+        <w:tc>
+          <w:tcPr>
+            <w:tcW w:type="dxa" w:w="1198"/>
+            <w:tcBorders>
+              <w:top w:val="single" w:color="D9D4CB" w:sz="4"/>
+              <w:left w:val="none" w:color="auto" w:sz="0"/>
+              <w:bottom w:val="single" w:color="D9D4CB" w:sz="4"/>
+              <w:right w:val="none" w:color="auto" w:sz="0"/>
+            </w:tcBorders>
+            <w:tcMar>
+              <w:top w:type="dxa" w:w="52"/>
+              <w:left w:type="dxa" w:w="100"/>
+              <w:bottom w:type="dxa" w:w="52"/>
+              <w:right w:type="dxa" w:w="100"/>
+            </w:tcMar>
+            <w:vAlign w:val="center"/>
+          </w:tcPr>
+          <w:p>
+            <w:pPr>
+              <w:spacing w:after="0" w:line="240" w:lineRule="auto"/>
+              <w:jc w:val="center"/>
+            </w:pPr>
+            <w:r>
+              <w:rPr>
+                <w:rFonts w:ascii="Arial" w:cs="Arial" w:eastAsia="Arial" w:hAnsi="Arial"/>
+                <w:b w:val="false"/>
+                <w:bCs w:val="false"/>
+                <w:i w:val="false"/>
+                <w:iCs w:val="false"/>
+                <w:color w:val="2A2E38"/>
+                <w:sz w:val="17"/>
+                <w:szCs w:val="17"/>
+              </w:rPr>
+              <w:t xml:space="preserve">0,33</w:t>
+            </w:r>
+          </w:p>
+        </w:tc>
+      </w:tr>
+      <w:tr>
+        <w:tc>
+          <w:tcPr>
+            <w:tcW w:type="dxa" w:w="1900"/>
+            <w:tcBorders>
+              <w:top w:val="single" w:color="D9D4CB" w:sz="4"/>
+              <w:left w:val="none" w:color="auto" w:sz="0"/>
+              <w:bottom w:val="single" w:color="D9D4CB" w:sz="4"/>
+              <w:right w:val="none" w:color="auto" w:sz="0"/>
+            </w:tcBorders>
+            <w:shd w:fill="FBFAF8" w:color="auto" w:val="clear"/>
+            <w:tcMar>
+              <w:top w:type="dxa" w:w="52"/>
+              <w:left w:type="dxa" w:w="100"/>
+              <w:bottom w:type="dxa" w:w="52"/>
+              <w:right w:type="dxa" w:w="100"/>
+            </w:tcMar>
+            <w:vAlign w:val="center"/>
+          </w:tcPr>
+          <w:p>
+            <w:pPr>
+              <w:spacing w:after="0" w:line="240" w:lineRule="auto"/>
+              <w:jc w:val="left"/>
+            </w:pPr>
+            <w:r>
+              <w:rPr>
+                <w:rFonts w:ascii="Arial" w:cs="Arial" w:eastAsia="Arial" w:hAnsi="Arial"/>
+                <w:b/>
+                <w:bCs/>
+                <w:i w:val="false"/>
+                <w:iCs w:val="false"/>
+                <w:color w:val="2A2E38"/>
+                <w:sz w:val="17"/>
+                <w:szCs w:val="17"/>
+              </w:rPr>
+              <w:t xml:space="preserve">Дом Дау</w:t>
+            </w:r>
+          </w:p>
+        </w:tc>
+        <w:tc>
+          <w:tcPr>
+            <w:tcW w:type="dxa" w:w="3560"/>
+            <w:tcBorders>
+              <w:top w:val="single" w:color="D9D4CB" w:sz="4"/>
+              <w:left w:val="none" w:color="auto" w:sz="0"/>
+              <w:bottom w:val="single" w:color="D9D4CB" w:sz="4"/>
+              <w:right w:val="none" w:color="auto" w:sz="0"/>
+            </w:tcBorders>
+            <w:shd w:fill="FBFAF8" w:color="auto" w:val="clear"/>
+            <w:tcMar>
+              <w:top w:type="dxa" w:w="52"/>
+              <w:left w:type="dxa" w:w="100"/>
+              <w:bottom w:type="dxa" w:w="52"/>
+              <w:right w:type="dxa" w:w="100"/>
+            </w:tcMar>
+            <w:vAlign w:val="center"/>
+          </w:tcPr>
+          <w:p>
+            <w:pPr>
+              <w:spacing w:after="0" w:line="240" w:lineRule="auto"/>
+              <w:jc w:val="center"/>
+            </w:pPr>
+            <w:r>
+              <w:rPr>
+                <w:rFonts w:ascii="Arial" w:cs="Arial" w:eastAsia="Arial" w:hAnsi="Arial"/>
+                <w:b w:val="false"/>
+                <w:bCs w:val="false"/>
+                <w:i w:val="false"/>
+                <w:iCs w:val="false"/>
+                <w:color w:val="2A2E38"/>
+                <w:sz w:val="17"/>
+                <w:szCs w:val="17"/>
+              </w:rPr>
+              <w:t xml:space="preserve">премиум · башня 85–91 эт.</w:t>
+            </w:r>
+          </w:p>
+        </w:tc>
+        <w:tc>
+          <w:tcPr>
+            <w:tcW w:type="dxa" w:w="780"/>
+            <w:tcBorders>
+              <w:top w:val="single" w:color="D9D4CB" w:sz="4"/>
+              <w:left w:val="none" w:color="auto" w:sz="0"/>
+              <w:bottom w:val="single" w:color="D9D4CB" w:sz="4"/>
+              <w:right w:val="none" w:color="auto" w:sz="0"/>
+            </w:tcBorders>
+            <w:shd w:fill="FBFAF8" w:color="auto" w:val="clear"/>
+            <w:tcMar>
+              <w:top w:type="dxa" w:w="52"/>
+              <w:left w:type="dxa" w:w="100"/>
+              <w:bottom w:type="dxa" w:w="52"/>
+              <w:right w:type="dxa" w:w="100"/>
+            </w:tcMar>
+            <w:vAlign w:val="center"/>
+          </w:tcPr>
+          <w:p>
+            <w:pPr>
+              <w:spacing w:after="0" w:line="240" w:lineRule="auto"/>
+              <w:jc w:val="center"/>
+            </w:pPr>
+            <w:r>
+              <w:rPr>
+                <w:rFonts w:ascii="Arial" w:cs="Arial" w:eastAsia="Arial" w:hAnsi="Arial"/>
+                <w:b w:val="false"/>
+                <w:bCs w:val="false"/>
+                <w:i w:val="false"/>
+                <w:iCs w:val="false"/>
+                <w:color w:val="2A2E38"/>
+                <w:sz w:val="17"/>
+                <w:szCs w:val="17"/>
+              </w:rPr>
+              <w:t xml:space="preserve">286</w:t>
+            </w:r>
+          </w:p>
+        </w:tc>
+        <w:tc>
+          <w:tcPr>
+            <w:tcW w:type="dxa" w:w="900"/>
+            <w:tcBorders>
+              <w:top w:val="single" w:color="D9D4CB" w:sz="4"/>
+              <w:left w:val="none" w:color="auto" w:sz="0"/>
+              <w:bottom w:val="single" w:color="D9D4CB" w:sz="4"/>
+              <w:right w:val="none" w:color="auto" w:sz="0"/>
+            </w:tcBorders>
+            <w:shd w:fill="FBFAF8" w:color="auto" w:val="clear"/>
+            <w:tcMar>
+              <w:top w:type="dxa" w:w="52"/>
+              <w:left w:type="dxa" w:w="100"/>
+              <w:bottom w:type="dxa" w:w="52"/>
+              <w:right w:type="dxa" w:w="100"/>
+            </w:tcMar>
+            <w:vAlign w:val="center"/>
+          </w:tcPr>
+          <w:p>
+            <w:pPr>
+              <w:spacing w:after="0" w:line="240" w:lineRule="auto"/>
+              <w:jc w:val="center"/>
+            </w:pPr>
+            <w:r>
+              <w:rPr>
+                <w:rFonts w:ascii="Arial" w:cs="Arial" w:eastAsia="Arial" w:hAnsi="Arial"/>
+                <w:b w:val="false"/>
+                <w:bCs w:val="false"/>
+                <w:i w:val="false"/>
+                <w:iCs w:val="false"/>
+                <w:color w:val="2A2E38"/>
+                <w:sz w:val="17"/>
+                <w:szCs w:val="17"/>
+              </w:rPr>
+              <w:t xml:space="preserve">5–81</w:t>
+            </w:r>
+          </w:p>
+        </w:tc>
+        <w:tc>
+          <w:tcPr>
+            <w:tcW w:type="dxa" w:w="1300"/>
+            <w:tcBorders>
+              <w:top w:val="single" w:color="D9D4CB" w:sz="4"/>
+              <w:left w:val="none" w:color="auto" w:sz="0"/>
+              <w:bottom w:val="single" w:color="D9D4CB" w:sz="4"/>
+              <w:right w:val="none" w:color="auto" w:sz="0"/>
+            </w:tcBorders>
+            <w:shd w:fill="FBFAF8" w:color="auto" w:val="clear"/>
+            <w:tcMar>
+              <w:top w:type="dxa" w:w="52"/>
+              <w:left w:type="dxa" w:w="100"/>
+              <w:bottom w:type="dxa" w:w="52"/>
+              <w:right w:type="dxa" w:w="100"/>
+            </w:tcMar>
+            <w:vAlign w:val="center"/>
+          </w:tcPr>
+          <w:p>
+            <w:pPr>
+              <w:spacing w:after="0" w:line="240" w:lineRule="auto"/>
+              <w:jc w:val="center"/>
+            </w:pPr>
+            <w:r>
+              <w:rPr>
+                <w:rFonts w:ascii="Arial" w:cs="Arial" w:eastAsia="Arial" w:hAnsi="Arial"/>
+                <w:b w:val="false"/>
+                <w:bCs w:val="false"/>
+                <w:i w:val="false"/>
+                <w:iCs w:val="false"/>
+                <w:color w:val="2A2E38"/>
+                <w:sz w:val="17"/>
+                <w:szCs w:val="17"/>
+              </w:rPr>
+              <w:t xml:space="preserve">+0,15 %</w:t>
+            </w:r>
+          </w:p>
+        </w:tc>
+        <w:tc>
+          <w:tcPr>
+            <w:tcW w:type="dxa" w:w="1198"/>
+            <w:tcBorders>
+              <w:top w:val="single" w:color="D9D4CB" w:sz="4"/>
+              <w:left w:val="none" w:color="auto" w:sz="0"/>
+              <w:bottom w:val="single" w:color="D9D4CB" w:sz="4"/>
+              <w:right w:val="none" w:color="auto" w:sz="0"/>
+            </w:tcBorders>
+            <w:shd w:fill="FBFAF8" w:color="auto" w:val="clear"/>
+            <w:tcMar>
+              <w:top w:type="dxa" w:w="52"/>
+              <w:left w:type="dxa" w:w="100"/>
+              <w:bottom w:type="dxa" w:w="52"/>
+              <w:right w:type="dxa" w:w="100"/>
+            </w:tcMar>
+            <w:vAlign w:val="center"/>
+          </w:tcPr>
+          <w:p>
+            <w:pPr>
+              <w:spacing w:after="0" w:line="240" w:lineRule="auto"/>
+              <w:jc w:val="center"/>
+            </w:pPr>
+            <w:r>
+              <w:rPr>
+                <w:rFonts w:ascii="Arial" w:cs="Arial" w:eastAsia="Arial" w:hAnsi="Arial"/>
+                <w:b w:val="false"/>
+                <w:bCs w:val="false"/>
+                <w:i w:val="false"/>
+                <w:iCs w:val="false"/>
+                <w:color w:val="2A2E38"/>
+                <w:sz w:val="17"/>
+                <w:szCs w:val="17"/>
+              </w:rPr>
+              <w:t xml:space="preserve">0,16</w:t>
+            </w:r>
+          </w:p>
+        </w:tc>
+      </w:tr>
+      <w:tr>
+        <w:tc>
+          <w:tcPr>
+            <w:tcW w:type="dxa" w:w="1900"/>
+            <w:tcBorders>
+              <w:top w:val="single" w:color="D9D4CB" w:sz="4"/>
+              <w:left w:val="none" w:color="auto" w:sz="0"/>
+              <w:bottom w:val="single" w:color="D9D4CB" w:sz="4"/>
+              <w:right w:val="none" w:color="auto" w:sz="0"/>
+            </w:tcBorders>
+            <w:tcMar>
+              <w:top w:type="dxa" w:w="52"/>
+              <w:left w:type="dxa" w:w="100"/>
+              <w:bottom w:type="dxa" w:w="52"/>
+              <w:right w:type="dxa" w:w="100"/>
+            </w:tcMar>
+            <w:vAlign w:val="center"/>
+          </w:tcPr>
+          <w:p>
+            <w:pPr>
+              <w:spacing w:after="0" w:line="240" w:lineRule="auto"/>
+              <w:jc w:val="left"/>
+            </w:pPr>
+            <w:r>
+              <w:rPr>
+                <w:rFonts w:ascii="Arial" w:cs="Arial" w:eastAsia="Arial" w:hAnsi="Arial"/>
+                <w:b/>
+                <w:bCs/>
+                <w:i w:val="false"/>
+                <w:iCs w:val="false"/>
+                <w:color w:val="2A2E38"/>
+                <w:sz w:val="17"/>
+                <w:szCs w:val="17"/>
+              </w:rPr>
+              <w:t xml:space="preserve">Апартаменты Сити</w:t>
+            </w:r>
+          </w:p>
+        </w:tc>
+        <w:tc>
+          <w:tcPr>
+            <w:tcW w:type="dxa" w:w="3560"/>
+            <w:tcBorders>
+              <w:top w:val="single" w:color="D9D4CB" w:sz="4"/>
+              <w:left w:val="none" w:color="auto" w:sz="0"/>
+              <w:bottom w:val="single" w:color="D9D4CB" w:sz="4"/>
+              <w:right w:val="none" w:color="auto" w:sz="0"/>
+            </w:tcBorders>
+            <w:tcMar>
+              <w:top w:type="dxa" w:w="52"/>
+              <w:left w:type="dxa" w:w="100"/>
+              <w:bottom w:type="dxa" w:w="52"/>
+              <w:right w:type="dxa" w:w="100"/>
+            </w:tcMar>
+            <w:vAlign w:val="center"/>
+          </w:tcPr>
+          <w:p>
+            <w:pPr>
+              <w:spacing w:after="0" w:line="240" w:lineRule="auto"/>
+              <w:jc w:val="center"/>
+            </w:pPr>
+            <w:r>
+              <w:rPr>
+                <w:rFonts w:ascii="Arial" w:cs="Arial" w:eastAsia="Arial" w:hAnsi="Arial"/>
+                <w:b w:val="false"/>
+                <w:bCs w:val="false"/>
+                <w:i w:val="false"/>
+                <w:iCs w:val="false"/>
+                <w:color w:val="2A2E38"/>
+                <w:sz w:val="17"/>
+                <w:szCs w:val="17"/>
+              </w:rPr>
+              <w:t xml:space="preserve">апартаменты · башни 60–97 эт.</w:t>
+            </w:r>
+          </w:p>
+        </w:tc>
+        <w:tc>
+          <w:tcPr>
+            <w:tcW w:type="dxa" w:w="780"/>
+            <w:tcBorders>
+              <w:top w:val="single" w:color="D9D4CB" w:sz="4"/>
+              <w:left w:val="none" w:color="auto" w:sz="0"/>
+              <w:bottom w:val="single" w:color="D9D4CB" w:sz="4"/>
+              <w:right w:val="none" w:color="auto" w:sz="0"/>
+            </w:tcBorders>
+            <w:tcMar>
+              <w:top w:type="dxa" w:w="52"/>
+              <w:left w:type="dxa" w:w="100"/>
+              <w:bottom w:type="dxa" w:w="52"/>
+              <w:right w:type="dxa" w:w="100"/>
+            </w:tcMar>
+            <w:vAlign w:val="center"/>
+          </w:tcPr>
+          <w:p>
+            <w:pPr>
+              <w:spacing w:after="0" w:line="240" w:lineRule="auto"/>
+              <w:jc w:val="center"/>
+            </w:pPr>
+            <w:r>
+              <w:rPr>
+                <w:rFonts w:ascii="Arial" w:cs="Arial" w:eastAsia="Arial" w:hAnsi="Arial"/>
+                <w:b w:val="false"/>
+                <w:bCs w:val="false"/>
+                <w:i w:val="false"/>
+                <w:iCs w:val="false"/>
+                <w:color w:val="2A2E38"/>
+                <w:sz w:val="17"/>
+                <w:szCs w:val="17"/>
+              </w:rPr>
+              <w:t xml:space="preserve">131</w:t>
+            </w:r>
+          </w:p>
+        </w:tc>
+        <w:tc>
+          <w:tcPr>
+            <w:tcW w:type="dxa" w:w="900"/>
+            <w:tcBorders>
+              <w:top w:val="single" w:color="D9D4CB" w:sz="4"/>
+              <w:left w:val="none" w:color="auto" w:sz="0"/>
+              <w:bottom w:val="single" w:color="D9D4CB" w:sz="4"/>
+              <w:right w:val="none" w:color="auto" w:sz="0"/>
+            </w:tcBorders>
+            <w:tcMar>
+              <w:top w:type="dxa" w:w="52"/>
+              <w:left w:type="dxa" w:w="100"/>
+              <w:bottom w:type="dxa" w:w="52"/>
+              <w:right w:type="dxa" w:w="100"/>
+            </w:tcMar>
+            <w:vAlign w:val="center"/>
+          </w:tcPr>
+          <w:p>
+            <w:pPr>
+              <w:spacing w:after="0" w:line="240" w:lineRule="auto"/>
+              <w:jc w:val="center"/>
+            </w:pPr>
+            <w:r>
+              <w:rPr>
+                <w:rFonts w:ascii="Arial" w:cs="Arial" w:eastAsia="Arial" w:hAnsi="Arial"/>
+                <w:b w:val="false"/>
+                <w:bCs w:val="false"/>
+                <w:i w:val="false"/>
+                <w:iCs w:val="false"/>
+                <w:color w:val="2A2E38"/>
+                <w:sz w:val="17"/>
+                <w:szCs w:val="17"/>
+              </w:rPr>
+              <w:t xml:space="preserve">11–84</w:t>
+            </w:r>
+          </w:p>
+        </w:tc>
+        <w:tc>
+          <w:tcPr>
+            <w:tcW w:type="dxa" w:w="1300"/>
+            <w:tcBorders>
+              <w:top w:val="single" w:color="D9D4CB" w:sz="4"/>
+              <w:left w:val="none" w:color="auto" w:sz="0"/>
+              <w:bottom w:val="single" w:color="D9D4CB" w:sz="4"/>
+              <w:right w:val="none" w:color="auto" w:sz="0"/>
+            </w:tcBorders>
+            <w:tcMar>
+              <w:top w:type="dxa" w:w="52"/>
+              <w:left w:type="dxa" w:w="100"/>
+              <w:bottom w:type="dxa" w:w="52"/>
+              <w:right w:type="dxa" w:w="100"/>
+            </w:tcMar>
+            <w:vAlign w:val="center"/>
+          </w:tcPr>
+          <w:p>
+            <w:pPr>
+              <w:spacing w:after="0" w:line="240" w:lineRule="auto"/>
+              <w:jc w:val="center"/>
+            </w:pPr>
+            <w:r>
+              <w:rPr>
+                <w:rFonts w:ascii="Arial" w:cs="Arial" w:eastAsia="Arial" w:hAnsi="Arial"/>
+                <w:b w:val="false"/>
+                <w:bCs w:val="false"/>
+                <w:i w:val="false"/>
+                <w:iCs w:val="false"/>
+                <w:color w:val="2A2E38"/>
+                <w:sz w:val="17"/>
+                <w:szCs w:val="17"/>
+              </w:rPr>
+              <w:t xml:space="preserve">+0,88 %</w:t>
+            </w:r>
+          </w:p>
+        </w:tc>
+        <w:tc>
+          <w:tcPr>
+            <w:tcW w:type="dxa" w:w="1198"/>
+            <w:tcBorders>
+              <w:top w:val="single" w:color="D9D4CB" w:sz="4"/>
+              <w:left w:val="none" w:color="auto" w:sz="0"/>
+              <w:bottom w:val="single" w:color="D9D4CB" w:sz="4"/>
+              <w:right w:val="none" w:color="auto" w:sz="0"/>
+            </w:tcBorders>
+            <w:tcMar>
+              <w:top w:type="dxa" w:w="52"/>
+              <w:left w:type="dxa" w:w="100"/>
+              <w:bottom w:type="dxa" w:w="52"/>
+              <w:right w:type="dxa" w:w="100"/>
+            </w:tcMar>
+            <w:vAlign w:val="center"/>
+          </w:tcPr>
+          <w:p>
+            <w:pPr>
+              <w:spacing w:after="0" w:line="240" w:lineRule="auto"/>
+              <w:jc w:val="center"/>
+            </w:pPr>
+            <w:r>
+              <w:rPr>
+                <w:rFonts w:ascii="Arial" w:cs="Arial" w:eastAsia="Arial" w:hAnsi="Arial"/>
+                <w:b w:val="false"/>
+                <w:bCs w:val="false"/>
+                <w:i w:val="false"/>
+                <w:iCs w:val="false"/>
+                <w:color w:val="2A2E38"/>
+                <w:sz w:val="17"/>
+                <w:szCs w:val="17"/>
+              </w:rPr>
+              <w:t xml:space="preserve">0,34</w:t>
+            </w:r>
+          </w:p>
+        </w:tc>
+      </w:tr>
+    </w:tbl>
+    <w:p>
+      <w:pPr>
+        <w:spacing w:after="30"/>
+      </w:pPr>
+      <w:r>
+        <w:rPr>
+          <w:rFonts w:ascii="Arial" w:cs="Arial" w:eastAsia="Arial" w:hAnsi="Arial"/>
+          <w:b w:val="false"/>
+          <w:bCs w:val="false"/>
+          <w:i w:val="false"/>
+          <w:iCs w:val="false"/>
+          <w:color w:val="2A2E38"/>
+          <w:sz w:val="19"/>
+          <w:szCs w:val="19"/>
+        </w:rPr>
+        <w:t xml:space="preserve"/>
+      </w:r>
+    </w:p>
+    <w:p>
+      <w:pPr>
+        <w:spacing w:after="60" w:line="230" w:lineRule="auto"/>
+        <w:ind w:right="1560"/>
+      </w:pPr>
+      <w:r>
+        <w:rPr>
+          <w:rFonts w:ascii="Arial" w:cs="Arial" w:eastAsia="Arial" w:hAnsi="Arial"/>
+          <w:b w:val="false"/>
+          <w:bCs w:val="false"/>
+          <w:i w:val="false"/>
+          <w:iCs w:val="false"/>
+          <w:color w:val="70788A"/>
+          <w:sz w:val="15"/>
+          <w:szCs w:val="15"/>
+        </w:rPr>
+        <w:t xml:space="preserve">Регрессия ln(цена за м²) по этажу с поправкой на площадь. Для замера годятся только малоэтажные проекты: в 85-этажной башне прирост на этаж структурно другой — 0,15 % у «Дома Дау» против 2,3 % у соседей по Кутузовскому проспекту. Этаж объясняет треть разброса цены метра (R² = 0,33–0,40); остальное — планировка, вид и сторона света, но по этим параметрам оба лота в выгрузке описаны одинаково.</w:t>
+      </w:r>
+    </w:p>
+    <w:p>
+      <w:pPr>
+        <w:pageBreakBefore/>
+        <w:spacing w:after="110" w:before="0"/>
       </w:pPr>
       <w:r>
         <w:rPr>
@@ -13730,7 +15277,7 @@
           <w:sz w:val="24"/>
           <w:szCs w:val="24"/>
         </w:rPr>
-        <w:t xml:space="preserve">Что даёт локация за те же деньги</w:t>
+        <w:t xml:space="preserve">Причина 2. Лот конкурирует сам с собой</w:t>
       </w:r>
     </w:p>
     <w:p>
@@ -13762,7 +15309,7 @@
           <w:sz w:val="19"/>
           <w:szCs w:val="19"/>
         </w:rPr>
-        <w:t xml:space="preserve">Capital Towers, 102,7 м² за 162,2 млн ₽ (1 579 200 ₽/м²) — ровно наш бюджет. </w:t>
+        <w:t xml:space="preserve">В доме одновременно экспонируются три трёхкомнатные квартиры около 95 м² с дизайнерским ремонтом: </w:t>
       </w:r>
       <w:r>
         <w:rPr>
@@ -13775,7 +15322,7 @@
           <w:sz w:val="19"/>
           <w:szCs w:val="19"/>
         </w:rPr>
-        <w:t xml:space="preserve">Дизайнерский ремонт с мебелью, 54-й этаж, панорама Москва-Сити, дом 2023 года: площадь на 7,7 м² больше, метр на 8 % дешевле. Это самый прямой конкурент нашего лота в локации.</w:t>
+        <w:t xml:space="preserve">162,5, 158,0 и 133,0 млн ₽. Наш лот — самый дорогой из трёх.</w:t>
       </w:r>
     </w:p>
     <w:p>
@@ -13807,7 +15354,25 @@
           <w:sz w:val="19"/>
           <w:szCs w:val="19"/>
         </w:rPr>
-        <w:t xml:space="preserve">Capital Towers, 130,0 м² с дизайнерским ремонтом — 156,0 млн ₽ (1 200 000 ₽/м²): плюс 35 м² и на 6,5 млн ₽ дешевле.</w:t>
+        <w:t xml:space="preserve">Покупатель, который уже выбрал «Кутузовский XII», сравнивает не дома, а эти три квартиры между собой. При сопоставимом продукте он берёт дешёвую — и наш лот в этом сравнении проигрывает первым.</w:t>
+      </w:r>
+    </w:p>
+    <w:p>
+      <w:pPr>
+        <w:spacing w:after="110" w:before="170"/>
+      </w:pPr>
+      <w:r>
+        <w:rPr>
+          <w:rFonts w:ascii="Georgia" w:cs="Georgia" w:eastAsia="Georgia" w:hAnsi="Georgia"/>
+          <w:b/>
+          <w:bCs/>
+          <w:i w:val="false"/>
+          <w:iCs w:val="false"/>
+          <w:color w:val="1F2A44"/>
+          <w:sz w:val="24"/>
+          <w:szCs w:val="24"/>
+        </w:rPr>
+        <w:t xml:space="preserve">Причина 3. За те же деньги локация даёт больше</w:t>
       </w:r>
     </w:p>
     <w:p>
@@ -13839,7 +15404,20 @@
           <w:sz w:val="19"/>
           <w:szCs w:val="19"/>
         </w:rPr>
-        <w:t xml:space="preserve">Capital Towers, 109,3 м² с готовой отделкой — 131,2 млн ₽: на 31,3 млн ₽ дешевле нашего лота. В Capital Towers «готовая отделка» чаще всего означает законченный ремонт без мебели — это дешевле варианта «под ключ», но заехать можно сразу.</w:t>
+        <w:t xml:space="preserve">Capital Towers, 102,7 м² за 162,2 млн ₽ — ровно наш бюджет. </w:t>
+      </w:r>
+      <w:r>
+        <w:rPr>
+          <w:rFonts w:ascii="Arial" w:cs="Arial" w:eastAsia="Arial" w:hAnsi="Arial"/>
+          <w:b/>
+          <w:bCs/>
+          <w:i w:val="false"/>
+          <w:iCs w:val="false"/>
+          <w:color w:val="2A2E38"/>
+          <w:sz w:val="19"/>
+          <w:szCs w:val="19"/>
+        </w:rPr>
+        <w:t xml:space="preserve">На 7,7 м² больше, дизайнерский ремонт с мебелью, 54-й этаж, панорама Москва-Сити, дом 2023 года. Метр там стоит 1 579 200 ₽ против наших 1 710 526 ₽.</w:t>
       </w:r>
     </w:p>
     <w:p>
@@ -13871,7 +15449,7 @@
           <w:sz w:val="19"/>
           <w:szCs w:val="19"/>
         </w:rPr>
-        <w:t xml:space="preserve">Neva Towers, 110–120 м² с дизайнерским ремонтом — 135–149 млн ₽ (1,13–1,35 млн ₽/м²). Это апартаменты: в расчёт средних они не входят, но бюджет покупателя забирают наравне с квартирами.</w:t>
+        <w:t xml:space="preserve">Capital Towers, 130,0 м² с дизайнерским ремонтом — 156,0 млн ₽: плюс 35 м² и на 6,5 млн ₽ дешевле.</w:t>
       </w:r>
     </w:p>
     <w:p>
@@ -13903,7 +15481,25 @@
           <w:sz w:val="19"/>
           <w:szCs w:val="19"/>
         </w:rPr>
-        <w:t xml:space="preserve">«Бадаевский» за 168,7 млн ₽ — 119,3 м² без отделки со сдачей в 2026–2027 годах: ещё около 30 млн ₽ на ремонт и полтора года ожидания.</w:t>
+        <w:t xml:space="preserve">Всего в Москва-Сити и Capital Towers 255 готовых лотов, 111 из них с ремонтом. Это не отложенный спрос и не стройка — это то, что покупатель может купить сегодня вместо нашей квартиры.</w:t>
+      </w:r>
+    </w:p>
+    <w:p>
+      <w:pPr>
+        <w:spacing w:after="110" w:before="170"/>
+      </w:pPr>
+      <w:r>
+        <w:rPr>
+          <w:rFonts w:ascii="Georgia" w:cs="Georgia" w:eastAsia="Georgia" w:hAnsi="Georgia"/>
+          <w:b/>
+          <w:bCs/>
+          <w:i w:val="false"/>
+          <w:iCs w:val="false"/>
+          <w:color w:val="1F2A44"/>
+          <w:sz w:val="24"/>
+          <w:szCs w:val="24"/>
+        </w:rPr>
+        <w:t xml:space="preserve">Причина 4. Цена метра ушла в чужой класс</w:t>
       </w:r>
     </w:p>
     <w:p>
@@ -13935,7 +15531,52 @@
           <w:sz w:val="19"/>
           <w:szCs w:val="19"/>
         </w:rPr>
-        <w:t xml:space="preserve">«Дом Дау» за 162,2 млн ₽ даёт 158,7 м², но без отделки: с ремонтом по 250 тыс. ₽/м² лот выйдет примерно в 202 млн ₽ — прямой альтернативой по бюджету он не является.</w:t>
+        <w:t xml:space="preserve">1 710 526 ₽/м² — выше средней цены метра обоих премиум-проектов локации: </w:t>
+      </w:r>
+      <w:r>
+        <w:rPr>
+          <w:rFonts w:ascii="Arial" w:cs="Arial" w:eastAsia="Arial" w:hAnsi="Arial"/>
+          <w:b w:val="false"/>
+          <w:bCs w:val="false"/>
+          <w:i w:val="false"/>
+          <w:iCs w:val="false"/>
+          <w:color w:val="2A2E38"/>
+          <w:sz w:val="19"/>
+          <w:szCs w:val="19"/>
+        </w:rPr>
+        <w:t xml:space="preserve">Capital Towers (1 365 400 ₽/м²) и «Дома Дау» (1 049 519 ₽/м²), — и практически вровень с элитным «Веспером Кутузовским» (1 723 998 ₽/м²).</w:t>
+      </w:r>
+    </w:p>
+    <w:p>
+      <w:pPr>
+        <w:spacing w:after="58" w:line="252" w:lineRule="auto"/>
+        <w:ind w:left="170" w:right="1560" w:hanging="170"/>
+      </w:pPr>
+      <w:r>
+        <w:rPr>
+          <w:rFonts w:ascii="Arial" w:cs="Arial" w:eastAsia="Arial" w:hAnsi="Arial"/>
+          <w:b/>
+          <w:bCs/>
+          <w:i w:val="false"/>
+          <w:iCs w:val="false"/>
+          <w:color w:val="A9762F"/>
+          <w:sz w:val="19"/>
+          <w:szCs w:val="19"/>
+        </w:rPr>
+        <w:t xml:space="preserve">—   </w:t>
+      </w:r>
+      <w:r>
+        <w:rPr>
+          <w:rFonts w:ascii="Arial" w:cs="Arial" w:eastAsia="Arial" w:hAnsi="Arial"/>
+          <w:b w:val="false"/>
+          <w:bCs w:val="false"/>
+          <w:i w:val="false"/>
+          <w:iCs w:val="false"/>
+          <w:color w:val="2A2E38"/>
+          <w:sz w:val="19"/>
+          <w:szCs w:val="19"/>
+        </w:rPr>
+        <w:t xml:space="preserve">При этом шестой этаж из одиннадцати — середина дома, а не верх. Ценой лот встал в один ряд с элитными стройками и верхними этажами башен, характеристиками — нет.</w:t>
       </w:r>
     </w:p>
     <w:p>
@@ -14004,7 +15645,7 @@
                 <w:sz w:val="23"/>
                 <w:szCs w:val="23"/>
               </w:rPr>
-              <w:t xml:space="preserve">Рекомендация по цене</w:t>
+              <w:t xml:space="preserve">Что с этим делать</w:t>
             </w:r>
           </w:p>
           <w:p>
@@ -14022,7 +15663,7 @@
                 <w:sz w:val="19"/>
                 <w:szCs w:val="19"/>
               </w:rPr>
-              <w:t xml:space="preserve">Лот оценён агрессивно. Он стоит в верхней части собственного дома и дороже любого готового к заселению метра в локации: выше него только «Бадаевский» и «Веспер Кутузовский» — элитные стройки с ключами через 1,5–2,5 года.</w:t>
+              <w:t xml:space="preserve">Лот переоценён на 12,5–18,0 млн ₽ относительно собственного дома. Это не оценка на глаз: столько остаётся, если из разницы с квартирой-близнецом вычесть рыночную надбавку за четыре этажа.</w:t>
             </w:r>
           </w:p>
           <w:p>
@@ -14040,7 +15681,7 @@
                 <w:sz w:val="19"/>
                 <w:szCs w:val="19"/>
               </w:rPr>
-              <w:t xml:space="preserve">Ориентир для сделки в разумный срок — </w:t>
+              <w:t xml:space="preserve">Ориентир для сделки — </w:t>
             </w:r>
             <w:r>
               <w:rPr>
@@ -14053,7 +15694,7 @@
                 <w:sz w:val="19"/>
                 <w:szCs w:val="19"/>
               </w:rPr>
-              <w:t xml:space="preserve">1,40–1,60 млн ₽/м², то есть 133–152 млн ₽ за эту квартиру.</w:t>
+              <w:t xml:space="preserve">145–152 млн ₽ (1,53–1,60 млн ₽/м²).</w:t>
             </w:r>
             <w:r>
               <w:rPr>
@@ -14066,7 +15707,7 @@
                 <w:sz w:val="19"/>
                 <w:szCs w:val="19"/>
               </w:rPr>
-              <w:t xml:space="preserve"> Именно в этом коридоре стоят сопоставимые лоты в том же доме и готовые квартиры с ремонтом в локации.</w:t>
+              <w:t xml:space="preserve"> Нижняя граница — паритет с близнецом на втором этаже с поправкой на этаж. Верхняя — уровень, на котором лот становится заметно дешевле Capital Towers за те же 162 млн ₽ и дешевле соседней квартиры за 158,0 млн ₽.</w:t>
             </w:r>
           </w:p>
           <w:p>
@@ -14084,7 +15725,7 @@
                 <w:sz w:val="19"/>
                 <w:szCs w:val="19"/>
               </w:rPr>
-              <w:t xml:space="preserve">Цена 162,5 млн ₽ реалистична только для покупателя, которому нужен именно этот дом, этаж и готовый ремонт и который не рассматривает Capital Towers. Такой покупатель существует, но ждать его придётся долго.</w:t>
+              <w:t xml:space="preserve">Если цена остаётся 162,5 млн ₽, сделка упирается в один сценарий: покупатель, которому нужен именно этот дом, именно этот этаж и именно этот ремонт и который не рассматривает Москва-Сити. Такой покупатель существует, но ждать его придётся долго.</w:t>
             </w:r>
           </w:p>
         </w:tc>
@@ -14244,7 +15885,7 @@
         </w:rPr>
         <w:t xml:space="preserve">Объявление по нашему лоту — </w:t>
       </w:r>
-      <w:hyperlink w:history="1" r:id="rIdwcil9ekbsjo7_vdejvtib">
+      <w:hyperlink w:history="1" r:id="rIdetiaebwqd6ie9tggfnyn3">
         <w:r>
           <w:rPr>
             <w:rFonts w:ascii="Arial" w:cs="Arial" w:eastAsia="Arial" w:hAnsi="Arial"/>
@@ -14291,7 +15932,7 @@
         </w:rPr>
         <w:t xml:space="preserve">Фото ремонта и цены лотов Capital Towers, Neva Towers — Яндекс Недвижимость — </w:t>
       </w:r>
-      <w:hyperlink w:history="1" r:id="rIdaomuoy2rsjhjuflgmkk40">
+      <w:hyperlink w:history="1" r:id="rIda6kwhqayizo8-st0_ppae">
         <w:r>
           <w:rPr>
             <w:rFonts w:ascii="Arial" w:cs="Arial" w:eastAsia="Arial" w:hAnsi="Arial"/>
@@ -14338,7 +15979,7 @@
         </w:rPr>
         <w:t xml:space="preserve">Яндекс Карты — картографическая основа — </w:t>
       </w:r>
-      <w:hyperlink w:history="1" r:id="rIdokzxaenjjiobinlpvqhkt">
+      <w:hyperlink w:history="1" r:id="rId4mq3evmfujbeuhfrvrote">
         <w:r>
           <w:rPr>
             <w:rFonts w:ascii="Arial" w:cs="Arial" w:eastAsia="Arial" w:hAnsi="Arial"/>

--- a/kutuzovsky-lot/Кутузовский_XII_аналитика_по_лоту.docx
+++ b/kutuzovsky-lot/Кутузовский_XII_аналитика_по_лоту.docx
@@ -4192,7 +4192,7 @@
               <w:spacing w:after="0" w:line="240" w:lineRule="auto"/>
               <w:jc w:val="center"/>
             </w:pPr>
-            <w:hyperlink w:history="1" r:id="rId5sfy6mjmjolfziykvmbvd">
+            <w:hyperlink w:history="1" r:id="rIdr-6konzkifzcj_76l9fi3">
               <w:r>
                 <w:rPr>
                   <w:rFonts w:ascii="Arial" w:cs="Arial" w:eastAsia="Arial" w:hAnsi="Arial"/>
@@ -4462,7 +4462,7 @@
               <w:spacing w:after="0" w:line="240" w:lineRule="auto"/>
               <w:jc w:val="center"/>
             </w:pPr>
-            <w:hyperlink w:history="1" r:id="rIdwyzjziqtkg6rl8ktnd9zl">
+            <w:hyperlink w:history="1" r:id="rIdt9_ff2m-dgnlbmxvxutvl">
               <w:r>
                 <w:rPr>
                   <w:rFonts w:ascii="Arial" w:cs="Arial" w:eastAsia="Arial" w:hAnsi="Arial"/>
@@ -4725,7 +4725,7 @@
               <w:spacing w:after="0" w:line="240" w:lineRule="auto"/>
               <w:jc w:val="center"/>
             </w:pPr>
-            <w:hyperlink w:history="1" r:id="rIddpphuwdoqrxy4qxc1ukdr">
+            <w:hyperlink w:history="1" r:id="rIdmem_3zulfasf-y7ogkzlv">
               <w:r>
                 <w:rPr>
                   <w:rFonts w:ascii="Arial" w:cs="Arial" w:eastAsia="Arial" w:hAnsi="Arial"/>
@@ -4995,7 +4995,7 @@
               <w:spacing w:after="0" w:line="240" w:lineRule="auto"/>
               <w:jc w:val="center"/>
             </w:pPr>
-            <w:hyperlink w:history="1" r:id="rIdxv4hovyxmotlk1o9mlk4q">
+            <w:hyperlink w:history="1" r:id="rIdwkxb-xe8piir6be51b2br">
               <w:r>
                 <w:rPr>
                   <w:rFonts w:ascii="Arial" w:cs="Arial" w:eastAsia="Arial" w:hAnsi="Arial"/>
@@ -5258,7 +5258,7 @@
               <w:spacing w:after="0" w:line="240" w:lineRule="auto"/>
               <w:jc w:val="center"/>
             </w:pPr>
-            <w:hyperlink w:history="1" r:id="rIdhqctu-aj6tsclkascgjl_">
+            <w:hyperlink w:history="1" r:id="rIdrc1b0451h84iotkcpapmv">
               <w:r>
                 <w:rPr>
                   <w:rFonts w:ascii="Arial" w:cs="Arial" w:eastAsia="Arial" w:hAnsi="Arial"/>
@@ -5528,7 +5528,7 @@
               <w:spacing w:after="0" w:line="240" w:lineRule="auto"/>
               <w:jc w:val="center"/>
             </w:pPr>
-            <w:hyperlink w:history="1" r:id="rId8xyk0gg1j4ftzmmepc3hy">
+            <w:hyperlink w:history="1" r:id="rIdcek43o70u_xdmwxx73qbw">
               <w:r>
                 <w:rPr>
                   <w:rFonts w:ascii="Arial" w:cs="Arial" w:eastAsia="Arial" w:hAnsi="Arial"/>
@@ -5791,7 +5791,7 @@
               <w:spacing w:after="0" w:line="240" w:lineRule="auto"/>
               <w:jc w:val="center"/>
             </w:pPr>
-            <w:hyperlink w:history="1" r:id="rIdt9dxoz4ghho9fztw2sbzl">
+            <w:hyperlink w:history="1" r:id="rIdu9y82ep4qwevwogoxqhen">
               <w:r>
                 <w:rPr>
                   <w:rFonts w:ascii="Arial" w:cs="Arial" w:eastAsia="Arial" w:hAnsi="Arial"/>
@@ -6061,7 +6061,7 @@
               <w:spacing w:after="0" w:line="240" w:lineRule="auto"/>
               <w:jc w:val="center"/>
             </w:pPr>
-            <w:hyperlink w:history="1" r:id="rIdprib5mafmtqsgahmnn68x">
+            <w:hyperlink w:history="1" r:id="rIda9gbxjsd6x_zs_lg-hbvc">
               <w:r>
                 <w:rPr>
                   <w:rFonts w:ascii="Arial" w:cs="Arial" w:eastAsia="Arial" w:hAnsi="Arial"/>
@@ -6324,7 +6324,7 @@
               <w:spacing w:after="0" w:line="240" w:lineRule="auto"/>
               <w:jc w:val="center"/>
             </w:pPr>
-            <w:hyperlink w:history="1" r:id="rIdsnxw37fc1vtlc0uv2hhwy">
+            <w:hyperlink w:history="1" r:id="rIdrgfffcfbg3yxbseuico7a">
               <w:r>
                 <w:rPr>
                   <w:rFonts w:ascii="Arial" w:cs="Arial" w:eastAsia="Arial" w:hAnsi="Arial"/>
@@ -6594,7 +6594,7 @@
               <w:spacing w:after="0" w:line="240" w:lineRule="auto"/>
               <w:jc w:val="center"/>
             </w:pPr>
-            <w:hyperlink w:history="1" r:id="rIdhfwpmntpj7vjqubw9vxb7">
+            <w:hyperlink w:history="1" r:id="rIdin_wloiouxszzlctic7ox">
               <w:r>
                 <w:rPr>
                   <w:rFonts w:ascii="Arial" w:cs="Arial" w:eastAsia="Arial" w:hAnsi="Arial"/>
@@ -6857,7 +6857,7 @@
               <w:spacing w:after="0" w:line="240" w:lineRule="auto"/>
               <w:jc w:val="center"/>
             </w:pPr>
-            <w:hyperlink w:history="1" r:id="rIdhgdyywvjgxizqbydchir2">
+            <w:hyperlink w:history="1" r:id="rIdmit-2picak7dz104eyrb7">
               <w:r>
                 <w:rPr>
                   <w:rFonts w:ascii="Arial" w:cs="Arial" w:eastAsia="Arial" w:hAnsi="Arial"/>
@@ -7127,7 +7127,7 @@
               <w:spacing w:after="0" w:line="240" w:lineRule="auto"/>
               <w:jc w:val="center"/>
             </w:pPr>
-            <w:hyperlink w:history="1" r:id="rId_sk1sey6arjodk6ty4gua">
+            <w:hyperlink w:history="1" r:id="rId01rdtzja2zp1d-yfiwuyi">
               <w:r>
                 <w:rPr>
                   <w:rFonts w:ascii="Arial" w:cs="Arial" w:eastAsia="Arial" w:hAnsi="Arial"/>
@@ -9797,7 +9797,7 @@
             <w:pPr>
               <w:spacing w:after="0" w:line="216" w:lineRule="auto"/>
             </w:pPr>
-            <w:hyperlink w:history="1" r:id="rIdlm44foscg3jc-skx4waiy">
+            <w:hyperlink w:history="1" r:id="rIdfi8ocabvymf1ip0rm0bir">
               <w:r>
                 <w:rPr>
                   <w:rFonts w:ascii="Arial" w:cs="Arial" w:eastAsia="Arial" w:hAnsi="Arial"/>
@@ -9947,7 +9947,7 @@
             <w:pPr>
               <w:spacing w:after="0" w:line="216" w:lineRule="auto"/>
             </w:pPr>
-            <w:hyperlink w:history="1" r:id="rIdsvesi1xcmwrh2lxmuis17">
+            <w:hyperlink w:history="1" r:id="rIde4qidfloinzdaftbbj_af">
               <w:r>
                 <w:rPr>
                   <w:rFonts w:ascii="Arial" w:cs="Arial" w:eastAsia="Arial" w:hAnsi="Arial"/>
@@ -10099,7 +10099,7 @@
             <w:pPr>
               <w:spacing w:after="0" w:line="216" w:lineRule="auto"/>
             </w:pPr>
-            <w:hyperlink w:history="1" r:id="rIdb7jn9vha0o7tfhs7dwr7i">
+            <w:hyperlink w:history="1" r:id="rIdkr_njb0zauybzie5wuoce">
               <w:r>
                 <w:rPr>
                   <w:rFonts w:ascii="Arial" w:cs="Arial" w:eastAsia="Arial" w:hAnsi="Arial"/>
@@ -10249,7 +10249,7 @@
             <w:pPr>
               <w:spacing w:after="0" w:line="216" w:lineRule="auto"/>
             </w:pPr>
-            <w:hyperlink w:history="1" r:id="rIdtgp7lr_rwkl6hathqp3m9">
+            <w:hyperlink w:history="1" r:id="rIdxeu8fn41fg1-zfyq0rfrp">
               <w:r>
                 <w:rPr>
                   <w:rFonts w:ascii="Arial" w:cs="Arial" w:eastAsia="Arial" w:hAnsi="Arial"/>
@@ -10401,7 +10401,7 @@
             <w:pPr>
               <w:spacing w:after="0" w:line="216" w:lineRule="auto"/>
             </w:pPr>
-            <w:hyperlink w:history="1" r:id="rIdzeesmh2weireoktkss-jk">
+            <w:hyperlink w:history="1" r:id="rIdv52eb0r5uum2lyl1jw3sd">
               <w:r>
                 <w:rPr>
                   <w:rFonts w:ascii="Arial" w:cs="Arial" w:eastAsia="Arial" w:hAnsi="Arial"/>
@@ -10551,7 +10551,7 @@
             <w:pPr>
               <w:spacing w:after="0" w:line="216" w:lineRule="auto"/>
             </w:pPr>
-            <w:hyperlink w:history="1" r:id="rIdnbsj31q8xisomlmsxva4_">
+            <w:hyperlink w:history="1" r:id="rIdzrd3dwws25zvrrn8w5sq3">
               <w:r>
                 <w:rPr>
                   <w:rFonts w:ascii="Arial" w:cs="Arial" w:eastAsia="Arial" w:hAnsi="Arial"/>
@@ -11093,7 +11093,7 @@
               <w:spacing w:after="0" w:line="240" w:lineRule="auto"/>
               <w:jc w:val="center"/>
             </w:pPr>
-            <w:hyperlink w:history="1" r:id="rIdpgtnjuvtasbc3cghyiv0x">
+            <w:hyperlink w:history="1" r:id="rIdb8xe5jmsfzx3adnpadni-">
               <w:r>
                 <w:rPr>
                   <w:rFonts w:ascii="Arial" w:cs="Arial" w:eastAsia="Arial" w:hAnsi="Arial"/>
@@ -11325,7 +11325,7 @@
               <w:spacing w:after="0" w:line="240" w:lineRule="auto"/>
               <w:jc w:val="center"/>
             </w:pPr>
-            <w:hyperlink w:history="1" r:id="rId0gd5cdpuerbmbjjyrsqqd">
+            <w:hyperlink w:history="1" r:id="rIdzigfrycobxvakvmilfq8j">
               <w:r>
                 <w:rPr>
                   <w:rFonts w:ascii="Arial" w:cs="Arial" w:eastAsia="Arial" w:hAnsi="Arial"/>
@@ -11551,7 +11551,7 @@
               <w:spacing w:after="0" w:line="240" w:lineRule="auto"/>
               <w:jc w:val="center"/>
             </w:pPr>
-            <w:hyperlink w:history="1" r:id="rId_6sa-e8-1iinzmcfejsbg">
+            <w:hyperlink w:history="1" r:id="rIdpz2u3mc0dxovpu6g9-ks_">
               <w:r>
                 <w:rPr>
                   <w:rFonts w:ascii="Arial" w:cs="Arial" w:eastAsia="Arial" w:hAnsi="Arial"/>
@@ -11783,7 +11783,7 @@
               <w:spacing w:after="0" w:line="240" w:lineRule="auto"/>
               <w:jc w:val="center"/>
             </w:pPr>
-            <w:hyperlink w:history="1" r:id="rIdob5mqcvoutorcgcytgpws">
+            <w:hyperlink w:history="1" r:id="rIdrkidzrnk_zahqkwnssi0a">
               <w:r>
                 <w:rPr>
                   <w:rFonts w:ascii="Arial" w:cs="Arial" w:eastAsia="Arial" w:hAnsi="Arial"/>
@@ -12009,7 +12009,7 @@
               <w:spacing w:after="0" w:line="240" w:lineRule="auto"/>
               <w:jc w:val="center"/>
             </w:pPr>
-            <w:hyperlink w:history="1" r:id="rIdli5i2vwywnsjcor_lcjfi">
+            <w:hyperlink w:history="1" r:id="rIddzntusw3__xyoneq1zgyn">
               <w:r>
                 <w:rPr>
                   <w:rFonts w:ascii="Arial" w:cs="Arial" w:eastAsia="Arial" w:hAnsi="Arial"/>
@@ -12241,7 +12241,7 @@
               <w:spacing w:after="0" w:line="240" w:lineRule="auto"/>
               <w:jc w:val="center"/>
             </w:pPr>
-            <w:hyperlink w:history="1" r:id="rIdrbimnctlyzhf6xb7sn2xw">
+            <w:hyperlink w:history="1" r:id="rId8eixuawwrg5cmtf-xw8q4">
               <w:r>
                 <w:rPr>
                   <w:rFonts w:ascii="Arial" w:cs="Arial" w:eastAsia="Arial" w:hAnsi="Arial"/>
@@ -12467,7 +12467,7 @@
               <w:spacing w:after="0" w:line="240" w:lineRule="auto"/>
               <w:jc w:val="center"/>
             </w:pPr>
-            <w:hyperlink w:history="1" r:id="rId7upn55ejdcu6wh1txn36k">
+            <w:hyperlink w:history="1" r:id="rIdo15fz5pvyts7fpjtd_jbg">
               <w:r>
                 <w:rPr>
                   <w:rFonts w:ascii="Arial" w:cs="Arial" w:eastAsia="Arial" w:hAnsi="Arial"/>
@@ -12699,7 +12699,7 @@
               <w:spacing w:after="0" w:line="240" w:lineRule="auto"/>
               <w:jc w:val="center"/>
             </w:pPr>
-            <w:hyperlink w:history="1" r:id="rIdkzwa1o2ctebrgi_vrcq24">
+            <w:hyperlink w:history="1" r:id="rIdlnjshujsis6rpgdtg-_ls">
               <w:r>
                 <w:rPr>
                   <w:rFonts w:ascii="Arial" w:cs="Arial" w:eastAsia="Arial" w:hAnsi="Arial"/>
@@ -12925,7 +12925,7 @@
               <w:spacing w:after="0" w:line="240" w:lineRule="auto"/>
               <w:jc w:val="center"/>
             </w:pPr>
-            <w:hyperlink w:history="1" r:id="rIdrbw3095tdjksgbsrpy6rs">
+            <w:hyperlink w:history="1" r:id="rIdhmc_1vu_-g_ttxrb9fpzx">
               <w:r>
                 <w:rPr>
                   <w:rFonts w:ascii="Arial" w:cs="Arial" w:eastAsia="Arial" w:hAnsi="Arial"/>
@@ -13157,7 +13157,7 @@
               <w:spacing w:after="0" w:line="240" w:lineRule="auto"/>
               <w:jc w:val="center"/>
             </w:pPr>
-            <w:hyperlink w:history="1" r:id="rIdphwnepi1rrjnz2paiivhc">
+            <w:hyperlink w:history="1" r:id="rIdjhejv2bppci0vhx9jeifu">
               <w:r>
                 <w:rPr>
                   <w:rFonts w:ascii="Arial" w:cs="Arial" w:eastAsia="Arial" w:hAnsi="Arial"/>
@@ -13383,7 +13383,7 @@
               <w:spacing w:after="0" w:line="240" w:lineRule="auto"/>
               <w:jc w:val="center"/>
             </w:pPr>
-            <w:hyperlink w:history="1" r:id="rIdvxyz6t73jq3lwp_abcdn3">
+            <w:hyperlink w:history="1" r:id="rIdzwyu6twk89mx0h08ao6cx">
               <w:r>
                 <w:rPr>
                   <w:rFonts w:ascii="Arial" w:cs="Arial" w:eastAsia="Arial" w:hAnsi="Arial"/>
@@ -13622,7 +13622,7 @@
           <w:sz w:val="24"/>
           <w:szCs w:val="24"/>
         </w:rPr>
-        <w:t xml:space="preserve">Причина 1. В цене надбавка за этаж, которую рынок не платит</w:t>
+        <w:t xml:space="preserve">Причина 1. Четыре этажа оценены в 29,5 млн ₽</w:t>
       </w:r>
     </w:p>
     <w:p>
@@ -13654,7 +13654,7 @@
           <w:sz w:val="19"/>
           <w:szCs w:val="19"/>
         </w:rPr>
-        <w:t xml:space="preserve">В том же доме продаётся квартира-близнец. </w:t>
+        <w:t xml:space="preserve">В том же доме и том же корпусе продаётся точно такая же квартира: </w:t>
       </w:r>
       <w:r>
         <w:rPr>
@@ -13667,7 +13667,20 @@
           <w:sz w:val="19"/>
           <w:szCs w:val="19"/>
         </w:rPr>
-        <w:t xml:space="preserve">Те же 95,0 м², тот же дизайнерский ремонт, тот же корпус — второй этаж, 133,0 млн ₽. В выгрузке эти два лота отличаются только этажом и ценой.</w:t>
+        <w:t xml:space="preserve">95,0 м², дизайнерский ремонт, второй этаж — 133,0 млн ₽.</w:t>
+      </w:r>
+      <w:r>
+        <w:rPr>
+          <w:rFonts w:ascii="Arial" w:cs="Arial" w:eastAsia="Arial" w:hAnsi="Arial"/>
+          <w:b w:val="false"/>
+          <w:bCs w:val="false"/>
+          <w:i w:val="false"/>
+          <w:iCs w:val="false"/>
+          <w:color w:val="2A2E38"/>
+          <w:sz w:val="19"/>
+          <w:szCs w:val="19"/>
+        </w:rPr>
+        <w:t xml:space="preserve"> В выгрузке эти два лота отличаются только этажом и ценой.</w:t>
       </w:r>
     </w:p>
     <w:p>
@@ -13699,7 +13712,33 @@
           <w:sz w:val="19"/>
           <w:szCs w:val="19"/>
         </w:rPr>
-        <w:t xml:space="preserve">Сколько стоят четыре этажа, можно измерить. У соседей — «Веспера Кутузовского» и «Бадаевского» — 232 лота от застройщика, все без отделки, дома до 19 этажей: цена метра растёт на 2,1–3,1 % за этаж. Это чистый замер: один продавец, один прайс, никакой разницы в ремонте.</w:t>
+        <w:t xml:space="preserve">Наша дороже на </w:t>
+      </w:r>
+      <w:r>
+        <w:rPr>
+          <w:rFonts w:ascii="Arial" w:cs="Arial" w:eastAsia="Arial" w:hAnsi="Arial"/>
+          <w:b/>
+          <w:bCs/>
+          <w:i w:val="false"/>
+          <w:iCs w:val="false"/>
+          <w:color w:val="2A2E38"/>
+          <w:sz w:val="19"/>
+          <w:szCs w:val="19"/>
+        </w:rPr>
+        <w:t xml:space="preserve">29,5 млн ₽</w:t>
+      </w:r>
+      <w:r>
+        <w:rPr>
+          <w:rFonts w:ascii="Arial" w:cs="Arial" w:eastAsia="Arial" w:hAnsi="Arial"/>
+          <w:b w:val="false"/>
+          <w:bCs w:val="false"/>
+          <w:i w:val="false"/>
+          <w:iCs w:val="false"/>
+          <w:color w:val="2A2E38"/>
+          <w:sz w:val="19"/>
+          <w:szCs w:val="19"/>
+        </w:rPr>
+        <w:t xml:space="preserve">. То есть подъём на четыре этажа оценён в 22 % стоимости квартиры.</w:t>
       </w:r>
     </w:p>
     <w:p>
@@ -13731,7 +13770,7 @@
           <w:sz w:val="19"/>
           <w:szCs w:val="19"/>
         </w:rPr>
-        <w:t xml:space="preserve">Четыре этажа стоят +8,7…+12,8 %. </w:t>
+        <w:t xml:space="preserve">Столько за этаж не платят. </w:t>
       </w:r>
       <w:r>
         <w:rPr>
@@ -13744,7 +13783,39 @@
           <w:sz w:val="19"/>
           <w:szCs w:val="19"/>
         </w:rPr>
-        <w:t xml:space="preserve">К 133,0 млн ₽ это добавляет 11,5–17,0 млн ₽ и даёт 144,5–150,0 млн ₽. Просят 162,5 млн ₽ — то есть </w:t>
+        <w:t xml:space="preserve">В соседних домах — «Веспере Кутузовском» и «Бадаевском» — 232 квартиры продаёт застройщик по единому прайсу, и там каждый этаж вверх добавляет к цене 2–3 %. Четыре этажа стоят 11,5–17,0 млн ₽, а не 29,5.</w:t>
+      </w:r>
+    </w:p>
+    <w:p>
+      <w:pPr>
+        <w:spacing w:after="58" w:line="252" w:lineRule="auto"/>
+        <w:ind w:left="170" w:right="1560" w:hanging="170"/>
+      </w:pPr>
+      <w:r>
+        <w:rPr>
+          <w:rFonts w:ascii="Arial" w:cs="Arial" w:eastAsia="Arial" w:hAnsi="Arial"/>
+          <w:b/>
+          <w:bCs/>
+          <w:i w:val="false"/>
+          <w:iCs w:val="false"/>
+          <w:color w:val="A9762F"/>
+          <w:sz w:val="19"/>
+          <w:szCs w:val="19"/>
+        </w:rPr>
+        <w:t xml:space="preserve">—   </w:t>
+      </w:r>
+      <w:r>
+        <w:rPr>
+          <w:rFonts w:ascii="Arial" w:cs="Arial" w:eastAsia="Arial" w:hAnsi="Arial"/>
+          <w:b w:val="false"/>
+          <w:bCs w:val="false"/>
+          <w:i w:val="false"/>
+          <w:iCs w:val="false"/>
+          <w:color w:val="2A2E38"/>
+          <w:sz w:val="19"/>
+          <w:szCs w:val="19"/>
+        </w:rPr>
+        <w:t xml:space="preserve">Значит, по рынку наша квартира стоит </w:t>
       </w:r>
       <w:r>
         <w:rPr>
@@ -13757,7 +13828,7 @@
           <w:sz w:val="19"/>
           <w:szCs w:val="19"/>
         </w:rPr>
-        <w:t xml:space="preserve">12,5–18,0 млн ₽ сверх того, что рынок платит за этаж</w:t>
+        <w:t xml:space="preserve">144,5–150,0 млн ₽</w:t>
       </w:r>
       <w:r>
         <w:rPr>
@@ -13770,7 +13841,7 @@
           <w:sz w:val="19"/>
           <w:szCs w:val="19"/>
         </w:rPr>
-        <w:t xml:space="preserve">.</w:t>
+        <w:t xml:space="preserve">. Оставшиеся 12,5–18,0 млн ₽ обосновать нечем — и именно они держат квартиру в экспозиции.</w:t>
       </w:r>
     </w:p>
     <w:p>
@@ -13781,7 +13852,7 @@
       <w:r>
         <w:drawing>
           <wp:inline distT="0" distB="0" distL="0" distR="0">
-            <wp:extent cx="6124575" cy="2628900"/>
+            <wp:extent cx="6124575" cy="2447925"/>
             <wp:effectExtent t="0" r="0" b="0" l="0"/>
             <wp:docPr id="1" name="" descr="" title=""/>
             <wp:cNvGraphicFramePr>
@@ -13806,7 +13877,7 @@
                   <pic:spPr bwMode="auto">
                     <a:xfrm>
                       <a:off x="0" y="0"/>
-                      <a:ext cx="6124575" cy="2628900"/>
+                      <a:ext cx="6124575" cy="2447925"/>
                     </a:xfrm>
                     <a:prstGeom prst="rect">
                       <a:avLst/>
@@ -13835,7 +13906,7 @@
           <w:sz w:val="16"/>
           <w:szCs w:val="16"/>
         </w:rPr>
-        <w:t xml:space="preserve">Разница между лотами — только этаж; красная линия показывает, во сколько её оценивает продавец.</w:t>
+        <w:t xml:space="preserve">Вилка 144,5–150,0 млн ₽ — потому что в разных домах этаж стоит по-разному: от 2,1 до 3,1 %.</w:t>
       </w:r>
     </w:p>
     <w:tbl>
@@ -13851,12 +13922,10 @@
         </w:tblBorders>
       </w:tblPr>
       <w:tblGrid>
+        <w:gridCol w:w="3400"/>
         <w:gridCol w:w="1900"/>
-        <w:gridCol w:w="3560"/>
-        <w:gridCol w:w="780"/>
-        <w:gridCol w:w="900"/>
-        <w:gridCol w:w="1300"/>
-        <w:gridCol w:w="1198"/>
+        <w:gridCol w:w="2200"/>
+        <w:gridCol w:w="2138"/>
       </w:tblGrid>
       <w:tr>
         <w:trPr>
@@ -13864,7 +13933,7 @@
         </w:trPr>
         <w:tc>
           <w:tcPr>
-            <w:tcW w:type="dxa" w:w="1900"/>
+            <w:tcW w:type="dxa" w:w="3400"/>
             <w:tcBorders>
               <w:top w:val="single" w:color="1F2A44" w:sz="4"/>
               <w:left w:val="none" w:color="auto" w:sz="0"/>
@@ -13896,13 +13965,13 @@
                 <w:sz w:val="16"/>
                 <w:szCs w:val="16"/>
               </w:rPr>
-              <w:t xml:space="preserve">База замера</w:t>
-            </w:r>
-          </w:p>
-        </w:tc>
-        <w:tc>
-          <w:tcPr>
-            <w:tcW w:type="dxa" w:w="3560"/>
+              <w:t xml:space="preserve">Дом, по которому считали</w:t>
+            </w:r>
+          </w:p>
+        </w:tc>
+        <w:tc>
+          <w:tcPr>
+            <w:tcW w:type="dxa" w:w="1900"/>
             <w:tcBorders>
               <w:top w:val="single" w:color="1F2A44" w:sz="4"/>
               <w:left w:val="none" w:color="auto" w:sz="0"/>
@@ -13934,13 +14003,14 @@
                 <w:sz w:val="16"/>
                 <w:szCs w:val="16"/>
               </w:rPr>
-              <w:t xml:space="preserve">Что это</w:t>
-            </w:r>
-          </w:p>
-        </w:tc>
-        <w:tc>
-          <w:tcPr>
-            <w:tcW w:type="dxa" w:w="780"/>
+              <w:t xml:space="preserve">Квартир
+в продаже</w:t>
+            </w:r>
+          </w:p>
+        </w:tc>
+        <w:tc>
+          <w:tcPr>
+            <w:tcW w:type="dxa" w:w="2200"/>
             <w:tcBorders>
               <w:top w:val="single" w:color="1F2A44" w:sz="4"/>
               <w:left w:val="none" w:color="auto" w:sz="0"/>
@@ -13972,13 +14042,13 @@
                 <w:sz w:val="16"/>
                 <w:szCs w:val="16"/>
               </w:rPr>
-              <w:t xml:space="preserve">Лотов</w:t>
-            </w:r>
-          </w:p>
-        </w:tc>
-        <w:tc>
-          <w:tcPr>
-            <w:tcW w:type="dxa" w:w="900"/>
+              <w:t xml:space="preserve">Этажность</w:t>
+            </w:r>
+          </w:p>
+        </w:tc>
+        <w:tc>
+          <w:tcPr>
+            <w:tcW w:type="dxa" w:w="2138"/>
             <w:tcBorders>
               <w:top w:val="single" w:color="1F2A44" w:sz="4"/>
               <w:left w:val="none" w:color="auto" w:sz="0"/>
@@ -14010,32 +14080,34 @@
                 <w:sz w:val="16"/>
                 <w:szCs w:val="16"/>
               </w:rPr>
-              <w:t xml:space="preserve">Этажи</w:t>
-            </w:r>
-          </w:p>
-        </w:tc>
-        <w:tc>
-          <w:tcPr>
-            <w:tcW w:type="dxa" w:w="1300"/>
-            <w:tcBorders>
-              <w:top w:val="single" w:color="1F2A44" w:sz="4"/>
-              <w:left w:val="none" w:color="auto" w:sz="0"/>
-              <w:bottom w:val="single" w:color="D9D4CB" w:sz="4"/>
-              <w:right w:val="none" w:color="auto" w:sz="0"/>
-            </w:tcBorders>
-            <w:shd w:fill="1F2A44" w:color="auto" w:val="clear"/>
-            <w:tcMar>
-              <w:top w:type="dxa" w:w="52"/>
-              <w:left w:type="dxa" w:w="100"/>
-              <w:bottom w:type="dxa" w:w="52"/>
-              <w:right w:type="dxa" w:w="100"/>
-            </w:tcMar>
-            <w:vAlign w:val="center"/>
-          </w:tcPr>
-          <w:p>
-            <w:pPr>
-              <w:spacing w:after="0" w:line="240" w:lineRule="auto"/>
-              <w:jc w:val="center"/>
+              <w:t xml:space="preserve">Прибавка
+за один этаж</w:t>
+            </w:r>
+          </w:p>
+        </w:tc>
+      </w:tr>
+      <w:tr>
+        <w:tc>
+          <w:tcPr>
+            <w:tcW w:type="dxa" w:w="3400"/>
+            <w:tcBorders>
+              <w:top w:val="single" w:color="D9D4CB" w:sz="4"/>
+              <w:left w:val="none" w:color="auto" w:sz="0"/>
+              <w:bottom w:val="single" w:color="D9D4CB" w:sz="4"/>
+              <w:right w:val="none" w:color="auto" w:sz="0"/>
+            </w:tcBorders>
+            <w:tcMar>
+              <w:top w:type="dxa" w:w="52"/>
+              <w:left w:type="dxa" w:w="100"/>
+              <w:bottom w:type="dxa" w:w="52"/>
+              <w:right w:type="dxa" w:w="100"/>
+            </w:tcMar>
+            <w:vAlign w:val="center"/>
+          </w:tcPr>
+          <w:p>
+            <w:pPr>
+              <w:spacing w:after="0" w:line="240" w:lineRule="auto"/>
+              <w:jc w:val="left"/>
             </w:pPr>
             <w:r>
               <w:rPr>
@@ -14044,36 +14116,149 @@
                 <w:bCs/>
                 <w:i w:val="false"/>
                 <w:iCs w:val="false"/>
-                <w:color w:val="FFFFFF"/>
-                <w:sz w:val="16"/>
-                <w:szCs w:val="16"/>
-              </w:rPr>
-              <w:t xml:space="preserve">За этаж</w:t>
-            </w:r>
-          </w:p>
-        </w:tc>
-        <w:tc>
-          <w:tcPr>
-            <w:tcW w:type="dxa" w:w="1198"/>
-            <w:tcBorders>
-              <w:top w:val="single" w:color="1F2A44" w:sz="4"/>
-              <w:left w:val="none" w:color="auto" w:sz="0"/>
-              <w:bottom w:val="single" w:color="D9D4CB" w:sz="4"/>
-              <w:right w:val="none" w:color="auto" w:sz="0"/>
-            </w:tcBorders>
-            <w:shd w:fill="1F2A44" w:color="auto" w:val="clear"/>
-            <w:tcMar>
-              <w:top w:type="dxa" w:w="52"/>
-              <w:left w:type="dxa" w:w="100"/>
-              <w:bottom w:type="dxa" w:w="52"/>
-              <w:right w:type="dxa" w:w="100"/>
-            </w:tcMar>
-            <w:vAlign w:val="center"/>
-          </w:tcPr>
-          <w:p>
-            <w:pPr>
-              <w:spacing w:after="0" w:line="240" w:lineRule="auto"/>
-              <w:jc w:val="center"/>
+                <w:color w:val="2A2E38"/>
+                <w:sz w:val="17"/>
+                <w:szCs w:val="17"/>
+              </w:rPr>
+              <w:t xml:space="preserve">Веспер Кутузовский</w:t>
+            </w:r>
+          </w:p>
+        </w:tc>
+        <w:tc>
+          <w:tcPr>
+            <w:tcW w:type="dxa" w:w="1900"/>
+            <w:tcBorders>
+              <w:top w:val="single" w:color="D9D4CB" w:sz="4"/>
+              <w:left w:val="none" w:color="auto" w:sz="0"/>
+              <w:bottom w:val="single" w:color="D9D4CB" w:sz="4"/>
+              <w:right w:val="none" w:color="auto" w:sz="0"/>
+            </w:tcBorders>
+            <w:tcMar>
+              <w:top w:type="dxa" w:w="52"/>
+              <w:left w:type="dxa" w:w="100"/>
+              <w:bottom w:type="dxa" w:w="52"/>
+              <w:right w:type="dxa" w:w="100"/>
+            </w:tcMar>
+            <w:vAlign w:val="center"/>
+          </w:tcPr>
+          <w:p>
+            <w:pPr>
+              <w:spacing w:after="0" w:line="240" w:lineRule="auto"/>
+              <w:jc w:val="center"/>
+            </w:pPr>
+            <w:r>
+              <w:rPr>
+                <w:rFonts w:ascii="Arial" w:cs="Arial" w:eastAsia="Arial" w:hAnsi="Arial"/>
+                <w:b w:val="false"/>
+                <w:bCs w:val="false"/>
+                <w:i w:val="false"/>
+                <w:iCs w:val="false"/>
+                <w:color w:val="2A2E38"/>
+                <w:sz w:val="17"/>
+                <w:szCs w:val="17"/>
+              </w:rPr>
+              <w:t xml:space="preserve">88</w:t>
+            </w:r>
+          </w:p>
+        </w:tc>
+        <w:tc>
+          <w:tcPr>
+            <w:tcW w:type="dxa" w:w="2200"/>
+            <w:tcBorders>
+              <w:top w:val="single" w:color="D9D4CB" w:sz="4"/>
+              <w:left w:val="none" w:color="auto" w:sz="0"/>
+              <w:bottom w:val="single" w:color="D9D4CB" w:sz="4"/>
+              <w:right w:val="none" w:color="auto" w:sz="0"/>
+            </w:tcBorders>
+            <w:tcMar>
+              <w:top w:type="dxa" w:w="52"/>
+              <w:left w:type="dxa" w:w="100"/>
+              <w:bottom w:type="dxa" w:w="52"/>
+              <w:right w:type="dxa" w:w="100"/>
+            </w:tcMar>
+            <w:vAlign w:val="center"/>
+          </w:tcPr>
+          <w:p>
+            <w:pPr>
+              <w:spacing w:after="0" w:line="240" w:lineRule="auto"/>
+              <w:jc w:val="center"/>
+            </w:pPr>
+            <w:r>
+              <w:rPr>
+                <w:rFonts w:ascii="Arial" w:cs="Arial" w:eastAsia="Arial" w:hAnsi="Arial"/>
+                <w:b w:val="false"/>
+                <w:bCs w:val="false"/>
+                <w:i w:val="false"/>
+                <w:iCs w:val="false"/>
+                <w:color w:val="2A2E38"/>
+                <w:sz w:val="17"/>
+                <w:szCs w:val="17"/>
+              </w:rPr>
+              <w:t xml:space="preserve">до 19 этажей</w:t>
+            </w:r>
+          </w:p>
+        </w:tc>
+        <w:tc>
+          <w:tcPr>
+            <w:tcW w:type="dxa" w:w="2138"/>
+            <w:tcBorders>
+              <w:top w:val="single" w:color="D9D4CB" w:sz="4"/>
+              <w:left w:val="none" w:color="auto" w:sz="0"/>
+              <w:bottom w:val="single" w:color="D9D4CB" w:sz="4"/>
+              <w:right w:val="none" w:color="auto" w:sz="0"/>
+            </w:tcBorders>
+            <w:tcMar>
+              <w:top w:type="dxa" w:w="52"/>
+              <w:left w:type="dxa" w:w="100"/>
+              <w:bottom w:type="dxa" w:w="52"/>
+              <w:right w:type="dxa" w:w="100"/>
+            </w:tcMar>
+            <w:vAlign w:val="center"/>
+          </w:tcPr>
+          <w:p>
+            <w:pPr>
+              <w:spacing w:after="0" w:line="240" w:lineRule="auto"/>
+              <w:jc w:val="center"/>
+            </w:pPr>
+            <w:r>
+              <w:rPr>
+                <w:rFonts w:ascii="Arial" w:cs="Arial" w:eastAsia="Arial" w:hAnsi="Arial"/>
+                <w:b w:val="false"/>
+                <w:bCs w:val="false"/>
+                <w:i w:val="false"/>
+                <w:iCs w:val="false"/>
+                <w:color w:val="2A2E38"/>
+                <w:sz w:val="17"/>
+                <w:szCs w:val="17"/>
+              </w:rPr>
+              <w:t xml:space="preserve">+2,1 %</w:t>
+            </w:r>
+          </w:p>
+        </w:tc>
+      </w:tr>
+      <w:tr>
+        <w:tc>
+          <w:tcPr>
+            <w:tcW w:type="dxa" w:w="3400"/>
+            <w:tcBorders>
+              <w:top w:val="single" w:color="D9D4CB" w:sz="4"/>
+              <w:left w:val="none" w:color="auto" w:sz="0"/>
+              <w:bottom w:val="single" w:color="D9D4CB" w:sz="4"/>
+              <w:right w:val="none" w:color="auto" w:sz="0"/>
+            </w:tcBorders>
+            <w:shd w:fill="FBFAF8" w:color="auto" w:val="clear"/>
+            <w:tcMar>
+              <w:top w:type="dxa" w:w="52"/>
+              <w:left w:type="dxa" w:w="100"/>
+              <w:bottom w:type="dxa" w:w="52"/>
+              <w:right w:type="dxa" w:w="100"/>
+            </w:tcMar>
+            <w:vAlign w:val="center"/>
+          </w:tcPr>
+          <w:p>
+            <w:pPr>
+              <w:spacing w:after="0" w:line="240" w:lineRule="auto"/>
+              <w:jc w:val="left"/>
             </w:pPr>
             <w:r>
               <w:rPr>
@@ -14082,11 +14267,125 @@
                 <w:bCs/>
                 <w:i w:val="false"/>
                 <w:iCs w:val="false"/>
-                <w:color w:val="FFFFFF"/>
-                <w:sz w:val="16"/>
-                <w:szCs w:val="16"/>
-              </w:rPr>
-              <w:t xml:space="preserve">R²</w:t>
+                <w:color w:val="2A2E38"/>
+                <w:sz w:val="17"/>
+                <w:szCs w:val="17"/>
+              </w:rPr>
+              <w:t xml:space="preserve">Бадаевский</w:t>
+            </w:r>
+          </w:p>
+        </w:tc>
+        <w:tc>
+          <w:tcPr>
+            <w:tcW w:type="dxa" w:w="1900"/>
+            <w:tcBorders>
+              <w:top w:val="single" w:color="D9D4CB" w:sz="4"/>
+              <w:left w:val="none" w:color="auto" w:sz="0"/>
+              <w:bottom w:val="single" w:color="D9D4CB" w:sz="4"/>
+              <w:right w:val="none" w:color="auto" w:sz="0"/>
+            </w:tcBorders>
+            <w:shd w:fill="FBFAF8" w:color="auto" w:val="clear"/>
+            <w:tcMar>
+              <w:top w:type="dxa" w:w="52"/>
+              <w:left w:type="dxa" w:w="100"/>
+              <w:bottom w:type="dxa" w:w="52"/>
+              <w:right w:type="dxa" w:w="100"/>
+            </w:tcMar>
+            <w:vAlign w:val="center"/>
+          </w:tcPr>
+          <w:p>
+            <w:pPr>
+              <w:spacing w:after="0" w:line="240" w:lineRule="auto"/>
+              <w:jc w:val="center"/>
+            </w:pPr>
+            <w:r>
+              <w:rPr>
+                <w:rFonts w:ascii="Arial" w:cs="Arial" w:eastAsia="Arial" w:hAnsi="Arial"/>
+                <w:b w:val="false"/>
+                <w:bCs w:val="false"/>
+                <w:i w:val="false"/>
+                <w:iCs w:val="false"/>
+                <w:color w:val="2A2E38"/>
+                <w:sz w:val="17"/>
+                <w:szCs w:val="17"/>
+              </w:rPr>
+              <w:t xml:space="preserve">144</w:t>
+            </w:r>
+          </w:p>
+        </w:tc>
+        <w:tc>
+          <w:tcPr>
+            <w:tcW w:type="dxa" w:w="2200"/>
+            <w:tcBorders>
+              <w:top w:val="single" w:color="D9D4CB" w:sz="4"/>
+              <w:left w:val="none" w:color="auto" w:sz="0"/>
+              <w:bottom w:val="single" w:color="D9D4CB" w:sz="4"/>
+              <w:right w:val="none" w:color="auto" w:sz="0"/>
+            </w:tcBorders>
+            <w:shd w:fill="FBFAF8" w:color="auto" w:val="clear"/>
+            <w:tcMar>
+              <w:top w:type="dxa" w:w="52"/>
+              <w:left w:type="dxa" w:w="100"/>
+              <w:bottom w:type="dxa" w:w="52"/>
+              <w:right w:type="dxa" w:w="100"/>
+            </w:tcMar>
+            <w:vAlign w:val="center"/>
+          </w:tcPr>
+          <w:p>
+            <w:pPr>
+              <w:spacing w:after="0" w:line="240" w:lineRule="auto"/>
+              <w:jc w:val="center"/>
+            </w:pPr>
+            <w:r>
+              <w:rPr>
+                <w:rFonts w:ascii="Arial" w:cs="Arial" w:eastAsia="Arial" w:hAnsi="Arial"/>
+                <w:b w:val="false"/>
+                <w:bCs w:val="false"/>
+                <w:i w:val="false"/>
+                <w:iCs w:val="false"/>
+                <w:color w:val="2A2E38"/>
+                <w:sz w:val="17"/>
+                <w:szCs w:val="17"/>
+              </w:rPr>
+              <w:t xml:space="preserve">18 этажей</w:t>
+            </w:r>
+          </w:p>
+        </w:tc>
+        <w:tc>
+          <w:tcPr>
+            <w:tcW w:type="dxa" w:w="2138"/>
+            <w:tcBorders>
+              <w:top w:val="single" w:color="D9D4CB" w:sz="4"/>
+              <w:left w:val="none" w:color="auto" w:sz="0"/>
+              <w:bottom w:val="single" w:color="D9D4CB" w:sz="4"/>
+              <w:right w:val="none" w:color="auto" w:sz="0"/>
+            </w:tcBorders>
+            <w:shd w:fill="FBFAF8" w:color="auto" w:val="clear"/>
+            <w:tcMar>
+              <w:top w:type="dxa" w:w="52"/>
+              <w:left w:type="dxa" w:w="100"/>
+              <w:bottom w:type="dxa" w:w="52"/>
+              <w:right w:type="dxa" w:w="100"/>
+            </w:tcMar>
+            <w:vAlign w:val="center"/>
+          </w:tcPr>
+          <w:p>
+            <w:pPr>
+              <w:spacing w:after="0" w:line="240" w:lineRule="auto"/>
+              <w:jc w:val="center"/>
+            </w:pPr>
+            <w:r>
+              <w:rPr>
+                <w:rFonts w:ascii="Arial" w:cs="Arial" w:eastAsia="Arial" w:hAnsi="Arial"/>
+                <w:b w:val="false"/>
+                <w:bCs w:val="false"/>
+                <w:i w:val="false"/>
+                <w:iCs w:val="false"/>
+                <w:color w:val="2A2E38"/>
+                <w:sz w:val="17"/>
+                <w:szCs w:val="17"/>
+              </w:rPr>
+              <w:t xml:space="preserve">+3,1 %</w:t>
             </w:r>
           </w:p>
         </w:tc>
@@ -14094,7 +14393,7 @@
       <w:tr>
         <w:tc>
           <w:tcPr>
-            <w:tcW w:type="dxa" w:w="1900"/>
+            <w:tcW w:type="dxa" w:w="3400"/>
             <w:tcBorders>
               <w:top w:val="single" w:color="D9D4CB" w:sz="4"/>
               <w:left w:val="none" w:color="auto" w:sz="0"/>
@@ -14125,192 +14424,118 @@
                 <w:sz w:val="17"/>
                 <w:szCs w:val="17"/>
               </w:rPr>
-              <w:t xml:space="preserve">Веспер Кутузовский</w:t>
-            </w:r>
-          </w:p>
-        </w:tc>
-        <w:tc>
-          <w:tcPr>
-            <w:tcW w:type="dxa" w:w="3560"/>
-            <w:tcBorders>
-              <w:top w:val="single" w:color="D9D4CB" w:sz="4"/>
-              <w:left w:val="none" w:color="auto" w:sz="0"/>
-              <w:bottom w:val="single" w:color="D9D4CB" w:sz="4"/>
-              <w:right w:val="none" w:color="auto" w:sz="0"/>
-            </w:tcBorders>
-            <w:tcMar>
-              <w:top w:type="dxa" w:w="52"/>
-              <w:left w:type="dxa" w:w="100"/>
-              <w:bottom w:type="dxa" w:w="52"/>
-              <w:right w:type="dxa" w:w="100"/>
-            </w:tcMar>
-            <w:vAlign w:val="center"/>
-          </w:tcPr>
-          <w:p>
-            <w:pPr>
-              <w:spacing w:after="0" w:line="240" w:lineRule="auto"/>
-              <w:jc w:val="center"/>
-            </w:pPr>
-            <w:r>
-              <w:rPr>
-                <w:rFonts w:ascii="Arial" w:cs="Arial" w:eastAsia="Arial" w:hAnsi="Arial"/>
-                <w:b w:val="false"/>
-                <w:bCs w:val="false"/>
-                <w:i w:val="false"/>
-                <w:iCs w:val="false"/>
-                <w:color w:val="2A2E38"/>
-                <w:sz w:val="17"/>
-                <w:szCs w:val="17"/>
-              </w:rPr>
-              <w:t xml:space="preserve">элит · Кутузовский пр-т, 12с5 · 7–19 эт.</w:t>
-            </w:r>
-          </w:p>
-        </w:tc>
-        <w:tc>
-          <w:tcPr>
-            <w:tcW w:type="dxa" w:w="780"/>
-            <w:tcBorders>
-              <w:top w:val="single" w:color="D9D4CB" w:sz="4"/>
-              <w:left w:val="none" w:color="auto" w:sz="0"/>
-              <w:bottom w:val="single" w:color="D9D4CB" w:sz="4"/>
-              <w:right w:val="none" w:color="auto" w:sz="0"/>
-            </w:tcBorders>
-            <w:tcMar>
-              <w:top w:type="dxa" w:w="52"/>
-              <w:left w:type="dxa" w:w="100"/>
-              <w:bottom w:type="dxa" w:w="52"/>
-              <w:right w:type="dxa" w:w="100"/>
-            </w:tcMar>
-            <w:vAlign w:val="center"/>
-          </w:tcPr>
-          <w:p>
-            <w:pPr>
-              <w:spacing w:after="0" w:line="240" w:lineRule="auto"/>
-              <w:jc w:val="center"/>
-            </w:pPr>
-            <w:r>
-              <w:rPr>
-                <w:rFonts w:ascii="Arial" w:cs="Arial" w:eastAsia="Arial" w:hAnsi="Arial"/>
-                <w:b w:val="false"/>
-                <w:bCs w:val="false"/>
-                <w:i w:val="false"/>
-                <w:iCs w:val="false"/>
-                <w:color w:val="2A2E38"/>
-                <w:sz w:val="17"/>
-                <w:szCs w:val="17"/>
-              </w:rPr>
-              <w:t xml:space="preserve">88</w:t>
-            </w:r>
-          </w:p>
-        </w:tc>
-        <w:tc>
-          <w:tcPr>
-            <w:tcW w:type="dxa" w:w="900"/>
-            <w:tcBorders>
-              <w:top w:val="single" w:color="D9D4CB" w:sz="4"/>
-              <w:left w:val="none" w:color="auto" w:sz="0"/>
-              <w:bottom w:val="single" w:color="D9D4CB" w:sz="4"/>
-              <w:right w:val="none" w:color="auto" w:sz="0"/>
-            </w:tcBorders>
-            <w:tcMar>
-              <w:top w:type="dxa" w:w="52"/>
-              <w:left w:type="dxa" w:w="100"/>
-              <w:bottom w:type="dxa" w:w="52"/>
-              <w:right w:type="dxa" w:w="100"/>
-            </w:tcMar>
-            <w:vAlign w:val="center"/>
-          </w:tcPr>
-          <w:p>
-            <w:pPr>
-              <w:spacing w:after="0" w:line="240" w:lineRule="auto"/>
-              <w:jc w:val="center"/>
-            </w:pPr>
-            <w:r>
-              <w:rPr>
-                <w:rFonts w:ascii="Arial" w:cs="Arial" w:eastAsia="Arial" w:hAnsi="Arial"/>
-                <w:b w:val="false"/>
-                <w:bCs w:val="false"/>
-                <w:i w:val="false"/>
-                <w:iCs w:val="false"/>
-                <w:color w:val="2A2E38"/>
-                <w:sz w:val="17"/>
-                <w:szCs w:val="17"/>
-              </w:rPr>
-              <w:t xml:space="preserve">1–18</w:t>
-            </w:r>
-          </w:p>
-        </w:tc>
-        <w:tc>
-          <w:tcPr>
-            <w:tcW w:type="dxa" w:w="1300"/>
-            <w:tcBorders>
-              <w:top w:val="single" w:color="D9D4CB" w:sz="4"/>
-              <w:left w:val="none" w:color="auto" w:sz="0"/>
-              <w:bottom w:val="single" w:color="D9D4CB" w:sz="4"/>
-              <w:right w:val="none" w:color="auto" w:sz="0"/>
-            </w:tcBorders>
-            <w:tcMar>
-              <w:top w:type="dxa" w:w="52"/>
-              <w:left w:type="dxa" w:w="100"/>
-              <w:bottom w:type="dxa" w:w="52"/>
-              <w:right w:type="dxa" w:w="100"/>
-            </w:tcMar>
-            <w:vAlign w:val="center"/>
-          </w:tcPr>
-          <w:p>
-            <w:pPr>
-              <w:spacing w:after="0" w:line="240" w:lineRule="auto"/>
-              <w:jc w:val="center"/>
-            </w:pPr>
-            <w:r>
-              <w:rPr>
-                <w:rFonts w:ascii="Arial" w:cs="Arial" w:eastAsia="Arial" w:hAnsi="Arial"/>
-                <w:b w:val="false"/>
-                <w:bCs w:val="false"/>
-                <w:i w:val="false"/>
-                <w:iCs w:val="false"/>
-                <w:color w:val="2A2E38"/>
-                <w:sz w:val="17"/>
-                <w:szCs w:val="17"/>
-              </w:rPr>
-              <w:t xml:space="preserve">+2,10 %</w:t>
-            </w:r>
-          </w:p>
-        </w:tc>
-        <w:tc>
-          <w:tcPr>
-            <w:tcW w:type="dxa" w:w="1198"/>
-            <w:tcBorders>
-              <w:top w:val="single" w:color="D9D4CB" w:sz="4"/>
-              <w:left w:val="none" w:color="auto" w:sz="0"/>
-              <w:bottom w:val="single" w:color="D9D4CB" w:sz="4"/>
-              <w:right w:val="none" w:color="auto" w:sz="0"/>
-            </w:tcBorders>
-            <w:tcMar>
-              <w:top w:type="dxa" w:w="52"/>
-              <w:left w:type="dxa" w:w="100"/>
-              <w:bottom w:type="dxa" w:w="52"/>
-              <w:right w:type="dxa" w:w="100"/>
-            </w:tcMar>
-            <w:vAlign w:val="center"/>
-          </w:tcPr>
-          <w:p>
-            <w:pPr>
-              <w:spacing w:after="0" w:line="240" w:lineRule="auto"/>
-              <w:jc w:val="center"/>
-            </w:pPr>
-            <w:r>
-              <w:rPr>
-                <w:rFonts w:ascii="Arial" w:cs="Arial" w:eastAsia="Arial" w:hAnsi="Arial"/>
-                <w:b w:val="false"/>
-                <w:bCs w:val="false"/>
-                <w:i w:val="false"/>
-                <w:iCs w:val="false"/>
-                <w:color w:val="2A2E38"/>
-                <w:sz w:val="17"/>
-                <w:szCs w:val="17"/>
-              </w:rPr>
-              <w:t xml:space="preserve">0,40</w:t>
+              <w:t xml:space="preserve">Оба дома вместе</w:t>
+            </w:r>
+          </w:p>
+        </w:tc>
+        <w:tc>
+          <w:tcPr>
+            <w:tcW w:type="dxa" w:w="1900"/>
+            <w:tcBorders>
+              <w:top w:val="single" w:color="D9D4CB" w:sz="4"/>
+              <w:left w:val="none" w:color="auto" w:sz="0"/>
+              <w:bottom w:val="single" w:color="D9D4CB" w:sz="4"/>
+              <w:right w:val="none" w:color="auto" w:sz="0"/>
+            </w:tcBorders>
+            <w:tcMar>
+              <w:top w:type="dxa" w:w="52"/>
+              <w:left w:type="dxa" w:w="100"/>
+              <w:bottom w:type="dxa" w:w="52"/>
+              <w:right w:type="dxa" w:w="100"/>
+            </w:tcMar>
+            <w:vAlign w:val="center"/>
+          </w:tcPr>
+          <w:p>
+            <w:pPr>
+              <w:spacing w:after="0" w:line="240" w:lineRule="auto"/>
+              <w:jc w:val="center"/>
+            </w:pPr>
+            <w:r>
+              <w:rPr>
+                <w:rFonts w:ascii="Arial" w:cs="Arial" w:eastAsia="Arial" w:hAnsi="Arial"/>
+                <w:b w:val="false"/>
+                <w:bCs w:val="false"/>
+                <w:i w:val="false"/>
+                <w:iCs w:val="false"/>
+                <w:color w:val="2A2E38"/>
+                <w:sz w:val="17"/>
+                <w:szCs w:val="17"/>
+              </w:rPr>
+              <w:t xml:space="preserve">232</w:t>
+            </w:r>
+          </w:p>
+        </w:tc>
+        <w:tc>
+          <w:tcPr>
+            <w:tcW w:type="dxa" w:w="2200"/>
+            <w:tcBorders>
+              <w:top w:val="single" w:color="D9D4CB" w:sz="4"/>
+              <w:left w:val="none" w:color="auto" w:sz="0"/>
+              <w:bottom w:val="single" w:color="D9D4CB" w:sz="4"/>
+              <w:right w:val="none" w:color="auto" w:sz="0"/>
+            </w:tcBorders>
+            <w:tcMar>
+              <w:top w:type="dxa" w:w="52"/>
+              <w:left w:type="dxa" w:w="100"/>
+              <w:bottom w:type="dxa" w:w="52"/>
+              <w:right w:type="dxa" w:w="100"/>
+            </w:tcMar>
+            <w:vAlign w:val="center"/>
+          </w:tcPr>
+          <w:p>
+            <w:pPr>
+              <w:spacing w:after="0" w:line="240" w:lineRule="auto"/>
+              <w:jc w:val="center"/>
+            </w:pPr>
+            <w:r>
+              <w:rPr>
+                <w:rFonts w:ascii="Arial" w:cs="Arial" w:eastAsia="Arial" w:hAnsi="Arial"/>
+                <w:b w:val="false"/>
+                <w:bCs w:val="false"/>
+                <w:i w:val="false"/>
+                <w:iCs w:val="false"/>
+                <w:color w:val="2A2E38"/>
+                <w:sz w:val="17"/>
+                <w:szCs w:val="17"/>
+              </w:rPr>
+              <w:t xml:space="preserve">до 19 этажей</w:t>
+            </w:r>
+          </w:p>
+        </w:tc>
+        <w:tc>
+          <w:tcPr>
+            <w:tcW w:type="dxa" w:w="2138"/>
+            <w:tcBorders>
+              <w:top w:val="single" w:color="D9D4CB" w:sz="4"/>
+              <w:left w:val="none" w:color="auto" w:sz="0"/>
+              <w:bottom w:val="single" w:color="D9D4CB" w:sz="4"/>
+              <w:right w:val="none" w:color="auto" w:sz="0"/>
+            </w:tcBorders>
+            <w:tcMar>
+              <w:top w:type="dxa" w:w="52"/>
+              <w:left w:type="dxa" w:w="100"/>
+              <w:bottom w:type="dxa" w:w="52"/>
+              <w:right w:type="dxa" w:w="100"/>
+            </w:tcMar>
+            <w:vAlign w:val="center"/>
+          </w:tcPr>
+          <w:p>
+            <w:pPr>
+              <w:spacing w:after="0" w:line="240" w:lineRule="auto"/>
+              <w:jc w:val="center"/>
+            </w:pPr>
+            <w:r>
+              <w:rPr>
+                <w:rFonts w:ascii="Arial" w:cs="Arial" w:eastAsia="Arial" w:hAnsi="Arial"/>
+                <w:b w:val="false"/>
+                <w:bCs w:val="false"/>
+                <w:i w:val="false"/>
+                <w:iCs w:val="false"/>
+                <w:color w:val="2A2E38"/>
+                <w:sz w:val="17"/>
+                <w:szCs w:val="17"/>
+              </w:rPr>
+              <w:t xml:space="preserve">+2,3 %</w:t>
             </w:r>
           </w:p>
         </w:tc>
@@ -14318,7 +14543,7 @@
       <w:tr>
         <w:tc>
           <w:tcPr>
-            <w:tcW w:type="dxa" w:w="1900"/>
+            <w:tcW w:type="dxa" w:w="3400"/>
             <w:tcBorders>
               <w:top w:val="single" w:color="D9D4CB" w:sz="4"/>
               <w:left w:val="none" w:color="auto" w:sz="0"/>
@@ -14350,13 +14575,13 @@
                 <w:sz w:val="17"/>
                 <w:szCs w:val="17"/>
               </w:rPr>
-              <w:t xml:space="preserve">Бадаевский</w:t>
-            </w:r>
-          </w:p>
-        </w:tc>
-        <w:tc>
-          <w:tcPr>
-            <w:tcW w:type="dxa" w:w="3560"/>
+              <w:t xml:space="preserve">Дом Дау — не брали</w:t>
+            </w:r>
+          </w:p>
+        </w:tc>
+        <w:tc>
+          <w:tcPr>
+            <w:tcW w:type="dxa" w:w="1900"/>
             <w:tcBorders>
               <w:top w:val="single" w:color="D9D4CB" w:sz="4"/>
               <w:left w:val="none" w:color="auto" w:sz="0"/>
@@ -14388,13 +14613,13 @@
                 <w:sz w:val="17"/>
                 <w:szCs w:val="17"/>
               </w:rPr>
-              <w:t xml:space="preserve">элит · Украинский б-р, 2 · 18 эт.</w:t>
-            </w:r>
-          </w:p>
-        </w:tc>
-        <w:tc>
-          <w:tcPr>
-            <w:tcW w:type="dxa" w:w="780"/>
+              <w:t xml:space="preserve">286</w:t>
+            </w:r>
+          </w:p>
+        </w:tc>
+        <w:tc>
+          <w:tcPr>
+            <w:tcW w:type="dxa" w:w="2200"/>
             <w:tcBorders>
               <w:top w:val="single" w:color="D9D4CB" w:sz="4"/>
               <w:left w:val="none" w:color="auto" w:sz="0"/>
@@ -14426,13 +14651,13 @@
                 <w:sz w:val="17"/>
                 <w:szCs w:val="17"/>
               </w:rPr>
-              <w:t xml:space="preserve">144</w:t>
-            </w:r>
-          </w:p>
-        </w:tc>
-        <w:tc>
-          <w:tcPr>
-            <w:tcW w:type="dxa" w:w="900"/>
+              <w:t xml:space="preserve">85–91 этаж</w:t>
+            </w:r>
+          </w:p>
+        </w:tc>
+        <w:tc>
+          <w:tcPr>
+            <w:tcW w:type="dxa" w:w="2138"/>
             <w:tcBorders>
               <w:top w:val="single" w:color="D9D4CB" w:sz="4"/>
               <w:left w:val="none" w:color="auto" w:sz="0"/>
@@ -14464,761 +14689,7 @@
                 <w:sz w:val="17"/>
                 <w:szCs w:val="17"/>
               </w:rPr>
-              <w:t xml:space="preserve">10–17</w:t>
-            </w:r>
-          </w:p>
-        </w:tc>
-        <w:tc>
-          <w:tcPr>
-            <w:tcW w:type="dxa" w:w="1300"/>
-            <w:tcBorders>
-              <w:top w:val="single" w:color="D9D4CB" w:sz="4"/>
-              <w:left w:val="none" w:color="auto" w:sz="0"/>
-              <w:bottom w:val="single" w:color="D9D4CB" w:sz="4"/>
-              <w:right w:val="none" w:color="auto" w:sz="0"/>
-            </w:tcBorders>
-            <w:shd w:fill="FBFAF8" w:color="auto" w:val="clear"/>
-            <w:tcMar>
-              <w:top w:type="dxa" w:w="52"/>
-              <w:left w:type="dxa" w:w="100"/>
-              <w:bottom w:type="dxa" w:w="52"/>
-              <w:right w:type="dxa" w:w="100"/>
-            </w:tcMar>
-            <w:vAlign w:val="center"/>
-          </w:tcPr>
-          <w:p>
-            <w:pPr>
-              <w:spacing w:after="0" w:line="240" w:lineRule="auto"/>
-              <w:jc w:val="center"/>
-            </w:pPr>
-            <w:r>
-              <w:rPr>
-                <w:rFonts w:ascii="Arial" w:cs="Arial" w:eastAsia="Arial" w:hAnsi="Arial"/>
-                <w:b w:val="false"/>
-                <w:bCs w:val="false"/>
-                <w:i w:val="false"/>
-                <w:iCs w:val="false"/>
-                <w:color w:val="2A2E38"/>
-                <w:sz w:val="17"/>
-                <w:szCs w:val="17"/>
-              </w:rPr>
-              <w:t xml:space="preserve">+3,06 %</w:t>
-            </w:r>
-          </w:p>
-        </w:tc>
-        <w:tc>
-          <w:tcPr>
-            <w:tcW w:type="dxa" w:w="1198"/>
-            <w:tcBorders>
-              <w:top w:val="single" w:color="D9D4CB" w:sz="4"/>
-              <w:left w:val="none" w:color="auto" w:sz="0"/>
-              <w:bottom w:val="single" w:color="D9D4CB" w:sz="4"/>
-              <w:right w:val="none" w:color="auto" w:sz="0"/>
-            </w:tcBorders>
-            <w:shd w:fill="FBFAF8" w:color="auto" w:val="clear"/>
-            <w:tcMar>
-              <w:top w:type="dxa" w:w="52"/>
-              <w:left w:type="dxa" w:w="100"/>
-              <w:bottom w:type="dxa" w:w="52"/>
-              <w:right w:type="dxa" w:w="100"/>
-            </w:tcMar>
-            <w:vAlign w:val="center"/>
-          </w:tcPr>
-          <w:p>
-            <w:pPr>
-              <w:spacing w:after="0" w:line="240" w:lineRule="auto"/>
-              <w:jc w:val="center"/>
-            </w:pPr>
-            <w:r>
-              <w:rPr>
-                <w:rFonts w:ascii="Arial" w:cs="Arial" w:eastAsia="Arial" w:hAnsi="Arial"/>
-                <w:b w:val="false"/>
-                <w:bCs w:val="false"/>
-                <w:i w:val="false"/>
-                <w:iCs w:val="false"/>
-                <w:color w:val="2A2E38"/>
-                <w:sz w:val="17"/>
-                <w:szCs w:val="17"/>
-              </w:rPr>
-              <w:t xml:space="preserve">0,36</w:t>
-            </w:r>
-          </w:p>
-        </w:tc>
-      </w:tr>
-      <w:tr>
-        <w:tc>
-          <w:tcPr>
-            <w:tcW w:type="dxa" w:w="1900"/>
-            <w:tcBorders>
-              <w:top w:val="single" w:color="D9D4CB" w:sz="4"/>
-              <w:left w:val="none" w:color="auto" w:sz="0"/>
-              <w:bottom w:val="single" w:color="D9D4CB" w:sz="4"/>
-              <w:right w:val="none" w:color="auto" w:sz="0"/>
-            </w:tcBorders>
-            <w:tcMar>
-              <w:top w:type="dxa" w:w="52"/>
-              <w:left w:type="dxa" w:w="100"/>
-              <w:bottom w:type="dxa" w:w="52"/>
-              <w:right w:type="dxa" w:w="100"/>
-            </w:tcMar>
-            <w:vAlign w:val="center"/>
-          </w:tcPr>
-          <w:p>
-            <w:pPr>
-              <w:spacing w:after="0" w:line="240" w:lineRule="auto"/>
-              <w:jc w:val="left"/>
-            </w:pPr>
-            <w:r>
-              <w:rPr>
-                <w:rFonts w:ascii="Arial" w:cs="Arial" w:eastAsia="Arial" w:hAnsi="Arial"/>
-                <w:b/>
-                <w:bCs/>
-                <w:i w:val="false"/>
-                <w:iCs w:val="false"/>
-                <w:color w:val="2A2E38"/>
-                <w:sz w:val="17"/>
-                <w:szCs w:val="17"/>
-              </w:rPr>
-              <w:t xml:space="preserve">Малоэтажные вместе</w:t>
-            </w:r>
-          </w:p>
-        </w:tc>
-        <w:tc>
-          <w:tcPr>
-            <w:tcW w:type="dxa" w:w="3560"/>
-            <w:tcBorders>
-              <w:top w:val="single" w:color="D9D4CB" w:sz="4"/>
-              <w:left w:val="none" w:color="auto" w:sz="0"/>
-              <w:bottom w:val="single" w:color="D9D4CB" w:sz="4"/>
-              <w:right w:val="none" w:color="auto" w:sz="0"/>
-            </w:tcBorders>
-            <w:tcMar>
-              <w:top w:type="dxa" w:w="52"/>
-              <w:left w:type="dxa" w:w="100"/>
-              <w:bottom w:type="dxa" w:w="52"/>
-              <w:right w:type="dxa" w:w="100"/>
-            </w:tcMar>
-            <w:vAlign w:val="center"/>
-          </w:tcPr>
-          <w:p>
-            <w:pPr>
-              <w:spacing w:after="0" w:line="240" w:lineRule="auto"/>
-              <w:jc w:val="center"/>
-            </w:pPr>
-            <w:r>
-              <w:rPr>
-                <w:rFonts w:ascii="Arial" w:cs="Arial" w:eastAsia="Arial" w:hAnsi="Arial"/>
-                <w:b w:val="false"/>
-                <w:bCs w:val="false"/>
-                <w:i w:val="false"/>
-                <w:iCs w:val="false"/>
-                <w:color w:val="2A2E38"/>
-                <w:sz w:val="17"/>
-                <w:szCs w:val="17"/>
-              </w:rPr>
-              <w:t xml:space="preserve">оба проекта, дома до 19 этажей</w:t>
-            </w:r>
-          </w:p>
-        </w:tc>
-        <w:tc>
-          <w:tcPr>
-            <w:tcW w:type="dxa" w:w="780"/>
-            <w:tcBorders>
-              <w:top w:val="single" w:color="D9D4CB" w:sz="4"/>
-              <w:left w:val="none" w:color="auto" w:sz="0"/>
-              <w:bottom w:val="single" w:color="D9D4CB" w:sz="4"/>
-              <w:right w:val="none" w:color="auto" w:sz="0"/>
-            </w:tcBorders>
-            <w:tcMar>
-              <w:top w:type="dxa" w:w="52"/>
-              <w:left w:type="dxa" w:w="100"/>
-              <w:bottom w:type="dxa" w:w="52"/>
-              <w:right w:type="dxa" w:w="100"/>
-            </w:tcMar>
-            <w:vAlign w:val="center"/>
-          </w:tcPr>
-          <w:p>
-            <w:pPr>
-              <w:spacing w:after="0" w:line="240" w:lineRule="auto"/>
-              <w:jc w:val="center"/>
-            </w:pPr>
-            <w:r>
-              <w:rPr>
-                <w:rFonts w:ascii="Arial" w:cs="Arial" w:eastAsia="Arial" w:hAnsi="Arial"/>
-                <w:b w:val="false"/>
-                <w:bCs w:val="false"/>
-                <w:i w:val="false"/>
-                <w:iCs w:val="false"/>
-                <w:color w:val="2A2E38"/>
-                <w:sz w:val="17"/>
-                <w:szCs w:val="17"/>
-              </w:rPr>
-              <w:t xml:space="preserve">232</w:t>
-            </w:r>
-          </w:p>
-        </w:tc>
-        <w:tc>
-          <w:tcPr>
-            <w:tcW w:type="dxa" w:w="900"/>
-            <w:tcBorders>
-              <w:top w:val="single" w:color="D9D4CB" w:sz="4"/>
-              <w:left w:val="none" w:color="auto" w:sz="0"/>
-              <w:bottom w:val="single" w:color="D9D4CB" w:sz="4"/>
-              <w:right w:val="none" w:color="auto" w:sz="0"/>
-            </w:tcBorders>
-            <w:tcMar>
-              <w:top w:type="dxa" w:w="52"/>
-              <w:left w:type="dxa" w:w="100"/>
-              <w:bottom w:type="dxa" w:w="52"/>
-              <w:right w:type="dxa" w:w="100"/>
-            </w:tcMar>
-            <w:vAlign w:val="center"/>
-          </w:tcPr>
-          <w:p>
-            <w:pPr>
-              <w:spacing w:after="0" w:line="240" w:lineRule="auto"/>
-              <w:jc w:val="center"/>
-            </w:pPr>
-            <w:r>
-              <w:rPr>
-                <w:rFonts w:ascii="Arial" w:cs="Arial" w:eastAsia="Arial" w:hAnsi="Arial"/>
-                <w:b w:val="false"/>
-                <w:bCs w:val="false"/>
-                <w:i w:val="false"/>
-                <w:iCs w:val="false"/>
-                <w:color w:val="2A2E38"/>
-                <w:sz w:val="17"/>
-                <w:szCs w:val="17"/>
-              </w:rPr>
-              <w:t xml:space="preserve">1–18</w:t>
-            </w:r>
-          </w:p>
-        </w:tc>
-        <w:tc>
-          <w:tcPr>
-            <w:tcW w:type="dxa" w:w="1300"/>
-            <w:tcBorders>
-              <w:top w:val="single" w:color="D9D4CB" w:sz="4"/>
-              <w:left w:val="none" w:color="auto" w:sz="0"/>
-              <w:bottom w:val="single" w:color="D9D4CB" w:sz="4"/>
-              <w:right w:val="none" w:color="auto" w:sz="0"/>
-            </w:tcBorders>
-            <w:tcMar>
-              <w:top w:type="dxa" w:w="52"/>
-              <w:left w:type="dxa" w:w="100"/>
-              <w:bottom w:type="dxa" w:w="52"/>
-              <w:right w:type="dxa" w:w="100"/>
-            </w:tcMar>
-            <w:vAlign w:val="center"/>
-          </w:tcPr>
-          <w:p>
-            <w:pPr>
-              <w:spacing w:after="0" w:line="240" w:lineRule="auto"/>
-              <w:jc w:val="center"/>
-            </w:pPr>
-            <w:r>
-              <w:rPr>
-                <w:rFonts w:ascii="Arial" w:cs="Arial" w:eastAsia="Arial" w:hAnsi="Arial"/>
-                <w:b w:val="false"/>
-                <w:bCs w:val="false"/>
-                <w:i w:val="false"/>
-                <w:iCs w:val="false"/>
-                <w:color w:val="2A2E38"/>
-                <w:sz w:val="17"/>
-                <w:szCs w:val="17"/>
-              </w:rPr>
-              <w:t xml:space="preserve">+2,28 %</w:t>
-            </w:r>
-          </w:p>
-        </w:tc>
-        <w:tc>
-          <w:tcPr>
-            <w:tcW w:type="dxa" w:w="1198"/>
-            <w:tcBorders>
-              <w:top w:val="single" w:color="D9D4CB" w:sz="4"/>
-              <w:left w:val="none" w:color="auto" w:sz="0"/>
-              <w:bottom w:val="single" w:color="D9D4CB" w:sz="4"/>
-              <w:right w:val="none" w:color="auto" w:sz="0"/>
-            </w:tcBorders>
-            <w:tcMar>
-              <w:top w:type="dxa" w:w="52"/>
-              <w:left w:type="dxa" w:w="100"/>
-              <w:bottom w:type="dxa" w:w="52"/>
-              <w:right w:type="dxa" w:w="100"/>
-            </w:tcMar>
-            <w:vAlign w:val="center"/>
-          </w:tcPr>
-          <w:p>
-            <w:pPr>
-              <w:spacing w:after="0" w:line="240" w:lineRule="auto"/>
-              <w:jc w:val="center"/>
-            </w:pPr>
-            <w:r>
-              <w:rPr>
-                <w:rFonts w:ascii="Arial" w:cs="Arial" w:eastAsia="Arial" w:hAnsi="Arial"/>
-                <w:b w:val="false"/>
-                <w:bCs w:val="false"/>
-                <w:i w:val="false"/>
-                <w:iCs w:val="false"/>
-                <w:color w:val="2A2E38"/>
-                <w:sz w:val="17"/>
-                <w:szCs w:val="17"/>
-              </w:rPr>
-              <w:t xml:space="preserve">0,33</w:t>
-            </w:r>
-          </w:p>
-        </w:tc>
-      </w:tr>
-      <w:tr>
-        <w:tc>
-          <w:tcPr>
-            <w:tcW w:type="dxa" w:w="1900"/>
-            <w:tcBorders>
-              <w:top w:val="single" w:color="D9D4CB" w:sz="4"/>
-              <w:left w:val="none" w:color="auto" w:sz="0"/>
-              <w:bottom w:val="single" w:color="D9D4CB" w:sz="4"/>
-              <w:right w:val="none" w:color="auto" w:sz="0"/>
-            </w:tcBorders>
-            <w:shd w:fill="FBFAF8" w:color="auto" w:val="clear"/>
-            <w:tcMar>
-              <w:top w:type="dxa" w:w="52"/>
-              <w:left w:type="dxa" w:w="100"/>
-              <w:bottom w:type="dxa" w:w="52"/>
-              <w:right w:type="dxa" w:w="100"/>
-            </w:tcMar>
-            <w:vAlign w:val="center"/>
-          </w:tcPr>
-          <w:p>
-            <w:pPr>
-              <w:spacing w:after="0" w:line="240" w:lineRule="auto"/>
-              <w:jc w:val="left"/>
-            </w:pPr>
-            <w:r>
-              <w:rPr>
-                <w:rFonts w:ascii="Arial" w:cs="Arial" w:eastAsia="Arial" w:hAnsi="Arial"/>
-                <w:b/>
-                <w:bCs/>
-                <w:i w:val="false"/>
-                <w:iCs w:val="false"/>
-                <w:color w:val="2A2E38"/>
-                <w:sz w:val="17"/>
-                <w:szCs w:val="17"/>
-              </w:rPr>
-              <w:t xml:space="preserve">Дом Дау</w:t>
-            </w:r>
-          </w:p>
-        </w:tc>
-        <w:tc>
-          <w:tcPr>
-            <w:tcW w:type="dxa" w:w="3560"/>
-            <w:tcBorders>
-              <w:top w:val="single" w:color="D9D4CB" w:sz="4"/>
-              <w:left w:val="none" w:color="auto" w:sz="0"/>
-              <w:bottom w:val="single" w:color="D9D4CB" w:sz="4"/>
-              <w:right w:val="none" w:color="auto" w:sz="0"/>
-            </w:tcBorders>
-            <w:shd w:fill="FBFAF8" w:color="auto" w:val="clear"/>
-            <w:tcMar>
-              <w:top w:type="dxa" w:w="52"/>
-              <w:left w:type="dxa" w:w="100"/>
-              <w:bottom w:type="dxa" w:w="52"/>
-              <w:right w:type="dxa" w:w="100"/>
-            </w:tcMar>
-            <w:vAlign w:val="center"/>
-          </w:tcPr>
-          <w:p>
-            <w:pPr>
-              <w:spacing w:after="0" w:line="240" w:lineRule="auto"/>
-              <w:jc w:val="center"/>
-            </w:pPr>
-            <w:r>
-              <w:rPr>
-                <w:rFonts w:ascii="Arial" w:cs="Arial" w:eastAsia="Arial" w:hAnsi="Arial"/>
-                <w:b w:val="false"/>
-                <w:bCs w:val="false"/>
-                <w:i w:val="false"/>
-                <w:iCs w:val="false"/>
-                <w:color w:val="2A2E38"/>
-                <w:sz w:val="17"/>
-                <w:szCs w:val="17"/>
-              </w:rPr>
-              <w:t xml:space="preserve">премиум · башня 85–91 эт.</w:t>
-            </w:r>
-          </w:p>
-        </w:tc>
-        <w:tc>
-          <w:tcPr>
-            <w:tcW w:type="dxa" w:w="780"/>
-            <w:tcBorders>
-              <w:top w:val="single" w:color="D9D4CB" w:sz="4"/>
-              <w:left w:val="none" w:color="auto" w:sz="0"/>
-              <w:bottom w:val="single" w:color="D9D4CB" w:sz="4"/>
-              <w:right w:val="none" w:color="auto" w:sz="0"/>
-            </w:tcBorders>
-            <w:shd w:fill="FBFAF8" w:color="auto" w:val="clear"/>
-            <w:tcMar>
-              <w:top w:type="dxa" w:w="52"/>
-              <w:left w:type="dxa" w:w="100"/>
-              <w:bottom w:type="dxa" w:w="52"/>
-              <w:right w:type="dxa" w:w="100"/>
-            </w:tcMar>
-            <w:vAlign w:val="center"/>
-          </w:tcPr>
-          <w:p>
-            <w:pPr>
-              <w:spacing w:after="0" w:line="240" w:lineRule="auto"/>
-              <w:jc w:val="center"/>
-            </w:pPr>
-            <w:r>
-              <w:rPr>
-                <w:rFonts w:ascii="Arial" w:cs="Arial" w:eastAsia="Arial" w:hAnsi="Arial"/>
-                <w:b w:val="false"/>
-                <w:bCs w:val="false"/>
-                <w:i w:val="false"/>
-                <w:iCs w:val="false"/>
-                <w:color w:val="2A2E38"/>
-                <w:sz w:val="17"/>
-                <w:szCs w:val="17"/>
-              </w:rPr>
-              <w:t xml:space="preserve">286</w:t>
-            </w:r>
-          </w:p>
-        </w:tc>
-        <w:tc>
-          <w:tcPr>
-            <w:tcW w:type="dxa" w:w="900"/>
-            <w:tcBorders>
-              <w:top w:val="single" w:color="D9D4CB" w:sz="4"/>
-              <w:left w:val="none" w:color="auto" w:sz="0"/>
-              <w:bottom w:val="single" w:color="D9D4CB" w:sz="4"/>
-              <w:right w:val="none" w:color="auto" w:sz="0"/>
-            </w:tcBorders>
-            <w:shd w:fill="FBFAF8" w:color="auto" w:val="clear"/>
-            <w:tcMar>
-              <w:top w:type="dxa" w:w="52"/>
-              <w:left w:type="dxa" w:w="100"/>
-              <w:bottom w:type="dxa" w:w="52"/>
-              <w:right w:type="dxa" w:w="100"/>
-            </w:tcMar>
-            <w:vAlign w:val="center"/>
-          </w:tcPr>
-          <w:p>
-            <w:pPr>
-              <w:spacing w:after="0" w:line="240" w:lineRule="auto"/>
-              <w:jc w:val="center"/>
-            </w:pPr>
-            <w:r>
-              <w:rPr>
-                <w:rFonts w:ascii="Arial" w:cs="Arial" w:eastAsia="Arial" w:hAnsi="Arial"/>
-                <w:b w:val="false"/>
-                <w:bCs w:val="false"/>
-                <w:i w:val="false"/>
-                <w:iCs w:val="false"/>
-                <w:color w:val="2A2E38"/>
-                <w:sz w:val="17"/>
-                <w:szCs w:val="17"/>
-              </w:rPr>
-              <w:t xml:space="preserve">5–81</w:t>
-            </w:r>
-          </w:p>
-        </w:tc>
-        <w:tc>
-          <w:tcPr>
-            <w:tcW w:type="dxa" w:w="1300"/>
-            <w:tcBorders>
-              <w:top w:val="single" w:color="D9D4CB" w:sz="4"/>
-              <w:left w:val="none" w:color="auto" w:sz="0"/>
-              <w:bottom w:val="single" w:color="D9D4CB" w:sz="4"/>
-              <w:right w:val="none" w:color="auto" w:sz="0"/>
-            </w:tcBorders>
-            <w:shd w:fill="FBFAF8" w:color="auto" w:val="clear"/>
-            <w:tcMar>
-              <w:top w:type="dxa" w:w="52"/>
-              <w:left w:type="dxa" w:w="100"/>
-              <w:bottom w:type="dxa" w:w="52"/>
-              <w:right w:type="dxa" w:w="100"/>
-            </w:tcMar>
-            <w:vAlign w:val="center"/>
-          </w:tcPr>
-          <w:p>
-            <w:pPr>
-              <w:spacing w:after="0" w:line="240" w:lineRule="auto"/>
-              <w:jc w:val="center"/>
-            </w:pPr>
-            <w:r>
-              <w:rPr>
-                <w:rFonts w:ascii="Arial" w:cs="Arial" w:eastAsia="Arial" w:hAnsi="Arial"/>
-                <w:b w:val="false"/>
-                <w:bCs w:val="false"/>
-                <w:i w:val="false"/>
-                <w:iCs w:val="false"/>
-                <w:color w:val="2A2E38"/>
-                <w:sz w:val="17"/>
-                <w:szCs w:val="17"/>
-              </w:rPr>
-              <w:t xml:space="preserve">+0,15 %</w:t>
-            </w:r>
-          </w:p>
-        </w:tc>
-        <w:tc>
-          <w:tcPr>
-            <w:tcW w:type="dxa" w:w="1198"/>
-            <w:tcBorders>
-              <w:top w:val="single" w:color="D9D4CB" w:sz="4"/>
-              <w:left w:val="none" w:color="auto" w:sz="0"/>
-              <w:bottom w:val="single" w:color="D9D4CB" w:sz="4"/>
-              <w:right w:val="none" w:color="auto" w:sz="0"/>
-            </w:tcBorders>
-            <w:shd w:fill="FBFAF8" w:color="auto" w:val="clear"/>
-            <w:tcMar>
-              <w:top w:type="dxa" w:w="52"/>
-              <w:left w:type="dxa" w:w="100"/>
-              <w:bottom w:type="dxa" w:w="52"/>
-              <w:right w:type="dxa" w:w="100"/>
-            </w:tcMar>
-            <w:vAlign w:val="center"/>
-          </w:tcPr>
-          <w:p>
-            <w:pPr>
-              <w:spacing w:after="0" w:line="240" w:lineRule="auto"/>
-              <w:jc w:val="center"/>
-            </w:pPr>
-            <w:r>
-              <w:rPr>
-                <w:rFonts w:ascii="Arial" w:cs="Arial" w:eastAsia="Arial" w:hAnsi="Arial"/>
-                <w:b w:val="false"/>
-                <w:bCs w:val="false"/>
-                <w:i w:val="false"/>
-                <w:iCs w:val="false"/>
-                <w:color w:val="2A2E38"/>
-                <w:sz w:val="17"/>
-                <w:szCs w:val="17"/>
-              </w:rPr>
-              <w:t xml:space="preserve">0,16</w:t>
-            </w:r>
-          </w:p>
-        </w:tc>
-      </w:tr>
-      <w:tr>
-        <w:tc>
-          <w:tcPr>
-            <w:tcW w:type="dxa" w:w="1900"/>
-            <w:tcBorders>
-              <w:top w:val="single" w:color="D9D4CB" w:sz="4"/>
-              <w:left w:val="none" w:color="auto" w:sz="0"/>
-              <w:bottom w:val="single" w:color="D9D4CB" w:sz="4"/>
-              <w:right w:val="none" w:color="auto" w:sz="0"/>
-            </w:tcBorders>
-            <w:tcMar>
-              <w:top w:type="dxa" w:w="52"/>
-              <w:left w:type="dxa" w:w="100"/>
-              <w:bottom w:type="dxa" w:w="52"/>
-              <w:right w:type="dxa" w:w="100"/>
-            </w:tcMar>
-            <w:vAlign w:val="center"/>
-          </w:tcPr>
-          <w:p>
-            <w:pPr>
-              <w:spacing w:after="0" w:line="240" w:lineRule="auto"/>
-              <w:jc w:val="left"/>
-            </w:pPr>
-            <w:r>
-              <w:rPr>
-                <w:rFonts w:ascii="Arial" w:cs="Arial" w:eastAsia="Arial" w:hAnsi="Arial"/>
-                <w:b/>
-                <w:bCs/>
-                <w:i w:val="false"/>
-                <w:iCs w:val="false"/>
-                <w:color w:val="2A2E38"/>
-                <w:sz w:val="17"/>
-                <w:szCs w:val="17"/>
-              </w:rPr>
-              <w:t xml:space="preserve">Апартаменты Сити</w:t>
-            </w:r>
-          </w:p>
-        </w:tc>
-        <w:tc>
-          <w:tcPr>
-            <w:tcW w:type="dxa" w:w="3560"/>
-            <w:tcBorders>
-              <w:top w:val="single" w:color="D9D4CB" w:sz="4"/>
-              <w:left w:val="none" w:color="auto" w:sz="0"/>
-              <w:bottom w:val="single" w:color="D9D4CB" w:sz="4"/>
-              <w:right w:val="none" w:color="auto" w:sz="0"/>
-            </w:tcBorders>
-            <w:tcMar>
-              <w:top w:type="dxa" w:w="52"/>
-              <w:left w:type="dxa" w:w="100"/>
-              <w:bottom w:type="dxa" w:w="52"/>
-              <w:right w:type="dxa" w:w="100"/>
-            </w:tcMar>
-            <w:vAlign w:val="center"/>
-          </w:tcPr>
-          <w:p>
-            <w:pPr>
-              <w:spacing w:after="0" w:line="240" w:lineRule="auto"/>
-              <w:jc w:val="center"/>
-            </w:pPr>
-            <w:r>
-              <w:rPr>
-                <w:rFonts w:ascii="Arial" w:cs="Arial" w:eastAsia="Arial" w:hAnsi="Arial"/>
-                <w:b w:val="false"/>
-                <w:bCs w:val="false"/>
-                <w:i w:val="false"/>
-                <w:iCs w:val="false"/>
-                <w:color w:val="2A2E38"/>
-                <w:sz w:val="17"/>
-                <w:szCs w:val="17"/>
-              </w:rPr>
-              <w:t xml:space="preserve">апартаменты · башни 60–97 эт.</w:t>
-            </w:r>
-          </w:p>
-        </w:tc>
-        <w:tc>
-          <w:tcPr>
-            <w:tcW w:type="dxa" w:w="780"/>
-            <w:tcBorders>
-              <w:top w:val="single" w:color="D9D4CB" w:sz="4"/>
-              <w:left w:val="none" w:color="auto" w:sz="0"/>
-              <w:bottom w:val="single" w:color="D9D4CB" w:sz="4"/>
-              <w:right w:val="none" w:color="auto" w:sz="0"/>
-            </w:tcBorders>
-            <w:tcMar>
-              <w:top w:type="dxa" w:w="52"/>
-              <w:left w:type="dxa" w:w="100"/>
-              <w:bottom w:type="dxa" w:w="52"/>
-              <w:right w:type="dxa" w:w="100"/>
-            </w:tcMar>
-            <w:vAlign w:val="center"/>
-          </w:tcPr>
-          <w:p>
-            <w:pPr>
-              <w:spacing w:after="0" w:line="240" w:lineRule="auto"/>
-              <w:jc w:val="center"/>
-            </w:pPr>
-            <w:r>
-              <w:rPr>
-                <w:rFonts w:ascii="Arial" w:cs="Arial" w:eastAsia="Arial" w:hAnsi="Arial"/>
-                <w:b w:val="false"/>
-                <w:bCs w:val="false"/>
-                <w:i w:val="false"/>
-                <w:iCs w:val="false"/>
-                <w:color w:val="2A2E38"/>
-                <w:sz w:val="17"/>
-                <w:szCs w:val="17"/>
-              </w:rPr>
-              <w:t xml:space="preserve">131</w:t>
-            </w:r>
-          </w:p>
-        </w:tc>
-        <w:tc>
-          <w:tcPr>
-            <w:tcW w:type="dxa" w:w="900"/>
-            <w:tcBorders>
-              <w:top w:val="single" w:color="D9D4CB" w:sz="4"/>
-              <w:left w:val="none" w:color="auto" w:sz="0"/>
-              <w:bottom w:val="single" w:color="D9D4CB" w:sz="4"/>
-              <w:right w:val="none" w:color="auto" w:sz="0"/>
-            </w:tcBorders>
-            <w:tcMar>
-              <w:top w:type="dxa" w:w="52"/>
-              <w:left w:type="dxa" w:w="100"/>
-              <w:bottom w:type="dxa" w:w="52"/>
-              <w:right w:type="dxa" w:w="100"/>
-            </w:tcMar>
-            <w:vAlign w:val="center"/>
-          </w:tcPr>
-          <w:p>
-            <w:pPr>
-              <w:spacing w:after="0" w:line="240" w:lineRule="auto"/>
-              <w:jc w:val="center"/>
-            </w:pPr>
-            <w:r>
-              <w:rPr>
-                <w:rFonts w:ascii="Arial" w:cs="Arial" w:eastAsia="Arial" w:hAnsi="Arial"/>
-                <w:b w:val="false"/>
-                <w:bCs w:val="false"/>
-                <w:i w:val="false"/>
-                <w:iCs w:val="false"/>
-                <w:color w:val="2A2E38"/>
-                <w:sz w:val="17"/>
-                <w:szCs w:val="17"/>
-              </w:rPr>
-              <w:t xml:space="preserve">11–84</w:t>
-            </w:r>
-          </w:p>
-        </w:tc>
-        <w:tc>
-          <w:tcPr>
-            <w:tcW w:type="dxa" w:w="1300"/>
-            <w:tcBorders>
-              <w:top w:val="single" w:color="D9D4CB" w:sz="4"/>
-              <w:left w:val="none" w:color="auto" w:sz="0"/>
-              <w:bottom w:val="single" w:color="D9D4CB" w:sz="4"/>
-              <w:right w:val="none" w:color="auto" w:sz="0"/>
-            </w:tcBorders>
-            <w:tcMar>
-              <w:top w:type="dxa" w:w="52"/>
-              <w:left w:type="dxa" w:w="100"/>
-              <w:bottom w:type="dxa" w:w="52"/>
-              <w:right w:type="dxa" w:w="100"/>
-            </w:tcMar>
-            <w:vAlign w:val="center"/>
-          </w:tcPr>
-          <w:p>
-            <w:pPr>
-              <w:spacing w:after="0" w:line="240" w:lineRule="auto"/>
-              <w:jc w:val="center"/>
-            </w:pPr>
-            <w:r>
-              <w:rPr>
-                <w:rFonts w:ascii="Arial" w:cs="Arial" w:eastAsia="Arial" w:hAnsi="Arial"/>
-                <w:b w:val="false"/>
-                <w:bCs w:val="false"/>
-                <w:i w:val="false"/>
-                <w:iCs w:val="false"/>
-                <w:color w:val="2A2E38"/>
-                <w:sz w:val="17"/>
-                <w:szCs w:val="17"/>
-              </w:rPr>
-              <w:t xml:space="preserve">+0,88 %</w:t>
-            </w:r>
-          </w:p>
-        </w:tc>
-        <w:tc>
-          <w:tcPr>
-            <w:tcW w:type="dxa" w:w="1198"/>
-            <w:tcBorders>
-              <w:top w:val="single" w:color="D9D4CB" w:sz="4"/>
-              <w:left w:val="none" w:color="auto" w:sz="0"/>
-              <w:bottom w:val="single" w:color="D9D4CB" w:sz="4"/>
-              <w:right w:val="none" w:color="auto" w:sz="0"/>
-            </w:tcBorders>
-            <w:tcMar>
-              <w:top w:type="dxa" w:w="52"/>
-              <w:left w:type="dxa" w:w="100"/>
-              <w:bottom w:type="dxa" w:w="52"/>
-              <w:right w:type="dxa" w:w="100"/>
-            </w:tcMar>
-            <w:vAlign w:val="center"/>
-          </w:tcPr>
-          <w:p>
-            <w:pPr>
-              <w:spacing w:after="0" w:line="240" w:lineRule="auto"/>
-              <w:jc w:val="center"/>
-            </w:pPr>
-            <w:r>
-              <w:rPr>
-                <w:rFonts w:ascii="Arial" w:cs="Arial" w:eastAsia="Arial" w:hAnsi="Arial"/>
-                <w:b w:val="false"/>
-                <w:bCs w:val="false"/>
-                <w:i w:val="false"/>
-                <w:iCs w:val="false"/>
-                <w:color w:val="2A2E38"/>
-                <w:sz w:val="17"/>
-                <w:szCs w:val="17"/>
-              </w:rPr>
-              <w:t xml:space="preserve">0,34</w:t>
+              <w:t xml:space="preserve">+0,2 %</w:t>
             </w:r>
           </w:p>
         </w:tc>
@@ -15258,7 +14729,7 @@
           <w:sz w:val="15"/>
           <w:szCs w:val="15"/>
         </w:rPr>
-        <w:t xml:space="preserve">Регрессия ln(цена за м²) по этажу с поправкой на площадь. Для замера годятся только малоэтажные проекты: в 85-этажной башне прирост на этаж структурно другой — 0,15 % у «Дома Дау» против 2,3 % у соседей по Кутузовскому проспекту. Этаж объясняет треть разброса цены метра (R² = 0,33–0,40); остальное — планировка, вид и сторона света, но по этим параметрам оба лота в выгрузке описаны одинаково.</w:t>
+        <w:t xml:space="preserve">Считали по домам сопоставимой этажности: в одиннадцатиэтажном доме каждый этаж весит больше, чем в башне. У «Дома Дау» (85 этажей) прибавка всего 0,2 % за этаж — поэтому башни в расчёт не брались. Свой дом для такого замера мал: в нём всего 12 квартир в продаже. Этаж объясняет примерно треть разницы в цене метра, остальное — планировка, вид и сторона света; но по этим параметрам обе квартиры в выгрузке описаны одинаково.</w:t>
       </w:r>
     </w:p>
     <w:p>
@@ -15885,7 +15356,7 @@
         </w:rPr>
         <w:t xml:space="preserve">Объявление по нашему лоту — </w:t>
       </w:r>
-      <w:hyperlink w:history="1" r:id="rIdetiaebwqd6ie9tggfnyn3">
+      <w:hyperlink w:history="1" r:id="rIdennoumyiospszsta88pzw">
         <w:r>
           <w:rPr>
             <w:rFonts w:ascii="Arial" w:cs="Arial" w:eastAsia="Arial" w:hAnsi="Arial"/>
@@ -15932,7 +15403,7 @@
         </w:rPr>
         <w:t xml:space="preserve">Фото ремонта и цены лотов Capital Towers, Neva Towers — Яндекс Недвижимость — </w:t>
       </w:r>
-      <w:hyperlink w:history="1" r:id="rIda6kwhqayizo8-st0_ppae">
+      <w:hyperlink w:history="1" r:id="rIds4jns0jdz8tsjsy8tck78">
         <w:r>
           <w:rPr>
             <w:rFonts w:ascii="Arial" w:cs="Arial" w:eastAsia="Arial" w:hAnsi="Arial"/>
@@ -15979,7 +15450,7 @@
         </w:rPr>
         <w:t xml:space="preserve">Яндекс Карты — картографическая основа — </w:t>
       </w:r>
-      <w:hyperlink w:history="1" r:id="rId4mq3evmfujbeuhfrvrote">
+      <w:hyperlink w:history="1" r:id="rId1vgkhtxj6r8g0ywoewtgz">
         <w:r>
           <w:rPr>
             <w:rFonts w:ascii="Arial" w:cs="Arial" w:eastAsia="Arial" w:hAnsi="Arial"/>

--- a/kutuzovsky-lot/Кутузовский_XII_аналитика_по_лоту.docx
+++ b/kutuzovsky-lot/Кутузовский_XII_аналитика_по_лоту.docx
@@ -4192,7 +4192,7 @@
               <w:spacing w:after="0" w:line="240" w:lineRule="auto"/>
               <w:jc w:val="center"/>
             </w:pPr>
-            <w:hyperlink w:history="1" r:id="rIdr-6konzkifzcj_76l9fi3">
+            <w:hyperlink w:history="1" r:id="rId9pqcfb4savdvcejhwcbiq">
               <w:r>
                 <w:rPr>
                   <w:rFonts w:ascii="Arial" w:cs="Arial" w:eastAsia="Arial" w:hAnsi="Arial"/>
@@ -4462,7 +4462,7 @@
               <w:spacing w:after="0" w:line="240" w:lineRule="auto"/>
               <w:jc w:val="center"/>
             </w:pPr>
-            <w:hyperlink w:history="1" r:id="rIdt9_ff2m-dgnlbmxvxutvl">
+            <w:hyperlink w:history="1" r:id="rIdoqbfhylp9s6a9gzo2p6la">
               <w:r>
                 <w:rPr>
                   <w:rFonts w:ascii="Arial" w:cs="Arial" w:eastAsia="Arial" w:hAnsi="Arial"/>
@@ -4725,7 +4725,7 @@
               <w:spacing w:after="0" w:line="240" w:lineRule="auto"/>
               <w:jc w:val="center"/>
             </w:pPr>
-            <w:hyperlink w:history="1" r:id="rIdmem_3zulfasf-y7ogkzlv">
+            <w:hyperlink w:history="1" r:id="rIdhhca_ckoiswgo74ssc4c7">
               <w:r>
                 <w:rPr>
                   <w:rFonts w:ascii="Arial" w:cs="Arial" w:eastAsia="Arial" w:hAnsi="Arial"/>
@@ -4995,7 +4995,7 @@
               <w:spacing w:after="0" w:line="240" w:lineRule="auto"/>
               <w:jc w:val="center"/>
             </w:pPr>
-            <w:hyperlink w:history="1" r:id="rIdwkxb-xe8piir6be51b2br">
+            <w:hyperlink w:history="1" r:id="rIdmkzbhht-hcdiajyqiogdf">
               <w:r>
                 <w:rPr>
                   <w:rFonts w:ascii="Arial" w:cs="Arial" w:eastAsia="Arial" w:hAnsi="Arial"/>
@@ -5258,7 +5258,7 @@
               <w:spacing w:after="0" w:line="240" w:lineRule="auto"/>
               <w:jc w:val="center"/>
             </w:pPr>
-            <w:hyperlink w:history="1" r:id="rIdrc1b0451h84iotkcpapmv">
+            <w:hyperlink w:history="1" r:id="rIdu56xgaysand1d5njleoye">
               <w:r>
                 <w:rPr>
                   <w:rFonts w:ascii="Arial" w:cs="Arial" w:eastAsia="Arial" w:hAnsi="Arial"/>
@@ -5528,7 +5528,7 @@
               <w:spacing w:after="0" w:line="240" w:lineRule="auto"/>
               <w:jc w:val="center"/>
             </w:pPr>
-            <w:hyperlink w:history="1" r:id="rIdcek43o70u_xdmwxx73qbw">
+            <w:hyperlink w:history="1" r:id="rIdj8wbsfcojfyekjfjf8bx3">
               <w:r>
                 <w:rPr>
                   <w:rFonts w:ascii="Arial" w:cs="Arial" w:eastAsia="Arial" w:hAnsi="Arial"/>
@@ -5791,7 +5791,7 @@
               <w:spacing w:after="0" w:line="240" w:lineRule="auto"/>
               <w:jc w:val="center"/>
             </w:pPr>
-            <w:hyperlink w:history="1" r:id="rIdu9y82ep4qwevwogoxqhen">
+            <w:hyperlink w:history="1" r:id="rIdoqohox2oylpwsbhobeuaj">
               <w:r>
                 <w:rPr>
                   <w:rFonts w:ascii="Arial" w:cs="Arial" w:eastAsia="Arial" w:hAnsi="Arial"/>
@@ -6061,7 +6061,7 @@
               <w:spacing w:after="0" w:line="240" w:lineRule="auto"/>
               <w:jc w:val="center"/>
             </w:pPr>
-            <w:hyperlink w:history="1" r:id="rIda9gbxjsd6x_zs_lg-hbvc">
+            <w:hyperlink w:history="1" r:id="rIdq83qwqrvybnxsbthjv2t2">
               <w:r>
                 <w:rPr>
                   <w:rFonts w:ascii="Arial" w:cs="Arial" w:eastAsia="Arial" w:hAnsi="Arial"/>
@@ -6324,7 +6324,7 @@
               <w:spacing w:after="0" w:line="240" w:lineRule="auto"/>
               <w:jc w:val="center"/>
             </w:pPr>
-            <w:hyperlink w:history="1" r:id="rIdrgfffcfbg3yxbseuico7a">
+            <w:hyperlink w:history="1" r:id="rIdtlsiu2bjasun70ziopkkl">
               <w:r>
                 <w:rPr>
                   <w:rFonts w:ascii="Arial" w:cs="Arial" w:eastAsia="Arial" w:hAnsi="Arial"/>
@@ -6594,7 +6594,7 @@
               <w:spacing w:after="0" w:line="240" w:lineRule="auto"/>
               <w:jc w:val="center"/>
             </w:pPr>
-            <w:hyperlink w:history="1" r:id="rIdin_wloiouxszzlctic7ox">
+            <w:hyperlink w:history="1" r:id="rId7eca3q-muaalccgiierl6">
               <w:r>
                 <w:rPr>
                   <w:rFonts w:ascii="Arial" w:cs="Arial" w:eastAsia="Arial" w:hAnsi="Arial"/>
@@ -6857,7 +6857,7 @@
               <w:spacing w:after="0" w:line="240" w:lineRule="auto"/>
               <w:jc w:val="center"/>
             </w:pPr>
-            <w:hyperlink w:history="1" r:id="rIdmit-2picak7dz104eyrb7">
+            <w:hyperlink w:history="1" r:id="rIdv-d8n0dakspvfreusxsj7">
               <w:r>
                 <w:rPr>
                   <w:rFonts w:ascii="Arial" w:cs="Arial" w:eastAsia="Arial" w:hAnsi="Arial"/>
@@ -7127,7 +7127,7 @@
               <w:spacing w:after="0" w:line="240" w:lineRule="auto"/>
               <w:jc w:val="center"/>
             </w:pPr>
-            <w:hyperlink w:history="1" r:id="rId01rdtzja2zp1d-yfiwuyi">
+            <w:hyperlink w:history="1" r:id="rIdvinudzs5y7xiqwv_e9pxi">
               <w:r>
                 <w:rPr>
                   <w:rFonts w:ascii="Arial" w:cs="Arial" w:eastAsia="Arial" w:hAnsi="Arial"/>
@@ -9797,7 +9797,7 @@
             <w:pPr>
               <w:spacing w:after="0" w:line="216" w:lineRule="auto"/>
             </w:pPr>
-            <w:hyperlink w:history="1" r:id="rIdfi8ocabvymf1ip0rm0bir">
+            <w:hyperlink w:history="1" r:id="rIdflwfwwocgrq7fiayhwj-z">
               <w:r>
                 <w:rPr>
                   <w:rFonts w:ascii="Arial" w:cs="Arial" w:eastAsia="Arial" w:hAnsi="Arial"/>
@@ -9947,7 +9947,7 @@
             <w:pPr>
               <w:spacing w:after="0" w:line="216" w:lineRule="auto"/>
             </w:pPr>
-            <w:hyperlink w:history="1" r:id="rIde4qidfloinzdaftbbj_af">
+            <w:hyperlink w:history="1" r:id="rIdcxtwqxnav61jgtng68vj4">
               <w:r>
                 <w:rPr>
                   <w:rFonts w:ascii="Arial" w:cs="Arial" w:eastAsia="Arial" w:hAnsi="Arial"/>
@@ -10099,7 +10099,7 @@
             <w:pPr>
               <w:spacing w:after="0" w:line="216" w:lineRule="auto"/>
             </w:pPr>
-            <w:hyperlink w:history="1" r:id="rIdkr_njb0zauybzie5wuoce">
+            <w:hyperlink w:history="1" r:id="rIdeownj2iftlbcdn9kln_uc">
               <w:r>
                 <w:rPr>
                   <w:rFonts w:ascii="Arial" w:cs="Arial" w:eastAsia="Arial" w:hAnsi="Arial"/>
@@ -10249,7 +10249,7 @@
             <w:pPr>
               <w:spacing w:after="0" w:line="216" w:lineRule="auto"/>
             </w:pPr>
-            <w:hyperlink w:history="1" r:id="rIdxeu8fn41fg1-zfyq0rfrp">
+            <w:hyperlink w:history="1" r:id="rIdp0jh6532kdykii4liiqpl">
               <w:r>
                 <w:rPr>
                   <w:rFonts w:ascii="Arial" w:cs="Arial" w:eastAsia="Arial" w:hAnsi="Arial"/>
@@ -10401,7 +10401,7 @@
             <w:pPr>
               <w:spacing w:after="0" w:line="216" w:lineRule="auto"/>
             </w:pPr>
-            <w:hyperlink w:history="1" r:id="rIdv52eb0r5uum2lyl1jw3sd">
+            <w:hyperlink w:history="1" r:id="rId5xzf9lmsjs865xgcl1jhz">
               <w:r>
                 <w:rPr>
                   <w:rFonts w:ascii="Arial" w:cs="Arial" w:eastAsia="Arial" w:hAnsi="Arial"/>
@@ -10551,7 +10551,7 @@
             <w:pPr>
               <w:spacing w:after="0" w:line="216" w:lineRule="auto"/>
             </w:pPr>
-            <w:hyperlink w:history="1" r:id="rIdzrd3dwws25zvrrn8w5sq3">
+            <w:hyperlink w:history="1" r:id="rIddfqrulzmt1llmyh6l0_dx">
               <w:r>
                 <w:rPr>
                   <w:rFonts w:ascii="Arial" w:cs="Arial" w:eastAsia="Arial" w:hAnsi="Arial"/>
@@ -11093,7 +11093,7 @@
               <w:spacing w:after="0" w:line="240" w:lineRule="auto"/>
               <w:jc w:val="center"/>
             </w:pPr>
-            <w:hyperlink w:history="1" r:id="rIdb8xe5jmsfzx3adnpadni-">
+            <w:hyperlink w:history="1" r:id="rIdmljkbbkhmc6emhswo5o4d">
               <w:r>
                 <w:rPr>
                   <w:rFonts w:ascii="Arial" w:cs="Arial" w:eastAsia="Arial" w:hAnsi="Arial"/>
@@ -11325,7 +11325,7 @@
               <w:spacing w:after="0" w:line="240" w:lineRule="auto"/>
               <w:jc w:val="center"/>
             </w:pPr>
-            <w:hyperlink w:history="1" r:id="rIdzigfrycobxvakvmilfq8j">
+            <w:hyperlink w:history="1" r:id="rId4ni2s6hdyan1hcfiwsq9w">
               <w:r>
                 <w:rPr>
                   <w:rFonts w:ascii="Arial" w:cs="Arial" w:eastAsia="Arial" w:hAnsi="Arial"/>
@@ -11551,7 +11551,7 @@
               <w:spacing w:after="0" w:line="240" w:lineRule="auto"/>
               <w:jc w:val="center"/>
             </w:pPr>
-            <w:hyperlink w:history="1" r:id="rIdpz2u3mc0dxovpu6g9-ks_">
+            <w:hyperlink w:history="1" r:id="rIdtvr4qntjlixqexnq8f7w_">
               <w:r>
                 <w:rPr>
                   <w:rFonts w:ascii="Arial" w:cs="Arial" w:eastAsia="Arial" w:hAnsi="Arial"/>
@@ -11783,7 +11783,7 @@
               <w:spacing w:after="0" w:line="240" w:lineRule="auto"/>
               <w:jc w:val="center"/>
             </w:pPr>
-            <w:hyperlink w:history="1" r:id="rIdrkidzrnk_zahqkwnssi0a">
+            <w:hyperlink w:history="1" r:id="rId8kqkxjenb-uxonwymnsys">
               <w:r>
                 <w:rPr>
                   <w:rFonts w:ascii="Arial" w:cs="Arial" w:eastAsia="Arial" w:hAnsi="Arial"/>
@@ -12009,7 +12009,7 @@
               <w:spacing w:after="0" w:line="240" w:lineRule="auto"/>
               <w:jc w:val="center"/>
             </w:pPr>
-            <w:hyperlink w:history="1" r:id="rIddzntusw3__xyoneq1zgyn">
+            <w:hyperlink w:history="1" r:id="rId_ip-lkg-ieeshxv86zulk">
               <w:r>
                 <w:rPr>
                   <w:rFonts w:ascii="Arial" w:cs="Arial" w:eastAsia="Arial" w:hAnsi="Arial"/>
@@ -12241,7 +12241,7 @@
               <w:spacing w:after="0" w:line="240" w:lineRule="auto"/>
               <w:jc w:val="center"/>
             </w:pPr>
-            <w:hyperlink w:history="1" r:id="rId8eixuawwrg5cmtf-xw8q4">
+            <w:hyperlink w:history="1" r:id="rIded0volgpfa-ehkpqveut3">
               <w:r>
                 <w:rPr>
                   <w:rFonts w:ascii="Arial" w:cs="Arial" w:eastAsia="Arial" w:hAnsi="Arial"/>
@@ -12467,7 +12467,7 @@
               <w:spacing w:after="0" w:line="240" w:lineRule="auto"/>
               <w:jc w:val="center"/>
             </w:pPr>
-            <w:hyperlink w:history="1" r:id="rIdo15fz5pvyts7fpjtd_jbg">
+            <w:hyperlink w:history="1" r:id="rId-sm3llixamzqrk7o1au6w">
               <w:r>
                 <w:rPr>
                   <w:rFonts w:ascii="Arial" w:cs="Arial" w:eastAsia="Arial" w:hAnsi="Arial"/>
@@ -12699,7 +12699,7 @@
               <w:spacing w:after="0" w:line="240" w:lineRule="auto"/>
               <w:jc w:val="center"/>
             </w:pPr>
-            <w:hyperlink w:history="1" r:id="rIdlnjshujsis6rpgdtg-_ls">
+            <w:hyperlink w:history="1" r:id="rId7wsdysdwu8wtm7lvtglk4">
               <w:r>
                 <w:rPr>
                   <w:rFonts w:ascii="Arial" w:cs="Arial" w:eastAsia="Arial" w:hAnsi="Arial"/>
@@ -12925,7 +12925,7 @@
               <w:spacing w:after="0" w:line="240" w:lineRule="auto"/>
               <w:jc w:val="center"/>
             </w:pPr>
-            <w:hyperlink w:history="1" r:id="rIdhmc_1vu_-g_ttxrb9fpzx">
+            <w:hyperlink w:history="1" r:id="rIdgj7cxoat1zgjxlyyhrsv1">
               <w:r>
                 <w:rPr>
                   <w:rFonts w:ascii="Arial" w:cs="Arial" w:eastAsia="Arial" w:hAnsi="Arial"/>
@@ -13157,7 +13157,7 @@
               <w:spacing w:after="0" w:line="240" w:lineRule="auto"/>
               <w:jc w:val="center"/>
             </w:pPr>
-            <w:hyperlink w:history="1" r:id="rIdjhejv2bppci0vhx9jeifu">
+            <w:hyperlink w:history="1" r:id="rIdcceazzccpwsfo-jdu0mem">
               <w:r>
                 <w:rPr>
                   <w:rFonts w:ascii="Arial" w:cs="Arial" w:eastAsia="Arial" w:hAnsi="Arial"/>
@@ -13383,7 +13383,7 @@
               <w:spacing w:after="0" w:line="240" w:lineRule="auto"/>
               <w:jc w:val="center"/>
             </w:pPr>
-            <w:hyperlink w:history="1" r:id="rIdzwyu6twk89mx0h08ao6cx">
+            <w:hyperlink w:history="1" r:id="rIdp57-ivjvh36glv2a_878x">
               <w:r>
                 <w:rPr>
                   <w:rFonts w:ascii="Arial" w:cs="Arial" w:eastAsia="Arial" w:hAnsi="Arial"/>
@@ -13844,50 +13844,271 @@
         <w:t xml:space="preserve">. Оставшиеся 12,5–18,0 млн ₽ обосновать нечем — и именно они держат квартиру в экспозиции.</w:t>
       </w:r>
     </w:p>
+    <w:tbl>
+      <w:tblPr>
+        <w:tblW w:type="dxa" w:w="9638"/>
+        <w:tblBorders>
+          <w:top w:val="single" w:color="auto" w:sz="4"/>
+          <w:left w:val="single" w:color="auto" w:sz="4"/>
+          <w:bottom w:val="single" w:color="auto" w:sz="4"/>
+          <w:right w:val="single" w:color="auto" w:sz="4"/>
+          <w:insideH w:val="single" w:color="auto" w:sz="4"/>
+          <w:insideV w:val="single" w:color="auto" w:sz="4"/>
+        </w:tblBorders>
+      </w:tblPr>
+      <w:tblGrid>
+        <w:gridCol w:w="2409"/>
+        <w:gridCol w:w="2409"/>
+        <w:gridCol w:w="2409"/>
+        <w:gridCol w:w="2411"/>
+      </w:tblGrid>
+      <w:tr>
+        <w:tc>
+          <w:tcPr>
+            <w:tcW w:type="dxa" w:w="2409"/>
+            <w:tcBorders>
+              <w:top w:val="single" w:color="A9762F" w:sz="18"/>
+              <w:left w:val="single" w:color="FCFCFB" w:sz="26"/>
+              <w:bottom w:val="none" w:color="auto" w:sz="0"/>
+              <w:right w:val="single" w:color="FCFCFB" w:sz="26"/>
+            </w:tcBorders>
+            <w:shd w:fill="F5F2ED" w:color="auto" w:val="clear"/>
+            <w:tcMar>
+              <w:top w:type="dxa" w:w="118"/>
+              <w:left w:type="dxa" w:w="170"/>
+              <w:bottom w:type="dxa" w:w="118"/>
+              <w:right w:type="dxa" w:w="110"/>
+            </w:tcMar>
+            <w:vAlign w:val="center"/>
+          </w:tcPr>
+          <w:p>
+            <w:pPr>
+              <w:spacing w:after="40" w:line="240" w:lineRule="auto"/>
+            </w:pPr>
+            <w:r>
+              <w:rPr>
+                <w:rFonts w:ascii="Georgia" w:cs="Georgia" w:eastAsia="Georgia" w:hAnsi="Georgia"/>
+                <w:b/>
+                <w:bCs/>
+                <w:i w:val="false"/>
+                <w:iCs w:val="false"/>
+                <w:color w:val="1F2A44"/>
+                <w:sz w:val="27"/>
+                <w:szCs w:val="27"/>
+              </w:rPr>
+              <w:t xml:space="preserve">133,0 млн ₽</w:t>
+            </w:r>
+          </w:p>
+          <w:p>
+            <w:pPr>
+              <w:spacing w:after="0" w:line="200" w:lineRule="auto"/>
+            </w:pPr>
+            <w:r>
+              <w:rPr>
+                <w:rFonts w:ascii="Arial" w:cs="Arial" w:eastAsia="Arial" w:hAnsi="Arial"/>
+                <w:b w:val="false"/>
+                <w:bCs w:val="false"/>
+                <w:i w:val="false"/>
+                <w:iCs w:val="false"/>
+                <w:caps/>
+                <w:color w:val="70788A"/>
+                <w:spacing w:val="24"/>
+                <w:sz w:val="13"/>
+                <w:szCs w:val="13"/>
+              </w:rPr>
+              <w:t xml:space="preserve">Квартира на 2 этаже</w:t>
+            </w:r>
+          </w:p>
+        </w:tc>
+        <w:tc>
+          <w:tcPr>
+            <w:tcW w:type="dxa" w:w="2409"/>
+            <w:tcBorders>
+              <w:top w:val="single" w:color="A9762F" w:sz="18"/>
+              <w:left w:val="single" w:color="FCFCFB" w:sz="26"/>
+              <w:bottom w:val="none" w:color="auto" w:sz="0"/>
+              <w:right w:val="single" w:color="FCFCFB" w:sz="26"/>
+            </w:tcBorders>
+            <w:shd w:fill="F5F2ED" w:color="auto" w:val="clear"/>
+            <w:tcMar>
+              <w:top w:type="dxa" w:w="118"/>
+              <w:left w:type="dxa" w:w="170"/>
+              <w:bottom w:type="dxa" w:w="118"/>
+              <w:right w:type="dxa" w:w="110"/>
+            </w:tcMar>
+            <w:vAlign w:val="center"/>
+          </w:tcPr>
+          <w:p>
+            <w:pPr>
+              <w:spacing w:after="40" w:line="240" w:lineRule="auto"/>
+            </w:pPr>
+            <w:r>
+              <w:rPr>
+                <w:rFonts w:ascii="Georgia" w:cs="Georgia" w:eastAsia="Georgia" w:hAnsi="Georgia"/>
+                <w:b/>
+                <w:bCs/>
+                <w:i w:val="false"/>
+                <w:iCs w:val="false"/>
+                <w:color w:val="1F2A44"/>
+                <w:sz w:val="27"/>
+                <w:szCs w:val="27"/>
+              </w:rPr>
+              <w:t xml:space="preserve">+ 11,5–17,0</w:t>
+            </w:r>
+          </w:p>
+          <w:p>
+            <w:pPr>
+              <w:spacing w:after="0" w:line="200" w:lineRule="auto"/>
+            </w:pPr>
+            <w:r>
+              <w:rPr>
+                <w:rFonts w:ascii="Arial" w:cs="Arial" w:eastAsia="Arial" w:hAnsi="Arial"/>
+                <w:b w:val="false"/>
+                <w:bCs w:val="false"/>
+                <w:i w:val="false"/>
+                <w:iCs w:val="false"/>
+                <w:caps/>
+                <w:color w:val="70788A"/>
+                <w:spacing w:val="24"/>
+                <w:sz w:val="13"/>
+                <w:szCs w:val="13"/>
+              </w:rPr>
+              <w:t xml:space="preserve">Четыре этажа</w:t>
+            </w:r>
+          </w:p>
+        </w:tc>
+        <w:tc>
+          <w:tcPr>
+            <w:tcW w:type="dxa" w:w="2409"/>
+            <w:tcBorders>
+              <w:top w:val="single" w:color="A9762F" w:sz="18"/>
+              <w:left w:val="single" w:color="FCFCFB" w:sz="26"/>
+              <w:bottom w:val="none" w:color="auto" w:sz="0"/>
+              <w:right w:val="single" w:color="FCFCFB" w:sz="26"/>
+            </w:tcBorders>
+            <w:shd w:fill="F5F2ED" w:color="auto" w:val="clear"/>
+            <w:tcMar>
+              <w:top w:type="dxa" w:w="118"/>
+              <w:left w:type="dxa" w:w="170"/>
+              <w:bottom w:type="dxa" w:w="118"/>
+              <w:right w:type="dxa" w:w="110"/>
+            </w:tcMar>
+            <w:vAlign w:val="center"/>
+          </w:tcPr>
+          <w:p>
+            <w:pPr>
+              <w:spacing w:after="40" w:line="240" w:lineRule="auto"/>
+            </w:pPr>
+            <w:r>
+              <w:rPr>
+                <w:rFonts w:ascii="Georgia" w:cs="Georgia" w:eastAsia="Georgia" w:hAnsi="Georgia"/>
+                <w:b/>
+                <w:bCs/>
+                <w:i w:val="false"/>
+                <w:iCs w:val="false"/>
+                <w:color w:val="1F2A44"/>
+                <w:sz w:val="27"/>
+                <w:szCs w:val="27"/>
+              </w:rPr>
+              <w:t xml:space="preserve">144,5–150,0</w:t>
+            </w:r>
+          </w:p>
+          <w:p>
+            <w:pPr>
+              <w:spacing w:after="0" w:line="200" w:lineRule="auto"/>
+            </w:pPr>
+            <w:r>
+              <w:rPr>
+                <w:rFonts w:ascii="Arial" w:cs="Arial" w:eastAsia="Arial" w:hAnsi="Arial"/>
+                <w:b w:val="false"/>
+                <w:bCs w:val="false"/>
+                <w:i w:val="false"/>
+                <w:iCs w:val="false"/>
+                <w:caps/>
+                <w:color w:val="70788A"/>
+                <w:spacing w:val="24"/>
+                <w:sz w:val="13"/>
+                <w:szCs w:val="13"/>
+              </w:rPr>
+              <w:t xml:space="preserve">Итого по рынку</w:t>
+            </w:r>
+          </w:p>
+        </w:tc>
+        <w:tc>
+          <w:tcPr>
+            <w:tcW w:type="dxa" w:w="2411"/>
+            <w:tcBorders>
+              <w:top w:val="single" w:color="B3282D" w:sz="18"/>
+              <w:left w:val="single" w:color="FCFCFB" w:sz="26"/>
+              <w:bottom w:val="none" w:color="auto" w:sz="0"/>
+              <w:right w:val="single" w:color="FCFCFB" w:sz="26"/>
+            </w:tcBorders>
+            <w:shd w:fill="F7EEEE" w:color="auto" w:val="clear"/>
+            <w:tcMar>
+              <w:top w:type="dxa" w:w="118"/>
+              <w:left w:type="dxa" w:w="170"/>
+              <w:bottom w:type="dxa" w:w="118"/>
+              <w:right w:type="dxa" w:w="110"/>
+            </w:tcMar>
+            <w:vAlign w:val="center"/>
+          </w:tcPr>
+          <w:p>
+            <w:pPr>
+              <w:spacing w:after="40" w:line="240" w:lineRule="auto"/>
+            </w:pPr>
+            <w:r>
+              <w:rPr>
+                <w:rFonts w:ascii="Georgia" w:cs="Georgia" w:eastAsia="Georgia" w:hAnsi="Georgia"/>
+                <w:b/>
+                <w:bCs/>
+                <w:i w:val="false"/>
+                <w:iCs w:val="false"/>
+                <w:color w:val="B3282D"/>
+                <w:sz w:val="27"/>
+                <w:szCs w:val="27"/>
+              </w:rPr>
+              <w:t xml:space="preserve">162,5 млн ₽</w:t>
+            </w:r>
+          </w:p>
+          <w:p>
+            <w:pPr>
+              <w:spacing w:after="0" w:line="200" w:lineRule="auto"/>
+            </w:pPr>
+            <w:r>
+              <w:rPr>
+                <w:rFonts w:ascii="Arial" w:cs="Arial" w:eastAsia="Arial" w:hAnsi="Arial"/>
+                <w:b w:val="false"/>
+                <w:bCs w:val="false"/>
+                <w:i w:val="false"/>
+                <w:iCs w:val="false"/>
+                <w:caps/>
+                <w:color w:val="70788A"/>
+                <w:spacing w:val="24"/>
+                <w:sz w:val="13"/>
+                <w:szCs w:val="13"/>
+              </w:rPr>
+              <w:t xml:space="preserve">Столько просят</w:t>
+            </w:r>
+          </w:p>
+        </w:tc>
+      </w:tr>
+    </w:tbl>
     <w:p>
       <w:pPr>
-        <w:spacing w:after="50"/>
-        <w:jc w:val="center"/>
+        <w:spacing w:after="40"/>
       </w:pPr>
       <w:r>
-        <w:drawing>
-          <wp:inline distT="0" distB="0" distL="0" distR="0">
-            <wp:extent cx="6124575" cy="2447925"/>
-            <wp:effectExtent t="0" r="0" b="0" l="0"/>
-            <wp:docPr id="1" name="" descr="" title=""/>
-            <wp:cNvGraphicFramePr>
-              <a:graphicFrameLocks xmlns:a="http://schemas.openxmlformats.org/drawingml/2006/main" noChangeAspect="1"/>
-            </wp:cNvGraphicFramePr>
-            <a:graphic xmlns:a="http://schemas.openxmlformats.org/drawingml/2006/main">
-              <a:graphicData uri="http://schemas.openxmlformats.org/drawingml/2006/picture">
-                <pic:pic xmlns:pic="http://schemas.openxmlformats.org/drawingml/2006/picture">
-                  <pic:nvPicPr>
-                    <pic:cNvPr id="0" name="" descr=""/>
-                    <pic:cNvPicPr>
-                      <a:picLocks noChangeAspect="1" noChangeArrowheads="1"/>
-                    </pic:cNvPicPr>
-                  </pic:nvPicPr>
-                  <pic:blipFill>
-                    <a:blip r:embed="rId16" cstate="none"/>
-                    <a:srcRect/>
-                    <a:stretch>
-                      <a:fillRect/>
-                    </a:stretch>
-                  </pic:blipFill>
-                  <pic:spPr bwMode="auto">
-                    <a:xfrm>
-                      <a:off x="0" y="0"/>
-                      <a:ext cx="6124575" cy="2447925"/>
-                    </a:xfrm>
-                    <a:prstGeom prst="rect">
-                      <a:avLst/>
-                    </a:prstGeom>
-                  </pic:spPr>
-                </pic:pic>
-              </a:graphicData>
-            </a:graphic>
-          </wp:inline>
-        </w:drawing>
+        <w:rPr>
+          <w:rFonts w:ascii="Arial" w:cs="Arial" w:eastAsia="Arial" w:hAnsi="Arial"/>
+          <w:b w:val="false"/>
+          <w:bCs w:val="false"/>
+          <w:i w:val="false"/>
+          <w:iCs w:val="false"/>
+          <w:color w:val="2A2E38"/>
+          <w:sz w:val="19"/>
+          <w:szCs w:val="19"/>
+        </w:rPr>
+        <w:t xml:space="preserve"/>
       </w:r>
     </w:p>
     <w:p>
@@ -14734,8 +14955,7 @@
     </w:p>
     <w:p>
       <w:pPr>
-        <w:pageBreakBefore/>
-        <w:spacing w:after="110" w:before="0"/>
+        <w:spacing w:after="110" w:before="170"/>
       </w:pPr>
       <w:r>
         <w:rPr>
@@ -14830,7 +15050,8 @@
     </w:p>
     <w:p>
       <w:pPr>
-        <w:spacing w:after="110" w:before="170"/>
+        <w:pageBreakBefore/>
+        <w:spacing w:after="110" w:before="0"/>
       </w:pPr>
       <w:r>
         <w:rPr>
@@ -14843,7 +15064,1919 @@
           <w:sz w:val="24"/>
           <w:szCs w:val="24"/>
         </w:rPr>
-        <w:t xml:space="preserve">Причина 3. За те же деньги локация даёт больше</w:t>
+        <w:t xml:space="preserve">Причина 3. За те же деньги Москва-Сити даёт больше</w:t>
+      </w:r>
+    </w:p>
+    <w:p>
+      <w:pPr>
+        <w:spacing w:after="180" w:line="258" w:lineRule="auto"/>
+        <w:ind w:right="1560"/>
+      </w:pPr>
+      <w:r>
+        <w:rPr>
+          <w:rFonts w:ascii="Arial" w:cs="Arial" w:eastAsia="Arial" w:hAnsi="Arial"/>
+          <w:b w:val="false"/>
+          <w:bCs w:val="false"/>
+          <w:i w:val="false"/>
+          <w:iCs w:val="false"/>
+          <w:color w:val="2A2E38"/>
+          <w:sz w:val="19"/>
+          <w:szCs w:val="19"/>
+        </w:rPr>
+        <w:t xml:space="preserve">Покупатель с бюджетом около 160 млн ₽ сравнивает нашу квартиру не со стройками на Кутузовском проспекте, а с готовыми башнями в десяти минутах езды. Вот что там продаётся прямо сейчас.</w:t>
+      </w:r>
+    </w:p>
+    <w:tbl>
+      <w:tblPr>
+        <w:tblW w:type="dxa" w:w="9638"/>
+        <w:tblBorders>
+          <w:top w:val="single" w:color="auto" w:sz="4"/>
+          <w:left w:val="single" w:color="auto" w:sz="4"/>
+          <w:bottom w:val="single" w:color="auto" w:sz="4"/>
+          <w:right w:val="single" w:color="auto" w:sz="4"/>
+          <w:insideH w:val="single" w:color="auto" w:sz="4"/>
+          <w:insideV w:val="single" w:color="auto" w:sz="4"/>
+        </w:tblBorders>
+      </w:tblPr>
+      <w:tblGrid>
+        <w:gridCol w:w="2500"/>
+        <w:gridCol w:w="1150"/>
+        <w:gridCol w:w="900"/>
+        <w:gridCol w:w="1150"/>
+        <w:gridCol w:w="2400"/>
+        <w:gridCol w:w="1538"/>
+      </w:tblGrid>
+      <w:tr>
+        <w:trPr>
+          <w:tblHeader/>
+        </w:trPr>
+        <w:tc>
+          <w:tcPr>
+            <w:tcW w:type="dxa" w:w="2500"/>
+            <w:tcBorders>
+              <w:top w:val="single" w:color="1F2A44" w:sz="4"/>
+              <w:left w:val="none" w:color="auto" w:sz="0"/>
+              <w:bottom w:val="single" w:color="D9D4CB" w:sz="4"/>
+              <w:right w:val="none" w:color="auto" w:sz="0"/>
+            </w:tcBorders>
+            <w:shd w:fill="1F2A44" w:color="auto" w:val="clear"/>
+            <w:tcMar>
+              <w:top w:type="dxa" w:w="52"/>
+              <w:left w:type="dxa" w:w="100"/>
+              <w:bottom w:type="dxa" w:w="52"/>
+              <w:right w:type="dxa" w:w="100"/>
+            </w:tcMar>
+            <w:vAlign w:val="center"/>
+          </w:tcPr>
+          <w:p>
+            <w:pPr>
+              <w:spacing w:after="0" w:line="240" w:lineRule="auto"/>
+              <w:jc w:val="left"/>
+            </w:pPr>
+            <w:r>
+              <w:rPr>
+                <w:rFonts w:ascii="Arial" w:cs="Arial" w:eastAsia="Arial" w:hAnsi="Arial"/>
+                <w:b/>
+                <w:bCs/>
+                <w:i w:val="false"/>
+                <w:iCs w:val="false"/>
+                <w:color w:val="FFFFFF"/>
+                <w:sz w:val="16"/>
+                <w:szCs w:val="16"/>
+              </w:rPr>
+              <w:t xml:space="preserve">Что покупают вместо нашей квартиры</w:t>
+            </w:r>
+          </w:p>
+        </w:tc>
+        <w:tc>
+          <w:tcPr>
+            <w:tcW w:type="dxa" w:w="1150"/>
+            <w:tcBorders>
+              <w:top w:val="single" w:color="1F2A44" w:sz="4"/>
+              <w:left w:val="none" w:color="auto" w:sz="0"/>
+              <w:bottom w:val="single" w:color="D9D4CB" w:sz="4"/>
+              <w:right w:val="none" w:color="auto" w:sz="0"/>
+            </w:tcBorders>
+            <w:shd w:fill="1F2A44" w:color="auto" w:val="clear"/>
+            <w:tcMar>
+              <w:top w:type="dxa" w:w="52"/>
+              <w:left w:type="dxa" w:w="100"/>
+              <w:bottom w:type="dxa" w:w="52"/>
+              <w:right w:type="dxa" w:w="100"/>
+            </w:tcMar>
+            <w:vAlign w:val="center"/>
+          </w:tcPr>
+          <w:p>
+            <w:pPr>
+              <w:spacing w:after="0" w:line="240" w:lineRule="auto"/>
+              <w:jc w:val="center"/>
+            </w:pPr>
+            <w:r>
+              <w:rPr>
+                <w:rFonts w:ascii="Arial" w:cs="Arial" w:eastAsia="Arial" w:hAnsi="Arial"/>
+                <w:b/>
+                <w:bCs/>
+                <w:i w:val="false"/>
+                <w:iCs w:val="false"/>
+                <w:color w:val="FFFFFF"/>
+                <w:sz w:val="16"/>
+                <w:szCs w:val="16"/>
+              </w:rPr>
+              <w:t xml:space="preserve">Площадь,
+м²</w:t>
+            </w:r>
+          </w:p>
+        </w:tc>
+        <w:tc>
+          <w:tcPr>
+            <w:tcW w:type="dxa" w:w="900"/>
+            <w:tcBorders>
+              <w:top w:val="single" w:color="1F2A44" w:sz="4"/>
+              <w:left w:val="none" w:color="auto" w:sz="0"/>
+              <w:bottom w:val="single" w:color="D9D4CB" w:sz="4"/>
+              <w:right w:val="none" w:color="auto" w:sz="0"/>
+            </w:tcBorders>
+            <w:shd w:fill="1F2A44" w:color="auto" w:val="clear"/>
+            <w:tcMar>
+              <w:top w:type="dxa" w:w="52"/>
+              <w:left w:type="dxa" w:w="100"/>
+              <w:bottom w:type="dxa" w:w="52"/>
+              <w:right w:type="dxa" w:w="100"/>
+            </w:tcMar>
+            <w:vAlign w:val="center"/>
+          </w:tcPr>
+          <w:p>
+            <w:pPr>
+              <w:spacing w:after="0" w:line="240" w:lineRule="auto"/>
+              <w:jc w:val="center"/>
+            </w:pPr>
+            <w:r>
+              <w:rPr>
+                <w:rFonts w:ascii="Arial" w:cs="Arial" w:eastAsia="Arial" w:hAnsi="Arial"/>
+                <w:b/>
+                <w:bCs/>
+                <w:i w:val="false"/>
+                <w:iCs w:val="false"/>
+                <w:color w:val="FFFFFF"/>
+                <w:sz w:val="16"/>
+                <w:szCs w:val="16"/>
+              </w:rPr>
+              <w:t xml:space="preserve">Этаж</w:t>
+            </w:r>
+          </w:p>
+        </w:tc>
+        <w:tc>
+          <w:tcPr>
+            <w:tcW w:type="dxa" w:w="1150"/>
+            <w:tcBorders>
+              <w:top w:val="single" w:color="1F2A44" w:sz="4"/>
+              <w:left w:val="none" w:color="auto" w:sz="0"/>
+              <w:bottom w:val="single" w:color="D9D4CB" w:sz="4"/>
+              <w:right w:val="none" w:color="auto" w:sz="0"/>
+            </w:tcBorders>
+            <w:shd w:fill="1F2A44" w:color="auto" w:val="clear"/>
+            <w:tcMar>
+              <w:top w:type="dxa" w:w="52"/>
+              <w:left w:type="dxa" w:w="100"/>
+              <w:bottom w:type="dxa" w:w="52"/>
+              <w:right w:type="dxa" w:w="100"/>
+            </w:tcMar>
+            <w:vAlign w:val="center"/>
+          </w:tcPr>
+          <w:p>
+            <w:pPr>
+              <w:spacing w:after="0" w:line="240" w:lineRule="auto"/>
+              <w:jc w:val="center"/>
+            </w:pPr>
+            <w:r>
+              <w:rPr>
+                <w:rFonts w:ascii="Arial" w:cs="Arial" w:eastAsia="Arial" w:hAnsi="Arial"/>
+                <w:b/>
+                <w:bCs/>
+                <w:i w:val="false"/>
+                <w:iCs w:val="false"/>
+                <w:color w:val="FFFFFF"/>
+                <w:sz w:val="16"/>
+                <w:szCs w:val="16"/>
+              </w:rPr>
+              <w:t xml:space="preserve">Цена,
+млн ₽</w:t>
+            </w:r>
+          </w:p>
+        </w:tc>
+        <w:tc>
+          <w:tcPr>
+            <w:tcW w:type="dxa" w:w="2400"/>
+            <w:tcBorders>
+              <w:top w:val="single" w:color="1F2A44" w:sz="4"/>
+              <w:left w:val="none" w:color="auto" w:sz="0"/>
+              <w:bottom w:val="single" w:color="D9D4CB" w:sz="4"/>
+              <w:right w:val="none" w:color="auto" w:sz="0"/>
+            </w:tcBorders>
+            <w:shd w:fill="1F2A44" w:color="auto" w:val="clear"/>
+            <w:tcMar>
+              <w:top w:type="dxa" w:w="52"/>
+              <w:left w:type="dxa" w:w="100"/>
+              <w:bottom w:type="dxa" w:w="52"/>
+              <w:right w:type="dxa" w:w="100"/>
+            </w:tcMar>
+            <w:vAlign w:val="center"/>
+          </w:tcPr>
+          <w:p>
+            <w:pPr>
+              <w:spacing w:after="0" w:line="240" w:lineRule="auto"/>
+              <w:jc w:val="center"/>
+            </w:pPr>
+            <w:r>
+              <w:rPr>
+                <w:rFonts w:ascii="Arial" w:cs="Arial" w:eastAsia="Arial" w:hAnsi="Arial"/>
+                <w:b/>
+                <w:bCs/>
+                <w:i w:val="false"/>
+                <w:iCs w:val="false"/>
+                <w:color w:val="FFFFFF"/>
+                <w:sz w:val="16"/>
+                <w:szCs w:val="16"/>
+              </w:rPr>
+              <w:t xml:space="preserve">Разница с нашим лотом</w:t>
+            </w:r>
+          </w:p>
+        </w:tc>
+        <w:tc>
+          <w:tcPr>
+            <w:tcW w:type="dxa" w:w="1538"/>
+            <w:tcBorders>
+              <w:top w:val="single" w:color="1F2A44" w:sz="4"/>
+              <w:left w:val="none" w:color="auto" w:sz="0"/>
+              <w:bottom w:val="single" w:color="D9D4CB" w:sz="4"/>
+              <w:right w:val="none" w:color="auto" w:sz="0"/>
+            </w:tcBorders>
+            <w:shd w:fill="1F2A44" w:color="auto" w:val="clear"/>
+            <w:tcMar>
+              <w:top w:type="dxa" w:w="52"/>
+              <w:left w:type="dxa" w:w="100"/>
+              <w:bottom w:type="dxa" w:w="52"/>
+              <w:right w:type="dxa" w:w="100"/>
+            </w:tcMar>
+            <w:vAlign w:val="center"/>
+          </w:tcPr>
+          <w:p>
+            <w:pPr>
+              <w:spacing w:after="0" w:line="240" w:lineRule="auto"/>
+              <w:jc w:val="center"/>
+            </w:pPr>
+            <w:r>
+              <w:rPr>
+                <w:rFonts w:ascii="Arial" w:cs="Arial" w:eastAsia="Arial" w:hAnsi="Arial"/>
+                <w:b/>
+                <w:bCs/>
+                <w:i w:val="false"/>
+                <w:iCs w:val="false"/>
+                <w:color w:val="FFFFFF"/>
+                <w:sz w:val="16"/>
+                <w:szCs w:val="16"/>
+              </w:rPr>
+              <w:t xml:space="preserve">Ссылка</w:t>
+            </w:r>
+          </w:p>
+        </w:tc>
+      </w:tr>
+      <w:tr>
+        <w:tc>
+          <w:tcPr>
+            <w:tcW w:type="dxa" w:w="2500"/>
+            <w:tcBorders>
+              <w:top w:val="single" w:color="D9D4CB" w:sz="4"/>
+              <w:left w:val="none" w:color="auto" w:sz="0"/>
+              <w:bottom w:val="single" w:color="D9D4CB" w:sz="4"/>
+              <w:right w:val="none" w:color="auto" w:sz="0"/>
+            </w:tcBorders>
+            <w:tcMar>
+              <w:top w:type="dxa" w:w="52"/>
+              <w:left w:type="dxa" w:w="100"/>
+              <w:bottom w:type="dxa" w:w="52"/>
+              <w:right w:type="dxa" w:w="100"/>
+            </w:tcMar>
+            <w:vAlign w:val="center"/>
+          </w:tcPr>
+          <w:p>
+            <w:pPr>
+              <w:spacing w:after="0" w:line="240" w:lineRule="auto"/>
+              <w:jc w:val="left"/>
+            </w:pPr>
+            <w:r>
+              <w:rPr>
+                <w:rFonts w:ascii="Arial" w:cs="Arial" w:eastAsia="Arial" w:hAnsi="Arial"/>
+                <w:b/>
+                <w:bCs/>
+                <w:i w:val="false"/>
+                <w:iCs w:val="false"/>
+                <w:color w:val="2A2E38"/>
+                <w:sz w:val="17"/>
+                <w:szCs w:val="17"/>
+              </w:rPr>
+              <w:t xml:space="preserve">▶ ЖК «Кутузовский XII»</w:t>
+            </w:r>
+          </w:p>
+        </w:tc>
+        <w:tc>
+          <w:tcPr>
+            <w:tcW w:type="dxa" w:w="1150"/>
+            <w:tcBorders>
+              <w:top w:val="single" w:color="D9D4CB" w:sz="4"/>
+              <w:left w:val="none" w:color="auto" w:sz="0"/>
+              <w:bottom w:val="single" w:color="D9D4CB" w:sz="4"/>
+              <w:right w:val="none" w:color="auto" w:sz="0"/>
+            </w:tcBorders>
+            <w:tcMar>
+              <w:top w:type="dxa" w:w="52"/>
+              <w:left w:type="dxa" w:w="100"/>
+              <w:bottom w:type="dxa" w:w="52"/>
+              <w:right w:type="dxa" w:w="100"/>
+            </w:tcMar>
+            <w:vAlign w:val="center"/>
+          </w:tcPr>
+          <w:p>
+            <w:pPr>
+              <w:spacing w:after="0" w:line="240" w:lineRule="auto"/>
+              <w:jc w:val="center"/>
+            </w:pPr>
+            <w:r>
+              <w:rPr>
+                <w:rFonts w:ascii="Arial" w:cs="Arial" w:eastAsia="Arial" w:hAnsi="Arial"/>
+                <w:b w:val="false"/>
+                <w:bCs w:val="false"/>
+                <w:i w:val="false"/>
+                <w:iCs w:val="false"/>
+                <w:color w:val="2A2E38"/>
+                <w:sz w:val="17"/>
+                <w:szCs w:val="17"/>
+              </w:rPr>
+              <w:t xml:space="preserve">95,0</w:t>
+            </w:r>
+          </w:p>
+        </w:tc>
+        <w:tc>
+          <w:tcPr>
+            <w:tcW w:type="dxa" w:w="900"/>
+            <w:tcBorders>
+              <w:top w:val="single" w:color="D9D4CB" w:sz="4"/>
+              <w:left w:val="none" w:color="auto" w:sz="0"/>
+              <w:bottom w:val="single" w:color="D9D4CB" w:sz="4"/>
+              <w:right w:val="none" w:color="auto" w:sz="0"/>
+            </w:tcBorders>
+            <w:tcMar>
+              <w:top w:type="dxa" w:w="52"/>
+              <w:left w:type="dxa" w:w="100"/>
+              <w:bottom w:type="dxa" w:w="52"/>
+              <w:right w:type="dxa" w:w="100"/>
+            </w:tcMar>
+            <w:vAlign w:val="center"/>
+          </w:tcPr>
+          <w:p>
+            <w:pPr>
+              <w:spacing w:after="0" w:line="240" w:lineRule="auto"/>
+              <w:jc w:val="center"/>
+            </w:pPr>
+            <w:r>
+              <w:rPr>
+                <w:rFonts w:ascii="Arial" w:cs="Arial" w:eastAsia="Arial" w:hAnsi="Arial"/>
+                <w:b w:val="false"/>
+                <w:bCs w:val="false"/>
+                <w:i w:val="false"/>
+                <w:iCs w:val="false"/>
+                <w:color w:val="2A2E38"/>
+                <w:sz w:val="17"/>
+                <w:szCs w:val="17"/>
+              </w:rPr>
+              <w:t xml:space="preserve">6/11</w:t>
+            </w:r>
+          </w:p>
+        </w:tc>
+        <w:tc>
+          <w:tcPr>
+            <w:tcW w:type="dxa" w:w="1150"/>
+            <w:tcBorders>
+              <w:top w:val="single" w:color="D9D4CB" w:sz="4"/>
+              <w:left w:val="none" w:color="auto" w:sz="0"/>
+              <w:bottom w:val="single" w:color="D9D4CB" w:sz="4"/>
+              <w:right w:val="none" w:color="auto" w:sz="0"/>
+            </w:tcBorders>
+            <w:tcMar>
+              <w:top w:type="dxa" w:w="52"/>
+              <w:left w:type="dxa" w:w="100"/>
+              <w:bottom w:type="dxa" w:w="52"/>
+              <w:right w:type="dxa" w:w="100"/>
+            </w:tcMar>
+            <w:vAlign w:val="center"/>
+          </w:tcPr>
+          <w:p>
+            <w:pPr>
+              <w:spacing w:after="0" w:line="240" w:lineRule="auto"/>
+              <w:jc w:val="center"/>
+            </w:pPr>
+            <w:r>
+              <w:rPr>
+                <w:rFonts w:ascii="Arial" w:cs="Arial" w:eastAsia="Arial" w:hAnsi="Arial"/>
+                <w:b w:val="false"/>
+                <w:bCs w:val="false"/>
+                <w:i w:val="false"/>
+                <w:iCs w:val="false"/>
+                <w:color w:val="2A2E38"/>
+                <w:sz w:val="17"/>
+                <w:szCs w:val="17"/>
+              </w:rPr>
+              <w:t xml:space="preserve">162,5</w:t>
+            </w:r>
+          </w:p>
+        </w:tc>
+        <w:tc>
+          <w:tcPr>
+            <w:tcW w:type="dxa" w:w="2400"/>
+            <w:tcBorders>
+              <w:top w:val="single" w:color="D9D4CB" w:sz="4"/>
+              <w:left w:val="none" w:color="auto" w:sz="0"/>
+              <w:bottom w:val="single" w:color="D9D4CB" w:sz="4"/>
+              <w:right w:val="none" w:color="auto" w:sz="0"/>
+            </w:tcBorders>
+            <w:tcMar>
+              <w:top w:type="dxa" w:w="52"/>
+              <w:left w:type="dxa" w:w="100"/>
+              <w:bottom w:type="dxa" w:w="52"/>
+              <w:right w:type="dxa" w:w="100"/>
+            </w:tcMar>
+            <w:vAlign w:val="center"/>
+          </w:tcPr>
+          <w:p>
+            <w:pPr>
+              <w:spacing w:after="0" w:line="240" w:lineRule="auto"/>
+              <w:jc w:val="center"/>
+            </w:pPr>
+            <w:r>
+              <w:rPr>
+                <w:rFonts w:ascii="Arial" w:cs="Arial" w:eastAsia="Arial" w:hAnsi="Arial"/>
+                <w:b w:val="false"/>
+                <w:bCs w:val="false"/>
+                <w:i w:val="false"/>
+                <w:iCs w:val="false"/>
+                <w:color w:val="2A2E38"/>
+                <w:sz w:val="17"/>
+                <w:szCs w:val="17"/>
+              </w:rPr>
+              <w:t xml:space="preserve">—</w:t>
+            </w:r>
+          </w:p>
+        </w:tc>
+        <w:tc>
+          <w:tcPr>
+            <w:tcW w:type="dxa" w:w="1538"/>
+            <w:tcBorders>
+              <w:top w:val="single" w:color="D9D4CB" w:sz="4"/>
+              <w:left w:val="none" w:color="auto" w:sz="0"/>
+              <w:bottom w:val="single" w:color="D9D4CB" w:sz="4"/>
+              <w:right w:val="none" w:color="auto" w:sz="0"/>
+            </w:tcBorders>
+            <w:tcMar>
+              <w:top w:type="dxa" w:w="52"/>
+              <w:left w:type="dxa" w:w="100"/>
+              <w:bottom w:type="dxa" w:w="52"/>
+              <w:right w:type="dxa" w:w="100"/>
+            </w:tcMar>
+            <w:vAlign w:val="center"/>
+          </w:tcPr>
+          <w:p>
+            <w:pPr>
+              <w:spacing w:after="0" w:line="240" w:lineRule="auto"/>
+              <w:jc w:val="center"/>
+            </w:pPr>
+            <w:hyperlink w:history="1" r:id="rIdw7udfu9ftwaifeonqbxns">
+              <w:r>
+                <w:rPr>
+                  <w:rFonts w:ascii="Arial" w:cs="Arial" w:eastAsia="Arial" w:hAnsi="Arial"/>
+                  <w:b w:val="false"/>
+                  <w:bCs w:val="false"/>
+                  <w:i w:val="false"/>
+                  <w:iCs w:val="false"/>
+                  <w:color w:val="2C5FA8"/>
+                  <w:sz w:val="17"/>
+                  <w:szCs w:val="17"/>
+                </w:rPr>
+                <w:t xml:space="preserve">Циан →</w:t>
+              </w:r>
+            </w:hyperlink>
+          </w:p>
+        </w:tc>
+      </w:tr>
+      <w:tr>
+        <w:tc>
+          <w:tcPr>
+            <w:tcW w:type="dxa" w:w="2500"/>
+            <w:tcBorders>
+              <w:top w:val="single" w:color="D9D4CB" w:sz="4"/>
+              <w:left w:val="none" w:color="auto" w:sz="0"/>
+              <w:bottom w:val="single" w:color="D9D4CB" w:sz="4"/>
+              <w:right w:val="none" w:color="auto" w:sz="0"/>
+            </w:tcBorders>
+            <w:shd w:fill="FBFAF8" w:color="auto" w:val="clear"/>
+            <w:tcMar>
+              <w:top w:type="dxa" w:w="52"/>
+              <w:left w:type="dxa" w:w="100"/>
+              <w:bottom w:type="dxa" w:w="52"/>
+              <w:right w:type="dxa" w:w="100"/>
+            </w:tcMar>
+            <w:vAlign w:val="center"/>
+          </w:tcPr>
+          <w:p>
+            <w:pPr>
+              <w:spacing w:after="0" w:line="240" w:lineRule="auto"/>
+              <w:jc w:val="left"/>
+            </w:pPr>
+            <w:r>
+              <w:rPr>
+                <w:rFonts w:ascii="Arial" w:cs="Arial" w:eastAsia="Arial" w:hAnsi="Arial"/>
+                <w:b/>
+                <w:bCs/>
+                <w:i w:val="false"/>
+                <w:iCs w:val="false"/>
+                <w:color w:val="2A2E38"/>
+                <w:sz w:val="17"/>
+                <w:szCs w:val="17"/>
+              </w:rPr>
+              <w:t xml:space="preserve">Capital Towers · евроремонт</w:t>
+            </w:r>
+          </w:p>
+        </w:tc>
+        <w:tc>
+          <w:tcPr>
+            <w:tcW w:type="dxa" w:w="1150"/>
+            <w:tcBorders>
+              <w:top w:val="single" w:color="D9D4CB" w:sz="4"/>
+              <w:left w:val="none" w:color="auto" w:sz="0"/>
+              <w:bottom w:val="single" w:color="D9D4CB" w:sz="4"/>
+              <w:right w:val="none" w:color="auto" w:sz="0"/>
+            </w:tcBorders>
+            <w:shd w:fill="FBFAF8" w:color="auto" w:val="clear"/>
+            <w:tcMar>
+              <w:top w:type="dxa" w:w="52"/>
+              <w:left w:type="dxa" w:w="100"/>
+              <w:bottom w:type="dxa" w:w="52"/>
+              <w:right w:type="dxa" w:w="100"/>
+            </w:tcMar>
+            <w:vAlign w:val="center"/>
+          </w:tcPr>
+          <w:p>
+            <w:pPr>
+              <w:spacing w:after="0" w:line="240" w:lineRule="auto"/>
+              <w:jc w:val="center"/>
+            </w:pPr>
+            <w:r>
+              <w:rPr>
+                <w:rFonts w:ascii="Arial" w:cs="Arial" w:eastAsia="Arial" w:hAnsi="Arial"/>
+                <w:b w:val="false"/>
+                <w:bCs w:val="false"/>
+                <w:i w:val="false"/>
+                <w:iCs w:val="false"/>
+                <w:color w:val="2A2E38"/>
+                <w:sz w:val="17"/>
+                <w:szCs w:val="17"/>
+              </w:rPr>
+              <w:t xml:space="preserve">103,9</w:t>
+            </w:r>
+          </w:p>
+        </w:tc>
+        <w:tc>
+          <w:tcPr>
+            <w:tcW w:type="dxa" w:w="900"/>
+            <w:tcBorders>
+              <w:top w:val="single" w:color="D9D4CB" w:sz="4"/>
+              <w:left w:val="none" w:color="auto" w:sz="0"/>
+              <w:bottom w:val="single" w:color="D9D4CB" w:sz="4"/>
+              <w:right w:val="none" w:color="auto" w:sz="0"/>
+            </w:tcBorders>
+            <w:shd w:fill="FBFAF8" w:color="auto" w:val="clear"/>
+            <w:tcMar>
+              <w:top w:type="dxa" w:w="52"/>
+              <w:left w:type="dxa" w:w="100"/>
+              <w:bottom w:type="dxa" w:w="52"/>
+              <w:right w:type="dxa" w:w="100"/>
+            </w:tcMar>
+            <w:vAlign w:val="center"/>
+          </w:tcPr>
+          <w:p>
+            <w:pPr>
+              <w:spacing w:after="0" w:line="240" w:lineRule="auto"/>
+              <w:jc w:val="center"/>
+            </w:pPr>
+            <w:r>
+              <w:rPr>
+                <w:rFonts w:ascii="Arial" w:cs="Arial" w:eastAsia="Arial" w:hAnsi="Arial"/>
+                <w:b w:val="false"/>
+                <w:bCs w:val="false"/>
+                <w:i w:val="false"/>
+                <w:iCs w:val="false"/>
+                <w:color w:val="2A2E38"/>
+                <w:sz w:val="17"/>
+                <w:szCs w:val="17"/>
+              </w:rPr>
+              <w:t xml:space="preserve">35/61</w:t>
+            </w:r>
+          </w:p>
+        </w:tc>
+        <w:tc>
+          <w:tcPr>
+            <w:tcW w:type="dxa" w:w="1150"/>
+            <w:tcBorders>
+              <w:top w:val="single" w:color="D9D4CB" w:sz="4"/>
+              <w:left w:val="none" w:color="auto" w:sz="0"/>
+              <w:bottom w:val="single" w:color="D9D4CB" w:sz="4"/>
+              <w:right w:val="none" w:color="auto" w:sz="0"/>
+            </w:tcBorders>
+            <w:shd w:fill="FBFAF8" w:color="auto" w:val="clear"/>
+            <w:tcMar>
+              <w:top w:type="dxa" w:w="52"/>
+              <w:left w:type="dxa" w:w="100"/>
+              <w:bottom w:type="dxa" w:w="52"/>
+              <w:right w:type="dxa" w:w="100"/>
+            </w:tcMar>
+            <w:vAlign w:val="center"/>
+          </w:tcPr>
+          <w:p>
+            <w:pPr>
+              <w:spacing w:after="0" w:line="240" w:lineRule="auto"/>
+              <w:jc w:val="center"/>
+            </w:pPr>
+            <w:r>
+              <w:rPr>
+                <w:rFonts w:ascii="Arial" w:cs="Arial" w:eastAsia="Arial" w:hAnsi="Arial"/>
+                <w:b w:val="false"/>
+                <w:bCs w:val="false"/>
+                <w:i w:val="false"/>
+                <w:iCs w:val="false"/>
+                <w:color w:val="2A2E38"/>
+                <w:sz w:val="17"/>
+                <w:szCs w:val="17"/>
+              </w:rPr>
+              <w:t xml:space="preserve">170,0</w:t>
+            </w:r>
+          </w:p>
+        </w:tc>
+        <w:tc>
+          <w:tcPr>
+            <w:tcW w:type="dxa" w:w="2400"/>
+            <w:tcBorders>
+              <w:top w:val="single" w:color="D9D4CB" w:sz="4"/>
+              <w:left w:val="none" w:color="auto" w:sz="0"/>
+              <w:bottom w:val="single" w:color="D9D4CB" w:sz="4"/>
+              <w:right w:val="none" w:color="auto" w:sz="0"/>
+            </w:tcBorders>
+            <w:shd w:fill="FBFAF8" w:color="auto" w:val="clear"/>
+            <w:tcMar>
+              <w:top w:type="dxa" w:w="52"/>
+              <w:left w:type="dxa" w:w="100"/>
+              <w:bottom w:type="dxa" w:w="52"/>
+              <w:right w:type="dxa" w:w="100"/>
+            </w:tcMar>
+            <w:vAlign w:val="center"/>
+          </w:tcPr>
+          <w:p>
+            <w:pPr>
+              <w:spacing w:after="0" w:line="240" w:lineRule="auto"/>
+              <w:jc w:val="center"/>
+            </w:pPr>
+            <w:r>
+              <w:rPr>
+                <w:rFonts w:ascii="Arial" w:cs="Arial" w:eastAsia="Arial" w:hAnsi="Arial"/>
+                <w:b w:val="false"/>
+                <w:bCs w:val="false"/>
+                <w:i w:val="false"/>
+                <w:iCs w:val="false"/>
+                <w:color w:val="2A2E38"/>
+                <w:sz w:val="17"/>
+                <w:szCs w:val="17"/>
+              </w:rPr>
+              <w:t xml:space="preserve">+8,9 м² · +7,5 млн ₽</w:t>
+            </w:r>
+          </w:p>
+        </w:tc>
+        <w:tc>
+          <w:tcPr>
+            <w:tcW w:type="dxa" w:w="1538"/>
+            <w:tcBorders>
+              <w:top w:val="single" w:color="D9D4CB" w:sz="4"/>
+              <w:left w:val="none" w:color="auto" w:sz="0"/>
+              <w:bottom w:val="single" w:color="D9D4CB" w:sz="4"/>
+              <w:right w:val="none" w:color="auto" w:sz="0"/>
+            </w:tcBorders>
+            <w:shd w:fill="FBFAF8" w:color="auto" w:val="clear"/>
+            <w:tcMar>
+              <w:top w:type="dxa" w:w="52"/>
+              <w:left w:type="dxa" w:w="100"/>
+              <w:bottom w:type="dxa" w:w="52"/>
+              <w:right w:type="dxa" w:w="100"/>
+            </w:tcMar>
+            <w:vAlign w:val="center"/>
+          </w:tcPr>
+          <w:p>
+            <w:pPr>
+              <w:spacing w:after="0" w:line="240" w:lineRule="auto"/>
+              <w:jc w:val="center"/>
+            </w:pPr>
+            <w:hyperlink w:history="1" r:id="rIdyojmjqa2shq_zbyhzhycj">
+              <w:r>
+                <w:rPr>
+                  <w:rFonts w:ascii="Arial" w:cs="Arial" w:eastAsia="Arial" w:hAnsi="Arial"/>
+                  <w:b w:val="false"/>
+                  <w:bCs w:val="false"/>
+                  <w:i w:val="false"/>
+                  <w:iCs w:val="false"/>
+                  <w:color w:val="2C5FA8"/>
+                  <w:sz w:val="17"/>
+                  <w:szCs w:val="17"/>
+                </w:rPr>
+                <w:t xml:space="preserve">Яндекс →</w:t>
+              </w:r>
+            </w:hyperlink>
+          </w:p>
+        </w:tc>
+      </w:tr>
+      <w:tr>
+        <w:tc>
+          <w:tcPr>
+            <w:tcW w:type="dxa" w:w="2500"/>
+            <w:tcBorders>
+              <w:top w:val="single" w:color="D9D4CB" w:sz="4"/>
+              <w:left w:val="none" w:color="auto" w:sz="0"/>
+              <w:bottom w:val="single" w:color="D9D4CB" w:sz="4"/>
+              <w:right w:val="none" w:color="auto" w:sz="0"/>
+            </w:tcBorders>
+            <w:tcMar>
+              <w:top w:type="dxa" w:w="52"/>
+              <w:left w:type="dxa" w:w="100"/>
+              <w:bottom w:type="dxa" w:w="52"/>
+              <w:right w:type="dxa" w:w="100"/>
+            </w:tcMar>
+            <w:vAlign w:val="center"/>
+          </w:tcPr>
+          <w:p>
+            <w:pPr>
+              <w:spacing w:after="0" w:line="240" w:lineRule="auto"/>
+              <w:jc w:val="left"/>
+            </w:pPr>
+            <w:r>
+              <w:rPr>
+                <w:rFonts w:ascii="Arial" w:cs="Arial" w:eastAsia="Arial" w:hAnsi="Arial"/>
+                <w:b/>
+                <w:bCs/>
+                <w:i w:val="false"/>
+                <w:iCs w:val="false"/>
+                <w:color w:val="2A2E38"/>
+                <w:sz w:val="17"/>
+                <w:szCs w:val="17"/>
+              </w:rPr>
+              <w:t xml:space="preserve">Capital Towers · дизайнерский</w:t>
+            </w:r>
+          </w:p>
+        </w:tc>
+        <w:tc>
+          <w:tcPr>
+            <w:tcW w:type="dxa" w:w="1150"/>
+            <w:tcBorders>
+              <w:top w:val="single" w:color="D9D4CB" w:sz="4"/>
+              <w:left w:val="none" w:color="auto" w:sz="0"/>
+              <w:bottom w:val="single" w:color="D9D4CB" w:sz="4"/>
+              <w:right w:val="none" w:color="auto" w:sz="0"/>
+            </w:tcBorders>
+            <w:tcMar>
+              <w:top w:type="dxa" w:w="52"/>
+              <w:left w:type="dxa" w:w="100"/>
+              <w:bottom w:type="dxa" w:w="52"/>
+              <w:right w:type="dxa" w:w="100"/>
+            </w:tcMar>
+            <w:vAlign w:val="center"/>
+          </w:tcPr>
+          <w:p>
+            <w:pPr>
+              <w:spacing w:after="0" w:line="240" w:lineRule="auto"/>
+              <w:jc w:val="center"/>
+            </w:pPr>
+            <w:r>
+              <w:rPr>
+                <w:rFonts w:ascii="Arial" w:cs="Arial" w:eastAsia="Arial" w:hAnsi="Arial"/>
+                <w:b w:val="false"/>
+                <w:bCs w:val="false"/>
+                <w:i w:val="false"/>
+                <w:iCs w:val="false"/>
+                <w:color w:val="2A2E38"/>
+                <w:sz w:val="17"/>
+                <w:szCs w:val="17"/>
+              </w:rPr>
+              <w:t xml:space="preserve">102,7</w:t>
+            </w:r>
+          </w:p>
+        </w:tc>
+        <w:tc>
+          <w:tcPr>
+            <w:tcW w:type="dxa" w:w="900"/>
+            <w:tcBorders>
+              <w:top w:val="single" w:color="D9D4CB" w:sz="4"/>
+              <w:left w:val="none" w:color="auto" w:sz="0"/>
+              <w:bottom w:val="single" w:color="D9D4CB" w:sz="4"/>
+              <w:right w:val="none" w:color="auto" w:sz="0"/>
+            </w:tcBorders>
+            <w:tcMar>
+              <w:top w:type="dxa" w:w="52"/>
+              <w:left w:type="dxa" w:w="100"/>
+              <w:bottom w:type="dxa" w:w="52"/>
+              <w:right w:type="dxa" w:w="100"/>
+            </w:tcMar>
+            <w:vAlign w:val="center"/>
+          </w:tcPr>
+          <w:p>
+            <w:pPr>
+              <w:spacing w:after="0" w:line="240" w:lineRule="auto"/>
+              <w:jc w:val="center"/>
+            </w:pPr>
+            <w:r>
+              <w:rPr>
+                <w:rFonts w:ascii="Arial" w:cs="Arial" w:eastAsia="Arial" w:hAnsi="Arial"/>
+                <w:b w:val="false"/>
+                <w:bCs w:val="false"/>
+                <w:i w:val="false"/>
+                <w:iCs w:val="false"/>
+                <w:color w:val="2A2E38"/>
+                <w:sz w:val="17"/>
+                <w:szCs w:val="17"/>
+              </w:rPr>
+              <w:t xml:space="preserve">54/61</w:t>
+            </w:r>
+          </w:p>
+        </w:tc>
+        <w:tc>
+          <w:tcPr>
+            <w:tcW w:type="dxa" w:w="1150"/>
+            <w:tcBorders>
+              <w:top w:val="single" w:color="D9D4CB" w:sz="4"/>
+              <w:left w:val="none" w:color="auto" w:sz="0"/>
+              <w:bottom w:val="single" w:color="D9D4CB" w:sz="4"/>
+              <w:right w:val="none" w:color="auto" w:sz="0"/>
+            </w:tcBorders>
+            <w:tcMar>
+              <w:top w:type="dxa" w:w="52"/>
+              <w:left w:type="dxa" w:w="100"/>
+              <w:bottom w:type="dxa" w:w="52"/>
+              <w:right w:type="dxa" w:w="100"/>
+            </w:tcMar>
+            <w:vAlign w:val="center"/>
+          </w:tcPr>
+          <w:p>
+            <w:pPr>
+              <w:spacing w:after="0" w:line="240" w:lineRule="auto"/>
+              <w:jc w:val="center"/>
+            </w:pPr>
+            <w:r>
+              <w:rPr>
+                <w:rFonts w:ascii="Arial" w:cs="Arial" w:eastAsia="Arial" w:hAnsi="Arial"/>
+                <w:b w:val="false"/>
+                <w:bCs w:val="false"/>
+                <w:i w:val="false"/>
+                <w:iCs w:val="false"/>
+                <w:color w:val="2A2E38"/>
+                <w:sz w:val="17"/>
+                <w:szCs w:val="17"/>
+              </w:rPr>
+              <w:t xml:space="preserve">162,2</w:t>
+            </w:r>
+          </w:p>
+        </w:tc>
+        <w:tc>
+          <w:tcPr>
+            <w:tcW w:type="dxa" w:w="2400"/>
+            <w:tcBorders>
+              <w:top w:val="single" w:color="D9D4CB" w:sz="4"/>
+              <w:left w:val="none" w:color="auto" w:sz="0"/>
+              <w:bottom w:val="single" w:color="D9D4CB" w:sz="4"/>
+              <w:right w:val="none" w:color="auto" w:sz="0"/>
+            </w:tcBorders>
+            <w:tcMar>
+              <w:top w:type="dxa" w:w="52"/>
+              <w:left w:type="dxa" w:w="100"/>
+              <w:bottom w:type="dxa" w:w="52"/>
+              <w:right w:type="dxa" w:w="100"/>
+            </w:tcMar>
+            <w:vAlign w:val="center"/>
+          </w:tcPr>
+          <w:p>
+            <w:pPr>
+              <w:spacing w:after="0" w:line="240" w:lineRule="auto"/>
+              <w:jc w:val="center"/>
+            </w:pPr>
+            <w:r>
+              <w:rPr>
+                <w:rFonts w:ascii="Arial" w:cs="Arial" w:eastAsia="Arial" w:hAnsi="Arial"/>
+                <w:b w:val="false"/>
+                <w:bCs w:val="false"/>
+                <w:i w:val="false"/>
+                <w:iCs w:val="false"/>
+                <w:color w:val="2A2E38"/>
+                <w:sz w:val="17"/>
+                <w:szCs w:val="17"/>
+              </w:rPr>
+              <w:t xml:space="preserve">+7,7 м² · −0,3 млн ₽</w:t>
+            </w:r>
+          </w:p>
+        </w:tc>
+        <w:tc>
+          <w:tcPr>
+            <w:tcW w:type="dxa" w:w="1538"/>
+            <w:tcBorders>
+              <w:top w:val="single" w:color="D9D4CB" w:sz="4"/>
+              <w:left w:val="none" w:color="auto" w:sz="0"/>
+              <w:bottom w:val="single" w:color="D9D4CB" w:sz="4"/>
+              <w:right w:val="none" w:color="auto" w:sz="0"/>
+            </w:tcBorders>
+            <w:tcMar>
+              <w:top w:type="dxa" w:w="52"/>
+              <w:left w:type="dxa" w:w="100"/>
+              <w:bottom w:type="dxa" w:w="52"/>
+              <w:right w:type="dxa" w:w="100"/>
+            </w:tcMar>
+            <w:vAlign w:val="center"/>
+          </w:tcPr>
+          <w:p>
+            <w:pPr>
+              <w:spacing w:after="0" w:line="240" w:lineRule="auto"/>
+              <w:jc w:val="center"/>
+            </w:pPr>
+            <w:hyperlink w:history="1" r:id="rIdm4oir-e0azmwzjw103dx1">
+              <w:r>
+                <w:rPr>
+                  <w:rFonts w:ascii="Arial" w:cs="Arial" w:eastAsia="Arial" w:hAnsi="Arial"/>
+                  <w:b w:val="false"/>
+                  <w:bCs w:val="false"/>
+                  <w:i w:val="false"/>
+                  <w:iCs w:val="false"/>
+                  <w:color w:val="2C5FA8"/>
+                  <w:sz w:val="17"/>
+                  <w:szCs w:val="17"/>
+                </w:rPr>
+                <w:t xml:space="preserve">Яндекс →</w:t>
+              </w:r>
+            </w:hyperlink>
+          </w:p>
+        </w:tc>
+      </w:tr>
+      <w:tr>
+        <w:tc>
+          <w:tcPr>
+            <w:tcW w:type="dxa" w:w="2500"/>
+            <w:tcBorders>
+              <w:top w:val="single" w:color="D9D4CB" w:sz="4"/>
+              <w:left w:val="none" w:color="auto" w:sz="0"/>
+              <w:bottom w:val="single" w:color="D9D4CB" w:sz="4"/>
+              <w:right w:val="none" w:color="auto" w:sz="0"/>
+            </w:tcBorders>
+            <w:shd w:fill="FBFAF8" w:color="auto" w:val="clear"/>
+            <w:tcMar>
+              <w:top w:type="dxa" w:w="52"/>
+              <w:left w:type="dxa" w:w="100"/>
+              <w:bottom w:type="dxa" w:w="52"/>
+              <w:right w:type="dxa" w:w="100"/>
+            </w:tcMar>
+            <w:vAlign w:val="center"/>
+          </w:tcPr>
+          <w:p>
+            <w:pPr>
+              <w:spacing w:after="0" w:line="240" w:lineRule="auto"/>
+              <w:jc w:val="left"/>
+            </w:pPr>
+            <w:r>
+              <w:rPr>
+                <w:rFonts w:ascii="Arial" w:cs="Arial" w:eastAsia="Arial" w:hAnsi="Arial"/>
+                <w:b/>
+                <w:bCs/>
+                <w:i w:val="false"/>
+                <w:iCs w:val="false"/>
+                <w:color w:val="2A2E38"/>
+                <w:sz w:val="17"/>
+                <w:szCs w:val="17"/>
+              </w:rPr>
+              <w:t xml:space="preserve">Capital Towers · дизайнерский</w:t>
+            </w:r>
+          </w:p>
+        </w:tc>
+        <w:tc>
+          <w:tcPr>
+            <w:tcW w:type="dxa" w:w="1150"/>
+            <w:tcBorders>
+              <w:top w:val="single" w:color="D9D4CB" w:sz="4"/>
+              <w:left w:val="none" w:color="auto" w:sz="0"/>
+              <w:bottom w:val="single" w:color="D9D4CB" w:sz="4"/>
+              <w:right w:val="none" w:color="auto" w:sz="0"/>
+            </w:tcBorders>
+            <w:shd w:fill="FBFAF8" w:color="auto" w:val="clear"/>
+            <w:tcMar>
+              <w:top w:type="dxa" w:w="52"/>
+              <w:left w:type="dxa" w:w="100"/>
+              <w:bottom w:type="dxa" w:w="52"/>
+              <w:right w:type="dxa" w:w="100"/>
+            </w:tcMar>
+            <w:vAlign w:val="center"/>
+          </w:tcPr>
+          <w:p>
+            <w:pPr>
+              <w:spacing w:after="0" w:line="240" w:lineRule="auto"/>
+              <w:jc w:val="center"/>
+            </w:pPr>
+            <w:r>
+              <w:rPr>
+                <w:rFonts w:ascii="Arial" w:cs="Arial" w:eastAsia="Arial" w:hAnsi="Arial"/>
+                <w:b w:val="false"/>
+                <w:bCs w:val="false"/>
+                <w:i w:val="false"/>
+                <w:iCs w:val="false"/>
+                <w:color w:val="2A2E38"/>
+                <w:sz w:val="17"/>
+                <w:szCs w:val="17"/>
+              </w:rPr>
+              <w:t xml:space="preserve">130,0</w:t>
+            </w:r>
+          </w:p>
+        </w:tc>
+        <w:tc>
+          <w:tcPr>
+            <w:tcW w:type="dxa" w:w="900"/>
+            <w:tcBorders>
+              <w:top w:val="single" w:color="D9D4CB" w:sz="4"/>
+              <w:left w:val="none" w:color="auto" w:sz="0"/>
+              <w:bottom w:val="single" w:color="D9D4CB" w:sz="4"/>
+              <w:right w:val="none" w:color="auto" w:sz="0"/>
+            </w:tcBorders>
+            <w:shd w:fill="FBFAF8" w:color="auto" w:val="clear"/>
+            <w:tcMar>
+              <w:top w:type="dxa" w:w="52"/>
+              <w:left w:type="dxa" w:w="100"/>
+              <w:bottom w:type="dxa" w:w="52"/>
+              <w:right w:type="dxa" w:w="100"/>
+            </w:tcMar>
+            <w:vAlign w:val="center"/>
+          </w:tcPr>
+          <w:p>
+            <w:pPr>
+              <w:spacing w:after="0" w:line="240" w:lineRule="auto"/>
+              <w:jc w:val="center"/>
+            </w:pPr>
+            <w:r>
+              <w:rPr>
+                <w:rFonts w:ascii="Arial" w:cs="Arial" w:eastAsia="Arial" w:hAnsi="Arial"/>
+                <w:b w:val="false"/>
+                <w:bCs w:val="false"/>
+                <w:i w:val="false"/>
+                <w:iCs w:val="false"/>
+                <w:color w:val="2A2E38"/>
+                <w:sz w:val="17"/>
+                <w:szCs w:val="17"/>
+              </w:rPr>
+              <w:t xml:space="preserve">23/70</w:t>
+            </w:r>
+          </w:p>
+        </w:tc>
+        <w:tc>
+          <w:tcPr>
+            <w:tcW w:type="dxa" w:w="1150"/>
+            <w:tcBorders>
+              <w:top w:val="single" w:color="D9D4CB" w:sz="4"/>
+              <w:left w:val="none" w:color="auto" w:sz="0"/>
+              <w:bottom w:val="single" w:color="D9D4CB" w:sz="4"/>
+              <w:right w:val="none" w:color="auto" w:sz="0"/>
+            </w:tcBorders>
+            <w:shd w:fill="FBFAF8" w:color="auto" w:val="clear"/>
+            <w:tcMar>
+              <w:top w:type="dxa" w:w="52"/>
+              <w:left w:type="dxa" w:w="100"/>
+              <w:bottom w:type="dxa" w:w="52"/>
+              <w:right w:type="dxa" w:w="100"/>
+            </w:tcMar>
+            <w:vAlign w:val="center"/>
+          </w:tcPr>
+          <w:p>
+            <w:pPr>
+              <w:spacing w:after="0" w:line="240" w:lineRule="auto"/>
+              <w:jc w:val="center"/>
+            </w:pPr>
+            <w:r>
+              <w:rPr>
+                <w:rFonts w:ascii="Arial" w:cs="Arial" w:eastAsia="Arial" w:hAnsi="Arial"/>
+                <w:b w:val="false"/>
+                <w:bCs w:val="false"/>
+                <w:i w:val="false"/>
+                <w:iCs w:val="false"/>
+                <w:color w:val="2A2E38"/>
+                <w:sz w:val="17"/>
+                <w:szCs w:val="17"/>
+              </w:rPr>
+              <w:t xml:space="preserve">156,0</w:t>
+            </w:r>
+          </w:p>
+        </w:tc>
+        <w:tc>
+          <w:tcPr>
+            <w:tcW w:type="dxa" w:w="2400"/>
+            <w:tcBorders>
+              <w:top w:val="single" w:color="D9D4CB" w:sz="4"/>
+              <w:left w:val="none" w:color="auto" w:sz="0"/>
+              <w:bottom w:val="single" w:color="D9D4CB" w:sz="4"/>
+              <w:right w:val="none" w:color="auto" w:sz="0"/>
+            </w:tcBorders>
+            <w:shd w:fill="FBFAF8" w:color="auto" w:val="clear"/>
+            <w:tcMar>
+              <w:top w:type="dxa" w:w="52"/>
+              <w:left w:type="dxa" w:w="100"/>
+              <w:bottom w:type="dxa" w:w="52"/>
+              <w:right w:type="dxa" w:w="100"/>
+            </w:tcMar>
+            <w:vAlign w:val="center"/>
+          </w:tcPr>
+          <w:p>
+            <w:pPr>
+              <w:spacing w:after="0" w:line="240" w:lineRule="auto"/>
+              <w:jc w:val="center"/>
+            </w:pPr>
+            <w:r>
+              <w:rPr>
+                <w:rFonts w:ascii="Arial" w:cs="Arial" w:eastAsia="Arial" w:hAnsi="Arial"/>
+                <w:b w:val="false"/>
+                <w:bCs w:val="false"/>
+                <w:i w:val="false"/>
+                <w:iCs w:val="false"/>
+                <w:color w:val="2A2E38"/>
+                <w:sz w:val="17"/>
+                <w:szCs w:val="17"/>
+              </w:rPr>
+              <w:t xml:space="preserve">+35,0 м² · −6,5 млн ₽</w:t>
+            </w:r>
+          </w:p>
+        </w:tc>
+        <w:tc>
+          <w:tcPr>
+            <w:tcW w:type="dxa" w:w="1538"/>
+            <w:tcBorders>
+              <w:top w:val="single" w:color="D9D4CB" w:sz="4"/>
+              <w:left w:val="none" w:color="auto" w:sz="0"/>
+              <w:bottom w:val="single" w:color="D9D4CB" w:sz="4"/>
+              <w:right w:val="none" w:color="auto" w:sz="0"/>
+            </w:tcBorders>
+            <w:shd w:fill="FBFAF8" w:color="auto" w:val="clear"/>
+            <w:tcMar>
+              <w:top w:type="dxa" w:w="52"/>
+              <w:left w:type="dxa" w:w="100"/>
+              <w:bottom w:type="dxa" w:w="52"/>
+              <w:right w:type="dxa" w:w="100"/>
+            </w:tcMar>
+            <w:vAlign w:val="center"/>
+          </w:tcPr>
+          <w:p>
+            <w:pPr>
+              <w:spacing w:after="0" w:line="240" w:lineRule="auto"/>
+              <w:jc w:val="center"/>
+            </w:pPr>
+            <w:hyperlink w:history="1" r:id="rIdlxdh2pmentasjsd4iwc6v">
+              <w:r>
+                <w:rPr>
+                  <w:rFonts w:ascii="Arial" w:cs="Arial" w:eastAsia="Arial" w:hAnsi="Arial"/>
+                  <w:b w:val="false"/>
+                  <w:bCs w:val="false"/>
+                  <w:i w:val="false"/>
+                  <w:iCs w:val="false"/>
+                  <w:color w:val="2C5FA8"/>
+                  <w:sz w:val="17"/>
+                  <w:szCs w:val="17"/>
+                </w:rPr>
+                <w:t xml:space="preserve">Циан →</w:t>
+              </w:r>
+            </w:hyperlink>
+          </w:p>
+        </w:tc>
+      </w:tr>
+      <w:tr>
+        <w:tc>
+          <w:tcPr>
+            <w:tcW w:type="dxa" w:w="2500"/>
+            <w:tcBorders>
+              <w:top w:val="single" w:color="D9D4CB" w:sz="4"/>
+              <w:left w:val="none" w:color="auto" w:sz="0"/>
+              <w:bottom w:val="single" w:color="D9D4CB" w:sz="4"/>
+              <w:right w:val="none" w:color="auto" w:sz="0"/>
+            </w:tcBorders>
+            <w:tcMar>
+              <w:top w:type="dxa" w:w="52"/>
+              <w:left w:type="dxa" w:w="100"/>
+              <w:bottom w:type="dxa" w:w="52"/>
+              <w:right w:type="dxa" w:w="100"/>
+            </w:tcMar>
+            <w:vAlign w:val="center"/>
+          </w:tcPr>
+          <w:p>
+            <w:pPr>
+              <w:spacing w:after="0" w:line="240" w:lineRule="auto"/>
+              <w:jc w:val="left"/>
+            </w:pPr>
+            <w:r>
+              <w:rPr>
+                <w:rFonts w:ascii="Arial" w:cs="Arial" w:eastAsia="Arial" w:hAnsi="Arial"/>
+                <w:b/>
+                <w:bCs/>
+                <w:i w:val="false"/>
+                <w:iCs w:val="false"/>
+                <w:color w:val="2A2E38"/>
+                <w:sz w:val="17"/>
+                <w:szCs w:val="17"/>
+              </w:rPr>
+              <w:t xml:space="preserve">Neva Towers* · дизайнерский</w:t>
+            </w:r>
+          </w:p>
+        </w:tc>
+        <w:tc>
+          <w:tcPr>
+            <w:tcW w:type="dxa" w:w="1150"/>
+            <w:tcBorders>
+              <w:top w:val="single" w:color="D9D4CB" w:sz="4"/>
+              <w:left w:val="none" w:color="auto" w:sz="0"/>
+              <w:bottom w:val="single" w:color="D9D4CB" w:sz="4"/>
+              <w:right w:val="none" w:color="auto" w:sz="0"/>
+            </w:tcBorders>
+            <w:tcMar>
+              <w:top w:type="dxa" w:w="52"/>
+              <w:left w:type="dxa" w:w="100"/>
+              <w:bottom w:type="dxa" w:w="52"/>
+              <w:right w:type="dxa" w:w="100"/>
+            </w:tcMar>
+            <w:vAlign w:val="center"/>
+          </w:tcPr>
+          <w:p>
+            <w:pPr>
+              <w:spacing w:after="0" w:line="240" w:lineRule="auto"/>
+              <w:jc w:val="center"/>
+            </w:pPr>
+            <w:r>
+              <w:rPr>
+                <w:rFonts w:ascii="Arial" w:cs="Arial" w:eastAsia="Arial" w:hAnsi="Arial"/>
+                <w:b w:val="false"/>
+                <w:bCs w:val="false"/>
+                <w:i w:val="false"/>
+                <w:iCs w:val="false"/>
+                <w:color w:val="2A2E38"/>
+                <w:sz w:val="17"/>
+                <w:szCs w:val="17"/>
+              </w:rPr>
+              <w:t xml:space="preserve">110,0</w:t>
+            </w:r>
+          </w:p>
+        </w:tc>
+        <w:tc>
+          <w:tcPr>
+            <w:tcW w:type="dxa" w:w="900"/>
+            <w:tcBorders>
+              <w:top w:val="single" w:color="D9D4CB" w:sz="4"/>
+              <w:left w:val="none" w:color="auto" w:sz="0"/>
+              <w:bottom w:val="single" w:color="D9D4CB" w:sz="4"/>
+              <w:right w:val="none" w:color="auto" w:sz="0"/>
+            </w:tcBorders>
+            <w:tcMar>
+              <w:top w:type="dxa" w:w="52"/>
+              <w:left w:type="dxa" w:w="100"/>
+              <w:bottom w:type="dxa" w:w="52"/>
+              <w:right w:type="dxa" w:w="100"/>
+            </w:tcMar>
+            <w:vAlign w:val="center"/>
+          </w:tcPr>
+          <w:p>
+            <w:pPr>
+              <w:spacing w:after="0" w:line="240" w:lineRule="auto"/>
+              <w:jc w:val="center"/>
+            </w:pPr>
+            <w:r>
+              <w:rPr>
+                <w:rFonts w:ascii="Arial" w:cs="Arial" w:eastAsia="Arial" w:hAnsi="Arial"/>
+                <w:b w:val="false"/>
+                <w:bCs w:val="false"/>
+                <w:i w:val="false"/>
+                <w:iCs w:val="false"/>
+                <w:color w:val="2A2E38"/>
+                <w:sz w:val="17"/>
+                <w:szCs w:val="17"/>
+              </w:rPr>
+              <w:t xml:space="preserve">53/78</w:t>
+            </w:r>
+          </w:p>
+        </w:tc>
+        <w:tc>
+          <w:tcPr>
+            <w:tcW w:type="dxa" w:w="1150"/>
+            <w:tcBorders>
+              <w:top w:val="single" w:color="D9D4CB" w:sz="4"/>
+              <w:left w:val="none" w:color="auto" w:sz="0"/>
+              <w:bottom w:val="single" w:color="D9D4CB" w:sz="4"/>
+              <w:right w:val="none" w:color="auto" w:sz="0"/>
+            </w:tcBorders>
+            <w:tcMar>
+              <w:top w:type="dxa" w:w="52"/>
+              <w:left w:type="dxa" w:w="100"/>
+              <w:bottom w:type="dxa" w:w="52"/>
+              <w:right w:type="dxa" w:w="100"/>
+            </w:tcMar>
+            <w:vAlign w:val="center"/>
+          </w:tcPr>
+          <w:p>
+            <w:pPr>
+              <w:spacing w:after="0" w:line="240" w:lineRule="auto"/>
+              <w:jc w:val="center"/>
+            </w:pPr>
+            <w:r>
+              <w:rPr>
+                <w:rFonts w:ascii="Arial" w:cs="Arial" w:eastAsia="Arial" w:hAnsi="Arial"/>
+                <w:b w:val="false"/>
+                <w:bCs w:val="false"/>
+                <w:i w:val="false"/>
+                <w:iCs w:val="false"/>
+                <w:color w:val="2A2E38"/>
+                <w:sz w:val="17"/>
+                <w:szCs w:val="17"/>
+              </w:rPr>
+              <w:t xml:space="preserve">149,0</w:t>
+            </w:r>
+          </w:p>
+        </w:tc>
+        <w:tc>
+          <w:tcPr>
+            <w:tcW w:type="dxa" w:w="2400"/>
+            <w:tcBorders>
+              <w:top w:val="single" w:color="D9D4CB" w:sz="4"/>
+              <w:left w:val="none" w:color="auto" w:sz="0"/>
+              <w:bottom w:val="single" w:color="D9D4CB" w:sz="4"/>
+              <w:right w:val="none" w:color="auto" w:sz="0"/>
+            </w:tcBorders>
+            <w:tcMar>
+              <w:top w:type="dxa" w:w="52"/>
+              <w:left w:type="dxa" w:w="100"/>
+              <w:bottom w:type="dxa" w:w="52"/>
+              <w:right w:type="dxa" w:w="100"/>
+            </w:tcMar>
+            <w:vAlign w:val="center"/>
+          </w:tcPr>
+          <w:p>
+            <w:pPr>
+              <w:spacing w:after="0" w:line="240" w:lineRule="auto"/>
+              <w:jc w:val="center"/>
+            </w:pPr>
+            <w:r>
+              <w:rPr>
+                <w:rFonts w:ascii="Arial" w:cs="Arial" w:eastAsia="Arial" w:hAnsi="Arial"/>
+                <w:b w:val="false"/>
+                <w:bCs w:val="false"/>
+                <w:i w:val="false"/>
+                <w:iCs w:val="false"/>
+                <w:color w:val="2A2E38"/>
+                <w:sz w:val="17"/>
+                <w:szCs w:val="17"/>
+              </w:rPr>
+              <w:t xml:space="preserve">+15,0 м² · −13,5 млн ₽</w:t>
+            </w:r>
+          </w:p>
+        </w:tc>
+        <w:tc>
+          <w:tcPr>
+            <w:tcW w:type="dxa" w:w="1538"/>
+            <w:tcBorders>
+              <w:top w:val="single" w:color="D9D4CB" w:sz="4"/>
+              <w:left w:val="none" w:color="auto" w:sz="0"/>
+              <w:bottom w:val="single" w:color="D9D4CB" w:sz="4"/>
+              <w:right w:val="none" w:color="auto" w:sz="0"/>
+            </w:tcBorders>
+            <w:tcMar>
+              <w:top w:type="dxa" w:w="52"/>
+              <w:left w:type="dxa" w:w="100"/>
+              <w:bottom w:type="dxa" w:w="52"/>
+              <w:right w:type="dxa" w:w="100"/>
+            </w:tcMar>
+            <w:vAlign w:val="center"/>
+          </w:tcPr>
+          <w:p>
+            <w:pPr>
+              <w:spacing w:after="0" w:line="240" w:lineRule="auto"/>
+              <w:jc w:val="center"/>
+            </w:pPr>
+            <w:hyperlink w:history="1" r:id="rId89nau05mbtl7pgi64od8e">
+              <w:r>
+                <w:rPr>
+                  <w:rFonts w:ascii="Arial" w:cs="Arial" w:eastAsia="Arial" w:hAnsi="Arial"/>
+                  <w:b w:val="false"/>
+                  <w:bCs w:val="false"/>
+                  <w:i w:val="false"/>
+                  <w:iCs w:val="false"/>
+                  <w:color w:val="2C5FA8"/>
+                  <w:sz w:val="17"/>
+                  <w:szCs w:val="17"/>
+                </w:rPr>
+                <w:t xml:space="preserve">Яндекс →</w:t>
+              </w:r>
+            </w:hyperlink>
+          </w:p>
+        </w:tc>
+      </w:tr>
+      <w:tr>
+        <w:tc>
+          <w:tcPr>
+            <w:tcW w:type="dxa" w:w="2500"/>
+            <w:tcBorders>
+              <w:top w:val="single" w:color="D9D4CB" w:sz="4"/>
+              <w:left w:val="none" w:color="auto" w:sz="0"/>
+              <w:bottom w:val="single" w:color="D9D4CB" w:sz="4"/>
+              <w:right w:val="none" w:color="auto" w:sz="0"/>
+            </w:tcBorders>
+            <w:shd w:fill="FBFAF8" w:color="auto" w:val="clear"/>
+            <w:tcMar>
+              <w:top w:type="dxa" w:w="52"/>
+              <w:left w:type="dxa" w:w="100"/>
+              <w:bottom w:type="dxa" w:w="52"/>
+              <w:right w:type="dxa" w:w="100"/>
+            </w:tcMar>
+            <w:vAlign w:val="center"/>
+          </w:tcPr>
+          <w:p>
+            <w:pPr>
+              <w:spacing w:after="0" w:line="240" w:lineRule="auto"/>
+              <w:jc w:val="left"/>
+            </w:pPr>
+            <w:r>
+              <w:rPr>
+                <w:rFonts w:ascii="Arial" w:cs="Arial" w:eastAsia="Arial" w:hAnsi="Arial"/>
+                <w:b/>
+                <w:bCs/>
+                <w:i w:val="false"/>
+                <w:iCs w:val="false"/>
+                <w:color w:val="2A2E38"/>
+                <w:sz w:val="17"/>
+                <w:szCs w:val="17"/>
+              </w:rPr>
+              <w:t xml:space="preserve">Neva Towers* · дизайнерский</w:t>
+            </w:r>
+          </w:p>
+        </w:tc>
+        <w:tc>
+          <w:tcPr>
+            <w:tcW w:type="dxa" w:w="1150"/>
+            <w:tcBorders>
+              <w:top w:val="single" w:color="D9D4CB" w:sz="4"/>
+              <w:left w:val="none" w:color="auto" w:sz="0"/>
+              <w:bottom w:val="single" w:color="D9D4CB" w:sz="4"/>
+              <w:right w:val="none" w:color="auto" w:sz="0"/>
+            </w:tcBorders>
+            <w:shd w:fill="FBFAF8" w:color="auto" w:val="clear"/>
+            <w:tcMar>
+              <w:top w:type="dxa" w:w="52"/>
+              <w:left w:type="dxa" w:w="100"/>
+              <w:bottom w:type="dxa" w:w="52"/>
+              <w:right w:type="dxa" w:w="100"/>
+            </w:tcMar>
+            <w:vAlign w:val="center"/>
+          </w:tcPr>
+          <w:p>
+            <w:pPr>
+              <w:spacing w:after="0" w:line="240" w:lineRule="auto"/>
+              <w:jc w:val="center"/>
+            </w:pPr>
+            <w:r>
+              <w:rPr>
+                <w:rFonts w:ascii="Arial" w:cs="Arial" w:eastAsia="Arial" w:hAnsi="Arial"/>
+                <w:b w:val="false"/>
+                <w:bCs w:val="false"/>
+                <w:i w:val="false"/>
+                <w:iCs w:val="false"/>
+                <w:color w:val="2A2E38"/>
+                <w:sz w:val="17"/>
+                <w:szCs w:val="17"/>
+              </w:rPr>
+              <w:t xml:space="preserve">120,0</w:t>
+            </w:r>
+          </w:p>
+        </w:tc>
+        <w:tc>
+          <w:tcPr>
+            <w:tcW w:type="dxa" w:w="900"/>
+            <w:tcBorders>
+              <w:top w:val="single" w:color="D9D4CB" w:sz="4"/>
+              <w:left w:val="none" w:color="auto" w:sz="0"/>
+              <w:bottom w:val="single" w:color="D9D4CB" w:sz="4"/>
+              <w:right w:val="none" w:color="auto" w:sz="0"/>
+            </w:tcBorders>
+            <w:shd w:fill="FBFAF8" w:color="auto" w:val="clear"/>
+            <w:tcMar>
+              <w:top w:type="dxa" w:w="52"/>
+              <w:left w:type="dxa" w:w="100"/>
+              <w:bottom w:type="dxa" w:w="52"/>
+              <w:right w:type="dxa" w:w="100"/>
+            </w:tcMar>
+            <w:vAlign w:val="center"/>
+          </w:tcPr>
+          <w:p>
+            <w:pPr>
+              <w:spacing w:after="0" w:line="240" w:lineRule="auto"/>
+              <w:jc w:val="center"/>
+            </w:pPr>
+            <w:r>
+              <w:rPr>
+                <w:rFonts w:ascii="Arial" w:cs="Arial" w:eastAsia="Arial" w:hAnsi="Arial"/>
+                <w:b w:val="false"/>
+                <w:bCs w:val="false"/>
+                <w:i w:val="false"/>
+                <w:iCs w:val="false"/>
+                <w:color w:val="2A2E38"/>
+                <w:sz w:val="17"/>
+                <w:szCs w:val="17"/>
+              </w:rPr>
+              <w:t xml:space="preserve">33/78</w:t>
+            </w:r>
+          </w:p>
+        </w:tc>
+        <w:tc>
+          <w:tcPr>
+            <w:tcW w:type="dxa" w:w="1150"/>
+            <w:tcBorders>
+              <w:top w:val="single" w:color="D9D4CB" w:sz="4"/>
+              <w:left w:val="none" w:color="auto" w:sz="0"/>
+              <w:bottom w:val="single" w:color="D9D4CB" w:sz="4"/>
+              <w:right w:val="none" w:color="auto" w:sz="0"/>
+            </w:tcBorders>
+            <w:shd w:fill="FBFAF8" w:color="auto" w:val="clear"/>
+            <w:tcMar>
+              <w:top w:type="dxa" w:w="52"/>
+              <w:left w:type="dxa" w:w="100"/>
+              <w:bottom w:type="dxa" w:w="52"/>
+              <w:right w:type="dxa" w:w="100"/>
+            </w:tcMar>
+            <w:vAlign w:val="center"/>
+          </w:tcPr>
+          <w:p>
+            <w:pPr>
+              <w:spacing w:after="0" w:line="240" w:lineRule="auto"/>
+              <w:jc w:val="center"/>
+            </w:pPr>
+            <w:r>
+              <w:rPr>
+                <w:rFonts w:ascii="Arial" w:cs="Arial" w:eastAsia="Arial" w:hAnsi="Arial"/>
+                <w:b w:val="false"/>
+                <w:bCs w:val="false"/>
+                <w:i w:val="false"/>
+                <w:iCs w:val="false"/>
+                <w:color w:val="2A2E38"/>
+                <w:sz w:val="17"/>
+                <w:szCs w:val="17"/>
+              </w:rPr>
+              <w:t xml:space="preserve">135,0</w:t>
+            </w:r>
+          </w:p>
+        </w:tc>
+        <w:tc>
+          <w:tcPr>
+            <w:tcW w:type="dxa" w:w="2400"/>
+            <w:tcBorders>
+              <w:top w:val="single" w:color="D9D4CB" w:sz="4"/>
+              <w:left w:val="none" w:color="auto" w:sz="0"/>
+              <w:bottom w:val="single" w:color="D9D4CB" w:sz="4"/>
+              <w:right w:val="none" w:color="auto" w:sz="0"/>
+            </w:tcBorders>
+            <w:shd w:fill="FBFAF8" w:color="auto" w:val="clear"/>
+            <w:tcMar>
+              <w:top w:type="dxa" w:w="52"/>
+              <w:left w:type="dxa" w:w="100"/>
+              <w:bottom w:type="dxa" w:w="52"/>
+              <w:right w:type="dxa" w:w="100"/>
+            </w:tcMar>
+            <w:vAlign w:val="center"/>
+          </w:tcPr>
+          <w:p>
+            <w:pPr>
+              <w:spacing w:after="0" w:line="240" w:lineRule="auto"/>
+              <w:jc w:val="center"/>
+            </w:pPr>
+            <w:r>
+              <w:rPr>
+                <w:rFonts w:ascii="Arial" w:cs="Arial" w:eastAsia="Arial" w:hAnsi="Arial"/>
+                <w:b w:val="false"/>
+                <w:bCs w:val="false"/>
+                <w:i w:val="false"/>
+                <w:iCs w:val="false"/>
+                <w:color w:val="2A2E38"/>
+                <w:sz w:val="17"/>
+                <w:szCs w:val="17"/>
+              </w:rPr>
+              <w:t xml:space="preserve">+25,0 м² · −27,5 млн ₽</w:t>
+            </w:r>
+          </w:p>
+        </w:tc>
+        <w:tc>
+          <w:tcPr>
+            <w:tcW w:type="dxa" w:w="1538"/>
+            <w:tcBorders>
+              <w:top w:val="single" w:color="D9D4CB" w:sz="4"/>
+              <w:left w:val="none" w:color="auto" w:sz="0"/>
+              <w:bottom w:val="single" w:color="D9D4CB" w:sz="4"/>
+              <w:right w:val="none" w:color="auto" w:sz="0"/>
+            </w:tcBorders>
+            <w:shd w:fill="FBFAF8" w:color="auto" w:val="clear"/>
+            <w:tcMar>
+              <w:top w:type="dxa" w:w="52"/>
+              <w:left w:type="dxa" w:w="100"/>
+              <w:bottom w:type="dxa" w:w="52"/>
+              <w:right w:type="dxa" w:w="100"/>
+            </w:tcMar>
+            <w:vAlign w:val="center"/>
+          </w:tcPr>
+          <w:p>
+            <w:pPr>
+              <w:spacing w:after="0" w:line="240" w:lineRule="auto"/>
+              <w:jc w:val="center"/>
+            </w:pPr>
+            <w:hyperlink w:history="1" r:id="rIdft_g-oe-7oe_frweep2og">
+              <w:r>
+                <w:rPr>
+                  <w:rFonts w:ascii="Arial" w:cs="Arial" w:eastAsia="Arial" w:hAnsi="Arial"/>
+                  <w:b w:val="false"/>
+                  <w:bCs w:val="false"/>
+                  <w:i w:val="false"/>
+                  <w:iCs w:val="false"/>
+                  <w:color w:val="2C5FA8"/>
+                  <w:sz w:val="17"/>
+                  <w:szCs w:val="17"/>
+                </w:rPr>
+                <w:t xml:space="preserve">Яндекс →</w:t>
+              </w:r>
+            </w:hyperlink>
+          </w:p>
+        </w:tc>
+      </w:tr>
+      <w:tr>
+        <w:tc>
+          <w:tcPr>
+            <w:tcW w:type="dxa" w:w="2500"/>
+            <w:tcBorders>
+              <w:top w:val="single" w:color="D9D4CB" w:sz="4"/>
+              <w:left w:val="none" w:color="auto" w:sz="0"/>
+              <w:bottom w:val="single" w:color="D9D4CB" w:sz="4"/>
+              <w:right w:val="none" w:color="auto" w:sz="0"/>
+            </w:tcBorders>
+            <w:tcMar>
+              <w:top w:type="dxa" w:w="52"/>
+              <w:left w:type="dxa" w:w="100"/>
+              <w:bottom w:type="dxa" w:w="52"/>
+              <w:right w:type="dxa" w:w="100"/>
+            </w:tcMar>
+            <w:vAlign w:val="center"/>
+          </w:tcPr>
+          <w:p>
+            <w:pPr>
+              <w:spacing w:after="0" w:line="240" w:lineRule="auto"/>
+              <w:jc w:val="left"/>
+            </w:pPr>
+            <w:r>
+              <w:rPr>
+                <w:rFonts w:ascii="Arial" w:cs="Arial" w:eastAsia="Arial" w:hAnsi="Arial"/>
+                <w:b/>
+                <w:bCs/>
+                <w:i w:val="false"/>
+                <w:iCs w:val="false"/>
+                <w:color w:val="2A2E38"/>
+                <w:sz w:val="17"/>
+                <w:szCs w:val="17"/>
+              </w:rPr>
+              <w:t xml:space="preserve">Capital Towers · евроремонт</w:t>
+            </w:r>
+          </w:p>
+        </w:tc>
+        <w:tc>
+          <w:tcPr>
+            <w:tcW w:type="dxa" w:w="1150"/>
+            <w:tcBorders>
+              <w:top w:val="single" w:color="D9D4CB" w:sz="4"/>
+              <w:left w:val="none" w:color="auto" w:sz="0"/>
+              <w:bottom w:val="single" w:color="D9D4CB" w:sz="4"/>
+              <w:right w:val="none" w:color="auto" w:sz="0"/>
+            </w:tcBorders>
+            <w:tcMar>
+              <w:top w:type="dxa" w:w="52"/>
+              <w:left w:type="dxa" w:w="100"/>
+              <w:bottom w:type="dxa" w:w="52"/>
+              <w:right w:type="dxa" w:w="100"/>
+            </w:tcMar>
+            <w:vAlign w:val="center"/>
+          </w:tcPr>
+          <w:p>
+            <w:pPr>
+              <w:spacing w:after="0" w:line="240" w:lineRule="auto"/>
+              <w:jc w:val="center"/>
+            </w:pPr>
+            <w:r>
+              <w:rPr>
+                <w:rFonts w:ascii="Arial" w:cs="Arial" w:eastAsia="Arial" w:hAnsi="Arial"/>
+                <w:b w:val="false"/>
+                <w:bCs w:val="false"/>
+                <w:i w:val="false"/>
+                <w:iCs w:val="false"/>
+                <w:color w:val="2A2E38"/>
+                <w:sz w:val="17"/>
+                <w:szCs w:val="17"/>
+              </w:rPr>
+              <w:t xml:space="preserve">109,3</w:t>
+            </w:r>
+          </w:p>
+        </w:tc>
+        <w:tc>
+          <w:tcPr>
+            <w:tcW w:type="dxa" w:w="900"/>
+            <w:tcBorders>
+              <w:top w:val="single" w:color="D9D4CB" w:sz="4"/>
+              <w:left w:val="none" w:color="auto" w:sz="0"/>
+              <w:bottom w:val="single" w:color="D9D4CB" w:sz="4"/>
+              <w:right w:val="none" w:color="auto" w:sz="0"/>
+            </w:tcBorders>
+            <w:tcMar>
+              <w:top w:type="dxa" w:w="52"/>
+              <w:left w:type="dxa" w:w="100"/>
+              <w:bottom w:type="dxa" w:w="52"/>
+              <w:right w:type="dxa" w:w="100"/>
+            </w:tcMar>
+            <w:vAlign w:val="center"/>
+          </w:tcPr>
+          <w:p>
+            <w:pPr>
+              <w:spacing w:after="0" w:line="240" w:lineRule="auto"/>
+              <w:jc w:val="center"/>
+            </w:pPr>
+            <w:r>
+              <w:rPr>
+                <w:rFonts w:ascii="Arial" w:cs="Arial" w:eastAsia="Arial" w:hAnsi="Arial"/>
+                <w:b w:val="false"/>
+                <w:bCs w:val="false"/>
+                <w:i w:val="false"/>
+                <w:iCs w:val="false"/>
+                <w:color w:val="2A2E38"/>
+                <w:sz w:val="17"/>
+                <w:szCs w:val="17"/>
+              </w:rPr>
+              <w:t xml:space="preserve">30/67</w:t>
+            </w:r>
+          </w:p>
+        </w:tc>
+        <w:tc>
+          <w:tcPr>
+            <w:tcW w:type="dxa" w:w="1150"/>
+            <w:tcBorders>
+              <w:top w:val="single" w:color="D9D4CB" w:sz="4"/>
+              <w:left w:val="none" w:color="auto" w:sz="0"/>
+              <w:bottom w:val="single" w:color="D9D4CB" w:sz="4"/>
+              <w:right w:val="none" w:color="auto" w:sz="0"/>
+            </w:tcBorders>
+            <w:tcMar>
+              <w:top w:type="dxa" w:w="52"/>
+              <w:left w:type="dxa" w:w="100"/>
+              <w:bottom w:type="dxa" w:w="52"/>
+              <w:right w:type="dxa" w:w="100"/>
+            </w:tcMar>
+            <w:vAlign w:val="center"/>
+          </w:tcPr>
+          <w:p>
+            <w:pPr>
+              <w:spacing w:after="0" w:line="240" w:lineRule="auto"/>
+              <w:jc w:val="center"/>
+            </w:pPr>
+            <w:r>
+              <w:rPr>
+                <w:rFonts w:ascii="Arial" w:cs="Arial" w:eastAsia="Arial" w:hAnsi="Arial"/>
+                <w:b w:val="false"/>
+                <w:bCs w:val="false"/>
+                <w:i w:val="false"/>
+                <w:iCs w:val="false"/>
+                <w:color w:val="2A2E38"/>
+                <w:sz w:val="17"/>
+                <w:szCs w:val="17"/>
+              </w:rPr>
+              <w:t xml:space="preserve">131,2</w:t>
+            </w:r>
+          </w:p>
+        </w:tc>
+        <w:tc>
+          <w:tcPr>
+            <w:tcW w:type="dxa" w:w="2400"/>
+            <w:tcBorders>
+              <w:top w:val="single" w:color="D9D4CB" w:sz="4"/>
+              <w:left w:val="none" w:color="auto" w:sz="0"/>
+              <w:bottom w:val="single" w:color="D9D4CB" w:sz="4"/>
+              <w:right w:val="none" w:color="auto" w:sz="0"/>
+            </w:tcBorders>
+            <w:tcMar>
+              <w:top w:type="dxa" w:w="52"/>
+              <w:left w:type="dxa" w:w="100"/>
+              <w:bottom w:type="dxa" w:w="52"/>
+              <w:right w:type="dxa" w:w="100"/>
+            </w:tcMar>
+            <w:vAlign w:val="center"/>
+          </w:tcPr>
+          <w:p>
+            <w:pPr>
+              <w:spacing w:after="0" w:line="240" w:lineRule="auto"/>
+              <w:jc w:val="center"/>
+            </w:pPr>
+            <w:r>
+              <w:rPr>
+                <w:rFonts w:ascii="Arial" w:cs="Arial" w:eastAsia="Arial" w:hAnsi="Arial"/>
+                <w:b w:val="false"/>
+                <w:bCs w:val="false"/>
+                <w:i w:val="false"/>
+                <w:iCs w:val="false"/>
+                <w:color w:val="2A2E38"/>
+                <w:sz w:val="17"/>
+                <w:szCs w:val="17"/>
+              </w:rPr>
+              <w:t xml:space="preserve">+14,3 м² · −31,3 млн ₽</w:t>
+            </w:r>
+          </w:p>
+        </w:tc>
+        <w:tc>
+          <w:tcPr>
+            <w:tcW w:type="dxa" w:w="1538"/>
+            <w:tcBorders>
+              <w:top w:val="single" w:color="D9D4CB" w:sz="4"/>
+              <w:left w:val="none" w:color="auto" w:sz="0"/>
+              <w:bottom w:val="single" w:color="D9D4CB" w:sz="4"/>
+              <w:right w:val="none" w:color="auto" w:sz="0"/>
+            </w:tcBorders>
+            <w:tcMar>
+              <w:top w:type="dxa" w:w="52"/>
+              <w:left w:type="dxa" w:w="100"/>
+              <w:bottom w:type="dxa" w:w="52"/>
+              <w:right w:type="dxa" w:w="100"/>
+            </w:tcMar>
+            <w:vAlign w:val="center"/>
+          </w:tcPr>
+          <w:p>
+            <w:pPr>
+              <w:spacing w:after="0" w:line="240" w:lineRule="auto"/>
+              <w:jc w:val="center"/>
+            </w:pPr>
+            <w:hyperlink w:history="1" r:id="rIdg19_ftepiirtp8j6dtzzm">
+              <w:r>
+                <w:rPr>
+                  <w:rFonts w:ascii="Arial" w:cs="Arial" w:eastAsia="Arial" w:hAnsi="Arial"/>
+                  <w:b w:val="false"/>
+                  <w:bCs w:val="false"/>
+                  <w:i w:val="false"/>
+                  <w:iCs w:val="false"/>
+                  <w:color w:val="2C5FA8"/>
+                  <w:sz w:val="17"/>
+                  <w:szCs w:val="17"/>
+                </w:rPr>
+                <w:t xml:space="preserve">Яндекс →</w:t>
+              </w:r>
+            </w:hyperlink>
+          </w:p>
+        </w:tc>
+      </w:tr>
+    </w:tbl>
+    <w:p>
+      <w:pPr>
+        <w:spacing w:after="30"/>
+      </w:pPr>
+      <w:r>
+        <w:rPr>
+          <w:rFonts w:ascii="Arial" w:cs="Arial" w:eastAsia="Arial" w:hAnsi="Arial"/>
+          <w:b w:val="false"/>
+          <w:bCs w:val="false"/>
+          <w:i w:val="false"/>
+          <w:iCs w:val="false"/>
+          <w:color w:val="2A2E38"/>
+          <w:sz w:val="19"/>
+          <w:szCs w:val="19"/>
+        </w:rPr>
+        <w:t xml:space="preserve"/>
+      </w:r>
+    </w:p>
+    <w:p>
+      <w:pPr>
+        <w:spacing w:after="60" w:line="230" w:lineRule="auto"/>
+        <w:ind w:right="1560"/>
+      </w:pPr>
+      <w:r>
+        <w:rPr>
+          <w:rFonts w:ascii="Arial" w:cs="Arial" w:eastAsia="Arial" w:hAnsi="Arial"/>
+          <w:b w:val="false"/>
+          <w:bCs w:val="false"/>
+          <w:i w:val="false"/>
+          <w:iCs w:val="false"/>
+          <w:color w:val="70788A"/>
+          <w:sz w:val="15"/>
+          <w:szCs w:val="15"/>
+        </w:rPr>
+        <w:t xml:space="preserve">* Neva Towers — апартаменты. Циан и Яндекс Недвижимость, 30.07.2026; ссылка ведёт на объявление. Фотографии ремонта этих лотов — на странице 5.</w:t>
       </w:r>
     </w:p>
     <w:p>
@@ -14875,7 +17008,7 @@
           <w:sz w:val="19"/>
           <w:szCs w:val="19"/>
         </w:rPr>
-        <w:t xml:space="preserve">Capital Towers, 102,7 м² за 162,2 млн ₽ — ровно наш бюджет. </w:t>
+        <w:t xml:space="preserve">Прямой конкурент — Capital Towers, 102,7 м² за 162,2 млн ₽. </w:t>
       </w:r>
       <w:r>
         <w:rPr>
@@ -14888,8 +17021,36 @@
           <w:sz w:val="19"/>
           <w:szCs w:val="19"/>
         </w:rPr>
-        <w:t xml:space="preserve">На 7,7 м² больше, дизайнерский ремонт с мебелью, 54-й этаж, панорама Москва-Сити, дом 2023 года. Метр там стоит 1 579 200 ₽ против наших 1 710 526 ₽.</w:t>
+        <w:t xml:space="preserve">Та же сумма с точностью до трёхсот тысяч, но на 7,7 м² больше, 54-й этаж вместо шестого, панорама на Москва-Сити и дом 2023 года. Ремонт дизайнерский, с мебелью, — заехать можно так же сразу. Метр там 1 579 200 ₽ против наших 1 710 526 ₽.</w:t>
       </w:r>
+      <w:r>
+        <w:rPr>
+          <w:rFonts w:ascii="Arial" w:cs="Arial" w:eastAsia="Arial" w:hAnsi="Arial"/>
+          <w:b w:val="false"/>
+          <w:bCs w:val="false"/>
+          <w:i w:val="false"/>
+          <w:iCs w:val="false"/>
+          <w:color w:val="2A2E38"/>
+          <w:sz w:val="19"/>
+          <w:szCs w:val="19"/>
+        </w:rPr>
+        <w:t xml:space="preserve">  </w:t>
+      </w:r>
+      <w:hyperlink w:history="1" r:id="rId2t90zvhcmoepu27ksaqgd">
+        <w:r>
+          <w:rPr>
+            <w:rFonts w:ascii="Arial" w:cs="Arial" w:eastAsia="Arial" w:hAnsi="Arial"/>
+            <w:b w:val="false"/>
+            <w:bCs w:val="false"/>
+            <w:i w:val="false"/>
+            <w:iCs w:val="false"/>
+            <w:color w:val="2C5FA8"/>
+            <w:sz w:val="17"/>
+            <w:szCs w:val="17"/>
+          </w:rPr>
+          <w:t xml:space="preserve">Смотреть →</w:t>
+        </w:r>
+      </w:hyperlink>
     </w:p>
     <w:p>
       <w:pPr>
@@ -14920,8 +17081,36 @@
           <w:sz w:val="19"/>
           <w:szCs w:val="19"/>
         </w:rPr>
-        <w:t xml:space="preserve">Capital Towers, 130,0 м² с дизайнерским ремонтом — 156,0 млн ₽: плюс 35 м² и на 6,5 млн ₽ дешевле.</w:t>
+        <w:t xml:space="preserve">Если покупателю важнее площадь — 130,0 м² в Capital Towers с дизайнерским ремонтом за 156,0 млн ₽: на 35 м² больше и на 6,5 млн ₽ дешевле. За меньшие деньги семья получает лишнюю комнату.</w:t>
       </w:r>
+      <w:r>
+        <w:rPr>
+          <w:rFonts w:ascii="Arial" w:cs="Arial" w:eastAsia="Arial" w:hAnsi="Arial"/>
+          <w:b w:val="false"/>
+          <w:bCs w:val="false"/>
+          <w:i w:val="false"/>
+          <w:iCs w:val="false"/>
+          <w:color w:val="2A2E38"/>
+          <w:sz w:val="19"/>
+          <w:szCs w:val="19"/>
+        </w:rPr>
+        <w:t xml:space="preserve">  </w:t>
+      </w:r>
+      <w:hyperlink w:history="1" r:id="rIdmyikhbjzfrwgpf2lhawwy">
+        <w:r>
+          <w:rPr>
+            <w:rFonts w:ascii="Arial" w:cs="Arial" w:eastAsia="Arial" w:hAnsi="Arial"/>
+            <w:b w:val="false"/>
+            <w:bCs w:val="false"/>
+            <w:i w:val="false"/>
+            <w:iCs w:val="false"/>
+            <w:color w:val="2C5FA8"/>
+            <w:sz w:val="17"/>
+            <w:szCs w:val="17"/>
+          </w:rPr>
+          <w:t xml:space="preserve">Смотреть →</w:t>
+        </w:r>
+      </w:hyperlink>
     </w:p>
     <w:p>
       <w:pPr>
@@ -14952,7 +17141,140 @@
           <w:sz w:val="19"/>
           <w:szCs w:val="19"/>
         </w:rPr>
-        <w:t xml:space="preserve">Всего в Москва-Сити и Capital Towers 255 готовых лотов, 111 из них с ремонтом. Это не отложенный спрос и не стройка — это то, что покупатель может купить сегодня вместо нашей квартиры.</w:t>
+        <w:t xml:space="preserve">Если важнее бюджет — 109,3 м² с готовой отделкой за 131,2 млн ₽, на 31,3 млн ₽ дешевле нашего лота. Мебели нет, но ремонт закончен, и разницы хватит на меблировку с запасом.</w:t>
+      </w:r>
+      <w:r>
+        <w:rPr>
+          <w:rFonts w:ascii="Arial" w:cs="Arial" w:eastAsia="Arial" w:hAnsi="Arial"/>
+          <w:b w:val="false"/>
+          <w:bCs w:val="false"/>
+          <w:i w:val="false"/>
+          <w:iCs w:val="false"/>
+          <w:color w:val="2A2E38"/>
+          <w:sz w:val="19"/>
+          <w:szCs w:val="19"/>
+        </w:rPr>
+        <w:t xml:space="preserve">  </w:t>
+      </w:r>
+      <w:hyperlink w:history="1" r:id="rIdzw9msqbn38-ktibcp_rpw">
+        <w:r>
+          <w:rPr>
+            <w:rFonts w:ascii="Arial" w:cs="Arial" w:eastAsia="Arial" w:hAnsi="Arial"/>
+            <w:b w:val="false"/>
+            <w:bCs w:val="false"/>
+            <w:i w:val="false"/>
+            <w:iCs w:val="false"/>
+            <w:color w:val="2C5FA8"/>
+            <w:sz w:val="17"/>
+            <w:szCs w:val="17"/>
+          </w:rPr>
+          <w:t xml:space="preserve">Смотреть →</w:t>
+        </w:r>
+      </w:hyperlink>
+    </w:p>
+    <w:p>
+      <w:pPr>
+        <w:spacing w:after="58" w:line="252" w:lineRule="auto"/>
+        <w:ind w:left="170" w:right="1560" w:hanging="170"/>
+      </w:pPr>
+      <w:r>
+        <w:rPr>
+          <w:rFonts w:ascii="Arial" w:cs="Arial" w:eastAsia="Arial" w:hAnsi="Arial"/>
+          <w:b/>
+          <w:bCs/>
+          <w:i w:val="false"/>
+          <w:iCs w:val="false"/>
+          <w:color w:val="A9762F"/>
+          <w:sz w:val="19"/>
+          <w:szCs w:val="19"/>
+        </w:rPr>
+        <w:t xml:space="preserve">—   </w:t>
+      </w:r>
+      <w:r>
+        <w:rPr>
+          <w:rFonts w:ascii="Arial" w:cs="Arial" w:eastAsia="Arial" w:hAnsi="Arial"/>
+          <w:b w:val="false"/>
+          <w:bCs w:val="false"/>
+          <w:i w:val="false"/>
+          <w:iCs w:val="false"/>
+          <w:color w:val="2A2E38"/>
+          <w:sz w:val="19"/>
+          <w:szCs w:val="19"/>
+        </w:rPr>
+        <w:t xml:space="preserve">Апартаменты Neva Towers — 110,0 м² за 149,0 млн ₽ и 120,0 м² за 135,0 млн ₽, оба с дизайнерским ремонтом. Юридически это не квартиры, и в расчёт средних они не входят, но бюджет покупателя забирают наравне с квартирами.</w:t>
+      </w:r>
+      <w:r>
+        <w:rPr>
+          <w:rFonts w:ascii="Arial" w:cs="Arial" w:eastAsia="Arial" w:hAnsi="Arial"/>
+          <w:b w:val="false"/>
+          <w:bCs w:val="false"/>
+          <w:i w:val="false"/>
+          <w:iCs w:val="false"/>
+          <w:color w:val="2A2E38"/>
+          <w:sz w:val="19"/>
+          <w:szCs w:val="19"/>
+        </w:rPr>
+        <w:t xml:space="preserve">  </w:t>
+      </w:r>
+      <w:hyperlink w:history="1" r:id="rIdhgm2in01ohgnmrlhkjsfq">
+        <w:r>
+          <w:rPr>
+            <w:rFonts w:ascii="Arial" w:cs="Arial" w:eastAsia="Arial" w:hAnsi="Arial"/>
+            <w:b w:val="false"/>
+            <w:bCs w:val="false"/>
+            <w:i w:val="false"/>
+            <w:iCs w:val="false"/>
+            <w:color w:val="2C5FA8"/>
+            <w:sz w:val="17"/>
+            <w:szCs w:val="17"/>
+          </w:rPr>
+          <w:t xml:space="preserve">Смотреть →</w:t>
+        </w:r>
+      </w:hyperlink>
+    </w:p>
+    <w:p>
+      <w:pPr>
+        <w:spacing w:after="58" w:line="252" w:lineRule="auto"/>
+        <w:ind w:left="170" w:right="1560" w:hanging="170"/>
+      </w:pPr>
+      <w:r>
+        <w:rPr>
+          <w:rFonts w:ascii="Arial" w:cs="Arial" w:eastAsia="Arial" w:hAnsi="Arial"/>
+          <w:b/>
+          <w:bCs/>
+          <w:i w:val="false"/>
+          <w:iCs w:val="false"/>
+          <w:color w:val="A9762F"/>
+          <w:sz w:val="19"/>
+          <w:szCs w:val="19"/>
+        </w:rPr>
+        <w:t xml:space="preserve">—   </w:t>
+      </w:r>
+      <w:r>
+        <w:rPr>
+          <w:rFonts w:ascii="Arial" w:cs="Arial" w:eastAsia="Arial" w:hAnsi="Arial"/>
+          <w:b w:val="false"/>
+          <w:bCs w:val="false"/>
+          <w:i w:val="false"/>
+          <w:iCs w:val="false"/>
+          <w:color w:val="2A2E38"/>
+          <w:sz w:val="19"/>
+          <w:szCs w:val="19"/>
+        </w:rPr>
+        <w:t xml:space="preserve">И это не два-три лота. </w:t>
+      </w:r>
+      <w:r>
+        <w:rPr>
+          <w:rFonts w:ascii="Arial" w:cs="Arial" w:eastAsia="Arial" w:hAnsi="Arial"/>
+          <w:b w:val="false"/>
+          <w:bCs w:val="false"/>
+          <w:i w:val="false"/>
+          <w:iCs w:val="false"/>
+          <w:color w:val="2A2E38"/>
+          <w:sz w:val="19"/>
+          <w:szCs w:val="19"/>
+        </w:rPr>
+        <w:t xml:space="preserve">В Capital Towers и башнях Москва-Сити 255 квартир и апартаментов в продаже, 111 из них с готовым ремонтом. Наша квартира в этом сравнении — один вариант из сотни, и не самый выгодный по метру.</w:t>
       </w:r>
     </w:p>
     <w:p>
@@ -15052,7 +17374,297 @@
     </w:p>
     <w:p>
       <w:pPr>
-        <w:spacing w:after="60"/>
+        <w:pageBreakBefore/>
+        <w:pBdr>
+          <w:bottom w:val="single" w:color="A9762F" w:sz="10" w:space="8"/>
+        </w:pBdr>
+        <w:spacing w:after="160"/>
+      </w:pPr>
+      <w:r>
+        <w:rPr>
+          <w:rFonts w:ascii="Georgia" w:cs="Georgia" w:eastAsia="Georgia" w:hAnsi="Georgia"/>
+          <w:b/>
+          <w:bCs/>
+          <w:i w:val="false"/>
+          <w:iCs w:val="false"/>
+          <w:color w:val="1F2A44"/>
+          <w:sz w:val="36"/>
+          <w:szCs w:val="36"/>
+        </w:rPr>
+        <w:t xml:space="preserve">Что с этим делать</w:t>
+      </w:r>
+    </w:p>
+    <w:p>
+      <w:pPr>
+        <w:spacing w:after="170" w:line="258" w:lineRule="auto"/>
+        <w:ind w:right="1560"/>
+      </w:pPr>
+      <w:r>
+        <w:rPr>
+          <w:rFonts w:ascii="Arial" w:cs="Arial" w:eastAsia="Arial" w:hAnsi="Arial"/>
+          <w:b w:val="false"/>
+          <w:bCs w:val="false"/>
+          <w:i w:val="false"/>
+          <w:iCs w:val="false"/>
+          <w:color w:val="2A2E38"/>
+          <w:sz w:val="19"/>
+          <w:szCs w:val="19"/>
+        </w:rPr>
+        <w:t xml:space="preserve">Цена не подтверждается ни собственным домом, ни локацией. Разрыв измерим и по меркам бюджета невелик — но именно он держит квартиру в экспозиции.</w:t>
+      </w:r>
+    </w:p>
+    <w:tbl>
+      <w:tblPr>
+        <w:tblW w:type="dxa" w:w="9638"/>
+        <w:tblBorders>
+          <w:top w:val="single" w:color="auto" w:sz="4"/>
+          <w:left w:val="single" w:color="auto" w:sz="4"/>
+          <w:bottom w:val="single" w:color="auto" w:sz="4"/>
+          <w:right w:val="single" w:color="auto" w:sz="4"/>
+          <w:insideH w:val="single" w:color="auto" w:sz="4"/>
+          <w:insideV w:val="single" w:color="auto" w:sz="4"/>
+        </w:tblBorders>
+      </w:tblPr>
+      <w:tblGrid>
+        <w:gridCol w:w="2409"/>
+        <w:gridCol w:w="2409"/>
+        <w:gridCol w:w="2409"/>
+        <w:gridCol w:w="2411"/>
+      </w:tblGrid>
+      <w:tr>
+        <w:tc>
+          <w:tcPr>
+            <w:tcW w:type="dxa" w:w="2409"/>
+            <w:tcBorders>
+              <w:top w:val="single" w:color="A9762F" w:sz="18"/>
+              <w:left w:val="single" w:color="FCFCFB" w:sz="26"/>
+              <w:bottom w:val="none" w:color="auto" w:sz="0"/>
+              <w:right w:val="single" w:color="FCFCFB" w:sz="26"/>
+            </w:tcBorders>
+            <w:shd w:fill="F5F2ED" w:color="auto" w:val="clear"/>
+            <w:tcMar>
+              <w:top w:type="dxa" w:w="118"/>
+              <w:left w:type="dxa" w:w="170"/>
+              <w:bottom w:type="dxa" w:w="118"/>
+              <w:right w:type="dxa" w:w="110"/>
+            </w:tcMar>
+            <w:vAlign w:val="center"/>
+          </w:tcPr>
+          <w:p>
+            <w:pPr>
+              <w:spacing w:after="40" w:line="240" w:lineRule="auto"/>
+            </w:pPr>
+            <w:r>
+              <w:rPr>
+                <w:rFonts w:ascii="Georgia" w:cs="Georgia" w:eastAsia="Georgia" w:hAnsi="Georgia"/>
+                <w:b/>
+                <w:bCs/>
+                <w:i w:val="false"/>
+                <w:iCs w:val="false"/>
+                <w:color w:val="1F2A44"/>
+                <w:sz w:val="27"/>
+                <w:szCs w:val="27"/>
+              </w:rPr>
+              <w:t xml:space="preserve">162,5 млн ₽</w:t>
+            </w:r>
+          </w:p>
+          <w:p>
+            <w:pPr>
+              <w:spacing w:after="0" w:line="200" w:lineRule="auto"/>
+            </w:pPr>
+            <w:r>
+              <w:rPr>
+                <w:rFonts w:ascii="Arial" w:cs="Arial" w:eastAsia="Arial" w:hAnsi="Arial"/>
+                <w:b w:val="false"/>
+                <w:bCs w:val="false"/>
+                <w:i w:val="false"/>
+                <w:iCs w:val="false"/>
+                <w:caps/>
+                <w:color w:val="70788A"/>
+                <w:spacing w:val="24"/>
+                <w:sz w:val="13"/>
+                <w:szCs w:val="13"/>
+              </w:rPr>
+              <w:t xml:space="preserve">Цена сейчас</w:t>
+            </w:r>
+          </w:p>
+        </w:tc>
+        <w:tc>
+          <w:tcPr>
+            <w:tcW w:type="dxa" w:w="2409"/>
+            <w:tcBorders>
+              <w:top w:val="single" w:color="A9762F" w:sz="18"/>
+              <w:left w:val="single" w:color="FCFCFB" w:sz="26"/>
+              <w:bottom w:val="none" w:color="auto" w:sz="0"/>
+              <w:right w:val="single" w:color="FCFCFB" w:sz="26"/>
+            </w:tcBorders>
+            <w:shd w:fill="F5F2ED" w:color="auto" w:val="clear"/>
+            <w:tcMar>
+              <w:top w:type="dxa" w:w="118"/>
+              <w:left w:type="dxa" w:w="170"/>
+              <w:bottom w:type="dxa" w:w="118"/>
+              <w:right w:type="dxa" w:w="110"/>
+            </w:tcMar>
+            <w:vAlign w:val="center"/>
+          </w:tcPr>
+          <w:p>
+            <w:pPr>
+              <w:spacing w:after="40" w:line="240" w:lineRule="auto"/>
+            </w:pPr>
+            <w:r>
+              <w:rPr>
+                <w:rFonts w:ascii="Georgia" w:cs="Georgia" w:eastAsia="Georgia" w:hAnsi="Georgia"/>
+                <w:b/>
+                <w:bCs/>
+                <w:i w:val="false"/>
+                <w:iCs w:val="false"/>
+                <w:color w:val="1F2A44"/>
+                <w:sz w:val="27"/>
+                <w:szCs w:val="27"/>
+              </w:rPr>
+              <w:t xml:space="preserve">145–152</w:t>
+            </w:r>
+          </w:p>
+          <w:p>
+            <w:pPr>
+              <w:spacing w:after="0" w:line="200" w:lineRule="auto"/>
+            </w:pPr>
+            <w:r>
+              <w:rPr>
+                <w:rFonts w:ascii="Arial" w:cs="Arial" w:eastAsia="Arial" w:hAnsi="Arial"/>
+                <w:b w:val="false"/>
+                <w:bCs w:val="false"/>
+                <w:i w:val="false"/>
+                <w:iCs w:val="false"/>
+                <w:caps/>
+                <w:color w:val="70788A"/>
+                <w:spacing w:val="24"/>
+                <w:sz w:val="13"/>
+                <w:szCs w:val="13"/>
+              </w:rPr>
+              <w:t xml:space="preserve">Ориентир для сделки, млн ₽</w:t>
+            </w:r>
+          </w:p>
+        </w:tc>
+        <w:tc>
+          <w:tcPr>
+            <w:tcW w:type="dxa" w:w="2409"/>
+            <w:tcBorders>
+              <w:top w:val="single" w:color="A9762F" w:sz="18"/>
+              <w:left w:val="single" w:color="FCFCFB" w:sz="26"/>
+              <w:bottom w:val="none" w:color="auto" w:sz="0"/>
+              <w:right w:val="single" w:color="FCFCFB" w:sz="26"/>
+            </w:tcBorders>
+            <w:shd w:fill="F5F2ED" w:color="auto" w:val="clear"/>
+            <w:tcMar>
+              <w:top w:type="dxa" w:w="118"/>
+              <w:left w:type="dxa" w:w="170"/>
+              <w:bottom w:type="dxa" w:w="118"/>
+              <w:right w:type="dxa" w:w="110"/>
+            </w:tcMar>
+            <w:vAlign w:val="center"/>
+          </w:tcPr>
+          <w:p>
+            <w:pPr>
+              <w:spacing w:after="40" w:line="240" w:lineRule="auto"/>
+            </w:pPr>
+            <w:r>
+              <w:rPr>
+                <w:rFonts w:ascii="Georgia" w:cs="Georgia" w:eastAsia="Georgia" w:hAnsi="Georgia"/>
+                <w:b/>
+                <w:bCs/>
+                <w:i w:val="false"/>
+                <w:iCs w:val="false"/>
+                <w:color w:val="1F2A44"/>
+                <w:sz w:val="27"/>
+                <w:szCs w:val="27"/>
+              </w:rPr>
+              <w:t xml:space="preserve">10,5–17,5</w:t>
+            </w:r>
+          </w:p>
+          <w:p>
+            <w:pPr>
+              <w:spacing w:after="0" w:line="200" w:lineRule="auto"/>
+            </w:pPr>
+            <w:r>
+              <w:rPr>
+                <w:rFonts w:ascii="Arial" w:cs="Arial" w:eastAsia="Arial" w:hAnsi="Arial"/>
+                <w:b w:val="false"/>
+                <w:bCs w:val="false"/>
+                <w:i w:val="false"/>
+                <w:iCs w:val="false"/>
+                <w:caps/>
+                <w:color w:val="70788A"/>
+                <w:spacing w:val="24"/>
+                <w:sz w:val="13"/>
+                <w:szCs w:val="13"/>
+              </w:rPr>
+              <w:t xml:space="preserve">На сколько снизить, млн ₽</w:t>
+            </w:r>
+          </w:p>
+        </w:tc>
+        <w:tc>
+          <w:tcPr>
+            <w:tcW w:type="dxa" w:w="2411"/>
+            <w:tcBorders>
+              <w:top w:val="single" w:color="B3282D" w:sz="18"/>
+              <w:left w:val="single" w:color="FCFCFB" w:sz="26"/>
+              <w:bottom w:val="none" w:color="auto" w:sz="0"/>
+              <w:right w:val="single" w:color="FCFCFB" w:sz="26"/>
+            </w:tcBorders>
+            <w:shd w:fill="F7EEEE" w:color="auto" w:val="clear"/>
+            <w:tcMar>
+              <w:top w:type="dxa" w:w="118"/>
+              <w:left w:type="dxa" w:w="170"/>
+              <w:bottom w:type="dxa" w:w="118"/>
+              <w:right w:type="dxa" w:w="110"/>
+            </w:tcMar>
+            <w:vAlign w:val="center"/>
+          </w:tcPr>
+          <w:p>
+            <w:pPr>
+              <w:spacing w:after="40" w:line="240" w:lineRule="auto"/>
+            </w:pPr>
+            <w:r>
+              <w:rPr>
+                <w:rFonts w:ascii="Georgia" w:cs="Georgia" w:eastAsia="Georgia" w:hAnsi="Georgia"/>
+                <w:b/>
+                <w:bCs/>
+                <w:i w:val="false"/>
+                <w:iCs w:val="false"/>
+                <w:color w:val="B3282D"/>
+                <w:sz w:val="27"/>
+                <w:szCs w:val="27"/>
+              </w:rPr>
+              <w:t xml:space="preserve">1,53–1,60</w:t>
+            </w:r>
+          </w:p>
+          <w:p>
+            <w:pPr>
+              <w:spacing w:after="0" w:line="200" w:lineRule="auto"/>
+            </w:pPr>
+            <w:r>
+              <w:rPr>
+                <w:rFonts w:ascii="Arial" w:cs="Arial" w:eastAsia="Arial" w:hAnsi="Arial"/>
+                <w:b w:val="false"/>
+                <w:bCs w:val="false"/>
+                <w:i w:val="false"/>
+                <w:iCs w:val="false"/>
+                <w:caps/>
+                <w:color w:val="70788A"/>
+                <w:spacing w:val="24"/>
+                <w:sz w:val="13"/>
+                <w:szCs w:val="13"/>
+              </w:rPr>
+              <w:t xml:space="preserve">Цена за метр, млн ₽</w:t>
+            </w:r>
+          </w:p>
+        </w:tc>
+      </w:tr>
+    </w:tbl>
+    <w:p>
+      <w:pPr>
+        <w:spacing w:after="70"/>
       </w:pPr>
       <w:r>
         <w:rPr>
@@ -15068,140 +17680,205 @@
         <w:t xml:space="preserve"/>
       </w:r>
     </w:p>
-    <w:tbl>
-      <w:tblPr>
-        <w:tblW w:type="dxa" w:w="9638"/>
-        <w:tblBorders>
-          <w:top w:val="single" w:color="auto" w:sz="4"/>
-          <w:left w:val="single" w:color="auto" w:sz="4"/>
-          <w:bottom w:val="single" w:color="auto" w:sz="4"/>
-          <w:right w:val="single" w:color="auto" w:sz="4"/>
-          <w:insideH w:val="single" w:color="auto" w:sz="4"/>
-          <w:insideV w:val="single" w:color="auto" w:sz="4"/>
-        </w:tblBorders>
-      </w:tblPr>
-      <w:tblGrid>
-        <w:gridCol w:w="9638"/>
-      </w:tblGrid>
-      <w:tr>
-        <w:tc>
-          <w:tcPr>
-            <w:tcW w:type="dxa" w:w="9638"/>
-            <w:tcBorders>
-              <w:top w:val="none" w:color="auto" w:sz="0"/>
-              <w:left w:val="single" w:color="A9762F" w:sz="24"/>
-              <w:bottom w:val="none" w:color="auto" w:sz="0"/>
-              <w:right w:val="none" w:color="auto" w:sz="0"/>
-            </w:tcBorders>
-            <w:shd w:fill="F5F2ED" w:color="auto" w:val="clear"/>
-            <w:tcMar>
-              <w:top w:type="dxa" w:w="170"/>
-              <w:left w:type="dxa" w:w="240"/>
-              <w:bottom w:type="dxa" w:w="170"/>
-              <w:right w:type="dxa" w:w="240"/>
-            </w:tcMar>
-          </w:tcPr>
-          <w:p>
-            <w:pPr>
-              <w:spacing w:after="90" w:line="240" w:lineRule="auto"/>
-            </w:pPr>
-            <w:r>
-              <w:rPr>
-                <w:rFonts w:ascii="Georgia" w:cs="Georgia" w:eastAsia="Georgia" w:hAnsi="Georgia"/>
-                <w:b/>
-                <w:bCs/>
-                <w:i w:val="false"/>
-                <w:iCs w:val="false"/>
-                <w:color w:val="1F2A44"/>
-                <w:sz w:val="23"/>
-                <w:szCs w:val="23"/>
-              </w:rPr>
-              <w:t xml:space="preserve">Что с этим делать</w:t>
-            </w:r>
-          </w:p>
-          <w:p>
-            <w:pPr>
-              <w:spacing w:after="80" w:line="252" w:lineRule="auto"/>
-            </w:pPr>
-            <w:r>
-              <w:rPr>
-                <w:rFonts w:ascii="Arial" w:cs="Arial" w:eastAsia="Arial" w:hAnsi="Arial"/>
-                <w:b w:val="false"/>
-                <w:bCs w:val="false"/>
-                <w:i w:val="false"/>
-                <w:iCs w:val="false"/>
-                <w:color w:val="2A2E38"/>
-                <w:sz w:val="19"/>
-                <w:szCs w:val="19"/>
-              </w:rPr>
-              <w:t xml:space="preserve">Лот переоценён на 12,5–18,0 млн ₽ относительно собственного дома. Это не оценка на глаз: столько остаётся, если из разницы с квартирой-близнецом вычесть рыночную надбавку за четыре этажа.</w:t>
-            </w:r>
-          </w:p>
-          <w:p>
-            <w:pPr>
-              <w:spacing w:after="80" w:line="252" w:lineRule="auto"/>
-            </w:pPr>
-            <w:r>
-              <w:rPr>
-                <w:rFonts w:ascii="Arial" w:cs="Arial" w:eastAsia="Arial" w:hAnsi="Arial"/>
-                <w:b w:val="false"/>
-                <w:bCs w:val="false"/>
-                <w:i w:val="false"/>
-                <w:iCs w:val="false"/>
-                <w:color w:val="2A2E38"/>
-                <w:sz w:val="19"/>
-                <w:szCs w:val="19"/>
-              </w:rPr>
-              <w:t xml:space="preserve">Ориентир для сделки — </w:t>
-            </w:r>
-            <w:r>
-              <w:rPr>
-                <w:rFonts w:ascii="Arial" w:cs="Arial" w:eastAsia="Arial" w:hAnsi="Arial"/>
-                <w:b/>
-                <w:bCs/>
-                <w:i w:val="false"/>
-                <w:iCs w:val="false"/>
-                <w:color w:val="2A2E38"/>
-                <w:sz w:val="19"/>
-                <w:szCs w:val="19"/>
-              </w:rPr>
-              <w:t xml:space="preserve">145–152 млн ₽ (1,53–1,60 млн ₽/м²).</w:t>
-            </w:r>
-            <w:r>
-              <w:rPr>
-                <w:rFonts w:ascii="Arial" w:cs="Arial" w:eastAsia="Arial" w:hAnsi="Arial"/>
-                <w:b w:val="false"/>
-                <w:bCs w:val="false"/>
-                <w:i w:val="false"/>
-                <w:iCs w:val="false"/>
-                <w:color w:val="2A2E38"/>
-                <w:sz w:val="19"/>
-                <w:szCs w:val="19"/>
-              </w:rPr>
-              <w:t xml:space="preserve"> Нижняя граница — паритет с близнецом на втором этаже с поправкой на этаж. Верхняя — уровень, на котором лот становится заметно дешевле Capital Towers за те же 162 млн ₽ и дешевле соседней квартиры за 158,0 млн ₽.</w:t>
-            </w:r>
-          </w:p>
-          <w:p>
-            <w:pPr>
-              <w:spacing w:after="0" w:line="252" w:lineRule="auto"/>
-            </w:pPr>
-            <w:r>
-              <w:rPr>
-                <w:rFonts w:ascii="Arial" w:cs="Arial" w:eastAsia="Arial" w:hAnsi="Arial"/>
-                <w:b w:val="false"/>
-                <w:bCs w:val="false"/>
-                <w:i w:val="false"/>
-                <w:iCs w:val="false"/>
-                <w:color w:val="2A2E38"/>
-                <w:sz w:val="19"/>
-                <w:szCs w:val="19"/>
-              </w:rPr>
-              <w:t xml:space="preserve">Если цена остаётся 162,5 млн ₽, сделка упирается в один сценарий: покупатель, которому нужен именно этот дом, именно этот этаж и именно этот ремонт и который не рассматривает Москва-Сити. Такой покупатель существует, но ждать его придётся долго.</w:t>
-            </w:r>
-          </w:p>
-        </w:tc>
-      </w:tr>
-    </w:tbl>
+    <w:p>
+      <w:pPr>
+        <w:spacing w:after="58" w:line="252" w:lineRule="auto"/>
+        <w:ind w:left="170" w:right="1560" w:hanging="170"/>
+      </w:pPr>
+      <w:r>
+        <w:rPr>
+          <w:rFonts w:ascii="Arial" w:cs="Arial" w:eastAsia="Arial" w:hAnsi="Arial"/>
+          <w:b/>
+          <w:bCs/>
+          <w:i w:val="false"/>
+          <w:iCs w:val="false"/>
+          <w:color w:val="A9762F"/>
+          <w:sz w:val="19"/>
+          <w:szCs w:val="19"/>
+        </w:rPr>
+        <w:t xml:space="preserve">—   </w:t>
+      </w:r>
+      <w:r>
+        <w:rPr>
+          <w:rFonts w:ascii="Arial" w:cs="Arial" w:eastAsia="Arial" w:hAnsi="Arial"/>
+          <w:b w:val="false"/>
+          <w:bCs w:val="false"/>
+          <w:i w:val="false"/>
+          <w:iCs w:val="false"/>
+          <w:color w:val="2A2E38"/>
+          <w:sz w:val="19"/>
+          <w:szCs w:val="19"/>
+        </w:rPr>
+        <w:t xml:space="preserve">Лот переоценён на 12,5–18,0 млн ₽ относительно собственного дома. </w:t>
+      </w:r>
+      <w:r>
+        <w:rPr>
+          <w:rFonts w:ascii="Arial" w:cs="Arial" w:eastAsia="Arial" w:hAnsi="Arial"/>
+          <w:b w:val="false"/>
+          <w:bCs w:val="false"/>
+          <w:i w:val="false"/>
+          <w:iCs w:val="false"/>
+          <w:color w:val="2A2E38"/>
+          <w:sz w:val="19"/>
+          <w:szCs w:val="19"/>
+        </w:rPr>
+        <w:t xml:space="preserve">Это не оценка на глаз: столько остаётся, если из разницы с квартирой-близнецом вычесть рыночную надбавку за четыре этажа.</w:t>
+      </w:r>
+    </w:p>
+    <w:p>
+      <w:pPr>
+        <w:spacing w:after="58" w:line="252" w:lineRule="auto"/>
+        <w:ind w:left="170" w:right="1560" w:hanging="170"/>
+      </w:pPr>
+      <w:r>
+        <w:rPr>
+          <w:rFonts w:ascii="Arial" w:cs="Arial" w:eastAsia="Arial" w:hAnsi="Arial"/>
+          <w:b/>
+          <w:bCs/>
+          <w:i w:val="false"/>
+          <w:iCs w:val="false"/>
+          <w:color w:val="A9762F"/>
+          <w:sz w:val="19"/>
+          <w:szCs w:val="19"/>
+        </w:rPr>
+        <w:t xml:space="preserve">—   </w:t>
+      </w:r>
+      <w:r>
+        <w:rPr>
+          <w:rFonts w:ascii="Arial" w:cs="Arial" w:eastAsia="Arial" w:hAnsi="Arial"/>
+          <w:b w:val="false"/>
+          <w:bCs w:val="false"/>
+          <w:i w:val="false"/>
+          <w:iCs w:val="false"/>
+          <w:color w:val="2A2E38"/>
+          <w:sz w:val="19"/>
+          <w:szCs w:val="19"/>
+        </w:rPr>
+        <w:t xml:space="preserve">Нижняя граница коридора — 145 млн ₽: </w:t>
+      </w:r>
+      <w:r>
+        <w:rPr>
+          <w:rFonts w:ascii="Arial" w:cs="Arial" w:eastAsia="Arial" w:hAnsi="Arial"/>
+          <w:b w:val="false"/>
+          <w:bCs w:val="false"/>
+          <w:i w:val="false"/>
+          <w:iCs w:val="false"/>
+          <w:color w:val="2A2E38"/>
+          <w:sz w:val="19"/>
+          <w:szCs w:val="19"/>
+        </w:rPr>
+        <w:t xml:space="preserve">паритет с квартирой-близнецом на втором этаже с поправкой на этаж. Ниже опускаться незачем — это уже цена нижних этажей.</w:t>
+      </w:r>
+    </w:p>
+    <w:p>
+      <w:pPr>
+        <w:spacing w:after="58" w:line="252" w:lineRule="auto"/>
+        <w:ind w:left="170" w:right="1560" w:hanging="170"/>
+      </w:pPr>
+      <w:r>
+        <w:rPr>
+          <w:rFonts w:ascii="Arial" w:cs="Arial" w:eastAsia="Arial" w:hAnsi="Arial"/>
+          <w:b/>
+          <w:bCs/>
+          <w:i w:val="false"/>
+          <w:iCs w:val="false"/>
+          <w:color w:val="A9762F"/>
+          <w:sz w:val="19"/>
+          <w:szCs w:val="19"/>
+        </w:rPr>
+        <w:t xml:space="preserve">—   </w:t>
+      </w:r>
+      <w:r>
+        <w:rPr>
+          <w:rFonts w:ascii="Arial" w:cs="Arial" w:eastAsia="Arial" w:hAnsi="Arial"/>
+          <w:b w:val="false"/>
+          <w:bCs w:val="false"/>
+          <w:i w:val="false"/>
+          <w:iCs w:val="false"/>
+          <w:color w:val="2A2E38"/>
+          <w:sz w:val="19"/>
+          <w:szCs w:val="19"/>
+        </w:rPr>
+        <w:t xml:space="preserve">Верхняя граница — 152 млн ₽: </w:t>
+      </w:r>
+      <w:r>
+        <w:rPr>
+          <w:rFonts w:ascii="Arial" w:cs="Arial" w:eastAsia="Arial" w:hAnsi="Arial"/>
+          <w:b/>
+          <w:bCs/>
+          <w:i w:val="false"/>
+          <w:iCs w:val="false"/>
+          <w:color w:val="2A2E38"/>
+          <w:sz w:val="19"/>
+          <w:szCs w:val="19"/>
+        </w:rPr>
+        <w:t xml:space="preserve">на этом уровне лот впервые становится дешевле и соседней квартиры за 158,0 млн ₽, и Capital Towers за 162,2 млн ₽. До этого он проигрывает обоим сравнениям, которые покупатель делает в первую очередь.</w:t>
+      </w:r>
+    </w:p>
+    <w:p>
+      <w:pPr>
+        <w:spacing w:after="58" w:line="252" w:lineRule="auto"/>
+        <w:ind w:left="170" w:right="1560" w:hanging="170"/>
+      </w:pPr>
+      <w:r>
+        <w:rPr>
+          <w:rFonts w:ascii="Arial" w:cs="Arial" w:eastAsia="Arial" w:hAnsi="Arial"/>
+          <w:b/>
+          <w:bCs/>
+          <w:i w:val="false"/>
+          <w:iCs w:val="false"/>
+          <w:color w:val="A9762F"/>
+          <w:sz w:val="19"/>
+          <w:szCs w:val="19"/>
+        </w:rPr>
+        <w:t xml:space="preserve">—   </w:t>
+      </w:r>
+      <w:r>
+        <w:rPr>
+          <w:rFonts w:ascii="Arial" w:cs="Arial" w:eastAsia="Arial" w:hAnsi="Arial"/>
+          <w:b w:val="false"/>
+          <w:bCs w:val="false"/>
+          <w:i w:val="false"/>
+          <w:iCs w:val="false"/>
+          <w:color w:val="2A2E38"/>
+          <w:sz w:val="19"/>
+          <w:szCs w:val="19"/>
+        </w:rPr>
+        <w:t xml:space="preserve">Практический тест: выставить 152,0 млн ₽ и посмотреть на отклик. Если спроса нет и на этом уровне, ограничитель не в цене, а в самом лоте — и тогда имеет смысл разбирать планировку, вид и качество ремонта, а не рынок.</w:t>
+      </w:r>
+    </w:p>
+    <w:p>
+      <w:pPr>
+        <w:spacing w:after="58" w:line="252" w:lineRule="auto"/>
+        <w:ind w:left="170" w:right="1560" w:hanging="170"/>
+      </w:pPr>
+      <w:r>
+        <w:rPr>
+          <w:rFonts w:ascii="Arial" w:cs="Arial" w:eastAsia="Arial" w:hAnsi="Arial"/>
+          <w:b/>
+          <w:bCs/>
+          <w:i w:val="false"/>
+          <w:iCs w:val="false"/>
+          <w:color w:val="A9762F"/>
+          <w:sz w:val="19"/>
+          <w:szCs w:val="19"/>
+        </w:rPr>
+        <w:t xml:space="preserve">—   </w:t>
+      </w:r>
+      <w:r>
+        <w:rPr>
+          <w:rFonts w:ascii="Arial" w:cs="Arial" w:eastAsia="Arial" w:hAnsi="Arial"/>
+          <w:b w:val="false"/>
+          <w:bCs w:val="false"/>
+          <w:i w:val="false"/>
+          <w:iCs w:val="false"/>
+          <w:color w:val="2A2E38"/>
+          <w:sz w:val="19"/>
+          <w:szCs w:val="19"/>
+        </w:rPr>
+        <w:t xml:space="preserve">Если цена остаётся 162,5 млн ₽, сделка упирается в один сценарий: покупатель, которому нужен именно этот дом, именно этот этаж и именно этот ремонт и который не рассматривает Москва-Сити. Такой покупатель существует, но ждать его придётся долго.</w:t>
+      </w:r>
+    </w:p>
     <w:p>
       <w:pPr>
         <w:spacing w:after="60"/>
@@ -15356,7 +18033,7 @@
         </w:rPr>
         <w:t xml:space="preserve">Объявление по нашему лоту — </w:t>
       </w:r>
-      <w:hyperlink w:history="1" r:id="rIdennoumyiospszsta88pzw">
+      <w:hyperlink w:history="1" r:id="rIdw7vscezawforkcxsgo5r2">
         <w:r>
           <w:rPr>
             <w:rFonts w:ascii="Arial" w:cs="Arial" w:eastAsia="Arial" w:hAnsi="Arial"/>
@@ -15403,7 +18080,7 @@
         </w:rPr>
         <w:t xml:space="preserve">Фото ремонта и цены лотов Capital Towers, Neva Towers — Яндекс Недвижимость — </w:t>
       </w:r>
-      <w:hyperlink w:history="1" r:id="rIds4jns0jdz8tsjsy8tck78">
+      <w:hyperlink w:history="1" r:id="rIdnaaasozxcc_tgrhj7d9zz">
         <w:r>
           <w:rPr>
             <w:rFonts w:ascii="Arial" w:cs="Arial" w:eastAsia="Arial" w:hAnsi="Arial"/>
@@ -15450,7 +18127,7 @@
         </w:rPr>
         <w:t xml:space="preserve">Яндекс Карты — картографическая основа — </w:t>
       </w:r>
-      <w:hyperlink w:history="1" r:id="rId1vgkhtxj6r8g0ywoewtgz">
+      <w:hyperlink w:history="1" r:id="rIdvnhwtrootfpfcbg47mtoh">
         <w:r>
           <w:rPr>
             <w:rFonts w:ascii="Arial" w:cs="Arial" w:eastAsia="Arial" w:hAnsi="Arial"/>

--- a/kutuzovsky-lot/Кутузовский_XII_аналитика_по_лоту.docx
+++ b/kutuzovsky-lot/Кутузовский_XII_аналитика_по_лоту.docx
@@ -4192,7 +4192,7 @@
               <w:spacing w:after="0" w:line="240" w:lineRule="auto"/>
               <w:jc w:val="center"/>
             </w:pPr>
-            <w:hyperlink w:history="1" r:id="rId9pqcfb4savdvcejhwcbiq">
+            <w:hyperlink w:history="1" r:id="rId-qnttz167swlrmtg_vcua">
               <w:r>
                 <w:rPr>
                   <w:rFonts w:ascii="Arial" w:cs="Arial" w:eastAsia="Arial" w:hAnsi="Arial"/>
@@ -4462,7 +4462,7 @@
               <w:spacing w:after="0" w:line="240" w:lineRule="auto"/>
               <w:jc w:val="center"/>
             </w:pPr>
-            <w:hyperlink w:history="1" r:id="rIdoqbfhylp9s6a9gzo2p6la">
+            <w:hyperlink w:history="1" r:id="rId3ecxml26n6rzfzlyt7zs_">
               <w:r>
                 <w:rPr>
                   <w:rFonts w:ascii="Arial" w:cs="Arial" w:eastAsia="Arial" w:hAnsi="Arial"/>
@@ -4725,7 +4725,7 @@
               <w:spacing w:after="0" w:line="240" w:lineRule="auto"/>
               <w:jc w:val="center"/>
             </w:pPr>
-            <w:hyperlink w:history="1" r:id="rIdhhca_ckoiswgo74ssc4c7">
+            <w:hyperlink w:history="1" r:id="rId3iq_xu2yoxnikmez0362c">
               <w:r>
                 <w:rPr>
                   <w:rFonts w:ascii="Arial" w:cs="Arial" w:eastAsia="Arial" w:hAnsi="Arial"/>
@@ -4995,7 +4995,7 @@
               <w:spacing w:after="0" w:line="240" w:lineRule="auto"/>
               <w:jc w:val="center"/>
             </w:pPr>
-            <w:hyperlink w:history="1" r:id="rIdmkzbhht-hcdiajyqiogdf">
+            <w:hyperlink w:history="1" r:id="rIdjk2zjqizlalfiiarusxa1">
               <w:r>
                 <w:rPr>
                   <w:rFonts w:ascii="Arial" w:cs="Arial" w:eastAsia="Arial" w:hAnsi="Arial"/>
@@ -5258,7 +5258,7 @@
               <w:spacing w:after="0" w:line="240" w:lineRule="auto"/>
               <w:jc w:val="center"/>
             </w:pPr>
-            <w:hyperlink w:history="1" r:id="rIdu56xgaysand1d5njleoye">
+            <w:hyperlink w:history="1" r:id="rIdgvak1gej-1lucrud0quec">
               <w:r>
                 <w:rPr>
                   <w:rFonts w:ascii="Arial" w:cs="Arial" w:eastAsia="Arial" w:hAnsi="Arial"/>
@@ -5528,7 +5528,7 @@
               <w:spacing w:after="0" w:line="240" w:lineRule="auto"/>
               <w:jc w:val="center"/>
             </w:pPr>
-            <w:hyperlink w:history="1" r:id="rIdj8wbsfcojfyekjfjf8bx3">
+            <w:hyperlink w:history="1" r:id="rIdmin_cel4yem1k72elt9rb">
               <w:r>
                 <w:rPr>
                   <w:rFonts w:ascii="Arial" w:cs="Arial" w:eastAsia="Arial" w:hAnsi="Arial"/>
@@ -5791,7 +5791,7 @@
               <w:spacing w:after="0" w:line="240" w:lineRule="auto"/>
               <w:jc w:val="center"/>
             </w:pPr>
-            <w:hyperlink w:history="1" r:id="rIdoqohox2oylpwsbhobeuaj">
+            <w:hyperlink w:history="1" r:id="rIdzs7e1phuinrymtam8ehfw">
               <w:r>
                 <w:rPr>
                   <w:rFonts w:ascii="Arial" w:cs="Arial" w:eastAsia="Arial" w:hAnsi="Arial"/>
@@ -6061,7 +6061,7 @@
               <w:spacing w:after="0" w:line="240" w:lineRule="auto"/>
               <w:jc w:val="center"/>
             </w:pPr>
-            <w:hyperlink w:history="1" r:id="rIdq83qwqrvybnxsbthjv2t2">
+            <w:hyperlink w:history="1" r:id="rIdotohfp50gk38uzu_jqaen">
               <w:r>
                 <w:rPr>
                   <w:rFonts w:ascii="Arial" w:cs="Arial" w:eastAsia="Arial" w:hAnsi="Arial"/>
@@ -6324,7 +6324,7 @@
               <w:spacing w:after="0" w:line="240" w:lineRule="auto"/>
               <w:jc w:val="center"/>
             </w:pPr>
-            <w:hyperlink w:history="1" r:id="rIdtlsiu2bjasun70ziopkkl">
+            <w:hyperlink w:history="1" r:id="rIdzqrjhfsocjv7xtpmn-5ct">
               <w:r>
                 <w:rPr>
                   <w:rFonts w:ascii="Arial" w:cs="Arial" w:eastAsia="Arial" w:hAnsi="Arial"/>
@@ -6594,7 +6594,7 @@
               <w:spacing w:after="0" w:line="240" w:lineRule="auto"/>
               <w:jc w:val="center"/>
             </w:pPr>
-            <w:hyperlink w:history="1" r:id="rId7eca3q-muaalccgiierl6">
+            <w:hyperlink w:history="1" r:id="rId4bgad3mk4x9wg3w_ijlnu">
               <w:r>
                 <w:rPr>
                   <w:rFonts w:ascii="Arial" w:cs="Arial" w:eastAsia="Arial" w:hAnsi="Arial"/>
@@ -6857,7 +6857,7 @@
               <w:spacing w:after="0" w:line="240" w:lineRule="auto"/>
               <w:jc w:val="center"/>
             </w:pPr>
-            <w:hyperlink w:history="1" r:id="rIdv-d8n0dakspvfreusxsj7">
+            <w:hyperlink w:history="1" r:id="rId504lgvuunjbt05vuhgnxa">
               <w:r>
                 <w:rPr>
                   <w:rFonts w:ascii="Arial" w:cs="Arial" w:eastAsia="Arial" w:hAnsi="Arial"/>
@@ -7127,7 +7127,7 @@
               <w:spacing w:after="0" w:line="240" w:lineRule="auto"/>
               <w:jc w:val="center"/>
             </w:pPr>
-            <w:hyperlink w:history="1" r:id="rIdvinudzs5y7xiqwv_e9pxi">
+            <w:hyperlink w:history="1" r:id="rIdcqbu8uqzqerzobymunkuy">
               <w:r>
                 <w:rPr>
                   <w:rFonts w:ascii="Arial" w:cs="Arial" w:eastAsia="Arial" w:hAnsi="Arial"/>
@@ -9797,7 +9797,7 @@
             <w:pPr>
               <w:spacing w:after="0" w:line="216" w:lineRule="auto"/>
             </w:pPr>
-            <w:hyperlink w:history="1" r:id="rIdflwfwwocgrq7fiayhwj-z">
+            <w:hyperlink w:history="1" r:id="rIdwokivzxuktiry8yi1vzle">
               <w:r>
                 <w:rPr>
                   <w:rFonts w:ascii="Arial" w:cs="Arial" w:eastAsia="Arial" w:hAnsi="Arial"/>
@@ -9947,7 +9947,7 @@
             <w:pPr>
               <w:spacing w:after="0" w:line="216" w:lineRule="auto"/>
             </w:pPr>
-            <w:hyperlink w:history="1" r:id="rIdcxtwqxnav61jgtng68vj4">
+            <w:hyperlink w:history="1" r:id="rIduspgcnfggxzurfdpbmx5o">
               <w:r>
                 <w:rPr>
                   <w:rFonts w:ascii="Arial" w:cs="Arial" w:eastAsia="Arial" w:hAnsi="Arial"/>
@@ -10099,7 +10099,7 @@
             <w:pPr>
               <w:spacing w:after="0" w:line="216" w:lineRule="auto"/>
             </w:pPr>
-            <w:hyperlink w:history="1" r:id="rIdeownj2iftlbcdn9kln_uc">
+            <w:hyperlink w:history="1" r:id="rIdiyf2_5s_wvkujd0yjo4aa">
               <w:r>
                 <w:rPr>
                   <w:rFonts w:ascii="Arial" w:cs="Arial" w:eastAsia="Arial" w:hAnsi="Arial"/>
@@ -10249,7 +10249,7 @@
             <w:pPr>
               <w:spacing w:after="0" w:line="216" w:lineRule="auto"/>
             </w:pPr>
-            <w:hyperlink w:history="1" r:id="rIdp0jh6532kdykii4liiqpl">
+            <w:hyperlink w:history="1" r:id="rIduoxe52n8pi28mlh0pliwy">
               <w:r>
                 <w:rPr>
                   <w:rFonts w:ascii="Arial" w:cs="Arial" w:eastAsia="Arial" w:hAnsi="Arial"/>
@@ -10401,7 +10401,7 @@
             <w:pPr>
               <w:spacing w:after="0" w:line="216" w:lineRule="auto"/>
             </w:pPr>
-            <w:hyperlink w:history="1" r:id="rId5xzf9lmsjs865xgcl1jhz">
+            <w:hyperlink w:history="1" r:id="rId-8yuiwpqf0t3e-xwduwn-">
               <w:r>
                 <w:rPr>
                   <w:rFonts w:ascii="Arial" w:cs="Arial" w:eastAsia="Arial" w:hAnsi="Arial"/>
@@ -10551,7 +10551,7 @@
             <w:pPr>
               <w:spacing w:after="0" w:line="216" w:lineRule="auto"/>
             </w:pPr>
-            <w:hyperlink w:history="1" r:id="rIddfqrulzmt1llmyh6l0_dx">
+            <w:hyperlink w:history="1" r:id="rId-n5jwofohowfx4qcl2vvr">
               <w:r>
                 <w:rPr>
                   <w:rFonts w:ascii="Arial" w:cs="Arial" w:eastAsia="Arial" w:hAnsi="Arial"/>
@@ -11093,7 +11093,7 @@
               <w:spacing w:after="0" w:line="240" w:lineRule="auto"/>
               <w:jc w:val="center"/>
             </w:pPr>
-            <w:hyperlink w:history="1" r:id="rIdmljkbbkhmc6emhswo5o4d">
+            <w:hyperlink w:history="1" r:id="rIdh3w3p2xmeebqqm4-0ngxb">
               <w:r>
                 <w:rPr>
                   <w:rFonts w:ascii="Arial" w:cs="Arial" w:eastAsia="Arial" w:hAnsi="Arial"/>
@@ -11325,7 +11325,7 @@
               <w:spacing w:after="0" w:line="240" w:lineRule="auto"/>
               <w:jc w:val="center"/>
             </w:pPr>
-            <w:hyperlink w:history="1" r:id="rId4ni2s6hdyan1hcfiwsq9w">
+            <w:hyperlink w:history="1" r:id="rIdkiko6kzujbs1xkx1ksvyn">
               <w:r>
                 <w:rPr>
                   <w:rFonts w:ascii="Arial" w:cs="Arial" w:eastAsia="Arial" w:hAnsi="Arial"/>
@@ -11551,7 +11551,7 @@
               <w:spacing w:after="0" w:line="240" w:lineRule="auto"/>
               <w:jc w:val="center"/>
             </w:pPr>
-            <w:hyperlink w:history="1" r:id="rIdtvr4qntjlixqexnq8f7w_">
+            <w:hyperlink w:history="1" r:id="rIdc0cih3_unkvgfxwbh4pxx">
               <w:r>
                 <w:rPr>
                   <w:rFonts w:ascii="Arial" w:cs="Arial" w:eastAsia="Arial" w:hAnsi="Arial"/>
@@ -11783,7 +11783,7 @@
               <w:spacing w:after="0" w:line="240" w:lineRule="auto"/>
               <w:jc w:val="center"/>
             </w:pPr>
-            <w:hyperlink w:history="1" r:id="rId8kqkxjenb-uxonwymnsys">
+            <w:hyperlink w:history="1" r:id="rIdjcfsct_tkdfcutzsty1ol">
               <w:r>
                 <w:rPr>
                   <w:rFonts w:ascii="Arial" w:cs="Arial" w:eastAsia="Arial" w:hAnsi="Arial"/>
@@ -12009,7 +12009,7 @@
               <w:spacing w:after="0" w:line="240" w:lineRule="auto"/>
               <w:jc w:val="center"/>
             </w:pPr>
-            <w:hyperlink w:history="1" r:id="rId_ip-lkg-ieeshxv86zulk">
+            <w:hyperlink w:history="1" r:id="rId0usmkmgzwx8sxf-5liezx">
               <w:r>
                 <w:rPr>
                   <w:rFonts w:ascii="Arial" w:cs="Arial" w:eastAsia="Arial" w:hAnsi="Arial"/>
@@ -12241,7 +12241,7 @@
               <w:spacing w:after="0" w:line="240" w:lineRule="auto"/>
               <w:jc w:val="center"/>
             </w:pPr>
-            <w:hyperlink w:history="1" r:id="rIded0volgpfa-ehkpqveut3">
+            <w:hyperlink w:history="1" r:id="rIdfqhna6jgb7dgharadfzt3">
               <w:r>
                 <w:rPr>
                   <w:rFonts w:ascii="Arial" w:cs="Arial" w:eastAsia="Arial" w:hAnsi="Arial"/>
@@ -12467,7 +12467,7 @@
               <w:spacing w:after="0" w:line="240" w:lineRule="auto"/>
               <w:jc w:val="center"/>
             </w:pPr>
-            <w:hyperlink w:history="1" r:id="rId-sm3llixamzqrk7o1au6w">
+            <w:hyperlink w:history="1" r:id="rIdlbjka5sp3gpqa6remnsod">
               <w:r>
                 <w:rPr>
                   <w:rFonts w:ascii="Arial" w:cs="Arial" w:eastAsia="Arial" w:hAnsi="Arial"/>
@@ -12699,7 +12699,7 @@
               <w:spacing w:after="0" w:line="240" w:lineRule="auto"/>
               <w:jc w:val="center"/>
             </w:pPr>
-            <w:hyperlink w:history="1" r:id="rId7wsdysdwu8wtm7lvtglk4">
+            <w:hyperlink w:history="1" r:id="rIdhgczhy03s8bieb1df7-ms">
               <w:r>
                 <w:rPr>
                   <w:rFonts w:ascii="Arial" w:cs="Arial" w:eastAsia="Arial" w:hAnsi="Arial"/>
@@ -12925,7 +12925,7 @@
               <w:spacing w:after="0" w:line="240" w:lineRule="auto"/>
               <w:jc w:val="center"/>
             </w:pPr>
-            <w:hyperlink w:history="1" r:id="rIdgj7cxoat1zgjxlyyhrsv1">
+            <w:hyperlink w:history="1" r:id="rIdnqum3s9zjhzgdy_z9ajo5">
               <w:r>
                 <w:rPr>
                   <w:rFonts w:ascii="Arial" w:cs="Arial" w:eastAsia="Arial" w:hAnsi="Arial"/>
@@ -13157,7 +13157,7 @@
               <w:spacing w:after="0" w:line="240" w:lineRule="auto"/>
               <w:jc w:val="center"/>
             </w:pPr>
-            <w:hyperlink w:history="1" r:id="rIdcceazzccpwsfo-jdu0mem">
+            <w:hyperlink w:history="1" r:id="rIdgwamrw9utot6z_-dx7x6n">
               <w:r>
                 <w:rPr>
                   <w:rFonts w:ascii="Arial" w:cs="Arial" w:eastAsia="Arial" w:hAnsi="Arial"/>
@@ -13383,7 +13383,7 @@
               <w:spacing w:after="0" w:line="240" w:lineRule="auto"/>
               <w:jc w:val="center"/>
             </w:pPr>
-            <w:hyperlink w:history="1" r:id="rIdp57-ivjvh36glv2a_878x">
+            <w:hyperlink w:history="1" r:id="rId714cjdpztxip0xsqicq6l">
               <w:r>
                 <w:rPr>
                   <w:rFonts w:ascii="Arial" w:cs="Arial" w:eastAsia="Arial" w:hAnsi="Arial"/>
@@ -15549,7 +15549,7 @@
               <w:spacing w:after="0" w:line="240" w:lineRule="auto"/>
               <w:jc w:val="center"/>
             </w:pPr>
-            <w:hyperlink w:history="1" r:id="rIdw7udfu9ftwaifeonqbxns">
+            <w:hyperlink w:history="1" r:id="rId-yfnuoj3eqo7pvuvk5-fq">
               <w:r>
                 <w:rPr>
                   <w:rFonts w:ascii="Arial" w:cs="Arial" w:eastAsia="Arial" w:hAnsi="Arial"/>
@@ -15781,7 +15781,7 @@
               <w:spacing w:after="0" w:line="240" w:lineRule="auto"/>
               <w:jc w:val="center"/>
             </w:pPr>
-            <w:hyperlink w:history="1" r:id="rIdyojmjqa2shq_zbyhzhycj">
+            <w:hyperlink w:history="1" r:id="rIdvzlxmpruw-4uecfipcdtv">
               <w:r>
                 <w:rPr>
                   <w:rFonts w:ascii="Arial" w:cs="Arial" w:eastAsia="Arial" w:hAnsi="Arial"/>
@@ -16007,7 +16007,7 @@
               <w:spacing w:after="0" w:line="240" w:lineRule="auto"/>
               <w:jc w:val="center"/>
             </w:pPr>
-            <w:hyperlink w:history="1" r:id="rIdm4oir-e0azmwzjw103dx1">
+            <w:hyperlink w:history="1" r:id="rId4wmagc_km6eah3_sqzvfi">
               <w:r>
                 <w:rPr>
                   <w:rFonts w:ascii="Arial" w:cs="Arial" w:eastAsia="Arial" w:hAnsi="Arial"/>
@@ -16239,7 +16239,7 @@
               <w:spacing w:after="0" w:line="240" w:lineRule="auto"/>
               <w:jc w:val="center"/>
             </w:pPr>
-            <w:hyperlink w:history="1" r:id="rIdlxdh2pmentasjsd4iwc6v">
+            <w:hyperlink w:history="1" r:id="rId0u8e9u3mejgik7gbaoqpe">
               <w:r>
                 <w:rPr>
                   <w:rFonts w:ascii="Arial" w:cs="Arial" w:eastAsia="Arial" w:hAnsi="Arial"/>
@@ -16465,7 +16465,7 @@
               <w:spacing w:after="0" w:line="240" w:lineRule="auto"/>
               <w:jc w:val="center"/>
             </w:pPr>
-            <w:hyperlink w:history="1" r:id="rId89nau05mbtl7pgi64od8e">
+            <w:hyperlink w:history="1" r:id="rIdyrexhzkjvgdyweisvpr_5">
               <w:r>
                 <w:rPr>
                   <w:rFonts w:ascii="Arial" w:cs="Arial" w:eastAsia="Arial" w:hAnsi="Arial"/>
@@ -16697,7 +16697,7 @@
               <w:spacing w:after="0" w:line="240" w:lineRule="auto"/>
               <w:jc w:val="center"/>
             </w:pPr>
-            <w:hyperlink w:history="1" r:id="rIdft_g-oe-7oe_frweep2og">
+            <w:hyperlink w:history="1" r:id="rIdwkjnrzdtw3a6swd2fojrh">
               <w:r>
                 <w:rPr>
                   <w:rFonts w:ascii="Arial" w:cs="Arial" w:eastAsia="Arial" w:hAnsi="Arial"/>
@@ -16923,7 +16923,7 @@
               <w:spacing w:after="0" w:line="240" w:lineRule="auto"/>
               <w:jc w:val="center"/>
             </w:pPr>
-            <w:hyperlink w:history="1" r:id="rIdg19_ftepiirtp8j6dtzzm">
+            <w:hyperlink w:history="1" r:id="rIddrfjpim-jzn93hbg9x0qw">
               <w:r>
                 <w:rPr>
                   <w:rFonts w:ascii="Arial" w:cs="Arial" w:eastAsia="Arial" w:hAnsi="Arial"/>
@@ -17036,7 +17036,7 @@
         </w:rPr>
         <w:t xml:space="preserve">  </w:t>
       </w:r>
-      <w:hyperlink w:history="1" r:id="rId2t90zvhcmoepu27ksaqgd">
+      <w:hyperlink w:history="1" r:id="rIdzcinhare9s-otou3oyzol">
         <w:r>
           <w:rPr>
             <w:rFonts w:ascii="Arial" w:cs="Arial" w:eastAsia="Arial" w:hAnsi="Arial"/>
@@ -17096,7 +17096,7 @@
         </w:rPr>
         <w:t xml:space="preserve">  </w:t>
       </w:r>
-      <w:hyperlink w:history="1" r:id="rIdmyikhbjzfrwgpf2lhawwy">
+      <w:hyperlink w:history="1" r:id="rIdapjdcgbqdoe1pvep9yq0t">
         <w:r>
           <w:rPr>
             <w:rFonts w:ascii="Arial" w:cs="Arial" w:eastAsia="Arial" w:hAnsi="Arial"/>
@@ -17156,7 +17156,7 @@
         </w:rPr>
         <w:t xml:space="preserve">  </w:t>
       </w:r>
-      <w:hyperlink w:history="1" r:id="rIdzw9msqbn38-ktibcp_rpw">
+      <w:hyperlink w:history="1" r:id="rIdqis3lbn29kcdctvue6bku">
         <w:r>
           <w:rPr>
             <w:rFonts w:ascii="Arial" w:cs="Arial" w:eastAsia="Arial" w:hAnsi="Arial"/>
@@ -17216,7 +17216,7 @@
         </w:rPr>
         <w:t xml:space="preserve">  </w:t>
       </w:r>
-      <w:hyperlink w:history="1" r:id="rIdhgm2in01ohgnmrlhkjsfq">
+      <w:hyperlink w:history="1" r:id="rIdq9su4yiud-gu2lmz5tqxe">
         <w:r>
           <w:rPr>
             <w:rFonts w:ascii="Arial" w:cs="Arial" w:eastAsia="Arial" w:hAnsi="Arial"/>
@@ -17370,6 +17370,3067 @@
           <w:szCs w:val="19"/>
         </w:rPr>
         <w:t xml:space="preserve">При этом шестой этаж из одиннадцати — середина дома, а не верх. Ценой лот встал в один ряд с элитными стройками и верхними этажами башен, характеристиками — нет.</w:t>
+      </w:r>
+    </w:p>
+    <w:p>
+      <w:pPr>
+        <w:pageBreakBefore/>
+        <w:pBdr>
+          <w:bottom w:val="single" w:color="A9762F" w:sz="10" w:space="8"/>
+        </w:pBdr>
+        <w:spacing w:after="160"/>
+      </w:pPr>
+      <w:r>
+        <w:rPr>
+          <w:rFonts w:ascii="Georgia" w:cs="Georgia" w:eastAsia="Georgia" w:hAnsi="Georgia"/>
+          <w:b/>
+          <w:bCs/>
+          <w:i w:val="false"/>
+          <w:iCs w:val="false"/>
+          <w:color w:val="1F2A44"/>
+          <w:sz w:val="36"/>
+          <w:szCs w:val="36"/>
+        </w:rPr>
+        <w:t xml:space="preserve">Инфраструктура: тир-лист проектов</w:t>
+      </w:r>
+    </w:p>
+    <w:p>
+      <w:pPr>
+        <w:spacing w:after="180" w:line="258" w:lineRule="auto"/>
+        <w:ind w:right="1560"/>
+      </w:pPr>
+      <w:r>
+        <w:rPr>
+          <w:rFonts w:ascii="Arial" w:cs="Arial" w:eastAsia="Arial" w:hAnsi="Arial"/>
+          <w:b w:val="false"/>
+          <w:bCs w:val="false"/>
+          <w:i w:val="false"/>
+          <w:iCs w:val="false"/>
+          <w:color w:val="2A2E38"/>
+          <w:sz w:val="19"/>
+          <w:szCs w:val="19"/>
+        </w:rPr>
+        <w:t xml:space="preserve">Покупатель за 162 млн ₽ сравнивает не только метры и цену, но и то, что он получает вместе с квартирой. Проекты сгруппированы по объёму собственной инфраструктуры для жителей — от самого богатого набора к самому скромному.</w:t>
+      </w:r>
+    </w:p>
+    <w:tbl>
+      <w:tblPr>
+        <w:tblW w:type="dxa" w:w="9638"/>
+        <w:tblBorders>
+          <w:top w:val="single" w:color="auto" w:sz="4"/>
+          <w:left w:val="single" w:color="auto" w:sz="4"/>
+          <w:bottom w:val="single" w:color="auto" w:sz="4"/>
+          <w:right w:val="single" w:color="auto" w:sz="4"/>
+          <w:insideH w:val="single" w:color="auto" w:sz="4"/>
+          <w:insideV w:val="single" w:color="auto" w:sz="4"/>
+        </w:tblBorders>
+      </w:tblPr>
+      <w:tblGrid>
+        <w:gridCol w:w="700"/>
+        <w:gridCol w:w="2800"/>
+        <w:gridCol w:w="6138"/>
+      </w:tblGrid>
+      <w:tr>
+        <w:trPr>
+          <w:tblHeader/>
+        </w:trPr>
+        <w:tc>
+          <w:tcPr>
+            <w:tcW w:type="dxa" w:w="700"/>
+            <w:tcBorders>
+              <w:top w:val="single" w:color="1F2A44" w:sz="4"/>
+              <w:left w:val="none" w:color="auto" w:sz="0"/>
+              <w:bottom w:val="single" w:color="D9D4CB" w:sz="4"/>
+              <w:right w:val="none" w:color="auto" w:sz="0"/>
+            </w:tcBorders>
+            <w:shd w:fill="1F2A44" w:color="auto" w:val="clear"/>
+            <w:tcMar>
+              <w:top w:type="dxa" w:w="52"/>
+              <w:left w:type="dxa" w:w="100"/>
+              <w:bottom w:type="dxa" w:w="52"/>
+              <w:right w:type="dxa" w:w="100"/>
+            </w:tcMar>
+            <w:vAlign w:val="center"/>
+          </w:tcPr>
+          <w:p>
+            <w:pPr>
+              <w:spacing w:after="0" w:line="240" w:lineRule="auto"/>
+              <w:jc w:val="left"/>
+            </w:pPr>
+            <w:r>
+              <w:rPr>
+                <w:rFonts w:ascii="Arial" w:cs="Arial" w:eastAsia="Arial" w:hAnsi="Arial"/>
+                <w:b/>
+                <w:bCs/>
+                <w:i w:val="false"/>
+                <w:iCs w:val="false"/>
+                <w:color w:val="FFFFFF"/>
+                <w:sz w:val="16"/>
+                <w:szCs w:val="16"/>
+              </w:rPr>
+              <w:t xml:space="preserve">Тир</w:t>
+            </w:r>
+          </w:p>
+        </w:tc>
+        <w:tc>
+          <w:tcPr>
+            <w:tcW w:type="dxa" w:w="2800"/>
+            <w:tcBorders>
+              <w:top w:val="single" w:color="1F2A44" w:sz="4"/>
+              <w:left w:val="none" w:color="auto" w:sz="0"/>
+              <w:bottom w:val="single" w:color="D9D4CB" w:sz="4"/>
+              <w:right w:val="none" w:color="auto" w:sz="0"/>
+            </w:tcBorders>
+            <w:shd w:fill="1F2A44" w:color="auto" w:val="clear"/>
+            <w:tcMar>
+              <w:top w:type="dxa" w:w="52"/>
+              <w:left w:type="dxa" w:w="100"/>
+              <w:bottom w:type="dxa" w:w="52"/>
+              <w:right w:type="dxa" w:w="100"/>
+            </w:tcMar>
+            <w:vAlign w:val="center"/>
+          </w:tcPr>
+          <w:p>
+            <w:pPr>
+              <w:spacing w:after="0" w:line="240" w:lineRule="auto"/>
+              <w:jc w:val="center"/>
+            </w:pPr>
+            <w:r>
+              <w:rPr>
+                <w:rFonts w:ascii="Arial" w:cs="Arial" w:eastAsia="Arial" w:hAnsi="Arial"/>
+                <w:b/>
+                <w:bCs/>
+                <w:i w:val="false"/>
+                <w:iCs w:val="false"/>
+                <w:color w:val="FFFFFF"/>
+                <w:sz w:val="16"/>
+                <w:szCs w:val="16"/>
+              </w:rPr>
+              <w:t xml:space="preserve">Проекты</w:t>
+            </w:r>
+          </w:p>
+        </w:tc>
+        <w:tc>
+          <w:tcPr>
+            <w:tcW w:type="dxa" w:w="6138"/>
+            <w:tcBorders>
+              <w:top w:val="single" w:color="1F2A44" w:sz="4"/>
+              <w:left w:val="none" w:color="auto" w:sz="0"/>
+              <w:bottom w:val="single" w:color="D9D4CB" w:sz="4"/>
+              <w:right w:val="none" w:color="auto" w:sz="0"/>
+            </w:tcBorders>
+            <w:shd w:fill="1F2A44" w:color="auto" w:val="clear"/>
+            <w:tcMar>
+              <w:top w:type="dxa" w:w="52"/>
+              <w:left w:type="dxa" w:w="100"/>
+              <w:bottom w:type="dxa" w:w="52"/>
+              <w:right w:type="dxa" w:w="100"/>
+            </w:tcMar>
+            <w:vAlign w:val="center"/>
+          </w:tcPr>
+          <w:p>
+            <w:pPr>
+              <w:spacing w:after="0" w:line="240" w:lineRule="auto"/>
+              <w:jc w:val="center"/>
+            </w:pPr>
+            <w:r>
+              <w:rPr>
+                <w:rFonts w:ascii="Arial" w:cs="Arial" w:eastAsia="Arial" w:hAnsi="Arial"/>
+                <w:b/>
+                <w:bCs/>
+                <w:i w:val="false"/>
+                <w:iCs w:val="false"/>
+                <w:color w:val="FFFFFF"/>
+                <w:sz w:val="16"/>
+                <w:szCs w:val="16"/>
+              </w:rPr>
+              <w:t xml:space="preserve">Что получает житель</w:t>
+            </w:r>
+          </w:p>
+        </w:tc>
+      </w:tr>
+      <w:tr>
+        <w:tc>
+          <w:tcPr>
+            <w:tcW w:type="dxa" w:w="700"/>
+            <w:tcBorders>
+              <w:top w:val="single" w:color="D9D4CB" w:sz="4"/>
+              <w:left w:val="none" w:color="auto" w:sz="0"/>
+              <w:bottom w:val="single" w:color="D9D4CB" w:sz="4"/>
+              <w:right w:val="none" w:color="auto" w:sz="0"/>
+            </w:tcBorders>
+            <w:tcMar>
+              <w:top w:type="dxa" w:w="52"/>
+              <w:left w:type="dxa" w:w="100"/>
+              <w:bottom w:type="dxa" w:w="52"/>
+              <w:right w:type="dxa" w:w="100"/>
+            </w:tcMar>
+            <w:vAlign w:val="center"/>
+          </w:tcPr>
+          <w:p>
+            <w:pPr>
+              <w:spacing w:after="0" w:line="240" w:lineRule="auto"/>
+              <w:jc w:val="left"/>
+            </w:pPr>
+            <w:r>
+              <w:rPr>
+                <w:rFonts w:ascii="Arial" w:cs="Arial" w:eastAsia="Arial" w:hAnsi="Arial"/>
+                <w:b/>
+                <w:bCs/>
+                <w:i w:val="false"/>
+                <w:iCs w:val="false"/>
+                <w:color w:val="2A2E38"/>
+                <w:sz w:val="17"/>
+                <w:szCs w:val="17"/>
+              </w:rPr>
+              <w:t xml:space="preserve">S</w:t>
+            </w:r>
+          </w:p>
+        </w:tc>
+        <w:tc>
+          <w:tcPr>
+            <w:tcW w:type="dxa" w:w="2800"/>
+            <w:tcBorders>
+              <w:top w:val="single" w:color="D9D4CB" w:sz="4"/>
+              <w:left w:val="none" w:color="auto" w:sz="0"/>
+              <w:bottom w:val="single" w:color="D9D4CB" w:sz="4"/>
+              <w:right w:val="none" w:color="auto" w:sz="0"/>
+            </w:tcBorders>
+            <w:tcMar>
+              <w:top w:type="dxa" w:w="52"/>
+              <w:left w:type="dxa" w:w="100"/>
+              <w:bottom w:type="dxa" w:w="52"/>
+              <w:right w:type="dxa" w:w="100"/>
+            </w:tcMar>
+            <w:vAlign w:val="center"/>
+          </w:tcPr>
+          <w:p>
+            <w:pPr>
+              <w:spacing w:after="0" w:line="240" w:lineRule="auto"/>
+              <w:jc w:val="center"/>
+            </w:pPr>
+            <w:r>
+              <w:rPr>
+                <w:rFonts w:ascii="Arial" w:cs="Arial" w:eastAsia="Arial" w:hAnsi="Arial"/>
+                <w:b w:val="false"/>
+                <w:bCs w:val="false"/>
+                <w:i w:val="false"/>
+                <w:iCs w:val="false"/>
+                <w:color w:val="2A2E38"/>
+                <w:sz w:val="17"/>
+                <w:szCs w:val="17"/>
+              </w:rPr>
+              <w:t xml:space="preserve">Capital Towers · Neva Towers*</w:t>
+            </w:r>
+          </w:p>
+        </w:tc>
+        <w:tc>
+          <w:tcPr>
+            <w:tcW w:type="dxa" w:w="6138"/>
+            <w:tcBorders>
+              <w:top w:val="single" w:color="D9D4CB" w:sz="4"/>
+              <w:left w:val="none" w:color="auto" w:sz="0"/>
+              <w:bottom w:val="single" w:color="D9D4CB" w:sz="4"/>
+              <w:right w:val="none" w:color="auto" w:sz="0"/>
+            </w:tcBorders>
+            <w:tcMar>
+              <w:top w:type="dxa" w:w="52"/>
+              <w:left w:type="dxa" w:w="100"/>
+              <w:bottom w:type="dxa" w:w="52"/>
+              <w:right w:type="dxa" w:w="100"/>
+            </w:tcMar>
+            <w:vAlign w:val="center"/>
+          </w:tcPr>
+          <w:p>
+            <w:pPr>
+              <w:spacing w:after="0" w:line="240" w:lineRule="auto"/>
+              <w:jc w:val="left"/>
+            </w:pPr>
+            <w:r>
+              <w:rPr>
+                <w:rFonts w:ascii="Arial" w:cs="Arial" w:eastAsia="Arial" w:hAnsi="Arial"/>
+                <w:b w:val="false"/>
+                <w:bCs w:val="false"/>
+                <w:i w:val="false"/>
+                <w:iCs w:val="false"/>
+                <w:color w:val="2A2E38"/>
+                <w:sz w:val="17"/>
+                <w:szCs w:val="17"/>
+              </w:rPr>
+              <w:t xml:space="preserve">Фитнес с бассейном, СПА, хаммам и сауна, сквош, виртуальный гольф, кинотеатр, частный детский сад, лаунж-бар, приватный парк на кровле, надземная галерея в парк «Красная Пресня». Всё это уже работает: дома 2019–2023 годов.</w:t>
+            </w:r>
+          </w:p>
+        </w:tc>
+      </w:tr>
+      <w:tr>
+        <w:tc>
+          <w:tcPr>
+            <w:tcW w:type="dxa" w:w="700"/>
+            <w:tcBorders>
+              <w:top w:val="single" w:color="D9D4CB" w:sz="4"/>
+              <w:left w:val="none" w:color="auto" w:sz="0"/>
+              <w:bottom w:val="single" w:color="D9D4CB" w:sz="4"/>
+              <w:right w:val="none" w:color="auto" w:sz="0"/>
+            </w:tcBorders>
+            <w:shd w:fill="FBFAF8" w:color="auto" w:val="clear"/>
+            <w:tcMar>
+              <w:top w:type="dxa" w:w="52"/>
+              <w:left w:type="dxa" w:w="100"/>
+              <w:bottom w:type="dxa" w:w="52"/>
+              <w:right w:type="dxa" w:w="100"/>
+            </w:tcMar>
+            <w:vAlign w:val="center"/>
+          </w:tcPr>
+          <w:p>
+            <w:pPr>
+              <w:spacing w:after="0" w:line="240" w:lineRule="auto"/>
+              <w:jc w:val="left"/>
+            </w:pPr>
+            <w:r>
+              <w:rPr>
+                <w:rFonts w:ascii="Arial" w:cs="Arial" w:eastAsia="Arial" w:hAnsi="Arial"/>
+                <w:b/>
+                <w:bCs/>
+                <w:i w:val="false"/>
+                <w:iCs w:val="false"/>
+                <w:color w:val="2A2E38"/>
+                <w:sz w:val="17"/>
+                <w:szCs w:val="17"/>
+              </w:rPr>
+              <w:t xml:space="preserve">A</w:t>
+            </w:r>
+          </w:p>
+        </w:tc>
+        <w:tc>
+          <w:tcPr>
+            <w:tcW w:type="dxa" w:w="2800"/>
+            <w:tcBorders>
+              <w:top w:val="single" w:color="D9D4CB" w:sz="4"/>
+              <w:left w:val="none" w:color="auto" w:sz="0"/>
+              <w:bottom w:val="single" w:color="D9D4CB" w:sz="4"/>
+              <w:right w:val="none" w:color="auto" w:sz="0"/>
+            </w:tcBorders>
+            <w:shd w:fill="FBFAF8" w:color="auto" w:val="clear"/>
+            <w:tcMar>
+              <w:top w:type="dxa" w:w="52"/>
+              <w:left w:type="dxa" w:w="100"/>
+              <w:bottom w:type="dxa" w:w="52"/>
+              <w:right w:type="dxa" w:w="100"/>
+            </w:tcMar>
+            <w:vAlign w:val="center"/>
+          </w:tcPr>
+          <w:p>
+            <w:pPr>
+              <w:spacing w:after="0" w:line="240" w:lineRule="auto"/>
+              <w:jc w:val="center"/>
+            </w:pPr>
+            <w:r>
+              <w:rPr>
+                <w:rFonts w:ascii="Arial" w:cs="Arial" w:eastAsia="Arial" w:hAnsi="Arial"/>
+                <w:b w:val="false"/>
+                <w:bCs w:val="false"/>
+                <w:i w:val="false"/>
+                <w:iCs w:val="false"/>
+                <w:color w:val="2A2E38"/>
+                <w:sz w:val="17"/>
+                <w:szCs w:val="17"/>
+              </w:rPr>
+              <w:t xml:space="preserve">«Бадаевский» · «Дом Дау»</w:t>
+            </w:r>
+          </w:p>
+        </w:tc>
+        <w:tc>
+          <w:tcPr>
+            <w:tcW w:type="dxa" w:w="6138"/>
+            <w:tcBorders>
+              <w:top w:val="single" w:color="D9D4CB" w:sz="4"/>
+              <w:left w:val="none" w:color="auto" w:sz="0"/>
+              <w:bottom w:val="single" w:color="D9D4CB" w:sz="4"/>
+              <w:right w:val="none" w:color="auto" w:sz="0"/>
+            </w:tcBorders>
+            <w:shd w:fill="FBFAF8" w:color="auto" w:val="clear"/>
+            <w:tcMar>
+              <w:top w:type="dxa" w:w="52"/>
+              <w:left w:type="dxa" w:w="100"/>
+              <w:bottom w:type="dxa" w:w="52"/>
+              <w:right w:type="dxa" w:w="100"/>
+            </w:tcMar>
+            <w:vAlign w:val="center"/>
+          </w:tcPr>
+          <w:p>
+            <w:pPr>
+              <w:spacing w:after="0" w:line="240" w:lineRule="auto"/>
+              <w:jc w:val="left"/>
+            </w:pPr>
+            <w:r>
+              <w:rPr>
+                <w:rFonts w:ascii="Arial" w:cs="Arial" w:eastAsia="Arial" w:hAnsi="Arial"/>
+                <w:b w:val="false"/>
+                <w:bCs w:val="false"/>
+                <w:i w:val="false"/>
+                <w:iCs w:val="false"/>
+                <w:color w:val="2A2E38"/>
+                <w:sz w:val="17"/>
+                <w:szCs w:val="17"/>
+              </w:rPr>
+              <w:t xml:space="preserve">«Бадаевский» — парк 4 га и набережная, фитнес с бассейном, банный комплекс, гастромаркет, крафтовая пивоварня, школа искусств, амфитеатр. «Дом Дау» — sky lounge, СПА, коворкинг, приватные сады, этажи только для резидентов. Откроется в 2026–2027 годах.</w:t>
+            </w:r>
+          </w:p>
+        </w:tc>
+      </w:tr>
+      <w:tr>
+        <w:tc>
+          <w:tcPr>
+            <w:tcW w:type="dxa" w:w="700"/>
+            <w:tcBorders>
+              <w:top w:val="single" w:color="D9D4CB" w:sz="4"/>
+              <w:left w:val="none" w:color="auto" w:sz="0"/>
+              <w:bottom w:val="single" w:color="D9D4CB" w:sz="4"/>
+              <w:right w:val="none" w:color="auto" w:sz="0"/>
+            </w:tcBorders>
+            <w:tcMar>
+              <w:top w:type="dxa" w:w="52"/>
+              <w:left w:type="dxa" w:w="100"/>
+              <w:bottom w:type="dxa" w:w="52"/>
+              <w:right w:type="dxa" w:w="100"/>
+            </w:tcMar>
+            <w:vAlign w:val="center"/>
+          </w:tcPr>
+          <w:p>
+            <w:pPr>
+              <w:spacing w:after="0" w:line="240" w:lineRule="auto"/>
+              <w:jc w:val="left"/>
+            </w:pPr>
+            <w:r>
+              <w:rPr>
+                <w:rFonts w:ascii="Arial" w:cs="Arial" w:eastAsia="Arial" w:hAnsi="Arial"/>
+                <w:b/>
+                <w:bCs/>
+                <w:i w:val="false"/>
+                <w:iCs w:val="false"/>
+                <w:color w:val="2A2E38"/>
+                <w:sz w:val="17"/>
+                <w:szCs w:val="17"/>
+              </w:rPr>
+              <w:t xml:space="preserve">B</w:t>
+            </w:r>
+          </w:p>
+        </w:tc>
+        <w:tc>
+          <w:tcPr>
+            <w:tcW w:type="dxa" w:w="2800"/>
+            <w:tcBorders>
+              <w:top w:val="single" w:color="D9D4CB" w:sz="4"/>
+              <w:left w:val="none" w:color="auto" w:sz="0"/>
+              <w:bottom w:val="single" w:color="D9D4CB" w:sz="4"/>
+              <w:right w:val="none" w:color="auto" w:sz="0"/>
+            </w:tcBorders>
+            <w:tcMar>
+              <w:top w:type="dxa" w:w="52"/>
+              <w:left w:type="dxa" w:w="100"/>
+              <w:bottom w:type="dxa" w:w="52"/>
+              <w:right w:type="dxa" w:w="100"/>
+            </w:tcMar>
+            <w:vAlign w:val="center"/>
+          </w:tcPr>
+          <w:p>
+            <w:pPr>
+              <w:spacing w:after="0" w:line="240" w:lineRule="auto"/>
+              <w:jc w:val="center"/>
+            </w:pPr>
+            <w:r>
+              <w:rPr>
+                <w:rFonts w:ascii="Arial" w:cs="Arial" w:eastAsia="Arial" w:hAnsi="Arial"/>
+                <w:b w:val="false"/>
+                <w:bCs w:val="false"/>
+                <w:i w:val="false"/>
+                <w:iCs w:val="false"/>
+                <w:color w:val="2A2E38"/>
+                <w:sz w:val="17"/>
+                <w:szCs w:val="17"/>
+              </w:rPr>
+              <w:t xml:space="preserve">«Веспер Кутузовский» · башни Сити</w:t>
+            </w:r>
+          </w:p>
+        </w:tc>
+        <w:tc>
+          <w:tcPr>
+            <w:tcW w:type="dxa" w:w="6138"/>
+            <w:tcBorders>
+              <w:top w:val="single" w:color="D9D4CB" w:sz="4"/>
+              <w:left w:val="none" w:color="auto" w:sz="0"/>
+              <w:bottom w:val="single" w:color="D9D4CB" w:sz="4"/>
+              <w:right w:val="none" w:color="auto" w:sz="0"/>
+            </w:tcBorders>
+            <w:tcMar>
+              <w:top w:type="dxa" w:w="52"/>
+              <w:left w:type="dxa" w:w="100"/>
+              <w:bottom w:type="dxa" w:w="52"/>
+              <w:right w:type="dxa" w:w="100"/>
+            </w:tcMar>
+            <w:vAlign w:val="center"/>
+          </w:tcPr>
+          <w:p>
+            <w:pPr>
+              <w:spacing w:after="0" w:line="240" w:lineRule="auto"/>
+              <w:jc w:val="left"/>
+            </w:pPr>
+            <w:r>
+              <w:rPr>
+                <w:rFonts w:ascii="Arial" w:cs="Arial" w:eastAsia="Arial" w:hAnsi="Arial"/>
+                <w:b w:val="false"/>
+                <w:bCs w:val="false"/>
+                <w:i w:val="false"/>
+                <w:iCs w:val="false"/>
+                <w:color w:val="2A2E38"/>
+                <w:sz w:val="17"/>
+                <w:szCs w:val="17"/>
+              </w:rPr>
+              <w:t xml:space="preserve">«Веспер» — свой всесезонный парк внутри квартала, клубная гостиная, фитнес-клуб, кабинет массажа, частный детский сад, приватное лобби у каждого корпуса; ключи в 2028 году. У башен Сити набор разный: от бассейна с водопадом в «Федерации» до катка в «ОКО».</w:t>
+            </w:r>
+          </w:p>
+        </w:tc>
+      </w:tr>
+      <w:tr>
+        <w:tc>
+          <w:tcPr>
+            <w:tcW w:type="dxa" w:w="700"/>
+            <w:tcBorders>
+              <w:top w:val="single" w:color="D9D4CB" w:sz="4"/>
+              <w:left w:val="none" w:color="auto" w:sz="0"/>
+              <w:bottom w:val="single" w:color="D9D4CB" w:sz="4"/>
+              <w:right w:val="none" w:color="auto" w:sz="0"/>
+            </w:tcBorders>
+            <w:shd w:fill="FBFAF8" w:color="auto" w:val="clear"/>
+            <w:tcMar>
+              <w:top w:type="dxa" w:w="52"/>
+              <w:left w:type="dxa" w:w="100"/>
+              <w:bottom w:type="dxa" w:w="52"/>
+              <w:right w:type="dxa" w:w="100"/>
+            </w:tcMar>
+            <w:vAlign w:val="center"/>
+          </w:tcPr>
+          <w:p>
+            <w:pPr>
+              <w:spacing w:after="0" w:line="240" w:lineRule="auto"/>
+              <w:jc w:val="left"/>
+            </w:pPr>
+            <w:r>
+              <w:rPr>
+                <w:rFonts w:ascii="Arial" w:cs="Arial" w:eastAsia="Arial" w:hAnsi="Arial"/>
+                <w:b/>
+                <w:bCs/>
+                <w:i w:val="false"/>
+                <w:iCs w:val="false"/>
+                <w:color w:val="2A2E38"/>
+                <w:sz w:val="17"/>
+                <w:szCs w:val="17"/>
+              </w:rPr>
+              <w:t xml:space="preserve">C</w:t>
+            </w:r>
+          </w:p>
+        </w:tc>
+        <w:tc>
+          <w:tcPr>
+            <w:tcW w:type="dxa" w:w="2800"/>
+            <w:tcBorders>
+              <w:top w:val="single" w:color="D9D4CB" w:sz="4"/>
+              <w:left w:val="none" w:color="auto" w:sz="0"/>
+              <w:bottom w:val="single" w:color="D9D4CB" w:sz="4"/>
+              <w:right w:val="none" w:color="auto" w:sz="0"/>
+            </w:tcBorders>
+            <w:shd w:fill="FBFAF8" w:color="auto" w:val="clear"/>
+            <w:tcMar>
+              <w:top w:type="dxa" w:w="52"/>
+              <w:left w:type="dxa" w:w="100"/>
+              <w:bottom w:type="dxa" w:w="52"/>
+              <w:right w:type="dxa" w:w="100"/>
+            </w:tcMar>
+            <w:vAlign w:val="center"/>
+          </w:tcPr>
+          <w:p>
+            <w:pPr>
+              <w:spacing w:after="0" w:line="240" w:lineRule="auto"/>
+              <w:jc w:val="center"/>
+            </w:pPr>
+            <w:r>
+              <w:rPr>
+                <w:rFonts w:ascii="Arial" w:cs="Arial" w:eastAsia="Arial" w:hAnsi="Arial"/>
+                <w:b w:val="false"/>
+                <w:bCs w:val="false"/>
+                <w:i w:val="false"/>
+                <w:iCs w:val="false"/>
+                <w:color w:val="2A2E38"/>
+                <w:sz w:val="17"/>
+                <w:szCs w:val="17"/>
+              </w:rPr>
+              <w:t xml:space="preserve">▶ ЖК «Кутузовский XII» — наш дом</w:t>
+            </w:r>
+          </w:p>
+        </w:tc>
+        <w:tc>
+          <w:tcPr>
+            <w:tcW w:type="dxa" w:w="6138"/>
+            <w:tcBorders>
+              <w:top w:val="single" w:color="D9D4CB" w:sz="4"/>
+              <w:left w:val="none" w:color="auto" w:sz="0"/>
+              <w:bottom w:val="single" w:color="D9D4CB" w:sz="4"/>
+              <w:right w:val="none" w:color="auto" w:sz="0"/>
+            </w:tcBorders>
+            <w:shd w:fill="FBFAF8" w:color="auto" w:val="clear"/>
+            <w:tcMar>
+              <w:top w:type="dxa" w:w="52"/>
+              <w:left w:type="dxa" w:w="100"/>
+              <w:bottom w:type="dxa" w:w="52"/>
+              <w:right w:type="dxa" w:w="100"/>
+            </w:tcMar>
+            <w:vAlign w:val="center"/>
+          </w:tcPr>
+          <w:p>
+            <w:pPr>
+              <w:spacing w:after="0" w:line="240" w:lineRule="auto"/>
+              <w:jc w:val="left"/>
+            </w:pPr>
+            <w:r>
+              <w:rPr>
+                <w:rFonts w:ascii="Arial" w:cs="Arial" w:eastAsia="Arial" w:hAnsi="Arial"/>
+                <w:b w:val="false"/>
+                <w:bCs w:val="false"/>
+                <w:i w:val="false"/>
+                <w:iCs w:val="false"/>
+                <w:color w:val="2A2E38"/>
+                <w:sz w:val="17"/>
+                <w:szCs w:val="17"/>
+              </w:rPr>
+              <w:t xml:space="preserve">Консьерж-служба, круглосуточная охрана, закрытый двор-сквер и «сад четырёх сезонов» на кровле паркинга. Двухуровневый паркинг на 125 мест при 123 квартирах. Фитнеса, бассейна, СПА, детской комнаты, кладовых и лаунжа в доме нет.</w:t>
+            </w:r>
+          </w:p>
+        </w:tc>
+      </w:tr>
+    </w:tbl>
+    <w:p>
+      <w:pPr>
+        <w:spacing w:after="40"/>
+      </w:pPr>
+      <w:r>
+        <w:rPr>
+          <w:rFonts w:ascii="Arial" w:cs="Arial" w:eastAsia="Arial" w:hAnsi="Arial"/>
+          <w:b w:val="false"/>
+          <w:bCs w:val="false"/>
+          <w:i w:val="false"/>
+          <w:iCs w:val="false"/>
+          <w:color w:val="2A2E38"/>
+          <w:sz w:val="19"/>
+          <w:szCs w:val="19"/>
+        </w:rPr>
+        <w:t xml:space="preserve"/>
+      </w:r>
+    </w:p>
+    <w:p>
+      <w:pPr>
+        <w:spacing w:after="110" w:before="170"/>
+      </w:pPr>
+      <w:r>
+        <w:rPr>
+          <w:rFonts w:ascii="Georgia" w:cs="Georgia" w:eastAsia="Georgia" w:hAnsi="Georgia"/>
+          <w:b/>
+          <w:bCs/>
+          <w:i w:val="false"/>
+          <w:iCs w:val="false"/>
+          <w:color w:val="1F2A44"/>
+          <w:sz w:val="24"/>
+          <w:szCs w:val="24"/>
+        </w:rPr>
+        <w:t xml:space="preserve">То же по пунктам</w:t>
+      </w:r>
+    </w:p>
+    <w:tbl>
+      <w:tblPr>
+        <w:tblW w:type="dxa" w:w="9638"/>
+        <w:tblBorders>
+          <w:top w:val="single" w:color="auto" w:sz="4"/>
+          <w:left w:val="single" w:color="auto" w:sz="4"/>
+          <w:bottom w:val="single" w:color="auto" w:sz="4"/>
+          <w:right w:val="single" w:color="auto" w:sz="4"/>
+          <w:insideH w:val="single" w:color="auto" w:sz="4"/>
+          <w:insideV w:val="single" w:color="auto" w:sz="4"/>
+        </w:tblBorders>
+      </w:tblPr>
+      <w:tblGrid>
+        <w:gridCol w:w="2200"/>
+        <w:gridCol w:w="980"/>
+        <w:gridCol w:w="1030"/>
+        <w:gridCol w:w="980"/>
+        <w:gridCol w:w="1030"/>
+        <w:gridCol w:w="1160"/>
+        <w:gridCol w:w="1150"/>
+        <w:gridCol w:w="1108"/>
+      </w:tblGrid>
+      <w:tr>
+        <w:trPr>
+          <w:tblHeader/>
+        </w:trPr>
+        <w:tc>
+          <w:tcPr>
+            <w:tcW w:type="dxa" w:w="2200"/>
+            <w:tcBorders>
+              <w:top w:val="single" w:color="1F2A44" w:sz="4"/>
+              <w:left w:val="none" w:color="auto" w:sz="0"/>
+              <w:bottom w:val="single" w:color="D9D4CB" w:sz="4"/>
+              <w:right w:val="none" w:color="auto" w:sz="0"/>
+            </w:tcBorders>
+            <w:shd w:fill="1F2A44" w:color="auto" w:val="clear"/>
+            <w:tcMar>
+              <w:top w:type="dxa" w:w="52"/>
+              <w:left w:type="dxa" w:w="100"/>
+              <w:bottom w:type="dxa" w:w="52"/>
+              <w:right w:type="dxa" w:w="100"/>
+            </w:tcMar>
+            <w:vAlign w:val="center"/>
+          </w:tcPr>
+          <w:p>
+            <w:pPr>
+              <w:spacing w:after="0" w:line="240" w:lineRule="auto"/>
+              <w:jc w:val="left"/>
+            </w:pPr>
+            <w:r>
+              <w:rPr>
+                <w:rFonts w:ascii="Arial" w:cs="Arial" w:eastAsia="Arial" w:hAnsi="Arial"/>
+                <w:b/>
+                <w:bCs/>
+                <w:i w:val="false"/>
+                <w:iCs w:val="false"/>
+                <w:color w:val="FFFFFF"/>
+                <w:sz w:val="16"/>
+                <w:szCs w:val="16"/>
+              </w:rPr>
+              <w:t xml:space="preserve">Проект</w:t>
+            </w:r>
+          </w:p>
+        </w:tc>
+        <w:tc>
+          <w:tcPr>
+            <w:tcW w:type="dxa" w:w="980"/>
+            <w:tcBorders>
+              <w:top w:val="single" w:color="1F2A44" w:sz="4"/>
+              <w:left w:val="none" w:color="auto" w:sz="0"/>
+              <w:bottom w:val="single" w:color="D9D4CB" w:sz="4"/>
+              <w:right w:val="none" w:color="auto" w:sz="0"/>
+            </w:tcBorders>
+            <w:shd w:fill="1F2A44" w:color="auto" w:val="clear"/>
+            <w:tcMar>
+              <w:top w:type="dxa" w:w="52"/>
+              <w:left w:type="dxa" w:w="100"/>
+              <w:bottom w:type="dxa" w:w="52"/>
+              <w:right w:type="dxa" w:w="100"/>
+            </w:tcMar>
+            <w:vAlign w:val="center"/>
+          </w:tcPr>
+          <w:p>
+            <w:pPr>
+              <w:spacing w:after="0" w:line="240" w:lineRule="auto"/>
+              <w:jc w:val="center"/>
+            </w:pPr>
+            <w:r>
+              <w:rPr>
+                <w:rFonts w:ascii="Arial" w:cs="Arial" w:eastAsia="Arial" w:hAnsi="Arial"/>
+                <w:b/>
+                <w:bCs/>
+                <w:i w:val="false"/>
+                <w:iCs w:val="false"/>
+                <w:color w:val="FFFFFF"/>
+                <w:sz w:val="16"/>
+                <w:szCs w:val="16"/>
+              </w:rPr>
+              <w:t xml:space="preserve">Фитнес</w:t>
+            </w:r>
+          </w:p>
+        </w:tc>
+        <w:tc>
+          <w:tcPr>
+            <w:tcW w:type="dxa" w:w="1030"/>
+            <w:tcBorders>
+              <w:top w:val="single" w:color="1F2A44" w:sz="4"/>
+              <w:left w:val="none" w:color="auto" w:sz="0"/>
+              <w:bottom w:val="single" w:color="D9D4CB" w:sz="4"/>
+              <w:right w:val="none" w:color="auto" w:sz="0"/>
+            </w:tcBorders>
+            <w:shd w:fill="1F2A44" w:color="auto" w:val="clear"/>
+            <w:tcMar>
+              <w:top w:type="dxa" w:w="52"/>
+              <w:left w:type="dxa" w:w="100"/>
+              <w:bottom w:type="dxa" w:w="52"/>
+              <w:right w:type="dxa" w:w="100"/>
+            </w:tcMar>
+            <w:vAlign w:val="center"/>
+          </w:tcPr>
+          <w:p>
+            <w:pPr>
+              <w:spacing w:after="0" w:line="240" w:lineRule="auto"/>
+              <w:jc w:val="center"/>
+            </w:pPr>
+            <w:r>
+              <w:rPr>
+                <w:rFonts w:ascii="Arial" w:cs="Arial" w:eastAsia="Arial" w:hAnsi="Arial"/>
+                <w:b/>
+                <w:bCs/>
+                <w:i w:val="false"/>
+                <w:iCs w:val="false"/>
+                <w:color w:val="FFFFFF"/>
+                <w:sz w:val="16"/>
+                <w:szCs w:val="16"/>
+              </w:rPr>
+              <w:t xml:space="preserve">Бассейн</w:t>
+            </w:r>
+          </w:p>
+        </w:tc>
+        <w:tc>
+          <w:tcPr>
+            <w:tcW w:type="dxa" w:w="980"/>
+            <w:tcBorders>
+              <w:top w:val="single" w:color="1F2A44" w:sz="4"/>
+              <w:left w:val="none" w:color="auto" w:sz="0"/>
+              <w:bottom w:val="single" w:color="D9D4CB" w:sz="4"/>
+              <w:right w:val="none" w:color="auto" w:sz="0"/>
+            </w:tcBorders>
+            <w:shd w:fill="1F2A44" w:color="auto" w:val="clear"/>
+            <w:tcMar>
+              <w:top w:type="dxa" w:w="52"/>
+              <w:left w:type="dxa" w:w="100"/>
+              <w:bottom w:type="dxa" w:w="52"/>
+              <w:right w:type="dxa" w:w="100"/>
+            </w:tcMar>
+            <w:vAlign w:val="center"/>
+          </w:tcPr>
+          <w:p>
+            <w:pPr>
+              <w:spacing w:after="0" w:line="240" w:lineRule="auto"/>
+              <w:jc w:val="center"/>
+            </w:pPr>
+            <w:r>
+              <w:rPr>
+                <w:rFonts w:ascii="Arial" w:cs="Arial" w:eastAsia="Arial" w:hAnsi="Arial"/>
+                <w:b/>
+                <w:bCs/>
+                <w:i w:val="false"/>
+                <w:iCs w:val="false"/>
+                <w:color w:val="FFFFFF"/>
+                <w:sz w:val="16"/>
+                <w:szCs w:val="16"/>
+              </w:rPr>
+              <w:t xml:space="preserve">СПА /
+баня</w:t>
+            </w:r>
+          </w:p>
+        </w:tc>
+        <w:tc>
+          <w:tcPr>
+            <w:tcW w:type="dxa" w:w="1030"/>
+            <w:tcBorders>
+              <w:top w:val="single" w:color="1F2A44" w:sz="4"/>
+              <w:left w:val="none" w:color="auto" w:sz="0"/>
+              <w:bottom w:val="single" w:color="D9D4CB" w:sz="4"/>
+              <w:right w:val="none" w:color="auto" w:sz="0"/>
+            </w:tcBorders>
+            <w:shd w:fill="1F2A44" w:color="auto" w:val="clear"/>
+            <w:tcMar>
+              <w:top w:type="dxa" w:w="52"/>
+              <w:left w:type="dxa" w:w="100"/>
+              <w:bottom w:type="dxa" w:w="52"/>
+              <w:right w:type="dxa" w:w="100"/>
+            </w:tcMar>
+            <w:vAlign w:val="center"/>
+          </w:tcPr>
+          <w:p>
+            <w:pPr>
+              <w:spacing w:after="0" w:line="240" w:lineRule="auto"/>
+              <w:jc w:val="center"/>
+            </w:pPr>
+            <w:r>
+              <w:rPr>
+                <w:rFonts w:ascii="Arial" w:cs="Arial" w:eastAsia="Arial" w:hAnsi="Arial"/>
+                <w:b/>
+                <w:bCs/>
+                <w:i w:val="false"/>
+                <w:iCs w:val="false"/>
+                <w:color w:val="FFFFFF"/>
+                <w:sz w:val="16"/>
+                <w:szCs w:val="16"/>
+              </w:rPr>
+              <w:t xml:space="preserve">Детский
+сад</w:t>
+            </w:r>
+          </w:p>
+        </w:tc>
+        <w:tc>
+          <w:tcPr>
+            <w:tcW w:type="dxa" w:w="1160"/>
+            <w:tcBorders>
+              <w:top w:val="single" w:color="1F2A44" w:sz="4"/>
+              <w:left w:val="none" w:color="auto" w:sz="0"/>
+              <w:bottom w:val="single" w:color="D9D4CB" w:sz="4"/>
+              <w:right w:val="none" w:color="auto" w:sz="0"/>
+            </w:tcBorders>
+            <w:shd w:fill="1F2A44" w:color="auto" w:val="clear"/>
+            <w:tcMar>
+              <w:top w:type="dxa" w:w="52"/>
+              <w:left w:type="dxa" w:w="100"/>
+              <w:bottom w:type="dxa" w:w="52"/>
+              <w:right w:type="dxa" w:w="100"/>
+            </w:tcMar>
+            <w:vAlign w:val="center"/>
+          </w:tcPr>
+          <w:p>
+            <w:pPr>
+              <w:spacing w:after="0" w:line="240" w:lineRule="auto"/>
+              <w:jc w:val="center"/>
+            </w:pPr>
+            <w:r>
+              <w:rPr>
+                <w:rFonts w:ascii="Arial" w:cs="Arial" w:eastAsia="Arial" w:hAnsi="Arial"/>
+                <w:b/>
+                <w:bCs/>
+                <w:i w:val="false"/>
+                <w:iCs w:val="false"/>
+                <w:color w:val="FFFFFF"/>
+                <w:sz w:val="16"/>
+                <w:szCs w:val="16"/>
+              </w:rPr>
+              <w:t xml:space="preserve">Лаунж /
+коворкинг</w:t>
+            </w:r>
+          </w:p>
+        </w:tc>
+        <w:tc>
+          <w:tcPr>
+            <w:tcW w:type="dxa" w:w="1150"/>
+            <w:tcBorders>
+              <w:top w:val="single" w:color="1F2A44" w:sz="4"/>
+              <w:left w:val="none" w:color="auto" w:sz="0"/>
+              <w:bottom w:val="single" w:color="D9D4CB" w:sz="4"/>
+              <w:right w:val="none" w:color="auto" w:sz="0"/>
+            </w:tcBorders>
+            <w:shd w:fill="1F2A44" w:color="auto" w:val="clear"/>
+            <w:tcMar>
+              <w:top w:type="dxa" w:w="52"/>
+              <w:left w:type="dxa" w:w="100"/>
+              <w:bottom w:type="dxa" w:w="52"/>
+              <w:right w:type="dxa" w:w="100"/>
+            </w:tcMar>
+            <w:vAlign w:val="center"/>
+          </w:tcPr>
+          <w:p>
+            <w:pPr>
+              <w:spacing w:after="0" w:line="240" w:lineRule="auto"/>
+              <w:jc w:val="center"/>
+            </w:pPr>
+            <w:r>
+              <w:rPr>
+                <w:rFonts w:ascii="Arial" w:cs="Arial" w:eastAsia="Arial" w:hAnsi="Arial"/>
+                <w:b/>
+                <w:bCs/>
+                <w:i w:val="false"/>
+                <w:iCs w:val="false"/>
+                <w:color w:val="FFFFFF"/>
+                <w:sz w:val="16"/>
+                <w:szCs w:val="16"/>
+              </w:rPr>
+              <w:t xml:space="preserve">Свой
+парк</w:t>
+            </w:r>
+          </w:p>
+        </w:tc>
+        <w:tc>
+          <w:tcPr>
+            <w:tcW w:type="dxa" w:w="1108"/>
+            <w:tcBorders>
+              <w:top w:val="single" w:color="1F2A44" w:sz="4"/>
+              <w:left w:val="none" w:color="auto" w:sz="0"/>
+              <w:bottom w:val="single" w:color="D9D4CB" w:sz="4"/>
+              <w:right w:val="none" w:color="auto" w:sz="0"/>
+            </w:tcBorders>
+            <w:shd w:fill="1F2A44" w:color="auto" w:val="clear"/>
+            <w:tcMar>
+              <w:top w:type="dxa" w:w="52"/>
+              <w:left w:type="dxa" w:w="100"/>
+              <w:bottom w:type="dxa" w:w="52"/>
+              <w:right w:type="dxa" w:w="100"/>
+            </w:tcMar>
+            <w:vAlign w:val="center"/>
+          </w:tcPr>
+          <w:p>
+            <w:pPr>
+              <w:spacing w:after="0" w:line="240" w:lineRule="auto"/>
+              <w:jc w:val="center"/>
+            </w:pPr>
+            <w:r>
+              <w:rPr>
+                <w:rFonts w:ascii="Arial" w:cs="Arial" w:eastAsia="Arial" w:hAnsi="Arial"/>
+                <w:b/>
+                <w:bCs/>
+                <w:i w:val="false"/>
+                <w:iCs w:val="false"/>
+                <w:color w:val="FFFFFF"/>
+                <w:sz w:val="16"/>
+                <w:szCs w:val="16"/>
+              </w:rPr>
+              <w:t xml:space="preserve">Консьерж</w:t>
+            </w:r>
+          </w:p>
+        </w:tc>
+      </w:tr>
+      <w:tr>
+        <w:tc>
+          <w:tcPr>
+            <w:tcW w:type="dxa" w:w="2200"/>
+            <w:tcBorders>
+              <w:top w:val="single" w:color="D9D4CB" w:sz="4"/>
+              <w:left w:val="none" w:color="auto" w:sz="0"/>
+              <w:bottom w:val="single" w:color="D9D4CB" w:sz="4"/>
+              <w:right w:val="none" w:color="auto" w:sz="0"/>
+            </w:tcBorders>
+            <w:tcMar>
+              <w:top w:type="dxa" w:w="52"/>
+              <w:left w:type="dxa" w:w="100"/>
+              <w:bottom w:type="dxa" w:w="52"/>
+              <w:right w:type="dxa" w:w="100"/>
+            </w:tcMar>
+            <w:vAlign w:val="center"/>
+          </w:tcPr>
+          <w:p>
+            <w:pPr>
+              <w:spacing w:after="0" w:line="240" w:lineRule="auto"/>
+              <w:jc w:val="left"/>
+            </w:pPr>
+            <w:r>
+              <w:rPr>
+                <w:rFonts w:ascii="Arial" w:cs="Arial" w:eastAsia="Arial" w:hAnsi="Arial"/>
+                <w:b/>
+                <w:bCs/>
+                <w:i w:val="false"/>
+                <w:iCs w:val="false"/>
+                <w:color w:val="2A2E38"/>
+                <w:sz w:val="17"/>
+                <w:szCs w:val="17"/>
+              </w:rPr>
+              <w:t xml:space="preserve">▶ Кутузовский XII</w:t>
+            </w:r>
+          </w:p>
+        </w:tc>
+        <w:tc>
+          <w:tcPr>
+            <w:tcW w:type="dxa" w:w="980"/>
+            <w:tcBorders>
+              <w:top w:val="single" w:color="D9D4CB" w:sz="4"/>
+              <w:left w:val="none" w:color="auto" w:sz="0"/>
+              <w:bottom w:val="single" w:color="D9D4CB" w:sz="4"/>
+              <w:right w:val="none" w:color="auto" w:sz="0"/>
+            </w:tcBorders>
+            <w:tcMar>
+              <w:top w:type="dxa" w:w="52"/>
+              <w:left w:type="dxa" w:w="100"/>
+              <w:bottom w:type="dxa" w:w="52"/>
+              <w:right w:type="dxa" w:w="100"/>
+            </w:tcMar>
+            <w:vAlign w:val="center"/>
+          </w:tcPr>
+          <w:p>
+            <w:pPr>
+              <w:spacing w:after="0" w:line="240" w:lineRule="auto"/>
+              <w:jc w:val="center"/>
+            </w:pPr>
+            <w:r>
+              <w:rPr>
+                <w:rFonts w:ascii="Arial" w:cs="Arial" w:eastAsia="Arial" w:hAnsi="Arial"/>
+                <w:b w:val="false"/>
+                <w:bCs w:val="false"/>
+                <w:i w:val="false"/>
+                <w:iCs w:val="false"/>
+                <w:color w:val="2A2E38"/>
+                <w:sz w:val="17"/>
+                <w:szCs w:val="17"/>
+              </w:rPr>
+              <w:t xml:space="preserve">—</w:t>
+            </w:r>
+          </w:p>
+        </w:tc>
+        <w:tc>
+          <w:tcPr>
+            <w:tcW w:type="dxa" w:w="1030"/>
+            <w:tcBorders>
+              <w:top w:val="single" w:color="D9D4CB" w:sz="4"/>
+              <w:left w:val="none" w:color="auto" w:sz="0"/>
+              <w:bottom w:val="single" w:color="D9D4CB" w:sz="4"/>
+              <w:right w:val="none" w:color="auto" w:sz="0"/>
+            </w:tcBorders>
+            <w:tcMar>
+              <w:top w:type="dxa" w:w="52"/>
+              <w:left w:type="dxa" w:w="100"/>
+              <w:bottom w:type="dxa" w:w="52"/>
+              <w:right w:type="dxa" w:w="100"/>
+            </w:tcMar>
+            <w:vAlign w:val="center"/>
+          </w:tcPr>
+          <w:p>
+            <w:pPr>
+              <w:spacing w:after="0" w:line="240" w:lineRule="auto"/>
+              <w:jc w:val="center"/>
+            </w:pPr>
+            <w:r>
+              <w:rPr>
+                <w:rFonts w:ascii="Arial" w:cs="Arial" w:eastAsia="Arial" w:hAnsi="Arial"/>
+                <w:b w:val="false"/>
+                <w:bCs w:val="false"/>
+                <w:i w:val="false"/>
+                <w:iCs w:val="false"/>
+                <w:color w:val="2A2E38"/>
+                <w:sz w:val="17"/>
+                <w:szCs w:val="17"/>
+              </w:rPr>
+              <w:t xml:space="preserve">—</w:t>
+            </w:r>
+          </w:p>
+        </w:tc>
+        <w:tc>
+          <w:tcPr>
+            <w:tcW w:type="dxa" w:w="980"/>
+            <w:tcBorders>
+              <w:top w:val="single" w:color="D9D4CB" w:sz="4"/>
+              <w:left w:val="none" w:color="auto" w:sz="0"/>
+              <w:bottom w:val="single" w:color="D9D4CB" w:sz="4"/>
+              <w:right w:val="none" w:color="auto" w:sz="0"/>
+            </w:tcBorders>
+            <w:tcMar>
+              <w:top w:type="dxa" w:w="52"/>
+              <w:left w:type="dxa" w:w="100"/>
+              <w:bottom w:type="dxa" w:w="52"/>
+              <w:right w:type="dxa" w:w="100"/>
+            </w:tcMar>
+            <w:vAlign w:val="center"/>
+          </w:tcPr>
+          <w:p>
+            <w:pPr>
+              <w:spacing w:after="0" w:line="240" w:lineRule="auto"/>
+              <w:jc w:val="center"/>
+            </w:pPr>
+            <w:r>
+              <w:rPr>
+                <w:rFonts w:ascii="Arial" w:cs="Arial" w:eastAsia="Arial" w:hAnsi="Arial"/>
+                <w:b w:val="false"/>
+                <w:bCs w:val="false"/>
+                <w:i w:val="false"/>
+                <w:iCs w:val="false"/>
+                <w:color w:val="2A2E38"/>
+                <w:sz w:val="17"/>
+                <w:szCs w:val="17"/>
+              </w:rPr>
+              <w:t xml:space="preserve">—</w:t>
+            </w:r>
+          </w:p>
+        </w:tc>
+        <w:tc>
+          <w:tcPr>
+            <w:tcW w:type="dxa" w:w="1030"/>
+            <w:tcBorders>
+              <w:top w:val="single" w:color="D9D4CB" w:sz="4"/>
+              <w:left w:val="none" w:color="auto" w:sz="0"/>
+              <w:bottom w:val="single" w:color="D9D4CB" w:sz="4"/>
+              <w:right w:val="none" w:color="auto" w:sz="0"/>
+            </w:tcBorders>
+            <w:tcMar>
+              <w:top w:type="dxa" w:w="52"/>
+              <w:left w:type="dxa" w:w="100"/>
+              <w:bottom w:type="dxa" w:w="52"/>
+              <w:right w:type="dxa" w:w="100"/>
+            </w:tcMar>
+            <w:vAlign w:val="center"/>
+          </w:tcPr>
+          <w:p>
+            <w:pPr>
+              <w:spacing w:after="0" w:line="240" w:lineRule="auto"/>
+              <w:jc w:val="center"/>
+            </w:pPr>
+            <w:r>
+              <w:rPr>
+                <w:rFonts w:ascii="Arial" w:cs="Arial" w:eastAsia="Arial" w:hAnsi="Arial"/>
+                <w:b w:val="false"/>
+                <w:bCs w:val="false"/>
+                <w:i w:val="false"/>
+                <w:iCs w:val="false"/>
+                <w:color w:val="2A2E38"/>
+                <w:sz w:val="17"/>
+                <w:szCs w:val="17"/>
+              </w:rPr>
+              <w:t xml:space="preserve">—</w:t>
+            </w:r>
+          </w:p>
+        </w:tc>
+        <w:tc>
+          <w:tcPr>
+            <w:tcW w:type="dxa" w:w="1160"/>
+            <w:tcBorders>
+              <w:top w:val="single" w:color="D9D4CB" w:sz="4"/>
+              <w:left w:val="none" w:color="auto" w:sz="0"/>
+              <w:bottom w:val="single" w:color="D9D4CB" w:sz="4"/>
+              <w:right w:val="none" w:color="auto" w:sz="0"/>
+            </w:tcBorders>
+            <w:tcMar>
+              <w:top w:type="dxa" w:w="52"/>
+              <w:left w:type="dxa" w:w="100"/>
+              <w:bottom w:type="dxa" w:w="52"/>
+              <w:right w:type="dxa" w:w="100"/>
+            </w:tcMar>
+            <w:vAlign w:val="center"/>
+          </w:tcPr>
+          <w:p>
+            <w:pPr>
+              <w:spacing w:after="0" w:line="240" w:lineRule="auto"/>
+              <w:jc w:val="center"/>
+            </w:pPr>
+            <w:r>
+              <w:rPr>
+                <w:rFonts w:ascii="Arial" w:cs="Arial" w:eastAsia="Arial" w:hAnsi="Arial"/>
+                <w:b w:val="false"/>
+                <w:bCs w:val="false"/>
+                <w:i w:val="false"/>
+                <w:iCs w:val="false"/>
+                <w:color w:val="2A2E38"/>
+                <w:sz w:val="17"/>
+                <w:szCs w:val="17"/>
+              </w:rPr>
+              <w:t xml:space="preserve">—</w:t>
+            </w:r>
+          </w:p>
+        </w:tc>
+        <w:tc>
+          <w:tcPr>
+            <w:tcW w:type="dxa" w:w="1150"/>
+            <w:tcBorders>
+              <w:top w:val="single" w:color="D9D4CB" w:sz="4"/>
+              <w:left w:val="none" w:color="auto" w:sz="0"/>
+              <w:bottom w:val="single" w:color="D9D4CB" w:sz="4"/>
+              <w:right w:val="none" w:color="auto" w:sz="0"/>
+            </w:tcBorders>
+            <w:tcMar>
+              <w:top w:type="dxa" w:w="52"/>
+              <w:left w:type="dxa" w:w="100"/>
+              <w:bottom w:type="dxa" w:w="52"/>
+              <w:right w:type="dxa" w:w="100"/>
+            </w:tcMar>
+            <w:vAlign w:val="center"/>
+          </w:tcPr>
+          <w:p>
+            <w:pPr>
+              <w:spacing w:after="0" w:line="240" w:lineRule="auto"/>
+              <w:jc w:val="center"/>
+            </w:pPr>
+            <w:r>
+              <w:rPr>
+                <w:rFonts w:ascii="Arial" w:cs="Arial" w:eastAsia="Arial" w:hAnsi="Arial"/>
+                <w:b w:val="false"/>
+                <w:bCs w:val="false"/>
+                <w:i w:val="false"/>
+                <w:iCs w:val="false"/>
+                <w:color w:val="2A2E38"/>
+                <w:sz w:val="17"/>
+                <w:szCs w:val="17"/>
+              </w:rPr>
+              <w:t xml:space="preserve">двор</w:t>
+            </w:r>
+          </w:p>
+        </w:tc>
+        <w:tc>
+          <w:tcPr>
+            <w:tcW w:type="dxa" w:w="1108"/>
+            <w:tcBorders>
+              <w:top w:val="single" w:color="D9D4CB" w:sz="4"/>
+              <w:left w:val="none" w:color="auto" w:sz="0"/>
+              <w:bottom w:val="single" w:color="D9D4CB" w:sz="4"/>
+              <w:right w:val="none" w:color="auto" w:sz="0"/>
+            </w:tcBorders>
+            <w:tcMar>
+              <w:top w:type="dxa" w:w="52"/>
+              <w:left w:type="dxa" w:w="100"/>
+              <w:bottom w:type="dxa" w:w="52"/>
+              <w:right w:type="dxa" w:w="100"/>
+            </w:tcMar>
+            <w:vAlign w:val="center"/>
+          </w:tcPr>
+          <w:p>
+            <w:pPr>
+              <w:spacing w:after="0" w:line="240" w:lineRule="auto"/>
+              <w:jc w:val="center"/>
+            </w:pPr>
+            <w:r>
+              <w:rPr>
+                <w:rFonts w:ascii="Arial" w:cs="Arial" w:eastAsia="Arial" w:hAnsi="Arial"/>
+                <w:b w:val="false"/>
+                <w:bCs w:val="false"/>
+                <w:i w:val="false"/>
+                <w:iCs w:val="false"/>
+                <w:color w:val="2A2E38"/>
+                <w:sz w:val="17"/>
+                <w:szCs w:val="17"/>
+              </w:rPr>
+              <w:t xml:space="preserve">есть</w:t>
+            </w:r>
+          </w:p>
+        </w:tc>
+      </w:tr>
+      <w:tr>
+        <w:tc>
+          <w:tcPr>
+            <w:tcW w:type="dxa" w:w="2200"/>
+            <w:tcBorders>
+              <w:top w:val="single" w:color="D9D4CB" w:sz="4"/>
+              <w:left w:val="none" w:color="auto" w:sz="0"/>
+              <w:bottom w:val="single" w:color="D9D4CB" w:sz="4"/>
+              <w:right w:val="none" w:color="auto" w:sz="0"/>
+            </w:tcBorders>
+            <w:shd w:fill="FBFAF8" w:color="auto" w:val="clear"/>
+            <w:tcMar>
+              <w:top w:type="dxa" w:w="52"/>
+              <w:left w:type="dxa" w:w="100"/>
+              <w:bottom w:type="dxa" w:w="52"/>
+              <w:right w:type="dxa" w:w="100"/>
+            </w:tcMar>
+            <w:vAlign w:val="center"/>
+          </w:tcPr>
+          <w:p>
+            <w:pPr>
+              <w:spacing w:after="0" w:line="240" w:lineRule="auto"/>
+              <w:jc w:val="left"/>
+            </w:pPr>
+            <w:r>
+              <w:rPr>
+                <w:rFonts w:ascii="Arial" w:cs="Arial" w:eastAsia="Arial" w:hAnsi="Arial"/>
+                <w:b/>
+                <w:bCs/>
+                <w:i w:val="false"/>
+                <w:iCs w:val="false"/>
+                <w:color w:val="2A2E38"/>
+                <w:sz w:val="17"/>
+                <w:szCs w:val="17"/>
+              </w:rPr>
+              <w:t xml:space="preserve">Бадаевский</w:t>
+            </w:r>
+          </w:p>
+        </w:tc>
+        <w:tc>
+          <w:tcPr>
+            <w:tcW w:type="dxa" w:w="980"/>
+            <w:tcBorders>
+              <w:top w:val="single" w:color="D9D4CB" w:sz="4"/>
+              <w:left w:val="none" w:color="auto" w:sz="0"/>
+              <w:bottom w:val="single" w:color="D9D4CB" w:sz="4"/>
+              <w:right w:val="none" w:color="auto" w:sz="0"/>
+            </w:tcBorders>
+            <w:shd w:fill="FBFAF8" w:color="auto" w:val="clear"/>
+            <w:tcMar>
+              <w:top w:type="dxa" w:w="52"/>
+              <w:left w:type="dxa" w:w="100"/>
+              <w:bottom w:type="dxa" w:w="52"/>
+              <w:right w:type="dxa" w:w="100"/>
+            </w:tcMar>
+            <w:vAlign w:val="center"/>
+          </w:tcPr>
+          <w:p>
+            <w:pPr>
+              <w:spacing w:after="0" w:line="240" w:lineRule="auto"/>
+              <w:jc w:val="center"/>
+            </w:pPr>
+            <w:r>
+              <w:rPr>
+                <w:rFonts w:ascii="Arial" w:cs="Arial" w:eastAsia="Arial" w:hAnsi="Arial"/>
+                <w:b w:val="false"/>
+                <w:bCs w:val="false"/>
+                <w:i w:val="false"/>
+                <w:iCs w:val="false"/>
+                <w:color w:val="2A2E38"/>
+                <w:sz w:val="17"/>
+                <w:szCs w:val="17"/>
+              </w:rPr>
+              <w:t xml:space="preserve">есть</w:t>
+            </w:r>
+          </w:p>
+        </w:tc>
+        <w:tc>
+          <w:tcPr>
+            <w:tcW w:type="dxa" w:w="1030"/>
+            <w:tcBorders>
+              <w:top w:val="single" w:color="D9D4CB" w:sz="4"/>
+              <w:left w:val="none" w:color="auto" w:sz="0"/>
+              <w:bottom w:val="single" w:color="D9D4CB" w:sz="4"/>
+              <w:right w:val="none" w:color="auto" w:sz="0"/>
+            </w:tcBorders>
+            <w:shd w:fill="FBFAF8" w:color="auto" w:val="clear"/>
+            <w:tcMar>
+              <w:top w:type="dxa" w:w="52"/>
+              <w:left w:type="dxa" w:w="100"/>
+              <w:bottom w:type="dxa" w:w="52"/>
+              <w:right w:type="dxa" w:w="100"/>
+            </w:tcMar>
+            <w:vAlign w:val="center"/>
+          </w:tcPr>
+          <w:p>
+            <w:pPr>
+              <w:spacing w:after="0" w:line="240" w:lineRule="auto"/>
+              <w:jc w:val="center"/>
+            </w:pPr>
+            <w:r>
+              <w:rPr>
+                <w:rFonts w:ascii="Arial" w:cs="Arial" w:eastAsia="Arial" w:hAnsi="Arial"/>
+                <w:b w:val="false"/>
+                <w:bCs w:val="false"/>
+                <w:i w:val="false"/>
+                <w:iCs w:val="false"/>
+                <w:color w:val="2A2E38"/>
+                <w:sz w:val="17"/>
+                <w:szCs w:val="17"/>
+              </w:rPr>
+              <w:t xml:space="preserve">есть</w:t>
+            </w:r>
+          </w:p>
+        </w:tc>
+        <w:tc>
+          <w:tcPr>
+            <w:tcW w:type="dxa" w:w="980"/>
+            <w:tcBorders>
+              <w:top w:val="single" w:color="D9D4CB" w:sz="4"/>
+              <w:left w:val="none" w:color="auto" w:sz="0"/>
+              <w:bottom w:val="single" w:color="D9D4CB" w:sz="4"/>
+              <w:right w:val="none" w:color="auto" w:sz="0"/>
+            </w:tcBorders>
+            <w:shd w:fill="FBFAF8" w:color="auto" w:val="clear"/>
+            <w:tcMar>
+              <w:top w:type="dxa" w:w="52"/>
+              <w:left w:type="dxa" w:w="100"/>
+              <w:bottom w:type="dxa" w:w="52"/>
+              <w:right w:type="dxa" w:w="100"/>
+            </w:tcMar>
+            <w:vAlign w:val="center"/>
+          </w:tcPr>
+          <w:p>
+            <w:pPr>
+              <w:spacing w:after="0" w:line="240" w:lineRule="auto"/>
+              <w:jc w:val="center"/>
+            </w:pPr>
+            <w:r>
+              <w:rPr>
+                <w:rFonts w:ascii="Arial" w:cs="Arial" w:eastAsia="Arial" w:hAnsi="Arial"/>
+                <w:b w:val="false"/>
+                <w:bCs w:val="false"/>
+                <w:i w:val="false"/>
+                <w:iCs w:val="false"/>
+                <w:color w:val="2A2E38"/>
+                <w:sz w:val="17"/>
+                <w:szCs w:val="17"/>
+              </w:rPr>
+              <w:t xml:space="preserve">есть</w:t>
+            </w:r>
+          </w:p>
+        </w:tc>
+        <w:tc>
+          <w:tcPr>
+            <w:tcW w:type="dxa" w:w="1030"/>
+            <w:tcBorders>
+              <w:top w:val="single" w:color="D9D4CB" w:sz="4"/>
+              <w:left w:val="none" w:color="auto" w:sz="0"/>
+              <w:bottom w:val="single" w:color="D9D4CB" w:sz="4"/>
+              <w:right w:val="none" w:color="auto" w:sz="0"/>
+            </w:tcBorders>
+            <w:shd w:fill="FBFAF8" w:color="auto" w:val="clear"/>
+            <w:tcMar>
+              <w:top w:type="dxa" w:w="52"/>
+              <w:left w:type="dxa" w:w="100"/>
+              <w:bottom w:type="dxa" w:w="52"/>
+              <w:right w:type="dxa" w:w="100"/>
+            </w:tcMar>
+            <w:vAlign w:val="center"/>
+          </w:tcPr>
+          <w:p>
+            <w:pPr>
+              <w:spacing w:after="0" w:line="240" w:lineRule="auto"/>
+              <w:jc w:val="center"/>
+            </w:pPr>
+            <w:r>
+              <w:rPr>
+                <w:rFonts w:ascii="Arial" w:cs="Arial" w:eastAsia="Arial" w:hAnsi="Arial"/>
+                <w:b w:val="false"/>
+                <w:bCs w:val="false"/>
+                <w:i w:val="false"/>
+                <w:iCs w:val="false"/>
+                <w:color w:val="2A2E38"/>
+                <w:sz w:val="17"/>
+                <w:szCs w:val="17"/>
+              </w:rPr>
+              <w:t xml:space="preserve">—</w:t>
+            </w:r>
+          </w:p>
+        </w:tc>
+        <w:tc>
+          <w:tcPr>
+            <w:tcW w:type="dxa" w:w="1160"/>
+            <w:tcBorders>
+              <w:top w:val="single" w:color="D9D4CB" w:sz="4"/>
+              <w:left w:val="none" w:color="auto" w:sz="0"/>
+              <w:bottom w:val="single" w:color="D9D4CB" w:sz="4"/>
+              <w:right w:val="none" w:color="auto" w:sz="0"/>
+            </w:tcBorders>
+            <w:shd w:fill="FBFAF8" w:color="auto" w:val="clear"/>
+            <w:tcMar>
+              <w:top w:type="dxa" w:w="52"/>
+              <w:left w:type="dxa" w:w="100"/>
+              <w:bottom w:type="dxa" w:w="52"/>
+              <w:right w:type="dxa" w:w="100"/>
+            </w:tcMar>
+            <w:vAlign w:val="center"/>
+          </w:tcPr>
+          <w:p>
+            <w:pPr>
+              <w:spacing w:after="0" w:line="240" w:lineRule="auto"/>
+              <w:jc w:val="center"/>
+            </w:pPr>
+            <w:r>
+              <w:rPr>
+                <w:rFonts w:ascii="Arial" w:cs="Arial" w:eastAsia="Arial" w:hAnsi="Arial"/>
+                <w:b w:val="false"/>
+                <w:bCs w:val="false"/>
+                <w:i w:val="false"/>
+                <w:iCs w:val="false"/>
+                <w:color w:val="2A2E38"/>
+                <w:sz w:val="17"/>
+                <w:szCs w:val="17"/>
+              </w:rPr>
+              <w:t xml:space="preserve">—</w:t>
+            </w:r>
+          </w:p>
+        </w:tc>
+        <w:tc>
+          <w:tcPr>
+            <w:tcW w:type="dxa" w:w="1150"/>
+            <w:tcBorders>
+              <w:top w:val="single" w:color="D9D4CB" w:sz="4"/>
+              <w:left w:val="none" w:color="auto" w:sz="0"/>
+              <w:bottom w:val="single" w:color="D9D4CB" w:sz="4"/>
+              <w:right w:val="none" w:color="auto" w:sz="0"/>
+            </w:tcBorders>
+            <w:shd w:fill="FBFAF8" w:color="auto" w:val="clear"/>
+            <w:tcMar>
+              <w:top w:type="dxa" w:w="52"/>
+              <w:left w:type="dxa" w:w="100"/>
+              <w:bottom w:type="dxa" w:w="52"/>
+              <w:right w:type="dxa" w:w="100"/>
+            </w:tcMar>
+            <w:vAlign w:val="center"/>
+          </w:tcPr>
+          <w:p>
+            <w:pPr>
+              <w:spacing w:after="0" w:line="240" w:lineRule="auto"/>
+              <w:jc w:val="center"/>
+            </w:pPr>
+            <w:r>
+              <w:rPr>
+                <w:rFonts w:ascii="Arial" w:cs="Arial" w:eastAsia="Arial" w:hAnsi="Arial"/>
+                <w:b w:val="false"/>
+                <w:bCs w:val="false"/>
+                <w:i w:val="false"/>
+                <w:iCs w:val="false"/>
+                <w:color w:val="2A2E38"/>
+                <w:sz w:val="17"/>
+                <w:szCs w:val="17"/>
+              </w:rPr>
+              <w:t xml:space="preserve">4 га</w:t>
+            </w:r>
+          </w:p>
+        </w:tc>
+        <w:tc>
+          <w:tcPr>
+            <w:tcW w:type="dxa" w:w="1108"/>
+            <w:tcBorders>
+              <w:top w:val="single" w:color="D9D4CB" w:sz="4"/>
+              <w:left w:val="none" w:color="auto" w:sz="0"/>
+              <w:bottom w:val="single" w:color="D9D4CB" w:sz="4"/>
+              <w:right w:val="none" w:color="auto" w:sz="0"/>
+            </w:tcBorders>
+            <w:shd w:fill="FBFAF8" w:color="auto" w:val="clear"/>
+            <w:tcMar>
+              <w:top w:type="dxa" w:w="52"/>
+              <w:left w:type="dxa" w:w="100"/>
+              <w:bottom w:type="dxa" w:w="52"/>
+              <w:right w:type="dxa" w:w="100"/>
+            </w:tcMar>
+            <w:vAlign w:val="center"/>
+          </w:tcPr>
+          <w:p>
+            <w:pPr>
+              <w:spacing w:after="0" w:line="240" w:lineRule="auto"/>
+              <w:jc w:val="center"/>
+            </w:pPr>
+            <w:r>
+              <w:rPr>
+                <w:rFonts w:ascii="Arial" w:cs="Arial" w:eastAsia="Arial" w:hAnsi="Arial"/>
+                <w:b w:val="false"/>
+                <w:bCs w:val="false"/>
+                <w:i w:val="false"/>
+                <w:iCs w:val="false"/>
+                <w:color w:val="2A2E38"/>
+                <w:sz w:val="17"/>
+                <w:szCs w:val="17"/>
+              </w:rPr>
+              <w:t xml:space="preserve">—</w:t>
+            </w:r>
+          </w:p>
+        </w:tc>
+      </w:tr>
+      <w:tr>
+        <w:tc>
+          <w:tcPr>
+            <w:tcW w:type="dxa" w:w="2200"/>
+            <w:tcBorders>
+              <w:top w:val="single" w:color="D9D4CB" w:sz="4"/>
+              <w:left w:val="none" w:color="auto" w:sz="0"/>
+              <w:bottom w:val="single" w:color="D9D4CB" w:sz="4"/>
+              <w:right w:val="none" w:color="auto" w:sz="0"/>
+            </w:tcBorders>
+            <w:tcMar>
+              <w:top w:type="dxa" w:w="52"/>
+              <w:left w:type="dxa" w:w="100"/>
+              <w:bottom w:type="dxa" w:w="52"/>
+              <w:right w:type="dxa" w:w="100"/>
+            </w:tcMar>
+            <w:vAlign w:val="center"/>
+          </w:tcPr>
+          <w:p>
+            <w:pPr>
+              <w:spacing w:after="0" w:line="240" w:lineRule="auto"/>
+              <w:jc w:val="left"/>
+            </w:pPr>
+            <w:r>
+              <w:rPr>
+                <w:rFonts w:ascii="Arial" w:cs="Arial" w:eastAsia="Arial" w:hAnsi="Arial"/>
+                <w:b/>
+                <w:bCs/>
+                <w:i w:val="false"/>
+                <w:iCs w:val="false"/>
+                <w:color w:val="2A2E38"/>
+                <w:sz w:val="17"/>
+                <w:szCs w:val="17"/>
+              </w:rPr>
+              <w:t xml:space="preserve">Веспер Кутузовский</w:t>
+            </w:r>
+          </w:p>
+        </w:tc>
+        <w:tc>
+          <w:tcPr>
+            <w:tcW w:type="dxa" w:w="980"/>
+            <w:tcBorders>
+              <w:top w:val="single" w:color="D9D4CB" w:sz="4"/>
+              <w:left w:val="none" w:color="auto" w:sz="0"/>
+              <w:bottom w:val="single" w:color="D9D4CB" w:sz="4"/>
+              <w:right w:val="none" w:color="auto" w:sz="0"/>
+            </w:tcBorders>
+            <w:tcMar>
+              <w:top w:type="dxa" w:w="52"/>
+              <w:left w:type="dxa" w:w="100"/>
+              <w:bottom w:type="dxa" w:w="52"/>
+              <w:right w:type="dxa" w:w="100"/>
+            </w:tcMar>
+            <w:vAlign w:val="center"/>
+          </w:tcPr>
+          <w:p>
+            <w:pPr>
+              <w:spacing w:after="0" w:line="240" w:lineRule="auto"/>
+              <w:jc w:val="center"/>
+            </w:pPr>
+            <w:r>
+              <w:rPr>
+                <w:rFonts w:ascii="Arial" w:cs="Arial" w:eastAsia="Arial" w:hAnsi="Arial"/>
+                <w:b w:val="false"/>
+                <w:bCs w:val="false"/>
+                <w:i w:val="false"/>
+                <w:iCs w:val="false"/>
+                <w:color w:val="2A2E38"/>
+                <w:sz w:val="17"/>
+                <w:szCs w:val="17"/>
+              </w:rPr>
+              <w:t xml:space="preserve">есть</w:t>
+            </w:r>
+          </w:p>
+        </w:tc>
+        <w:tc>
+          <w:tcPr>
+            <w:tcW w:type="dxa" w:w="1030"/>
+            <w:tcBorders>
+              <w:top w:val="single" w:color="D9D4CB" w:sz="4"/>
+              <w:left w:val="none" w:color="auto" w:sz="0"/>
+              <w:bottom w:val="single" w:color="D9D4CB" w:sz="4"/>
+              <w:right w:val="none" w:color="auto" w:sz="0"/>
+            </w:tcBorders>
+            <w:tcMar>
+              <w:top w:type="dxa" w:w="52"/>
+              <w:left w:type="dxa" w:w="100"/>
+              <w:bottom w:type="dxa" w:w="52"/>
+              <w:right w:type="dxa" w:w="100"/>
+            </w:tcMar>
+            <w:vAlign w:val="center"/>
+          </w:tcPr>
+          <w:p>
+            <w:pPr>
+              <w:spacing w:after="0" w:line="240" w:lineRule="auto"/>
+              <w:jc w:val="center"/>
+            </w:pPr>
+            <w:r>
+              <w:rPr>
+                <w:rFonts w:ascii="Arial" w:cs="Arial" w:eastAsia="Arial" w:hAnsi="Arial"/>
+                <w:b w:val="false"/>
+                <w:bCs w:val="false"/>
+                <w:i w:val="false"/>
+                <w:iCs w:val="false"/>
+                <w:color w:val="2A2E38"/>
+                <w:sz w:val="17"/>
+                <w:szCs w:val="17"/>
+              </w:rPr>
+              <w:t xml:space="preserve">—</w:t>
+            </w:r>
+          </w:p>
+        </w:tc>
+        <w:tc>
+          <w:tcPr>
+            <w:tcW w:type="dxa" w:w="980"/>
+            <w:tcBorders>
+              <w:top w:val="single" w:color="D9D4CB" w:sz="4"/>
+              <w:left w:val="none" w:color="auto" w:sz="0"/>
+              <w:bottom w:val="single" w:color="D9D4CB" w:sz="4"/>
+              <w:right w:val="none" w:color="auto" w:sz="0"/>
+            </w:tcBorders>
+            <w:tcMar>
+              <w:top w:type="dxa" w:w="52"/>
+              <w:left w:type="dxa" w:w="100"/>
+              <w:bottom w:type="dxa" w:w="52"/>
+              <w:right w:type="dxa" w:w="100"/>
+            </w:tcMar>
+            <w:vAlign w:val="center"/>
+          </w:tcPr>
+          <w:p>
+            <w:pPr>
+              <w:spacing w:after="0" w:line="240" w:lineRule="auto"/>
+              <w:jc w:val="center"/>
+            </w:pPr>
+            <w:r>
+              <w:rPr>
+                <w:rFonts w:ascii="Arial" w:cs="Arial" w:eastAsia="Arial" w:hAnsi="Arial"/>
+                <w:b w:val="false"/>
+                <w:bCs w:val="false"/>
+                <w:i w:val="false"/>
+                <w:iCs w:val="false"/>
+                <w:color w:val="2A2E38"/>
+                <w:sz w:val="17"/>
+                <w:szCs w:val="17"/>
+              </w:rPr>
+              <w:t xml:space="preserve">массаж</w:t>
+            </w:r>
+          </w:p>
+        </w:tc>
+        <w:tc>
+          <w:tcPr>
+            <w:tcW w:type="dxa" w:w="1030"/>
+            <w:tcBorders>
+              <w:top w:val="single" w:color="D9D4CB" w:sz="4"/>
+              <w:left w:val="none" w:color="auto" w:sz="0"/>
+              <w:bottom w:val="single" w:color="D9D4CB" w:sz="4"/>
+              <w:right w:val="none" w:color="auto" w:sz="0"/>
+            </w:tcBorders>
+            <w:tcMar>
+              <w:top w:type="dxa" w:w="52"/>
+              <w:left w:type="dxa" w:w="100"/>
+              <w:bottom w:type="dxa" w:w="52"/>
+              <w:right w:type="dxa" w:w="100"/>
+            </w:tcMar>
+            <w:vAlign w:val="center"/>
+          </w:tcPr>
+          <w:p>
+            <w:pPr>
+              <w:spacing w:after="0" w:line="240" w:lineRule="auto"/>
+              <w:jc w:val="center"/>
+            </w:pPr>
+            <w:r>
+              <w:rPr>
+                <w:rFonts w:ascii="Arial" w:cs="Arial" w:eastAsia="Arial" w:hAnsi="Arial"/>
+                <w:b w:val="false"/>
+                <w:bCs w:val="false"/>
+                <w:i w:val="false"/>
+                <w:iCs w:val="false"/>
+                <w:color w:val="2A2E38"/>
+                <w:sz w:val="17"/>
+                <w:szCs w:val="17"/>
+              </w:rPr>
+              <w:t xml:space="preserve">есть</w:t>
+            </w:r>
+          </w:p>
+        </w:tc>
+        <w:tc>
+          <w:tcPr>
+            <w:tcW w:type="dxa" w:w="1160"/>
+            <w:tcBorders>
+              <w:top w:val="single" w:color="D9D4CB" w:sz="4"/>
+              <w:left w:val="none" w:color="auto" w:sz="0"/>
+              <w:bottom w:val="single" w:color="D9D4CB" w:sz="4"/>
+              <w:right w:val="none" w:color="auto" w:sz="0"/>
+            </w:tcBorders>
+            <w:tcMar>
+              <w:top w:type="dxa" w:w="52"/>
+              <w:left w:type="dxa" w:w="100"/>
+              <w:bottom w:type="dxa" w:w="52"/>
+              <w:right w:type="dxa" w:w="100"/>
+            </w:tcMar>
+            <w:vAlign w:val="center"/>
+          </w:tcPr>
+          <w:p>
+            <w:pPr>
+              <w:spacing w:after="0" w:line="240" w:lineRule="auto"/>
+              <w:jc w:val="center"/>
+            </w:pPr>
+            <w:r>
+              <w:rPr>
+                <w:rFonts w:ascii="Arial" w:cs="Arial" w:eastAsia="Arial" w:hAnsi="Arial"/>
+                <w:b w:val="false"/>
+                <w:bCs w:val="false"/>
+                <w:i w:val="false"/>
+                <w:iCs w:val="false"/>
+                <w:color w:val="2A2E38"/>
+                <w:sz w:val="17"/>
+                <w:szCs w:val="17"/>
+              </w:rPr>
+              <w:t xml:space="preserve">есть</w:t>
+            </w:r>
+          </w:p>
+        </w:tc>
+        <w:tc>
+          <w:tcPr>
+            <w:tcW w:type="dxa" w:w="1150"/>
+            <w:tcBorders>
+              <w:top w:val="single" w:color="D9D4CB" w:sz="4"/>
+              <w:left w:val="none" w:color="auto" w:sz="0"/>
+              <w:bottom w:val="single" w:color="D9D4CB" w:sz="4"/>
+              <w:right w:val="none" w:color="auto" w:sz="0"/>
+            </w:tcBorders>
+            <w:tcMar>
+              <w:top w:type="dxa" w:w="52"/>
+              <w:left w:type="dxa" w:w="100"/>
+              <w:bottom w:type="dxa" w:w="52"/>
+              <w:right w:type="dxa" w:w="100"/>
+            </w:tcMar>
+            <w:vAlign w:val="center"/>
+          </w:tcPr>
+          <w:p>
+            <w:pPr>
+              <w:spacing w:after="0" w:line="240" w:lineRule="auto"/>
+              <w:jc w:val="center"/>
+            </w:pPr>
+            <w:r>
+              <w:rPr>
+                <w:rFonts w:ascii="Arial" w:cs="Arial" w:eastAsia="Arial" w:hAnsi="Arial"/>
+                <w:b w:val="false"/>
+                <w:bCs w:val="false"/>
+                <w:i w:val="false"/>
+                <w:iCs w:val="false"/>
+                <w:color w:val="2A2E38"/>
+                <w:sz w:val="17"/>
+                <w:szCs w:val="17"/>
+              </w:rPr>
+              <w:t xml:space="preserve">свой</w:t>
+            </w:r>
+          </w:p>
+        </w:tc>
+        <w:tc>
+          <w:tcPr>
+            <w:tcW w:type="dxa" w:w="1108"/>
+            <w:tcBorders>
+              <w:top w:val="single" w:color="D9D4CB" w:sz="4"/>
+              <w:left w:val="none" w:color="auto" w:sz="0"/>
+              <w:bottom w:val="single" w:color="D9D4CB" w:sz="4"/>
+              <w:right w:val="none" w:color="auto" w:sz="0"/>
+            </w:tcBorders>
+            <w:tcMar>
+              <w:top w:type="dxa" w:w="52"/>
+              <w:left w:type="dxa" w:w="100"/>
+              <w:bottom w:type="dxa" w:w="52"/>
+              <w:right w:type="dxa" w:w="100"/>
+            </w:tcMar>
+            <w:vAlign w:val="center"/>
+          </w:tcPr>
+          <w:p>
+            <w:pPr>
+              <w:spacing w:after="0" w:line="240" w:lineRule="auto"/>
+              <w:jc w:val="center"/>
+            </w:pPr>
+            <w:r>
+              <w:rPr>
+                <w:rFonts w:ascii="Arial" w:cs="Arial" w:eastAsia="Arial" w:hAnsi="Arial"/>
+                <w:b w:val="false"/>
+                <w:bCs w:val="false"/>
+                <w:i w:val="false"/>
+                <w:iCs w:val="false"/>
+                <w:color w:val="2A2E38"/>
+                <w:sz w:val="17"/>
+                <w:szCs w:val="17"/>
+              </w:rPr>
+              <w:t xml:space="preserve">—</w:t>
+            </w:r>
+          </w:p>
+        </w:tc>
+      </w:tr>
+      <w:tr>
+        <w:tc>
+          <w:tcPr>
+            <w:tcW w:type="dxa" w:w="2200"/>
+            <w:tcBorders>
+              <w:top w:val="single" w:color="D9D4CB" w:sz="4"/>
+              <w:left w:val="none" w:color="auto" w:sz="0"/>
+              <w:bottom w:val="single" w:color="D9D4CB" w:sz="4"/>
+              <w:right w:val="none" w:color="auto" w:sz="0"/>
+            </w:tcBorders>
+            <w:shd w:fill="FBFAF8" w:color="auto" w:val="clear"/>
+            <w:tcMar>
+              <w:top w:type="dxa" w:w="52"/>
+              <w:left w:type="dxa" w:w="100"/>
+              <w:bottom w:type="dxa" w:w="52"/>
+              <w:right w:type="dxa" w:w="100"/>
+            </w:tcMar>
+            <w:vAlign w:val="center"/>
+          </w:tcPr>
+          <w:p>
+            <w:pPr>
+              <w:spacing w:after="0" w:line="240" w:lineRule="auto"/>
+              <w:jc w:val="left"/>
+            </w:pPr>
+            <w:r>
+              <w:rPr>
+                <w:rFonts w:ascii="Arial" w:cs="Arial" w:eastAsia="Arial" w:hAnsi="Arial"/>
+                <w:b/>
+                <w:bCs/>
+                <w:i w:val="false"/>
+                <w:iCs w:val="false"/>
+                <w:color w:val="2A2E38"/>
+                <w:sz w:val="17"/>
+                <w:szCs w:val="17"/>
+              </w:rPr>
+              <w:t xml:space="preserve">Дом Дау</w:t>
+            </w:r>
+          </w:p>
+        </w:tc>
+        <w:tc>
+          <w:tcPr>
+            <w:tcW w:type="dxa" w:w="980"/>
+            <w:tcBorders>
+              <w:top w:val="single" w:color="D9D4CB" w:sz="4"/>
+              <w:left w:val="none" w:color="auto" w:sz="0"/>
+              <w:bottom w:val="single" w:color="D9D4CB" w:sz="4"/>
+              <w:right w:val="none" w:color="auto" w:sz="0"/>
+            </w:tcBorders>
+            <w:shd w:fill="FBFAF8" w:color="auto" w:val="clear"/>
+            <w:tcMar>
+              <w:top w:type="dxa" w:w="52"/>
+              <w:left w:type="dxa" w:w="100"/>
+              <w:bottom w:type="dxa" w:w="52"/>
+              <w:right w:type="dxa" w:w="100"/>
+            </w:tcMar>
+            <w:vAlign w:val="center"/>
+          </w:tcPr>
+          <w:p>
+            <w:pPr>
+              <w:spacing w:after="0" w:line="240" w:lineRule="auto"/>
+              <w:jc w:val="center"/>
+            </w:pPr>
+            <w:r>
+              <w:rPr>
+                <w:rFonts w:ascii="Arial" w:cs="Arial" w:eastAsia="Arial" w:hAnsi="Arial"/>
+                <w:b w:val="false"/>
+                <w:bCs w:val="false"/>
+                <w:i w:val="false"/>
+                <w:iCs w:val="false"/>
+                <w:color w:val="2A2E38"/>
+                <w:sz w:val="17"/>
+                <w:szCs w:val="17"/>
+              </w:rPr>
+              <w:t xml:space="preserve">—</w:t>
+            </w:r>
+          </w:p>
+        </w:tc>
+        <w:tc>
+          <w:tcPr>
+            <w:tcW w:type="dxa" w:w="1030"/>
+            <w:tcBorders>
+              <w:top w:val="single" w:color="D9D4CB" w:sz="4"/>
+              <w:left w:val="none" w:color="auto" w:sz="0"/>
+              <w:bottom w:val="single" w:color="D9D4CB" w:sz="4"/>
+              <w:right w:val="none" w:color="auto" w:sz="0"/>
+            </w:tcBorders>
+            <w:shd w:fill="FBFAF8" w:color="auto" w:val="clear"/>
+            <w:tcMar>
+              <w:top w:type="dxa" w:w="52"/>
+              <w:left w:type="dxa" w:w="100"/>
+              <w:bottom w:type="dxa" w:w="52"/>
+              <w:right w:type="dxa" w:w="100"/>
+            </w:tcMar>
+            <w:vAlign w:val="center"/>
+          </w:tcPr>
+          <w:p>
+            <w:pPr>
+              <w:spacing w:after="0" w:line="240" w:lineRule="auto"/>
+              <w:jc w:val="center"/>
+            </w:pPr>
+            <w:r>
+              <w:rPr>
+                <w:rFonts w:ascii="Arial" w:cs="Arial" w:eastAsia="Arial" w:hAnsi="Arial"/>
+                <w:b w:val="false"/>
+                <w:bCs w:val="false"/>
+                <w:i w:val="false"/>
+                <w:iCs w:val="false"/>
+                <w:color w:val="2A2E38"/>
+                <w:sz w:val="17"/>
+                <w:szCs w:val="17"/>
+              </w:rPr>
+              <w:t xml:space="preserve">—</w:t>
+            </w:r>
+          </w:p>
+        </w:tc>
+        <w:tc>
+          <w:tcPr>
+            <w:tcW w:type="dxa" w:w="980"/>
+            <w:tcBorders>
+              <w:top w:val="single" w:color="D9D4CB" w:sz="4"/>
+              <w:left w:val="none" w:color="auto" w:sz="0"/>
+              <w:bottom w:val="single" w:color="D9D4CB" w:sz="4"/>
+              <w:right w:val="none" w:color="auto" w:sz="0"/>
+            </w:tcBorders>
+            <w:shd w:fill="FBFAF8" w:color="auto" w:val="clear"/>
+            <w:tcMar>
+              <w:top w:type="dxa" w:w="52"/>
+              <w:left w:type="dxa" w:w="100"/>
+              <w:bottom w:type="dxa" w:w="52"/>
+              <w:right w:type="dxa" w:w="100"/>
+            </w:tcMar>
+            <w:vAlign w:val="center"/>
+          </w:tcPr>
+          <w:p>
+            <w:pPr>
+              <w:spacing w:after="0" w:line="240" w:lineRule="auto"/>
+              <w:jc w:val="center"/>
+            </w:pPr>
+            <w:r>
+              <w:rPr>
+                <w:rFonts w:ascii="Arial" w:cs="Arial" w:eastAsia="Arial" w:hAnsi="Arial"/>
+                <w:b w:val="false"/>
+                <w:bCs w:val="false"/>
+                <w:i w:val="false"/>
+                <w:iCs w:val="false"/>
+                <w:color w:val="2A2E38"/>
+                <w:sz w:val="17"/>
+                <w:szCs w:val="17"/>
+              </w:rPr>
+              <w:t xml:space="preserve">есть</w:t>
+            </w:r>
+          </w:p>
+        </w:tc>
+        <w:tc>
+          <w:tcPr>
+            <w:tcW w:type="dxa" w:w="1030"/>
+            <w:tcBorders>
+              <w:top w:val="single" w:color="D9D4CB" w:sz="4"/>
+              <w:left w:val="none" w:color="auto" w:sz="0"/>
+              <w:bottom w:val="single" w:color="D9D4CB" w:sz="4"/>
+              <w:right w:val="none" w:color="auto" w:sz="0"/>
+            </w:tcBorders>
+            <w:shd w:fill="FBFAF8" w:color="auto" w:val="clear"/>
+            <w:tcMar>
+              <w:top w:type="dxa" w:w="52"/>
+              <w:left w:type="dxa" w:w="100"/>
+              <w:bottom w:type="dxa" w:w="52"/>
+              <w:right w:type="dxa" w:w="100"/>
+            </w:tcMar>
+            <w:vAlign w:val="center"/>
+          </w:tcPr>
+          <w:p>
+            <w:pPr>
+              <w:spacing w:after="0" w:line="240" w:lineRule="auto"/>
+              <w:jc w:val="center"/>
+            </w:pPr>
+            <w:r>
+              <w:rPr>
+                <w:rFonts w:ascii="Arial" w:cs="Arial" w:eastAsia="Arial" w:hAnsi="Arial"/>
+                <w:b w:val="false"/>
+                <w:bCs w:val="false"/>
+                <w:i w:val="false"/>
+                <w:iCs w:val="false"/>
+                <w:color w:val="2A2E38"/>
+                <w:sz w:val="17"/>
+                <w:szCs w:val="17"/>
+              </w:rPr>
+              <w:t xml:space="preserve">—</w:t>
+            </w:r>
+          </w:p>
+        </w:tc>
+        <w:tc>
+          <w:tcPr>
+            <w:tcW w:type="dxa" w:w="1160"/>
+            <w:tcBorders>
+              <w:top w:val="single" w:color="D9D4CB" w:sz="4"/>
+              <w:left w:val="none" w:color="auto" w:sz="0"/>
+              <w:bottom w:val="single" w:color="D9D4CB" w:sz="4"/>
+              <w:right w:val="none" w:color="auto" w:sz="0"/>
+            </w:tcBorders>
+            <w:shd w:fill="FBFAF8" w:color="auto" w:val="clear"/>
+            <w:tcMar>
+              <w:top w:type="dxa" w:w="52"/>
+              <w:left w:type="dxa" w:w="100"/>
+              <w:bottom w:type="dxa" w:w="52"/>
+              <w:right w:type="dxa" w:w="100"/>
+            </w:tcMar>
+            <w:vAlign w:val="center"/>
+          </w:tcPr>
+          <w:p>
+            <w:pPr>
+              <w:spacing w:after="0" w:line="240" w:lineRule="auto"/>
+              <w:jc w:val="center"/>
+            </w:pPr>
+            <w:r>
+              <w:rPr>
+                <w:rFonts w:ascii="Arial" w:cs="Arial" w:eastAsia="Arial" w:hAnsi="Arial"/>
+                <w:b w:val="false"/>
+                <w:bCs w:val="false"/>
+                <w:i w:val="false"/>
+                <w:iCs w:val="false"/>
+                <w:color w:val="2A2E38"/>
+                <w:sz w:val="17"/>
+                <w:szCs w:val="17"/>
+              </w:rPr>
+              <w:t xml:space="preserve">есть</w:t>
+            </w:r>
+          </w:p>
+        </w:tc>
+        <w:tc>
+          <w:tcPr>
+            <w:tcW w:type="dxa" w:w="1150"/>
+            <w:tcBorders>
+              <w:top w:val="single" w:color="D9D4CB" w:sz="4"/>
+              <w:left w:val="none" w:color="auto" w:sz="0"/>
+              <w:bottom w:val="single" w:color="D9D4CB" w:sz="4"/>
+              <w:right w:val="none" w:color="auto" w:sz="0"/>
+            </w:tcBorders>
+            <w:shd w:fill="FBFAF8" w:color="auto" w:val="clear"/>
+            <w:tcMar>
+              <w:top w:type="dxa" w:w="52"/>
+              <w:left w:type="dxa" w:w="100"/>
+              <w:bottom w:type="dxa" w:w="52"/>
+              <w:right w:type="dxa" w:w="100"/>
+            </w:tcMar>
+            <w:vAlign w:val="center"/>
+          </w:tcPr>
+          <w:p>
+            <w:pPr>
+              <w:spacing w:after="0" w:line="240" w:lineRule="auto"/>
+              <w:jc w:val="center"/>
+            </w:pPr>
+            <w:r>
+              <w:rPr>
+                <w:rFonts w:ascii="Arial" w:cs="Arial" w:eastAsia="Arial" w:hAnsi="Arial"/>
+                <w:b w:val="false"/>
+                <w:bCs w:val="false"/>
+                <w:i w:val="false"/>
+                <w:iCs w:val="false"/>
+                <w:color w:val="2A2E38"/>
+                <w:sz w:val="17"/>
+                <w:szCs w:val="17"/>
+              </w:rPr>
+              <w:t xml:space="preserve">на кровле</w:t>
+            </w:r>
+          </w:p>
+        </w:tc>
+        <w:tc>
+          <w:tcPr>
+            <w:tcW w:type="dxa" w:w="1108"/>
+            <w:tcBorders>
+              <w:top w:val="single" w:color="D9D4CB" w:sz="4"/>
+              <w:left w:val="none" w:color="auto" w:sz="0"/>
+              <w:bottom w:val="single" w:color="D9D4CB" w:sz="4"/>
+              <w:right w:val="none" w:color="auto" w:sz="0"/>
+            </w:tcBorders>
+            <w:shd w:fill="FBFAF8" w:color="auto" w:val="clear"/>
+            <w:tcMar>
+              <w:top w:type="dxa" w:w="52"/>
+              <w:left w:type="dxa" w:w="100"/>
+              <w:bottom w:type="dxa" w:w="52"/>
+              <w:right w:type="dxa" w:w="100"/>
+            </w:tcMar>
+            <w:vAlign w:val="center"/>
+          </w:tcPr>
+          <w:p>
+            <w:pPr>
+              <w:spacing w:after="0" w:line="240" w:lineRule="auto"/>
+              <w:jc w:val="center"/>
+            </w:pPr>
+            <w:r>
+              <w:rPr>
+                <w:rFonts w:ascii="Arial" w:cs="Arial" w:eastAsia="Arial" w:hAnsi="Arial"/>
+                <w:b w:val="false"/>
+                <w:bCs w:val="false"/>
+                <w:i w:val="false"/>
+                <w:iCs w:val="false"/>
+                <w:color w:val="2A2E38"/>
+                <w:sz w:val="17"/>
+                <w:szCs w:val="17"/>
+              </w:rPr>
+              <w:t xml:space="preserve">есть</w:t>
+            </w:r>
+          </w:p>
+        </w:tc>
+      </w:tr>
+      <w:tr>
+        <w:tc>
+          <w:tcPr>
+            <w:tcW w:type="dxa" w:w="2200"/>
+            <w:tcBorders>
+              <w:top w:val="single" w:color="D9D4CB" w:sz="4"/>
+              <w:left w:val="none" w:color="auto" w:sz="0"/>
+              <w:bottom w:val="single" w:color="D9D4CB" w:sz="4"/>
+              <w:right w:val="none" w:color="auto" w:sz="0"/>
+            </w:tcBorders>
+            <w:tcMar>
+              <w:top w:type="dxa" w:w="52"/>
+              <w:left w:type="dxa" w:w="100"/>
+              <w:bottom w:type="dxa" w:w="52"/>
+              <w:right w:type="dxa" w:w="100"/>
+            </w:tcMar>
+            <w:vAlign w:val="center"/>
+          </w:tcPr>
+          <w:p>
+            <w:pPr>
+              <w:spacing w:after="0" w:line="240" w:lineRule="auto"/>
+              <w:jc w:val="left"/>
+            </w:pPr>
+            <w:r>
+              <w:rPr>
+                <w:rFonts w:ascii="Arial" w:cs="Arial" w:eastAsia="Arial" w:hAnsi="Arial"/>
+                <w:b/>
+                <w:bCs/>
+                <w:i w:val="false"/>
+                <w:iCs w:val="false"/>
+                <w:color w:val="2A2E38"/>
+                <w:sz w:val="17"/>
+                <w:szCs w:val="17"/>
+              </w:rPr>
+              <w:t xml:space="preserve">Capital Towers</w:t>
+            </w:r>
+          </w:p>
+        </w:tc>
+        <w:tc>
+          <w:tcPr>
+            <w:tcW w:type="dxa" w:w="980"/>
+            <w:tcBorders>
+              <w:top w:val="single" w:color="D9D4CB" w:sz="4"/>
+              <w:left w:val="none" w:color="auto" w:sz="0"/>
+              <w:bottom w:val="single" w:color="D9D4CB" w:sz="4"/>
+              <w:right w:val="none" w:color="auto" w:sz="0"/>
+            </w:tcBorders>
+            <w:tcMar>
+              <w:top w:type="dxa" w:w="52"/>
+              <w:left w:type="dxa" w:w="100"/>
+              <w:bottom w:type="dxa" w:w="52"/>
+              <w:right w:type="dxa" w:w="100"/>
+            </w:tcMar>
+            <w:vAlign w:val="center"/>
+          </w:tcPr>
+          <w:p>
+            <w:pPr>
+              <w:spacing w:after="0" w:line="240" w:lineRule="auto"/>
+              <w:jc w:val="center"/>
+            </w:pPr>
+            <w:r>
+              <w:rPr>
+                <w:rFonts w:ascii="Arial" w:cs="Arial" w:eastAsia="Arial" w:hAnsi="Arial"/>
+                <w:b w:val="false"/>
+                <w:bCs w:val="false"/>
+                <w:i w:val="false"/>
+                <w:iCs w:val="false"/>
+                <w:color w:val="2A2E38"/>
+                <w:sz w:val="17"/>
+                <w:szCs w:val="17"/>
+              </w:rPr>
+              <w:t xml:space="preserve">есть</w:t>
+            </w:r>
+          </w:p>
+        </w:tc>
+        <w:tc>
+          <w:tcPr>
+            <w:tcW w:type="dxa" w:w="1030"/>
+            <w:tcBorders>
+              <w:top w:val="single" w:color="D9D4CB" w:sz="4"/>
+              <w:left w:val="none" w:color="auto" w:sz="0"/>
+              <w:bottom w:val="single" w:color="D9D4CB" w:sz="4"/>
+              <w:right w:val="none" w:color="auto" w:sz="0"/>
+            </w:tcBorders>
+            <w:tcMar>
+              <w:top w:type="dxa" w:w="52"/>
+              <w:left w:type="dxa" w:w="100"/>
+              <w:bottom w:type="dxa" w:w="52"/>
+              <w:right w:type="dxa" w:w="100"/>
+            </w:tcMar>
+            <w:vAlign w:val="center"/>
+          </w:tcPr>
+          <w:p>
+            <w:pPr>
+              <w:spacing w:after="0" w:line="240" w:lineRule="auto"/>
+              <w:jc w:val="center"/>
+            </w:pPr>
+            <w:r>
+              <w:rPr>
+                <w:rFonts w:ascii="Arial" w:cs="Arial" w:eastAsia="Arial" w:hAnsi="Arial"/>
+                <w:b w:val="false"/>
+                <w:bCs w:val="false"/>
+                <w:i w:val="false"/>
+                <w:iCs w:val="false"/>
+                <w:color w:val="2A2E38"/>
+                <w:sz w:val="17"/>
+                <w:szCs w:val="17"/>
+              </w:rPr>
+              <w:t xml:space="preserve">есть</w:t>
+            </w:r>
+          </w:p>
+        </w:tc>
+        <w:tc>
+          <w:tcPr>
+            <w:tcW w:type="dxa" w:w="980"/>
+            <w:tcBorders>
+              <w:top w:val="single" w:color="D9D4CB" w:sz="4"/>
+              <w:left w:val="none" w:color="auto" w:sz="0"/>
+              <w:bottom w:val="single" w:color="D9D4CB" w:sz="4"/>
+              <w:right w:val="none" w:color="auto" w:sz="0"/>
+            </w:tcBorders>
+            <w:tcMar>
+              <w:top w:type="dxa" w:w="52"/>
+              <w:left w:type="dxa" w:w="100"/>
+              <w:bottom w:type="dxa" w:w="52"/>
+              <w:right w:type="dxa" w:w="100"/>
+            </w:tcMar>
+            <w:vAlign w:val="center"/>
+          </w:tcPr>
+          <w:p>
+            <w:pPr>
+              <w:spacing w:after="0" w:line="240" w:lineRule="auto"/>
+              <w:jc w:val="center"/>
+            </w:pPr>
+            <w:r>
+              <w:rPr>
+                <w:rFonts w:ascii="Arial" w:cs="Arial" w:eastAsia="Arial" w:hAnsi="Arial"/>
+                <w:b w:val="false"/>
+                <w:bCs w:val="false"/>
+                <w:i w:val="false"/>
+                <w:iCs w:val="false"/>
+                <w:color w:val="2A2E38"/>
+                <w:sz w:val="17"/>
+                <w:szCs w:val="17"/>
+              </w:rPr>
+              <w:t xml:space="preserve">есть</w:t>
+            </w:r>
+          </w:p>
+        </w:tc>
+        <w:tc>
+          <w:tcPr>
+            <w:tcW w:type="dxa" w:w="1030"/>
+            <w:tcBorders>
+              <w:top w:val="single" w:color="D9D4CB" w:sz="4"/>
+              <w:left w:val="none" w:color="auto" w:sz="0"/>
+              <w:bottom w:val="single" w:color="D9D4CB" w:sz="4"/>
+              <w:right w:val="none" w:color="auto" w:sz="0"/>
+            </w:tcBorders>
+            <w:tcMar>
+              <w:top w:type="dxa" w:w="52"/>
+              <w:left w:type="dxa" w:w="100"/>
+              <w:bottom w:type="dxa" w:w="52"/>
+              <w:right w:type="dxa" w:w="100"/>
+            </w:tcMar>
+            <w:vAlign w:val="center"/>
+          </w:tcPr>
+          <w:p>
+            <w:pPr>
+              <w:spacing w:after="0" w:line="240" w:lineRule="auto"/>
+              <w:jc w:val="center"/>
+            </w:pPr>
+            <w:r>
+              <w:rPr>
+                <w:rFonts w:ascii="Arial" w:cs="Arial" w:eastAsia="Arial" w:hAnsi="Arial"/>
+                <w:b w:val="false"/>
+                <w:bCs w:val="false"/>
+                <w:i w:val="false"/>
+                <w:iCs w:val="false"/>
+                <w:color w:val="2A2E38"/>
+                <w:sz w:val="17"/>
+                <w:szCs w:val="17"/>
+              </w:rPr>
+              <w:t xml:space="preserve">есть</w:t>
+            </w:r>
+          </w:p>
+        </w:tc>
+        <w:tc>
+          <w:tcPr>
+            <w:tcW w:type="dxa" w:w="1160"/>
+            <w:tcBorders>
+              <w:top w:val="single" w:color="D9D4CB" w:sz="4"/>
+              <w:left w:val="none" w:color="auto" w:sz="0"/>
+              <w:bottom w:val="single" w:color="D9D4CB" w:sz="4"/>
+              <w:right w:val="none" w:color="auto" w:sz="0"/>
+            </w:tcBorders>
+            <w:tcMar>
+              <w:top w:type="dxa" w:w="52"/>
+              <w:left w:type="dxa" w:w="100"/>
+              <w:bottom w:type="dxa" w:w="52"/>
+              <w:right w:type="dxa" w:w="100"/>
+            </w:tcMar>
+            <w:vAlign w:val="center"/>
+          </w:tcPr>
+          <w:p>
+            <w:pPr>
+              <w:spacing w:after="0" w:line="240" w:lineRule="auto"/>
+              <w:jc w:val="center"/>
+            </w:pPr>
+            <w:r>
+              <w:rPr>
+                <w:rFonts w:ascii="Arial" w:cs="Arial" w:eastAsia="Arial" w:hAnsi="Arial"/>
+                <w:b w:val="false"/>
+                <w:bCs w:val="false"/>
+                <w:i w:val="false"/>
+                <w:iCs w:val="false"/>
+                <w:color w:val="2A2E38"/>
+                <w:sz w:val="17"/>
+                <w:szCs w:val="17"/>
+              </w:rPr>
+              <w:t xml:space="preserve">—</w:t>
+            </w:r>
+          </w:p>
+        </w:tc>
+        <w:tc>
+          <w:tcPr>
+            <w:tcW w:type="dxa" w:w="1150"/>
+            <w:tcBorders>
+              <w:top w:val="single" w:color="D9D4CB" w:sz="4"/>
+              <w:left w:val="none" w:color="auto" w:sz="0"/>
+              <w:bottom w:val="single" w:color="D9D4CB" w:sz="4"/>
+              <w:right w:val="none" w:color="auto" w:sz="0"/>
+            </w:tcBorders>
+            <w:tcMar>
+              <w:top w:type="dxa" w:w="52"/>
+              <w:left w:type="dxa" w:w="100"/>
+              <w:bottom w:type="dxa" w:w="52"/>
+              <w:right w:type="dxa" w:w="100"/>
+            </w:tcMar>
+            <w:vAlign w:val="center"/>
+          </w:tcPr>
+          <w:p>
+            <w:pPr>
+              <w:spacing w:after="0" w:line="240" w:lineRule="auto"/>
+              <w:jc w:val="center"/>
+            </w:pPr>
+            <w:r>
+              <w:rPr>
+                <w:rFonts w:ascii="Arial" w:cs="Arial" w:eastAsia="Arial" w:hAnsi="Arial"/>
+                <w:b w:val="false"/>
+                <w:bCs w:val="false"/>
+                <w:i w:val="false"/>
+                <w:iCs w:val="false"/>
+                <w:color w:val="2A2E38"/>
+                <w:sz w:val="17"/>
+                <w:szCs w:val="17"/>
+              </w:rPr>
+              <w:t xml:space="preserve">рядом</w:t>
+            </w:r>
+          </w:p>
+        </w:tc>
+        <w:tc>
+          <w:tcPr>
+            <w:tcW w:type="dxa" w:w="1108"/>
+            <w:tcBorders>
+              <w:top w:val="single" w:color="D9D4CB" w:sz="4"/>
+              <w:left w:val="none" w:color="auto" w:sz="0"/>
+              <w:bottom w:val="single" w:color="D9D4CB" w:sz="4"/>
+              <w:right w:val="none" w:color="auto" w:sz="0"/>
+            </w:tcBorders>
+            <w:tcMar>
+              <w:top w:type="dxa" w:w="52"/>
+              <w:left w:type="dxa" w:w="100"/>
+              <w:bottom w:type="dxa" w:w="52"/>
+              <w:right w:type="dxa" w:w="100"/>
+            </w:tcMar>
+            <w:vAlign w:val="center"/>
+          </w:tcPr>
+          <w:p>
+            <w:pPr>
+              <w:spacing w:after="0" w:line="240" w:lineRule="auto"/>
+              <w:jc w:val="center"/>
+            </w:pPr>
+            <w:r>
+              <w:rPr>
+                <w:rFonts w:ascii="Arial" w:cs="Arial" w:eastAsia="Arial" w:hAnsi="Arial"/>
+                <w:b w:val="false"/>
+                <w:bCs w:val="false"/>
+                <w:i w:val="false"/>
+                <w:iCs w:val="false"/>
+                <w:color w:val="2A2E38"/>
+                <w:sz w:val="17"/>
+                <w:szCs w:val="17"/>
+              </w:rPr>
+              <w:t xml:space="preserve">есть</w:t>
+            </w:r>
+          </w:p>
+        </w:tc>
+      </w:tr>
+      <w:tr>
+        <w:tc>
+          <w:tcPr>
+            <w:tcW w:type="dxa" w:w="2200"/>
+            <w:tcBorders>
+              <w:top w:val="single" w:color="D9D4CB" w:sz="4"/>
+              <w:left w:val="none" w:color="auto" w:sz="0"/>
+              <w:bottom w:val="single" w:color="D9D4CB" w:sz="4"/>
+              <w:right w:val="none" w:color="auto" w:sz="0"/>
+            </w:tcBorders>
+            <w:shd w:fill="FBFAF8" w:color="auto" w:val="clear"/>
+            <w:tcMar>
+              <w:top w:type="dxa" w:w="52"/>
+              <w:left w:type="dxa" w:w="100"/>
+              <w:bottom w:type="dxa" w:w="52"/>
+              <w:right w:type="dxa" w:w="100"/>
+            </w:tcMar>
+            <w:vAlign w:val="center"/>
+          </w:tcPr>
+          <w:p>
+            <w:pPr>
+              <w:spacing w:after="0" w:line="240" w:lineRule="auto"/>
+              <w:jc w:val="left"/>
+            </w:pPr>
+            <w:r>
+              <w:rPr>
+                <w:rFonts w:ascii="Arial" w:cs="Arial" w:eastAsia="Arial" w:hAnsi="Arial"/>
+                <w:b/>
+                <w:bCs/>
+                <w:i w:val="false"/>
+                <w:iCs w:val="false"/>
+                <w:color w:val="2A2E38"/>
+                <w:sz w:val="17"/>
+                <w:szCs w:val="17"/>
+              </w:rPr>
+              <w:t xml:space="preserve">Neva Towers*</w:t>
+            </w:r>
+          </w:p>
+        </w:tc>
+        <w:tc>
+          <w:tcPr>
+            <w:tcW w:type="dxa" w:w="980"/>
+            <w:tcBorders>
+              <w:top w:val="single" w:color="D9D4CB" w:sz="4"/>
+              <w:left w:val="none" w:color="auto" w:sz="0"/>
+              <w:bottom w:val="single" w:color="D9D4CB" w:sz="4"/>
+              <w:right w:val="none" w:color="auto" w:sz="0"/>
+            </w:tcBorders>
+            <w:shd w:fill="FBFAF8" w:color="auto" w:val="clear"/>
+            <w:tcMar>
+              <w:top w:type="dxa" w:w="52"/>
+              <w:left w:type="dxa" w:w="100"/>
+              <w:bottom w:type="dxa" w:w="52"/>
+              <w:right w:type="dxa" w:w="100"/>
+            </w:tcMar>
+            <w:vAlign w:val="center"/>
+          </w:tcPr>
+          <w:p>
+            <w:pPr>
+              <w:spacing w:after="0" w:line="240" w:lineRule="auto"/>
+              <w:jc w:val="center"/>
+            </w:pPr>
+            <w:r>
+              <w:rPr>
+                <w:rFonts w:ascii="Arial" w:cs="Arial" w:eastAsia="Arial" w:hAnsi="Arial"/>
+                <w:b w:val="false"/>
+                <w:bCs w:val="false"/>
+                <w:i w:val="false"/>
+                <w:iCs w:val="false"/>
+                <w:color w:val="2A2E38"/>
+                <w:sz w:val="17"/>
+                <w:szCs w:val="17"/>
+              </w:rPr>
+              <w:t xml:space="preserve">есть</w:t>
+            </w:r>
+          </w:p>
+        </w:tc>
+        <w:tc>
+          <w:tcPr>
+            <w:tcW w:type="dxa" w:w="1030"/>
+            <w:tcBorders>
+              <w:top w:val="single" w:color="D9D4CB" w:sz="4"/>
+              <w:left w:val="none" w:color="auto" w:sz="0"/>
+              <w:bottom w:val="single" w:color="D9D4CB" w:sz="4"/>
+              <w:right w:val="none" w:color="auto" w:sz="0"/>
+            </w:tcBorders>
+            <w:shd w:fill="FBFAF8" w:color="auto" w:val="clear"/>
+            <w:tcMar>
+              <w:top w:type="dxa" w:w="52"/>
+              <w:left w:type="dxa" w:w="100"/>
+              <w:bottom w:type="dxa" w:w="52"/>
+              <w:right w:type="dxa" w:w="100"/>
+            </w:tcMar>
+            <w:vAlign w:val="center"/>
+          </w:tcPr>
+          <w:p>
+            <w:pPr>
+              <w:spacing w:after="0" w:line="240" w:lineRule="auto"/>
+              <w:jc w:val="center"/>
+            </w:pPr>
+            <w:r>
+              <w:rPr>
+                <w:rFonts w:ascii="Arial" w:cs="Arial" w:eastAsia="Arial" w:hAnsi="Arial"/>
+                <w:b w:val="false"/>
+                <w:bCs w:val="false"/>
+                <w:i w:val="false"/>
+                <w:iCs w:val="false"/>
+                <w:color w:val="2A2E38"/>
+                <w:sz w:val="17"/>
+                <w:szCs w:val="17"/>
+              </w:rPr>
+              <w:t xml:space="preserve">есть</w:t>
+            </w:r>
+          </w:p>
+        </w:tc>
+        <w:tc>
+          <w:tcPr>
+            <w:tcW w:type="dxa" w:w="980"/>
+            <w:tcBorders>
+              <w:top w:val="single" w:color="D9D4CB" w:sz="4"/>
+              <w:left w:val="none" w:color="auto" w:sz="0"/>
+              <w:bottom w:val="single" w:color="D9D4CB" w:sz="4"/>
+              <w:right w:val="none" w:color="auto" w:sz="0"/>
+            </w:tcBorders>
+            <w:shd w:fill="FBFAF8" w:color="auto" w:val="clear"/>
+            <w:tcMar>
+              <w:top w:type="dxa" w:w="52"/>
+              <w:left w:type="dxa" w:w="100"/>
+              <w:bottom w:type="dxa" w:w="52"/>
+              <w:right w:type="dxa" w:w="100"/>
+            </w:tcMar>
+            <w:vAlign w:val="center"/>
+          </w:tcPr>
+          <w:p>
+            <w:pPr>
+              <w:spacing w:after="0" w:line="240" w:lineRule="auto"/>
+              <w:jc w:val="center"/>
+            </w:pPr>
+            <w:r>
+              <w:rPr>
+                <w:rFonts w:ascii="Arial" w:cs="Arial" w:eastAsia="Arial" w:hAnsi="Arial"/>
+                <w:b w:val="false"/>
+                <w:bCs w:val="false"/>
+                <w:i w:val="false"/>
+                <w:iCs w:val="false"/>
+                <w:color w:val="2A2E38"/>
+                <w:sz w:val="17"/>
+                <w:szCs w:val="17"/>
+              </w:rPr>
+              <w:t xml:space="preserve">есть</w:t>
+            </w:r>
+          </w:p>
+        </w:tc>
+        <w:tc>
+          <w:tcPr>
+            <w:tcW w:type="dxa" w:w="1030"/>
+            <w:tcBorders>
+              <w:top w:val="single" w:color="D9D4CB" w:sz="4"/>
+              <w:left w:val="none" w:color="auto" w:sz="0"/>
+              <w:bottom w:val="single" w:color="D9D4CB" w:sz="4"/>
+              <w:right w:val="none" w:color="auto" w:sz="0"/>
+            </w:tcBorders>
+            <w:shd w:fill="FBFAF8" w:color="auto" w:val="clear"/>
+            <w:tcMar>
+              <w:top w:type="dxa" w:w="52"/>
+              <w:left w:type="dxa" w:w="100"/>
+              <w:bottom w:type="dxa" w:w="52"/>
+              <w:right w:type="dxa" w:w="100"/>
+            </w:tcMar>
+            <w:vAlign w:val="center"/>
+          </w:tcPr>
+          <w:p>
+            <w:pPr>
+              <w:spacing w:after="0" w:line="240" w:lineRule="auto"/>
+              <w:jc w:val="center"/>
+            </w:pPr>
+            <w:r>
+              <w:rPr>
+                <w:rFonts w:ascii="Arial" w:cs="Arial" w:eastAsia="Arial" w:hAnsi="Arial"/>
+                <w:b w:val="false"/>
+                <w:bCs w:val="false"/>
+                <w:i w:val="false"/>
+                <w:iCs w:val="false"/>
+                <w:color w:val="2A2E38"/>
+                <w:sz w:val="17"/>
+                <w:szCs w:val="17"/>
+              </w:rPr>
+              <w:t xml:space="preserve">—</w:t>
+            </w:r>
+          </w:p>
+        </w:tc>
+        <w:tc>
+          <w:tcPr>
+            <w:tcW w:type="dxa" w:w="1160"/>
+            <w:tcBorders>
+              <w:top w:val="single" w:color="D9D4CB" w:sz="4"/>
+              <w:left w:val="none" w:color="auto" w:sz="0"/>
+              <w:bottom w:val="single" w:color="D9D4CB" w:sz="4"/>
+              <w:right w:val="none" w:color="auto" w:sz="0"/>
+            </w:tcBorders>
+            <w:shd w:fill="FBFAF8" w:color="auto" w:val="clear"/>
+            <w:tcMar>
+              <w:top w:type="dxa" w:w="52"/>
+              <w:left w:type="dxa" w:w="100"/>
+              <w:bottom w:type="dxa" w:w="52"/>
+              <w:right w:type="dxa" w:w="100"/>
+            </w:tcMar>
+            <w:vAlign w:val="center"/>
+          </w:tcPr>
+          <w:p>
+            <w:pPr>
+              <w:spacing w:after="0" w:line="240" w:lineRule="auto"/>
+              <w:jc w:val="center"/>
+            </w:pPr>
+            <w:r>
+              <w:rPr>
+                <w:rFonts w:ascii="Arial" w:cs="Arial" w:eastAsia="Arial" w:hAnsi="Arial"/>
+                <w:b w:val="false"/>
+                <w:bCs w:val="false"/>
+                <w:i w:val="false"/>
+                <w:iCs w:val="false"/>
+                <w:color w:val="2A2E38"/>
+                <w:sz w:val="17"/>
+                <w:szCs w:val="17"/>
+              </w:rPr>
+              <w:t xml:space="preserve">есть</w:t>
+            </w:r>
+          </w:p>
+        </w:tc>
+        <w:tc>
+          <w:tcPr>
+            <w:tcW w:type="dxa" w:w="1150"/>
+            <w:tcBorders>
+              <w:top w:val="single" w:color="D9D4CB" w:sz="4"/>
+              <w:left w:val="none" w:color="auto" w:sz="0"/>
+              <w:bottom w:val="single" w:color="D9D4CB" w:sz="4"/>
+              <w:right w:val="none" w:color="auto" w:sz="0"/>
+            </w:tcBorders>
+            <w:shd w:fill="FBFAF8" w:color="auto" w:val="clear"/>
+            <w:tcMar>
+              <w:top w:type="dxa" w:w="52"/>
+              <w:left w:type="dxa" w:w="100"/>
+              <w:bottom w:type="dxa" w:w="52"/>
+              <w:right w:type="dxa" w:w="100"/>
+            </w:tcMar>
+            <w:vAlign w:val="center"/>
+          </w:tcPr>
+          <w:p>
+            <w:pPr>
+              <w:spacing w:after="0" w:line="240" w:lineRule="auto"/>
+              <w:jc w:val="center"/>
+            </w:pPr>
+            <w:r>
+              <w:rPr>
+                <w:rFonts w:ascii="Arial" w:cs="Arial" w:eastAsia="Arial" w:hAnsi="Arial"/>
+                <w:b w:val="false"/>
+                <w:bCs w:val="false"/>
+                <w:i w:val="false"/>
+                <w:iCs w:val="false"/>
+                <w:color w:val="2A2E38"/>
+                <w:sz w:val="17"/>
+                <w:szCs w:val="17"/>
+              </w:rPr>
+              <w:t xml:space="preserve">на кровле</w:t>
+            </w:r>
+          </w:p>
+        </w:tc>
+        <w:tc>
+          <w:tcPr>
+            <w:tcW w:type="dxa" w:w="1108"/>
+            <w:tcBorders>
+              <w:top w:val="single" w:color="D9D4CB" w:sz="4"/>
+              <w:left w:val="none" w:color="auto" w:sz="0"/>
+              <w:bottom w:val="single" w:color="D9D4CB" w:sz="4"/>
+              <w:right w:val="none" w:color="auto" w:sz="0"/>
+            </w:tcBorders>
+            <w:shd w:fill="FBFAF8" w:color="auto" w:val="clear"/>
+            <w:tcMar>
+              <w:top w:type="dxa" w:w="52"/>
+              <w:left w:type="dxa" w:w="100"/>
+              <w:bottom w:type="dxa" w:w="52"/>
+              <w:right w:type="dxa" w:w="100"/>
+            </w:tcMar>
+            <w:vAlign w:val="center"/>
+          </w:tcPr>
+          <w:p>
+            <w:pPr>
+              <w:spacing w:after="0" w:line="240" w:lineRule="auto"/>
+              <w:jc w:val="center"/>
+            </w:pPr>
+            <w:r>
+              <w:rPr>
+                <w:rFonts w:ascii="Arial" w:cs="Arial" w:eastAsia="Arial" w:hAnsi="Arial"/>
+                <w:b w:val="false"/>
+                <w:bCs w:val="false"/>
+                <w:i w:val="false"/>
+                <w:iCs w:val="false"/>
+                <w:color w:val="2A2E38"/>
+                <w:sz w:val="17"/>
+                <w:szCs w:val="17"/>
+              </w:rPr>
+              <w:t xml:space="preserve">есть</w:t>
+            </w:r>
+          </w:p>
+        </w:tc>
+      </w:tr>
+    </w:tbl>
+    <w:p>
+      <w:pPr>
+        <w:spacing w:after="30"/>
+      </w:pPr>
+      <w:r>
+        <w:rPr>
+          <w:rFonts w:ascii="Arial" w:cs="Arial" w:eastAsia="Arial" w:hAnsi="Arial"/>
+          <w:b w:val="false"/>
+          <w:bCs w:val="false"/>
+          <w:i w:val="false"/>
+          <w:iCs w:val="false"/>
+          <w:color w:val="2A2E38"/>
+          <w:sz w:val="19"/>
+          <w:szCs w:val="19"/>
+        </w:rPr>
+        <w:t xml:space="preserve"/>
+      </w:r>
+    </w:p>
+    <w:p>
+      <w:pPr>
+        <w:spacing w:after="60" w:line="230" w:lineRule="auto"/>
+        <w:ind w:right="1560"/>
+      </w:pPr>
+      <w:r>
+        <w:rPr>
+          <w:rFonts w:ascii="Arial" w:cs="Arial" w:eastAsia="Arial" w:hAnsi="Arial"/>
+          <w:b w:val="false"/>
+          <w:bCs w:val="false"/>
+          <w:i w:val="false"/>
+          <w:iCs w:val="false"/>
+          <w:color w:val="70788A"/>
+          <w:sz w:val="15"/>
+          <w:szCs w:val="15"/>
+        </w:rPr>
+        <w:t xml:space="preserve">Прочерк означает, что сервис не заявлен в описании проекта, — сравниваются заявленные наборы, а не результат обхода домов. * Neva Towers — апартаменты. Источники: сайты застройщиков Capital Group, Vesper, «Сумма Элементов», официальный сайт клубного дома «Кутузовский XII», профильные порталы.</w:t>
+      </w:r>
+    </w:p>
+    <w:p>
+      <w:pPr>
+        <w:spacing w:after="110" w:before="170"/>
+      </w:pPr>
+      <w:r>
+        <w:rPr>
+          <w:rFonts w:ascii="Georgia" w:cs="Georgia" w:eastAsia="Georgia" w:hAnsi="Georgia"/>
+          <w:b/>
+          <w:bCs/>
+          <w:i w:val="false"/>
+          <w:iCs w:val="false"/>
+          <w:color w:val="1F2A44"/>
+          <w:sz w:val="24"/>
+          <w:szCs w:val="24"/>
+        </w:rPr>
+        <w:t xml:space="preserve">Что это значит для покупателя</w:t>
+      </w:r>
+    </w:p>
+    <w:p>
+      <w:pPr>
+        <w:spacing w:after="58" w:line="252" w:lineRule="auto"/>
+        <w:ind w:left="170" w:right="1560" w:hanging="170"/>
+      </w:pPr>
+      <w:r>
+        <w:rPr>
+          <w:rFonts w:ascii="Arial" w:cs="Arial" w:eastAsia="Arial" w:hAnsi="Arial"/>
+          <w:b/>
+          <w:bCs/>
+          <w:i w:val="false"/>
+          <w:iCs w:val="false"/>
+          <w:color w:val="A9762F"/>
+          <w:sz w:val="19"/>
+          <w:szCs w:val="19"/>
+        </w:rPr>
+        <w:t xml:space="preserve">—   </w:t>
+      </w:r>
+      <w:r>
+        <w:rPr>
+          <w:rFonts w:ascii="Arial" w:cs="Arial" w:eastAsia="Arial" w:hAnsi="Arial"/>
+          <w:b w:val="false"/>
+          <w:bCs w:val="false"/>
+          <w:i w:val="false"/>
+          <w:iCs w:val="false"/>
+          <w:color w:val="2A2E38"/>
+          <w:sz w:val="19"/>
+          <w:szCs w:val="19"/>
+        </w:rPr>
+        <w:t xml:space="preserve">Наш дом продаёт приватность, а не сервис. </w:t>
+      </w:r>
+      <w:r>
+        <w:rPr>
+          <w:rFonts w:ascii="Arial" w:cs="Arial" w:eastAsia="Arial" w:hAnsi="Arial"/>
+          <w:b/>
+          <w:bCs/>
+          <w:i w:val="false"/>
+          <w:iCs w:val="false"/>
+          <w:color w:val="2A2E38"/>
+          <w:sz w:val="19"/>
+          <w:szCs w:val="19"/>
+        </w:rPr>
+        <w:t xml:space="preserve">123 квартиры на 11 этажей, закрытый двор, сад на кровле паркинга, консьерж и охрана — и всё. Ни фитнеса, ни бассейна, ни СПА, ни детской комнаты, ни кладовых. По чек-листу «что я получаю за свои деньги» это самая бедная позиция в списке.</w:t>
+      </w:r>
+    </w:p>
+    <w:p>
+      <w:pPr>
+        <w:spacing w:after="58" w:line="252" w:lineRule="auto"/>
+        <w:ind w:left="170" w:right="1560" w:hanging="170"/>
+      </w:pPr>
+      <w:r>
+        <w:rPr>
+          <w:rFonts w:ascii="Arial" w:cs="Arial" w:eastAsia="Arial" w:hAnsi="Arial"/>
+          <w:b/>
+          <w:bCs/>
+          <w:i w:val="false"/>
+          <w:iCs w:val="false"/>
+          <w:color w:val="A9762F"/>
+          <w:sz w:val="19"/>
+          <w:szCs w:val="19"/>
+        </w:rPr>
+        <w:t xml:space="preserve">—   </w:t>
+      </w:r>
+      <w:r>
+        <w:rPr>
+          <w:rFonts w:ascii="Arial" w:cs="Arial" w:eastAsia="Arial" w:hAnsi="Arial"/>
+          <w:b w:val="false"/>
+          <w:bCs w:val="false"/>
+          <w:i w:val="false"/>
+          <w:iCs w:val="false"/>
+          <w:color w:val="2A2E38"/>
+          <w:sz w:val="19"/>
+          <w:szCs w:val="19"/>
+        </w:rPr>
+        <w:t xml:space="preserve">За те же 162 млн ₽ Capital Towers даёт фитнес с бассейном, частный детский сад, детский досуговый центр, прачечную и надземную галерею прямо в парк «Красная Пресня». Neva Towers — открытый панорамный бассейн на четвёртом этаже, СПА, хаммам, сквош и кинотеатр. Оба дома заселены и работают.</w:t>
+      </w:r>
+    </w:p>
+    <w:p>
+      <w:pPr>
+        <w:spacing w:after="58" w:line="252" w:lineRule="auto"/>
+        <w:ind w:left="170" w:right="1560" w:hanging="170"/>
+      </w:pPr>
+      <w:r>
+        <w:rPr>
+          <w:rFonts w:ascii="Arial" w:cs="Arial" w:eastAsia="Arial" w:hAnsi="Arial"/>
+          <w:b/>
+          <w:bCs/>
+          <w:i w:val="false"/>
+          <w:iCs w:val="false"/>
+          <w:color w:val="A9762F"/>
+          <w:sz w:val="19"/>
+          <w:szCs w:val="19"/>
+        </w:rPr>
+        <w:t xml:space="preserve">—   </w:t>
+      </w:r>
+      <w:r>
+        <w:rPr>
+          <w:rFonts w:ascii="Arial" w:cs="Arial" w:eastAsia="Arial" w:hAnsi="Arial"/>
+          <w:b w:val="false"/>
+          <w:bCs w:val="false"/>
+          <w:i w:val="false"/>
+          <w:iCs w:val="false"/>
+          <w:color w:val="2A2E38"/>
+          <w:sz w:val="19"/>
+          <w:szCs w:val="19"/>
+        </w:rPr>
+        <w:t xml:space="preserve">Единственный конкурент, который даёт и приватность, и сервис, — «Веспер Кутузовский»: </w:t>
+      </w:r>
+      <w:r>
+        <w:rPr>
+          <w:rFonts w:ascii="Arial" w:cs="Arial" w:eastAsia="Arial" w:hAnsi="Arial"/>
+          <w:b/>
+          <w:bCs/>
+          <w:i w:val="false"/>
+          <w:iCs w:val="false"/>
+          <w:color w:val="2A2E38"/>
+          <w:sz w:val="19"/>
+          <w:szCs w:val="19"/>
+        </w:rPr>
+        <w:t xml:space="preserve">7–18 этажей, собственный парк внутри квартала, клубная гостиная, фитнес, кабинет массажа, частный детский сад. Метр там 1 723 998 ₽ против наших 1 710 526 ₽ — практически та же цена. Разница только в сроке: ключи в 2028 году.</w:t>
+      </w:r>
+    </w:p>
+    <w:p>
+      <w:pPr>
+        <w:spacing w:after="58" w:line="252" w:lineRule="auto"/>
+        <w:ind w:left="170" w:right="1560" w:hanging="170"/>
+      </w:pPr>
+      <w:r>
+        <w:rPr>
+          <w:rFonts w:ascii="Arial" w:cs="Arial" w:eastAsia="Arial" w:hAnsi="Arial"/>
+          <w:b/>
+          <w:bCs/>
+          <w:i w:val="false"/>
+          <w:iCs w:val="false"/>
+          <w:color w:val="A9762F"/>
+          <w:sz w:val="19"/>
+          <w:szCs w:val="19"/>
+        </w:rPr>
+        <w:t xml:space="preserve">—   </w:t>
+      </w:r>
+      <w:r>
+        <w:rPr>
+          <w:rFonts w:ascii="Arial" w:cs="Arial" w:eastAsia="Arial" w:hAnsi="Arial"/>
+          <w:b w:val="false"/>
+          <w:bCs w:val="false"/>
+          <w:i w:val="false"/>
+          <w:iCs w:val="false"/>
+          <w:color w:val="2A2E38"/>
+          <w:sz w:val="19"/>
+          <w:szCs w:val="19"/>
+        </w:rPr>
+        <w:t xml:space="preserve">Сильные стороны нашего дома реальны, но их немного: клубный масштаб — 123 квартиры против 655 у «Веспера» и сотен в башнях; архитектура с пятидесятиметровыми хрустальными колоннами; паркинг на 125 мест при 123 квартирах; и главное — заехать можно сегодня, а не через два года.</w:t>
+      </w:r>
+    </w:p>
+    <w:p>
+      <w:pPr>
+        <w:spacing w:after="58" w:line="252" w:lineRule="auto"/>
+        <w:ind w:left="170" w:right="1560" w:hanging="170"/>
+      </w:pPr>
+      <w:r>
+        <w:rPr>
+          <w:rFonts w:ascii="Arial" w:cs="Arial" w:eastAsia="Arial" w:hAnsi="Arial"/>
+          <w:b/>
+          <w:bCs/>
+          <w:i w:val="false"/>
+          <w:iCs w:val="false"/>
+          <w:color w:val="A9762F"/>
+          <w:sz w:val="19"/>
+          <w:szCs w:val="19"/>
+        </w:rPr>
+        <w:t xml:space="preserve">—   </w:t>
+      </w:r>
+      <w:r>
+        <w:rPr>
+          <w:rFonts w:ascii="Arial" w:cs="Arial" w:eastAsia="Arial" w:hAnsi="Arial"/>
+          <w:b w:val="false"/>
+          <w:bCs w:val="false"/>
+          <w:i w:val="false"/>
+          <w:iCs w:val="false"/>
+          <w:color w:val="2A2E38"/>
+          <w:sz w:val="19"/>
+          <w:szCs w:val="19"/>
+        </w:rPr>
+        <w:t xml:space="preserve">Ни одна из этих сильных сторон не относится к сервису. Покупатель, для которого важны бассейн, СПА или детский сад, наш дом просто не рассматривает — независимо от цены. Покупатель, которому важна приватность, сравнивает нас с «Веспером» и видит там то же самое плюс парк и клубную инфраструктуру.</w:t>
       </w:r>
     </w:p>
     <w:p>
@@ -17876,7 +20937,52 @@
           <w:sz w:val="19"/>
           <w:szCs w:val="19"/>
         </w:rPr>
-        <w:t xml:space="preserve">Если цена остаётся 162,5 млн ₽, сделка упирается в один сценарий: покупатель, которому нужен именно этот дом, именно этот этаж и именно этот ремонт и который не рассматривает Москва-Сити. Такой покупатель существует, но ждать его придётся долго.</w:t>
+        <w:t xml:space="preserve">Инфраструктура — второй аргумент против цены. </w:t>
+      </w:r>
+      <w:r>
+        <w:rPr>
+          <w:rFonts w:ascii="Arial" w:cs="Arial" w:eastAsia="Arial" w:hAnsi="Arial"/>
+          <w:b w:val="false"/>
+          <w:bCs w:val="false"/>
+          <w:i w:val="false"/>
+          <w:iCs w:val="false"/>
+          <w:color w:val="2A2E38"/>
+          <w:sz w:val="19"/>
+          <w:szCs w:val="19"/>
+        </w:rPr>
+        <w:t xml:space="preserve">Дом просит цену «Веспера Кутузовского», не давая ни его парка, ни фитнеса, ни детского сада, и просит больше Capital Towers, где всё это работает с 2023 года. Наценка за клубный формат в цене уже сидит, но подкреплена только размером дома.</w:t>
+      </w:r>
+    </w:p>
+    <w:p>
+      <w:pPr>
+        <w:spacing w:after="58" w:line="252" w:lineRule="auto"/>
+        <w:ind w:left="170" w:right="1560" w:hanging="170"/>
+      </w:pPr>
+      <w:r>
+        <w:rPr>
+          <w:rFonts w:ascii="Arial" w:cs="Arial" w:eastAsia="Arial" w:hAnsi="Arial"/>
+          <w:b/>
+          <w:bCs/>
+          <w:i w:val="false"/>
+          <w:iCs w:val="false"/>
+          <w:color w:val="A9762F"/>
+          <w:sz w:val="19"/>
+          <w:szCs w:val="19"/>
+        </w:rPr>
+        <w:t xml:space="preserve">—   </w:t>
+      </w:r>
+      <w:r>
+        <w:rPr>
+          <w:rFonts w:ascii="Arial" w:cs="Arial" w:eastAsia="Arial" w:hAnsi="Arial"/>
+          <w:b w:val="false"/>
+          <w:bCs w:val="false"/>
+          <w:i w:val="false"/>
+          <w:iCs w:val="false"/>
+          <w:color w:val="2A2E38"/>
+          <w:sz w:val="19"/>
+          <w:szCs w:val="19"/>
+        </w:rPr>
+        <w:t xml:space="preserve">Если цена остаётся 162,5 млн ₽, сделка упирается в один сценарий: покупатель, которому нужен именно этот дом, именно этот этаж и именно этот ремонт, который ценит приватность выше сервиса и не рассматривает Москва-Сити. Такой покупатель существует, но ждать его придётся долго.</w:t>
       </w:r>
     </w:p>
     <w:p>
@@ -18033,7 +21139,7 @@
         </w:rPr>
         <w:t xml:space="preserve">Объявление по нашему лоту — </w:t>
       </w:r>
-      <w:hyperlink w:history="1" r:id="rIdw7vscezawforkcxsgo5r2">
+      <w:hyperlink w:history="1" r:id="rId20cwg7eigvpcu5m3lzktm">
         <w:r>
           <w:rPr>
             <w:rFonts w:ascii="Arial" w:cs="Arial" w:eastAsia="Arial" w:hAnsi="Arial"/>
@@ -18080,7 +21186,7 @@
         </w:rPr>
         <w:t xml:space="preserve">Фото ремонта и цены лотов Capital Towers, Neva Towers — Яндекс Недвижимость — </w:t>
       </w:r>
-      <w:hyperlink w:history="1" r:id="rIdnaaasozxcc_tgrhj7d9zz">
+      <w:hyperlink w:history="1" r:id="rIdbeomaq5nvjjuic3bkboyl">
         <w:r>
           <w:rPr>
             <w:rFonts w:ascii="Arial" w:cs="Arial" w:eastAsia="Arial" w:hAnsi="Arial"/>
@@ -18125,9 +21231,41 @@
           <w:sz w:val="16"/>
           <w:szCs w:val="16"/>
         </w:rPr>
+        <w:t xml:space="preserve">Инфраструктура проектов — сайты застройщиков: badaevsky.com, vespermoscow.com, capitaltowers.ru, dau-jk.ru, kutuzovskiy12.com</w:t>
+      </w:r>
+    </w:p>
+    <w:p>
+      <w:pPr>
+        <w:spacing w:after="70" w:line="230" w:lineRule="auto"/>
+        <w:ind w:left="170" w:right="1560" w:hanging="170"/>
+      </w:pPr>
+      <w:r>
+        <w:rPr>
+          <w:rFonts w:ascii="Arial" w:cs="Arial" w:eastAsia="Arial" w:hAnsi="Arial"/>
+          <w:b/>
+          <w:bCs/>
+          <w:i w:val="false"/>
+          <w:iCs w:val="false"/>
+          <w:color w:val="A9762F"/>
+          <w:sz w:val="19"/>
+          <w:szCs w:val="19"/>
+        </w:rPr>
+        <w:t xml:space="preserve">—   </w:t>
+      </w:r>
+      <w:r>
+        <w:rPr>
+          <w:rFonts w:ascii="Arial" w:cs="Arial" w:eastAsia="Arial" w:hAnsi="Arial"/>
+          <w:b w:val="false"/>
+          <w:bCs w:val="false"/>
+          <w:i w:val="false"/>
+          <w:iCs w:val="false"/>
+          <w:color w:val="70788A"/>
+          <w:sz w:val="16"/>
+          <w:szCs w:val="16"/>
+        </w:rPr>
         <w:t xml:space="preserve">Яндекс Карты — картографическая основа — </w:t>
       </w:r>
-      <w:hyperlink w:history="1" r:id="rIdvnhwtrootfpfcbg47mtoh">
+      <w:hyperlink w:history="1" r:id="rIdm6bz73fx6cjo4nu7p_fxy">
         <w:r>
           <w:rPr>
             <w:rFonts w:ascii="Arial" w:cs="Arial" w:eastAsia="Arial" w:hAnsi="Arial"/>
